--- a/communication/preprint/Hussey - 2026 - a critical reanalysis of Foody et al. 2013.docx
+++ b/communication/preprint/Hussey - 2026 - a critical reanalysis of Foody et al. 2013.docx
@@ -560,7 +560,7 @@
         <w:rPr>
           <w:lang w:val="en-US"/>
         </w:rPr>
-        <w:t xml:space="preserve">conducte </w:t>
+        <w:t xml:space="preserve">conduct </w:t>
       </w:r>
       <w:r>
         <w:rPr>
@@ -709,7 +709,21 @@
         <w:rPr>
           <w:lang w:val="en-US"/>
         </w:rPr>
-        <w:t>A long-standing debate within the literature on Acceptance and Commitment Therapy (REF) is whether or not ACT’s model of therapeutic change is or is not linked to the more basic science of learning and behavioral processes, specifically relational responding, described by Relational Frame Theory (REF</w:t>
+        <w:t xml:space="preserve">A long-standing debate within the literature on Acceptance and Commitment Therapy (REF) is </w:t>
+      </w:r>
+      <w:proofErr w:type="gramStart"/>
+      <w:r>
+        <w:rPr>
+          <w:lang w:val="en-US"/>
+        </w:rPr>
+        <w:t>whether or not</w:t>
+      </w:r>
+      <w:proofErr w:type="gramEnd"/>
+      <w:r>
+        <w:rPr>
+          <w:lang w:val="en-US"/>
+        </w:rPr>
+        <w:t xml:space="preserve"> ACT’s model of therapeutic change is or is not linked to the more basic science of learning and behavioral processes, specifically relational responding, described by Relational Frame Theory (REF</w:t>
       </w:r>
       <w:r>
         <w:rPr>
@@ -1669,7 +1683,21 @@
         <w:rPr>
           <w:lang w:val="en-US"/>
         </w:rPr>
-        <w:t xml:space="preserve">Again, this takes the conclusions of Foody et al. (2013) at face value without interrogating the strength of the evidence it actually provides for the claim. </w:t>
+        <w:t xml:space="preserve">Again, this takes the conclusions of Foody et al. (2013) at face value without interrogating the strength of the evidence it </w:t>
+      </w:r>
+      <w:proofErr w:type="gramStart"/>
+      <w:r>
+        <w:rPr>
+          <w:lang w:val="en-US"/>
+        </w:rPr>
+        <w:t>actually provides</w:t>
+      </w:r>
+      <w:proofErr w:type="gramEnd"/>
+      <w:r>
+        <w:rPr>
+          <w:lang w:val="en-US"/>
+        </w:rPr>
+        <w:t xml:space="preserve"> for the claim. </w:t>
       </w:r>
       <w:r>
         <w:rPr>
@@ -1971,7 +1999,23 @@
           <w:rStyle w:val="citation"/>
           <w:lang w:val="en-US"/>
         </w:rPr>
-        <w:t xml:space="preserve">by Pendrous et al. </w:t>
+        <w:t xml:space="preserve">by </w:t>
+      </w:r>
+      <w:proofErr w:type="spellStart"/>
+      <w:r>
+        <w:rPr>
+          <w:rStyle w:val="citation"/>
+          <w:lang w:val="en-US"/>
+        </w:rPr>
+        <w:t>Pendrous</w:t>
+      </w:r>
+      <w:proofErr w:type="spellEnd"/>
+      <w:r>
+        <w:rPr>
+          <w:rStyle w:val="citation"/>
+          <w:lang w:val="en-US"/>
+        </w:rPr>
+        <w:t xml:space="preserve"> et al. </w:t>
       </w:r>
       <w:r>
         <w:rPr>
@@ -3272,7 +3316,25 @@
           <w:iCs/>
           <w:lang w:val="en-US"/>
         </w:rPr>
-        <w:t>“the research was a replication … except that we were able to use less intensive interventions with our non-clinical sample”</w:t>
+        <w:t xml:space="preserve">“the research was a replication … except that we were able to use </w:t>
+      </w:r>
+      <w:proofErr w:type="gramStart"/>
+      <w:r>
+        <w:rPr>
+          <w:i/>
+          <w:iCs/>
+          <w:lang w:val="en-US"/>
+        </w:rPr>
+        <w:t>less</w:t>
+      </w:r>
+      <w:proofErr w:type="gramEnd"/>
+      <w:r>
+        <w:rPr>
+          <w:i/>
+          <w:iCs/>
+          <w:lang w:val="en-US"/>
+        </w:rPr>
+        <w:t xml:space="preserve"> intensive interventions with our non-clinical sample”</w:t>
       </w:r>
       <w:r>
         <w:rPr>
@@ -4406,13 +4468,35 @@
         <w:rPr>
           <w:lang w:val="en-US"/>
         </w:rPr>
-        <w:t xml:space="preserve"> effects, and mood tends to return to baseline levels within a very short period of time. As such, </w:t>
-      </w:r>
-      <w:r>
-        <w:rPr>
-          <w:lang w:val="en-US"/>
-        </w:rPr>
-        <w:t xml:space="preserve">in order to be able to differentiate between any change in mood due to the intervention vs. due to natural improvement over time, a negative control </w:t>
+        <w:t xml:space="preserve"> effects, and mood tends to return to baseline levels within a very short </w:t>
+      </w:r>
+      <w:proofErr w:type="gramStart"/>
+      <w:r>
+        <w:rPr>
+          <w:lang w:val="en-US"/>
+        </w:rPr>
+        <w:t>period of time</w:t>
+      </w:r>
+      <w:proofErr w:type="gramEnd"/>
+      <w:r>
+        <w:rPr>
+          <w:lang w:val="en-US"/>
+        </w:rPr>
+        <w:t xml:space="preserve">. As such, </w:t>
+      </w:r>
+      <w:proofErr w:type="gramStart"/>
+      <w:r>
+        <w:rPr>
+          <w:lang w:val="en-US"/>
+        </w:rPr>
+        <w:t>in order to</w:t>
+      </w:r>
+      <w:proofErr w:type="gramEnd"/>
+      <w:r>
+        <w:rPr>
+          <w:lang w:val="en-US"/>
+        </w:rPr>
+        <w:t xml:space="preserve"> be able to differentiate between any change in mood due to the intervention vs. due to natural improvement over time, a negative control </w:t>
       </w:r>
       <w:r>
         <w:rPr>
@@ -4889,7 +4973,21 @@
         <w:rPr>
           <w:lang w:val="en-US"/>
         </w:rPr>
-        <w:t xml:space="preserve">did not include any such control condition where no intervention was provided, and did not discuss the highly plausible possibility that any reductions in distress after intervention were merely due to spontaneous recovery rather than due to their intervention. At the same time, it is plausible that Foody and colleagues were aware of this </w:t>
+        <w:t xml:space="preserve">did not include any such control condition where no intervention was </w:t>
+      </w:r>
+      <w:proofErr w:type="gramStart"/>
+      <w:r>
+        <w:rPr>
+          <w:lang w:val="en-US"/>
+        </w:rPr>
+        <w:t>provided, and</w:t>
+      </w:r>
+      <w:proofErr w:type="gramEnd"/>
+      <w:r>
+        <w:rPr>
+          <w:lang w:val="en-US"/>
+        </w:rPr>
+        <w:t xml:space="preserve"> did not discuss the highly plausible possibility that any reductions in distress after intervention were merely due to spontaneous recovery rather than due to their intervention. At the same time, it is plausible that Foody and colleagues were aware of this </w:t>
       </w:r>
       <w:r>
         <w:rPr>
@@ -5351,7 +5449,23 @@
           <w:rStyle w:val="highlight"/>
           <w:lang w:val="en-US"/>
         </w:rPr>
-        <w:t>hypothesis is accepted on the basis of one or more positive results among multiple tests</w:t>
+        <w:t xml:space="preserve">hypothesis is accepted </w:t>
+      </w:r>
+      <w:proofErr w:type="gramStart"/>
+      <w:r>
+        <w:rPr>
+          <w:rStyle w:val="highlight"/>
+          <w:lang w:val="en-US"/>
+        </w:rPr>
+        <w:t>on the basis of</w:t>
+      </w:r>
+      <w:proofErr w:type="gramEnd"/>
+      <w:r>
+        <w:rPr>
+          <w:rStyle w:val="highlight"/>
+          <w:lang w:val="en-US"/>
+        </w:rPr>
+        <w:t xml:space="preserve"> one or more positive results among multiple tests</w:t>
       </w:r>
       <w:r>
         <w:rPr>
@@ -5532,7 +5646,23 @@
           <w:rStyle w:val="highlight"/>
           <w:lang w:val="en-US"/>
         </w:rPr>
-        <w:t xml:space="preserve">If one is willing to accept the alternative hypothesis on the basis of </w:t>
+        <w:t xml:space="preserve">If one is willing to accept the alternative hypothesis </w:t>
+      </w:r>
+      <w:proofErr w:type="gramStart"/>
+      <w:r>
+        <w:rPr>
+          <w:rStyle w:val="highlight"/>
+          <w:lang w:val="en-US"/>
+        </w:rPr>
+        <w:t>on the basis of</w:t>
+      </w:r>
+      <w:proofErr w:type="gramEnd"/>
+      <w:r>
+        <w:rPr>
+          <w:rStyle w:val="highlight"/>
+          <w:lang w:val="en-US"/>
+        </w:rPr>
+        <w:t xml:space="preserve"> </w:t>
       </w:r>
       <w:r>
         <w:rPr>
@@ -5622,7 +5752,23 @@
         <w:rPr>
           <w:lang w:val="en-US"/>
         </w:rPr>
-        <w:t xml:space="preserve">implemented using R’s p.adjust function) </w:t>
+        <w:t xml:space="preserve">implemented using R’s </w:t>
+      </w:r>
+      <w:proofErr w:type="spellStart"/>
+      <w:proofErr w:type="gramStart"/>
+      <w:r>
+        <w:rPr>
+          <w:lang w:val="en-US"/>
+        </w:rPr>
+        <w:t>p.adjust</w:t>
+      </w:r>
+      <w:proofErr w:type="spellEnd"/>
+      <w:proofErr w:type="gramEnd"/>
+      <w:r>
+        <w:rPr>
+          <w:lang w:val="en-US"/>
+        </w:rPr>
+        <w:t xml:space="preserve"> function) </w:t>
       </w:r>
       <w:r>
         <w:rPr>
@@ -5630,11 +5776,19 @@
         </w:rPr>
         <w:t xml:space="preserve">to Foody et al.’s (2013) interaction effects </w:t>
       </w:r>
-      <w:r>
-        <w:rPr>
-          <w:lang w:val="en-US"/>
-        </w:rPr>
-        <w:t xml:space="preserve">produces three non-significant adjusted </w:t>
+      <w:proofErr w:type="gramStart"/>
+      <w:r>
+        <w:rPr>
+          <w:lang w:val="en-US"/>
+        </w:rPr>
+        <w:t>produces</w:t>
+      </w:r>
+      <w:proofErr w:type="gramEnd"/>
+      <w:r>
+        <w:rPr>
+          <w:lang w:val="en-US"/>
+        </w:rPr>
+        <w:t xml:space="preserve"> three non-significant adjusted </w:t>
       </w:r>
       <w:r>
         <w:rPr>
@@ -5650,6 +5804,7 @@
         </w:rPr>
         <w:t xml:space="preserve"> values (i.e., discomfort: </w:t>
       </w:r>
+      <w:proofErr w:type="spellStart"/>
       <w:r>
         <w:rPr>
           <w:i/>
@@ -5665,12 +5820,14 @@
         </w:rPr>
         <w:t>adj</w:t>
       </w:r>
+      <w:proofErr w:type="spellEnd"/>
       <w:r>
         <w:rPr>
           <w:lang w:val="en-US"/>
         </w:rPr>
         <w:t xml:space="preserve"> = .66, anxiety: </w:t>
       </w:r>
+      <w:proofErr w:type="spellStart"/>
       <w:r>
         <w:rPr>
           <w:i/>
@@ -5686,12 +5843,14 @@
         </w:rPr>
         <w:t>adj</w:t>
       </w:r>
+      <w:proofErr w:type="spellEnd"/>
       <w:r>
         <w:rPr>
           <w:lang w:val="en-US"/>
         </w:rPr>
         <w:t xml:space="preserve"> = .66, stress: </w:t>
       </w:r>
+      <w:proofErr w:type="spellStart"/>
       <w:r>
         <w:rPr>
           <w:i/>
@@ -5707,6 +5866,7 @@
         </w:rPr>
         <w:t>adj</w:t>
       </w:r>
+      <w:proofErr w:type="spellEnd"/>
       <w:r>
         <w:rPr>
           <w:lang w:val="en-US"/>
@@ -5785,11 +5945,19 @@
           <w:lang w:val="en-US"/>
         </w:rPr>
       </w:pPr>
-      <w:r>
-        <w:rPr>
-          <w:lang w:val="en-US"/>
-        </w:rPr>
-        <w:t xml:space="preserve">In order to support their claim, an elaborated or alternative analytic strategy would be needed. For example, post hoc contrasts could have been used to test for differences in means between the groups at each time points; or to differences in means at the post-intervention time point could have simply been assessed </w:t>
+      <w:proofErr w:type="gramStart"/>
+      <w:r>
+        <w:rPr>
+          <w:lang w:val="en-US"/>
+        </w:rPr>
+        <w:t>In order to</w:t>
+      </w:r>
+      <w:proofErr w:type="gramEnd"/>
+      <w:r>
+        <w:rPr>
+          <w:lang w:val="en-US"/>
+        </w:rPr>
+        <w:t xml:space="preserve"> support their claim, an elaborated or alternative analytic strategy would be needed. For example, post hoc contrasts could have been used to test for differences in means between the groups at each time points; or to differences in means at the post-intervention time point could have simply been assessed </w:t>
       </w:r>
       <w:r>
         <w:rPr>
@@ -6461,17 +6629,33 @@
         </w:rPr>
         <w:t>; “</w:t>
       </w:r>
-      <w:r>
-        <w:rPr>
-          <w:lang w:val="en-US"/>
-        </w:rPr>
-        <w:t>self distinction (N =12); self hierarchy (N =12</w:t>
-      </w:r>
-      <w:r>
-        <w:rPr>
-          <w:lang w:val="en-US"/>
-        </w:rPr>
-        <w:t>)</w:t>
+      <w:proofErr w:type="spellStart"/>
+      <w:r>
+        <w:rPr>
+          <w:lang w:val="en-US"/>
+        </w:rPr>
+        <w:t>self distinction</w:t>
+      </w:r>
+      <w:proofErr w:type="spellEnd"/>
+      <w:r>
+        <w:rPr>
+          <w:lang w:val="en-US"/>
+        </w:rPr>
+        <w:t xml:space="preserve"> (N =12); </w:t>
+      </w:r>
+      <w:proofErr w:type="spellStart"/>
+      <w:r>
+        <w:rPr>
+          <w:lang w:val="en-US"/>
+        </w:rPr>
+        <w:t>self hierarchy</w:t>
+      </w:r>
+      <w:proofErr w:type="spellEnd"/>
+      <w:r>
+        <w:rPr>
+          <w:lang w:val="en-US"/>
+        </w:rPr>
+        <w:t xml:space="preserve"> (N =12)</w:t>
       </w:r>
       <w:r>
         <w:rPr>
@@ -6647,7 +6831,21 @@
         <w:rPr>
           <w:lang w:val="en-US"/>
         </w:rPr>
-        <w:t xml:space="preserve"> using WebPlotDigitizer </w:t>
+        <w:t xml:space="preserve"> using </w:t>
+      </w:r>
+      <w:proofErr w:type="spellStart"/>
+      <w:r>
+        <w:rPr>
+          <w:lang w:val="en-US"/>
+        </w:rPr>
+        <w:t>WebPlotDigitizer</w:t>
+      </w:r>
+      <w:proofErr w:type="spellEnd"/>
+      <w:r>
+        <w:rPr>
+          <w:lang w:val="en-US"/>
+        </w:rPr>
+        <w:t xml:space="preserve"> </w:t>
       </w:r>
       <w:r>
         <w:rPr>
@@ -6794,6 +6992,7 @@
         </w:rPr>
         <w:t xml:space="preserve"> method for the </w:t>
       </w:r>
+      <w:proofErr w:type="spellStart"/>
       <w:r>
         <w:rPr>
           <w:lang w:val="en-US"/>
@@ -6806,6 +7005,7 @@
         </w:rPr>
         <w:t>analyses</w:t>
       </w:r>
+      <w:proofErr w:type="spellEnd"/>
       <w:r>
         <w:rPr>
           <w:lang w:val="en-US"/>
@@ -7037,11 +7237,19 @@
           <w:lang w:val="en-US"/>
         </w:rPr>
       </w:pPr>
-      <w:r>
-        <w:rPr>
-          <w:lang w:val="en-US"/>
-        </w:rPr>
-        <w:t xml:space="preserve">In order to compare differences between the distinction and hierarchy conditions at the post-intervention time point, while also acknowledging that there may be legitimate analytic </w:t>
+      <w:proofErr w:type="gramStart"/>
+      <w:r>
+        <w:rPr>
+          <w:lang w:val="en-US"/>
+        </w:rPr>
+        <w:t>In order to</w:t>
+      </w:r>
+      <w:proofErr w:type="gramEnd"/>
+      <w:r>
+        <w:rPr>
+          <w:lang w:val="en-US"/>
+        </w:rPr>
+        <w:t xml:space="preserve"> compare differences between the distinction and hierarchy conditions at the post-intervention time point, while also acknowledging that there may be legitimate analytic </w:t>
       </w:r>
     </w:p>
     <w:p>
@@ -7188,7 +7396,21 @@
         <w:rPr>
           <w:lang w:val="en-US"/>
         </w:rPr>
-        <w:t xml:space="preserve">), and degrees of freedom (df) using the below equations. </w:t>
+        <w:t>), and degrees of freedom (</w:t>
+      </w:r>
+      <w:proofErr w:type="spellStart"/>
+      <w:r>
+        <w:rPr>
+          <w:lang w:val="en-US"/>
+        </w:rPr>
+        <w:t>df</w:t>
+      </w:r>
+      <w:proofErr w:type="spellEnd"/>
+      <w:r>
+        <w:rPr>
+          <w:lang w:val="en-US"/>
+        </w:rPr>
+        <w:t xml:space="preserve">) using the below equations. </w:t>
       </w:r>
     </w:p>
     <w:p>
@@ -8421,7 +8643,21 @@
         <w:rPr>
           <w:lang w:val="en-US"/>
         </w:rPr>
-        <w:t xml:space="preserve"> and df) and Bonferroni-corrected </w:t>
+        <w:t xml:space="preserve"> and </w:t>
+      </w:r>
+      <w:proofErr w:type="spellStart"/>
+      <w:r>
+        <w:rPr>
+          <w:lang w:val="en-US"/>
+        </w:rPr>
+        <w:t>df</w:t>
+      </w:r>
+      <w:proofErr w:type="spellEnd"/>
+      <w:r>
+        <w:rPr>
+          <w:lang w:val="en-US"/>
+        </w:rPr>
+        <w:t xml:space="preserve">) and Bonferroni-corrected </w:t>
       </w:r>
       <w:r>
         <w:rPr>
@@ -8522,7 +8758,21 @@
         <w:rPr>
           <w:lang w:val="en-US"/>
         </w:rPr>
-        <w:t xml:space="preserve">As discussed previously, Foody et al. (2013) make claims in their abstract and discussion regarding the superiority of the hierarchical intervention over the distinction intervention with regard to decreasing “distress” </w:t>
+        <w:t xml:space="preserve">As discussed previously, Foody et al. (2013) make claims in their abstract and discussion regarding the superiority of the hierarchical intervention over the distinction intervention </w:t>
+      </w:r>
+      <w:proofErr w:type="gramStart"/>
+      <w:r>
+        <w:rPr>
+          <w:lang w:val="en-US"/>
+        </w:rPr>
+        <w:t>with regard to</w:t>
+      </w:r>
+      <w:proofErr w:type="gramEnd"/>
+      <w:r>
+        <w:rPr>
+          <w:lang w:val="en-US"/>
+        </w:rPr>
+        <w:t xml:space="preserve"> decreasing “distress” </w:t>
       </w:r>
       <w:r>
         <w:rPr>
@@ -8620,7 +8870,21 @@
         <w:rPr>
           <w:lang w:val="en-US"/>
         </w:rPr>
-        <w:t xml:space="preserve">avoid any potential issues with regard to how to interpret </w:t>
+        <w:t xml:space="preserve">avoid any potential issues </w:t>
+      </w:r>
+      <w:proofErr w:type="gramStart"/>
+      <w:r>
+        <w:rPr>
+          <w:lang w:val="en-US"/>
+        </w:rPr>
+        <w:t>with regard to</w:t>
+      </w:r>
+      <w:proofErr w:type="gramEnd"/>
+      <w:r>
+        <w:rPr>
+          <w:lang w:val="en-US"/>
+        </w:rPr>
+        <w:t xml:space="preserve"> how to interpret </w:t>
       </w:r>
       <w:r>
         <w:rPr>
@@ -8632,7 +8896,21 @@
         <w:rPr>
           <w:lang w:val="en-US"/>
         </w:rPr>
-        <w:t xml:space="preserve">between outcome measures, as observed in Foody et al. (2013), where significant results were found for only one of three outcome measures (“stress”) but the authors made more conclusions about “distress”. </w:t>
+        <w:t>between outcome measures, as observed in Foody et al. (2013), where significant results were found for only one of three outcome measures (“stress”</w:t>
+      </w:r>
+      <w:proofErr w:type="gramStart"/>
+      <w:r>
+        <w:rPr>
+          <w:lang w:val="en-US"/>
+        </w:rPr>
+        <w:t>)</w:t>
+      </w:r>
+      <w:proofErr w:type="gramEnd"/>
+      <w:r>
+        <w:rPr>
+          <w:lang w:val="en-US"/>
+        </w:rPr>
+        <w:t xml:space="preserve"> but the authors made more conclusions about “distress”. </w:t>
       </w:r>
       <w:r>
         <w:rPr>
@@ -8951,7 +9229,21 @@
         <w:rPr>
           <w:lang w:val="en-US"/>
         </w:rPr>
-        <w:t>Note that because the pooled effect size provides a single test of the hypothesis, no Bonferroni-adjusted version of the Confidence Intervals was corrected. All four outcome measures (anxiety, discomfort, stress, and the pooled outcome measure) were employed in the multiverse analysis in order to attempt to understand the robustness of conclusions to the choice of outcome measure.</w:t>
+        <w:t xml:space="preserve">Note that because the pooled effect size provides a single test of the hypothesis, no Bonferroni-adjusted version of the Confidence Intervals was corrected. All four outcome measures (anxiety, discomfort, stress, and the pooled outcome measure) were employed in the multiverse analysis </w:t>
+      </w:r>
+      <w:proofErr w:type="gramStart"/>
+      <w:r>
+        <w:rPr>
+          <w:lang w:val="en-US"/>
+        </w:rPr>
+        <w:t>in order to</w:t>
+      </w:r>
+      <w:proofErr w:type="gramEnd"/>
+      <w:r>
+        <w:rPr>
+          <w:lang w:val="en-US"/>
+        </w:rPr>
+        <w:t xml:space="preserve"> attempt to understand the robustness of conclusions to the choice of outcome measure.</w:t>
       </w:r>
     </w:p>
     <w:p>
@@ -9281,7 +9573,23 @@
           <w:iCs/>
           <w:lang w:val="en-US"/>
         </w:rPr>
-        <w:t>(corrected for baseline scores) were entered into the multiverse analysis in order to assess the robustness of conclusions to this analytic choice</w:t>
+        <w:t xml:space="preserve">(corrected for baseline scores) were entered into the multiverse analysis </w:t>
+      </w:r>
+      <w:proofErr w:type="gramStart"/>
+      <w:r>
+        <w:rPr>
+          <w:iCs/>
+          <w:lang w:val="en-US"/>
+        </w:rPr>
+        <w:t>in order to</w:t>
+      </w:r>
+      <w:proofErr w:type="gramEnd"/>
+      <w:r>
+        <w:rPr>
+          <w:iCs/>
+          <w:lang w:val="en-US"/>
+        </w:rPr>
+        <w:t xml:space="preserve"> assess the robustness of conclusions to this analytic choice</w:t>
       </w:r>
       <w:r>
         <w:rPr>
@@ -9839,6 +10147,7 @@
         </w:rPr>
         <w:t xml:space="preserve">critiques and </w:t>
       </w:r>
+      <w:proofErr w:type="spellStart"/>
       <w:r>
         <w:rPr>
           <w:lang w:val="en-US"/>
@@ -9849,7 +10158,14 @@
         <w:rPr>
           <w:lang w:val="en-US"/>
         </w:rPr>
-        <w:t xml:space="preserve">es </w:t>
+        <w:t>es</w:t>
+      </w:r>
+      <w:proofErr w:type="spellEnd"/>
+      <w:r>
+        <w:rPr>
+          <w:lang w:val="en-US"/>
+        </w:rPr>
+        <w:t xml:space="preserve"> </w:t>
       </w:r>
       <w:r>
         <w:rPr>
@@ -9972,7 +10288,14 @@
         <w:rPr>
           <w:lang w:val="en-US"/>
         </w:rPr>
-        <w:t xml:space="preserve">hical relations with mental content produces superior therapeutic outcomes </w:t>
+        <w:t xml:space="preserve">hical relations with mental content produces superior therapeutic </w:t>
+      </w:r>
+      <w:proofErr w:type="gramStart"/>
+      <w:r>
+        <w:rPr>
+          <w:lang w:val="en-US"/>
+        </w:rPr>
+        <w:t xml:space="preserve">outcomes </w:t>
       </w:r>
       <w:r>
         <w:rPr>
@@ -9984,7 +10307,14 @@
         <w:rPr>
           <w:lang w:val="en-US"/>
         </w:rPr>
-        <w:t xml:space="preserve">to </w:t>
+        <w:t>to</w:t>
+      </w:r>
+      <w:proofErr w:type="gramEnd"/>
+      <w:r>
+        <w:rPr>
+          <w:lang w:val="en-US"/>
+        </w:rPr>
+        <w:t xml:space="preserve"> </w:t>
       </w:r>
       <w:r>
         <w:rPr>
@@ -10002,7 +10332,21 @@
         <w:rPr>
           <w:lang w:val="en-US"/>
         </w:rPr>
-        <w:t xml:space="preserve"> therefore </w:t>
+        <w:t xml:space="preserve"> </w:t>
+      </w:r>
+      <w:proofErr w:type="gramStart"/>
+      <w:r>
+        <w:rPr>
+          <w:lang w:val="en-US"/>
+        </w:rPr>
+        <w:t>therefore</w:t>
+      </w:r>
+      <w:proofErr w:type="gramEnd"/>
+      <w:r>
+        <w:rPr>
+          <w:lang w:val="en-US"/>
+        </w:rPr>
+        <w:t xml:space="preserve"> </w:t>
       </w:r>
       <w:r>
         <w:rPr>
@@ -10157,7 +10501,21 @@
         <w:rPr>
           <w:lang w:val="en-US"/>
         </w:rPr>
-        <w:t xml:space="preserve"> should give us pause for thought. Some may be quick to suggest that this is a single unfortunate example. It may be worth recalling that similar appeals to exceptionalism were made early in the replication crisis, and yet the problems kept spreading to new areas of work people previously argued to be unaffected. We must be careful to avoid hubris here too, and instead be open to the possibility that many areas of our work are built on extremely shaky foundations. </w:t>
+        <w:t xml:space="preserve"> should give us pause for thought. Some may be quick to suggest that this is a single unfortunate example. It may be worth recalling that similar appeals to exceptionalism were made early in the replication crisis, and yet the problems kept spreading to new areas of work people previously argued to be unaffected. We must be careful to avoid hubris here </w:t>
+      </w:r>
+      <w:proofErr w:type="gramStart"/>
+      <w:r>
+        <w:rPr>
+          <w:lang w:val="en-US"/>
+        </w:rPr>
+        <w:t>too, and</w:t>
+      </w:r>
+      <w:proofErr w:type="gramEnd"/>
+      <w:r>
+        <w:rPr>
+          <w:lang w:val="en-US"/>
+        </w:rPr>
+        <w:t xml:space="preserve"> instead be open to the possibility that many areas of our work are built on extremely shaky foundations. </w:t>
       </w:r>
     </w:p>
     <w:p>
@@ -12688,6 +13046,7 @@
   <w:style w:type="character" w:default="1" w:styleId="DefaultParagraphFont">
     <w:name w:val="Default Paragraph Font"/>
     <w:uiPriority w:val="1"/>
+    <w:semiHidden/>
     <w:unhideWhenUsed/>
   </w:style>
   <w:style w:type="table" w:default="1" w:styleId="TableNormal">

--- a/communication/preprint/Hussey - 2026 - a critical reanalysis of Foody et al. 2013.docx
+++ b/communication/preprint/Hussey - 2026 - a critical reanalysis of Foody et al. 2013.docx
@@ -709,27 +709,81 @@
         <w:rPr>
           <w:lang w:val="en-US"/>
         </w:rPr>
-        <w:t xml:space="preserve">A long-standing debate within the literature on Acceptance and Commitment Therapy (REF) is </w:t>
-      </w:r>
-      <w:proofErr w:type="gramStart"/>
-      <w:r>
-        <w:rPr>
-          <w:lang w:val="en-US"/>
-        </w:rPr>
-        <w:t>whether or not</w:t>
-      </w:r>
-      <w:proofErr w:type="gramEnd"/>
-      <w:r>
-        <w:rPr>
-          <w:lang w:val="en-US"/>
-        </w:rPr>
-        <w:t xml:space="preserve"> ACT’s model of therapeutic change is or is not linked to the more basic science of learning and behavioral processes, specifically relational responding, described by Relational Frame Theory (REF</w:t>
-      </w:r>
-      <w:r>
-        <w:rPr>
-          <w:lang w:val="en-US"/>
-        </w:rPr>
-        <w:t xml:space="preserve">). </w:t>
+        <w:t xml:space="preserve">A long-standing debate within the literature on Acceptance and Commitment Therapy </w:t>
+      </w:r>
+      <w:r>
+        <w:rPr>
+          <w:lang w:val="en-US"/>
+        </w:rPr>
+        <w:fldChar w:fldCharType="begin"/>
+      </w:r>
+      <w:r>
+        <w:rPr>
+          <w:lang w:val="en-US"/>
+        </w:rPr>
+        <w:instrText xml:space="preserve"> ADDIN ZOTERO_ITEM CSL_CITATION {"citationID":"2dGs8WzI","properties":{"formattedCitation":"(Hayes et al., 1999)","plainCitation":"(Hayes et al., 1999)","noteIndex":0},"citationItems":[{"id":1816,"uris":["http://zotero.org/users/1687755/items/RW6HQ5RW"],"itemData":{"id":1816,"type":"book","abstract":"The prevailing view among therapists as well as clients is that a more vital life can be attained by overcoming negative thoughts and feelings. Yet despite efforts to achieve this goal, many individuals continue to suffer with behavior disorders, adjustment difficulties, and low life satisfaction. Acceptance and Commitment Therapy (ACT) is a unique psychotherapeutic approach that addresses this issue by altering the very ground on which rational change strategies rest. Within a coherent theoretical and philosophical framework, ACT illuminates the ways clients understand and perpetuate their difficulties through language. The book shows how interventions based on metaphor, paradox, and experiential exercises can enable clients to break free of language traps and make contact with thoughts, feelings, memories, and physical sensations that have been feared and avoided. Detailed guidelines are presented for helping clients recontextualize and accept these private events, develop greater clarity about personal values, and commit to needed behavior change. Providing in one volume a scientifically sound theory of psychopathology and a practical treatment model, and illustrated by a wealth of clinical examples, this is an important resource for practitioners and students in the full range of behavioral health care fields.","ISBN":"978-1-57230-481-9","language":"en","number-of-pages":"324","publisher":"Guilford Press","source":"Google Books","title":"Acceptance and Commitment Therapy: An experiential approach to behavior change","title-short":"Acceptance and Commitment Therapy","author":[{"family":"Hayes","given":"Steven C."},{"family":"Strosahl","given":"Kirk"},{"family":"Wilson","given":"Kelly G."}],"issued":{"date-parts":[["1999"]]}}}],"schema":"https://github.com/citation-style-language/schema/raw/master/csl-citation.json"} </w:instrText>
+      </w:r>
+      <w:r>
+        <w:rPr>
+          <w:lang w:val="en-US"/>
+        </w:rPr>
+        <w:fldChar w:fldCharType="separate"/>
+      </w:r>
+      <w:r>
+        <w:rPr>
+          <w:noProof/>
+          <w:lang w:val="en-US"/>
+        </w:rPr>
+        <w:t>(Hayes et al., 1999)</w:t>
+      </w:r>
+      <w:r>
+        <w:rPr>
+          <w:lang w:val="en-US"/>
+        </w:rPr>
+        <w:fldChar w:fldCharType="end"/>
+      </w:r>
+      <w:r>
+        <w:rPr>
+          <w:lang w:val="en-US"/>
+        </w:rPr>
+        <w:t xml:space="preserve"> is whether or not ACT’s model of therapeutic change is or is not linked to the more basic science of learning and behavioral processes, specifically relational responding, described by Relational Frame Theory </w:t>
+      </w:r>
+      <w:r>
+        <w:rPr>
+          <w:lang w:val="en-US"/>
+        </w:rPr>
+        <w:fldChar w:fldCharType="begin"/>
+      </w:r>
+      <w:r>
+        <w:rPr>
+          <w:lang w:val="en-US"/>
+        </w:rPr>
+        <w:instrText xml:space="preserve"> ADDIN ZOTERO_ITEM CSL_CITATION {"citationID":"HslUZC8K","properties":{"formattedCitation":"(Hayes et al., 2001)","plainCitation":"(Hayes et al., 2001)","noteIndex":0},"citationItems":[{"id":1834,"uris":["http://zotero.org/users/1687755/items/97BA6F6P"],"itemData":{"id":1834,"type":"book","event-place":"New York","publisher":"Kluwer Academic/Plenum Press","publisher-place":"New York","title":"Relational frame theory: A post-Skinnerian account of human language and cognition","title-short":"Relational frame theory","author":[{"family":"Hayes","given":"Steven C."},{"family":"Barnes-Holmes","given":"Dermot"},{"family":"Roche","given":"Bryan"}],"issued":{"date-parts":[["2001"]]}}}],"schema":"https://github.com/citation-style-language/schema/raw/master/csl-citation.json"} </w:instrText>
+      </w:r>
+      <w:r>
+        <w:rPr>
+          <w:lang w:val="en-US"/>
+        </w:rPr>
+        <w:fldChar w:fldCharType="separate"/>
+      </w:r>
+      <w:r>
+        <w:rPr>
+          <w:noProof/>
+          <w:lang w:val="en-US"/>
+        </w:rPr>
+        <w:t>(Hayes et al., 2001)</w:t>
+      </w:r>
+      <w:r>
+        <w:rPr>
+          <w:lang w:val="en-US"/>
+        </w:rPr>
+        <w:fldChar w:fldCharType="end"/>
+      </w:r>
+      <w:r>
+        <w:rPr>
+          <w:lang w:val="en-US"/>
+        </w:rPr>
+        <w:t xml:space="preserve">. </w:t>
       </w:r>
       <w:r>
         <w:rPr>
@@ -783,7 +837,19 @@
         <w:rPr>
           <w:lang w:val="en-US"/>
         </w:rPr>
-        <w:t xml:space="preserve"> adapted two different ultra-brief therapeutic interventions designed to decrease distress from Luciano et al. (2011). Briefly, these defined the distinction condition, in which participants were instructed to attempt to see their thoughts and feelings as distinct from their sense of self (i.e., you are not your thoughts), versus the hierarchy condition, in which participants were instructed to attempt to see their thoughts and feelings as contained by an overarching self of self (i.e., you contain your thoughts). </w:t>
+        <w:t xml:space="preserve"> adapted two different ultra-brief therapeutic interventions designed to decrease distress from Luciano et al. (2011). Briefly, these defined the distinction condition, in which participants were instructed to attempt to see their thoughts and feelings as distinct from their sense of self (i.e., you are not your thoughts), versus the hierarchy condition, in which participants were instructed to attempt to see their thoughts and feelings as contained by an overarching </w:t>
+      </w:r>
+      <w:r>
+        <w:rPr>
+          <w:lang w:val="en-US"/>
+        </w:rPr>
+        <w:t>sense</w:t>
+      </w:r>
+      <w:r>
+        <w:rPr>
+          <w:lang w:val="en-US"/>
+        </w:rPr>
+        <w:t xml:space="preserve"> of self (i.e., you contain your thoughts). </w:t>
       </w:r>
     </w:p>
     <w:p>
@@ -1901,14 +1967,35 @@
           <w:rStyle w:val="citation"/>
           <w:lang w:val="en-US"/>
         </w:rPr>
-        <w:t xml:space="preserve"> cites both Foody et al. (2013) and Foody et al. (2015) as an illustrative example of the link between RFT and ACT. However, they do not </w:t>
+        <w:t xml:space="preserve"> cites both Foody et al. (2013) and Foody et al. (2015) as an illustrative example of the link between RFT and ACT. However, they </w:t>
       </w:r>
       <w:r>
         <w:rPr>
           <w:rStyle w:val="citation"/>
           <w:lang w:val="en-US"/>
         </w:rPr>
-        <w:t xml:space="preserve">either interrogate the strength of the evidence or </w:t>
+        <w:t>n</w:t>
+      </w:r>
+      <w:r>
+        <w:rPr>
+          <w:rStyle w:val="citation"/>
+          <w:lang w:val="en-US"/>
+        </w:rPr>
+        <w:t xml:space="preserve">either interrogate the strength of the evidence </w:t>
+      </w:r>
+      <w:r>
+        <w:rPr>
+          <w:rStyle w:val="citation"/>
+          <w:lang w:val="en-US"/>
+        </w:rPr>
+        <w:t>n</w:t>
+      </w:r>
+      <w:r>
+        <w:rPr>
+          <w:rStyle w:val="citation"/>
+          <w:lang w:val="en-US"/>
+        </w:rPr>
+        <w:t xml:space="preserve">or </w:t>
       </w:r>
       <w:r>
         <w:rPr>
@@ -2258,7 +2345,44 @@
         <w:rPr>
           <w:lang w:val="en-US"/>
         </w:rPr>
-        <w:t xml:space="preserve"> Unfortunately, recent research has demonstrated that such inaccurate and biased citations are surprisingly common in the psychology literature, with roughly 9% of all citations checked grossly misrepresenting the original work (REF). </w:t>
+        <w:t xml:space="preserve"> Unfortunately, recent research has demonstrated that such inaccurate and biased citations are surprisingly common in the psychology literature, with roughly 9% of all citations checked grossly misrepresenting the original work </w:t>
+      </w:r>
+      <w:r>
+        <w:rPr>
+          <w:lang w:val="en-US"/>
+        </w:rPr>
+        <w:fldChar w:fldCharType="begin"/>
+      </w:r>
+      <w:r>
+        <w:rPr>
+          <w:lang w:val="en-US"/>
+        </w:rPr>
+        <w:instrText xml:space="preserve"> ADDIN ZOTERO_ITEM CSL_CITATION {"citationID":"ECPDYpdq","properties":{"formattedCitation":"(Cobb et al., 2023)","plainCitation":"(Cobb et al., 2023)","noteIndex":0},"citationItems":[{"id":132,"uris":["http://zotero.org/users/1687755/items/Q7RGQKFV"],"itemData":{"id":132,"type":"article-journal","abstract":"Scholarly citation represents one of the most common and essential elements of psychological science, from publishing research, to writing grant proposals, to presenting research at academic conferences. However, when authors mischaracterize prior research findings in their studies, such instances of miscitation call into question the reliability and credibility of scholarship within psychological science and can harm theory development, evidence-based practices, knowledge growth, and public trust in psychology as a legitimate science. Despite these implications, almost no research has considered the prevalence of miscitation in the psychological literature. In the largest study to date, we compared the accuracy of 3,347 citing claims to original findings across 89 articles in eight of top psychology journals. Results indicated that, although most (81.2%) citations were accurate, roughly 19% of citing claims either failed to include important nuances of results (9.3%) or completely mischaracterized findings from prior research altogether (9.5%). Moreover, the degree of miscitation did not depend on the number of authors on an article or the seniority of the first authors. Overall, results indicate that approximately one in every 10 citations completely mischaracterizes prior research in leading psychology journals. We offer five recommendations to help authors ensure that they cite prior research accurately. (PsycInfo Database Record (c) 2023 APA, all rights reserved)","container-title":"American Psychologist","DOI":"10.1037/amp0001138","ISSN":"1935-990X","note":"publisher-place: US\npublisher: American Psychological Association","page":"No Pagination Specified-No Pagination Specified","source":"APA PsycNet","title":"The problem of miscitation in psychological science: Righting the ship","title-short":"The problem of miscitation in psychological science","author":[{"family":"Cobb","given":"Cory L."},{"family":"Crumly","given":"Brianna"},{"family":"Montero-Zamora","given":"Pablo"},{"family":"Schwartz","given":"Seth J."},{"family":"Martínez Jr.","given":"Charles R."}],"issued":{"date-parts":[["2023"]]}}}],"schema":"https://github.com/citation-style-language/schema/raw/master/csl-citation.json"} </w:instrText>
+      </w:r>
+      <w:r>
+        <w:rPr>
+          <w:lang w:val="en-US"/>
+        </w:rPr>
+        <w:fldChar w:fldCharType="separate"/>
+      </w:r>
+      <w:r>
+        <w:rPr>
+          <w:noProof/>
+          <w:lang w:val="en-US"/>
+        </w:rPr>
+        <w:t>(Cobb et al., 2023)</w:t>
+      </w:r>
+      <w:r>
+        <w:rPr>
+          <w:lang w:val="en-US"/>
+        </w:rPr>
+        <w:fldChar w:fldCharType="end"/>
+      </w:r>
+      <w:r>
+        <w:rPr>
+          <w:lang w:val="en-US"/>
+        </w:rPr>
+        <w:t xml:space="preserve">. </w:t>
       </w:r>
     </w:p>
     <w:p>
@@ -2662,7 +2786,19 @@
         <w:rPr>
           <w:lang w:val="en-US"/>
         </w:rPr>
-        <w:t xml:space="preserve">required participant to indicated </w:t>
+        <w:t>required participant</w:t>
+      </w:r>
+      <w:r>
+        <w:rPr>
+          <w:lang w:val="en-US"/>
+        </w:rPr>
+        <w:t>s</w:t>
+      </w:r>
+      <w:r>
+        <w:rPr>
+          <w:lang w:val="en-US"/>
+        </w:rPr>
+        <w:t xml:space="preserve"> to indicated </w:t>
       </w:r>
       <w:r>
         <w:rPr>
@@ -2889,13 +3025,19 @@
         <w:rPr>
           <w:lang w:val="en-US"/>
         </w:rPr>
-        <w:t>as</w:t>
+        <w:t>is</w:t>
       </w:r>
       <w:r>
         <w:rPr>
           <w:lang w:val="en-US"/>
         </w:rPr>
         <w:t xml:space="preserve"> more effective than the “distinction self as context” intervention</w:t>
+      </w:r>
+      <w:r>
+        <w:rPr>
+          <w:lang w:val="en-US"/>
+        </w:rPr>
+        <w:t xml:space="preserve"> at reducing distress</w:t>
       </w:r>
       <w:r>
         <w:rPr>
@@ -3122,11 +3264,14 @@
         <w:t xml:space="preserve"> </w:t>
       </w:r>
       <w:r>
+        <w:t xml:space="preserve">This implies that all three outcomes </w:t>
+      </w:r>
+      <w:r>
         <w:rPr>
           <w:rStyle w:val="citation"/>
           <w:lang w:val="en-US"/>
         </w:rPr>
-        <w:t>I understand this last quote as stating that all three outcomes showed descriptive differences in the expected direction, although only stress was statistically significant.</w:t>
+        <w:t>showed descriptive differences in the expected direction, although only stress was statistically significant.</w:t>
       </w:r>
     </w:p>
     <w:p>
@@ -3358,7 +3503,19 @@
         <w:rPr>
           <w:lang w:val="en-US"/>
         </w:rPr>
-        <w:t xml:space="preserve">but were not acknowledged in Foody et al. (2013), including the sample, design, number of follow up period, outcome measures, and analytic strategy </w:t>
+        <w:t>but were not acknowledged in Foody et al. (2013), including the sample, design, number of follow up period</w:t>
+      </w:r>
+      <w:r>
+        <w:rPr>
+          <w:lang w:val="en-US"/>
+        </w:rPr>
+        <w:t>s</w:t>
+      </w:r>
+      <w:r>
+        <w:rPr>
+          <w:lang w:val="en-US"/>
+        </w:rPr>
+        <w:t xml:space="preserve">, outcome measures, and analytic strategy </w:t>
       </w:r>
       <w:r>
         <w:rPr>
@@ -4338,7 +4495,19 @@
         <w:rPr>
           <w:lang w:val="en-US"/>
         </w:rPr>
-        <w:t>). However, neither study’s method section includes any reference to a car accident. The distress induction procedure in both is stated to be requiring the participant to write out a negative self-referential thought. One possibility is that text from a different study was erroneously copied into the wrong manuscripts. For example, a previous publication by Foody et al. (2012) compare</w:t>
+        <w:t>). However, neither study’s method section includes any reference to a car accident. The distress induction procedure in both is stated to be requiring the participant to write out a negative self-referential thought. One possibility is that text from a different study was erroneously cop</w:t>
+      </w:r>
+      <w:r>
+        <w:rPr>
+          <w:lang w:val="en-US"/>
+        </w:rPr>
+        <w:t>y-pasted</w:t>
+      </w:r>
+      <w:r>
+        <w:rPr>
+          <w:lang w:val="en-US"/>
+        </w:rPr>
+        <w:t xml:space="preserve"> into the wrong manuscripts. For example, a previous publication by Foody et al. (2012) compare</w:t>
       </w:r>
       <w:r>
         <w:rPr>
@@ -4368,7 +4537,33 @@
         <w:rPr>
           <w:lang w:val="en-US"/>
         </w:rPr>
-        <w:t xml:space="preserve">Another possibility is that the induction did not occur as stated in the texts. </w:t>
+        <w:t>Another possibility is that the induction did not occur as stated in the texts</w:t>
+      </w:r>
+      <w:r>
+        <w:rPr>
+          <w:lang w:val="en-US"/>
+        </w:rPr>
+        <w:t xml:space="preserve"> of Foody et al. (2013, 2015</w:t>
+      </w:r>
+      <w:proofErr w:type="gramStart"/>
+      <w:r>
+        <w:rPr>
+          <w:lang w:val="en-US"/>
+        </w:rPr>
+        <w:t>), and</w:t>
+      </w:r>
+      <w:proofErr w:type="gramEnd"/>
+      <w:r>
+        <w:rPr>
+          <w:lang w:val="en-US"/>
+        </w:rPr>
+        <w:t xml:space="preserve"> did in fact use the car crash induction from Foody et al. (2012)</w:t>
+      </w:r>
+      <w:r>
+        <w:rPr>
+          <w:lang w:val="en-US"/>
+        </w:rPr>
+        <w:t xml:space="preserve">. </w:t>
       </w:r>
       <w:r>
         <w:rPr>
@@ -4438,7 +4633,19 @@
         <w:rPr>
           <w:lang w:val="en-US"/>
         </w:rPr>
-        <w:t xml:space="preserve">Control conditions are of course needed to determine casualty within an experimental approach. </w:t>
+        <w:t xml:space="preserve">Control conditions are of course needed to determine </w:t>
+      </w:r>
+      <w:r>
+        <w:rPr>
+          <w:lang w:val="en-US"/>
+        </w:rPr>
+        <w:t>causality</w:t>
+      </w:r>
+      <w:r>
+        <w:rPr>
+          <w:lang w:val="en-US"/>
+        </w:rPr>
+        <w:t xml:space="preserve"> within an experimental approach. </w:t>
       </w:r>
       <w:r>
         <w:rPr>
@@ -4496,13 +4703,13 @@
         <w:rPr>
           <w:lang w:val="en-US"/>
         </w:rPr>
-        <w:t xml:space="preserve"> be able to differentiate between any change in mood due to the intervention vs. due to natural improvement over time, a negative control </w:t>
-      </w:r>
-      <w:r>
-        <w:rPr>
-          <w:lang w:val="en-US"/>
-        </w:rPr>
-        <w:t xml:space="preserve">condition is needed (i.e., where participants are given no intervention). </w:t>
+        <w:t xml:space="preserve"> be able to differentiate between any change in mood due to the intervention vs. due to </w:t>
+      </w:r>
+      <w:r>
+        <w:rPr>
+          <w:lang w:val="en-US"/>
+        </w:rPr>
+        <w:t xml:space="preserve">natural improvement over time, a negative control condition is needed (i.e., where participants are given no intervention). </w:t>
       </w:r>
     </w:p>
     <w:p>
@@ -4598,7 +4805,19 @@
         <w:rPr>
           <w:lang w:val="en-US"/>
         </w:rPr>
-        <w:t xml:space="preserve">This is not case of “hindsight is 20/20” or a post hoc call </w:t>
+        <w:t xml:space="preserve">This is not </w:t>
+      </w:r>
+      <w:r>
+        <w:rPr>
+          <w:lang w:val="en-US"/>
+        </w:rPr>
+        <w:t xml:space="preserve">a </w:t>
+      </w:r>
+      <w:r>
+        <w:rPr>
+          <w:lang w:val="en-US"/>
+        </w:rPr>
+        <w:t xml:space="preserve">case of “hindsight is 20/20” or a post hoc call </w:t>
       </w:r>
       <w:r>
         <w:rPr>
@@ -4808,20 +5027,20 @@
         <w:rPr>
           <w:lang w:val="en-US"/>
         </w:rPr>
-        <w:t>(two minutes) in the absence of any intervention</w:t>
-      </w:r>
-      <w:r>
-        <w:rPr>
-          <w:lang w:val="en-US"/>
-        </w:rPr>
-        <w:t xml:space="preserve"> (Rachman et al., </w:t>
+        <w:t xml:space="preserve">(two minutes) </w:t>
       </w:r>
       <w:r>
         <w:rPr>
           <w:lang w:val="en-US"/>
         </w:rPr>
         <w:lastRenderedPageBreak/>
-        <w:t xml:space="preserve">1996: Hedges’ </w:t>
+        <w:t>in the absence of any intervention</w:t>
+      </w:r>
+      <w:r>
+        <w:rPr>
+          <w:lang w:val="en-US"/>
+        </w:rPr>
+        <w:t xml:space="preserve"> (Rachman et al., 1996: Hedges’ </w:t>
       </w:r>
       <m:oMath>
         <m:sSub>
@@ -4937,13 +5156,93 @@
         <w:rPr>
           <w:lang w:val="en-US"/>
         </w:rPr>
-        <w:t>across timepoints can be seen</w:t>
-      </w:r>
-      <w:r>
-        <w:rPr>
-          <w:lang w:val="en-US"/>
-        </w:rPr>
-        <w:t>: a baseline participants demonstrate low anxiety, at postinduction it is higher, and at post</w:t>
+        <w:t xml:space="preserve">across timepoints can be </w:t>
+      </w:r>
+      <w:proofErr w:type="gramStart"/>
+      <w:r>
+        <w:rPr>
+          <w:lang w:val="en-US"/>
+        </w:rPr>
+        <w:t>seen</w:t>
+      </w:r>
+      <w:r>
+        <w:rPr>
+          <w:lang w:val="en-US"/>
+        </w:rPr>
+        <w:t>:</w:t>
+      </w:r>
+      <w:proofErr w:type="gramEnd"/>
+      <w:r>
+        <w:rPr>
+          <w:lang w:val="en-US"/>
+        </w:rPr>
+        <w:t xml:space="preserve"> participants demonstrate low anxiety</w:t>
+      </w:r>
+      <w:r>
+        <w:rPr>
+          <w:lang w:val="en-US"/>
+        </w:rPr>
+        <w:t xml:space="preserve"> </w:t>
+      </w:r>
+      <w:r>
+        <w:rPr>
+          <w:lang w:val="en-US"/>
+        </w:rPr>
+        <w:t>a</w:t>
+      </w:r>
+      <w:r>
+        <w:rPr>
+          <w:lang w:val="en-US"/>
+        </w:rPr>
+        <w:t>t</w:t>
+      </w:r>
+      <w:r>
+        <w:rPr>
+          <w:lang w:val="en-US"/>
+        </w:rPr>
+        <w:t xml:space="preserve"> baseline</w:t>
+      </w:r>
+      <w:r>
+        <w:rPr>
+          <w:lang w:val="en-US"/>
+        </w:rPr>
+        <w:t>;</w:t>
+      </w:r>
+      <w:r>
+        <w:rPr>
+          <w:lang w:val="en-US"/>
+        </w:rPr>
+        <w:t xml:space="preserve"> </w:t>
+      </w:r>
+      <w:r>
+        <w:rPr>
+          <w:lang w:val="en-US"/>
+        </w:rPr>
+        <w:t>anxiety was</w:t>
+      </w:r>
+      <w:r>
+        <w:rPr>
+          <w:lang w:val="en-US"/>
+        </w:rPr>
+        <w:t xml:space="preserve"> higher</w:t>
+      </w:r>
+      <w:r>
+        <w:rPr>
+          <w:lang w:val="en-US"/>
+        </w:rPr>
+        <w:t xml:space="preserve"> </w:t>
+      </w:r>
+      <w:r>
+        <w:rPr>
+          <w:lang w:val="en-US"/>
+        </w:rPr>
+        <w:t>at postinduction</w:t>
+      </w:r>
+      <w:r>
+        <w:rPr>
+          <w:lang w:val="en-US"/>
+        </w:rPr>
+        <w:t>, and at post</w:t>
       </w:r>
       <w:r>
         <w:rPr>
@@ -5442,14 +5741,14 @@
           <w:rStyle w:val="highlight"/>
           <w:lang w:val="en-US"/>
         </w:rPr>
-        <w:t xml:space="preserve">Foody et al. (2013) therefore make a disjoint claim, where the alternative </w:t>
+        <w:t xml:space="preserve">Foody et al. (2013) </w:t>
       </w:r>
       <w:r>
         <w:rPr>
           <w:rStyle w:val="highlight"/>
           <w:lang w:val="en-US"/>
         </w:rPr>
-        <w:t xml:space="preserve">hypothesis is accepted </w:t>
+        <w:t xml:space="preserve">therefore make a disjoint claim, where the alternative hypothesis is accepted </w:t>
       </w:r>
       <w:proofErr w:type="gramStart"/>
       <w:r>
@@ -5957,14 +6256,14 @@
         <w:rPr>
           <w:lang w:val="en-US"/>
         </w:rPr>
-        <w:t xml:space="preserve"> support their claim, an elaborated or alternative analytic strategy would be needed. For example, post hoc contrasts could have been used to test for differences in means between the groups at each time points; or to differences in means at the post-intervention time point could have simply been assessed </w:t>
+        <w:t xml:space="preserve"> support their claim, an elaborated or alternative analytic strategy would be needed. For example, post hoc contrasts could have been used to test for differences in means between the groups at each time points; or to differences in means at the post-</w:t>
       </w:r>
       <w:r>
         <w:rPr>
           <w:lang w:val="en-US"/>
         </w:rPr>
         <w:lastRenderedPageBreak/>
-        <w:t xml:space="preserve">via a </w:t>
+        <w:t xml:space="preserve">intervention time point could have simply been assessed via a </w:t>
       </w:r>
       <w:r>
         <w:rPr>
@@ -6189,7 +6488,19 @@
         <w:rPr>
           <w:lang w:val="en-US"/>
         </w:rPr>
-        <w:t xml:space="preserve">Of course, data analysis involves multiple decisions, each of which may have more than one plausible and defendable choice. In order to understand the robustness of conclusions across multiple plausible choices, the concept of “multiverse analyses” </w:t>
+        <w:t xml:space="preserve">Of course, data analysis involves multiple decisions, each of which may have more than one plausible and defendable choice. In order to understand the robustness of conclusions across multiple plausible choices, </w:t>
+      </w:r>
+      <w:r>
+        <w:rPr>
+          <w:lang w:val="en-US"/>
+        </w:rPr>
+        <w:t xml:space="preserve">I employed a </w:t>
+      </w:r>
+      <w:r>
+        <w:rPr>
+          <w:lang w:val="en-US"/>
+        </w:rPr>
+        <w:t xml:space="preserve">multiverse analyses </w:t>
       </w:r>
       <w:r>
         <w:rPr>
@@ -6578,19 +6889,19 @@
         <w:rPr>
           <w:lang w:val="en-US"/>
         </w:rPr>
-        <w:t xml:space="preserve">Results for both the distinction and hierarchy conditions were extracted from Foody et al. (2013). I also extracted results for the same two conditions that were replicated in Foody et al. (2015). The two additional conditions included in Foody et al. (2015: i.e., object-distinction and object-hierarchy) were not extracted, as I focused only on the effects that were replicated. </w:t>
-      </w:r>
-      <w:r>
-        <w:rPr>
-          <w:lang w:val="en-US"/>
-        </w:rPr>
-        <w:t xml:space="preserve">Similarly, although Foody et al. (2015) </w:t>
-      </w:r>
-      <w:r>
-        <w:rPr>
-          <w:lang w:val="en-US"/>
-        </w:rPr>
-        <w:t xml:space="preserve">employed a second cycle of distress induction and intervention, I examined only the first phase of distress induction and intervention that replicated what was done in Foody et al. (2013). </w:t>
+        <w:t xml:space="preserve">Results for both the distinction and hierarchy conditions were extracted from Foody et al. (2013). I also extracted results for the same two conditions that were replicated in Foody et al. (2015). The two additional conditions included in Foody et al. (2015: i.e., object-distinction and object-hierarchy) were not extracted, as I focused only on the effects that were </w:t>
+      </w:r>
+      <w:r>
+        <w:rPr>
+          <w:lang w:val="en-US"/>
+        </w:rPr>
+        <w:t xml:space="preserve">replicated. </w:t>
+      </w:r>
+      <w:r>
+        <w:rPr>
+          <w:lang w:val="en-US"/>
+        </w:rPr>
+        <w:t xml:space="preserve">Similarly, although Foody et al. (2015) employed a second cycle of distress induction and intervention, I examined only the first phase of distress induction and intervention that replicated what was done in Foody et al. (2013). </w:t>
       </w:r>
     </w:p>
     <w:p>
@@ -6615,7 +6926,19 @@
         <w:rPr>
           <w:lang w:val="en-US"/>
         </w:rPr>
-        <w:t xml:space="preserve">Foody et al., 1013, </w:t>
+        <w:t xml:space="preserve">Foody et al., </w:t>
+      </w:r>
+      <w:r>
+        <w:rPr>
+          <w:lang w:val="en-US"/>
+        </w:rPr>
+        <w:t>2</w:t>
+      </w:r>
+      <w:r>
+        <w:rPr>
+          <w:lang w:val="en-US"/>
+        </w:rPr>
+        <w:t xml:space="preserve">013, </w:t>
       </w:r>
       <w:r>
         <w:rPr>
@@ -6813,7 +7136,19 @@
         <w:rPr>
           <w:lang w:val="en-US"/>
         </w:rPr>
-        <w:t xml:space="preserve"> calculated in two different way to validate them against one another: using the mean for that </w:t>
+        <w:t xml:space="preserve"> calculated in two different way</w:t>
+      </w:r>
+      <w:r>
+        <w:rPr>
+          <w:lang w:val="en-US"/>
+        </w:rPr>
+        <w:t>s</w:t>
+      </w:r>
+      <w:r>
+        <w:rPr>
+          <w:lang w:val="en-US"/>
+        </w:rPr>
+        <w:t xml:space="preserve"> to validate them against one another: using the mean for that </w:t>
       </w:r>
       <w:r>
         <w:rPr>
@@ -6905,7 +7240,19 @@
         <w:rPr>
           <w:lang w:val="en-US"/>
         </w:rPr>
-        <w:t xml:space="preserve">s reported in text. Both results produced estimate that were all less than ±0.6 (on a 0 to 100 scale), suggesting that the extracted estimates are very close to the values used to generate the plots. </w:t>
+        <w:t>s reported in text. Both results produced estimate</w:t>
+      </w:r>
+      <w:r>
+        <w:rPr>
+          <w:lang w:val="en-US"/>
+        </w:rPr>
+        <w:t>s</w:t>
+      </w:r>
+      <w:r>
+        <w:rPr>
+          <w:lang w:val="en-US"/>
+        </w:rPr>
+        <w:t xml:space="preserve"> that were all less than ±0.6 (on a 0 to 100 scale), suggesting that the extracted estimates are very close to the values used to generate the plots. </w:t>
       </w:r>
       <w:r>
         <w:rPr>
@@ -6971,26 +7318,25 @@
         <w:rPr>
           <w:lang w:val="en-US"/>
         </w:rPr>
-        <w:t xml:space="preserve"> obtained via </w:t>
-      </w:r>
-      <w:r>
-        <w:rPr>
-          <w:lang w:val="en-US"/>
-        </w:rPr>
-        <w:t xml:space="preserve">the </w:t>
-      </w:r>
-      <w:r>
-        <w:rPr>
-          <w:highlight w:val="green"/>
-          <w:lang w:val="en-US"/>
-        </w:rPr>
-        <w:t>XXX</w:t>
-      </w:r>
-      <w:r>
-        <w:rPr>
-          <w:lang w:val="en-US"/>
-        </w:rPr>
-        <w:t xml:space="preserve"> method for the </w:t>
+        <w:t xml:space="preserve"> </w:t>
+      </w:r>
+      <w:r>
+        <w:rPr>
+          <w:lang w:val="en-US"/>
+        </w:rPr>
+        <w:t>extracted from the plot</w:t>
+      </w:r>
+      <w:r>
+        <w:rPr>
+          <w:lang w:val="en-US"/>
+        </w:rPr>
+        <w:t>s</w:t>
+      </w:r>
+      <w:r>
+        <w:rPr>
+          <w:lang w:val="en-US"/>
+        </w:rPr>
+        <w:t xml:space="preserve"> for the </w:t>
       </w:r>
       <w:proofErr w:type="spellStart"/>
       <w:r>
@@ -7091,7 +7437,25 @@
         <w:rPr>
           <w:lang w:val="en-US"/>
         </w:rPr>
-        <w:t xml:space="preserve">using the below equation. </w:t>
+        <w:t>using E</w:t>
+      </w:r>
+      <w:r>
+        <w:rPr>
+          <w:lang w:val="en-US"/>
+        </w:rPr>
+        <w:t>quation</w:t>
+      </w:r>
+      <w:r>
+        <w:rPr>
+          <w:lang w:val="en-US"/>
+        </w:rPr>
+        <w:t xml:space="preserve"> 2</w:t>
+      </w:r>
+      <w:r>
+        <w:rPr>
+          <w:lang w:val="en-US"/>
+        </w:rPr>
+        <w:t xml:space="preserve">. </w:t>
       </w:r>
       <w:r>
         <w:rPr>
@@ -7233,27 +7597,6 @@
     </w:p>
     <w:p>
       <w:pPr>
-        <w:rPr>
-          <w:lang w:val="en-US"/>
-        </w:rPr>
-      </w:pPr>
-      <w:proofErr w:type="gramStart"/>
-      <w:r>
-        <w:rPr>
-          <w:lang w:val="en-US"/>
-        </w:rPr>
-        <w:t>In order to</w:t>
-      </w:r>
-      <w:proofErr w:type="gramEnd"/>
-      <w:r>
-        <w:rPr>
-          <w:lang w:val="en-US"/>
-        </w:rPr>
-        <w:t xml:space="preserve"> compare differences between the distinction and hierarchy conditions at the post-intervention time point, while also acknowledging that there may be legitimate analytic </w:t>
-      </w:r>
-    </w:p>
-    <w:p>
-      <w:pPr>
         <w:pStyle w:val="Heading3"/>
         <w:rPr>
           <w:lang w:val="en-US"/>
@@ -7410,7 +7753,31 @@
         <w:rPr>
           <w:lang w:val="en-US"/>
         </w:rPr>
-        <w:t xml:space="preserve">) using the below equations. </w:t>
+        <w:t xml:space="preserve">) using </w:t>
+      </w:r>
+      <w:r>
+        <w:rPr>
+          <w:lang w:val="en-US"/>
+        </w:rPr>
+        <w:t>E</w:t>
+      </w:r>
+      <w:r>
+        <w:rPr>
+          <w:lang w:val="en-US"/>
+        </w:rPr>
+        <w:t>quations</w:t>
+      </w:r>
+      <w:r>
+        <w:rPr>
+          <w:lang w:val="en-US"/>
+        </w:rPr>
+        <w:t xml:space="preserve"> 3-5</w:t>
+      </w:r>
+      <w:r>
+        <w:rPr>
+          <w:lang w:val="en-US"/>
+        </w:rPr>
+        <w:t xml:space="preserve">. </w:t>
       </w:r>
     </w:p>
     <w:p>
@@ -7629,6 +7996,16 @@
     <w:p>
       <w:pPr>
         <w:pStyle w:val="eq"/>
+        <w:ind w:firstLine="0"/>
+        <w:rPr>
+          <w:rFonts w:ascii="CMU Serif Roman" w:hAnsi="CMU Serif Roman"/>
+          <w:lang w:val="en-US"/>
+        </w:rPr>
+      </w:pPr>
+    </w:p>
+    <w:p>
+      <w:pPr>
+        <w:pStyle w:val="eq"/>
         <w:rPr>
           <w:rFonts w:ascii="CMU Serif Roman" w:hAnsi="CMU Serif Roman"/>
           <w:lang w:val="en-US"/>
@@ -7636,88 +8013,122 @@
       </w:pPr>
       <m:oMathPara>
         <m:oMath>
-          <m:r>
-            <w:rPr>
-              <w:lang w:val="en-US"/>
-            </w:rPr>
-            <w:lastRenderedPageBreak/>
-            <m:t>t=</m:t>
-          </m:r>
-          <m:f>
-            <m:fPr>
+          <m:eqArr>
+            <m:eqArrPr>
+              <m:maxDist m:val="1"/>
               <m:ctrlPr>
                 <w:rPr>
                   <w:lang w:val="en-US"/>
                 </w:rPr>
               </m:ctrlPr>
-            </m:fPr>
-            <m:num>
-              <m:sSub>
-                <m:sSubPr>
+            </m:eqArrPr>
+            <m:e>
+              <m:r>
+                <w:rPr>
+                  <w:lang w:val="en-US"/>
+                </w:rPr>
+                <m:t xml:space="preserve">t= </m:t>
+              </m:r>
+              <m:f>
+                <m:fPr>
                   <m:ctrlPr>
                     <w:rPr>
                       <w:lang w:val="en-US"/>
                     </w:rPr>
                   </m:ctrlPr>
-                </m:sSubPr>
+                </m:fPr>
+                <m:num>
+                  <m:sSub>
+                    <m:sSubPr>
+                      <m:ctrlPr>
+                        <w:rPr>
+                          <w:lang w:val="en-US"/>
+                        </w:rPr>
+                      </m:ctrlPr>
+                    </m:sSubPr>
+                    <m:e>
+                      <m:r>
+                        <w:rPr>
+                          <w:lang w:val="en-US"/>
+                        </w:rPr>
+                        <m:t>M</m:t>
+                      </m:r>
+                    </m:e>
+                    <m:sub>
+                      <m:r>
+                        <w:rPr>
+                          <w:lang w:val="en-US"/>
+                        </w:rPr>
+                        <m:t>1</m:t>
+                      </m:r>
+                    </m:sub>
+                  </m:sSub>
+                  <m:r>
+                    <w:rPr>
+                      <w:lang w:val="en-US"/>
+                    </w:rPr>
+                    <m:t xml:space="preserve">- </m:t>
+                  </m:r>
+                  <m:sSub>
+                    <m:sSubPr>
+                      <m:ctrlPr>
+                        <w:rPr>
+                          <w:lang w:val="en-US"/>
+                        </w:rPr>
+                      </m:ctrlPr>
+                    </m:sSubPr>
+                    <m:e>
+                      <m:r>
+                        <w:rPr>
+                          <w:lang w:val="en-US"/>
+                        </w:rPr>
+                        <m:t>M</m:t>
+                      </m:r>
+                    </m:e>
+                    <m:sub>
+                      <m:r>
+                        <w:rPr>
+                          <w:lang w:val="en-US"/>
+                        </w:rPr>
+                        <m:t>2</m:t>
+                      </m:r>
+                    </m:sub>
+                  </m:sSub>
+                </m:num>
+                <m:den>
+                  <m:r>
+                    <w:rPr>
+                      <w:lang w:val="en-US"/>
+                    </w:rPr>
+                    <m:t>SE</m:t>
+                  </m:r>
+                </m:den>
+              </m:f>
+              <m:r>
+                <w:rPr>
+                  <w:lang w:val="en-US"/>
+                </w:rPr>
+                <m:t>#</m:t>
+              </m:r>
+              <m:d>
+                <m:dPr>
+                  <m:ctrlPr>
+                    <w:rPr>
+                      <w:lang w:val="en-US"/>
+                    </w:rPr>
+                  </m:ctrlPr>
+                </m:dPr>
                 <m:e>
                   <m:r>
                     <w:rPr>
                       <w:lang w:val="en-US"/>
                     </w:rPr>
-                    <m:t>M</m:t>
+                    <m:t>4</m:t>
                   </m:r>
                 </m:e>
-                <m:sub>
-                  <m:r>
-                    <w:rPr>
-                      <w:lang w:val="en-US"/>
-                    </w:rPr>
-                    <m:t>1</m:t>
-                  </m:r>
-                </m:sub>
-              </m:sSub>
-              <m:r>
-                <w:rPr>
-                  <w:lang w:val="en-US"/>
-                </w:rPr>
-                <m:t>-</m:t>
-              </m:r>
-              <m:sSub>
-                <m:sSubPr>
-                  <m:ctrlPr>
-                    <w:rPr>
-                      <w:lang w:val="en-US"/>
-                    </w:rPr>
-                  </m:ctrlPr>
-                </m:sSubPr>
-                <m:e>
-                  <m:r>
-                    <w:rPr>
-                      <w:lang w:val="en-US"/>
-                    </w:rPr>
-                    <m:t>M</m:t>
-                  </m:r>
-                </m:e>
-                <m:sub>
-                  <m:r>
-                    <w:rPr>
-                      <w:lang w:val="en-US"/>
-                    </w:rPr>
-                    <m:t>2</m:t>
-                  </m:r>
-                </m:sub>
-              </m:sSub>
-            </m:num>
-            <m:den>
-              <m:r>
-                <w:rPr>
-                  <w:lang w:val="en-US"/>
-                </w:rPr>
-                <m:t>SE</m:t>
-              </m:r>
-            </m:den>
-          </m:f>
+              </m:d>
+            </m:e>
+          </m:eqArr>
         </m:oMath>
       </m:oMathPara>
     </w:p>
@@ -8125,7 +8536,7 @@
                     <w:rPr>
                       <w:lang w:val="en-US"/>
                     </w:rPr>
-                    <m:t>4</m:t>
+                    <m:t>5</m:t>
                   </m:r>
                 </m:e>
               </m:d>
@@ -8179,7 +8590,31 @@
         <w:rPr>
           <w:lang w:val="en-US"/>
         </w:rPr>
-        <w:t xml:space="preserve"> with a bias correction for small sample sizes, was calculated using the following equation.</w:t>
+        <w:t xml:space="preserve"> with a bias correction for small sample sizes, was calculated using </w:t>
+      </w:r>
+      <w:r>
+        <w:rPr>
+          <w:lang w:val="en-US"/>
+        </w:rPr>
+        <w:t>E</w:t>
+      </w:r>
+      <w:r>
+        <w:rPr>
+          <w:lang w:val="en-US"/>
+        </w:rPr>
+        <w:t>quation</w:t>
+      </w:r>
+      <w:r>
+        <w:rPr>
+          <w:lang w:val="en-US"/>
+        </w:rPr>
+        <w:t xml:space="preserve"> 6</w:t>
+      </w:r>
+      <w:r>
+        <w:rPr>
+          <w:lang w:val="en-US"/>
+        </w:rPr>
+        <w:t>.</w:t>
       </w:r>
     </w:p>
     <w:p>
@@ -8546,7 +8981,7 @@
                     <w:rPr>
                       <w:lang w:val="en-US"/>
                     </w:rPr>
-                    <m:t>5</m:t>
+                    <m:t>6</m:t>
                   </m:r>
                 </m:e>
               </m:d>
@@ -8810,19 +9245,19 @@
         <w:rPr>
           <w:lang w:val="en-US"/>
         </w:rPr>
-        <w:t xml:space="preserve">to treat these three ad </w:t>
-      </w:r>
-      <w:r>
-        <w:rPr>
-          <w:lang w:val="en-US"/>
-        </w:rPr>
-        <w:t xml:space="preserve">hoc measures as valid measures of a latent “distress” variable cannot be answered </w:t>
-      </w:r>
-      <w:r>
-        <w:rPr>
-          <w:lang w:val="en-US"/>
-        </w:rPr>
-        <w:t>without access to the original data (or possibly via new data collection)</w:t>
+        <w:t xml:space="preserve">to treat these three ad hoc measures as valid measures of a latent “distress” variable cannot be answered </w:t>
+      </w:r>
+      <w:r>
+        <w:rPr>
+          <w:lang w:val="en-US"/>
+        </w:rPr>
+        <w:t xml:space="preserve">without access to the </w:t>
+      </w:r>
+      <w:r>
+        <w:rPr>
+          <w:lang w:val="en-US"/>
+        </w:rPr>
+        <w:t>original data (or possibly via new data collection)</w:t>
       </w:r>
       <w:r>
         <w:rPr>
@@ -8922,7 +9357,7 @@
         <w:rPr>
           <w:lang w:val="en-US"/>
         </w:rPr>
-        <w:t xml:space="preserve">I calculated pooled means for each condition by averaging them, and pooled </w:t>
+        <w:t xml:space="preserve">calculated pooled means for each condition by averaging them, and pooled </w:t>
       </w:r>
       <w:r>
         <w:rPr>
@@ -8978,7 +9413,31 @@
         <w:rPr>
           <w:lang w:val="en-US"/>
         </w:rPr>
-        <w:t xml:space="preserve">-tests and effect sizes for both the original study and the replication. </w:t>
+        <w:t>-tests and effect sizes for both the original study and the replication</w:t>
+      </w:r>
+      <w:r>
+        <w:rPr>
+          <w:lang w:val="en-US"/>
+        </w:rPr>
+        <w:t xml:space="preserve"> using </w:t>
+      </w:r>
+      <w:r>
+        <w:rPr>
+          <w:lang w:val="en-US"/>
+        </w:rPr>
+        <w:t>E</w:t>
+      </w:r>
+      <w:r>
+        <w:rPr>
+          <w:lang w:val="en-US"/>
+        </w:rPr>
+        <w:t>quation 7</w:t>
+      </w:r>
+      <w:r>
+        <w:rPr>
+          <w:lang w:val="en-US"/>
+        </w:rPr>
+        <w:t xml:space="preserve">. </w:t>
       </w:r>
     </w:p>
     <w:p>
@@ -9202,7 +9661,7 @@
                     <w:rPr>
                       <w:lang w:val="en-US"/>
                     </w:rPr>
-                    <m:t>6</m:t>
+                    <m:t>7</m:t>
                   </m:r>
                 </m:e>
               </m:d>
@@ -9282,7 +9741,19 @@
         <w:rPr>
           <w:lang w:val="en-US"/>
         </w:rPr>
-        <w:t xml:space="preserve"> differences between conditions after an intervention is whether or not to the control for differences at baseline </w:t>
+        <w:t xml:space="preserve"> differences between conditions after an intervention is whether or not to control for </w:t>
+      </w:r>
+      <w:r>
+        <w:rPr>
+          <w:lang w:val="en-US"/>
+        </w:rPr>
+        <w:t xml:space="preserve">baseline </w:t>
+      </w:r>
+      <w:r>
+        <w:rPr>
+          <w:lang w:val="en-US"/>
+        </w:rPr>
+        <w:t xml:space="preserve">differences </w:t>
       </w:r>
       <w:r>
         <w:rPr>
@@ -9656,13 +10127,35 @@
         <w:t>2</w:t>
       </w:r>
       <w:r>
-        <w:t>. Multiverse plot for the original study</w:t>
-      </w:r>
-      <w:r>
+        <w:t xml:space="preserve">. </w:t>
+      </w:r>
+      <w:r>
+        <w:rPr>
+          <w:b w:val="0"/>
+          <w:bCs w:val="0"/>
+        </w:rPr>
+        <w:t>Multiverse plot for the original study</w:t>
+      </w:r>
+      <w:r>
+        <w:rPr>
+          <w:b w:val="0"/>
+          <w:bCs w:val="0"/>
+        </w:rPr>
         <w:t xml:space="preserve"> (Foody et al., 2013)</w:t>
       </w:r>
       <w:r>
+        <w:rPr>
+          <w:b w:val="0"/>
+          <w:bCs w:val="0"/>
+        </w:rPr>
         <w:t>.</w:t>
+      </w:r>
+      <w:r>
+        <w:rPr>
+          <w:b w:val="0"/>
+          <w:bCs w:val="0"/>
+        </w:rPr>
+        <w:t xml:space="preserve"> Error bars represent 95% Confidence Intervals.</w:t>
       </w:r>
     </w:p>
     <w:p>
@@ -9734,10 +10227,31 @@
         <w:t>3</w:t>
       </w:r>
       <w:r>
-        <w:t>. Multiverse plot for the replication study</w:t>
-      </w:r>
-      <w:r>
+        <w:t xml:space="preserve">. </w:t>
+      </w:r>
+      <w:r>
+        <w:rPr>
+          <w:b w:val="0"/>
+          <w:bCs w:val="0"/>
+        </w:rPr>
+        <w:t>Multiverse plot for the replication study</w:t>
+      </w:r>
+      <w:r>
+        <w:rPr>
+          <w:b w:val="0"/>
+          <w:bCs w:val="0"/>
+        </w:rPr>
         <w:t xml:space="preserve"> (Foody et al., 2015).</w:t>
+      </w:r>
+      <w:r>
+        <w:t xml:space="preserve"> </w:t>
+      </w:r>
+      <w:r>
+        <w:rPr>
+          <w:b w:val="0"/>
+          <w:bCs w:val="0"/>
+        </w:rPr>
+        <w:t>Error bars represent 95% Confidence Intervals.</w:t>
       </w:r>
     </w:p>
     <w:p>
@@ -10063,7 +10577,19 @@
         <w:rPr>
           <w:lang w:val="en-US"/>
         </w:rPr>
-        <w:t xml:space="preserve">between the distinction and hierarchy conditions at the post-intervention time point under any set of analytic choice in either the original study or the replication. That is, the results very robustly fail to support the original conclusion that </w:t>
+        <w:t>between the distinction and hierarchy conditions at the post-intervention time point under any set of analytic choice</w:t>
+      </w:r>
+      <w:r>
+        <w:rPr>
+          <w:lang w:val="en-US"/>
+        </w:rPr>
+        <w:t>s</w:t>
+      </w:r>
+      <w:r>
+        <w:rPr>
+          <w:lang w:val="en-US"/>
+        </w:rPr>
+        <w:t xml:space="preserve"> in either the original study or the replication. That is, the results very robustly fail to support the original conclusion that </w:t>
       </w:r>
       <w:r>
         <w:rPr>
@@ -10288,7 +10814,7 @@
         <w:rPr>
           <w:lang w:val="en-US"/>
         </w:rPr>
-        <w:t xml:space="preserve">hical relations with mental content produces superior therapeutic </w:t>
+        <w:t xml:space="preserve">hical relations with mental content produce superior therapeutic </w:t>
       </w:r>
       <w:proofErr w:type="gramStart"/>
       <w:r>
@@ -10688,14 +11214,14 @@
           <w:rFonts w:eastAsiaTheme="minorHAnsi"/>
           <w:lang w:eastAsia="en-US"/>
         </w:rPr>
-        <w:t xml:space="preserve">Derksen, M., &amp; Morawski, J. (2022). Kinds of Replication: Examining the Meanings of “Conceptual Replication” and “Direct </w:t>
-      </w:r>
-      <w:r>
-        <w:rPr>
-          <w:rFonts w:eastAsiaTheme="minorHAnsi"/>
-          <w:lang w:eastAsia="en-US"/>
-        </w:rPr>
-        <w:t xml:space="preserve">Replication.” </w:t>
+        <w:t xml:space="preserve">Cobb, C. L., Crumly, B., Montero-Zamora, P., Schwartz, S. J., &amp; Martínez Jr., C. R. (2023). The problem of miscitation in psychological </w:t>
+      </w:r>
+      <w:r>
+        <w:rPr>
+          <w:rFonts w:eastAsiaTheme="minorHAnsi"/>
+          <w:lang w:eastAsia="en-US"/>
+        </w:rPr>
+        <w:t xml:space="preserve">science: Righting the ship. </w:t>
       </w:r>
       <w:r>
         <w:rPr>
@@ -10704,14 +11230,30 @@
           <w:iCs/>
           <w:lang w:eastAsia="en-US"/>
         </w:rPr>
-        <w:t>Perspectives on Psychological Science</w:t>
-      </w:r>
-      <w:r>
-        <w:rPr>
-          <w:rFonts w:eastAsiaTheme="minorHAnsi"/>
-          <w:lang w:eastAsia="en-US"/>
-        </w:rPr>
-        <w:t xml:space="preserve">, </w:t>
+        <w:t>American Psychologist</w:t>
+      </w:r>
+      <w:r>
+        <w:rPr>
+          <w:rFonts w:eastAsiaTheme="minorHAnsi"/>
+          <w:lang w:eastAsia="en-US"/>
+        </w:rPr>
+        <w:t>, No Pagination Specified-No Pagination Specified. https://doi.org/10.1037/amp0001138</w:t>
+      </w:r>
+    </w:p>
+    <w:p>
+      <w:pPr>
+        <w:pStyle w:val="Bibliography"/>
+        <w:rPr>
+          <w:rFonts w:eastAsiaTheme="minorHAnsi"/>
+          <w:lang w:eastAsia="en-US"/>
+        </w:rPr>
+      </w:pPr>
+      <w:r>
+        <w:rPr>
+          <w:rFonts w:eastAsiaTheme="minorHAnsi"/>
+          <w:lang w:eastAsia="en-US"/>
+        </w:rPr>
+        <w:t xml:space="preserve">Derksen, M., &amp; Morawski, J. (2022). Kinds of Replication: Examining the Meanings of “Conceptual Replication” and “Direct Replication.” </w:t>
       </w:r>
       <w:r>
         <w:rPr>
@@ -10720,30 +11262,14 @@
           <w:iCs/>
           <w:lang w:eastAsia="en-US"/>
         </w:rPr>
-        <w:t>17</w:t>
-      </w:r>
-      <w:r>
-        <w:rPr>
-          <w:rFonts w:eastAsiaTheme="minorHAnsi"/>
-          <w:lang w:eastAsia="en-US"/>
-        </w:rPr>
-        <w:t>(5), 1490–1505. https://doi.org/10.1177/17456916211041116</w:t>
-      </w:r>
-    </w:p>
-    <w:p>
-      <w:pPr>
-        <w:pStyle w:val="Bibliography"/>
-        <w:rPr>
-          <w:rFonts w:eastAsiaTheme="minorHAnsi"/>
-          <w:lang w:eastAsia="en-US"/>
-        </w:rPr>
-      </w:pPr>
-      <w:r>
-        <w:rPr>
-          <w:rFonts w:eastAsiaTheme="minorHAnsi"/>
-          <w:lang w:eastAsia="en-US"/>
-        </w:rPr>
-        <w:t xml:space="preserve">Dixon, M. R., &amp; Hayes, S. C. (2022). On the Disruptive Effects of Behavior Analysis on Behavior Analysis: The High Cost of Keeping Out Acceptance and Commitment Therapy and Training. </w:t>
+        <w:t>Perspectives on Psychological Science</w:t>
+      </w:r>
+      <w:r>
+        <w:rPr>
+          <w:rFonts w:eastAsiaTheme="minorHAnsi"/>
+          <w:lang w:eastAsia="en-US"/>
+        </w:rPr>
+        <w:t xml:space="preserve">, </w:t>
       </w:r>
       <w:r>
         <w:rPr>
@@ -10752,14 +11278,14 @@
           <w:iCs/>
           <w:lang w:eastAsia="en-US"/>
         </w:rPr>
-        <w:t>Behavior Analysis in Practice</w:t>
-      </w:r>
-      <w:r>
-        <w:rPr>
-          <w:rFonts w:eastAsiaTheme="minorHAnsi"/>
-          <w:lang w:eastAsia="en-US"/>
-        </w:rPr>
-        <w:t>, 1–7. https://doi.org/10.1007/s40617-022-00742-4</w:t>
+        <w:t>17</w:t>
+      </w:r>
+      <w:r>
+        <w:rPr>
+          <w:rFonts w:eastAsiaTheme="minorHAnsi"/>
+          <w:lang w:eastAsia="en-US"/>
+        </w:rPr>
+        <w:t>(5), 1490–1505. https://doi.org/10.1177/17456916211041116</w:t>
       </w:r>
     </w:p>
     <w:p>
@@ -10775,7 +11301,7 @@
           <w:rFonts w:eastAsiaTheme="minorHAnsi"/>
           <w:lang w:eastAsia="en-US"/>
         </w:rPr>
-        <w:t xml:space="preserve">Foody, M., Barnes-Holmes, Y., Barnes-Holmes, D., &amp; Luciano, C. (2013). An Empirical Investigation of Hierarchical versus Distinction Relations in a Self-based ACT Exercise. </w:t>
+        <w:t xml:space="preserve">Dixon, M. R., &amp; Hayes, S. C. (2022). On the Disruptive Effects of Behavior Analysis on Behavior Analysis: The High Cost of Keeping Out Acceptance and Commitment Therapy and Training. </w:t>
       </w:r>
       <w:r>
         <w:rPr>
@@ -10784,14 +11310,14 @@
           <w:iCs/>
           <w:lang w:eastAsia="en-US"/>
         </w:rPr>
-        <w:t>International Journal of Psychology</w:t>
-      </w:r>
-      <w:r>
-        <w:rPr>
-          <w:rFonts w:eastAsiaTheme="minorHAnsi"/>
-          <w:lang w:eastAsia="en-US"/>
-        </w:rPr>
-        <w:t>.</w:t>
+        <w:t>Behavior Analysis in Practice</w:t>
+      </w:r>
+      <w:r>
+        <w:rPr>
+          <w:rFonts w:eastAsiaTheme="minorHAnsi"/>
+          <w:lang w:eastAsia="en-US"/>
+        </w:rPr>
+        <w:t>, 1–7. https://doi.org/10.1007/s40617-022-00742-4</w:t>
       </w:r>
     </w:p>
     <w:p>
@@ -10807,7 +11333,7 @@
           <w:rFonts w:eastAsiaTheme="minorHAnsi"/>
           <w:lang w:eastAsia="en-US"/>
         </w:rPr>
-        <w:t xml:space="preserve">Foody, M., Barnes-Holmes, Y., Barnes-Holmes, D., Rai, L., &amp; Luciano, C. (2015). An Empirical Investigation of the Role of Self, Hierarchy, and Distinction in a Common Act Exercise. </w:t>
+        <w:t xml:space="preserve">Foody, M., Barnes-Holmes, Y., Barnes-Holmes, D., &amp; Luciano, C. (2013). An Empirical Investigation of Hierarchical versus Distinction Relations in a Self-based ACT Exercise. </w:t>
       </w:r>
       <w:r>
         <w:rPr>
@@ -10816,14 +11342,30 @@
           <w:iCs/>
           <w:lang w:eastAsia="en-US"/>
         </w:rPr>
-        <w:t>The Psychological Record</w:t>
-      </w:r>
-      <w:r>
-        <w:rPr>
-          <w:rFonts w:eastAsiaTheme="minorHAnsi"/>
-          <w:lang w:eastAsia="en-US"/>
-        </w:rPr>
-        <w:t xml:space="preserve">, </w:t>
+        <w:t>International Journal of Psychology</w:t>
+      </w:r>
+      <w:r>
+        <w:rPr>
+          <w:rFonts w:eastAsiaTheme="minorHAnsi"/>
+          <w:lang w:eastAsia="en-US"/>
+        </w:rPr>
+        <w:t>.</w:t>
+      </w:r>
+    </w:p>
+    <w:p>
+      <w:pPr>
+        <w:pStyle w:val="Bibliography"/>
+        <w:rPr>
+          <w:rFonts w:eastAsiaTheme="minorHAnsi"/>
+          <w:lang w:eastAsia="en-US"/>
+        </w:rPr>
+      </w:pPr>
+      <w:r>
+        <w:rPr>
+          <w:rFonts w:eastAsiaTheme="minorHAnsi"/>
+          <w:lang w:eastAsia="en-US"/>
+        </w:rPr>
+        <w:t xml:space="preserve">Foody, M., Barnes-Holmes, Y., Barnes-Holmes, D., Rai, L., &amp; Luciano, C. (2015). An Empirical Investigation of the Role of Self, Hierarchy, and Distinction in a Common Act Exercise. </w:t>
       </w:r>
       <w:r>
         <w:rPr>
@@ -10832,30 +11374,14 @@
           <w:iCs/>
           <w:lang w:eastAsia="en-US"/>
         </w:rPr>
-        <w:t>65</w:t>
-      </w:r>
-      <w:r>
-        <w:rPr>
-          <w:rFonts w:eastAsiaTheme="minorHAnsi"/>
-          <w:lang w:eastAsia="en-US"/>
-        </w:rPr>
-        <w:t>(2), Article 2. https://doi.org/10.1007/s40732-014-0103-2</w:t>
-      </w:r>
-    </w:p>
-    <w:p>
-      <w:pPr>
-        <w:pStyle w:val="Bibliography"/>
-        <w:rPr>
-          <w:rFonts w:eastAsiaTheme="minorHAnsi"/>
-          <w:lang w:eastAsia="en-US"/>
-        </w:rPr>
-      </w:pPr>
-      <w:r>
-        <w:rPr>
-          <w:rFonts w:eastAsiaTheme="minorHAnsi"/>
-          <w:lang w:eastAsia="en-US"/>
-        </w:rPr>
-        <w:t xml:space="preserve">Gelman, A. (2016, September 21). What has happened down here is the winds have changed. </w:t>
+        <w:t>The Psychological Record</w:t>
+      </w:r>
+      <w:r>
+        <w:rPr>
+          <w:rFonts w:eastAsiaTheme="minorHAnsi"/>
+          <w:lang w:eastAsia="en-US"/>
+        </w:rPr>
+        <w:t xml:space="preserve">, </w:t>
       </w:r>
       <w:r>
         <w:rPr>
@@ -10864,14 +11390,14 @@
           <w:iCs/>
           <w:lang w:eastAsia="en-US"/>
         </w:rPr>
-        <w:t>Statistical Modeling, Causal Inference, and Social Science</w:t>
-      </w:r>
-      <w:r>
-        <w:rPr>
-          <w:rFonts w:eastAsiaTheme="minorHAnsi"/>
-          <w:lang w:eastAsia="en-US"/>
-        </w:rPr>
-        <w:t>. http://andrewgelman.com/2016/09/21/what-has-happened-down-here-is-the-winds-have-changed/</w:t>
+        <w:t>65</w:t>
+      </w:r>
+      <w:r>
+        <w:rPr>
+          <w:rFonts w:eastAsiaTheme="minorHAnsi"/>
+          <w:lang w:eastAsia="en-US"/>
+        </w:rPr>
+        <w:t>(2), Article 2. https://doi.org/10.1007/s40732-014-0103-2</w:t>
       </w:r>
     </w:p>
     <w:p>
@@ -10887,7 +11413,7 @@
           <w:rFonts w:eastAsiaTheme="minorHAnsi"/>
           <w:lang w:eastAsia="en-US"/>
         </w:rPr>
-        <w:t xml:space="preserve">Godbee, M., &amp; Kangas, M. (2022). Focusing on the self in context as an emotion regulatory strategy: An evaluation of the “self-as-context” component of ACT compared to cognitive reappraisal in managing stress. </w:t>
+        <w:t xml:space="preserve">Gelman, A. (2016, September 21). What has happened down here is the winds have changed. </w:t>
       </w:r>
       <w:r>
         <w:rPr>
@@ -10896,14 +11422,30 @@
           <w:iCs/>
           <w:lang w:eastAsia="en-US"/>
         </w:rPr>
-        <w:t>Anxiety, Stress, &amp; Coping</w:t>
-      </w:r>
-      <w:r>
-        <w:rPr>
-          <w:rFonts w:eastAsiaTheme="minorHAnsi"/>
-          <w:lang w:eastAsia="en-US"/>
-        </w:rPr>
-        <w:t xml:space="preserve">, </w:t>
+        <w:t>Statistical Modeling, Causal Inference, and Social Science</w:t>
+      </w:r>
+      <w:r>
+        <w:rPr>
+          <w:rFonts w:eastAsiaTheme="minorHAnsi"/>
+          <w:lang w:eastAsia="en-US"/>
+        </w:rPr>
+        <w:t>. http://andrewgelman.com/2016/09/21/what-has-happened-down-here-is-the-winds-have-changed/</w:t>
+      </w:r>
+    </w:p>
+    <w:p>
+      <w:pPr>
+        <w:pStyle w:val="Bibliography"/>
+        <w:rPr>
+          <w:rFonts w:eastAsiaTheme="minorHAnsi"/>
+          <w:lang w:eastAsia="en-US"/>
+        </w:rPr>
+      </w:pPr>
+      <w:r>
+        <w:rPr>
+          <w:rFonts w:eastAsiaTheme="minorHAnsi"/>
+          <w:lang w:eastAsia="en-US"/>
+        </w:rPr>
+        <w:t xml:space="preserve">Godbee, M., &amp; Kangas, M. (2022). Focusing on the self in context as an emotion regulatory strategy: An evaluation of the “self-as-context” component of ACT compared to cognitive reappraisal in managing stress. </w:t>
       </w:r>
       <w:r>
         <w:rPr>
@@ -10912,30 +11454,14 @@
           <w:iCs/>
           <w:lang w:eastAsia="en-US"/>
         </w:rPr>
-        <w:t>35</w:t>
-      </w:r>
-      <w:r>
-        <w:rPr>
-          <w:rFonts w:eastAsiaTheme="minorHAnsi"/>
-          <w:lang w:eastAsia="en-US"/>
-        </w:rPr>
-        <w:t>(5), 557–573. https://doi.org/10.1080/10615806.2021.1985472</w:t>
-      </w:r>
-    </w:p>
-    <w:p>
-      <w:pPr>
-        <w:pStyle w:val="Bibliography"/>
-        <w:rPr>
-          <w:rFonts w:eastAsiaTheme="minorHAnsi"/>
-          <w:lang w:eastAsia="en-US"/>
-        </w:rPr>
-      </w:pPr>
-      <w:r>
-        <w:rPr>
-          <w:rFonts w:eastAsiaTheme="minorHAnsi"/>
-          <w:lang w:eastAsia="en-US"/>
-        </w:rPr>
-        <w:t xml:space="preserve">Gomide, C. P., Perez, W. F., &amp; Pessôa, C. V. B. B. (2024). Perspective taking reduces the correspondence bias: A systematically replication of Hooper et al. (2015). </w:t>
+        <w:t>Anxiety, Stress, &amp; Coping</w:t>
+      </w:r>
+      <w:r>
+        <w:rPr>
+          <w:rFonts w:eastAsiaTheme="minorHAnsi"/>
+          <w:lang w:eastAsia="en-US"/>
+        </w:rPr>
+        <w:t xml:space="preserve">, </w:t>
       </w:r>
       <w:r>
         <w:rPr>
@@ -10944,14 +11470,30 @@
           <w:iCs/>
           <w:lang w:eastAsia="en-US"/>
         </w:rPr>
-        <w:t>Journal of Contextual Behavioral Science</w:t>
-      </w:r>
-      <w:r>
-        <w:rPr>
-          <w:rFonts w:eastAsiaTheme="minorHAnsi"/>
-          <w:lang w:eastAsia="en-US"/>
-        </w:rPr>
-        <w:t xml:space="preserve">, </w:t>
+        <w:t>35</w:t>
+      </w:r>
+      <w:r>
+        <w:rPr>
+          <w:rFonts w:eastAsiaTheme="minorHAnsi"/>
+          <w:lang w:eastAsia="en-US"/>
+        </w:rPr>
+        <w:t>(5), 557–573. https://doi.org/10.1080/10615806.2021.1985472</w:t>
+      </w:r>
+    </w:p>
+    <w:p>
+      <w:pPr>
+        <w:pStyle w:val="Bibliography"/>
+        <w:rPr>
+          <w:rFonts w:eastAsiaTheme="minorHAnsi"/>
+          <w:lang w:eastAsia="en-US"/>
+        </w:rPr>
+      </w:pPr>
+      <w:r>
+        <w:rPr>
+          <w:rFonts w:eastAsiaTheme="minorHAnsi"/>
+          <w:lang w:eastAsia="en-US"/>
+        </w:rPr>
+        <w:t xml:space="preserve">Gomide, C. P., Perez, W. F., &amp; Pessôa, C. V. B. B. (2024). Perspective taking reduces the correspondence bias: A systematically replication of Hooper et al. (2015). </w:t>
       </w:r>
       <w:r>
         <w:rPr>
@@ -10960,30 +11502,14 @@
           <w:iCs/>
           <w:lang w:eastAsia="en-US"/>
         </w:rPr>
-        <w:t>32</w:t>
-      </w:r>
-      <w:r>
-        <w:rPr>
-          <w:rFonts w:eastAsiaTheme="minorHAnsi"/>
-          <w:lang w:eastAsia="en-US"/>
-        </w:rPr>
-        <w:t>, 100735. https://doi.org/10.1016/j.jcbs.2024.100735</w:t>
-      </w:r>
-    </w:p>
-    <w:p>
-      <w:pPr>
-        <w:pStyle w:val="Bibliography"/>
-        <w:rPr>
-          <w:rFonts w:eastAsiaTheme="minorHAnsi"/>
-          <w:lang w:eastAsia="en-US"/>
-        </w:rPr>
-      </w:pPr>
-      <w:r>
-        <w:rPr>
-          <w:rFonts w:eastAsiaTheme="minorHAnsi"/>
-          <w:lang w:eastAsia="en-US"/>
-        </w:rPr>
-        <w:t xml:space="preserve">Hantula, D. A. (2019). Editorial: Replication and Reliability in Behavior Science and Behavior Analysis: A Call for a Conversation. </w:t>
+        <w:t>Journal of Contextual Behavioral Science</w:t>
+      </w:r>
+      <w:r>
+        <w:rPr>
+          <w:rFonts w:eastAsiaTheme="minorHAnsi"/>
+          <w:lang w:eastAsia="en-US"/>
+        </w:rPr>
+        <w:t xml:space="preserve">, </w:t>
       </w:r>
       <w:r>
         <w:rPr>
@@ -10992,14 +11518,30 @@
           <w:iCs/>
           <w:lang w:eastAsia="en-US"/>
         </w:rPr>
-        <w:t>Perspectives on Behavior Science</w:t>
-      </w:r>
-      <w:r>
-        <w:rPr>
-          <w:rFonts w:eastAsiaTheme="minorHAnsi"/>
-          <w:lang w:eastAsia="en-US"/>
-        </w:rPr>
-        <w:t xml:space="preserve">, </w:t>
+        <w:t>32</w:t>
+      </w:r>
+      <w:r>
+        <w:rPr>
+          <w:rFonts w:eastAsiaTheme="minorHAnsi"/>
+          <w:lang w:eastAsia="en-US"/>
+        </w:rPr>
+        <w:t>, 100735. https://doi.org/10.1016/j.jcbs.2024.100735</w:t>
+      </w:r>
+    </w:p>
+    <w:p>
+      <w:pPr>
+        <w:pStyle w:val="Bibliography"/>
+        <w:rPr>
+          <w:rFonts w:eastAsiaTheme="minorHAnsi"/>
+          <w:lang w:eastAsia="en-US"/>
+        </w:rPr>
+      </w:pPr>
+      <w:r>
+        <w:rPr>
+          <w:rFonts w:eastAsiaTheme="minorHAnsi"/>
+          <w:lang w:eastAsia="en-US"/>
+        </w:rPr>
+        <w:t xml:space="preserve">Hantula, D. A. (2019). Editorial: Replication and Reliability in Behavior Science and Behavior Analysis: A Call for a Conversation. </w:t>
       </w:r>
       <w:r>
         <w:rPr>
@@ -11008,30 +11550,14 @@
           <w:iCs/>
           <w:lang w:eastAsia="en-US"/>
         </w:rPr>
-        <w:t>42</w:t>
-      </w:r>
-      <w:r>
-        <w:rPr>
-          <w:rFonts w:eastAsiaTheme="minorHAnsi"/>
-          <w:lang w:eastAsia="en-US"/>
-        </w:rPr>
-        <w:t>(1), 1–11. https://doi.org/10.1007/s40614-019-00194-2</w:t>
-      </w:r>
-    </w:p>
-    <w:p>
-      <w:pPr>
-        <w:pStyle w:val="Bibliography"/>
-        <w:rPr>
-          <w:rFonts w:eastAsiaTheme="minorHAnsi"/>
-          <w:lang w:eastAsia="en-US"/>
-        </w:rPr>
-      </w:pPr>
-      <w:r>
-        <w:rPr>
-          <w:rFonts w:eastAsiaTheme="minorHAnsi"/>
-          <w:lang w:eastAsia="en-US"/>
-        </w:rPr>
-        <w:t xml:space="preserve">Harte, C., &amp; Barnes-Holmes, D. (2023). A primer on relational frame theory (RFT). In M. P. Twohig, M. E. Levin, &amp; J. M. Petersen (Eds.), </w:t>
+        <w:t>Perspectives on Behavior Science</w:t>
+      </w:r>
+      <w:r>
+        <w:rPr>
+          <w:rFonts w:eastAsiaTheme="minorHAnsi"/>
+          <w:lang w:eastAsia="en-US"/>
+        </w:rPr>
+        <w:t xml:space="preserve">, </w:t>
       </w:r>
       <w:r>
         <w:rPr>
@@ -11040,14 +11566,14 @@
           <w:iCs/>
           <w:lang w:eastAsia="en-US"/>
         </w:rPr>
-        <w:t>The Oxford Handbook of Acceptance and Commitment Therapy</w:t>
-      </w:r>
-      <w:r>
-        <w:rPr>
-          <w:rFonts w:eastAsiaTheme="minorHAnsi"/>
-          <w:lang w:eastAsia="en-US"/>
-        </w:rPr>
-        <w:t xml:space="preserve"> (1st ed.). Oxford University Press. https://doi.org/10.1093/oxfordhb/9780197550076.001.0001</w:t>
+        <w:t>42</w:t>
+      </w:r>
+      <w:r>
+        <w:rPr>
+          <w:rFonts w:eastAsiaTheme="minorHAnsi"/>
+          <w:lang w:eastAsia="en-US"/>
+        </w:rPr>
+        <w:t>(1), 1–11. https://doi.org/10.1007/s40614-019-00194-2</w:t>
       </w:r>
     </w:p>
     <w:p>
@@ -11063,7 +11589,7 @@
           <w:rFonts w:eastAsiaTheme="minorHAnsi"/>
           <w:lang w:eastAsia="en-US"/>
         </w:rPr>
-        <w:t xml:space="preserve">Hulbert-Williams, L., Pendrous, R., Hochard, K. D., &amp; Hulbert-Williams, N. J. (2020). In search of scope: A response to Ruiz et al. (2020). </w:t>
+        <w:t xml:space="preserve">Harte, C., &amp; Barnes-Holmes, D. (2023). A primer on relational frame theory (RFT). In M. P. Twohig, M. E. Levin, &amp; J. M. Petersen (Eds.), </w:t>
       </w:r>
       <w:r>
         <w:rPr>
@@ -11072,14 +11598,14 @@
           <w:iCs/>
           <w:lang w:eastAsia="en-US"/>
         </w:rPr>
-        <w:t>Journal of Contextual Behavioral Science</w:t>
-      </w:r>
-      <w:r>
-        <w:rPr>
-          <w:rFonts w:eastAsiaTheme="minorHAnsi"/>
-          <w:lang w:eastAsia="en-US"/>
-        </w:rPr>
-        <w:t>. https://doi.org/10.1016/j.jcbs.2020.10.008</w:t>
+        <w:t>The Oxford Handbook of Acceptance and Commitment Therapy</w:t>
+      </w:r>
+      <w:r>
+        <w:rPr>
+          <w:rFonts w:eastAsiaTheme="minorHAnsi"/>
+          <w:lang w:eastAsia="en-US"/>
+        </w:rPr>
+        <w:t xml:space="preserve"> (1st ed.). Oxford University Press. https://doi.org/10.1093/oxfordhb/9780197550076.001.0001</w:t>
       </w:r>
     </w:p>
     <w:p>
@@ -11095,7 +11621,8 @@
           <w:rFonts w:eastAsiaTheme="minorHAnsi"/>
           <w:lang w:eastAsia="en-US"/>
         </w:rPr>
-        <w:t xml:space="preserve">Hussey, I. (2020). </w:t>
+        <w:lastRenderedPageBreak/>
+        <w:t xml:space="preserve">Hayes, S. C., Barnes-Holmes, D., &amp; Roche, B. (2001). </w:t>
       </w:r>
       <w:r>
         <w:rPr>
@@ -11104,7 +11631,30 @@
           <w:iCs/>
           <w:lang w:eastAsia="en-US"/>
         </w:rPr>
-        <w:t xml:space="preserve">General claims require generalized effects: A reply to Ruiz et al.’s (2020) ‘A systematic and critical response to Pendrous et </w:t>
+        <w:t>Relational frame theory: A post-Skinnerian account of human language and cognition</w:t>
+      </w:r>
+      <w:r>
+        <w:rPr>
+          <w:rFonts w:eastAsiaTheme="minorHAnsi"/>
+          <w:lang w:eastAsia="en-US"/>
+        </w:rPr>
+        <w:t>. Kluwer Academic/Plenum Press.</w:t>
+      </w:r>
+    </w:p>
+    <w:p>
+      <w:pPr>
+        <w:pStyle w:val="Bibliography"/>
+        <w:rPr>
+          <w:rFonts w:eastAsiaTheme="minorHAnsi"/>
+          <w:lang w:eastAsia="en-US"/>
+        </w:rPr>
+      </w:pPr>
+      <w:r>
+        <w:rPr>
+          <w:rFonts w:eastAsiaTheme="minorHAnsi"/>
+          <w:lang w:eastAsia="en-US"/>
+        </w:rPr>
+        <w:t xml:space="preserve">Hayes, S. C., Strosahl, K., &amp; Wilson, K. G. (1999). </w:t>
       </w:r>
       <w:r>
         <w:rPr>
@@ -11113,15 +11663,14 @@
           <w:iCs/>
           <w:lang w:eastAsia="en-US"/>
         </w:rPr>
-        <w:lastRenderedPageBreak/>
-        <w:t>al. (2020) replication study.’</w:t>
-      </w:r>
-      <w:r>
-        <w:rPr>
-          <w:rFonts w:eastAsiaTheme="minorHAnsi"/>
-          <w:lang w:eastAsia="en-US"/>
-        </w:rPr>
-        <w:t xml:space="preserve"> PsyArXiv. https://doi.org/10.31234/osf.io/83z2y</w:t>
+        <w:t>Acceptance and Commitment Therapy: An experiential approach to behavior change</w:t>
+      </w:r>
+      <w:r>
+        <w:rPr>
+          <w:rFonts w:eastAsiaTheme="minorHAnsi"/>
+          <w:lang w:eastAsia="en-US"/>
+        </w:rPr>
+        <w:t>. Guilford Press.</w:t>
       </w:r>
     </w:p>
     <w:p>
@@ -11137,7 +11686,7 @@
           <w:rFonts w:eastAsiaTheme="minorHAnsi"/>
           <w:lang w:eastAsia="en-US"/>
         </w:rPr>
-        <w:t xml:space="preserve">Hussey, I., &amp; Cummins, J. (2025, August 11). Post-publication peer-review should focus on highly influential articles. </w:t>
+        <w:t xml:space="preserve">Hulbert-Williams, L., Pendrous, R., Hochard, K. D., &amp; Hulbert-Williams, N. J. (2020). In search of scope: A response to Ruiz et al. (2020). </w:t>
       </w:r>
       <w:r>
         <w:rPr>
@@ -11146,14 +11695,14 @@
           <w:iCs/>
           <w:lang w:eastAsia="en-US"/>
         </w:rPr>
-        <w:t>Mmmdata.Io</w:t>
-      </w:r>
-      <w:r>
-        <w:rPr>
-          <w:rFonts w:eastAsiaTheme="minorHAnsi"/>
-          <w:lang w:eastAsia="en-US"/>
-        </w:rPr>
-        <w:t>. https://mmmdata.io/posts/2025/08/post-publication-peer-review-should-focus-on-highly-influential-articles/</w:t>
+        <w:t>Journal of Contextual Behavioral Science</w:t>
+      </w:r>
+      <w:r>
+        <w:rPr>
+          <w:rFonts w:eastAsiaTheme="minorHAnsi"/>
+          <w:lang w:eastAsia="en-US"/>
+        </w:rPr>
+        <w:t>. https://doi.org/10.1016/j.jcbs.2020.10.008</w:t>
       </w:r>
     </w:p>
     <w:p>
@@ -11169,7 +11718,7 @@
           <w:rFonts w:eastAsiaTheme="minorHAnsi"/>
           <w:lang w:eastAsia="en-US"/>
         </w:rPr>
-        <w:t xml:space="preserve">Kelly, A. D., &amp; Kelly, M. E. (2021). Acceptance and Commitment Training in Applied Behavior Analysis: Where Have You Been All My Life? </w:t>
+        <w:t xml:space="preserve">Hussey, I. (2020). </w:t>
       </w:r>
       <w:r>
         <w:rPr>
@@ -11178,14 +11727,30 @@
           <w:iCs/>
           <w:lang w:eastAsia="en-US"/>
         </w:rPr>
-        <w:t>Behavior Analysis in Practice</w:t>
-      </w:r>
-      <w:r>
-        <w:rPr>
-          <w:rFonts w:eastAsiaTheme="minorHAnsi"/>
-          <w:lang w:eastAsia="en-US"/>
-        </w:rPr>
-        <w:t xml:space="preserve">, </w:t>
+        <w:t>General claims require generalized effects: A reply to Ruiz et al.’s (2020) ‘A systematic and critical response to Pendrous et al. (2020) replication study.’</w:t>
+      </w:r>
+      <w:r>
+        <w:rPr>
+          <w:rFonts w:eastAsiaTheme="minorHAnsi"/>
+          <w:lang w:eastAsia="en-US"/>
+        </w:rPr>
+        <w:t xml:space="preserve"> PsyArXiv. https://doi.org/10.31234/osf.io/83z2y</w:t>
+      </w:r>
+    </w:p>
+    <w:p>
+      <w:pPr>
+        <w:pStyle w:val="Bibliography"/>
+        <w:rPr>
+          <w:rFonts w:eastAsiaTheme="minorHAnsi"/>
+          <w:lang w:eastAsia="en-US"/>
+        </w:rPr>
+      </w:pPr>
+      <w:r>
+        <w:rPr>
+          <w:rFonts w:eastAsiaTheme="minorHAnsi"/>
+          <w:lang w:eastAsia="en-US"/>
+        </w:rPr>
+        <w:t xml:space="preserve">Hussey, I., &amp; Cummins, J. (2025, August 11). Post-publication peer-review should focus on highly influential articles. </w:t>
       </w:r>
       <w:r>
         <w:rPr>
@@ -11194,14 +11759,14 @@
           <w:iCs/>
           <w:lang w:eastAsia="en-US"/>
         </w:rPr>
-        <w:t>15</w:t>
-      </w:r>
-      <w:r>
-        <w:rPr>
-          <w:rFonts w:eastAsiaTheme="minorHAnsi"/>
-          <w:lang w:eastAsia="en-US"/>
-        </w:rPr>
-        <w:t>(1), Article 1. https://doi.org/10.1007/s40617-021-00587-3</w:t>
+        <w:t>Mmmdata.Io</w:t>
+      </w:r>
+      <w:r>
+        <w:rPr>
+          <w:rFonts w:eastAsiaTheme="minorHAnsi"/>
+          <w:lang w:eastAsia="en-US"/>
+        </w:rPr>
+        <w:t>. https://mmmdata.io/posts/2025/08/post-publication-peer-review-should-focus-on-highly-influential-articles/</w:t>
       </w:r>
     </w:p>
     <w:p>
@@ -11217,7 +11782,7 @@
           <w:rFonts w:eastAsiaTheme="minorHAnsi"/>
           <w:lang w:eastAsia="en-US"/>
         </w:rPr>
-        <w:t xml:space="preserve">Law, S., &amp; Hayes, S. C. (2021). Murray Sidman: Fostering progress through foundational choices. </w:t>
+        <w:t xml:space="preserve">Kelly, A. D., &amp; Kelly, M. E. (2021). Acceptance and Commitment Training in Applied Behavior Analysis: Where Have You Been All My Life? </w:t>
       </w:r>
       <w:r>
         <w:rPr>
@@ -11226,7 +11791,7 @@
           <w:iCs/>
           <w:lang w:eastAsia="en-US"/>
         </w:rPr>
-        <w:t>Journal of the Experimental Analysis of Behavior</w:t>
+        <w:t>Behavior Analysis in Practice</w:t>
       </w:r>
       <w:r>
         <w:rPr>
@@ -11242,14 +11807,14 @@
           <w:iCs/>
           <w:lang w:eastAsia="en-US"/>
         </w:rPr>
-        <w:t>115</w:t>
-      </w:r>
-      <w:r>
-        <w:rPr>
-          <w:rFonts w:eastAsiaTheme="minorHAnsi"/>
-          <w:lang w:eastAsia="en-US"/>
-        </w:rPr>
-        <w:t>(1), 21–30. https://doi.org/10.1002/jeab.640</w:t>
+        <w:t>15</w:t>
+      </w:r>
+      <w:r>
+        <w:rPr>
+          <w:rFonts w:eastAsiaTheme="minorHAnsi"/>
+          <w:lang w:eastAsia="en-US"/>
+        </w:rPr>
+        <w:t>(1), Article 1. https://doi.org/10.1007/s40617-021-00587-3</w:t>
       </w:r>
     </w:p>
     <w:p>
@@ -11265,7 +11830,7 @@
           <w:rFonts w:eastAsiaTheme="minorHAnsi"/>
           <w:lang w:eastAsia="en-US"/>
         </w:rPr>
-        <w:t xml:space="preserve">Leichsenring, F., Abbass, A., Hilsenroth, M. J., Leweke, F., Luyten, P., Keefe, J. R., Midgley, N., Rabung, S., Salzer, S., &amp; Steinert, C. (2017). Biases in research: Risk factors for non-replicability in psychotherapy and pharmacotherapy research. </w:t>
+        <w:t xml:space="preserve">Law, S., &amp; Hayes, S. C. (2021). Murray Sidman: Fostering progress through foundational choices. </w:t>
       </w:r>
       <w:r>
         <w:rPr>
@@ -11274,7 +11839,7 @@
           <w:iCs/>
           <w:lang w:eastAsia="en-US"/>
         </w:rPr>
-        <w:t>Psychological Medicine</w:t>
+        <w:t>Journal of the Experimental Analysis of Behavior</w:t>
       </w:r>
       <w:r>
         <w:rPr>
@@ -11290,14 +11855,14 @@
           <w:iCs/>
           <w:lang w:eastAsia="en-US"/>
         </w:rPr>
-        <w:t>47</w:t>
-      </w:r>
-      <w:r>
-        <w:rPr>
-          <w:rFonts w:eastAsiaTheme="minorHAnsi"/>
-          <w:lang w:eastAsia="en-US"/>
-        </w:rPr>
-        <w:t>(6), 1000–1011. https://doi.org/10.1017/S003329171600324X</w:t>
+        <w:t>115</w:t>
+      </w:r>
+      <w:r>
+        <w:rPr>
+          <w:rFonts w:eastAsiaTheme="minorHAnsi"/>
+          <w:lang w:eastAsia="en-US"/>
+        </w:rPr>
+        <w:t>(1), 21–30. https://doi.org/10.1002/jeab.640</w:t>
       </w:r>
     </w:p>
     <w:p>
@@ -11313,7 +11878,7 @@
           <w:rFonts w:eastAsiaTheme="minorHAnsi"/>
           <w:lang w:eastAsia="en-US"/>
         </w:rPr>
-        <w:t xml:space="preserve">Luciano, C., Ruiz, F. J., Torres, R. M. V., &amp; Mar, V. S. (2011). A Relational Frame Analysis of Defusion Interactions in Acceptance and Commitment Therapy. A Preliminary and Quasi-Experimental Study with At-Risk Adolescents. </w:t>
+        <w:t xml:space="preserve">Leichsenring, F., Abbass, A., Hilsenroth, M. J., Leweke, F., Luyten, P., Keefe, J. R., Midgley, N., Rabung, S., Salzer, S., &amp; Steinert, C. (2017). Biases in research: Risk factors for non-replicability in psychotherapy and pharmacotherapy research. </w:t>
       </w:r>
       <w:r>
         <w:rPr>
@@ -11322,30 +11887,14 @@
           <w:iCs/>
           <w:lang w:eastAsia="en-US"/>
         </w:rPr>
-        <w:t>International Journal of Psychology</w:t>
-      </w:r>
-      <w:r>
-        <w:rPr>
-          <w:rFonts w:eastAsiaTheme="minorHAnsi"/>
-          <w:lang w:eastAsia="en-US"/>
-        </w:rPr>
-        <w:t>.</w:t>
-      </w:r>
-    </w:p>
-    <w:p>
-      <w:pPr>
-        <w:pStyle w:val="Bibliography"/>
-        <w:rPr>
-          <w:rFonts w:eastAsiaTheme="minorHAnsi"/>
-          <w:lang w:eastAsia="en-US"/>
-        </w:rPr>
-      </w:pPr>
-      <w:r>
-        <w:rPr>
-          <w:rFonts w:eastAsiaTheme="minorHAnsi"/>
-          <w:lang w:eastAsia="en-US"/>
-        </w:rPr>
-        <w:t xml:space="preserve">Luciano, C., Törneke, N., &amp; Ruiz, F. J. (2023). Clinical Behavior Analysis and RFT: Conceptualizing Psychopathology and Its Treatment. In M. P. Twohig, M. E. Levin, &amp; J. M. Petersen (Eds.), </w:t>
+        <w:t>Psychological Medicine</w:t>
+      </w:r>
+      <w:r>
+        <w:rPr>
+          <w:rFonts w:eastAsiaTheme="minorHAnsi"/>
+          <w:lang w:eastAsia="en-US"/>
+        </w:rPr>
+        <w:t xml:space="preserve">, </w:t>
       </w:r>
       <w:r>
         <w:rPr>
@@ -11354,14 +11903,14 @@
           <w:iCs/>
           <w:lang w:eastAsia="en-US"/>
         </w:rPr>
-        <w:t>The Oxford Handbook of Acceptance and Commitment Therapy</w:t>
-      </w:r>
-      <w:r>
-        <w:rPr>
-          <w:rFonts w:eastAsiaTheme="minorHAnsi"/>
-          <w:lang w:eastAsia="en-US"/>
-        </w:rPr>
-        <w:t xml:space="preserve"> (1st ed., pp. 109–142). Oxford University Press. https://doi.org/10.1093/oxfordhb/9780197550076.013.5</w:t>
+        <w:t>47</w:t>
+      </w:r>
+      <w:r>
+        <w:rPr>
+          <w:rFonts w:eastAsiaTheme="minorHAnsi"/>
+          <w:lang w:eastAsia="en-US"/>
+        </w:rPr>
+        <w:t>(6), 1000–1011. https://doi.org/10.1017/S003329171600324X</w:t>
       </w:r>
     </w:p>
     <w:p>
@@ -11377,7 +11926,7 @@
           <w:rFonts w:eastAsiaTheme="minorHAnsi"/>
           <w:lang w:eastAsia="en-US"/>
         </w:rPr>
-        <w:t xml:space="preserve">Marin, F., Rohatgi, A., &amp; Charlot, S. (2017). </w:t>
+        <w:t xml:space="preserve">Luciano, C., Ruiz, F. J., Torres, R. M. V., &amp; Mar, V. S. (2011). A Relational Frame Analysis of Defusion Interactions in Acceptance and Commitment Therapy. A Preliminary and Quasi-Experimental Study with At-Risk Adolescents. </w:t>
       </w:r>
       <w:r>
         <w:rPr>
@@ -11386,14 +11935,14 @@
           <w:iCs/>
           <w:lang w:eastAsia="en-US"/>
         </w:rPr>
-        <w:t>WebPlotDigitizer, a polyvalent and free software to extract spectra from old astronomical publications: Application to ultraviolet spectropolarimetry</w:t>
-      </w:r>
-      <w:r>
-        <w:rPr>
-          <w:rFonts w:eastAsiaTheme="minorHAnsi"/>
-          <w:lang w:eastAsia="en-US"/>
-        </w:rPr>
-        <w:t xml:space="preserve"> (No. arXiv:1708.02025). arXiv. http://arxiv.org/abs/1708.02025</w:t>
+        <w:t>International Journal of Psychology</w:t>
+      </w:r>
+      <w:r>
+        <w:rPr>
+          <w:rFonts w:eastAsiaTheme="minorHAnsi"/>
+          <w:lang w:eastAsia="en-US"/>
+        </w:rPr>
+        <w:t>.</w:t>
       </w:r>
     </w:p>
     <w:p>
@@ -11409,7 +11958,7 @@
           <w:rFonts w:eastAsiaTheme="minorHAnsi"/>
           <w:lang w:eastAsia="en-US"/>
         </w:rPr>
-        <w:t xml:space="preserve">McLoughlin, S., &amp; Roche, B. T. (2022). ACT: A Process-Based Therapy in search of a process. </w:t>
+        <w:t xml:space="preserve">Luciano, C., Törneke, N., &amp; Ruiz, F. J. (2023). Clinical Behavior Analysis and RFT: Conceptualizing Psychopathology and Its Treatment. In M. P. Twohig, M. E. Levin, &amp; J. M. Petersen (Eds.), </w:t>
       </w:r>
       <w:r>
         <w:rPr>
@@ -11418,14 +11967,14 @@
           <w:iCs/>
           <w:lang w:eastAsia="en-US"/>
         </w:rPr>
-        <w:t>Behavior Therapy</w:t>
-      </w:r>
-      <w:r>
-        <w:rPr>
-          <w:rFonts w:eastAsiaTheme="minorHAnsi"/>
-          <w:lang w:eastAsia="en-US"/>
-        </w:rPr>
-        <w:t>, S0005789422001022. https://doi.org/10.1016/j.beth.2022.07.010</w:t>
+        <w:t>The Oxford Handbook of Acceptance and Commitment Therapy</w:t>
+      </w:r>
+      <w:r>
+        <w:rPr>
+          <w:rFonts w:eastAsiaTheme="minorHAnsi"/>
+          <w:lang w:eastAsia="en-US"/>
+        </w:rPr>
+        <w:t xml:space="preserve"> (1st ed., pp. 109–142). Oxford University Press. https://doi.org/10.1093/oxfordhb/9780197550076.013.5</w:t>
       </w:r>
     </w:p>
     <w:p>
@@ -11441,7 +11990,7 @@
           <w:rFonts w:eastAsiaTheme="minorHAnsi"/>
           <w:lang w:eastAsia="en-US"/>
         </w:rPr>
-        <w:t xml:space="preserve">Morris, S. B. (2008). Estimating Effect Sizes From Pretest-Posttest-Control Group Designs. </w:t>
+        <w:t xml:space="preserve">Marin, F., Rohatgi, A., &amp; Charlot, S. (2017). </w:t>
       </w:r>
       <w:r>
         <w:rPr>
@@ -11450,14 +11999,7 @@
           <w:iCs/>
           <w:lang w:eastAsia="en-US"/>
         </w:rPr>
-        <w:t>Organizational Research Methods</w:t>
-      </w:r>
-      <w:r>
-        <w:rPr>
-          <w:rFonts w:eastAsiaTheme="minorHAnsi"/>
-          <w:lang w:eastAsia="en-US"/>
-        </w:rPr>
-        <w:t xml:space="preserve">, </w:t>
+        <w:t xml:space="preserve">WebPlotDigitizer, a polyvalent and free software to extract spectra from old astronomical </w:t>
       </w:r>
       <w:r>
         <w:rPr>
@@ -11466,14 +12008,14 @@
           <w:iCs/>
           <w:lang w:eastAsia="en-US"/>
         </w:rPr>
-        <w:t>11</w:t>
-      </w:r>
-      <w:r>
-        <w:rPr>
-          <w:rFonts w:eastAsiaTheme="minorHAnsi"/>
-          <w:lang w:eastAsia="en-US"/>
-        </w:rPr>
-        <w:t>(2), 364–386. https://doi.org/10.1177/1094428106291059</w:t>
+        <w:t>publications: Application to ultraviolet spectropolarimetry</w:t>
+      </w:r>
+      <w:r>
+        <w:rPr>
+          <w:rFonts w:eastAsiaTheme="minorHAnsi"/>
+          <w:lang w:eastAsia="en-US"/>
+        </w:rPr>
+        <w:t xml:space="preserve"> (No. arXiv:1708.02025). arXiv. http://arxiv.org/abs/1708.02025</w:t>
       </w:r>
     </w:p>
     <w:p>
@@ -11489,7 +12031,7 @@
           <w:rFonts w:eastAsiaTheme="minorHAnsi"/>
           <w:lang w:eastAsia="en-US"/>
         </w:rPr>
-        <w:t xml:space="preserve">O’Donohue, W., &amp; Masuda, A. (Eds.). (2022). </w:t>
+        <w:t xml:space="preserve">McLoughlin, S., &amp; Roche, B. T. (2022). ACT: A Process-Based Therapy in search of a process. </w:t>
       </w:r>
       <w:r>
         <w:rPr>
@@ -11498,14 +12040,14 @@
           <w:iCs/>
           <w:lang w:eastAsia="en-US"/>
         </w:rPr>
-        <w:t>Behavior therapy: First, second, and third waves.</w:t>
-      </w:r>
-      <w:r>
-        <w:rPr>
-          <w:rFonts w:eastAsiaTheme="minorHAnsi"/>
-          <w:lang w:eastAsia="en-US"/>
-        </w:rPr>
-        <w:t xml:space="preserve"> Springer Nature. https://doi.org/10.1007/978-3-031-11677-3</w:t>
+        <w:t>Behavior Therapy</w:t>
+      </w:r>
+      <w:r>
+        <w:rPr>
+          <w:rFonts w:eastAsiaTheme="minorHAnsi"/>
+          <w:lang w:eastAsia="en-US"/>
+        </w:rPr>
+        <w:t>, S0005789422001022. https://doi.org/10.1016/j.beth.2022.07.010</w:t>
       </w:r>
     </w:p>
     <w:p>
@@ -11521,7 +12063,7 @@
           <w:rFonts w:eastAsiaTheme="minorHAnsi"/>
           <w:lang w:eastAsia="en-US"/>
         </w:rPr>
-        <w:t xml:space="preserve">Pendrous, R., Hulbert-Williams, L., Hochard, K. D., &amp; Hulbert-Williams, N. J. (2020). Appetitive augmental functions and common physical properties in a pain-tolerance metaphor: An extended replication. </w:t>
+        <w:t xml:space="preserve">Morris, S. B. (2008). Estimating Effect Sizes From Pretest-Posttest-Control Group Designs. </w:t>
       </w:r>
       <w:r>
         <w:rPr>
@@ -11530,7 +12072,7 @@
           <w:iCs/>
           <w:lang w:eastAsia="en-US"/>
         </w:rPr>
-        <w:t>Journal of Contextual Behavioral Science</w:t>
+        <w:t>Organizational Research Methods</w:t>
       </w:r>
       <w:r>
         <w:rPr>
@@ -11546,14 +12088,14 @@
           <w:iCs/>
           <w:lang w:eastAsia="en-US"/>
         </w:rPr>
-        <w:t>16</w:t>
-      </w:r>
-      <w:r>
-        <w:rPr>
-          <w:rFonts w:eastAsiaTheme="minorHAnsi"/>
-          <w:lang w:eastAsia="en-US"/>
-        </w:rPr>
-        <w:t>, 17–24. https://doi.org/10.1016/j.jcbs.2020.02.003</w:t>
+        <w:t>11</w:t>
+      </w:r>
+      <w:r>
+        <w:rPr>
+          <w:rFonts w:eastAsiaTheme="minorHAnsi"/>
+          <w:lang w:eastAsia="en-US"/>
+        </w:rPr>
+        <w:t>(2), 364–386. https://doi.org/10.1177/1094428106291059</w:t>
       </w:r>
     </w:p>
     <w:p>
@@ -11569,7 +12111,7 @@
           <w:rFonts w:eastAsiaTheme="minorHAnsi"/>
           <w:lang w:eastAsia="en-US"/>
         </w:rPr>
-        <w:t xml:space="preserve">Rachman, S., Shafran, R., Mitchell, D., Trant, J., &amp; Teachman, B. (1996). How to remain neutral: An experimental analysis of neutralization. </w:t>
+        <w:t xml:space="preserve">O’Donohue, W., &amp; Masuda, A. (Eds.). (2022). </w:t>
       </w:r>
       <w:r>
         <w:rPr>
@@ -11578,14 +12120,30 @@
           <w:iCs/>
           <w:lang w:eastAsia="en-US"/>
         </w:rPr>
-        <w:t>Behaviour Research and Therapy</w:t>
-      </w:r>
-      <w:r>
-        <w:rPr>
-          <w:rFonts w:eastAsiaTheme="minorHAnsi"/>
-          <w:lang w:eastAsia="en-US"/>
-        </w:rPr>
-        <w:t xml:space="preserve">, </w:t>
+        <w:t>Behavior therapy: First, second, and third waves.</w:t>
+      </w:r>
+      <w:r>
+        <w:rPr>
+          <w:rFonts w:eastAsiaTheme="minorHAnsi"/>
+          <w:lang w:eastAsia="en-US"/>
+        </w:rPr>
+        <w:t xml:space="preserve"> Springer Nature. https://doi.org/10.1007/978-3-031-11677-3</w:t>
+      </w:r>
+    </w:p>
+    <w:p>
+      <w:pPr>
+        <w:pStyle w:val="Bibliography"/>
+        <w:rPr>
+          <w:rFonts w:eastAsiaTheme="minorHAnsi"/>
+          <w:lang w:eastAsia="en-US"/>
+        </w:rPr>
+      </w:pPr>
+      <w:r>
+        <w:rPr>
+          <w:rFonts w:eastAsiaTheme="minorHAnsi"/>
+          <w:lang w:eastAsia="en-US"/>
+        </w:rPr>
+        <w:t xml:space="preserve">Pendrous, R., Hulbert-Williams, L., Hochard, K. D., &amp; Hulbert-Williams, N. J. (2020). Appetitive augmental functions and common physical properties in a pain-tolerance metaphor: An extended replication. </w:t>
       </w:r>
       <w:r>
         <w:rPr>
@@ -11594,30 +12152,14 @@
           <w:iCs/>
           <w:lang w:eastAsia="en-US"/>
         </w:rPr>
-        <w:t>34</w:t>
-      </w:r>
-      <w:r>
-        <w:rPr>
-          <w:rFonts w:eastAsiaTheme="minorHAnsi"/>
-          <w:lang w:eastAsia="en-US"/>
-        </w:rPr>
-        <w:t>(11–12), 889–898. https://doi.org/10.1016/S0005-7967(96)00051-4</w:t>
-      </w:r>
-    </w:p>
-    <w:p>
-      <w:pPr>
-        <w:pStyle w:val="Bibliography"/>
-        <w:rPr>
-          <w:rFonts w:eastAsiaTheme="minorHAnsi"/>
-          <w:lang w:eastAsia="en-US"/>
-        </w:rPr>
-      </w:pPr>
-      <w:r>
-        <w:rPr>
-          <w:rFonts w:eastAsiaTheme="minorHAnsi"/>
-          <w:lang w:eastAsia="en-US"/>
-        </w:rPr>
-        <w:t xml:space="preserve">Ruiz, F. J., Gil-Luciano, B., &amp; Segura-Vargas, M. A. (2023). Cognitive defusion. In M. P. Twohig, M. E. Levin, &amp; J. M. Petersen (Eds.), </w:t>
+        <w:t>Journal of Contextual Behavioral Science</w:t>
+      </w:r>
+      <w:r>
+        <w:rPr>
+          <w:rFonts w:eastAsiaTheme="minorHAnsi"/>
+          <w:lang w:eastAsia="en-US"/>
+        </w:rPr>
+        <w:t xml:space="preserve">, </w:t>
       </w:r>
       <w:r>
         <w:rPr>
@@ -11626,14 +12168,14 @@
           <w:iCs/>
           <w:lang w:eastAsia="en-US"/>
         </w:rPr>
-        <w:t>The Oxford Handbook of Acceptance and Commitment Therapy</w:t>
-      </w:r>
-      <w:r>
-        <w:rPr>
-          <w:rFonts w:eastAsiaTheme="minorHAnsi"/>
-          <w:lang w:eastAsia="en-US"/>
-        </w:rPr>
-        <w:t>. Oxford University Press. https://doi.org/10.1093/oxfordhb/9780197550076.001.0001</w:t>
+        <w:t>16</w:t>
+      </w:r>
+      <w:r>
+        <w:rPr>
+          <w:rFonts w:eastAsiaTheme="minorHAnsi"/>
+          <w:lang w:eastAsia="en-US"/>
+        </w:rPr>
+        <w:t>, 17–24. https://doi.org/10.1016/j.jcbs.2020.02.003</w:t>
       </w:r>
     </w:p>
     <w:p>
@@ -11649,7 +12191,7 @@
           <w:rFonts w:eastAsiaTheme="minorHAnsi"/>
           <w:lang w:eastAsia="en-US"/>
         </w:rPr>
-        <w:t xml:space="preserve">Ruiz, F. J., Luciano, C., &amp; Sierra, M. A. (2020). A systematic and critical response to Pendrous et al. (2020) replication study. </w:t>
+        <w:t xml:space="preserve">Rachman, S., Shafran, R., Mitchell, D., Trant, J., &amp; Teachman, B. (1996). How to remain neutral: An experimental analysis of neutralization. </w:t>
       </w:r>
       <w:r>
         <w:rPr>
@@ -11658,30 +12200,14 @@
           <w:iCs/>
           <w:lang w:eastAsia="en-US"/>
         </w:rPr>
-        <w:t>Journal of Contextual Behavioral Science</w:t>
-      </w:r>
-      <w:r>
-        <w:rPr>
-          <w:rFonts w:eastAsiaTheme="minorHAnsi"/>
-          <w:lang w:eastAsia="en-US"/>
-        </w:rPr>
-        <w:t>. https://doi.org/10.1016/j.jcbs.2020.04.011</w:t>
-      </w:r>
-    </w:p>
-    <w:p>
-      <w:pPr>
-        <w:pStyle w:val="Bibliography"/>
-        <w:rPr>
-          <w:rFonts w:eastAsiaTheme="minorHAnsi"/>
-          <w:lang w:eastAsia="en-US"/>
-        </w:rPr>
-      </w:pPr>
-      <w:r>
-        <w:rPr>
-          <w:rFonts w:eastAsiaTheme="minorHAnsi"/>
-          <w:lang w:eastAsia="en-US"/>
-        </w:rPr>
-        <w:t xml:space="preserve">Sierra, M. A., Ruiz, F. J., Flórez, C. L., Hernández, D. R., &amp; Luciano, C. (2016). The Role of Common Physical Properties and Augmental Functions in Metaphor Effect. </w:t>
+        <w:t>Behaviour Research and Therapy</w:t>
+      </w:r>
+      <w:r>
+        <w:rPr>
+          <w:rFonts w:eastAsiaTheme="minorHAnsi"/>
+          <w:lang w:eastAsia="en-US"/>
+        </w:rPr>
+        <w:t xml:space="preserve">, </w:t>
       </w:r>
       <w:r>
         <w:rPr>
@@ -11690,14 +12216,14 @@
           <w:iCs/>
           <w:lang w:eastAsia="en-US"/>
         </w:rPr>
-        <w:t>International Journal of Psychology</w:t>
-      </w:r>
-      <w:r>
-        <w:rPr>
-          <w:rFonts w:eastAsiaTheme="minorHAnsi"/>
-          <w:lang w:eastAsia="en-US"/>
-        </w:rPr>
-        <w:t>, 15.</w:t>
+        <w:t>34</w:t>
+      </w:r>
+      <w:r>
+        <w:rPr>
+          <w:rFonts w:eastAsiaTheme="minorHAnsi"/>
+          <w:lang w:eastAsia="en-US"/>
+        </w:rPr>
+        <w:t>(11–12), 889–898. https://doi.org/10.1016/S0005-7967(96)00051-4</w:t>
       </w:r>
     </w:p>
     <w:p>
@@ -11713,7 +12239,7 @@
           <w:rFonts w:eastAsiaTheme="minorHAnsi"/>
           <w:lang w:eastAsia="en-US"/>
         </w:rPr>
-        <w:t xml:space="preserve">Simonsohn, U., Simmons, J. P., &amp; Nelson, L. D. (2015). </w:t>
+        <w:t xml:space="preserve">Ruiz, F. J., Gil-Luciano, B., &amp; Segura-Vargas, M. A. (2023). Cognitive defusion. In M. P. Twohig, M. E. Levin, &amp; J. M. Petersen (Eds.), </w:t>
       </w:r>
       <w:r>
         <w:rPr>
@@ -11722,14 +12248,14 @@
           <w:iCs/>
           <w:lang w:eastAsia="en-US"/>
         </w:rPr>
-        <w:t>Specification Curve: Descriptive and Inferential Statistics on All Reasonable Specifications</w:t>
-      </w:r>
-      <w:r>
-        <w:rPr>
-          <w:rFonts w:eastAsiaTheme="minorHAnsi"/>
-          <w:lang w:eastAsia="en-US"/>
-        </w:rPr>
-        <w:t>. https://papers.ssrn.com/sol3/papers.cfm?abstract_id=2694998</w:t>
+        <w:t>The Oxford Handbook of Acceptance and Commitment Therapy</w:t>
+      </w:r>
+      <w:r>
+        <w:rPr>
+          <w:rFonts w:eastAsiaTheme="minorHAnsi"/>
+          <w:lang w:eastAsia="en-US"/>
+        </w:rPr>
+        <w:t>. Oxford University Press. https://doi.org/10.1093/oxfordhb/9780197550076.001.0001</w:t>
       </w:r>
     </w:p>
     <w:p>
@@ -11745,7 +12271,7 @@
           <w:rFonts w:eastAsiaTheme="minorHAnsi"/>
           <w:lang w:eastAsia="en-US"/>
         </w:rPr>
-        <w:t xml:space="preserve">Spellman, B. A. (2015). A short (personal) future history of revolution 2.0. </w:t>
+        <w:t xml:space="preserve">Ruiz, F. J., Luciano, C., &amp; Sierra, M. A. (2020). A systematic and critical response to Pendrous et al. (2020) replication study. </w:t>
       </w:r>
       <w:r>
         <w:rPr>
@@ -11754,14 +12280,30 @@
           <w:iCs/>
           <w:lang w:eastAsia="en-US"/>
         </w:rPr>
-        <w:t>Perspectives on Psychological Science</w:t>
-      </w:r>
-      <w:r>
-        <w:rPr>
-          <w:rFonts w:eastAsiaTheme="minorHAnsi"/>
-          <w:lang w:eastAsia="en-US"/>
-        </w:rPr>
-        <w:t xml:space="preserve">, </w:t>
+        <w:t>Journal of Contextual Behavioral Science</w:t>
+      </w:r>
+      <w:r>
+        <w:rPr>
+          <w:rFonts w:eastAsiaTheme="minorHAnsi"/>
+          <w:lang w:eastAsia="en-US"/>
+        </w:rPr>
+        <w:t>. https://doi.org/10.1016/j.jcbs.2020.04.011</w:t>
+      </w:r>
+    </w:p>
+    <w:p>
+      <w:pPr>
+        <w:pStyle w:val="Bibliography"/>
+        <w:rPr>
+          <w:rFonts w:eastAsiaTheme="minorHAnsi"/>
+          <w:lang w:eastAsia="en-US"/>
+        </w:rPr>
+      </w:pPr>
+      <w:r>
+        <w:rPr>
+          <w:rFonts w:eastAsiaTheme="minorHAnsi"/>
+          <w:lang w:eastAsia="en-US"/>
+        </w:rPr>
+        <w:t xml:space="preserve">Sierra, M. A., Ruiz, F. J., Flórez, C. L., Hernández, D. R., &amp; Luciano, C. (2016). The Role of Common Physical Properties and Augmental Functions in Metaphor Effect. </w:t>
       </w:r>
       <w:r>
         <w:rPr>
@@ -11770,14 +12312,14 @@
           <w:iCs/>
           <w:lang w:eastAsia="en-US"/>
         </w:rPr>
-        <w:t>10</w:t>
-      </w:r>
-      <w:r>
-        <w:rPr>
-          <w:rFonts w:eastAsiaTheme="minorHAnsi"/>
-          <w:lang w:eastAsia="en-US"/>
-        </w:rPr>
-        <w:t>(6), 886–899. https://doi.org/10.1177/1745691615609918</w:t>
+        <w:t>International Journal of Psychology</w:t>
+      </w:r>
+      <w:r>
+        <w:rPr>
+          <w:rFonts w:eastAsiaTheme="minorHAnsi"/>
+          <w:lang w:eastAsia="en-US"/>
+        </w:rPr>
+        <w:t>, 15.</w:t>
       </w:r>
     </w:p>
     <w:p>
@@ -11793,7 +12335,7 @@
           <w:rFonts w:eastAsiaTheme="minorHAnsi"/>
           <w:lang w:eastAsia="en-US"/>
         </w:rPr>
-        <w:t xml:space="preserve">Steegen, S., Tuerlinckx, F., Gelman, A., &amp; Vanpaemel, W. (2016). Increasing transparency through a multiverse analysis. </w:t>
+        <w:t xml:space="preserve">Simonsohn, U., Simmons, J. P., &amp; Nelson, L. D. (2015). </w:t>
       </w:r>
       <w:r>
         <w:rPr>
@@ -11802,14 +12344,30 @@
           <w:iCs/>
           <w:lang w:eastAsia="en-US"/>
         </w:rPr>
-        <w:t>Perspectives on Psychological Science</w:t>
-      </w:r>
-      <w:r>
-        <w:rPr>
-          <w:rFonts w:eastAsiaTheme="minorHAnsi"/>
-          <w:lang w:eastAsia="en-US"/>
-        </w:rPr>
-        <w:t xml:space="preserve">, </w:t>
+        <w:t>Specification Curve: Descriptive and Inferential Statistics on All Reasonable Specifications</w:t>
+      </w:r>
+      <w:r>
+        <w:rPr>
+          <w:rFonts w:eastAsiaTheme="minorHAnsi"/>
+          <w:lang w:eastAsia="en-US"/>
+        </w:rPr>
+        <w:t>. https://papers.ssrn.com/sol3/papers.cfm?abstract_id=2694998</w:t>
+      </w:r>
+    </w:p>
+    <w:p>
+      <w:pPr>
+        <w:pStyle w:val="Bibliography"/>
+        <w:rPr>
+          <w:rFonts w:eastAsiaTheme="minorHAnsi"/>
+          <w:lang w:eastAsia="en-US"/>
+        </w:rPr>
+      </w:pPr>
+      <w:r>
+        <w:rPr>
+          <w:rFonts w:eastAsiaTheme="minorHAnsi"/>
+          <w:lang w:eastAsia="en-US"/>
+        </w:rPr>
+        <w:t xml:space="preserve">Spellman, B. A. (2015). A short (personal) future history of revolution 2.0. </w:t>
       </w:r>
       <w:r>
         <w:rPr>
@@ -11818,30 +12376,14 @@
           <w:iCs/>
           <w:lang w:eastAsia="en-US"/>
         </w:rPr>
-        <w:t>11</w:t>
-      </w:r>
-      <w:r>
-        <w:rPr>
-          <w:rFonts w:eastAsiaTheme="minorHAnsi"/>
-          <w:lang w:eastAsia="en-US"/>
-        </w:rPr>
-        <w:t>(5), 702–712.</w:t>
-      </w:r>
-    </w:p>
-    <w:p>
-      <w:pPr>
-        <w:pStyle w:val="Bibliography"/>
-        <w:rPr>
-          <w:rFonts w:eastAsiaTheme="minorHAnsi"/>
-          <w:lang w:eastAsia="en-US"/>
-        </w:rPr>
-      </w:pPr>
-      <w:r>
-        <w:rPr>
-          <w:rFonts w:eastAsiaTheme="minorHAnsi"/>
-          <w:lang w:eastAsia="en-US"/>
-        </w:rPr>
-        <w:t xml:space="preserve">Tackett, J. L., Brandes, C. M., King, K. M., &amp; Markon, K. E. (2019). Psychology’s Replication Crisis and Clinical Psychological Science. </w:t>
+        <w:t>Perspectives on Psychological Science</w:t>
+      </w:r>
+      <w:r>
+        <w:rPr>
+          <w:rFonts w:eastAsiaTheme="minorHAnsi"/>
+          <w:lang w:eastAsia="en-US"/>
+        </w:rPr>
+        <w:t xml:space="preserve">, </w:t>
       </w:r>
       <w:r>
         <w:rPr>
@@ -11850,14 +12392,30 @@
           <w:iCs/>
           <w:lang w:eastAsia="en-US"/>
         </w:rPr>
-        <w:t>Annual Review of Clinical Psychology</w:t>
-      </w:r>
-      <w:r>
-        <w:rPr>
-          <w:rFonts w:eastAsiaTheme="minorHAnsi"/>
-          <w:lang w:eastAsia="en-US"/>
-        </w:rPr>
-        <w:t xml:space="preserve">, </w:t>
+        <w:t>10</w:t>
+      </w:r>
+      <w:r>
+        <w:rPr>
+          <w:rFonts w:eastAsiaTheme="minorHAnsi"/>
+          <w:lang w:eastAsia="en-US"/>
+        </w:rPr>
+        <w:t>(6), 886–899. https://doi.org/10.1177/1745691615609918</w:t>
+      </w:r>
+    </w:p>
+    <w:p>
+      <w:pPr>
+        <w:pStyle w:val="Bibliography"/>
+        <w:rPr>
+          <w:rFonts w:eastAsiaTheme="minorHAnsi"/>
+          <w:lang w:eastAsia="en-US"/>
+        </w:rPr>
+      </w:pPr>
+      <w:r>
+        <w:rPr>
+          <w:rFonts w:eastAsiaTheme="minorHAnsi"/>
+          <w:lang w:eastAsia="en-US"/>
+        </w:rPr>
+        <w:t xml:space="preserve">Steegen, S., Tuerlinckx, F., Gelman, A., &amp; Vanpaemel, W. (2016). Increasing transparency through a multiverse analysis. </w:t>
       </w:r>
       <w:r>
         <w:rPr>
@@ -11866,30 +12424,14 @@
           <w:iCs/>
           <w:lang w:eastAsia="en-US"/>
         </w:rPr>
-        <w:t>15</w:t>
-      </w:r>
-      <w:r>
-        <w:rPr>
-          <w:rFonts w:eastAsiaTheme="minorHAnsi"/>
-          <w:lang w:eastAsia="en-US"/>
-        </w:rPr>
-        <w:t>(1), 579–604. https://doi.org/10.1146/annurev-clinpsy-050718-095710</w:t>
-      </w:r>
-    </w:p>
-    <w:p>
-      <w:pPr>
-        <w:pStyle w:val="Bibliography"/>
-        <w:rPr>
-          <w:rFonts w:eastAsiaTheme="minorHAnsi"/>
-          <w:lang w:eastAsia="en-US"/>
-        </w:rPr>
-      </w:pPr>
-      <w:r>
-        <w:rPr>
-          <w:rFonts w:eastAsiaTheme="minorHAnsi"/>
-          <w:lang w:eastAsia="en-US"/>
-        </w:rPr>
-        <w:t xml:space="preserve">Task Force on the Strategies and Tactics of Contextual Behavioral Science Research. (2021). </w:t>
+        <w:t>Perspectives on Psychological Science</w:t>
+      </w:r>
+      <w:r>
+        <w:rPr>
+          <w:rFonts w:eastAsiaTheme="minorHAnsi"/>
+          <w:lang w:eastAsia="en-US"/>
+        </w:rPr>
+        <w:t xml:space="preserve">, </w:t>
       </w:r>
       <w:r>
         <w:rPr>
@@ -11898,14 +12440,14 @@
           <w:iCs/>
           <w:lang w:eastAsia="en-US"/>
         </w:rPr>
-        <w:t>Adoption of Open Science Recommendations | Association for Contextual Behavioral Science</w:t>
-      </w:r>
-      <w:r>
-        <w:rPr>
-          <w:rFonts w:eastAsiaTheme="minorHAnsi"/>
-          <w:lang w:eastAsia="en-US"/>
-        </w:rPr>
-        <w:t>. https://contextualscience.org/news/adoption_of_open_science_recommendations</w:t>
+        <w:t>11</w:t>
+      </w:r>
+      <w:r>
+        <w:rPr>
+          <w:rFonts w:eastAsiaTheme="minorHAnsi"/>
+          <w:lang w:eastAsia="en-US"/>
+        </w:rPr>
+        <w:t>(5), 702–712.</w:t>
       </w:r>
     </w:p>
     <w:p>
@@ -11921,7 +12463,8 @@
           <w:rFonts w:eastAsiaTheme="minorHAnsi"/>
           <w:lang w:eastAsia="en-US"/>
         </w:rPr>
-        <w:t xml:space="preserve">Twohig, M. P., Levin, M. E., &amp; Petersen, J. M. (Eds.). (2023). </w:t>
+        <w:lastRenderedPageBreak/>
+        <w:t xml:space="preserve">Tackett, J. L., Brandes, C. M., King, K. M., &amp; Markon, K. E. (2019). Psychology’s Replication Crisis and Clinical Psychological Science. </w:t>
       </w:r>
       <w:r>
         <w:rPr>
@@ -11930,38 +12473,14 @@
           <w:iCs/>
           <w:lang w:eastAsia="en-US"/>
         </w:rPr>
-        <w:t>The Oxford Handbook of Acceptance and Commitment Therapy</w:t>
-      </w:r>
-      <w:r>
-        <w:rPr>
-          <w:rFonts w:eastAsiaTheme="minorHAnsi"/>
-          <w:lang w:eastAsia="en-US"/>
-        </w:rPr>
-        <w:t xml:space="preserve"> (1st ed.). Oxford University Press. </w:t>
-      </w:r>
-      <w:r>
-        <w:rPr>
-          <w:rFonts w:eastAsiaTheme="minorHAnsi"/>
-          <w:lang w:eastAsia="en-US"/>
-        </w:rPr>
-        <w:lastRenderedPageBreak/>
-        <w:t>https://doi.org/10.1093/oxfordhb/9780197550076.001.0001</w:t>
-      </w:r>
-    </w:p>
-    <w:p>
-      <w:pPr>
-        <w:pStyle w:val="Bibliography"/>
-        <w:rPr>
-          <w:rFonts w:eastAsiaTheme="minorHAnsi"/>
-          <w:lang w:eastAsia="en-US"/>
-        </w:rPr>
-      </w:pPr>
-      <w:r>
-        <w:rPr>
-          <w:rFonts w:eastAsiaTheme="minorHAnsi"/>
-          <w:lang w:eastAsia="en-US"/>
-        </w:rPr>
-        <w:t xml:space="preserve">van den Hout, M., Kindt, M., Weiland, T., &amp; Peters, M. (2002). Instructed neutralization, spontaneous neutralization and prevented neutralization after an obsession-like thought. </w:t>
+        <w:t>Annual Review of Clinical Psychology</w:t>
+      </w:r>
+      <w:r>
+        <w:rPr>
+          <w:rFonts w:eastAsiaTheme="minorHAnsi"/>
+          <w:lang w:eastAsia="en-US"/>
+        </w:rPr>
+        <w:t xml:space="preserve">, </w:t>
       </w:r>
       <w:r>
         <w:rPr>
@@ -11970,14 +12489,30 @@
           <w:iCs/>
           <w:lang w:eastAsia="en-US"/>
         </w:rPr>
-        <w:t>Journal of Behavior Therapy and Experimental Psychiatry</w:t>
-      </w:r>
-      <w:r>
-        <w:rPr>
-          <w:rFonts w:eastAsiaTheme="minorHAnsi"/>
-          <w:lang w:eastAsia="en-US"/>
-        </w:rPr>
-        <w:t xml:space="preserve">, </w:t>
+        <w:t>15</w:t>
+      </w:r>
+      <w:r>
+        <w:rPr>
+          <w:rFonts w:eastAsiaTheme="minorHAnsi"/>
+          <w:lang w:eastAsia="en-US"/>
+        </w:rPr>
+        <w:t>(1), 579–604. https://doi.org/10.1146/annurev-clinpsy-050718-095710</w:t>
+      </w:r>
+    </w:p>
+    <w:p>
+      <w:pPr>
+        <w:pStyle w:val="Bibliography"/>
+        <w:rPr>
+          <w:rFonts w:eastAsiaTheme="minorHAnsi"/>
+          <w:lang w:eastAsia="en-US"/>
+        </w:rPr>
+      </w:pPr>
+      <w:r>
+        <w:rPr>
+          <w:rFonts w:eastAsiaTheme="minorHAnsi"/>
+          <w:lang w:eastAsia="en-US"/>
+        </w:rPr>
+        <w:t xml:space="preserve">Task Force on the Strategies and Tactics of Contextual Behavioral Science Research. (2021). </w:t>
       </w:r>
       <w:r>
         <w:rPr>
@@ -11986,6 +12521,93 @@
           <w:iCs/>
           <w:lang w:eastAsia="en-US"/>
         </w:rPr>
+        <w:t>Adoption of Open Science Recommendations | Association for Contextual Behavioral Science</w:t>
+      </w:r>
+      <w:r>
+        <w:rPr>
+          <w:rFonts w:eastAsiaTheme="minorHAnsi"/>
+          <w:lang w:eastAsia="en-US"/>
+        </w:rPr>
+        <w:t>. https://contextualscience.org/news/adoption_of_open_science_recommendations</w:t>
+      </w:r>
+    </w:p>
+    <w:p>
+      <w:pPr>
+        <w:pStyle w:val="Bibliography"/>
+        <w:rPr>
+          <w:rFonts w:eastAsiaTheme="minorHAnsi"/>
+          <w:lang w:eastAsia="en-US"/>
+        </w:rPr>
+      </w:pPr>
+      <w:r>
+        <w:rPr>
+          <w:rFonts w:eastAsiaTheme="minorHAnsi"/>
+          <w:lang w:eastAsia="en-US"/>
+        </w:rPr>
+        <w:t xml:space="preserve">Twohig, M. P., Levin, M. E., &amp; Petersen, J. M. (Eds.). (2023). </w:t>
+      </w:r>
+      <w:r>
+        <w:rPr>
+          <w:rFonts w:eastAsiaTheme="minorHAnsi"/>
+          <w:i/>
+          <w:iCs/>
+          <w:lang w:eastAsia="en-US"/>
+        </w:rPr>
+        <w:t>The Oxford Handbook of Acceptance and Commitment Therapy</w:t>
+      </w:r>
+      <w:r>
+        <w:rPr>
+          <w:rFonts w:eastAsiaTheme="minorHAnsi"/>
+          <w:lang w:eastAsia="en-US"/>
+        </w:rPr>
+        <w:t xml:space="preserve"> (1st ed.). </w:t>
+      </w:r>
+      <w:r>
+        <w:rPr>
+          <w:rFonts w:eastAsiaTheme="minorHAnsi"/>
+          <w:lang w:eastAsia="en-US"/>
+        </w:rPr>
+        <w:t>Oxford University Press. https://doi.org/10.1093/oxfordhb/9780197550076.001.0001</w:t>
+      </w:r>
+    </w:p>
+    <w:p>
+      <w:pPr>
+        <w:pStyle w:val="Bibliography"/>
+        <w:rPr>
+          <w:rFonts w:eastAsiaTheme="minorHAnsi"/>
+          <w:lang w:eastAsia="en-US"/>
+        </w:rPr>
+      </w:pPr>
+      <w:r>
+        <w:rPr>
+          <w:rFonts w:eastAsiaTheme="minorHAnsi"/>
+          <w:lang w:eastAsia="en-US"/>
+        </w:rPr>
+        <w:t xml:space="preserve">van den Hout, M., Kindt, M., Weiland, T., &amp; Peters, M. (2002). Instructed neutralization, spontaneous neutralization and prevented neutralization after an obsession-like thought. </w:t>
+      </w:r>
+      <w:r>
+        <w:rPr>
+          <w:rFonts w:eastAsiaTheme="minorHAnsi"/>
+          <w:i/>
+          <w:iCs/>
+          <w:lang w:eastAsia="en-US"/>
+        </w:rPr>
+        <w:t>Journal of Behavior Therapy and Experimental Psychiatry</w:t>
+      </w:r>
+      <w:r>
+        <w:rPr>
+          <w:rFonts w:eastAsiaTheme="minorHAnsi"/>
+          <w:lang w:eastAsia="en-US"/>
+        </w:rPr>
+        <w:t xml:space="preserve">, </w:t>
+      </w:r>
+      <w:r>
+        <w:rPr>
+          <w:rFonts w:eastAsiaTheme="minorHAnsi"/>
+          <w:i/>
+          <w:iCs/>
+          <w:lang w:eastAsia="en-US"/>
+        </w:rPr>
         <w:t>33</w:t>
       </w:r>
       <w:r>
@@ -11993,14 +12615,7 @@
           <w:rFonts w:eastAsiaTheme="minorHAnsi"/>
           <w:lang w:eastAsia="en-US"/>
         </w:rPr>
-        <w:t xml:space="preserve">(3–4), </w:t>
-      </w:r>
-      <w:r>
-        <w:rPr>
-          <w:rFonts w:eastAsiaTheme="minorHAnsi"/>
-          <w:lang w:eastAsia="en-US"/>
-        </w:rPr>
-        <w:t>177–189. https://doi.org/10.1016/S0005-7916(02)00048-4</w:t>
+        <w:t>(3–4), 177–189. https://doi.org/10.1016/S0005-7916(02)00048-4</w:t>
       </w:r>
     </w:p>
     <w:p>

--- a/communication/preprint/Hussey - 2026 - a critical reanalysis of Foody et al. 2013.docx
+++ b/communication/preprint/Hussey - 2026 - a critical reanalysis of Foody et al. 2013.docx
@@ -687,6 +687,8 @@
           <w:lang w:val="en-US"/>
         </w:rPr>
         <w:sectPr>
+          <w:footerReference w:type="even" r:id="rId7"/>
+          <w:footerReference w:type="default" r:id="rId8"/>
           <w:footnotePr>
             <w:numFmt w:val="chicago"/>
           </w:footnotePr>
@@ -1014,14 +1016,179 @@
         <w:rPr>
           <w:lang w:val="en-US"/>
         </w:rPr>
-        <w:t xml:space="preserve"> recently announced its explicit support for Open Science principles. As such, there appears to be growing support for the idea that behavioral research would be enhanced by examining and enhancing the reproducibility and credibility of its </w:t>
-      </w:r>
+        <w:t xml:space="preserve"> recently announced its explicit support for Open Science principles. As such, there appears to be growing support for the idea that behavioral research would be enhanced by examining and enhancing the reproducibility and credibility of its claims. </w:t>
+      </w:r>
+    </w:p>
+    <w:p>
+      <w:pPr>
+        <w:rPr>
+          <w:lang w:val="en-US"/>
+        </w:rPr>
+      </w:pPr>
       <w:r>
         <w:rPr>
           <w:lang w:val="en-US"/>
         </w:rPr>
         <w:lastRenderedPageBreak/>
-        <w:t>claims. As such, it seems important to reexamine the results and claims presented in Foody et al. (2013).</w:t>
+        <w:t xml:space="preserve">To this end, a number of studies have examined the replicability and studies that </w:t>
+      </w:r>
+      <w:r>
+        <w:rPr>
+          <w:lang w:val="en-US"/>
+        </w:rPr>
+        <w:t>attempt</w:t>
+      </w:r>
+      <w:r>
+        <w:rPr>
+          <w:lang w:val="en-US"/>
+        </w:rPr>
+        <w:t xml:space="preserve"> </w:t>
+      </w:r>
+      <w:r>
+        <w:rPr>
+          <w:lang w:val="en-US"/>
+        </w:rPr>
+        <w:t>to tie RFT principles to ACT practices, such as the use of metaphor in therapy</w:t>
+      </w:r>
+      <w:r>
+        <w:rPr>
+          <w:lang w:val="en-US"/>
+        </w:rPr>
+        <w:t xml:space="preserve"> </w:t>
+      </w:r>
+      <w:r>
+        <w:rPr>
+          <w:lang w:val="en-US"/>
+        </w:rPr>
+        <w:fldChar w:fldCharType="begin"/>
+      </w:r>
+      <w:r>
+        <w:rPr>
+          <w:lang w:val="en-US"/>
+        </w:rPr>
+        <w:instrText xml:space="preserve"> ADDIN ZOTERO_ITEM CSL_CITATION {"citationID":"6V04ZGMd","properties":{"formattedCitation":"(e.g., Sierra et al., 2016)","plainCitation":"(e.g., Sierra et al., 2016)","noteIndex":0},"citationItems":[{"id":1037,"uris":["http://zotero.org/users/1687755/items/FQDNWK95"],"itemData":{"id":1037,"type":"article-journal","abstract":"Metaphor is a tool frequently used in psychotherapy such as Acceptance and Commitment Therapy (ACT), a contextual behavioral model of psychological intervention rooted in an approach to human language and cognition known as Relational Frame Theory (RFT). This experimental analogue study aimed to analyze the effect of two variables in the metaphor effect on promoting psychological flexibility according to RFT: (a) the presence of common physical properties between the individual’s experience and the metaphor, and (b) the specification of appetitive augmental functions in the metaphor content. A 2x2 factorial design was implemented where the presence/absence of the above-mentioned variables was manipulated. Eighty-three participants first responded to measures of experiential avoidance, cognitive fusion, and generalized pliance. Subsequently, they were exposed to a cold-pressor task at pretest. Afterwards, participants were randomly assigned to four experimental protocols consisting of a metaphor that included: (a) common physical properties and augmental functions, (b) only common physical properties, (c) only augmental functions, and (d) none of these variables. Then, participants were re-exposed to the cold-pressor task (posttest). The results showed that both variables had a statistically significant effect on the pain tolerance induced by the cold-pressor task.","container-title":"International Journal of Psychology","language":"en","page":"15","source":"Zotero","title":"The Role of Common Physical Properties and Augmental Functions in Metaphor Effect","author":[{"family":"Sierra","given":"Marco A"},{"family":"Ruiz","given":"Francisco J"},{"family":"Flórez","given":"Cindy L"},{"family":"Hernández","given":"Diana Riaño"},{"family":"Luciano","given":"Carmen"}],"issued":{"date-parts":[["2016"]]}},"prefix":"e.g., "}],"schema":"https://github.com/citation-style-language/schema/raw/master/csl-citation.json"} </w:instrText>
+      </w:r>
+      <w:r>
+        <w:rPr>
+          <w:lang w:val="en-US"/>
+        </w:rPr>
+        <w:fldChar w:fldCharType="separate"/>
+      </w:r>
+      <w:r>
+        <w:rPr>
+          <w:lang w:val="en-US"/>
+        </w:rPr>
+        <w:t>(e.g., Sierra et al., 2016)</w:t>
+      </w:r>
+      <w:r>
+        <w:rPr>
+          <w:lang w:val="en-US"/>
+        </w:rPr>
+        <w:fldChar w:fldCharType="end"/>
+      </w:r>
+      <w:r>
+        <w:rPr>
+          <w:lang w:val="en-US"/>
+        </w:rPr>
+        <w:t xml:space="preserve"> but have failed to replicate </w:t>
+      </w:r>
+      <w:r>
+        <w:rPr>
+          <w:lang w:val="en-US"/>
+        </w:rPr>
+        <w:fldChar w:fldCharType="begin"/>
+      </w:r>
+      <w:r>
+        <w:rPr>
+          <w:lang w:val="en-US"/>
+        </w:rPr>
+        <w:instrText xml:space="preserve"> ADDIN ZOTERO_ITEM CSL_CITATION {"citationID":"RSCFH2N9","properties":{"unsorted":true,"formattedCitation":"(see Pendrous et al., 2020; for a series of replies, in order of publication, see: Hussey, 2020; Hulbert-Williams et al., 2020; Ruiz et al., 2020)","plainCitation":"(see Pendrous et al., 2020; for a series of replies, in order of publication, see: Hussey, 2020; Hulbert-Williams et al., 2020; Ruiz et al., 2020)","noteIndex":0},"citationItems":[{"id":468,"uris":["http://zotero.org/users/1687755/items/E5JLVVRD"],"itemData":{"id":468,"type":"article-journal","abstract":"Relational frame theory claims that the tacit understanding of metaphorical language rests upon our ability to derive relations based on relevant contextual cues; with metaphor aptness being a function of learning history and the number and nature of contextual cues presented. Recent experimental research has explored whether metaphor aptness plays a role in changing behaviour. Sierra, Ruiz, Flórez, Riaño Hernández, and Luciano (2016) demonstrated that the presence of common physical properties (herein common properties; “cold”) within a perseverance metaphor increased pain tolerance to the cold pressor task. When the metaphor also specified appetitive augmental functions (herein augmentals; “something important to you”), pain tolerance also increased. We tested the replicability of these findings under more stringent conditions, using a stratified (by sex) double-blind randomised-controlled experimental design. Eighty-nine participants completed baseline measures of psychological flexibility, cognitive fusion, generalised pliance, and analogical reasoning ability. Participants were then allocated to a pre-recorded audio-delivered metaphor exercise containing either: (i) common properties; (ii) augmentals; (iii) both; or (iv) neither (control condition). Participants completed the cold pressor task before and after intervention. We found no change in pain tolerance following intervention in any condition. Given potential implications for apt metaphor use for changing behaviour, further work is required to establish why the original study's findings were not replicated, to identify boundary conditions for the putative effect, and test metaphor use in ecologically valid settings.","container-title":"Journal of Contextual Behavioral Science","DOI":"10.1016/j.jcbs.2020.02.003","ISSN":"2212-1447","journalAbbreviation":"Journal of Contextual Behavioral Science","language":"en","page":"17-24","source":"ScienceDirect","title":"Appetitive augmental functions and common physical properties in a pain-tolerance metaphor: An extended replication","title-short":"Appetitive augmental functions and common physical properties in a pain-tolerance metaphor","volume":"16","author":[{"family":"Pendrous","given":"Rosina"},{"family":"Hulbert-Williams","given":"Lee"},{"family":"Hochard","given":"Kevin D."},{"family":"Hulbert-Williams","given":"Nicholas J."}],"issued":{"date-parts":[["2020",4,1]]}},"prefix":"see "},{"id":140,"uris":["http://zotero.org/users/1687755/items/BEYEEZDB"],"itemData":{"id":140,"type":"article","abstract":"Recent evidence suggests replications of psychology studies produce discrepant findings, and that original studies frequently report inflated estimates of effect size. Colloquially speaking, studies ‘fail to replicate’ at an alarming rate, at least in terms of congruence of finding significant p values. Replies are often then written by the authors of the original studies. This discourse often follows a predictable pattern: highly general claims are made in an original study, the replication produces null results, and the response by the original authors primarily focuses on reasons to disqualify the replication’s results from requiring consideration, rather than acknowledging that the original study’s finding may not, in fact, be replicable, or that the generality of the original claims may require revision or constraint. I illustrate these points using the example of a recently published trio of an original study, a failed replication, and a response by original authors. I argue that our scientific goals would be better served by efforts to avoid falling into these writing tropes and to instead move the discourse forward and reinforce the behaviours we want to see in our scientific community, such as the conduction of high-quality replication studies. All data and code at osf.io/du8xk.","DOI":"10.31234/osf.io/83z2y","language":"en-us","publisher":"PsyArXiv","source":"OSF Preprints","title":"General claims require generalized effects: A reply to Ruiz et al.’s (2020) ‘A systematic and critical response to Pendrous et al. (2020) replication study’","title-short":"General claims require generalized effects","URL":"https://psyarxiv.com/83z2y/","author":[{"family":"Hussey","given":"Ian"}],"accessed":{"date-parts":[["2023",2,24]]},"issued":{"date-parts":[["2020",5,7]]}},"prefix":"for a series of replies, in order of publication, see: "},{"id":4626,"uris":["http://zotero.org/users/1687755/items/YUWXE4HR"],"itemData":{"id":4626,"type":"article-journal","abstract":"Deliberate and explicit replication attempts are becoming more common across the behavioral sciences. Whilst replicability has been recognized as a core feature of science for decades (if not centuries), the directness of today’s replication work requires us to consider carefully how we communicate our research and how we conceptualize our theories in light of differing findings. This paper uses a concrete example to make a number of suggestions for how we, as a scientific community, ought to engage with replication attempts. Within Relational Frame Theory (RFT) there is a growing body of applied research on the effective use of metaphors to increase tolerance of aversive states. We conducted a replication of an earlier experimental analogue study (2020, this journal) and failed to find the specified effect. Ruiz et al. (2020, also this journal) have recently published a critical response in which they list a number of differences between our two studies which might account for the negative findings. We will use this series of three papers as our exemplum. We also take the opportunity to acknowledge some points of critique provided by Ruiz et al., and to set the record straight with respect to the differences between the original study and our replication attempt. We hope this discussion might help the CBS community to develop a coherent approach to the very current issue of replication.","container-title":"Journal of Contextual Behavioral Science","DOI":"10.1016/j.jcbs.2020.10.008","ISSN":"2212-1447","journalAbbreviation":"Journal of Contextual Behavioral Science","language":"en","source":"ScienceDirect","title":"In search of scope: A response to Ruiz et al. (2020)","title-short":"In search of scope","URL":"http://www.sciencedirect.com/science/article/pii/S2212144720302039","author":[{"family":"Hulbert-Williams","given":"L."},{"family":"Pendrous","given":"R."},{"family":"Hochard","given":"K. D."},{"family":"Hulbert-Williams","given":"N. J."}],"accessed":{"date-parts":[["2020",11,6]]},"issued":{"date-parts":[["2020",10,29]]}}},{"id":451,"uris":["http://zotero.org/users/1687755/items/SVCZDY7K"],"itemData":{"id":451,"type":"article-journal","abstract":"Conducting direct replication studies is crucial for the progress of science because they increase our confidence in the effect of the independent variables under the same or mostly the same experimental conditions. Pendrous et al. (2020) recently published an “extended direct replication” with negative results concerning the study by Sierra et al. (2016) and suggested the disparity in results was due to the supposed more stringent conditions of their study. However, a detailed comparison of the studies reveals that (a) they differed in many relevant aspects (e.g., participants' characteristics, experimental task, procedure, and experimental protocols): that preclude considering Pendrous et al.‘s study as a “direct replication; ” (b) the replication study did not specify some methodological strengths of the original study; and (c) the replication study had unnoticed methodological problems. In the replication study: (a) there was an overrepresentation of females, (b) there were notable differences across experimental conditions in the naïve status of the participants in terms of previous ACT/RFT knowledge and experience with the cold pressor task, (c) 21.4% of the participants were not native English speakers, (d) compensation was not the same for all participants, and (e) there were differences in the pauses prompting for relational elaboration across the experimental conditions. These methodological problems might limit the conclusions reached in the replication study. We call for greater precision in reporting and discussing replication studies by highlighting the commonalities and differences between the original and replication studies.","container-title":"Journal of Contextual Behavioral Science","DOI":"10.1016/j.jcbs.2020.04.011","ISSN":"2212-1447","journalAbbreviation":"Journal of Contextual Behavioral Science","language":"en","source":"ScienceDirect","title":"A systematic and critical response to Pendrous et al. (2020) replication study","URL":"http://www.sciencedirect.com/science/article/pii/S2212144720300983","author":[{"family":"Ruiz","given":"Francisco J."},{"family":"Luciano","given":"Carmen"},{"family":"Sierra","given":"Marco A."}],"accessed":{"date-parts":[["2020",5,2]]},"issued":{"date-parts":[["2020",4,30]]}}}],"schema":"https://github.com/citation-style-language/schema/raw/master/csl-citation.json"} </w:instrText>
+      </w:r>
+      <w:r>
+        <w:rPr>
+          <w:lang w:val="en-US"/>
+        </w:rPr>
+        <w:fldChar w:fldCharType="separate"/>
+      </w:r>
+      <w:r>
+        <w:rPr>
+          <w:lang w:val="en-US"/>
+        </w:rPr>
+        <w:t xml:space="preserve">(see </w:t>
+      </w:r>
+      <w:proofErr w:type="spellStart"/>
+      <w:r>
+        <w:rPr>
+          <w:lang w:val="en-US"/>
+        </w:rPr>
+        <w:t>Pendrous</w:t>
+      </w:r>
+      <w:proofErr w:type="spellEnd"/>
+      <w:r>
+        <w:rPr>
+          <w:lang w:val="en-US"/>
+        </w:rPr>
+        <w:t xml:space="preserve"> et al., 2020; for a series of replies, in order of publication, see: Hussey, 2020; Hulbert-Williams et al., 2020; Ruiz et al., 2020)</w:t>
+      </w:r>
+      <w:r>
+        <w:rPr>
+          <w:lang w:val="en-US"/>
+        </w:rPr>
+        <w:fldChar w:fldCharType="end"/>
+      </w:r>
+      <w:r>
+        <w:rPr>
+          <w:lang w:val="en-US"/>
+        </w:rPr>
+        <w:t>.</w:t>
+      </w:r>
+      <w:r>
+        <w:rPr>
+          <w:lang w:val="en-US"/>
+        </w:rPr>
+        <w:t xml:space="preserve"> </w:t>
+      </w:r>
+      <w:r>
+        <w:rPr>
+          <w:lang w:val="en-US"/>
+        </w:rPr>
+        <w:t xml:space="preserve">As such, it </w:t>
+      </w:r>
+      <w:r>
+        <w:rPr>
+          <w:lang w:val="en-US"/>
+        </w:rPr>
+        <w:t xml:space="preserve">also </w:t>
+      </w:r>
+      <w:r>
+        <w:rPr>
+          <w:lang w:val="en-US"/>
+        </w:rPr>
+        <w:t xml:space="preserve">seems important to reexamine the </w:t>
+      </w:r>
+      <w:r>
+        <w:rPr>
+          <w:lang w:val="en-US"/>
+        </w:rPr>
+        <w:t xml:space="preserve">credibility of similar </w:t>
+      </w:r>
+      <w:r>
+        <w:rPr>
+          <w:lang w:val="en-US"/>
+        </w:rPr>
+        <w:t>claims</w:t>
+      </w:r>
+      <w:r>
+        <w:rPr>
+          <w:lang w:val="en-US"/>
+        </w:rPr>
+        <w:t xml:space="preserve"> in this literature</w:t>
+      </w:r>
+      <w:r>
+        <w:rPr>
+          <w:lang w:val="en-US"/>
+        </w:rPr>
+        <w:t>.</w:t>
       </w:r>
     </w:p>
     <w:p>
@@ -1152,7 +1319,13 @@
         <w:rPr>
           <w:lang w:val="en-US"/>
         </w:rPr>
-        <w:t xml:space="preserve">. </w:t>
+        <w:t xml:space="preserve">, and is itself stated to be a conceptual replication of previous study by </w:t>
+      </w:r>
+      <w:r>
+        <w:rPr>
+          <w:lang w:val="en-US"/>
+        </w:rPr>
+        <w:t xml:space="preserve">Luciano et al. (2011). </w:t>
       </w:r>
       <w:r>
         <w:rPr>
@@ -1673,7 +1846,13 @@
         <w:rPr>
           <w:lang w:val="en-US"/>
         </w:rPr>
-        <w:t xml:space="preserve">In their chapter on “Clinical behavior analysis and RFT: Conceptualizing psychopathology and its treatment”, Luciano et al. </w:t>
+        <w:t xml:space="preserve">In their chapter on “Clinical behavior analysis and RFT: Conceptualizing psychopathology and its </w:t>
+      </w:r>
+      <w:r>
+        <w:rPr>
+          <w:lang w:val="en-US"/>
+        </w:rPr>
+        <w:t xml:space="preserve">treatment”, Luciano et al. </w:t>
       </w:r>
       <w:r>
         <w:rPr>
@@ -2460,6 +2639,7 @@
         <w:rPr>
           <w:lang w:val="en-US"/>
         </w:rPr>
+        <w:lastRenderedPageBreak/>
         <w:t xml:space="preserve">Of course, it is possible to find examples of more critical readings of Foody et al. (2013). Often, these come from researchers and journals that are not already strongly aligned with ACT and RFT. For example, Godbee &amp; Kangas </w:t>
       </w:r>
       <w:r>
@@ -2516,16 +2696,7 @@
           <w:iCs/>
           <w:lang w:val="en-US"/>
         </w:rPr>
-        <w:t xml:space="preserve">“Although the differences between hierarchical [Self-as-Context] (“I am more than my experiences”) and distinction [Self-as-Context] (“I am not my </w:t>
-      </w:r>
-      <w:r>
-        <w:rPr>
-          <w:i/>
-          <w:iCs/>
-          <w:lang w:val="en-US"/>
-        </w:rPr>
-        <w:lastRenderedPageBreak/>
-        <w:t>experiences”) have been researched, there is limited evidence that one type is more effective than the other (Atkins &amp; Styles, 2016; Foody et al., 2013; Foody et al., 2015).”</w:t>
+        <w:t>“Although the differences between hierarchical [Self-as-Context] (“I am more than my experiences”) and distinction [Self-as-Context] (“I am not my experiences”) have been researched, there is limited evidence that one type is more effective than the other (Atkins &amp; Styles, 2016; Foody et al., 2013; Foody et al., 2015).”</w:t>
       </w:r>
       <w:r>
         <w:rPr>
@@ -2866,7 +3037,13 @@
         <w:rPr>
           <w:lang w:val="en-US"/>
         </w:rPr>
-        <w:t xml:space="preserve">completed a distress induction task, then were assessed again (post </w:t>
+        <w:t xml:space="preserve">completed a distress </w:t>
+      </w:r>
+      <w:r>
+        <w:rPr>
+          <w:lang w:val="en-US"/>
+        </w:rPr>
+        <w:t xml:space="preserve">induction task, then were assessed again (post </w:t>
       </w:r>
       <w:r>
         <w:rPr>
@@ -2925,17 +3102,18 @@
     </w:p>
     <w:p>
       <w:pPr>
+        <w:rPr>
+          <w:lang w:val="en-US"/>
+        </w:rPr>
+      </w:pPr>
+    </w:p>
+    <w:p>
+      <w:pPr>
         <w:pStyle w:val="Heading2"/>
         <w:rPr>
           <w:lang w:val="en-US"/>
         </w:rPr>
       </w:pPr>
-      <w:r>
-        <w:rPr>
-          <w:lang w:val="en-US"/>
-        </w:rPr>
-        <w:br w:type="column"/>
-      </w:r>
       <w:r>
         <w:rPr>
           <w:lang w:val="en-US"/>
@@ -3329,119 +3507,23 @@
       </w:r>
     </w:p>
     <w:p>
-      <w:pPr>
-        <w:rPr>
-          <w:lang w:val="en-US"/>
-        </w:rPr>
-      </w:pPr>
-      <w:r>
-        <w:rPr>
-          <w:lang w:val="en-US"/>
-        </w:rPr>
-        <w:t xml:space="preserve">Foody et al. (2013) state that “the research was a replication of a previous study by Luciano et al. (2011)”. The appeal to being a replication study can lend additional credibility to claims. There is no single universally accepted definition of a replication, and there is ongoing debate about what nomenclature and taxonomy is useful in distinguishing between subtypes such as conceptual versus direct replications </w:t>
-      </w:r>
-      <w:r>
-        <w:rPr>
-          <w:lang w:val="en-US"/>
-        </w:rPr>
-        <w:fldChar w:fldCharType="begin"/>
-      </w:r>
-      <w:r>
-        <w:rPr>
-          <w:lang w:val="en-US"/>
-        </w:rPr>
-        <w:instrText xml:space="preserve"> ADDIN ZOTERO_ITEM CSL_CITATION {"citationID":"4PBxnI8R","properties":{"formattedCitation":"(e.g., Derksen &amp; Morawski, 2022)","plainCitation":"(e.g., Derksen &amp; Morawski, 2022)","noteIndex":0},"citationItems":[{"id":36093,"uris":["http://zotero.org/users/1687755/items/4SUIU7L2"],"itemData":{"id":36093,"type":"article-journal","abstract":"Although psychology’s recent crisis has been attributed to various scientific practices, it has come to be called a “replication crisis,” prompting extensive appraisals of this putatively crucial scientific practice. These have yielded disagreements over what kind of replication is to be preferred and what phenomena are being explored, yet the proposals are all grounded in a conventional philosophy of science. This article proposes another avenue that invites moving beyond a discovery metaphor of science to rethink research as enabling realities and to consider how empirical findings enact or perform a reality. An enactment perspective appreciates multiple, dynamic realities and science as producing different entities, enactments that ever encounter differences, uncertainties, and precariousness. The axioms of an enactment perspective are described and employed to more fully understand the two kinds of replication that predominate in the crisis disputes. Although the enactment perspective described here is a relatively recent development in philosophy of science and science studies, some of its core axioms are not new to psychology, and the article concludes by revisiting psychologists’ previous calls to apprehend the dynamism of psychological reality to appreciate how scientific practices actively and unavoidably participate in performativity of reality.","container-title":"Perspectives on Psychological Science","DOI":"10.1177/17456916211041116","ISSN":"1745-6916","issue":"5","journalAbbreviation":"Perspect Psychol Sci","language":"EN","note":"publisher: SAGE Publications Inc","page":"1490-1505","source":"SAGE Journals","title":"Kinds of Replication: Examining the Meanings of “Conceptual Replication” and “Direct Replication”","title-short":"Kinds of Replication","volume":"17","author":[{"family":"Derksen","given":"Maarten"},{"family":"Morawski","given":"Jill"}],"issued":{"date-parts":[["2022",9,1]]}},"prefix":"e.g., "}],"schema":"https://github.com/citation-style-language/schema/raw/master/csl-citation.json"} </w:instrText>
-      </w:r>
-      <w:r>
-        <w:rPr>
-          <w:lang w:val="en-US"/>
-        </w:rPr>
-        <w:fldChar w:fldCharType="separate"/>
-      </w:r>
-      <w:r>
-        <w:rPr>
-          <w:noProof/>
-          <w:lang w:val="en-US"/>
-        </w:rPr>
-        <w:t>(e.g., Derksen &amp; Morawski, 2022)</w:t>
-      </w:r>
-      <w:r>
-        <w:rPr>
-          <w:lang w:val="en-US"/>
-        </w:rPr>
-        <w:fldChar w:fldCharType="end"/>
-      </w:r>
-      <w:r>
-        <w:rPr>
-          <w:lang w:val="en-US"/>
-        </w:rPr>
-        <w:t xml:space="preserve">. Typically, I do not find this definitional debate to be particularly useful. However, in this case, I think it is worth pointing out how little overlap there is between Luciano et al. </w:t>
-      </w:r>
-      <w:r>
-        <w:rPr>
-          <w:lang w:val="en-US"/>
-        </w:rPr>
-        <w:fldChar w:fldCharType="begin"/>
-      </w:r>
-      <w:r>
-        <w:rPr>
-          <w:lang w:val="en-US"/>
-        </w:rPr>
-        <w:instrText xml:space="preserve"> ADDIN ZOTERO_ITEM CSL_CITATION {"citationID":"IiJwKVGQ","properties":{"formattedCitation":"(2011)","plainCitation":"(2011)","noteIndex":0},"citationItems":[{"id":117,"uris":["http://zotero.org/users/1687755/items/RWRCBYUM"],"itemData":{"id":117,"type":"article-journal","abstract":"The present study aims to analyze the interactions involved in some of the Defusion exercises that are typical of Acceptance and Commitment Therapy according to a Relational Frame Theory analysis. Two protocols were compared. Defusion I protocol was built with deictic framing trials while Defusion II protocol added hierarchical framing plus the function of regulating one’s own behavior. Fifteen adolescents (12-15 years old) with high scores in the impulsivity or in the emotional subscales of the Behavior Assessment System for Children (BASC) volunteered to participate during the three tutorial classes formally available. In a first session, after responding to questionnaires on psychological inflexibility (AFQ-S) and on problematic behaviors, the three classes followed a valuesoriented session. Two weeks later, 9 Low-risk participants (with less than 6 problematic behaviors) received either the Defusion I (n= 4) or the Defusion II (n= 5) protocols. Six High-risk participants (more than 6 problematic behaviors) received the Defusion II protocol. The comparison of both protocols with Low-risk participants showed that only Defusion II produced relevant changes that were improved at the 4-month follow-up. High-risk participants only received the Defusion II protocol and the results obtained replicated, in part, the effect obtained with Low-risk participants. The limitations of this preliminary study are indicated and further studies are emphasized.","container-title":"International Journal of Psychology","language":"en","source":"Zotero","title":"A Relational Frame Analysis of Defusion Interactions in Acceptance and Commitment Therapy. A Preliminary and Quasi-Experimental Study with At-Risk Adolescents","author":[{"family":"Luciano","given":"Carmen"},{"family":"Ruiz","given":"Francisco J"},{"family":"Torres","given":"Rosa M Vizcaíno"},{"family":"Mar","given":"Vanessa Sánchez"}],"issued":{"date-parts":[["2011"]]}},"label":"page","suppress-author":true}],"schema":"https://github.com/citation-style-language/schema/raw/master/csl-citation.json"} </w:instrText>
-      </w:r>
-      <w:r>
-        <w:rPr>
-          <w:lang w:val="en-US"/>
-        </w:rPr>
-        <w:fldChar w:fldCharType="separate"/>
-      </w:r>
-      <w:r>
-        <w:rPr>
-          <w:lang w:val="en-US"/>
-        </w:rPr>
-        <w:t>(2011)</w:t>
-      </w:r>
-      <w:r>
-        <w:rPr>
-          <w:lang w:val="en-US"/>
-        </w:rPr>
-        <w:fldChar w:fldCharType="end"/>
-      </w:r>
-      <w:r>
-        <w:rPr>
-          <w:lang w:val="en-US"/>
-        </w:rPr>
-        <w:t xml:space="preserve"> and Foody et al. (2013), and that by all reasonable accounts Foody et al. (2013) cannot credibly </w:t>
-      </w:r>
-      <w:r>
-        <w:rPr>
-          <w:lang w:val="en-US"/>
-        </w:rPr>
-        <w:t xml:space="preserve">or usefully </w:t>
-      </w:r>
-      <w:r>
-        <w:rPr>
-          <w:lang w:val="en-US"/>
-        </w:rPr>
-        <w:t>be described as a replication</w:t>
-      </w:r>
-      <w:r>
-        <w:rPr>
-          <w:lang w:val="en-US"/>
-        </w:rPr>
-        <w:t>, in the sense of the weight of evidence it presents</w:t>
-      </w:r>
-      <w:r>
-        <w:rPr>
-          <w:lang w:val="en-US"/>
-        </w:rPr>
-        <w:t xml:space="preserve"> by being labelled as such</w:t>
-      </w:r>
-      <w:r>
-        <w:rPr>
-          <w:lang w:val="en-US"/>
-        </w:rPr>
-        <w:t>.</w:t>
+      <w:r>
+        <w:rPr>
+          <w:lang w:val="en-US"/>
+        </w:rPr>
+        <w:t>Foo</w:t>
+      </w:r>
+      <w:r>
+        <w:rPr>
+          <w:lang w:val="en-US"/>
+        </w:rPr>
+        <w:t>d</w:t>
+      </w:r>
+      <w:r>
+        <w:rPr>
+          <w:lang w:val="en-US"/>
+        </w:rPr>
+        <w:t>y et al. (2013) state that “the research was a replication of a previous study by Luciano et al. (2011)”</w:t>
       </w:r>
       <w:r>
         <w:rPr>
@@ -3450,78 +3532,60 @@
         <w:t xml:space="preserve"> </w:t>
       </w:r>
       <w:r>
-        <w:rPr>
-          <w:lang w:val="en-US"/>
-        </w:rPr>
-        <w:t xml:space="preserve">Of course, Foody et al. (2013) do acknowledge one important difference between their work and Luciano et al. (2011) when self-identifying the work as a replication: </w:t>
+        <w:t>(p. 384)</w:t>
+      </w:r>
+      <w:r>
+        <w:rPr>
+          <w:lang w:val="en-US"/>
+        </w:rPr>
+        <w:t xml:space="preserve">. </w:t>
+      </w:r>
+      <w:r>
+        <w:t xml:space="preserve">In order to assess whether “replication” is an appropriate to label for Foody et al.’s (2013) study or not – a distinction which influences the evidentiary value it represents for the underlying claim – it is therefore useful to examine the overlap between Foody et al. (2013) and Luciano et al. (2011). </w:t>
+      </w:r>
+    </w:p>
+    <w:p>
+      <w:pPr>
+        <w:rPr>
+          <w:lang w:val="en-US"/>
+        </w:rPr>
+      </w:pPr>
+      <w:r>
+        <w:t xml:space="preserve">Foody et al. (2013) do acknowledge one important difference between their work and Luciano et al. (2011) when self-identifying the work as a replication: </w:t>
       </w:r>
       <w:r>
         <w:rPr>
           <w:i/>
           <w:iCs/>
-          <w:lang w:val="en-US"/>
-        </w:rPr>
-        <w:t xml:space="preserve">“the research was a replication … except that we were able to use </w:t>
-      </w:r>
-      <w:proofErr w:type="gramStart"/>
-      <w:r>
-        <w:rPr>
-          <w:i/>
-          <w:iCs/>
-          <w:lang w:val="en-US"/>
-        </w:rPr>
-        <w:t>less</w:t>
-      </w:r>
-      <w:proofErr w:type="gramEnd"/>
-      <w:r>
-        <w:rPr>
-          <w:i/>
-          <w:iCs/>
-          <w:lang w:val="en-US"/>
-        </w:rPr>
-        <w:t xml:space="preserve"> intensive interventions with our non-clinical sample”</w:t>
-      </w:r>
-      <w:r>
-        <w:rPr>
-          <w:lang w:val="en-US"/>
-        </w:rPr>
-        <w:t xml:space="preserve"> (p. 384). However, many other differences </w:t>
-      </w:r>
-      <w:r>
-        <w:rPr>
-          <w:lang w:val="en-US"/>
-        </w:rPr>
-        <w:t xml:space="preserve">between the study </w:t>
-      </w:r>
-      <w:r>
-        <w:rPr>
-          <w:lang w:val="en-US"/>
-        </w:rPr>
-        <w:t xml:space="preserve">exist </w:t>
-      </w:r>
-      <w:r>
-        <w:rPr>
-          <w:lang w:val="en-US"/>
-        </w:rPr>
-        <w:t>but were not acknowledged in Foody et al. (2013), including the sample, design, number of follow up period</w:t>
-      </w:r>
-      <w:r>
-        <w:rPr>
-          <w:lang w:val="en-US"/>
-        </w:rPr>
-        <w:t>s</w:t>
-      </w:r>
-      <w:r>
-        <w:rPr>
-          <w:lang w:val="en-US"/>
-        </w:rPr>
-        <w:t xml:space="preserve">, outcome measures, and analytic strategy </w:t>
-      </w:r>
-      <w:r>
-        <w:rPr>
-          <w:lang w:val="en-US"/>
-        </w:rPr>
-        <w:t xml:space="preserve">(see Table 1). </w:t>
+        </w:rPr>
+        <w:t>“the research was a replication … except that we were able to use less intensive interventions with our non-clinical sample”</w:t>
+      </w:r>
+      <w:r>
+        <w:t xml:space="preserve"> (p. 384)</w:t>
+      </w:r>
+      <w:r>
+        <w:t xml:space="preserve">. </w:t>
+      </w:r>
+      <w:r>
+        <w:rPr>
+          <w:lang w:val="en-US"/>
+        </w:rPr>
+        <w:t xml:space="preserve">However, many other differences between the study exist but were not acknowledged in Foody et al. (2013), including the sample, design, number of follow up periods, outcome measures, and analytic strategy (see Table 1). </w:t>
+      </w:r>
+    </w:p>
+    <w:p>
+      <w:pPr>
+        <w:ind w:firstLine="0"/>
+        <w:jc w:val="left"/>
+        <w:rPr>
+          <w:lang w:val="en-US"/>
+        </w:rPr>
+      </w:pPr>
+      <w:r>
+        <w:rPr>
+          <w:lang w:val="en-US"/>
+        </w:rPr>
+        <w:br w:type="page"/>
       </w:r>
     </w:p>
     <w:p>
@@ -3542,6 +3606,10 @@
     <w:p>
       <w:pPr>
         <w:pStyle w:val="figureandtabletitle"/>
+        <w:rPr>
+          <w:b w:val="0"/>
+          <w:bCs w:val="0"/>
+        </w:rPr>
       </w:pPr>
       <w:r>
         <w:lastRenderedPageBreak/>
@@ -3561,6 +3629,11 @@
         </w:rPr>
         <w:t xml:space="preserve"> and Foody et al. (2013)</w:t>
       </w:r>
+    </w:p>
+    <w:p>
+      <w:pPr>
+        <w:pStyle w:val="figureandtabletitle"/>
+      </w:pPr>
     </w:p>
     <w:tbl>
       <w:tblPr>
@@ -3576,8 +3649,8 @@
         <w:tblLook w:val="04A0" w:firstRow="1" w:lastRow="0" w:firstColumn="1" w:lastColumn="0" w:noHBand="0" w:noVBand="1"/>
       </w:tblPr>
       <w:tblGrid>
-        <w:gridCol w:w="1525"/>
-        <w:gridCol w:w="3866"/>
+        <w:gridCol w:w="1800"/>
+        <w:gridCol w:w="3591"/>
         <w:gridCol w:w="3867"/>
       </w:tblGrid>
       <w:tr>
@@ -3587,7 +3660,7 @@
         </w:trPr>
         <w:tc>
           <w:tcPr>
-            <w:tcW w:w="1525" w:type="dxa"/>
+            <w:tcW w:w="1800" w:type="dxa"/>
             <w:tcBorders>
               <w:top w:val="single" w:sz="4" w:space="0" w:color="auto"/>
               <w:bottom w:val="single" w:sz="4" w:space="0" w:color="auto"/>
@@ -3606,7 +3679,7 @@
         </w:tc>
         <w:tc>
           <w:tcPr>
-            <w:tcW w:w="3866" w:type="dxa"/>
+            <w:tcW w:w="3591" w:type="dxa"/>
             <w:tcBorders>
               <w:top w:val="single" w:sz="4" w:space="0" w:color="auto"/>
               <w:bottom w:val="single" w:sz="4" w:space="0" w:color="auto"/>
@@ -3670,9 +3743,49 @@
         </w:trPr>
         <w:tc>
           <w:tcPr>
-            <w:tcW w:w="1525" w:type="dxa"/>
+            <w:tcW w:w="1800" w:type="dxa"/>
             <w:tcBorders>
               <w:top w:val="single" w:sz="4" w:space="0" w:color="auto"/>
+              <w:bottom w:val="nil"/>
+            </w:tcBorders>
+          </w:tcPr>
+          <w:p>
+            <w:pPr>
+              <w:pStyle w:val="table"/>
+              <w:ind w:left="157" w:hanging="157"/>
+              <w:jc w:val="left"/>
+              <w:rPr>
+                <w:lang w:val="en-US"/>
+              </w:rPr>
+            </w:pPr>
+            <w:r>
+              <w:rPr>
+                <w:lang w:val="en-US"/>
+              </w:rPr>
+              <w:t xml:space="preserve">Component of the ACT </w:t>
+            </w:r>
+            <w:proofErr w:type="spellStart"/>
+            <w:r>
+              <w:rPr>
+                <w:lang w:val="en-US"/>
+              </w:rPr>
+              <w:t>hexaflex</w:t>
+            </w:r>
+            <w:proofErr w:type="spellEnd"/>
+            <w:r>
+              <w:rPr>
+                <w:lang w:val="en-US"/>
+              </w:rPr>
+              <w:t xml:space="preserve"> model </w:t>
+            </w:r>
+          </w:p>
+        </w:tc>
+        <w:tc>
+          <w:tcPr>
+            <w:tcW w:w="3591" w:type="dxa"/>
+            <w:tcBorders>
+              <w:top w:val="single" w:sz="4" w:space="0" w:color="auto"/>
+              <w:bottom w:val="nil"/>
             </w:tcBorders>
           </w:tcPr>
           <w:p>
@@ -3688,15 +3801,22 @@
               <w:rPr>
                 <w:lang w:val="en-US"/>
               </w:rPr>
-              <w:t>Sample</w:t>
+              <w:t>Cognitive fusion</w:t>
+            </w:r>
+            <w:r>
+              <w:rPr>
+                <w:lang w:val="en-US"/>
+              </w:rPr>
+              <w:t xml:space="preserve"> </w:t>
             </w:r>
           </w:p>
         </w:tc>
         <w:tc>
           <w:tcPr>
-            <w:tcW w:w="3866" w:type="dxa"/>
+            <w:tcW w:w="3867" w:type="dxa"/>
             <w:tcBorders>
               <w:top w:val="single" w:sz="4" w:space="0" w:color="auto"/>
+              <w:bottom w:val="nil"/>
             </w:tcBorders>
           </w:tcPr>
           <w:p>
@@ -3712,33 +3832,47 @@
               <w:rPr>
                 <w:lang w:val="en-US"/>
               </w:rPr>
-              <w:t>A</w:t>
+              <w:t>Self-as-context</w:t>
             </w:r>
+          </w:p>
+        </w:tc>
+      </w:tr>
+      <w:tr>
+        <w:trPr>
+          <w:trHeight w:val="277"/>
+          <w:jc w:val="center"/>
+        </w:trPr>
+        <w:tc>
+          <w:tcPr>
+            <w:tcW w:w="1800" w:type="dxa"/>
+            <w:tcBorders>
+              <w:top w:val="nil"/>
+              <w:bottom w:val="nil"/>
+            </w:tcBorders>
+          </w:tcPr>
+          <w:p>
+            <w:pPr>
+              <w:pStyle w:val="table"/>
+              <w:ind w:left="157" w:hanging="157"/>
+              <w:jc w:val="left"/>
+              <w:rPr>
+                <w:lang w:val="en-US"/>
+              </w:rPr>
+            </w:pPr>
             <w:r>
               <w:rPr>
                 <w:lang w:val="en-US"/>
               </w:rPr>
-              <w:t>dolescent</w:t>
-            </w:r>
-            <w:r>
-              <w:rPr>
-                <w:lang w:val="en-US"/>
-              </w:rPr>
-              <w:t>s</w:t>
-            </w:r>
-            <w:r>
-              <w:rPr>
-                <w:lang w:val="en-US"/>
-              </w:rPr>
-              <w:t xml:space="preserve"> </w:t>
+              <w:t>Relational responses targeted by intervention</w:t>
             </w:r>
           </w:p>
         </w:tc>
         <w:tc>
           <w:tcPr>
-            <w:tcW w:w="3867" w:type="dxa"/>
+            <w:tcW w:w="3591" w:type="dxa"/>
             <w:tcBorders>
-              <w:top w:val="single" w:sz="4" w:space="0" w:color="auto"/>
+              <w:top w:val="nil"/>
+              <w:bottom w:val="nil"/>
             </w:tcBorders>
           </w:tcPr>
           <w:p>
@@ -3754,7 +3888,56 @@
               <w:rPr>
                 <w:lang w:val="en-US"/>
               </w:rPr>
-              <w:t>Adults</w:t>
+              <w:t>Deictic (here/there) vs. hierarchical (containment)</w:t>
+            </w:r>
+          </w:p>
+        </w:tc>
+        <w:tc>
+          <w:tcPr>
+            <w:tcW w:w="3867" w:type="dxa"/>
+            <w:tcBorders>
+              <w:top w:val="nil"/>
+              <w:bottom w:val="nil"/>
+            </w:tcBorders>
+          </w:tcPr>
+          <w:p>
+            <w:pPr>
+              <w:pStyle w:val="table"/>
+              <w:ind w:firstLine="0"/>
+              <w:jc w:val="left"/>
+              <w:rPr>
+                <w:lang w:val="en-US"/>
+              </w:rPr>
+            </w:pPr>
+            <w:r>
+              <w:rPr>
+                <w:lang w:val="en-US"/>
+              </w:rPr>
+              <w:t>Distinction</w:t>
+            </w:r>
+            <w:r>
+              <w:rPr>
+                <w:lang w:val="en-US"/>
+              </w:rPr>
+              <w:t xml:space="preserve"> </w:t>
+            </w:r>
+            <w:r>
+              <w:rPr>
+                <w:lang w:val="en-US"/>
+              </w:rPr>
+              <w:t xml:space="preserve">(different from) </w:t>
+            </w:r>
+            <w:r>
+              <w:rPr>
+                <w:lang w:val="en-US"/>
+              </w:rPr>
+              <w:t>vs. hierarchical</w:t>
+            </w:r>
+            <w:r>
+              <w:rPr>
+                <w:lang w:val="en-US"/>
+              </w:rPr>
+              <w:t xml:space="preserve"> (containment)</w:t>
             </w:r>
           </w:p>
         </w:tc>
@@ -3766,12 +3949,102 @@
         </w:trPr>
         <w:tc>
           <w:tcPr>
-            <w:tcW w:w="1525" w:type="dxa"/>
+            <w:tcW w:w="1800" w:type="dxa"/>
+            <w:tcBorders>
+              <w:top w:val="nil"/>
+            </w:tcBorders>
+          </w:tcPr>
+          <w:p>
+            <w:pPr>
+              <w:pStyle w:val="table"/>
+              <w:ind w:left="157" w:hanging="157"/>
+              <w:jc w:val="left"/>
+              <w:rPr>
+                <w:lang w:val="en-US"/>
+              </w:rPr>
+            </w:pPr>
+            <w:r>
+              <w:rPr>
+                <w:lang w:val="en-US"/>
+              </w:rPr>
+              <w:t>Sample</w:t>
+            </w:r>
+          </w:p>
+        </w:tc>
+        <w:tc>
+          <w:tcPr>
+            <w:tcW w:w="3591" w:type="dxa"/>
+            <w:tcBorders>
+              <w:top w:val="nil"/>
+            </w:tcBorders>
           </w:tcPr>
           <w:p>
             <w:pPr>
               <w:pStyle w:val="table"/>
               <w:ind w:firstLine="0"/>
+              <w:jc w:val="left"/>
+              <w:rPr>
+                <w:lang w:val="en-US"/>
+              </w:rPr>
+            </w:pPr>
+            <w:r>
+              <w:rPr>
+                <w:lang w:val="en-US"/>
+              </w:rPr>
+              <w:t>Adolescent</w:t>
+            </w:r>
+            <w:r>
+              <w:rPr>
+                <w:lang w:val="en-US"/>
+              </w:rPr>
+              <w:t xml:space="preserve"> clinical</w:t>
+            </w:r>
+          </w:p>
+        </w:tc>
+        <w:tc>
+          <w:tcPr>
+            <w:tcW w:w="3867" w:type="dxa"/>
+            <w:tcBorders>
+              <w:top w:val="nil"/>
+            </w:tcBorders>
+          </w:tcPr>
+          <w:p>
+            <w:pPr>
+              <w:pStyle w:val="table"/>
+              <w:ind w:firstLine="0"/>
+              <w:jc w:val="left"/>
+              <w:rPr>
+                <w:lang w:val="en-US"/>
+              </w:rPr>
+            </w:pPr>
+            <w:r>
+              <w:rPr>
+                <w:lang w:val="en-US"/>
+              </w:rPr>
+              <w:t>Adult</w:t>
+            </w:r>
+            <w:r>
+              <w:rPr>
+                <w:lang w:val="en-US"/>
+              </w:rPr>
+              <w:t xml:space="preserve"> healthy</w:t>
+            </w:r>
+          </w:p>
+        </w:tc>
+      </w:tr>
+      <w:tr>
+        <w:trPr>
+          <w:trHeight w:val="277"/>
+          <w:jc w:val="center"/>
+        </w:trPr>
+        <w:tc>
+          <w:tcPr>
+            <w:tcW w:w="1800" w:type="dxa"/>
+          </w:tcPr>
+          <w:p>
+            <w:pPr>
+              <w:pStyle w:val="table"/>
+              <w:ind w:left="157" w:hanging="157"/>
               <w:jc w:val="left"/>
               <w:rPr>
                 <w:lang w:val="en-US"/>
@@ -3787,7 +4060,7 @@
         </w:tc>
         <w:tc>
           <w:tcPr>
-            <w:tcW w:w="3866" w:type="dxa"/>
+            <w:tcW w:w="3591" w:type="dxa"/>
           </w:tcPr>
           <w:p>
             <w:pPr>
@@ -3802,7 +4075,7 @@
               <w:rPr>
                 <w:lang w:val="en-US"/>
               </w:rPr>
-              <w:t>Quasi-experiment (non-random assignment to defusion intervention conditions based on severity)</w:t>
+              <w:t>Quasi-experiment</w:t>
             </w:r>
           </w:p>
         </w:tc>
@@ -3823,7 +4096,145 @@
               <w:rPr>
                 <w:lang w:val="en-US"/>
               </w:rPr>
-              <w:t>Laboratory analogue study (random assignment to defusion intervention condition)</w:t>
+              <w:t>Laboratory analogue study</w:t>
+            </w:r>
+          </w:p>
+        </w:tc>
+      </w:tr>
+      <w:tr>
+        <w:trPr>
+          <w:trHeight w:val="277"/>
+          <w:jc w:val="center"/>
+        </w:trPr>
+        <w:tc>
+          <w:tcPr>
+            <w:tcW w:w="1800" w:type="dxa"/>
+          </w:tcPr>
+          <w:p>
+            <w:pPr>
+              <w:pStyle w:val="table"/>
+              <w:ind w:left="157" w:hanging="157"/>
+              <w:jc w:val="left"/>
+              <w:rPr>
+                <w:lang w:val="en-US"/>
+              </w:rPr>
+            </w:pPr>
+            <w:r>
+              <w:rPr>
+                <w:lang w:val="en-US"/>
+              </w:rPr>
+              <w:t>Randomization</w:t>
+            </w:r>
+          </w:p>
+        </w:tc>
+        <w:tc>
+          <w:tcPr>
+            <w:tcW w:w="3591" w:type="dxa"/>
+          </w:tcPr>
+          <w:p>
+            <w:pPr>
+              <w:pStyle w:val="table"/>
+              <w:ind w:firstLine="0"/>
+              <w:jc w:val="left"/>
+              <w:rPr>
+                <w:lang w:val="en-US"/>
+              </w:rPr>
+            </w:pPr>
+            <w:r>
+              <w:rPr>
+                <w:lang w:val="en-US"/>
+              </w:rPr>
+              <w:t>No, assignment based on baseline severity</w:t>
+            </w:r>
+          </w:p>
+        </w:tc>
+        <w:tc>
+          <w:tcPr>
+            <w:tcW w:w="3867" w:type="dxa"/>
+          </w:tcPr>
+          <w:p>
+            <w:pPr>
+              <w:pStyle w:val="table"/>
+              <w:ind w:firstLine="0"/>
+              <w:jc w:val="left"/>
+              <w:rPr>
+                <w:lang w:val="en-US"/>
+              </w:rPr>
+            </w:pPr>
+            <w:r>
+              <w:rPr>
+                <w:lang w:val="en-US"/>
+              </w:rPr>
+              <w:t>Yes</w:t>
+            </w:r>
+          </w:p>
+        </w:tc>
+      </w:tr>
+      <w:tr>
+        <w:trPr>
+          <w:trHeight w:val="277"/>
+          <w:jc w:val="center"/>
+        </w:trPr>
+        <w:tc>
+          <w:tcPr>
+            <w:tcW w:w="1800" w:type="dxa"/>
+          </w:tcPr>
+          <w:p>
+            <w:pPr>
+              <w:pStyle w:val="table"/>
+              <w:ind w:left="157" w:hanging="157"/>
+              <w:jc w:val="left"/>
+              <w:rPr>
+                <w:lang w:val="en-US"/>
+              </w:rPr>
+            </w:pPr>
+            <w:r>
+              <w:rPr>
+                <w:lang w:val="en-US"/>
+              </w:rPr>
+              <w:t>Control condition</w:t>
+            </w:r>
+          </w:p>
+        </w:tc>
+        <w:tc>
+          <w:tcPr>
+            <w:tcW w:w="3591" w:type="dxa"/>
+          </w:tcPr>
+          <w:p>
+            <w:pPr>
+              <w:pStyle w:val="table"/>
+              <w:ind w:firstLine="0"/>
+              <w:jc w:val="left"/>
+              <w:rPr>
+                <w:lang w:val="en-US"/>
+              </w:rPr>
+            </w:pPr>
+            <w:r>
+              <w:rPr>
+                <w:lang w:val="en-US"/>
+              </w:rPr>
+              <w:t>No</w:t>
+            </w:r>
+          </w:p>
+        </w:tc>
+        <w:tc>
+          <w:tcPr>
+            <w:tcW w:w="3867" w:type="dxa"/>
+          </w:tcPr>
+          <w:p>
+            <w:pPr>
+              <w:pStyle w:val="table"/>
+              <w:ind w:firstLine="0"/>
+              <w:jc w:val="left"/>
+              <w:rPr>
+                <w:lang w:val="en-US"/>
+              </w:rPr>
+            </w:pPr>
+            <w:r>
+              <w:rPr>
+                <w:lang w:val="en-US"/>
+              </w:rPr>
+              <w:t>No</w:t>
             </w:r>
           </w:p>
         </w:tc>
@@ -3835,12 +4246,12 @@
         </w:trPr>
         <w:tc>
           <w:tcPr>
-            <w:tcW w:w="1525" w:type="dxa"/>
+            <w:tcW w:w="1800" w:type="dxa"/>
           </w:tcPr>
           <w:p>
             <w:pPr>
               <w:pStyle w:val="table"/>
-              <w:ind w:firstLine="0"/>
+              <w:ind w:left="157" w:hanging="157"/>
               <w:jc w:val="left"/>
               <w:rPr>
                 <w:lang w:val="en-US"/>
@@ -3856,7 +4267,7 @@
         </w:tc>
         <w:tc>
           <w:tcPr>
-            <w:tcW w:w="3866" w:type="dxa"/>
+            <w:tcW w:w="3591" w:type="dxa"/>
           </w:tcPr>
           <w:p>
             <w:pPr>
@@ -3904,7 +4315,28 @@
         </w:trPr>
         <w:tc>
           <w:tcPr>
-            <w:tcW w:w="1525" w:type="dxa"/>
+            <w:tcW w:w="1800" w:type="dxa"/>
+          </w:tcPr>
+          <w:p>
+            <w:pPr>
+              <w:pStyle w:val="table"/>
+              <w:ind w:left="157" w:hanging="157"/>
+              <w:jc w:val="left"/>
+              <w:rPr>
+                <w:lang w:val="en-US"/>
+              </w:rPr>
+            </w:pPr>
+            <w:r>
+              <w:rPr>
+                <w:lang w:val="en-US"/>
+              </w:rPr>
+              <w:t>Timepoints</w:t>
+            </w:r>
+          </w:p>
+        </w:tc>
+        <w:tc>
+          <w:tcPr>
+            <w:tcW w:w="3591" w:type="dxa"/>
           </w:tcPr>
           <w:p>
             <w:pPr>
@@ -3919,44 +4351,7 @@
               <w:rPr>
                 <w:lang w:val="en-US"/>
               </w:rPr>
-              <w:t>Interventions</w:t>
-            </w:r>
-          </w:p>
-        </w:tc>
-        <w:tc>
-          <w:tcPr>
-            <w:tcW w:w="3866" w:type="dxa"/>
-          </w:tcPr>
-          <w:p>
-            <w:pPr>
-              <w:pStyle w:val="table"/>
-              <w:ind w:firstLine="0"/>
-              <w:jc w:val="left"/>
-              <w:rPr>
-                <w:lang w:val="en-US"/>
-              </w:rPr>
-            </w:pPr>
-            <w:r>
-              <w:rPr>
-                <w:lang w:val="en-US"/>
-              </w:rPr>
-              <w:t>Value clarification (all participants)</w:t>
-            </w:r>
-          </w:p>
-          <w:p>
-            <w:pPr>
-              <w:pStyle w:val="table"/>
-              <w:ind w:firstLine="0"/>
-              <w:jc w:val="left"/>
-              <w:rPr>
-                <w:lang w:val="en-US"/>
-              </w:rPr>
-            </w:pPr>
-            <w:r>
-              <w:rPr>
-                <w:lang w:val="en-US"/>
-              </w:rPr>
-              <w:t>Defusion (distinction vs. hierarchical conditions; non-random assignment)</w:t>
+              <w:t>5 therapy sessions over 4 months</w:t>
             </w:r>
           </w:p>
         </w:tc>
@@ -3977,7 +4372,7 @@
               <w:rPr>
                 <w:lang w:val="en-US"/>
               </w:rPr>
-              <w:t>Defusion (distinction vs. hierarchical conditions)</w:t>
+              <w:t>Single experimental session</w:t>
             </w:r>
           </w:p>
         </w:tc>
@@ -3989,93 +4384,12 @@
         </w:trPr>
         <w:tc>
           <w:tcPr>
-            <w:tcW w:w="1525" w:type="dxa"/>
+            <w:tcW w:w="1800" w:type="dxa"/>
           </w:tcPr>
           <w:p>
             <w:pPr>
               <w:pStyle w:val="table"/>
-              <w:ind w:firstLine="0"/>
-              <w:jc w:val="left"/>
-              <w:rPr>
-                <w:lang w:val="en-US"/>
-              </w:rPr>
-            </w:pPr>
-            <w:r>
-              <w:rPr>
-                <w:lang w:val="en-US"/>
-              </w:rPr>
-              <w:t>Timepoints</w:t>
-            </w:r>
-          </w:p>
-        </w:tc>
-        <w:tc>
-          <w:tcPr>
-            <w:tcW w:w="3866" w:type="dxa"/>
-          </w:tcPr>
-          <w:p>
-            <w:pPr>
-              <w:pStyle w:val="table"/>
-              <w:ind w:firstLine="0"/>
-              <w:jc w:val="left"/>
-              <w:rPr>
-                <w:lang w:val="en-US"/>
-              </w:rPr>
-            </w:pPr>
-            <w:r>
-              <w:rPr>
-                <w:lang w:val="en-US"/>
-              </w:rPr>
-              <w:t>5</w:t>
-            </w:r>
-            <w:r>
-              <w:rPr>
-                <w:lang w:val="en-US"/>
-              </w:rPr>
-              <w:t xml:space="preserve"> therapy sessions over 4 months</w:t>
-            </w:r>
-          </w:p>
-        </w:tc>
-        <w:tc>
-          <w:tcPr>
-            <w:tcW w:w="3867" w:type="dxa"/>
-          </w:tcPr>
-          <w:p>
-            <w:pPr>
-              <w:pStyle w:val="table"/>
-              <w:ind w:firstLine="0"/>
-              <w:jc w:val="left"/>
-              <w:rPr>
-                <w:lang w:val="en-US"/>
-              </w:rPr>
-            </w:pPr>
-            <w:r>
-              <w:rPr>
-                <w:lang w:val="en-US"/>
-              </w:rPr>
-              <w:t xml:space="preserve">Single experimental </w:t>
-            </w:r>
-            <w:r>
-              <w:rPr>
-                <w:lang w:val="en-US"/>
-              </w:rPr>
-              <w:t>session</w:t>
-            </w:r>
-          </w:p>
-        </w:tc>
-      </w:tr>
-      <w:tr>
-        <w:trPr>
-          <w:trHeight w:val="277"/>
-          <w:jc w:val="center"/>
-        </w:trPr>
-        <w:tc>
-          <w:tcPr>
-            <w:tcW w:w="1525" w:type="dxa"/>
-          </w:tcPr>
-          <w:p>
-            <w:pPr>
-              <w:pStyle w:val="table"/>
-              <w:ind w:firstLine="0"/>
+              <w:ind w:left="157" w:hanging="157"/>
               <w:jc w:val="left"/>
               <w:rPr>
                 <w:lang w:val="en-US"/>
@@ -4091,7 +4405,7 @@
         </w:tc>
         <w:tc>
           <w:tcPr>
-            <w:tcW w:w="3866" w:type="dxa"/>
+            <w:tcW w:w="3591" w:type="dxa"/>
           </w:tcPr>
           <w:p>
             <w:pPr>
@@ -4139,12 +4453,12 @@
         </w:trPr>
         <w:tc>
           <w:tcPr>
-            <w:tcW w:w="1525" w:type="dxa"/>
+            <w:tcW w:w="1800" w:type="dxa"/>
           </w:tcPr>
           <w:p>
             <w:pPr>
               <w:pStyle w:val="table"/>
-              <w:ind w:firstLine="0"/>
+              <w:ind w:left="157" w:hanging="157"/>
               <w:jc w:val="left"/>
               <w:rPr>
                 <w:lang w:val="en-US"/>
@@ -4160,7 +4474,7 @@
         </w:tc>
         <w:tc>
           <w:tcPr>
-            <w:tcW w:w="3866" w:type="dxa"/>
+            <w:tcW w:w="3591" w:type="dxa"/>
           </w:tcPr>
           <w:p>
             <w:pPr>
@@ -4207,13 +4521,7 @@
               <w:rPr>
                 <w:lang w:val="en-US"/>
               </w:rPr>
-              <w:t>Impulsive Behavior Inventory (IBI)</w:t>
-            </w:r>
-            <w:r>
-              <w:rPr>
-                <w:lang w:val="en-US"/>
-              </w:rPr>
-              <w:t>*</w:t>
+              <w:t>Impulsive Behavior Inventory (IBI)*</w:t>
             </w:r>
           </w:p>
           <w:p>
@@ -4229,13 +4537,7 @@
               <w:rPr>
                 <w:lang w:val="en-US"/>
               </w:rPr>
-              <w:t>Emotional Behavior Inventory (EBI)</w:t>
-            </w:r>
-            <w:r>
-              <w:rPr>
-                <w:lang w:val="en-US"/>
-              </w:rPr>
-              <w:t>*</w:t>
+              <w:t>Emotional Behavior Inventory (EBI)*</w:t>
             </w:r>
           </w:p>
         </w:tc>
@@ -4256,37 +4558,25 @@
               <w:rPr>
                 <w:lang w:val="en-US"/>
               </w:rPr>
-              <w:t>Single-item Visual Analogue Scales for d</w:t>
+              <w:t>Single-item Visual Analogue Scales for discomfort, anxiety, and stress</w:t>
             </w:r>
             <w:r>
               <w:rPr>
                 <w:lang w:val="en-US"/>
               </w:rPr>
-              <w:t>iscomfort</w:t>
+              <w:t xml:space="preserve"> (a</w:t>
             </w:r>
             <w:r>
               <w:rPr>
                 <w:lang w:val="en-US"/>
               </w:rPr>
-              <w:t>, a</w:t>
+              <w:t>d hoc measures created for the study</w:t>
             </w:r>
             <w:r>
               <w:rPr>
                 <w:lang w:val="en-US"/>
               </w:rPr>
-              <w:t>nxiety</w:t>
-            </w:r>
-            <w:r>
-              <w:rPr>
-                <w:lang w:val="en-US"/>
-              </w:rPr>
-              <w:t>, and stress</w:t>
-            </w:r>
-            <w:r>
-              <w:rPr>
-                <w:lang w:val="en-US"/>
-              </w:rPr>
-              <w:t>*</w:t>
+              <w:t>)</w:t>
             </w:r>
           </w:p>
         </w:tc>
@@ -4298,7 +4588,7 @@
         </w:trPr>
         <w:tc>
           <w:tcPr>
-            <w:tcW w:w="1525" w:type="dxa"/>
+            <w:tcW w:w="1800" w:type="dxa"/>
             <w:tcBorders>
               <w:bottom w:val="single" w:sz="4" w:space="0" w:color="auto"/>
             </w:tcBorders>
@@ -4306,7 +4596,7 @@
           <w:p>
             <w:pPr>
               <w:pStyle w:val="table"/>
-              <w:ind w:firstLine="0"/>
+              <w:ind w:left="157" w:hanging="157"/>
               <w:jc w:val="left"/>
               <w:rPr>
                 <w:lang w:val="en-US"/>
@@ -4322,7 +4612,7 @@
         </w:tc>
         <w:tc>
           <w:tcPr>
-            <w:tcW w:w="3866" w:type="dxa"/>
+            <w:tcW w:w="3591" w:type="dxa"/>
             <w:tcBorders>
               <w:bottom w:val="single" w:sz="4" w:space="0" w:color="auto"/>
             </w:tcBorders>
@@ -4378,60 +4668,18 @@
               <w:rPr>
                 <w:lang w:val="en-US"/>
               </w:rPr>
-              <w:t>RM-ANOVAs fitted to all three time points between conditions</w:t>
-            </w:r>
-          </w:p>
-        </w:tc>
-      </w:tr>
-      <w:tr>
-        <w:trPr>
-          <w:trHeight w:val="277"/>
-          <w:jc w:val="center"/>
-        </w:trPr>
-        <w:tc>
-          <w:tcPr>
-            <w:tcW w:w="9258" w:type="dxa"/>
-            <w:gridSpan w:val="3"/>
-            <w:tcBorders>
-              <w:top w:val="single" w:sz="4" w:space="0" w:color="auto"/>
-              <w:bottom w:val="nil"/>
-            </w:tcBorders>
-          </w:tcPr>
-          <w:p>
-            <w:pPr>
-              <w:pStyle w:val="table"/>
-              <w:ind w:firstLine="0"/>
-              <w:jc w:val="left"/>
-              <w:rPr>
-                <w:lang w:val="en-US"/>
-              </w:rPr>
-            </w:pPr>
-            <w:r>
-              <w:rPr>
-                <w:i/>
-                <w:iCs/>
-                <w:lang w:val="en-US"/>
-              </w:rPr>
-              <w:t>Notes:</w:t>
+              <w:t>RM-ANOVA</w:t>
             </w:r>
             <w:r>
               <w:rPr>
                 <w:lang w:val="en-US"/>
               </w:rPr>
-              <w:t xml:space="preserve"> *Ad hoc measures created for the study.</w:t>
+              <w:t>s</w:t>
             </w:r>
           </w:p>
         </w:tc>
       </w:tr>
     </w:tbl>
-    <w:p>
-      <w:pPr>
-        <w:ind w:firstLine="0"/>
-        <w:rPr>
-          <w:lang w:val="en-US"/>
-        </w:rPr>
-      </w:pPr>
-    </w:p>
     <w:p>
       <w:pPr>
         <w:pStyle w:val="Heading2"/>
@@ -4449,11 +4697,116 @@
     </w:p>
     <w:p>
       <w:pPr>
+        <w:rPr>
+          <w:lang w:val="en-US"/>
+        </w:rPr>
+      </w:pPr>
+      <w:r>
+        <w:rPr>
+          <w:lang w:val="en-US"/>
+        </w:rPr>
+        <w:t xml:space="preserve">There is no single universally accepted definition of a replication, and there is ongoing debate about what nomenclature and taxonomy is useful in distinguishing between subtypes such as conceptual versus direct replications </w:t>
+      </w:r>
+      <w:r>
+        <w:rPr>
+          <w:lang w:val="en-US"/>
+        </w:rPr>
+        <w:fldChar w:fldCharType="begin"/>
+      </w:r>
+      <w:r>
+        <w:rPr>
+          <w:lang w:val="en-US"/>
+        </w:rPr>
+        <w:instrText xml:space="preserve"> ADDIN ZOTERO_ITEM CSL_CITATION {"citationID":"4PBxnI8R","properties":{"formattedCitation":"(e.g., Derksen &amp; Morawski, 2022)","plainCitation":"(e.g., Derksen &amp; Morawski, 2022)","noteIndex":0},"citationItems":[{"id":36093,"uris":["http://zotero.org/users/1687755/items/4SUIU7L2"],"itemData":{"id":36093,"type":"article-journal","abstract":"Although psychology’s recent crisis has been attributed to various scientific practices, it has come to be called a “replication crisis,” prompting extensive appraisals of this putatively crucial scientific practice. These have yielded disagreements over what kind of replication is to be preferred and what phenomena are being explored, yet the proposals are all grounded in a conventional philosophy of science. This article proposes another avenue that invites moving beyond a discovery metaphor of science to rethink research as enabling realities and to consider how empirical findings enact or perform a reality. An enactment perspective appreciates multiple, dynamic realities and science as producing different entities, enactments that ever encounter differences, uncertainties, and precariousness. The axioms of an enactment perspective are described and employed to more fully understand the two kinds of replication that predominate in the crisis disputes. Although the enactment perspective described here is a relatively recent development in philosophy of science and science studies, some of its core axioms are not new to psychology, and the article concludes by revisiting psychologists’ previous calls to apprehend the dynamism of psychological reality to appreciate how scientific practices actively and unavoidably participate in performativity of reality.","container-title":"Perspectives on Psychological Science","DOI":"10.1177/17456916211041116","ISSN":"1745-6916","issue":"5","journalAbbreviation":"Perspect Psychol Sci","language":"EN","note":"publisher: SAGE Publications Inc","page":"1490-1505","source":"SAGE Journals","title":"Kinds of Replication: Examining the Meanings of “Conceptual Replication” and “Direct Replication”","title-short":"Kinds of Replication","volume":"17","author":[{"family":"Derksen","given":"Maarten"},{"family":"Morawski","given":"Jill"}],"issued":{"date-parts":[["2022",9,1]]}},"prefix":"e.g., "}],"schema":"https://github.com/citation-style-language/schema/raw/master/csl-citation.json"} </w:instrText>
+      </w:r>
+      <w:r>
+        <w:rPr>
+          <w:lang w:val="en-US"/>
+        </w:rPr>
+        <w:fldChar w:fldCharType="separate"/>
+      </w:r>
+      <w:r>
+        <w:rPr>
+          <w:lang w:val="en-US"/>
+        </w:rPr>
+        <w:t>(e.g., Derksen &amp; Morawski, 2022)</w:t>
+      </w:r>
+      <w:r>
+        <w:rPr>
+          <w:lang w:val="en-US"/>
+        </w:rPr>
+        <w:fldChar w:fldCharType="end"/>
+      </w:r>
+      <w:r>
+        <w:rPr>
+          <w:lang w:val="en-US"/>
+        </w:rPr>
+        <w:t xml:space="preserve">. Regardless of the specific framework used, the very low overlap in the details of the design, method and analyses of </w:t>
+      </w:r>
+      <w:r>
+        <w:rPr>
+          <w:lang w:val="en-US"/>
+        </w:rPr>
+        <w:t xml:space="preserve">Luciano et al. </w:t>
+      </w:r>
+      <w:r>
+        <w:rPr>
+          <w:lang w:val="en-US"/>
+        </w:rPr>
+        <w:fldChar w:fldCharType="begin"/>
+      </w:r>
+      <w:r>
+        <w:rPr>
+          <w:lang w:val="en-US"/>
+        </w:rPr>
+        <w:instrText xml:space="preserve"> ADDIN ZOTERO_ITEM CSL_CITATION {"citationID":"IiJwKVGQ","properties":{"formattedCitation":"(2011)","plainCitation":"(2011)","noteIndex":0},"citationItems":[{"id":117,"uris":["http://zotero.org/users/1687755/items/RWRCBYUM"],"itemData":{"id":117,"type":"article-journal","abstract":"The present study aims to analyze the interactions involved in some of the Defusion exercises that are typical of Acceptance and Commitment Therapy according to a Relational Frame Theory analysis. Two protocols were compared. Defusion I protocol was built with deictic framing trials while Defusion II protocol added hierarchical framing plus the function of regulating one’s own behavior. Fifteen adolescents (12-15 years old) with high scores in the impulsivity or in the emotional subscales of the Behavior Assessment System for Children (BASC) volunteered to participate during the three tutorial classes formally available. In a first session, after responding to questionnaires on psychological inflexibility (AFQ-S) and on problematic behaviors, the three classes followed a valuesoriented session. Two weeks later, 9 Low-risk participants (with less than 6 problematic behaviors) received either the Defusion I (n= 4) or the Defusion II (n= 5) protocols. Six High-risk participants (more than 6 problematic behaviors) received the Defusion II protocol. The comparison of both protocols with Low-risk participants showed that only Defusion II produced relevant changes that were improved at the 4-month follow-up. High-risk participants only received the Defusion II protocol and the results obtained replicated, in part, the effect obtained with Low-risk participants. The limitations of this preliminary study are indicated and further studies are emphasized.","container-title":"International Journal of Psychology","language":"en","source":"Zotero","title":"A Relational Frame Analysis of Defusion Interactions in Acceptance and Commitment Therapy. A Preliminary and Quasi-Experimental Study with At-Risk Adolescents","author":[{"family":"Luciano","given":"Carmen"},{"family":"Ruiz","given":"Francisco J"},{"family":"Torres","given":"Rosa M Vizcaíno"},{"family":"Mar","given":"Vanessa Sánchez"}],"issued":{"date-parts":[["2011"]]}},"label":"page","suppress-author":true}],"schema":"https://github.com/citation-style-language/schema/raw/master/csl-citation.json"} </w:instrText>
+      </w:r>
+      <w:r>
+        <w:rPr>
+          <w:lang w:val="en-US"/>
+        </w:rPr>
+        <w:fldChar w:fldCharType="separate"/>
+      </w:r>
+      <w:r>
+        <w:rPr>
+          <w:lang w:val="en-US"/>
+        </w:rPr>
+        <w:t>(2011)</w:t>
+      </w:r>
+      <w:r>
+        <w:rPr>
+          <w:lang w:val="en-US"/>
+        </w:rPr>
+        <w:fldChar w:fldCharType="end"/>
+      </w:r>
+      <w:r>
+        <w:rPr>
+          <w:lang w:val="en-US"/>
+        </w:rPr>
+        <w:t xml:space="preserve"> and Foody et al. (2013)</w:t>
+      </w:r>
+      <w:r>
+        <w:rPr>
+          <w:lang w:val="en-US"/>
+        </w:rPr>
+        <w:t xml:space="preserve"> suggests that the latter cannot be confidently described as a replication of the same underlying claim.</w:t>
+      </w:r>
+    </w:p>
+    <w:p>
+      <w:pPr>
         <w:pStyle w:val="Heading2"/>
         <w:rPr>
           <w:lang w:val="en-US"/>
         </w:rPr>
       </w:pPr>
+    </w:p>
+    <w:p>
+      <w:pPr>
+        <w:pStyle w:val="Heading2"/>
+        <w:rPr>
+          <w:lang w:val="en-US"/>
+        </w:rPr>
+      </w:pPr>
       <w:r>
         <w:rPr>
           <w:lang w:val="en-US"/>
@@ -4574,13 +4927,6 @@
     </w:p>
     <w:p>
       <w:pPr>
-        <w:rPr>
-          <w:lang w:val="en-US"/>
-        </w:rPr>
-      </w:pPr>
-    </w:p>
-    <w:p>
-      <w:pPr>
         <w:pStyle w:val="Heading2"/>
         <w:rPr>
           <w:lang w:val="en-US"/>
@@ -4703,13 +5049,7 @@
         <w:rPr>
           <w:lang w:val="en-US"/>
         </w:rPr>
-        <w:t xml:space="preserve"> be able to differentiate between any change in mood due to the intervention vs. due to </w:t>
-      </w:r>
-      <w:r>
-        <w:rPr>
-          <w:lang w:val="en-US"/>
-        </w:rPr>
-        <w:t xml:space="preserve">natural improvement over time, a negative control condition is needed (i.e., where participants are given no intervention). </w:t>
+        <w:t xml:space="preserve"> be able to differentiate between any change in mood due to the intervention vs. due to natural improvement over time, a negative control condition is needed (i.e., where participants are given no intervention). </w:t>
       </w:r>
     </w:p>
     <w:p>
@@ -4722,9 +5062,24 @@
     </w:p>
     <w:p>
       <w:pPr>
+        <w:ind w:firstLine="0"/>
+        <w:jc w:val="left"/>
+        <w:rPr>
+          <w:b/>
+          <w:bCs/>
+          <w:lang w:val="en-US"/>
+        </w:rPr>
+      </w:pPr>
+      <w:r>
+        <w:br w:type="page"/>
+      </w:r>
+    </w:p>
+    <w:p>
+      <w:pPr>
         <w:pStyle w:val="figureandtabletitle"/>
       </w:pPr>
       <w:r>
+        <w:lastRenderedPageBreak/>
         <w:t xml:space="preserve">Figure 1. </w:t>
       </w:r>
       <w:r>
@@ -4759,7 +5114,7 @@
                     <pic:cNvPicPr/>
                   </pic:nvPicPr>
                   <pic:blipFill rotWithShape="1">
-                    <a:blip r:embed="rId7"/>
+                    <a:blip r:embed="rId9"/>
                     <a:srcRect r="49773"/>
                     <a:stretch/>
                   </pic:blipFill>
@@ -5027,14 +5382,7 @@
         <w:rPr>
           <w:lang w:val="en-US"/>
         </w:rPr>
-        <w:t xml:space="preserve">(two minutes) </w:t>
-      </w:r>
-      <w:r>
-        <w:rPr>
-          <w:lang w:val="en-US"/>
-        </w:rPr>
-        <w:lastRenderedPageBreak/>
-        <w:t>in the absence of any intervention</w:t>
+        <w:t>(two minutes) in the absence of any intervention</w:t>
       </w:r>
       <w:r>
         <w:rPr>
@@ -5369,13 +5717,6 @@
     </w:p>
     <w:p>
       <w:pPr>
-        <w:rPr>
-          <w:lang w:val="en-US"/>
-        </w:rPr>
-      </w:pPr>
-    </w:p>
-    <w:p>
-      <w:pPr>
         <w:pStyle w:val="Heading2"/>
         <w:rPr>
           <w:lang w:val="en-US"/>
@@ -5741,14 +6082,7 @@
           <w:rStyle w:val="highlight"/>
           <w:lang w:val="en-US"/>
         </w:rPr>
-        <w:t xml:space="preserve">Foody et al. (2013) </w:t>
-      </w:r>
-      <w:r>
-        <w:rPr>
-          <w:rStyle w:val="highlight"/>
-          <w:lang w:val="en-US"/>
-        </w:rPr>
-        <w:t xml:space="preserve">therefore make a disjoint claim, where the alternative hypothesis is accepted </w:t>
+        <w:t xml:space="preserve">Foody et al. (2013) therefore make a disjoint claim, where the alternative hypothesis is accepted </w:t>
       </w:r>
       <w:proofErr w:type="gramStart"/>
       <w:r>
@@ -6027,6 +6361,7 @@
         <w:rPr>
           <w:lang w:val="en-US"/>
         </w:rPr>
+        <w:lastRenderedPageBreak/>
         <w:t xml:space="preserve">Applying even a relatively liberal correction method </w:t>
       </w:r>
       <w:r>
@@ -6256,14 +6591,7 @@
         <w:rPr>
           <w:lang w:val="en-US"/>
         </w:rPr>
-        <w:t xml:space="preserve"> support their claim, an elaborated or alternative analytic strategy would be needed. For example, post hoc contrasts could have been used to test for differences in means between the groups at each time points; or to differences in means at the post-</w:t>
-      </w:r>
-      <w:r>
-        <w:rPr>
-          <w:lang w:val="en-US"/>
-        </w:rPr>
-        <w:lastRenderedPageBreak/>
-        <w:t xml:space="preserve">intervention time point could have simply been assessed via a </w:t>
+        <w:t xml:space="preserve"> support their claim, an elaborated or alternative analytic strategy would be needed. For example, post hoc contrasts could have been used to test for differences in means between the groups at each time points; or to differences in means at the post-intervention time point could have simply been assessed via a </w:t>
       </w:r>
       <w:r>
         <w:rPr>
@@ -6488,7 +6816,13 @@
         <w:rPr>
           <w:lang w:val="en-US"/>
         </w:rPr>
-        <w:t xml:space="preserve">Of course, data analysis involves multiple decisions, each of which may have more than one plausible and defendable choice. In order to understand the robustness of conclusions across multiple plausible choices, </w:t>
+        <w:t xml:space="preserve">Of course, data analysis involves multiple decisions, each of which may have more than one </w:t>
+      </w:r>
+      <w:r>
+        <w:rPr>
+          <w:lang w:val="en-US"/>
+        </w:rPr>
+        <w:t xml:space="preserve">plausible and defendable choice. In order to understand the robustness of conclusions across multiple plausible choices, </w:t>
       </w:r>
       <w:r>
         <w:rPr>
@@ -6578,9 +6912,21 @@
         <w:rPr>
           <w:lang w:val="en-US"/>
         </w:rPr>
-        <w:t>All raw and processed data as well as R code for data processing and analyses are available (</w:t>
-      </w:r>
-      <w:hyperlink r:id="rId8" w:history="1">
+        <w:t xml:space="preserve">All data </w:t>
+      </w:r>
+      <w:r>
+        <w:rPr>
+          <w:lang w:val="en-US"/>
+        </w:rPr>
+        <w:t xml:space="preserve">and </w:t>
+      </w:r>
+      <w:r>
+        <w:rPr>
+          <w:lang w:val="en-US"/>
+        </w:rPr>
+        <w:t>code for data processing and analyses are available (</w:t>
+      </w:r>
+      <w:hyperlink r:id="rId10" w:history="1">
         <w:r>
           <w:rPr>
             <w:rStyle w:val="Hyperlink"/>
@@ -6595,6 +6941,12 @@
         </w:rPr>
         <w:t>).</w:t>
       </w:r>
+      <w:r>
+        <w:rPr>
+          <w:lang w:val="en-US"/>
+        </w:rPr>
+        <w:t xml:space="preserve"> None of the analyses reported in this article were preregistered.</w:t>
+      </w:r>
     </w:p>
     <w:p>
       <w:pPr>
@@ -6889,13 +7241,7 @@
         <w:rPr>
           <w:lang w:val="en-US"/>
         </w:rPr>
-        <w:t xml:space="preserve">Results for both the distinction and hierarchy conditions were extracted from Foody et al. (2013). I also extracted results for the same two conditions that were replicated in Foody et al. (2015). The two additional conditions included in Foody et al. (2015: i.e., object-distinction and object-hierarchy) were not extracted, as I focused only on the effects that were </w:t>
-      </w:r>
-      <w:r>
-        <w:rPr>
-          <w:lang w:val="en-US"/>
-        </w:rPr>
-        <w:t xml:space="preserve">replicated. </w:t>
+        <w:t xml:space="preserve">Results for both the distinction and hierarchy conditions were extracted from Foody et al. (2013). I also extracted results for the same two conditions that were replicated in Foody et al. (2015). The two additional conditions included in Foody et al. (2015: i.e., object-distinction and object-hierarchy) were not extracted, as I focused only on the effects that were replicated. </w:t>
       </w:r>
       <w:r>
         <w:rPr>
@@ -7240,7 +7586,14 @@
         <w:rPr>
           <w:lang w:val="en-US"/>
         </w:rPr>
-        <w:t>s reported in text. Both results produced estimate</w:t>
+        <w:t xml:space="preserve">s reported in text. Both </w:t>
+      </w:r>
+      <w:r>
+        <w:rPr>
+          <w:lang w:val="en-US"/>
+        </w:rPr>
+        <w:lastRenderedPageBreak/>
+        <w:t>results produced estimate</w:t>
       </w:r>
       <w:r>
         <w:rPr>
@@ -9038,7 +9391,13 @@
         <w:rPr>
           <w:lang w:val="en-US"/>
         </w:rPr>
-        <w:t xml:space="preserve">When performing multiple tests of a more general hypothesis using multiple correlated outcome measures, as here where measures of anxiety, discomfort, and stress are used to make conclusions about distress more generally, researchers are typically advised to maintain the severity of their hypothesis test (i.e., their false positive rate) using familywise error corrections. </w:t>
+        <w:t xml:space="preserve">When performing multiple tests of a more general hypothesis using multiple correlated outcome measures, as here where measures of anxiety, discomfort, and stress are used to make conclusions about distress more generally, researchers are typically advised to maintain the severity of their hypothesis test (i.e., their false </w:t>
+      </w:r>
+      <w:r>
+        <w:rPr>
+          <w:lang w:val="en-US"/>
+        </w:rPr>
+        <w:t xml:space="preserve">positive rate) using familywise error corrections. </w:t>
       </w:r>
       <w:r>
         <w:rPr>
@@ -9083,131 +9442,18 @@
       <w:proofErr w:type="spellStart"/>
       <w:r>
         <w:rPr>
-          <w:lang w:val="en-US"/>
-        </w:rPr>
-        <w:t>df</w:t>
-      </w:r>
-      <w:proofErr w:type="spellEnd"/>
-      <w:r>
-        <w:rPr>
-          <w:lang w:val="en-US"/>
-        </w:rPr>
-        <w:t xml:space="preserve">) and Bonferroni-corrected </w:t>
-      </w:r>
-      <w:r>
-        <w:rPr>
           <w:i/>
           <w:iCs/>
           <w:lang w:val="en-US"/>
         </w:rPr>
-        <w:t>p</w:t>
-      </w:r>
-      <w:r>
-        <w:rPr>
-          <w:lang w:val="en-US"/>
-        </w:rPr>
-        <w:t xml:space="preserve"> values. For </w:t>
-      </w:r>
-      <w:r>
-        <w:rPr>
-          <w:lang w:val="en-US"/>
-        </w:rPr>
-        <w:t>Hedges’ g effect sizes, I calculated both 95% Confidence Intervals and</w:t>
-      </w:r>
-      <w:r>
-        <w:rPr>
-          <w:lang w:val="en-US"/>
-        </w:rPr>
-        <w:t xml:space="preserve"> </w:t>
-      </w:r>
-      <w:r>
-        <w:rPr>
-          <w:lang w:val="en-US"/>
-        </w:rPr>
-        <w:t xml:space="preserve">98.33% Confidence Intervals, which correspond to the correct Bonferroni </w:t>
-      </w:r>
-      <w:r>
-        <w:rPr>
-          <w:lang w:val="en-US"/>
-        </w:rPr>
-        <w:t>adjustment</w:t>
-      </w:r>
-      <w:r>
-        <w:rPr>
-          <w:lang w:val="en-US"/>
-        </w:rPr>
-        <w:t xml:space="preserve"> for three outcome variables (i.e., 1 – [0.05 / 3]).</w:t>
-      </w:r>
-      <w:r>
-        <w:rPr>
-          <w:lang w:val="en-US"/>
-        </w:rPr>
-        <w:t xml:space="preserve"> Both intervals were employed in the </w:t>
-      </w:r>
-      <w:r>
-        <w:rPr>
-          <w:lang w:val="en-US"/>
-        </w:rPr>
-        <w:t xml:space="preserve">multiverse analysis to assess the robustness of conclusions to this analytic choice. </w:t>
-      </w:r>
-    </w:p>
-    <w:p>
-      <w:pPr>
-        <w:pStyle w:val="Heading3"/>
-        <w:rPr>
-          <w:lang w:val="en-US"/>
-        </w:rPr>
-      </w:pPr>
-      <w:r>
-        <w:rPr>
-          <w:lang w:val="en-US"/>
-        </w:rPr>
-        <w:t xml:space="preserve">Hypothesis tests using a </w:t>
-      </w:r>
-      <w:r>
-        <w:rPr>
-          <w:lang w:val="en-US"/>
-        </w:rPr>
-        <w:t xml:space="preserve">pooled </w:t>
-      </w:r>
-      <w:r>
-        <w:rPr>
-          <w:lang w:val="en-US"/>
-        </w:rPr>
-        <w:t xml:space="preserve">outcome </w:t>
-      </w:r>
-      <w:r>
-        <w:rPr>
-          <w:lang w:val="en-US"/>
-        </w:rPr>
-        <w:t>measure of distress</w:t>
-      </w:r>
-    </w:p>
-    <w:p>
-      <w:pPr>
-        <w:rPr>
-          <w:lang w:val="en-US"/>
-        </w:rPr>
-      </w:pPr>
-      <w:r>
-        <w:rPr>
-          <w:lang w:val="en-US"/>
-        </w:rPr>
-        <w:t xml:space="preserve">As discussed previously, Foody et al. (2013) make claims in their abstract and discussion regarding the superiority of the hierarchical intervention over the distinction intervention </w:t>
-      </w:r>
-      <w:proofErr w:type="gramStart"/>
-      <w:r>
-        <w:rPr>
-          <w:lang w:val="en-US"/>
-        </w:rPr>
-        <w:t>with regard to</w:t>
-      </w:r>
-      <w:proofErr w:type="gramEnd"/>
-      <w:r>
-        <w:rPr>
-          <w:lang w:val="en-US"/>
-        </w:rPr>
-        <w:t xml:space="preserve"> decreasing “distress” </w:t>
+        <w:t>df</w:t>
+      </w:r>
+      <w:proofErr w:type="spellEnd"/>
+      <w:r>
+        <w:rPr>
+          <w:lang w:val="en-US"/>
+        </w:rPr>
+        <w:t xml:space="preserve">) and Bonferroni-corrected </w:t>
       </w:r>
       <w:r>
         <w:rPr>
@@ -9215,6 +9461,121 @@
           <w:iCs/>
           <w:lang w:val="en-US"/>
         </w:rPr>
+        <w:t>p</w:t>
+      </w:r>
+      <w:r>
+        <w:rPr>
+          <w:lang w:val="en-US"/>
+        </w:rPr>
+        <w:t xml:space="preserve"> values. For </w:t>
+      </w:r>
+      <w:r>
+        <w:rPr>
+          <w:lang w:val="en-US"/>
+        </w:rPr>
+        <w:t>Hedges’ g effect sizes, I calculated both 95% Confidence Intervals and</w:t>
+      </w:r>
+      <w:r>
+        <w:rPr>
+          <w:lang w:val="en-US"/>
+        </w:rPr>
+        <w:t xml:space="preserve"> </w:t>
+      </w:r>
+      <w:r>
+        <w:rPr>
+          <w:lang w:val="en-US"/>
+        </w:rPr>
+        <w:t xml:space="preserve">98.33% Confidence Intervals, which correspond to the correct Bonferroni </w:t>
+      </w:r>
+      <w:r>
+        <w:rPr>
+          <w:lang w:val="en-US"/>
+        </w:rPr>
+        <w:t>adjustment</w:t>
+      </w:r>
+      <w:r>
+        <w:rPr>
+          <w:lang w:val="en-US"/>
+        </w:rPr>
+        <w:t xml:space="preserve"> for three outcome variables (i.e., 1 – [0.05 / 3]).</w:t>
+      </w:r>
+      <w:r>
+        <w:rPr>
+          <w:lang w:val="en-US"/>
+        </w:rPr>
+        <w:t xml:space="preserve"> Both intervals were employed in the </w:t>
+      </w:r>
+      <w:r>
+        <w:rPr>
+          <w:lang w:val="en-US"/>
+        </w:rPr>
+        <w:t xml:space="preserve">multiverse analysis to assess the robustness of conclusions to this analytic choice. </w:t>
+      </w:r>
+    </w:p>
+    <w:p>
+      <w:pPr>
+        <w:pStyle w:val="Heading3"/>
+        <w:rPr>
+          <w:lang w:val="en-US"/>
+        </w:rPr>
+      </w:pPr>
+      <w:r>
+        <w:rPr>
+          <w:lang w:val="en-US"/>
+        </w:rPr>
+        <w:t xml:space="preserve">Hypothesis tests using a </w:t>
+      </w:r>
+      <w:r>
+        <w:rPr>
+          <w:lang w:val="en-US"/>
+        </w:rPr>
+        <w:t xml:space="preserve">pooled </w:t>
+      </w:r>
+      <w:r>
+        <w:rPr>
+          <w:lang w:val="en-US"/>
+        </w:rPr>
+        <w:t xml:space="preserve">outcome </w:t>
+      </w:r>
+      <w:r>
+        <w:rPr>
+          <w:lang w:val="en-US"/>
+        </w:rPr>
+        <w:t>measure of distress</w:t>
+      </w:r>
+    </w:p>
+    <w:p>
+      <w:pPr>
+        <w:rPr>
+          <w:lang w:val="en-US"/>
+        </w:rPr>
+      </w:pPr>
+      <w:r>
+        <w:rPr>
+          <w:lang w:val="en-US"/>
+        </w:rPr>
+        <w:t xml:space="preserve">As discussed previously, Foody et al. (2013) make claims in their abstract and discussion regarding the superiority of the hierarchical intervention over the distinction intervention </w:t>
+      </w:r>
+      <w:proofErr w:type="gramStart"/>
+      <w:r>
+        <w:rPr>
+          <w:lang w:val="en-US"/>
+        </w:rPr>
+        <w:t>with regard to</w:t>
+      </w:r>
+      <w:proofErr w:type="gramEnd"/>
+      <w:r>
+        <w:rPr>
+          <w:lang w:val="en-US"/>
+        </w:rPr>
+        <w:t xml:space="preserve"> decreasing “distress” </w:t>
+      </w:r>
+      <w:r>
+        <w:rPr>
+          <w:i/>
+          <w:iCs/>
+          <w:lang w:val="en-US"/>
+        </w:rPr>
         <w:t>in general</w:t>
       </w:r>
       <w:r>
@@ -9251,13 +9612,7 @@
         <w:rPr>
           <w:lang w:val="en-US"/>
         </w:rPr>
-        <w:t xml:space="preserve">without access to the </w:t>
-      </w:r>
-      <w:r>
-        <w:rPr>
-          <w:lang w:val="en-US"/>
-        </w:rPr>
-        <w:t>original data (or possibly via new data collection)</w:t>
+        <w:t>without access to the original data (or possibly via new data collection)</w:t>
       </w:r>
       <w:r>
         <w:rPr>
@@ -9707,6 +10062,449 @@
     </w:p>
     <w:p>
       <w:pPr>
+        <w:rPr>
+          <w:lang w:val="en-US"/>
+        </w:rPr>
+      </w:pPr>
+    </w:p>
+    <w:p>
+      <w:pPr>
+        <w:pStyle w:val="Heading2"/>
+        <w:rPr>
+          <w:lang w:val="en-US"/>
+        </w:rPr>
+      </w:pPr>
+    </w:p>
+    <w:p>
+      <w:pPr>
+        <w:ind w:firstLine="0"/>
+        <w:jc w:val="left"/>
+        <w:rPr>
+          <w:b/>
+          <w:bCs/>
+          <w:lang w:val="en-US"/>
+        </w:rPr>
+        <w:sectPr>
+          <w:type w:val="continuous"/>
+          <w:pgSz w:w="11900" w:h="16840"/>
+          <w:pgMar w:top="1440" w:right="1440" w:bottom="1440" w:left="1440" w:header="708" w:footer="708" w:gutter="0"/>
+          <w:cols w:num="2" w:space="366"/>
+          <w:docGrid w:linePitch="360"/>
+        </w:sectPr>
+      </w:pPr>
+    </w:p>
+    <w:p>
+      <w:pPr>
+        <w:ind w:firstLine="0"/>
+        <w:jc w:val="left"/>
+        <w:rPr>
+          <w:b/>
+          <w:bCs/>
+          <w:lang w:val="en-US"/>
+        </w:rPr>
+      </w:pPr>
+      <w:r>
+        <w:rPr>
+          <w:b/>
+          <w:bCs/>
+          <w:lang w:val="en-US"/>
+        </w:rPr>
+        <w:br w:type="page"/>
+      </w:r>
+    </w:p>
+    <w:p>
+      <w:pPr>
+        <w:pStyle w:val="figureandtabletitle"/>
+      </w:pPr>
+      <w:r>
+        <w:lastRenderedPageBreak/>
+        <w:t xml:space="preserve">Figure </w:t>
+      </w:r>
+      <w:r>
+        <w:t>2</w:t>
+      </w:r>
+      <w:r>
+        <w:t xml:space="preserve">. </w:t>
+      </w:r>
+      <w:r>
+        <w:rPr>
+          <w:b w:val="0"/>
+          <w:bCs w:val="0"/>
+        </w:rPr>
+        <w:t>Multiverse plot for the original study</w:t>
+      </w:r>
+      <w:r>
+        <w:rPr>
+          <w:b w:val="0"/>
+          <w:bCs w:val="0"/>
+        </w:rPr>
+        <w:t xml:space="preserve"> (Foody et al., 2013)</w:t>
+      </w:r>
+      <w:r>
+        <w:rPr>
+          <w:b w:val="0"/>
+          <w:bCs w:val="0"/>
+        </w:rPr>
+        <w:t>.</w:t>
+      </w:r>
+      <w:r>
+        <w:rPr>
+          <w:b w:val="0"/>
+          <w:bCs w:val="0"/>
+        </w:rPr>
+        <w:t xml:space="preserve"> Error bars represent 95% Confidence Intervals.</w:t>
+      </w:r>
+    </w:p>
+    <w:p>
+      <w:pPr>
+        <w:ind w:firstLine="0"/>
+        <w:jc w:val="center"/>
+        <w:rPr>
+          <w:lang w:val="en-US"/>
+        </w:rPr>
+      </w:pPr>
+      <w:r>
+        <w:rPr>
+          <w:noProof/>
+          <w:lang w:val="en-US"/>
+        </w:rPr>
+        <w:drawing>
+          <wp:inline distT="0" distB="0" distL="0" distR="0" wp14:anchorId="2F63EB56" wp14:editId="52109D46">
+            <wp:extent cx="3397348" cy="3019864"/>
+            <wp:effectExtent l="0" t="0" r="0" b="3175"/>
+            <wp:docPr id="724834140" name="Picture 1"/>
+            <wp:cNvGraphicFramePr>
+              <a:graphicFrameLocks xmlns:a="http://schemas.openxmlformats.org/drawingml/2006/main" noChangeAspect="1"/>
+            </wp:cNvGraphicFramePr>
+            <a:graphic xmlns:a="http://schemas.openxmlformats.org/drawingml/2006/main">
+              <a:graphicData uri="http://schemas.openxmlformats.org/drawingml/2006/picture">
+                <pic:pic xmlns:pic="http://schemas.openxmlformats.org/drawingml/2006/picture">
+                  <pic:nvPicPr>
+                    <pic:cNvPr id="724834140" name="Picture 724834140"/>
+                    <pic:cNvPicPr/>
+                  </pic:nvPicPr>
+                  <pic:blipFill>
+                    <a:blip r:embed="rId11"/>
+                    <a:stretch>
+                      <a:fillRect/>
+                    </a:stretch>
+                  </pic:blipFill>
+                  <pic:spPr>
+                    <a:xfrm>
+                      <a:off x="0" y="0"/>
+                      <a:ext cx="3422958" cy="3042628"/>
+                    </a:xfrm>
+                    <a:prstGeom prst="rect">
+                      <a:avLst/>
+                    </a:prstGeom>
+                  </pic:spPr>
+                </pic:pic>
+              </a:graphicData>
+            </a:graphic>
+          </wp:inline>
+        </w:drawing>
+      </w:r>
+    </w:p>
+    <w:p>
+      <w:pPr>
+        <w:ind w:firstLine="0"/>
+        <w:rPr>
+          <w:lang w:val="en-US"/>
+        </w:rPr>
+      </w:pPr>
+    </w:p>
+    <w:p>
+      <w:pPr>
+        <w:pStyle w:val="figureandtabletitle"/>
+      </w:pPr>
+      <w:r>
+        <w:t xml:space="preserve">Figure </w:t>
+      </w:r>
+      <w:r>
+        <w:t>3</w:t>
+      </w:r>
+      <w:r>
+        <w:t xml:space="preserve">. </w:t>
+      </w:r>
+      <w:r>
+        <w:rPr>
+          <w:b w:val="0"/>
+          <w:bCs w:val="0"/>
+        </w:rPr>
+        <w:t>Multiverse plot for the replication study</w:t>
+      </w:r>
+      <w:r>
+        <w:rPr>
+          <w:b w:val="0"/>
+          <w:bCs w:val="0"/>
+        </w:rPr>
+        <w:t xml:space="preserve"> (Foody et al., 2015).</w:t>
+      </w:r>
+      <w:r>
+        <w:t xml:space="preserve"> </w:t>
+      </w:r>
+      <w:r>
+        <w:rPr>
+          <w:b w:val="0"/>
+          <w:bCs w:val="0"/>
+        </w:rPr>
+        <w:t>Error bars represent 95% Confidence Intervals.</w:t>
+      </w:r>
+    </w:p>
+    <w:p>
+      <w:pPr>
+        <w:ind w:firstLine="0"/>
+        <w:jc w:val="center"/>
+        <w:rPr>
+          <w:lang w:val="en-US"/>
+        </w:rPr>
+      </w:pPr>
+      <w:r>
+        <w:rPr>
+          <w:noProof/>
+          <w:lang w:val="en-US"/>
+        </w:rPr>
+        <w:drawing>
+          <wp:inline distT="0" distB="0" distL="0" distR="0" wp14:anchorId="73B7176C" wp14:editId="16FC552C">
+            <wp:extent cx="3402623" cy="3024554"/>
+            <wp:effectExtent l="0" t="0" r="1270" b="0"/>
+            <wp:docPr id="961097080" name="Picture 2"/>
+            <wp:cNvGraphicFramePr>
+              <a:graphicFrameLocks xmlns:a="http://schemas.openxmlformats.org/drawingml/2006/main" noChangeAspect="1"/>
+            </wp:cNvGraphicFramePr>
+            <a:graphic xmlns:a="http://schemas.openxmlformats.org/drawingml/2006/main">
+              <a:graphicData uri="http://schemas.openxmlformats.org/drawingml/2006/picture">
+                <pic:pic xmlns:pic="http://schemas.openxmlformats.org/drawingml/2006/picture">
+                  <pic:nvPicPr>
+                    <pic:cNvPr id="961097080" name="Picture 961097080"/>
+                    <pic:cNvPicPr/>
+                  </pic:nvPicPr>
+                  <pic:blipFill>
+                    <a:blip r:embed="rId12"/>
+                    <a:stretch>
+                      <a:fillRect/>
+                    </a:stretch>
+                  </pic:blipFill>
+                  <pic:spPr>
+                    <a:xfrm>
+                      <a:off x="0" y="0"/>
+                      <a:ext cx="3422327" cy="3042068"/>
+                    </a:xfrm>
+                    <a:prstGeom prst="rect">
+                      <a:avLst/>
+                    </a:prstGeom>
+                  </pic:spPr>
+                </pic:pic>
+              </a:graphicData>
+            </a:graphic>
+          </wp:inline>
+        </w:drawing>
+      </w:r>
+    </w:p>
+    <w:p>
+      <w:pPr>
+        <w:rPr>
+          <w:lang w:val="en-US"/>
+        </w:rPr>
+      </w:pPr>
+    </w:p>
+    <w:p>
+      <w:pPr>
+        <w:rPr>
+          <w:highlight w:val="cyan"/>
+          <w:lang w:val="en-US"/>
+        </w:rPr>
+      </w:pPr>
+    </w:p>
+    <w:p>
+      <w:pPr>
+        <w:ind w:firstLine="0"/>
+        <w:rPr>
+          <w:lang w:val="en-US"/>
+        </w:rPr>
+      </w:pPr>
+    </w:p>
+    <w:p>
+      <w:pPr>
+        <w:rPr>
+          <w:lang w:val="en-US"/>
+        </w:rPr>
+      </w:pPr>
+    </w:p>
+    <w:p>
+      <w:pPr>
+        <w:rPr>
+          <w:lang w:val="en-US"/>
+        </w:rPr>
+      </w:pPr>
+    </w:p>
+    <w:p>
+      <w:pPr>
+        <w:rPr>
+          <w:lang w:val="en-US"/>
+        </w:rPr>
+      </w:pPr>
+    </w:p>
+    <w:p>
+      <w:pPr>
+        <w:rPr>
+          <w:lang w:val="en-US"/>
+        </w:rPr>
+      </w:pPr>
+    </w:p>
+    <w:p>
+      <w:pPr>
+        <w:rPr>
+          <w:lang w:val="en-US"/>
+        </w:rPr>
+      </w:pPr>
+    </w:p>
+    <w:p>
+      <w:pPr>
+        <w:ind w:firstLine="0"/>
+        <w:jc w:val="left"/>
+        <w:rPr>
+          <w:b/>
+          <w:bCs/>
+          <w:kern w:val="36"/>
+          <w:lang w:val="en-US"/>
+        </w:rPr>
+      </w:pPr>
+      <w:r>
+        <w:rPr>
+          <w:lang w:val="en-US"/>
+        </w:rPr>
+        <w:br w:type="page"/>
+      </w:r>
+    </w:p>
+    <w:p>
+      <w:pPr>
+        <w:ind w:firstLine="0"/>
+        <w:rPr>
+          <w:b/>
+          <w:bCs/>
+          <w:lang w:val="en-US"/>
+        </w:rPr>
+      </w:pPr>
+      <w:r>
+        <w:rPr>
+          <w:b/>
+          <w:bCs/>
+          <w:lang w:val="en-US"/>
+        </w:rPr>
+        <w:lastRenderedPageBreak/>
+        <w:t xml:space="preserve">Figure </w:t>
+      </w:r>
+      <w:r>
+        <w:rPr>
+          <w:b/>
+          <w:bCs/>
+          <w:lang w:val="en-US"/>
+        </w:rPr>
+        <w:t>4</w:t>
+      </w:r>
+      <w:r>
+        <w:rPr>
+          <w:b/>
+          <w:bCs/>
+          <w:lang w:val="en-US"/>
+        </w:rPr>
+        <w:t xml:space="preserve">. </w:t>
+      </w:r>
+      <w:r>
+        <w:rPr>
+          <w:lang w:val="en-US"/>
+        </w:rPr>
+        <w:t>Flow chart for the interpretation of results from Foody et al. (2013) and Foody et al. (2015)</w:t>
+      </w:r>
+    </w:p>
+    <w:p>
+      <w:pPr>
+        <w:ind w:firstLine="0"/>
+        <w:jc w:val="center"/>
+        <w:rPr>
+          <w:lang w:val="en-US"/>
+        </w:rPr>
+      </w:pPr>
+    </w:p>
+    <w:p>
+      <w:pPr>
+        <w:ind w:firstLine="0"/>
+        <w:jc w:val="center"/>
+        <w:rPr>
+          <w:lang w:val="en-US"/>
+        </w:rPr>
+      </w:pPr>
+      <w:r>
+        <w:rPr>
+          <w:noProof/>
+          <w:lang w:val="en-US"/>
+        </w:rPr>
+        <w:drawing>
+          <wp:inline distT="0" distB="0" distL="0" distR="0" wp14:anchorId="0F57A751" wp14:editId="20A4A242">
+            <wp:extent cx="3968885" cy="4639019"/>
+            <wp:effectExtent l="0" t="0" r="0" b="0"/>
+            <wp:docPr id="959252588" name="Picture 1" descr="A diagram of a flowchart&#10;&#10;Description automatically generated"/>
+            <wp:cNvGraphicFramePr>
+              <a:graphicFrameLocks xmlns:a="http://schemas.openxmlformats.org/drawingml/2006/main" noChangeAspect="1"/>
+            </wp:cNvGraphicFramePr>
+            <a:graphic xmlns:a="http://schemas.openxmlformats.org/drawingml/2006/main">
+              <a:graphicData uri="http://schemas.openxmlformats.org/drawingml/2006/picture">
+                <pic:pic xmlns:pic="http://schemas.openxmlformats.org/drawingml/2006/picture">
+                  <pic:nvPicPr>
+                    <pic:cNvPr id="959252588" name="Picture 1" descr="A diagram of a flowchart&#10;&#10;Description automatically generated"/>
+                    <pic:cNvPicPr/>
+                  </pic:nvPicPr>
+                  <pic:blipFill>
+                    <a:blip r:embed="rId13" cstate="print">
+                      <a:extLst>
+                        <a:ext uri="{28A0092B-C50C-407E-A947-70E740481C1C}">
+                          <a14:useLocalDpi xmlns:a14="http://schemas.microsoft.com/office/drawing/2010/main" val="0"/>
+                        </a:ext>
+                      </a:extLst>
+                    </a:blip>
+                    <a:stretch>
+                      <a:fillRect/>
+                    </a:stretch>
+                  </pic:blipFill>
+                  <pic:spPr>
+                    <a:xfrm>
+                      <a:off x="0" y="0"/>
+                      <a:ext cx="3999561" cy="4674875"/>
+                    </a:xfrm>
+                    <a:prstGeom prst="rect">
+                      <a:avLst/>
+                    </a:prstGeom>
+                  </pic:spPr>
+                </pic:pic>
+              </a:graphicData>
+            </a:graphic>
+          </wp:inline>
+        </w:drawing>
+      </w:r>
+    </w:p>
+    <w:p>
+      <w:pPr>
+        <w:pStyle w:val="figureandtabletitle"/>
+      </w:pPr>
+    </w:p>
+    <w:p>
+      <w:pPr>
+        <w:pStyle w:val="Heading1"/>
+        <w:rPr>
+          <w:lang w:val="en-US"/>
+        </w:rPr>
+        <w:sectPr>
+          <w:type w:val="continuous"/>
+          <w:pgSz w:w="11900" w:h="16840"/>
+          <w:pgMar w:top="1440" w:right="1440" w:bottom="1440" w:left="1440" w:header="708" w:footer="708" w:gutter="0"/>
+          <w:cols w:space="708"/>
+          <w:docGrid w:linePitch="360"/>
+        </w:sectPr>
+      </w:pPr>
+    </w:p>
+    <w:p>
+      <w:pPr>
         <w:pStyle w:val="Heading3"/>
         <w:rPr>
           <w:lang w:val="en-US"/>
@@ -9729,19 +10527,7 @@
         <w:rPr>
           <w:lang w:val="en-US"/>
         </w:rPr>
-        <w:t xml:space="preserve">A common analytic decision that must be made when </w:t>
-      </w:r>
-      <w:r>
-        <w:rPr>
-          <w:lang w:val="en-US"/>
-        </w:rPr>
-        <w:t>analyzing</w:t>
-      </w:r>
-      <w:r>
-        <w:rPr>
-          <w:lang w:val="en-US"/>
-        </w:rPr>
-        <w:t xml:space="preserve"> differences between conditions after an intervention is whether or not to control for </w:t>
+        <w:t xml:space="preserve">A common analytic decision that must be made when analyzing differences between conditions after an intervention is whether or not to control for </w:t>
       </w:r>
       <w:r>
         <w:rPr>
@@ -9790,13 +10576,7 @@
         <w:rPr>
           <w:lang w:val="en-US"/>
         </w:rPr>
-        <w:t xml:space="preserve">. </w:t>
-      </w:r>
-      <w:r>
-        <w:rPr>
-          <w:lang w:val="en-US"/>
-        </w:rPr>
-        <w:t xml:space="preserve">Given only access to the summary statistics and not the original data (i.e., in order to estimate the correlation between time points), it was nonetheless possible to use Morris corrections </w:t>
+        <w:t xml:space="preserve">. Given only access to the summary statistics and not the original data (i.e., in order to estimate the correlation between time points), it was nonetheless possible to use Morris corrections </w:t>
       </w:r>
       <w:r>
         <w:rPr>
@@ -9839,13 +10619,7 @@
         <w:rPr>
           <w:lang w:val="en-US"/>
         </w:rPr>
-        <w:t>to control for these differences</w:t>
-      </w:r>
-      <w:r>
-        <w:rPr>
-          <w:lang w:val="en-US"/>
-        </w:rPr>
-        <w:t xml:space="preserve"> (i.e., corrected Hedges’ </w:t>
+        <w:t xml:space="preserve">to control for these differences (i.e., corrected Hedges’ </w:t>
       </w:r>
       <m:oMath>
         <m:sSub>
@@ -9966,25 +10740,7 @@
         <w:rPr>
           <w:lang w:val="en-US"/>
         </w:rPr>
-        <w:t>).</w:t>
-      </w:r>
-      <w:r>
-        <w:rPr>
-          <w:lang w:val="en-US"/>
-        </w:rPr>
-        <w:t xml:space="preserve"> </w:t>
-      </w:r>
-      <w:r>
-        <w:rPr>
-          <w:lang w:val="en-US"/>
-        </w:rPr>
-        <w:t xml:space="preserve">Both </w:t>
-      </w:r>
-      <w:r>
-        <w:rPr>
-          <w:lang w:val="en-US"/>
-        </w:rPr>
-        <w:t xml:space="preserve">Hedges </w:t>
+        <w:t xml:space="preserve">). Both Hedges </w:t>
       </w:r>
       <w:r>
         <w:rPr>
@@ -10037,37 +10793,23 @@
           <w:iCs/>
           <w:lang w:val="en-US"/>
         </w:rPr>
-        <w:t xml:space="preserve"> </w:t>
-      </w:r>
+        <w:t xml:space="preserve"> (corrected for baseline scores) were entered into the multiverse analysis </w:t>
+      </w:r>
+      <w:proofErr w:type="gramStart"/>
       <w:r>
         <w:rPr>
           <w:iCs/>
           <w:lang w:val="en-US"/>
         </w:rPr>
-        <w:t xml:space="preserve">(corrected for baseline scores) were entered into the multiverse analysis </w:t>
-      </w:r>
-      <w:proofErr w:type="gramStart"/>
+        <w:t>in order to</w:t>
+      </w:r>
+      <w:proofErr w:type="gramEnd"/>
       <w:r>
         <w:rPr>
           <w:iCs/>
           <w:lang w:val="en-US"/>
         </w:rPr>
-        <w:t>in order to</w:t>
-      </w:r>
-      <w:proofErr w:type="gramEnd"/>
-      <w:r>
-        <w:rPr>
-          <w:iCs/>
-          <w:lang w:val="en-US"/>
-        </w:rPr>
-        <w:t xml:space="preserve"> assess the robustness of conclusions to this analytic choice</w:t>
-      </w:r>
-      <w:r>
-        <w:rPr>
-          <w:iCs/>
-          <w:lang w:val="en-US"/>
-        </w:rPr>
-        <w:t>.</w:t>
+        <w:t xml:space="preserve"> assess the robustness of conclusions to this analytic choice.</w:t>
       </w:r>
     </w:p>
     <w:p>
@@ -10076,434 +10818,6 @@
         <w:rPr>
           <w:lang w:val="en-US"/>
         </w:rPr>
-      </w:pPr>
-    </w:p>
-    <w:p>
-      <w:pPr>
-        <w:ind w:firstLine="0"/>
-        <w:jc w:val="left"/>
-        <w:rPr>
-          <w:b/>
-          <w:bCs/>
-          <w:lang w:val="en-US"/>
-        </w:rPr>
-        <w:sectPr>
-          <w:type w:val="continuous"/>
-          <w:pgSz w:w="11900" w:h="16840"/>
-          <w:pgMar w:top="1440" w:right="1440" w:bottom="1440" w:left="1440" w:header="708" w:footer="708" w:gutter="0"/>
-          <w:cols w:num="2" w:space="366"/>
-          <w:docGrid w:linePitch="360"/>
-        </w:sectPr>
-      </w:pPr>
-    </w:p>
-    <w:p>
-      <w:pPr>
-        <w:ind w:firstLine="0"/>
-        <w:jc w:val="left"/>
-        <w:rPr>
-          <w:b/>
-          <w:bCs/>
-          <w:lang w:val="en-US"/>
-        </w:rPr>
-      </w:pPr>
-      <w:r>
-        <w:rPr>
-          <w:b/>
-          <w:bCs/>
-          <w:lang w:val="en-US"/>
-        </w:rPr>
-        <w:br w:type="page"/>
-      </w:r>
-    </w:p>
-    <w:p>
-      <w:pPr>
-        <w:pStyle w:val="figureandtabletitle"/>
-      </w:pPr>
-      <w:r>
-        <w:lastRenderedPageBreak/>
-        <w:t xml:space="preserve">Figure </w:t>
-      </w:r>
-      <w:r>
-        <w:t>2</w:t>
-      </w:r>
-      <w:r>
-        <w:t xml:space="preserve">. </w:t>
-      </w:r>
-      <w:r>
-        <w:rPr>
-          <w:b w:val="0"/>
-          <w:bCs w:val="0"/>
-        </w:rPr>
-        <w:t>Multiverse plot for the original study</w:t>
-      </w:r>
-      <w:r>
-        <w:rPr>
-          <w:b w:val="0"/>
-          <w:bCs w:val="0"/>
-        </w:rPr>
-        <w:t xml:space="preserve"> (Foody et al., 2013)</w:t>
-      </w:r>
-      <w:r>
-        <w:rPr>
-          <w:b w:val="0"/>
-          <w:bCs w:val="0"/>
-        </w:rPr>
-        <w:t>.</w:t>
-      </w:r>
-      <w:r>
-        <w:rPr>
-          <w:b w:val="0"/>
-          <w:bCs w:val="0"/>
-        </w:rPr>
-        <w:t xml:space="preserve"> Error bars represent 95% Confidence Intervals.</w:t>
-      </w:r>
-    </w:p>
-    <w:p>
-      <w:pPr>
-        <w:ind w:firstLine="0"/>
-        <w:jc w:val="center"/>
-        <w:rPr>
-          <w:lang w:val="en-US"/>
-        </w:rPr>
-      </w:pPr>
-      <w:r>
-        <w:rPr>
-          <w:noProof/>
-          <w:lang w:val="en-US"/>
-        </w:rPr>
-        <w:drawing>
-          <wp:inline distT="0" distB="0" distL="0" distR="0" wp14:anchorId="2F63EB56" wp14:editId="52109D46">
-            <wp:extent cx="3397348" cy="3019864"/>
-            <wp:effectExtent l="0" t="0" r="0" b="3175"/>
-            <wp:docPr id="724834140" name="Picture 1"/>
-            <wp:cNvGraphicFramePr>
-              <a:graphicFrameLocks xmlns:a="http://schemas.openxmlformats.org/drawingml/2006/main" noChangeAspect="1"/>
-            </wp:cNvGraphicFramePr>
-            <a:graphic xmlns:a="http://schemas.openxmlformats.org/drawingml/2006/main">
-              <a:graphicData uri="http://schemas.openxmlformats.org/drawingml/2006/picture">
-                <pic:pic xmlns:pic="http://schemas.openxmlformats.org/drawingml/2006/picture">
-                  <pic:nvPicPr>
-                    <pic:cNvPr id="724834140" name="Picture 724834140"/>
-                    <pic:cNvPicPr/>
-                  </pic:nvPicPr>
-                  <pic:blipFill>
-                    <a:blip r:embed="rId9"/>
-                    <a:stretch>
-                      <a:fillRect/>
-                    </a:stretch>
-                  </pic:blipFill>
-                  <pic:spPr>
-                    <a:xfrm>
-                      <a:off x="0" y="0"/>
-                      <a:ext cx="3422958" cy="3042628"/>
-                    </a:xfrm>
-                    <a:prstGeom prst="rect">
-                      <a:avLst/>
-                    </a:prstGeom>
-                  </pic:spPr>
-                </pic:pic>
-              </a:graphicData>
-            </a:graphic>
-          </wp:inline>
-        </w:drawing>
-      </w:r>
-    </w:p>
-    <w:p>
-      <w:pPr>
-        <w:ind w:firstLine="0"/>
-        <w:rPr>
-          <w:lang w:val="en-US"/>
-        </w:rPr>
-      </w:pPr>
-    </w:p>
-    <w:p>
-      <w:pPr>
-        <w:pStyle w:val="figureandtabletitle"/>
-      </w:pPr>
-      <w:r>
-        <w:t xml:space="preserve">Figure </w:t>
-      </w:r>
-      <w:r>
-        <w:t>3</w:t>
-      </w:r>
-      <w:r>
-        <w:t xml:space="preserve">. </w:t>
-      </w:r>
-      <w:r>
-        <w:rPr>
-          <w:b w:val="0"/>
-          <w:bCs w:val="0"/>
-        </w:rPr>
-        <w:t>Multiverse plot for the replication study</w:t>
-      </w:r>
-      <w:r>
-        <w:rPr>
-          <w:b w:val="0"/>
-          <w:bCs w:val="0"/>
-        </w:rPr>
-        <w:t xml:space="preserve"> (Foody et al., 2015).</w:t>
-      </w:r>
-      <w:r>
-        <w:t xml:space="preserve"> </w:t>
-      </w:r>
-      <w:r>
-        <w:rPr>
-          <w:b w:val="0"/>
-          <w:bCs w:val="0"/>
-        </w:rPr>
-        <w:t>Error bars represent 95% Confidence Intervals.</w:t>
-      </w:r>
-    </w:p>
-    <w:p>
-      <w:pPr>
-        <w:ind w:firstLine="0"/>
-        <w:jc w:val="center"/>
-        <w:rPr>
-          <w:lang w:val="en-US"/>
-        </w:rPr>
-      </w:pPr>
-      <w:r>
-        <w:rPr>
-          <w:noProof/>
-          <w:lang w:val="en-US"/>
-        </w:rPr>
-        <w:drawing>
-          <wp:inline distT="0" distB="0" distL="0" distR="0" wp14:anchorId="73B7176C" wp14:editId="16FC552C">
-            <wp:extent cx="3402623" cy="3024554"/>
-            <wp:effectExtent l="0" t="0" r="1270" b="0"/>
-            <wp:docPr id="961097080" name="Picture 2"/>
-            <wp:cNvGraphicFramePr>
-              <a:graphicFrameLocks xmlns:a="http://schemas.openxmlformats.org/drawingml/2006/main" noChangeAspect="1"/>
-            </wp:cNvGraphicFramePr>
-            <a:graphic xmlns:a="http://schemas.openxmlformats.org/drawingml/2006/main">
-              <a:graphicData uri="http://schemas.openxmlformats.org/drawingml/2006/picture">
-                <pic:pic xmlns:pic="http://schemas.openxmlformats.org/drawingml/2006/picture">
-                  <pic:nvPicPr>
-                    <pic:cNvPr id="961097080" name="Picture 961097080"/>
-                    <pic:cNvPicPr/>
-                  </pic:nvPicPr>
-                  <pic:blipFill>
-                    <a:blip r:embed="rId10"/>
-                    <a:stretch>
-                      <a:fillRect/>
-                    </a:stretch>
-                  </pic:blipFill>
-                  <pic:spPr>
-                    <a:xfrm>
-                      <a:off x="0" y="0"/>
-                      <a:ext cx="3422327" cy="3042068"/>
-                    </a:xfrm>
-                    <a:prstGeom prst="rect">
-                      <a:avLst/>
-                    </a:prstGeom>
-                  </pic:spPr>
-                </pic:pic>
-              </a:graphicData>
-            </a:graphic>
-          </wp:inline>
-        </w:drawing>
-      </w:r>
-    </w:p>
-    <w:p>
-      <w:pPr>
-        <w:rPr>
-          <w:lang w:val="en-US"/>
-        </w:rPr>
-      </w:pPr>
-    </w:p>
-    <w:p>
-      <w:pPr>
-        <w:rPr>
-          <w:highlight w:val="cyan"/>
-          <w:lang w:val="en-US"/>
-        </w:rPr>
-      </w:pPr>
-    </w:p>
-    <w:p>
-      <w:pPr>
-        <w:ind w:firstLine="0"/>
-        <w:rPr>
-          <w:lang w:val="en-US"/>
-        </w:rPr>
-      </w:pPr>
-    </w:p>
-    <w:p>
-      <w:pPr>
-        <w:rPr>
-          <w:lang w:val="en-US"/>
-        </w:rPr>
-      </w:pPr>
-    </w:p>
-    <w:p>
-      <w:pPr>
-        <w:rPr>
-          <w:lang w:val="en-US"/>
-        </w:rPr>
-      </w:pPr>
-    </w:p>
-    <w:p>
-      <w:pPr>
-        <w:rPr>
-          <w:lang w:val="en-US"/>
-        </w:rPr>
-      </w:pPr>
-    </w:p>
-    <w:p>
-      <w:pPr>
-        <w:rPr>
-          <w:lang w:val="en-US"/>
-        </w:rPr>
-      </w:pPr>
-    </w:p>
-    <w:p>
-      <w:pPr>
-        <w:rPr>
-          <w:lang w:val="en-US"/>
-        </w:rPr>
-      </w:pPr>
-    </w:p>
-    <w:p>
-      <w:pPr>
-        <w:ind w:firstLine="0"/>
-        <w:jc w:val="left"/>
-        <w:rPr>
-          <w:b/>
-          <w:bCs/>
-          <w:kern w:val="36"/>
-          <w:lang w:val="en-US"/>
-        </w:rPr>
-      </w:pPr>
-      <w:r>
-        <w:rPr>
-          <w:lang w:val="en-US"/>
-        </w:rPr>
-        <w:br w:type="page"/>
-      </w:r>
-    </w:p>
-    <w:p>
-      <w:pPr>
-        <w:ind w:firstLine="0"/>
-        <w:rPr>
-          <w:b/>
-          <w:bCs/>
-          <w:lang w:val="en-US"/>
-        </w:rPr>
-      </w:pPr>
-      <w:r>
-        <w:rPr>
-          <w:b/>
-          <w:bCs/>
-          <w:lang w:val="en-US"/>
-        </w:rPr>
-        <w:lastRenderedPageBreak/>
-        <w:t xml:space="preserve">Figure </w:t>
-      </w:r>
-      <w:r>
-        <w:rPr>
-          <w:b/>
-          <w:bCs/>
-          <w:lang w:val="en-US"/>
-        </w:rPr>
-        <w:t>4</w:t>
-      </w:r>
-      <w:r>
-        <w:rPr>
-          <w:b/>
-          <w:bCs/>
-          <w:lang w:val="en-US"/>
-        </w:rPr>
-        <w:t xml:space="preserve">. </w:t>
-      </w:r>
-      <w:r>
-        <w:rPr>
-          <w:lang w:val="en-US"/>
-        </w:rPr>
-        <w:t>Flow chart for the interpretation of results from Foody et al. (2013) and Foody et al. (2015)</w:t>
-      </w:r>
-    </w:p>
-    <w:p>
-      <w:pPr>
-        <w:ind w:firstLine="0"/>
-        <w:jc w:val="center"/>
-        <w:rPr>
-          <w:lang w:val="en-US"/>
-        </w:rPr>
-      </w:pPr>
-    </w:p>
-    <w:p>
-      <w:pPr>
-        <w:ind w:firstLine="0"/>
-        <w:jc w:val="center"/>
-        <w:rPr>
-          <w:lang w:val="en-US"/>
-        </w:rPr>
-      </w:pPr>
-      <w:r>
-        <w:rPr>
-          <w:noProof/>
-          <w:lang w:val="en-US"/>
-        </w:rPr>
-        <w:drawing>
-          <wp:inline distT="0" distB="0" distL="0" distR="0" wp14:anchorId="0F57A751" wp14:editId="20A4A242">
-            <wp:extent cx="3968885" cy="4639019"/>
-            <wp:effectExtent l="0" t="0" r="0" b="0"/>
-            <wp:docPr id="959252588" name="Picture 1" descr="A diagram of a flowchart&#10;&#10;Description automatically generated"/>
-            <wp:cNvGraphicFramePr>
-              <a:graphicFrameLocks xmlns:a="http://schemas.openxmlformats.org/drawingml/2006/main" noChangeAspect="1"/>
-            </wp:cNvGraphicFramePr>
-            <a:graphic xmlns:a="http://schemas.openxmlformats.org/drawingml/2006/main">
-              <a:graphicData uri="http://schemas.openxmlformats.org/drawingml/2006/picture">
-                <pic:pic xmlns:pic="http://schemas.openxmlformats.org/drawingml/2006/picture">
-                  <pic:nvPicPr>
-                    <pic:cNvPr id="959252588" name="Picture 1" descr="A diagram of a flowchart&#10;&#10;Description automatically generated"/>
-                    <pic:cNvPicPr/>
-                  </pic:nvPicPr>
-                  <pic:blipFill>
-                    <a:blip r:embed="rId11" cstate="print">
-                      <a:extLst>
-                        <a:ext uri="{28A0092B-C50C-407E-A947-70E740481C1C}">
-                          <a14:useLocalDpi xmlns:a14="http://schemas.microsoft.com/office/drawing/2010/main" val="0"/>
-                        </a:ext>
-                      </a:extLst>
-                    </a:blip>
-                    <a:stretch>
-                      <a:fillRect/>
-                    </a:stretch>
-                  </pic:blipFill>
-                  <pic:spPr>
-                    <a:xfrm>
-                      <a:off x="0" y="0"/>
-                      <a:ext cx="3999561" cy="4674875"/>
-                    </a:xfrm>
-                    <a:prstGeom prst="rect">
-                      <a:avLst/>
-                    </a:prstGeom>
-                  </pic:spPr>
-                </pic:pic>
-              </a:graphicData>
-            </a:graphic>
-          </wp:inline>
-        </w:drawing>
-      </w:r>
-    </w:p>
-    <w:p>
-      <w:pPr>
-        <w:pStyle w:val="figureandtabletitle"/>
-      </w:pPr>
-    </w:p>
-    <w:p>
-      <w:pPr>
-        <w:pStyle w:val="Heading1"/>
-        <w:rPr>
-          <w:lang w:val="en-US"/>
-        </w:rPr>
-        <w:sectPr>
-          <w:type w:val="continuous"/>
-          <w:pgSz w:w="11900" w:h="16840"/>
-          <w:pgMar w:top="1440" w:right="1440" w:bottom="1440" w:left="1440" w:header="708" w:footer="708" w:gutter="0"/>
-          <w:cols w:space="708"/>
-          <w:docGrid w:linePitch="360"/>
-        </w:sectPr>
       </w:pPr>
     </w:p>
     <w:p>
@@ -10544,7 +10858,13 @@
         <w:rPr>
           <w:lang w:val="en-US"/>
         </w:rPr>
-        <w:t xml:space="preserve"> (including its variation controlling for baseline scores), and the analytic choices were 1) the outcome measure (anxiety, discomfort, stress, and pooled), 2) whether baseline scores were controlled for or not, and 3) whether corrections for familywise error rate were used to choose the width of the Confidence Interval (95% vs. 98.33%, corresponding to a Bonferroni correction for the three correlated outcomes). </w:t>
+        <w:t xml:space="preserve"> (including its variation controlling for baseline scores), and the analytic choices were 1) the outcome measure (anxiety, discomfort, stress, and pooled), 2) whether baseline scores were controlled for or not, and 3) whether corrections for </w:t>
+      </w:r>
+      <w:r>
+        <w:rPr>
+          <w:lang w:val="en-US"/>
+        </w:rPr>
+        <w:t xml:space="preserve">familywise error rate were used to choose the width of the Confidence Interval (95% vs. 98.33%, corresponding to a Bonferroni correction for the three correlated outcomes). </w:t>
       </w:r>
     </w:p>
     <w:p>
@@ -10571,13 +10891,7 @@
         <w:rPr>
           <w:lang w:val="en-US"/>
         </w:rPr>
-        <w:t xml:space="preserve"> effect sizes arranged from lowest to highest values. The lower panel presents the analytic choices that gave rise to each effect size (i.e., the one presented directly above it). Figure 3 presents the results of the same multiverse analysis applied to data extracted from the replication study by Foody et al. (2015). As can be seen from the figures, specifically the failure of all Confidence Intervals to exclude the zero point, no significant differences were found </w:t>
-      </w:r>
-      <w:r>
-        <w:rPr>
-          <w:lang w:val="en-US"/>
-        </w:rPr>
-        <w:t>between the distinction and hierarchy conditions at the post-intervention time point under any set of analytic choice</w:t>
+        <w:t xml:space="preserve"> effect sizes arranged from lowest to highest values. The lower panel presents the analytic choices that gave rise to each effect size (i.e., the one presented directly above it). Figure 3 presents the results of the same multiverse analysis applied to data extracted from the replication study by Foody et al. (2015). As can be seen from the figures, specifically the failure of all Confidence Intervals to exclude the zero point, no significant differences were found between the distinction and hierarchy conditions at the post-intervention time point under any set of analytic choice</w:t>
       </w:r>
       <w:r>
         <w:rPr>
@@ -10617,7 +10931,14 @@
         <w:rPr>
           <w:lang w:val="en-US"/>
         </w:rPr>
-        <w:t xml:space="preserve">. This result is in strong contrast with the conclusions of Foody et al. (2013). </w:t>
+        <w:t xml:space="preserve">. This result is </w:t>
+      </w:r>
+      <w:r>
+        <w:rPr>
+          <w:lang w:val="en-US"/>
+        </w:rPr>
+        <w:lastRenderedPageBreak/>
+        <w:t xml:space="preserve">in strong contrast with the conclusions of Foody et al. (2013). </w:t>
       </w:r>
     </w:p>
     <w:p>
@@ -10721,14 +11042,7 @@
         <w:rPr>
           <w:lang w:val="en-US"/>
         </w:rPr>
-        <w:t xml:space="preserve">. Starting from the top left, the reader can make one analytic decision at a time: starting with whether the results of Foody et al.’s (2013) RM-ANOVAs should simply be accepted on face value; if not, followed by whether merely correcting their results for multiple testing is sufficient; and if not, followed by which form of between groups effect size should be calculated. In summary, no set of analytic choices for Foody et al. (2013) followed by applying the same choice to the replication study in Foody et al. (2015) produce (a) a replicable result, and (b) all choices other than </w:t>
-      </w:r>
-      <w:r>
-        <w:rPr>
-          <w:lang w:val="en-US"/>
-        </w:rPr>
-        <w:lastRenderedPageBreak/>
-        <w:t>accepting Foody et al.’s (2013) RM-ANOVA results provide null results for all tests in both studies. Even for that exception, support for the hypothesis is limited to one out of three outcome measures, undermining Foody et al.’s (2013) general claim. This is remarkable given the way that the results of Foody et al. (2013) are referred to in other work – i.e., as evidence for the utility of RFT to ACT, and support for the ACT model of psychotherapy</w:t>
+        <w:t>. Starting from the top left, the reader can make one analytic decision at a time: starting with whether the results of Foody et al.’s (2013) RM-ANOVAs should simply be accepted on face value; if not, followed by whether merely correcting their results for multiple testing is sufficient; and if not, followed by which form of between groups effect size should be calculated. In summary, no set of analytic choices for Foody et al. (2013) followed by applying the same choice to the replication study in Foody et al. (2015) produce (a) a replicable result, and (b) all choices other than accepting Foody et al.’s (2013) RM-ANOVA results provide null results for all tests in both studies. Even for that exception, support for the hypothesis is limited to one out of three outcome measures, undermining Foody et al.’s (2013) general claim. This is remarkable given the way that the results of Foody et al. (2013) are referred to in other work – i.e., as evidence for the utility of RFT to ACT, and support for the ACT model of psychotherapy</w:t>
       </w:r>
       <w:r>
         <w:rPr>
@@ -10784,7 +11098,13 @@
         <w:rPr>
           <w:lang w:val="en-US"/>
         </w:rPr>
-        <w:t xml:space="preserve">The literature is (currently) rendering </w:t>
+        <w:t xml:space="preserve">The literature (currently) </w:t>
+      </w:r>
+      <w:r>
+        <w:rPr>
+          <w:lang w:val="en-US"/>
+        </w:rPr>
+        <w:t xml:space="preserve">presents </w:t>
       </w:r>
       <w:r>
         <w:rPr>
@@ -10796,33 +11116,70 @@
         <w:rPr>
           <w:lang w:val="en-US"/>
         </w:rPr>
-        <w:t xml:space="preserve"> as truth</w:t>
-      </w:r>
-      <w:r>
-        <w:rPr>
-          <w:lang w:val="en-US"/>
-        </w:rPr>
-        <w:t xml:space="preserve">, i.e., </w:t>
-      </w:r>
-      <w:r>
-        <w:rPr>
-          <w:lang w:val="en-US"/>
-        </w:rPr>
-        <w:t>that hierarc</w:t>
-      </w:r>
-      <w:r>
-        <w:rPr>
-          <w:lang w:val="en-US"/>
-        </w:rPr>
-        <w:t xml:space="preserve">hical relations with mental content produce superior therapeutic </w:t>
+        <w:t xml:space="preserve"> as </w:t>
+      </w:r>
+      <w:r>
+        <w:rPr>
+          <w:lang w:val="en-US"/>
+        </w:rPr>
+        <w:t xml:space="preserve">supportive of the claim that </w:t>
+      </w:r>
+      <w:r>
+        <w:rPr>
+          <w:lang w:val="en-US"/>
+        </w:rPr>
+        <w:t xml:space="preserve">interventions to promote </w:t>
+      </w:r>
+      <w:r>
+        <w:rPr>
+          <w:lang w:val="en-US"/>
+        </w:rPr>
+        <w:t>hierarc</w:t>
+      </w:r>
+      <w:r>
+        <w:rPr>
+          <w:lang w:val="en-US"/>
+        </w:rPr>
+        <w:t>hical relations with mental content produce superior therapeutic outcomes</w:t>
+      </w:r>
+      <w:r>
+        <w:rPr>
+          <w:lang w:val="en-US"/>
+        </w:rPr>
+        <w:t xml:space="preserve"> </w:t>
+      </w:r>
+      <w:r>
+        <w:rPr>
+          <w:lang w:val="en-US"/>
+        </w:rPr>
+        <w:t xml:space="preserve">to </w:t>
+      </w:r>
+      <w:r>
+        <w:rPr>
+          <w:lang w:val="en-US"/>
+        </w:rPr>
+        <w:t>distinction</w:t>
+      </w:r>
+      <w:r>
+        <w:rPr>
+          <w:lang w:val="en-US"/>
+        </w:rPr>
+        <w:t xml:space="preserve"> relations;</w:t>
+      </w:r>
+      <w:r>
+        <w:rPr>
+          <w:lang w:val="en-US"/>
+        </w:rPr>
+        <w:t xml:space="preserve"> </w:t>
       </w:r>
       <w:proofErr w:type="gramStart"/>
       <w:r>
         <w:rPr>
           <w:lang w:val="en-US"/>
         </w:rPr>
-        <w:t xml:space="preserve">outcomes </w:t>
-      </w:r>
+        <w:t>therefore</w:t>
+      </w:r>
+      <w:proofErr w:type="gramEnd"/>
       <w:r>
         <w:rPr>
           <w:lang w:val="en-US"/>
@@ -10833,229 +11190,579 @@
         <w:rPr>
           <w:lang w:val="en-US"/>
         </w:rPr>
-        <w:t>to</w:t>
+        <w:t xml:space="preserve">contributing to </w:t>
+      </w:r>
+      <w:r>
+        <w:rPr>
+          <w:lang w:val="en-US"/>
+        </w:rPr>
+        <w:t xml:space="preserve">ACT’s model of self-as-context and </w:t>
+      </w:r>
+      <w:r>
+        <w:rPr>
+          <w:lang w:val="en-US"/>
+        </w:rPr>
+        <w:t xml:space="preserve">the claim that </w:t>
+      </w:r>
+      <w:r>
+        <w:rPr>
+          <w:lang w:val="en-US"/>
+        </w:rPr>
+        <w:t>ACT benefits from its close links to basic RFT research. Close</w:t>
+      </w:r>
+      <w:r>
+        <w:rPr>
+          <w:lang w:val="en-US"/>
+        </w:rPr>
+        <w:t>r</w:t>
+      </w:r>
+      <w:r>
+        <w:rPr>
+          <w:lang w:val="en-US"/>
+        </w:rPr>
+        <w:t xml:space="preserve"> </w:t>
+      </w:r>
+      <w:r>
+        <w:rPr>
+          <w:lang w:val="en-US"/>
+        </w:rPr>
+        <w:t>re</w:t>
+      </w:r>
+      <w:r>
+        <w:rPr>
+          <w:lang w:val="en-US"/>
+        </w:rPr>
+        <w:t xml:space="preserve">inspection </w:t>
+      </w:r>
+      <w:r>
+        <w:rPr>
+          <w:lang w:val="en-US"/>
+        </w:rPr>
+        <w:t>suggests</w:t>
+      </w:r>
+      <w:r>
+        <w:rPr>
+          <w:lang w:val="en-US"/>
+        </w:rPr>
+        <w:t xml:space="preserve"> that the first link in this evidential chain is not the case, which should therefore undermine all subsequent links in the belief chain. However, correcting these erroneous beliefs in clinicians and scientists will </w:t>
+      </w:r>
+      <w:r>
+        <w:rPr>
+          <w:lang w:val="en-US"/>
+        </w:rPr>
+        <w:t xml:space="preserve">likely </w:t>
+      </w:r>
+      <w:r>
+        <w:rPr>
+          <w:lang w:val="en-US"/>
+        </w:rPr>
+        <w:t>be far from trivial.</w:t>
+      </w:r>
+    </w:p>
+    <w:p>
+      <w:pPr>
+        <w:rPr>
+          <w:lang w:val="en-US"/>
+        </w:rPr>
+      </w:pPr>
+      <w:r>
+        <w:t>The results of this reanalysis are agnostic to whether new, large, well-designed studies are likely to generate evidence for or against the claim that hierarchical relations produce better efficacy than distinction relations. These analyses consider only the credibility of the claim with regard to existing data in the paper cited for this claim: currently, there is no credible evidence for the claim based on the data presented by Foody et al. (2013) or Foody et al. (2015).</w:t>
+      </w:r>
+    </w:p>
+    <w:p>
+      <w:pPr>
+        <w:rPr>
+          <w:lang w:val="en-US"/>
+        </w:rPr>
+      </w:pPr>
+      <w:r>
+        <w:rPr>
+          <w:lang w:val="en-US"/>
+        </w:rPr>
+        <w:t>O</w:t>
+      </w:r>
+      <w:r>
+        <w:rPr>
+          <w:lang w:val="en-US"/>
+        </w:rPr>
+        <w:t xml:space="preserve">ther work attempting to tie RFT principles to ACT practices, such as the use of metaphor in therapy, have also been presented </w:t>
+      </w:r>
+      <w:r>
+        <w:rPr>
+          <w:lang w:val="en-US"/>
+        </w:rPr>
+        <w:fldChar w:fldCharType="begin"/>
+      </w:r>
+      <w:r>
+        <w:rPr>
+          <w:lang w:val="en-US"/>
+        </w:rPr>
+        <w:instrText xml:space="preserve"> ADDIN ZOTERO_ITEM CSL_CITATION {"citationID":"A1DrCwYX","properties":{"formattedCitation":"(Sierra et al., 2016)","plainCitation":"(Sierra et al., 2016)","noteIndex":0},"citationItems":[{"id":1037,"uris":["http://zotero.org/users/1687755/items/FQDNWK95"],"itemData":{"id":1037,"type":"article-journal","abstract":"Metaphor is a tool frequently used in psychotherapy such as Acceptance and Commitment Therapy (ACT), a contextual behavioral model of psychological intervention rooted in an approach to human language and cognition known as Relational Frame Theory (RFT). This experimental analogue study aimed to analyze the effect of two variables in the metaphor effect on promoting psychological flexibility according to RFT: (a) the presence of common physical properties between the individual’s experience and the metaphor, and (b) the specification of appetitive augmental functions in the metaphor content. A 2x2 factorial design was implemented where the presence/absence of the above-mentioned variables was manipulated. Eighty-three participants first responded to measures of experiential avoidance, cognitive fusion, and generalized pliance. Subsequently, they were exposed to a cold-pressor task at pretest. Afterwards, participants were randomly assigned to four experimental protocols consisting of a metaphor that included: (a) common physical properties and augmental functions, (b) only common physical properties, (c) only augmental functions, and (d) none of these variables. Then, participants were re-exposed to the cold-pressor task (posttest). The results showed that both variables had a statistically significant effect on the pain tolerance induced by the cold-pressor task.","container-title":"International Journal of Psychology","language":"en","page":"15","source":"Zotero","title":"The Role of Common Physical Properties and Augmental Functions in Metaphor Effect","author":[{"family":"Sierra","given":"Marco A"},{"family":"Ruiz","given":"Francisco J"},{"family":"Flórez","given":"Cindy L"},{"family":"Hernández","given":"Diana Riaño"},{"family":"Luciano","given":"Carmen"}],"issued":{"date-parts":[["2016"]]}}}],"schema":"https://github.com/citation-style-language/schema/raw/master/csl-citation.json"} </w:instrText>
+      </w:r>
+      <w:r>
+        <w:rPr>
+          <w:lang w:val="en-US"/>
+        </w:rPr>
+        <w:fldChar w:fldCharType="separate"/>
+      </w:r>
+      <w:r>
+        <w:rPr>
+          <w:lang w:val="en-US"/>
+        </w:rPr>
+        <w:t>(Sierra et al., 2016)</w:t>
+      </w:r>
+      <w:r>
+        <w:rPr>
+          <w:lang w:val="en-US"/>
+        </w:rPr>
+        <w:fldChar w:fldCharType="end"/>
+      </w:r>
+      <w:r>
+        <w:rPr>
+          <w:lang w:val="en-US"/>
+        </w:rPr>
+        <w:t xml:space="preserve"> but have also failed to replicate </w:t>
+      </w:r>
+      <w:r>
+        <w:rPr>
+          <w:lang w:val="en-US"/>
+        </w:rPr>
+        <w:fldChar w:fldCharType="begin"/>
+      </w:r>
+      <w:r>
+        <w:rPr>
+          <w:lang w:val="en-US"/>
+        </w:rPr>
+        <w:instrText xml:space="preserve"> ADDIN ZOTERO_ITEM CSL_CITATION {"citationID":"t4pgnuAp","properties":{"unsorted":true,"formattedCitation":"(Pendrous et al., 2020; for a series of replies, in order of publication, see: Hussey, 2020; Hulbert-Williams et al., 2020; Ruiz et al., 2020)","plainCitation":"(Pendrous et al., 2020; for a series of replies, in order of publication, see: Hussey, 2020; Hulbert-Williams et al., 2020; Ruiz et al., 2020)","noteIndex":0},"citationItems":[{"id":468,"uris":["http://zotero.org/users/1687755/items/E5JLVVRD"],"itemData":{"id":468,"type":"article-journal","abstract":"Relational frame theory claims that the tacit understanding of metaphorical language rests upon our ability to derive relations based on relevant contextual cues; with metaphor aptness being a function of learning history and the number and nature of contextual cues presented. Recent experimental research has explored whether metaphor aptness plays a role in changing behaviour. Sierra, Ruiz, Flórez, Riaño Hernández, and Luciano (2016) demonstrated that the presence of common physical properties (herein common properties; “cold”) within a perseverance metaphor increased pain tolerance to the cold pressor task. When the metaphor also specified appetitive augmental functions (herein augmentals; “something important to you”), pain tolerance also increased. We tested the replicability of these findings under more stringent conditions, using a stratified (by sex) double-blind randomised-controlled experimental design. Eighty-nine participants completed baseline measures of psychological flexibility, cognitive fusion, generalised pliance, and analogical reasoning ability. Participants were then allocated to a pre-recorded audio-delivered metaphor exercise containing either: (i) common properties; (ii) augmentals; (iii) both; or (iv) neither (control condition). Participants completed the cold pressor task before and after intervention. We found no change in pain tolerance following intervention in any condition. Given potential implications for apt metaphor use for changing behaviour, further work is required to establish why the original study's findings were not replicated, to identify boundary conditions for the putative effect, and test metaphor use in ecologically valid settings.","container-title":"Journal of Contextual Behavioral Science","DOI":"10.1016/j.jcbs.2020.02.003","ISSN":"2212-1447","journalAbbreviation":"Journal of Contextual Behavioral Science","language":"en","page":"17-24","source":"ScienceDirect","title":"Appetitive augmental functions and common physical properties in a pain-tolerance metaphor: An extended replication","title-short":"Appetitive augmental functions and common physical properties in a pain-tolerance metaphor","volume":"16","author":[{"family":"Pendrous","given":"Rosina"},{"family":"Hulbert-Williams","given":"Lee"},{"family":"Hochard","given":"Kevin D."},{"family":"Hulbert-Williams","given":"Nicholas J."}],"issued":{"date-parts":[["2020",4,1]]}}},{"id":140,"uris":["http://zotero.org/users/1687755/items/BEYEEZDB"],"itemData":{"id":140,"type":"article","abstract":"Recent evidence suggests replications of psychology studies produce discrepant findings, and that original studies frequently report inflated estimates of effect size. Colloquially speaking, studies ‘fail to replicate’ at an alarming rate, at least in terms of congruence of finding significant p values. Replies are often then written by the authors of the original studies. This discourse often follows a predictable pattern: highly general claims are made in an original study, the replication produces null results, and the response by the original authors primarily focuses on reasons to disqualify the replication’s results from requiring consideration, rather than acknowledging that the original study’s finding may not, in fact, be replicable, or that the generality of the original claims may require revision or constraint. I illustrate these points using the example of a recently published trio of an original study, a failed replication, and a response by original authors. I argue that our scientific goals would be better served by efforts to avoid falling into these writing tropes and to instead move the discourse forward and reinforce the behaviours we want to see in our scientific community, such as the conduction of high-quality replication studies. All data and code at osf.io/du8xk.","DOI":"10.31234/osf.io/83z2y","language":"en-us","publisher":"PsyArXiv","source":"OSF Preprints","title":"General claims require generalized effects: A reply to Ruiz et al.’s (2020) ‘A systematic and critical response to Pendrous et al. (2020) replication study’","title-short":"General claims require generalized effects","URL":"https://psyarxiv.com/83z2y/","author":[{"family":"Hussey","given":"Ian"}],"accessed":{"date-parts":[["2023",2,24]]},"issued":{"date-parts":[["2020",5,7]]}},"prefix":"for a series of replies, in order of publication, see: "},{"id":4626,"uris":["http://zotero.org/users/1687755/items/YUWXE4HR"],"itemData":{"id":4626,"type":"article-journal","abstract":"Deliberate and explicit replication attempts are becoming more common across the behavioral sciences. Whilst replicability has been recognized as a core feature of science for decades (if not centuries), the directness of today’s replication work requires us to consider carefully how we communicate our research and how we conceptualize our theories in light of differing findings. This paper uses a concrete example to make a number of suggestions for how we, as a scientific community, ought to engage with replication attempts. Within Relational Frame Theory (RFT) there is a growing body of applied research on the effective use of metaphors to increase tolerance of aversive states. We conducted a replication of an earlier experimental analogue study (2020, this journal) and failed to find the specified effect. Ruiz et al. (2020, also this journal) have recently published a critical response in which they list a number of differences between our two studies which might account for the negative findings. We will use this series of three papers as our exemplum. We also take the opportunity to acknowledge some points of critique provided by Ruiz et al., and to set the record straight with respect to the differences between the original study and our replication attempt. We hope this discussion might help the CBS community to develop a coherent approach to the very current issue of replication.","container-title":"Journal of Contextual Behavioral Science","DOI":"10.1016/j.jcbs.2020.10.008","ISSN":"2212-1447","journalAbbreviation":"Journal of Contextual Behavioral Science","language":"en","source":"ScienceDirect","title":"In search of scope: A response to Ruiz et al. (2020)","title-short":"In search of scope","URL":"http://www.sciencedirect.com/science/article/pii/S2212144720302039","author":[{"family":"Hulbert-Williams","given":"L."},{"family":"Pendrous","given":"R."},{"family":"Hochard","given":"K. D."},{"family":"Hulbert-Williams","given":"N. J."}],"accessed":{"date-parts":[["2020",11,6]]},"issued":{"date-parts":[["2020",10,29]]}}},{"id":451,"uris":["http://zotero.org/users/1687755/items/SVCZDY7K"],"itemData":{"id":451,"type":"article-journal","abstract":"Conducting direct replication studies is crucial for the progress of science because they increase our confidence in the effect of the independent variables under the same or mostly the same experimental conditions. Pendrous et al. (2020) recently published an “extended direct replication” with negative results concerning the study by Sierra et al. (2016) and suggested the disparity in results was due to the supposed more stringent conditions of their study. However, a detailed comparison of the studies reveals that (a) they differed in many relevant aspects (e.g., participants' characteristics, experimental task, procedure, and experimental protocols): that preclude considering Pendrous et al.‘s study as a “direct replication; ” (b) the replication study did not specify some methodological strengths of the original study; and (c) the replication study had unnoticed methodological problems. In the replication study: (a) there was an overrepresentation of females, (b) there were notable differences across experimental conditions in the naïve status of the participants in terms of previous ACT/RFT knowledge and experience with the cold pressor task, (c) 21.4% of the participants were not native English speakers, (d) compensation was not the same for all participants, and (e) there were differences in the pauses prompting for relational elaboration across the experimental conditions. These methodological problems might limit the conclusions reached in the replication study. We call for greater precision in reporting and discussing replication studies by highlighting the commonalities and differences between the original and replication studies.","container-title":"Journal of Contextual Behavioral Science","DOI":"10.1016/j.jcbs.2020.04.011","ISSN":"2212-1447","journalAbbreviation":"Journal of Contextual Behavioral Science","language":"en","source":"ScienceDirect","title":"A systematic and critical response to Pendrous et al. (2020) replication study","URL":"http://www.sciencedirect.com/science/article/pii/S2212144720300983","author":[{"family":"Ruiz","given":"Francisco J."},{"family":"Luciano","given":"Carmen"},{"family":"Sierra","given":"Marco A."}],"accessed":{"date-parts":[["2020",5,2]]},"issued":{"date-parts":[["2020",4,30]]}}}],"schema":"https://github.com/citation-style-language/schema/raw/master/csl-citation.json"} </w:instrText>
+      </w:r>
+      <w:r>
+        <w:rPr>
+          <w:lang w:val="en-US"/>
+        </w:rPr>
+        <w:fldChar w:fldCharType="separate"/>
+      </w:r>
+      <w:r>
+        <w:rPr>
+          <w:lang w:val="en-US"/>
+        </w:rPr>
+        <w:t>(</w:t>
+      </w:r>
+      <w:proofErr w:type="spellStart"/>
+      <w:r>
+        <w:rPr>
+          <w:lang w:val="en-US"/>
+        </w:rPr>
+        <w:t>Pendrous</w:t>
+      </w:r>
+      <w:proofErr w:type="spellEnd"/>
+      <w:r>
+        <w:rPr>
+          <w:lang w:val="en-US"/>
+        </w:rPr>
+        <w:t xml:space="preserve"> et al., 2020; for a series of replies, in order of publication, see: Hussey, 2020; Hulbert-Williams et al., 2020; Ruiz et al., 2020)</w:t>
+      </w:r>
+      <w:r>
+        <w:rPr>
+          <w:lang w:val="en-US"/>
+        </w:rPr>
+        <w:fldChar w:fldCharType="end"/>
+      </w:r>
+      <w:r>
+        <w:rPr>
+          <w:lang w:val="en-US"/>
+        </w:rPr>
+        <w:t>.</w:t>
+      </w:r>
+    </w:p>
+    <w:p>
+      <w:pPr>
+        <w:pStyle w:val="Heading2"/>
+        <w:rPr>
+          <w:lang w:val="en-US"/>
+        </w:rPr>
+      </w:pPr>
+    </w:p>
+    <w:p>
+      <w:pPr>
+        <w:pStyle w:val="Heading2"/>
+        <w:rPr>
+          <w:lang w:val="en-US"/>
+        </w:rPr>
+      </w:pPr>
+      <w:r>
+        <w:rPr>
+          <w:lang w:val="en-US"/>
+        </w:rPr>
+        <w:t>A</w:t>
+      </w:r>
+      <w:r>
+        <w:rPr>
+          <w:lang w:val="en-US"/>
+        </w:rPr>
+        <w:t>n isolated case</w:t>
+      </w:r>
+      <w:r>
+        <w:rPr>
+          <w:lang w:val="en-US"/>
+        </w:rPr>
+        <w:t>?</w:t>
+      </w:r>
+    </w:p>
+    <w:p>
+      <w:pPr>
+        <w:rPr>
+          <w:lang w:val="en-US"/>
+        </w:rPr>
+      </w:pPr>
+      <w:r>
+        <w:rPr>
+          <w:lang w:val="en-US"/>
+        </w:rPr>
+        <w:t xml:space="preserve">The collective rendering by the </w:t>
+      </w:r>
+      <w:r>
+        <w:rPr>
+          <w:lang w:val="en-US"/>
+        </w:rPr>
+        <w:t>ACT/RFT</w:t>
+      </w:r>
+      <w:r>
+        <w:rPr>
+          <w:lang w:val="en-US"/>
+        </w:rPr>
+        <w:t xml:space="preserve"> </w:t>
+      </w:r>
+      <w:r>
+        <w:rPr>
+          <w:lang w:val="en-US"/>
+        </w:rPr>
+        <w:t>literature</w:t>
+      </w:r>
+      <w:r>
+        <w:rPr>
+          <w:lang w:val="en-US"/>
+        </w:rPr>
+        <w:t xml:space="preserve"> of Foody et al.</w:t>
+      </w:r>
+      <w:r>
+        <w:rPr>
+          <w:lang w:val="en-US"/>
+        </w:rPr>
+        <w:t>’s</w:t>
+      </w:r>
+      <w:r>
+        <w:rPr>
+          <w:lang w:val="en-US"/>
+        </w:rPr>
+        <w:t xml:space="preserve"> (2013</w:t>
+      </w:r>
+      <w:r>
+        <w:rPr>
+          <w:lang w:val="en-US"/>
+        </w:rPr>
+        <w:t>, 2015</w:t>
+      </w:r>
+      <w:r>
+        <w:rPr>
+          <w:lang w:val="en-US"/>
+        </w:rPr>
+        <w:t xml:space="preserve">) </w:t>
+      </w:r>
+      <w:r>
+        <w:rPr>
+          <w:lang w:val="en-US"/>
+        </w:rPr>
+        <w:t xml:space="preserve">results </w:t>
+      </w:r>
+      <w:r>
+        <w:rPr>
+          <w:lang w:val="en-US"/>
+        </w:rPr>
+        <w:t xml:space="preserve">into an </w:t>
+      </w:r>
+      <w:r>
+        <w:rPr>
+          <w:lang w:val="en-US"/>
+        </w:rPr>
+        <w:t xml:space="preserve">incorrect but widely believed scientific </w:t>
+      </w:r>
+      <w:r>
+        <w:rPr>
+          <w:lang w:val="en-US"/>
+        </w:rPr>
+        <w:t>claim</w:t>
+      </w:r>
+      <w:r>
+        <w:rPr>
+          <w:lang w:val="en-US"/>
+        </w:rPr>
+        <w:t xml:space="preserve"> should give us pause for thought. Some may be quick to suggest that this is a single unfortunate example. It may be worth recalling that similar appeals to exceptionalism were made early in the replication crisis, and yet the problems kept spreading to new areas of work people previously argued to be unaffected. We must be careful to avoid hubris here </w:t>
+      </w:r>
+      <w:proofErr w:type="gramStart"/>
+      <w:r>
+        <w:rPr>
+          <w:lang w:val="en-US"/>
+        </w:rPr>
+        <w:t>too, and</w:t>
       </w:r>
       <w:proofErr w:type="gramEnd"/>
       <w:r>
         <w:rPr>
           <w:lang w:val="en-US"/>
         </w:rPr>
+        <w:t xml:space="preserve"> instead be open to the possibility that many areas of our work are built on shaky foundations. </w:t>
+      </w:r>
+      <w:r>
+        <w:rPr>
+          <w:lang w:val="en-US"/>
+        </w:rPr>
+        <w:t xml:space="preserve">Only large scale assessment of the credibility and trustworthiness of highly cited or influential work can determine the prevalence of such cases </w:t>
+      </w:r>
+      <w:r>
+        <w:rPr>
+          <w:lang w:val="en-US"/>
+        </w:rPr>
+        <w:fldChar w:fldCharType="begin"/>
+      </w:r>
+      <w:r>
+        <w:rPr>
+          <w:lang w:val="en-US"/>
+        </w:rPr>
+        <w:instrText xml:space="preserve"> ADDIN ZOTERO_ITEM CSL_CITATION {"citationID":"Vv3TeLWG","properties":{"formattedCitation":"(Gelman &amp; King, 2025; Hussey &amp; Cummins, 2025; Wilkinson et al., 2025)","plainCitation":"(Gelman &amp; King, 2025; Hussey &amp; Cummins, 2025; Wilkinson et al., 2025)","noteIndex":0},"citationItems":[{"id":31579,"uris":["http://zotero.org/users/1687755/items/VJZUPUWK"],"itemData":{"id":31579,"type":"article-magazine","abstract":"We need a post-publication, citation-triggered review process.","container-title":"The Chronicle of Higher Education","language":"en","note":"section: The Review","title":"Social Science Is Broken. Here’s How to Fix It.","URL":"https://www.chronicle.com/article/social-science-is-broken-heres-how-to-fix-it","author":[{"family":"Gelman","given":"Andrew"},{"family":"King","given":"Andrew"}],"accessed":{"date-parts":[["2025",3,4]]},"issued":{"date-parts":[["2025",2,25]]}}},{"id":36090,"uris":["http://zotero.org/users/1687755/items/7FEICJMS"],"itemData":{"id":36090,"type":"post-weblog","abstract":"Authors: Ian Hussey &amp; Jamie Cummins\ntl;dr: 9.2% of all citations go to just 0.32% of psychology articles. To have the most impact, post-publication peer-review should focus on these influential articles.\nIn their recent piece in the Chronicle of Higher Education “Social Science Is Broken. Here’s How to Fix It”, Gelman &amp; King (2025) argued that science needs “a post-publication, citation-triggered review process,” where highly cited and therefore influential articles are automatically given post-publication peer review at a certain citation threshold.","container-title":"mmmdata.io","language":"en","title":"Post-publication peer-review should focus on highly influential articles","URL":"https://mmmdata.io/posts/2025/08/post-publication-peer-review-should-focus-on-highly-influential-articles/","author":[{"family":"Hussey","given":"Ian"},{"family":"Cummins","given":"Jamie"}],"accessed":{"date-parts":[["2026",1,23]]},"issued":{"date-parts":[["2025",8,11]]}}},{"id":33468,"uris":["http://zotero.org/users/1687755/items/X3JDLCK4"],"itemData":{"id":33468,"type":"article","abstract":"Background The aim of the INSPECT-SR project is to develop a tool to identify problematic RCTs in systematic reviews. In Stage 1 of the project, a list of potential trustworthiness checks was created. The checks on this list must be evaluated to determine which should be included in the INSPECT-SR tool.\nMethods We attempted to apply 72 trustworthiness checks to RCTs in 50 Cochrane Reviews. For each, we recorded whether the check was passed, failed or possibly failed, or whether it was not feasible to complete the check. Following application of the checks, we recorded whether we had concerns about the authenticity of each RCT. We repeated each meta-analysis after removing RCTs flagged by each check, and again after removing RCTs where we had concerns about authenticity, to estimate the impact of trustworthiness assessment. Trustworthiness assessments were compared to Risk of Bias and GRADE assessments in the reviews.\nResults 95 RCTs were assessed. Following application of the checks, assessors had some or serious concerns about the authenticity of 25% and 6% of the RCTs, respectively. Removing RCTs with either some or serious concerns resulted in 22% of meta-analyses having no remaining RCTs. However, many checks proved difficult to understand or implement, which may have led to unwarranted scepticism in some instances. Furthermore, we restricted assessment to meta-analyses with no more than 5 RCTs, which will distort the impact on results. No relationship was identified between trustworthiness assessment and Risk of Bias or GRADE.\nConclusions This study supports the case for routine trustworthiness assessment in systematic reviews, as problematic studies do not appear to be flagged by Risk of Bias assessment. The study produced evidence on the feasibility and impact of trustworthiness checks. These results will be used, in conjunction with those from a subsequent Delphi process, to determine which checks should be included in the INSPECT-SR tool.\nPlain language summary Systematic reviews collate evidence from randomised controlled trials (RCTs) to find out whether health interventions are safe and effective. However, it is now recognised that the findings of some RCTs are not genuine, and some of these studies appear to have been fabricated. Various checks for these “problematic” RCTs have been proposed, but it is necessary to evaluate these checks to find out which are useful and which are feasible. We applied a comprehensive list of “trustworthiness checks” to 95 RCTs in 50 systematic reviews to learn more about them, and to see how often performing the checks would lead us to classify RCTs as being potentially inauthentic. We found that applying the checks led to concerns about the authenticity of around 1 in 3 RCTs. However, we found that many of the checks were difficult to perform and could have been misinterpreted. This might have led us to be overly sceptical in some cases. The findings from this study will be used, alongside other evidence, to decide which of these checks should be performed routinely to try to identify problematic RCTs, to stop them from being mistaken for genuine studies and potentially being used to inform healthcare decisions.\nWhat is newAn extensive list of potential checks for assessing study trustworthiness was assessed via an application to 95 randomised controlled trials (RCTs) in 50 Cochrane Reviews.Following application of the checks, assessors had concerns about the authenticity of 32% of the RCTs.If these RCTs were excluded, 22% of meta-analyses would have no remaining RCTs.However, the study showed that some checks were frequently infeasible, and others could be easily misunderstood or misinterpreted.The study restricted assessment to meta-analyses including five or fewer RCTs, which might distort the impact of applying the checks.","DOI":"10.1101/2024.11.25.24316905","language":"en","license":"© 2025, Posted by Cold Spring Harbor Laboratory. This pre-print is available under a Creative Commons License (Attribution 4.0 International), CC BY 4.0, as described at http://creativecommons.org/licenses/by/4.0/","note":"page: 2024.11.25.24316905","publisher":"medRxiv","source":"medRxiv","title":"Assessing the feasibility and impact of clinical trial trustworthiness checks via an application to Cochrane Reviews: Stage 2 of the INSPECT-SR project","title-short":"Assessing the feasibility and impact of clinical trial trustworthiness checks via an application to Cochrane Reviews","URL":"https://www.medrxiv.org/content/10.1101/2024.11.25.24316905v3","author":[{"family":"Wilkinson","given":"Jack"},{"family":"Heal","given":"Calvin"},{"family":"Antoniou","given":"Georgios A."},{"family":"Flemyng","given":"Ella"},{"family":"Ahnström","given":"Love"},{"family":"Alteri","given":"Alessandra"},{"family":"Avenell","given":"Alison"},{"family":"Barker","given":"Timothy Hugh"},{"family":"Borg","given":"David N."},{"family":"Brown","given":"Nicholas JL"},{"family":"Buhmann","given":"Rob"},{"family":"Calvache","given":"Jose A."},{"family":"Carlsson","given":"Rickard"},{"family":"Carter","given":"Lesley-Anne"},{"family":"Cashin","given":"Aidan G."},{"family":"Cotterill","given":"Sarah"},{"family":"Färnqvist","given":"Kenneth"},{"family":"Ferraro","given":"Michael C."},{"family":"Grohmann","given":"Steph"},{"family":"Gurrin","given":"Lyle C."},{"family":"Hayden","given":"Jill A."},{"family":"Hunter","given":"Kylie E."},{"family":"Hyltse","given":"Natalie"},{"family":"Jung","given":"Lukas"},{"family":"Krishan","given":"Ashma"},{"family":"Laporte","given":"Silvy"},{"family":"Lasserson","given":"Toby J."},{"family":"Laursen","given":"David RT"},{"family":"Lensen","given":"Sarah"},{"family":"Li","given":"Wentao"},{"family":"Li","given":"Tianjing"},{"family":"Liu","given":"Jianping"},{"family":"Locher","given":"Clara"},{"family":"Lu","given":"Zewen"},{"family":"Lundh","given":"Andreas"},{"family":"Marsden","given":"Antonia"},{"family":"Meyerowitz-Katz","given":"Gideon"},{"family":"Mol","given":"Ben W."},{"family":"Munn","given":"Zachary"},{"family":"Naudet","given":"Florian"},{"family":"Nunan","given":"David"},{"family":"O’Connell","given":"Neil E."},{"family":"Olsson","given":"Natasha"},{"family":"Parker","given":"Lisa"},{"family":"Patetsini","given":"Eleftheria"},{"family":"Redman","given":"Barbara"},{"family":"Rhodes","given":"Sarah"},{"family":"Richardson","given":"Rachel"},{"family":"Ringsten","given":"Martin"},{"family":"Rogozińska","given":"Ewelina"},{"family":"Seidler","given":"Anna Lene"},{"family":"Sheldrick","given":"Kyle"},{"family":"Stocking","given":"Katie"},{"family":"Sydenham","given":"Emma"},{"family":"Thomas","given":"Hugh"},{"family":"Tsokani","given":"Sofia"},{"family":"Vinatier","given":"Constant"},{"family":"Vorland","given":"Colby J."},{"family":"Wang","given":"Rui"},{"family":"Wattar","given":"Bassel H. Al"},{"family":"Weber","given":"Florencia"},{"family":"Weibel","given":"Stephanie"},{"family":"Wely","given":"Madelon","dropping-particle":"van"},{"family":"Xu","given":"Chang"},{"family":"Bero","given":"Lisa"},{"family":"Kirkham","given":"Jamie J."}],"accessed":{"date-parts":[["2025",7,18]]},"issued":{"date-parts":[["2025",1,6]]}}}],"schema":"https://github.com/citation-style-language/schema/raw/master/csl-citation.json"} </w:instrText>
+      </w:r>
+      <w:r>
+        <w:rPr>
+          <w:lang w:val="en-US"/>
+        </w:rPr>
+        <w:fldChar w:fldCharType="separate"/>
+      </w:r>
+      <w:r>
+        <w:rPr>
+          <w:noProof/>
+          <w:lang w:val="en-US"/>
+        </w:rPr>
+        <w:t>(Gelman &amp; King, 2025; Hussey &amp; Cummins, 2025; Wilkinson et al., 2025)</w:t>
+      </w:r>
+      <w:r>
+        <w:rPr>
+          <w:lang w:val="en-US"/>
+        </w:rPr>
+        <w:fldChar w:fldCharType="end"/>
+      </w:r>
+      <w:r>
+        <w:rPr>
+          <w:lang w:val="en-US"/>
+        </w:rPr>
+        <w:t>.</w:t>
+      </w:r>
+    </w:p>
+    <w:p>
+      <w:pPr>
+        <w:rPr>
+          <w:lang w:val="en-US"/>
+        </w:rPr>
+      </w:pPr>
+    </w:p>
+    <w:p>
+      <w:pPr>
+        <w:pStyle w:val="Heading1"/>
+        <w:rPr>
+          <w:lang w:val="en-US"/>
+        </w:rPr>
+      </w:pPr>
+      <w:proofErr w:type="spellStart"/>
+      <w:r>
+        <w:t>CRediT</w:t>
+      </w:r>
+      <w:proofErr w:type="spellEnd"/>
+      <w:r>
         <w:t xml:space="preserve"> </w:t>
       </w:r>
       <w:r>
         <w:rPr>
           <w:lang w:val="en-US"/>
         </w:rPr>
-        <w:t>distinction</w:t>
-      </w:r>
-      <w:r>
-        <w:rPr>
-          <w:lang w:val="en-US"/>
-        </w:rPr>
-        <w:t xml:space="preserve"> relations;</w:t>
-      </w:r>
-      <w:r>
-        <w:rPr>
-          <w:lang w:val="en-US"/>
-        </w:rPr>
+        <w:t>Contributorship</w:t>
+      </w:r>
+      <w:r>
+        <w:rPr>
+          <w:lang w:val="en-US"/>
+        </w:rPr>
+        <w:t xml:space="preserve"> Statement</w:t>
+      </w:r>
+    </w:p>
+    <w:p>
+      <w:pPr>
+        <w:rPr>
+          <w:lang w:val="en-US"/>
+        </w:rPr>
+      </w:pPr>
+      <w:r>
+        <w:rPr>
+          <w:lang w:val="en-US"/>
+        </w:rPr>
+        <w:t>IH was responsible for all aspects of this research.</w:t>
+      </w:r>
+    </w:p>
+    <w:p>
+      <w:pPr>
+        <w:rPr>
+          <w:lang w:val="en-US"/>
+        </w:rPr>
+      </w:pPr>
+    </w:p>
+    <w:p>
+      <w:pPr>
+        <w:pStyle w:val="Heading1"/>
+      </w:pPr>
+      <w:r>
+        <w:t>Social Impact &amp; Responsibility</w:t>
+      </w:r>
+    </w:p>
+    <w:p>
+      <w:r>
+        <w:t xml:space="preserve">This reanalysis highlights and challenges the power structures inherent in citation practices, where </w:t>
+      </w:r>
+      <w:r>
+        <w:t>supportive</w:t>
+      </w:r>
+      <w:r>
         <w:t xml:space="preserve"> </w:t>
       </w:r>
-      <w:proofErr w:type="gramStart"/>
-      <w:r>
-        <w:rPr>
-          <w:lang w:val="en-US"/>
-        </w:rPr>
-        <w:t>therefore</w:t>
-      </w:r>
-      <w:proofErr w:type="gramEnd"/>
-      <w:r>
-        <w:rPr>
-          <w:lang w:val="en-US"/>
-        </w:rPr>
+      <w:r>
+        <w:t xml:space="preserve">claims </w:t>
+      </w:r>
+      <w:r>
+        <w:t>are often cited uncritically, while failed replications are ignored. This creates a distorted evidential chain that privileges narrative coherence</w:t>
+      </w:r>
+      <w:r>
+        <w:t xml:space="preserve">, or serving </w:t>
+      </w:r>
+      <w:proofErr w:type="spellStart"/>
+      <w:r>
+        <w:t>a</w:t>
+      </w:r>
+      <w:proofErr w:type="spellEnd"/>
+      <w:r>
+        <w:t xml:space="preserve"> the dominant or hegemonic account, </w:t>
+      </w:r>
+      <w:r>
+        <w:t xml:space="preserve">over empirical robustness. By interrogating </w:t>
+      </w:r>
+      <w:r>
+        <w:t>one such highly cited article</w:t>
+      </w:r>
+      <w:r>
+        <w:t>, this manuscript advocates for a form of epistemic justice where the validity of scientific claims</w:t>
+      </w:r>
+      <w:r>
         <w:t xml:space="preserve"> </w:t>
       </w:r>
       <w:r>
-        <w:rPr>
-          <w:lang w:val="en-US"/>
-        </w:rPr>
-        <w:t xml:space="preserve">contributing to </w:t>
-      </w:r>
-      <w:r>
-        <w:rPr>
-          <w:lang w:val="en-US"/>
-        </w:rPr>
-        <w:t xml:space="preserve">ACT’s model of self-as-context and </w:t>
-      </w:r>
-      <w:r>
-        <w:rPr>
-          <w:lang w:val="en-US"/>
-        </w:rPr>
-        <w:t xml:space="preserve">the claim that </w:t>
-      </w:r>
-      <w:r>
-        <w:rPr>
-          <w:lang w:val="en-US"/>
-        </w:rPr>
-        <w:t>ACT benefits from its close links to basic RFT research. Close</w:t>
-      </w:r>
-      <w:r>
-        <w:rPr>
-          <w:lang w:val="en-US"/>
-        </w:rPr>
-        <w:t>r</w:t>
-      </w:r>
-      <w:r>
-        <w:rPr>
-          <w:lang w:val="en-US"/>
-        </w:rPr>
-        <w:t xml:space="preserve"> </w:t>
-      </w:r>
-      <w:r>
-        <w:rPr>
-          <w:lang w:val="en-US"/>
-        </w:rPr>
-        <w:t>re</w:t>
-      </w:r>
-      <w:r>
-        <w:rPr>
-          <w:lang w:val="en-US"/>
-        </w:rPr>
-        <w:t xml:space="preserve">inspection </w:t>
-      </w:r>
-      <w:r>
-        <w:rPr>
-          <w:lang w:val="en-US"/>
-        </w:rPr>
-        <w:t>suggests</w:t>
-      </w:r>
-      <w:r>
-        <w:rPr>
-          <w:lang w:val="en-US"/>
-        </w:rPr>
-        <w:t xml:space="preserve"> that the first link in this evidential chain is not the case, which should therefore undermine all subsequent links in the belief chain. However, correcting these erroneous beliefs in clinicians and scientists will </w:t>
-      </w:r>
-      <w:r>
-        <w:rPr>
-          <w:lang w:val="en-US"/>
-        </w:rPr>
-        <w:t xml:space="preserve">likely </w:t>
-      </w:r>
-      <w:r>
-        <w:rPr>
-          <w:lang w:val="en-US"/>
-        </w:rPr>
-        <w:t>be far from trivial.</w:t>
-      </w:r>
-    </w:p>
-    <w:p>
-      <w:pPr>
-        <w:pStyle w:val="Heading2"/>
-        <w:rPr>
-          <w:lang w:val="en-US"/>
-        </w:rPr>
-      </w:pPr>
-    </w:p>
-    <w:p>
-      <w:pPr>
-        <w:pStyle w:val="Heading2"/>
-        <w:rPr>
-          <w:lang w:val="en-US"/>
-        </w:rPr>
-      </w:pPr>
-      <w:r>
-        <w:rPr>
-          <w:lang w:val="en-US"/>
-        </w:rPr>
-        <w:t xml:space="preserve">Not an isolated case </w:t>
-      </w:r>
-    </w:p>
-    <w:p>
-      <w:pPr>
-        <w:rPr>
-          <w:lang w:val="en-US"/>
-        </w:rPr>
-      </w:pPr>
-      <w:r>
-        <w:rPr>
-          <w:lang w:val="en-US"/>
-        </w:rPr>
-        <w:t>The collective rendering by the CBS community of Foody et al.</w:t>
-      </w:r>
-      <w:r>
-        <w:rPr>
-          <w:lang w:val="en-US"/>
-        </w:rPr>
-        <w:t>’s</w:t>
-      </w:r>
-      <w:r>
-        <w:rPr>
-          <w:lang w:val="en-US"/>
-        </w:rPr>
-        <w:t xml:space="preserve"> (2013</w:t>
-      </w:r>
-      <w:r>
-        <w:rPr>
-          <w:lang w:val="en-US"/>
-        </w:rPr>
-        <w:t>, 2015</w:t>
-      </w:r>
-      <w:r>
-        <w:rPr>
-          <w:lang w:val="en-US"/>
-        </w:rPr>
-        <w:t xml:space="preserve">) </w:t>
-      </w:r>
-      <w:r>
-        <w:rPr>
-          <w:lang w:val="en-US"/>
-        </w:rPr>
-        <w:t xml:space="preserve">results </w:t>
-      </w:r>
-      <w:r>
-        <w:rPr>
-          <w:lang w:val="en-US"/>
-        </w:rPr>
-        <w:t xml:space="preserve">into an incorrect but widely believed scientific </w:t>
-      </w:r>
-      <w:r>
-        <w:rPr>
-          <w:lang w:val="en-US"/>
-        </w:rPr>
-        <w:t>claim</w:t>
-      </w:r>
-      <w:r>
-        <w:rPr>
-          <w:lang w:val="en-US"/>
-        </w:rPr>
-        <w:t xml:space="preserve"> should give us pause for thought. Some may be quick to suggest that this is a single unfortunate example. It may be worth recalling that similar appeals to exceptionalism were made early in the replication crisis, and yet the problems kept spreading to new areas of work people previously argued to be unaffected. We must be careful to avoid hubris here </w:t>
-      </w:r>
-      <w:proofErr w:type="gramStart"/>
-      <w:r>
-        <w:rPr>
-          <w:lang w:val="en-US"/>
-        </w:rPr>
-        <w:t>too, and</w:t>
-      </w:r>
-      <w:proofErr w:type="gramEnd"/>
-      <w:r>
-        <w:rPr>
-          <w:lang w:val="en-US"/>
-        </w:rPr>
-        <w:t xml:space="preserve"> instead be open to the possibility that many areas of our work are built on extremely shaky foundations. </w:t>
-      </w:r>
-    </w:p>
-    <w:p>
-      <w:pPr>
-        <w:rPr>
-          <w:lang w:val="en-US"/>
-        </w:rPr>
-      </w:pPr>
-      <w:r>
-        <w:rPr>
-          <w:lang w:val="en-US"/>
-        </w:rPr>
-        <w:t xml:space="preserve">Worryingly, other work attempting to tie RFT principles to ACT practices, such as the use of metaphor in therapy, have also been presented </w:t>
-      </w:r>
+        <w:t xml:space="preserve">is determined by the </w:t>
+      </w:r>
+      <w:r>
+        <w:t xml:space="preserve">credibility of the scientific claims </w:t>
+      </w:r>
+      <w:r>
+        <w:t xml:space="preserve">over </w:t>
+      </w:r>
+      <w:r>
+        <w:t>other factors</w:t>
+      </w:r>
+      <w:r>
+        <w:t>.</w:t>
+      </w:r>
+    </w:p>
+    <w:p>
+      <w:pPr>
+        <w:pStyle w:val="Heading1"/>
+        <w:rPr>
+          <w:lang w:val="en-US"/>
+        </w:rPr>
+      </w:pPr>
+    </w:p>
+    <w:p>
+      <w:pPr>
+        <w:pStyle w:val="Heading1"/>
+        <w:rPr>
+          <w:lang w:val="en-US"/>
+        </w:rPr>
+      </w:pPr>
+      <w:r>
+        <w:rPr>
+          <w:lang w:val="en-US"/>
+        </w:rPr>
+        <w:t>Conflict of Interest</w:t>
+      </w:r>
+    </w:p>
+    <w:p>
+      <w:pPr>
+        <w:rPr>
+          <w:lang w:val="en-US"/>
+        </w:rPr>
+      </w:pPr>
+      <w:r>
+        <w:rPr>
+          <w:lang w:val="en-US"/>
+        </w:rPr>
+        <w:t xml:space="preserve">Prof Dermot Barnes-Holmes, one of the authors of </w:t>
+      </w:r>
+      <w:r>
+        <w:rPr>
+          <w:lang w:val="en-US"/>
+        </w:rPr>
+        <w:t>Foody</w:t>
+      </w:r>
+      <w:r>
+        <w:rPr>
+          <w:lang w:val="en-US"/>
+        </w:rPr>
+        <w:t xml:space="preserve"> et al. (201</w:t>
+      </w:r>
+      <w:r>
+        <w:rPr>
+          <w:lang w:val="en-US"/>
+        </w:rPr>
+        <w:t>3</w:t>
+      </w:r>
+      <w:r>
+        <w:rPr>
+          <w:lang w:val="en-US"/>
+        </w:rPr>
+        <w:t>), was my PhD supervisor between 2010 and 2015. I have not actively collaborated with Prof Barnes-Holmes since 2015. Articles led by third parties of which we were both co-authors were published up to 2018. I declare that I have no other conflicts of interest associated with the publication of this manuscript.</w:t>
+      </w:r>
+    </w:p>
+    <w:p>
+      <w:pPr>
+        <w:ind w:firstLine="0"/>
+        <w:rPr>
+          <w:lang w:val="en-US"/>
+        </w:rPr>
+      </w:pPr>
+    </w:p>
+    <w:p>
+      <w:pPr>
+        <w:pStyle w:val="Heading1"/>
+        <w:rPr>
+          <w:lang w:val="en-US"/>
+        </w:rPr>
+      </w:pPr>
+      <w:r>
+        <w:rPr>
+          <w:lang w:val="en-US"/>
+        </w:rPr>
+        <w:t>References</w:t>
+      </w:r>
+    </w:p>
+    <w:p>
+      <w:pPr>
+        <w:pStyle w:val="Bibliography"/>
+        <w:rPr>
+          <w:rFonts w:eastAsiaTheme="minorHAnsi"/>
+          <w:lang w:eastAsia="en-US"/>
+        </w:rPr>
+      </w:pPr>
       <w:r>
         <w:rPr>
           <w:lang w:val="en-US"/>
@@ -11066,7 +11773,7 @@
         <w:rPr>
           <w:lang w:val="en-US"/>
         </w:rPr>
-        <w:instrText xml:space="preserve"> ADDIN ZOTERO_ITEM CSL_CITATION {"citationID":"MNy4cqVj","properties":{"formattedCitation":"(Sierra et al., 2016)","plainCitation":"(Sierra et al., 2016)","noteIndex":0},"citationItems":[{"id":1037,"uris":["http://zotero.org/users/1687755/items/FQDNWK95"],"itemData":{"id":1037,"type":"article-journal","abstract":"Metaphor is a tool frequently used in psychotherapy such as Acceptance and Commitment Therapy (ACT), a contextual behavioral model of psychological intervention rooted in an approach to human language and cognition known as Relational Frame Theory (RFT). This experimental analogue study aimed to analyze the effect of two variables in the metaphor effect on promoting psychological flexibility according to RFT: (a) the presence of common physical properties between the individual’s experience and the metaphor, and (b) the specification of appetitive augmental functions in the metaphor content. A 2x2 factorial design was implemented where the presence/absence of the above-mentioned variables was manipulated. Eighty-three participants first responded to measures of experiential avoidance, cognitive fusion, and generalized pliance. Subsequently, they were exposed to a cold-pressor task at pretest. Afterwards, participants were randomly assigned to four experimental protocols consisting of a metaphor that included: (a) common physical properties and augmental functions, (b) only common physical properties, (c) only augmental functions, and (d) none of these variables. Then, participants were re-exposed to the cold-pressor task (posttest). The results showed that both variables had a statistically significant effect on the pain tolerance induced by the cold-pressor task.","container-title":"International Journal of Psychology","language":"en","page":"15","source":"Zotero","title":"The Role of Common Physical Properties and Augmental Functions in Metaphor Effect","author":[{"family":"Sierra","given":"Marco A"},{"family":"Ruiz","given":"Francisco J"},{"family":"Flórez","given":"Cindy L"},{"family":"Hernández","given":"Diana Riaño"},{"family":"Luciano","given":"Carmen"}],"issued":{"date-parts":[["2016"]]}}}],"schema":"https://github.com/citation-style-language/schema/raw/master/csl-citation.json"} </w:instrText>
+        <w:instrText xml:space="preserve"> ADDIN ZOTERO_BIBL {"uncited":[],"omitted":[],"custom":[]} CSL_BIBLIOGRAPHY </w:instrText>
       </w:r>
       <w:r>
         <w:rPr>
@@ -11076,113 +11783,26 @@
       </w:r>
       <w:r>
         <w:rPr>
-          <w:lang w:val="en-US"/>
-        </w:rPr>
-        <w:t>(Sierra et al., 2016)</w:t>
-      </w:r>
-      <w:r>
-        <w:rPr>
-          <w:lang w:val="en-US"/>
-        </w:rPr>
-        <w:fldChar w:fldCharType="end"/>
-      </w:r>
-      <w:r>
-        <w:rPr>
-          <w:lang w:val="en-US"/>
-        </w:rPr>
-        <w:t xml:space="preserve"> but have also failed to replicate </w:t>
-      </w:r>
-      <w:r>
-        <w:rPr>
-          <w:lang w:val="en-US"/>
-        </w:rPr>
-        <w:fldChar w:fldCharType="begin"/>
-      </w:r>
-      <w:r>
-        <w:rPr>
-          <w:lang w:val="en-US"/>
-        </w:rPr>
-        <w:instrText xml:space="preserve"> ADDIN ZOTERO_ITEM CSL_CITATION {"citationID":"x7uirW2M","properties":{"unsorted":true,"formattedCitation":"(Pendrous et al., 2020; for a series of replies, in order of publication, see: Hussey, 2020; Hulbert-Williams et al., 2020; Ruiz et al., 2020)","plainCitation":"(Pendrous et al., 2020; for a series of replies, in order of publication, see: Hussey, 2020; Hulbert-Williams et al., 2020; Ruiz et al., 2020)","noteIndex":0},"citationItems":[{"id":468,"uris":["http://zotero.org/users/1687755/items/E5JLVVRD"],"itemData":{"id":468,"type":"article-journal","abstract":"Relational frame theory claims that the tacit understanding of metaphorical language rests upon our ability to derive relations based on relevant contextual cues; with metaphor aptness being a function of learning history and the number and nature of contextual cues presented. Recent experimental research has explored whether metaphor aptness plays a role in changing behaviour. Sierra, Ruiz, Flórez, Riaño Hernández, and Luciano (2016) demonstrated that the presence of common physical properties (herein common properties; “cold”) within a perseverance metaphor increased pain tolerance to the cold pressor task. When the metaphor also specified appetitive augmental functions (herein augmentals; “something important to you”), pain tolerance also increased. We tested the replicability of these findings under more stringent conditions, using a stratified (by sex) double-blind randomised-controlled experimental design. Eighty-nine participants completed baseline measures of psychological flexibility, cognitive fusion, generalised pliance, and analogical reasoning ability. Participants were then allocated to a pre-recorded audio-delivered metaphor exercise containing either: (i) common properties; (ii) augmentals; (iii) both; or (iv) neither (control condition). Participants completed the cold pressor task before and after intervention. We found no change in pain tolerance following intervention in any condition. Given potential implications for apt metaphor use for changing behaviour, further work is required to establish why the original study's findings were not replicated, to identify boundary conditions for the putative effect, and test metaphor use in ecologically valid settings.","container-title":"Journal of Contextual Behavioral Science","DOI":"10.1016/j.jcbs.2020.02.003","ISSN":"2212-1447","journalAbbreviation":"Journal of Contextual Behavioral Science","language":"en","page":"17-24","source":"ScienceDirect","title":"Appetitive augmental functions and common physical properties in a pain-tolerance metaphor: An extended replication","title-short":"Appetitive augmental functions and common physical properties in a pain-tolerance metaphor","volume":"16","author":[{"family":"Pendrous","given":"Rosina"},{"family":"Hulbert-Williams","given":"Lee"},{"family":"Hochard","given":"Kevin D."},{"family":"Hulbert-Williams","given":"Nicholas J."}],"issued":{"date-parts":[["2020",4,1]]}}},{"id":140,"uris":["http://zotero.org/users/1687755/items/BEYEEZDB"],"itemData":{"id":140,"type":"article","abstract":"Recent evidence suggests replications of psychology studies produce discrepant findings, and that original studies frequently report inflated estimates of effect size. Colloquially speaking, studies ‘fail to replicate’ at an alarming rate, at least in terms of congruence of finding significant p values. Replies are often then written by the authors of the original studies. This discourse often follows a predictable pattern: highly general claims are made in an original study, the replication produces null results, and the response by the original authors primarily focuses on reasons to disqualify the replication’s results from requiring consideration, rather than acknowledging that the original study’s finding may not, in fact, be replicable, or that the generality of the original claims may require revision or constraint. I illustrate these points using the example of a recently published trio of an original study, a failed replication, and a response by original authors. I argue that our scientific goals would be better served by efforts to avoid falling into these writing tropes and to instead move the discourse forward and reinforce the behaviours we want to see in our scientific community, such as the conduction of high-quality replication studies. All data and code at osf.io/du8xk.","DOI":"10.31234/osf.io/83z2y","language":"en-us","publisher":"PsyArXiv","source":"OSF Preprints","title":"General claims require generalized effects: A reply to Ruiz et al.’s (2020) ‘A systematic and critical response to Pendrous et al. (2020) replication study’","title-short":"General claims require generalized effects","URL":"https://psyarxiv.com/83z2y/","author":[{"family":"Hussey","given":"Ian"}],"accessed":{"date-parts":[["2023",2,24]]},"issued":{"date-parts":[["2020",5,7]]}},"prefix":"for a series of replies, in order of publication, see: "},{"id":4626,"uris":["http://zotero.org/users/1687755/items/YUWXE4HR"],"itemData":{"id":4626,"type":"article-journal","abstract":"Deliberate and explicit replication attempts are becoming more common across the behavioral sciences. Whilst replicability has been recognized as a core feature of science for decades (if not centuries), the directness of today’s replication work requires us to consider carefully how we communicate our research and how we conceptualize our theories in light of differing findings. This paper uses a concrete example to make a number of suggestions for how we, as a scientific community, ought to engage with replication attempts. Within Relational Frame Theory (RFT) there is a growing body of applied research on the effective use of metaphors to increase tolerance of aversive states. We conducted a replication of an earlier experimental analogue study (2020, this journal) and failed to find the specified effect. Ruiz et al. (2020, also this journal) have recently published a critical response in which they list a number of differences between our two studies which might account for the negative findings. We will use this series of three papers as our exemplum. We also take the opportunity to acknowledge some points of critique provided by Ruiz et al., and to set the record straight with respect to the differences between the original study and our replication attempt. We hope this discussion might help the CBS community to develop a coherent approach to the very current issue of replication.","container-title":"Journal of Contextual Behavioral Science","DOI":"10.1016/j.jcbs.2020.10.008","ISSN":"2212-1447","journalAbbreviation":"Journal of Contextual Behavioral Science","language":"en","source":"ScienceDirect","title":"In search of scope: A response to Ruiz et al. (2020)","title-short":"In search of scope","URL":"http://www.sciencedirect.com/science/article/pii/S2212144720302039","author":[{"family":"Hulbert-Williams","given":"L."},{"family":"Pendrous","given":"R."},{"family":"Hochard","given":"K. D."},{"family":"Hulbert-Williams","given":"N. J."}],"accessed":{"date-parts":[["2020",11,6]]},"issued":{"date-parts":[["2020",10,29]]}}},{"id":451,"uris":["http://zotero.org/users/1687755/items/SVCZDY7K"],"itemData":{"id":451,"type":"article-journal","abstract":"Conducting direct replication studies is crucial for the progress of science because they increase our confidence in the effect of the independent variables under the same or mostly the same experimental conditions. Pendrous et al. (2020) recently published an “extended direct replication” with negative results concerning the study by Sierra et al. (2016) and suggested the disparity in results was due to the supposed more stringent conditions of their study. However, a detailed comparison of the studies reveals that (a) they differed in many relevant aspects (e.g., participants' characteristics, experimental task, procedure, and experimental protocols): that preclude considering Pendrous et al.‘s study as a “direct replication; ” (b) the replication study did not specify some methodological strengths of the original study; and (c) the replication study had unnoticed methodological problems. In the replication study: (a) there was an overrepresentation of females, (b) there were notable differences across experimental conditions in the naïve status of the participants in terms of previous ACT/RFT knowledge and experience with the cold pressor task, (c) 21.4% of the participants were not native English speakers, (d) compensation was not the same for all participants, and (e) there were differences in the pauses prompting for relational elaboration across the experimental conditions. These methodological problems might limit the conclusions reached in the replication study. We call for greater precision in reporting and discussing replication studies by highlighting the commonalities and differences between the original and replication studies.","container-title":"Journal of Contextual Behavioral Science","DOI":"10.1016/j.jcbs.2020.04.011","ISSN":"2212-1447","journalAbbreviation":"Journal of Contextual Behavioral Science","language":"en","source":"ScienceDirect","title":"A systematic and critical response to Pendrous et al. (2020) replication study","URL":"http://www.sciencedirect.com/science/article/pii/S2212144720300983","author":[{"family":"Ruiz","given":"Francisco J."},{"family":"Luciano","given":"Carmen"},{"family":"Sierra","given":"Marco A."}],"accessed":{"date-parts":[["2020",5,2]]},"issued":{"date-parts":[["2020",4,30]]}}}],"schema":"https://github.com/citation-style-language/schema/raw/master/csl-citation.json"} </w:instrText>
-      </w:r>
-      <w:r>
-        <w:rPr>
-          <w:lang w:val="en-US"/>
-        </w:rPr>
-        <w:fldChar w:fldCharType="separate"/>
-      </w:r>
-      <w:r>
-        <w:rPr>
-          <w:lang w:val="en-US"/>
-        </w:rPr>
-        <w:t>(Pendrous et al., 2020; for a series of replies, in order of publication, see: Hussey, 2020; Hulbert-Williams et al., 2020; Ruiz et al., 2020)</w:t>
-      </w:r>
-      <w:r>
-        <w:rPr>
-          <w:lang w:val="en-US"/>
-        </w:rPr>
-        <w:fldChar w:fldCharType="end"/>
-      </w:r>
-      <w:r>
-        <w:rPr>
-          <w:lang w:val="en-US"/>
-        </w:rPr>
-        <w:t xml:space="preserve">. </w:t>
-      </w:r>
-    </w:p>
-    <w:p>
-      <w:pPr>
-        <w:ind w:firstLine="0"/>
-        <w:rPr>
-          <w:lang w:val="en-US"/>
-        </w:rPr>
-      </w:pPr>
-    </w:p>
-    <w:p>
-      <w:pPr>
-        <w:pStyle w:val="Heading1"/>
-        <w:rPr>
-          <w:lang w:val="en-US"/>
-        </w:rPr>
-      </w:pPr>
-      <w:r>
-        <w:rPr>
-          <w:lang w:val="en-US"/>
-        </w:rPr>
-        <w:t>References</w:t>
-      </w:r>
-    </w:p>
-    <w:p>
-      <w:pPr>
-        <w:pStyle w:val="Bibliography"/>
-        <w:rPr>
-          <w:rFonts w:eastAsiaTheme="minorHAnsi"/>
-          <w:lang w:eastAsia="en-US"/>
-        </w:rPr>
-      </w:pPr>
-      <w:r>
-        <w:rPr>
-          <w:lang w:val="en-US"/>
-        </w:rPr>
-        <w:fldChar w:fldCharType="begin"/>
-      </w:r>
-      <w:r>
-        <w:rPr>
-          <w:lang w:val="en-US"/>
-        </w:rPr>
-        <w:instrText xml:space="preserve"> ADDIN ZOTERO_BIBL {"uncited":[],"omitted":[],"custom":[]} CSL_BIBLIOGRAPHY </w:instrText>
-      </w:r>
-      <w:r>
-        <w:rPr>
-          <w:lang w:val="en-US"/>
-        </w:rPr>
-        <w:fldChar w:fldCharType="separate"/>
-      </w:r>
-      <w:r>
-        <w:rPr>
-          <w:rFonts w:eastAsiaTheme="minorHAnsi"/>
-          <w:lang w:eastAsia="en-US"/>
-        </w:rPr>
-        <w:t xml:space="preserve">Barnes-Holmes, Y., Hussey, I., McEnteggart, C., Barnes-Holmes, D., &amp; Foody, M. (2015). Scientific ambition: The relationship between Relational Frame Theory and middle-level terms in acceptance and commitment therapy. In R. D. Zettle, S. C. Hayes, D. Barnes-Holmes, &amp; A. Biglan (Eds.), </w:t>
+          <w:rFonts w:eastAsiaTheme="minorHAnsi"/>
+          <w:lang w:eastAsia="en-US"/>
+        </w:rPr>
+        <w:t xml:space="preserve">Barnes-Holmes, Y., Hussey, I., McEnteggart, C., Barnes-Holmes, D., &amp; Foody, M. (2015). Scientific ambition: The relationship between Relational Frame Theory and middle-level terms in acceptance and commitment therapy. In R. D. Zettle, S. C. Hayes, D. Barnes-Holmes, &amp; A. </w:t>
+      </w:r>
+      <w:proofErr w:type="spellStart"/>
+      <w:r>
+        <w:rPr>
+          <w:rFonts w:eastAsiaTheme="minorHAnsi"/>
+          <w:lang w:eastAsia="en-US"/>
+        </w:rPr>
+        <w:t>Biglan</w:t>
+      </w:r>
+      <w:proofErr w:type="spellEnd"/>
+      <w:r>
+        <w:rPr>
+          <w:rFonts w:eastAsiaTheme="minorHAnsi"/>
+          <w:lang w:eastAsia="en-US"/>
+        </w:rPr>
+        <w:t xml:space="preserve"> (Eds.), </w:t>
       </w:r>
       <w:r>
         <w:rPr>
@@ -11191,38 +11811,9 @@
           <w:iCs/>
           <w:lang w:eastAsia="en-US"/>
         </w:rPr>
-        <w:t>The Wiley Handbook of Contextual Behavioral Science</w:t>
-      </w:r>
-      <w:r>
-        <w:rPr>
-          <w:rFonts w:eastAsiaTheme="minorHAnsi"/>
-          <w:lang w:eastAsia="en-US"/>
-        </w:rPr>
-        <w:t xml:space="preserve"> (pp. 365–382). Blackwell-Wiley. http://onlinelibrary.wiley.com/doi/10.1002/9781118489857.ch18/</w:t>
-      </w:r>
-    </w:p>
-    <w:p>
-      <w:pPr>
-        <w:pStyle w:val="Bibliography"/>
-        <w:rPr>
-          <w:rFonts w:eastAsiaTheme="minorHAnsi"/>
-          <w:lang w:eastAsia="en-US"/>
-        </w:rPr>
-      </w:pPr>
-      <w:r>
-        <w:rPr>
-          <w:rFonts w:eastAsiaTheme="minorHAnsi"/>
-          <w:lang w:eastAsia="en-US"/>
-        </w:rPr>
-        <w:t xml:space="preserve">Cobb, C. L., Crumly, B., Montero-Zamora, P., Schwartz, S. J., &amp; Martínez Jr., C. R. (2023). The problem of miscitation in psychological </w:t>
-      </w:r>
-      <w:r>
-        <w:rPr>
-          <w:rFonts w:eastAsiaTheme="minorHAnsi"/>
-          <w:lang w:eastAsia="en-US"/>
-        </w:rPr>
-        <w:t xml:space="preserve">science: Righting the ship. </w:t>
-      </w:r>
+        <w:t xml:space="preserve">The Wiley Handbook of Contextual </w:t>
+      </w:r>
+      <w:proofErr w:type="spellStart"/>
       <w:r>
         <w:rPr>
           <w:rFonts w:eastAsiaTheme="minorHAnsi"/>
@@ -11230,31 +11821,9 @@
           <w:iCs/>
           <w:lang w:eastAsia="en-US"/>
         </w:rPr>
-        <w:t>American Psychologist</w:t>
-      </w:r>
-      <w:r>
-        <w:rPr>
-          <w:rFonts w:eastAsiaTheme="minorHAnsi"/>
-          <w:lang w:eastAsia="en-US"/>
-        </w:rPr>
-        <w:t>, No Pagination Specified-No Pagination Specified. https://doi.org/10.1037/amp0001138</w:t>
-      </w:r>
-    </w:p>
-    <w:p>
-      <w:pPr>
-        <w:pStyle w:val="Bibliography"/>
-        <w:rPr>
-          <w:rFonts w:eastAsiaTheme="minorHAnsi"/>
-          <w:lang w:eastAsia="en-US"/>
-        </w:rPr>
-      </w:pPr>
-      <w:r>
-        <w:rPr>
-          <w:rFonts w:eastAsiaTheme="minorHAnsi"/>
-          <w:lang w:eastAsia="en-US"/>
-        </w:rPr>
-        <w:t xml:space="preserve">Derksen, M., &amp; Morawski, J. (2022). Kinds of Replication: Examining the Meanings of “Conceptual Replication” and “Direct Replication.” </w:t>
-      </w:r>
+        <w:t>Behavioral</w:t>
+      </w:r>
+      <w:proofErr w:type="spellEnd"/>
       <w:r>
         <w:rPr>
           <w:rFonts w:eastAsiaTheme="minorHAnsi"/>
@@ -11262,14 +11831,46 @@
           <w:iCs/>
           <w:lang w:eastAsia="en-US"/>
         </w:rPr>
-        <w:t>Perspectives on Psychological Science</w:t>
-      </w:r>
-      <w:r>
-        <w:rPr>
-          <w:rFonts w:eastAsiaTheme="minorHAnsi"/>
-          <w:lang w:eastAsia="en-US"/>
-        </w:rPr>
-        <w:t xml:space="preserve">, </w:t>
+        <w:t xml:space="preserve"> Science</w:t>
+      </w:r>
+      <w:r>
+        <w:rPr>
+          <w:rFonts w:eastAsiaTheme="minorHAnsi"/>
+          <w:lang w:eastAsia="en-US"/>
+        </w:rPr>
+        <w:t xml:space="preserve"> (pp. 365–382). Blackwell-Wiley. http://onlinelibrary.wiley.com/doi/10.1002/9781118489857.ch18/</w:t>
+      </w:r>
+    </w:p>
+    <w:p>
+      <w:pPr>
+        <w:pStyle w:val="Bibliography"/>
+        <w:rPr>
+          <w:rFonts w:eastAsiaTheme="minorHAnsi"/>
+          <w:lang w:eastAsia="en-US"/>
+        </w:rPr>
+      </w:pPr>
+      <w:r>
+        <w:rPr>
+          <w:rFonts w:eastAsiaTheme="minorHAnsi"/>
+          <w:lang w:eastAsia="en-US"/>
+        </w:rPr>
+        <w:t xml:space="preserve">Cobb, C. L., Crumly, B., Montero-Zamora, P., Schwartz, S. J., &amp; Martínez Jr., C. R. (2023). The problem of </w:t>
+      </w:r>
+      <w:proofErr w:type="spellStart"/>
+      <w:r>
+        <w:rPr>
+          <w:rFonts w:eastAsiaTheme="minorHAnsi"/>
+          <w:lang w:eastAsia="en-US"/>
+        </w:rPr>
+        <w:t>miscitation</w:t>
+      </w:r>
+      <w:proofErr w:type="spellEnd"/>
+      <w:r>
+        <w:rPr>
+          <w:rFonts w:eastAsiaTheme="minorHAnsi"/>
+          <w:lang w:eastAsia="en-US"/>
+        </w:rPr>
+        <w:t xml:space="preserve"> in psychological science: Righting the ship. </w:t>
       </w:r>
       <w:r>
         <w:rPr>
@@ -11278,14 +11879,22 @@
           <w:iCs/>
           <w:lang w:eastAsia="en-US"/>
         </w:rPr>
-        <w:t>17</w:t>
-      </w:r>
-      <w:r>
-        <w:rPr>
-          <w:rFonts w:eastAsiaTheme="minorHAnsi"/>
-          <w:lang w:eastAsia="en-US"/>
-        </w:rPr>
-        <w:t>(5), 1490–1505. https://doi.org/10.1177/17456916211041116</w:t>
+        <w:t>American Psychologist</w:t>
+      </w:r>
+      <w:r>
+        <w:rPr>
+          <w:rFonts w:eastAsiaTheme="minorHAnsi"/>
+          <w:lang w:eastAsia="en-US"/>
+        </w:rPr>
+        <w:t xml:space="preserve">, No Pagination Specified-No </w:t>
+      </w:r>
+      <w:r>
+        <w:rPr>
+          <w:rFonts w:eastAsiaTheme="minorHAnsi"/>
+          <w:lang w:eastAsia="en-US"/>
+        </w:rPr>
+        <w:lastRenderedPageBreak/>
+        <w:t>Pagination Specified. https://doi.org/10.1037/amp0001138</w:t>
       </w:r>
     </w:p>
     <w:p>
@@ -11301,7 +11910,7 @@
           <w:rFonts w:eastAsiaTheme="minorHAnsi"/>
           <w:lang w:eastAsia="en-US"/>
         </w:rPr>
-        <w:t xml:space="preserve">Dixon, M. R., &amp; Hayes, S. C. (2022). On the Disruptive Effects of Behavior Analysis on Behavior Analysis: The High Cost of Keeping Out Acceptance and Commitment Therapy and Training. </w:t>
+        <w:t xml:space="preserve">Derksen, M., &amp; Morawski, J. (2022). Kinds of Replication: Examining the Meanings of “Conceptual Replication” and “Direct Replication.” </w:t>
       </w:r>
       <w:r>
         <w:rPr>
@@ -11310,30 +11919,14 @@
           <w:iCs/>
           <w:lang w:eastAsia="en-US"/>
         </w:rPr>
-        <w:t>Behavior Analysis in Practice</w:t>
-      </w:r>
-      <w:r>
-        <w:rPr>
-          <w:rFonts w:eastAsiaTheme="minorHAnsi"/>
-          <w:lang w:eastAsia="en-US"/>
-        </w:rPr>
-        <w:t>, 1–7. https://doi.org/10.1007/s40617-022-00742-4</w:t>
-      </w:r>
-    </w:p>
-    <w:p>
-      <w:pPr>
-        <w:pStyle w:val="Bibliography"/>
-        <w:rPr>
-          <w:rFonts w:eastAsiaTheme="minorHAnsi"/>
-          <w:lang w:eastAsia="en-US"/>
-        </w:rPr>
-      </w:pPr>
-      <w:r>
-        <w:rPr>
-          <w:rFonts w:eastAsiaTheme="minorHAnsi"/>
-          <w:lang w:eastAsia="en-US"/>
-        </w:rPr>
-        <w:t xml:space="preserve">Foody, M., Barnes-Holmes, Y., Barnes-Holmes, D., &amp; Luciano, C. (2013). An Empirical Investigation of Hierarchical versus Distinction Relations in a Self-based ACT Exercise. </w:t>
+        <w:t>Perspectives on Psychological Science</w:t>
+      </w:r>
+      <w:r>
+        <w:rPr>
+          <w:rFonts w:eastAsiaTheme="minorHAnsi"/>
+          <w:lang w:eastAsia="en-US"/>
+        </w:rPr>
+        <w:t xml:space="preserve">, </w:t>
       </w:r>
       <w:r>
         <w:rPr>
@@ -11342,14 +11935,14 @@
           <w:iCs/>
           <w:lang w:eastAsia="en-US"/>
         </w:rPr>
-        <w:t>International Journal of Psychology</w:t>
-      </w:r>
-      <w:r>
-        <w:rPr>
-          <w:rFonts w:eastAsiaTheme="minorHAnsi"/>
-          <w:lang w:eastAsia="en-US"/>
-        </w:rPr>
-        <w:t>.</w:t>
+        <w:t>17</w:t>
+      </w:r>
+      <w:r>
+        <w:rPr>
+          <w:rFonts w:eastAsiaTheme="minorHAnsi"/>
+          <w:lang w:eastAsia="en-US"/>
+        </w:rPr>
+        <w:t>(5), 1490–1505. https://doi.org/10.1177/17456916211041116</w:t>
       </w:r>
     </w:p>
     <w:p>
@@ -11365,8 +11958,41 @@
           <w:rFonts w:eastAsiaTheme="minorHAnsi"/>
           <w:lang w:eastAsia="en-US"/>
         </w:rPr>
-        <w:t xml:space="preserve">Foody, M., Barnes-Holmes, Y., Barnes-Holmes, D., Rai, L., &amp; Luciano, C. (2015). An Empirical Investigation of the Role of Self, Hierarchy, and Distinction in a Common Act Exercise. </w:t>
-      </w:r>
+        <w:t xml:space="preserve">Dixon, M. R., &amp; Hayes, S. C. (2022). On the Disruptive Effects of </w:t>
+      </w:r>
+      <w:proofErr w:type="spellStart"/>
+      <w:r>
+        <w:rPr>
+          <w:rFonts w:eastAsiaTheme="minorHAnsi"/>
+          <w:lang w:eastAsia="en-US"/>
+        </w:rPr>
+        <w:t>Behavior</w:t>
+      </w:r>
+      <w:proofErr w:type="spellEnd"/>
+      <w:r>
+        <w:rPr>
+          <w:rFonts w:eastAsiaTheme="minorHAnsi"/>
+          <w:lang w:eastAsia="en-US"/>
+        </w:rPr>
+        <w:t xml:space="preserve"> Analysis on </w:t>
+      </w:r>
+      <w:proofErr w:type="spellStart"/>
+      <w:r>
+        <w:rPr>
+          <w:rFonts w:eastAsiaTheme="minorHAnsi"/>
+          <w:lang w:eastAsia="en-US"/>
+        </w:rPr>
+        <w:t>Behavior</w:t>
+      </w:r>
+      <w:proofErr w:type="spellEnd"/>
+      <w:r>
+        <w:rPr>
+          <w:rFonts w:eastAsiaTheme="minorHAnsi"/>
+          <w:lang w:eastAsia="en-US"/>
+        </w:rPr>
+        <w:t xml:space="preserve"> Analysis: The High Cost of Keeping Out Acceptance and Commitment Therapy and Training. </w:t>
+      </w:r>
+      <w:proofErr w:type="spellStart"/>
       <w:r>
         <w:rPr>
           <w:rFonts w:eastAsiaTheme="minorHAnsi"/>
@@ -11374,15 +12000,9 @@
           <w:iCs/>
           <w:lang w:eastAsia="en-US"/>
         </w:rPr>
-        <w:t>The Psychological Record</w:t>
-      </w:r>
-      <w:r>
-        <w:rPr>
-          <w:rFonts w:eastAsiaTheme="minorHAnsi"/>
-          <w:lang w:eastAsia="en-US"/>
-        </w:rPr>
-        <w:t xml:space="preserve">, </w:t>
-      </w:r>
+        <w:t>Behavior</w:t>
+      </w:r>
+      <w:proofErr w:type="spellEnd"/>
       <w:r>
         <w:rPr>
           <w:rFonts w:eastAsiaTheme="minorHAnsi"/>
@@ -11390,14 +12010,14 @@
           <w:iCs/>
           <w:lang w:eastAsia="en-US"/>
         </w:rPr>
-        <w:t>65</w:t>
-      </w:r>
-      <w:r>
-        <w:rPr>
-          <w:rFonts w:eastAsiaTheme="minorHAnsi"/>
-          <w:lang w:eastAsia="en-US"/>
-        </w:rPr>
-        <w:t>(2), Article 2. https://doi.org/10.1007/s40732-014-0103-2</w:t>
+        <w:t xml:space="preserve"> Analysis in Practice</w:t>
+      </w:r>
+      <w:r>
+        <w:rPr>
+          <w:rFonts w:eastAsiaTheme="minorHAnsi"/>
+          <w:lang w:eastAsia="en-US"/>
+        </w:rPr>
+        <w:t>, 1–7. https://doi.org/10.1007/s40617-022-00742-4</w:t>
       </w:r>
     </w:p>
     <w:p>
@@ -11413,7 +12033,7 @@
           <w:rFonts w:eastAsiaTheme="minorHAnsi"/>
           <w:lang w:eastAsia="en-US"/>
         </w:rPr>
-        <w:t xml:space="preserve">Gelman, A. (2016, September 21). What has happened down here is the winds have changed. </w:t>
+        <w:t xml:space="preserve">Foody, M., Barnes-Holmes, Y., Barnes-Holmes, D., &amp; Luciano, C. (2013). An Empirical Investigation of Hierarchical versus Distinction Relations in a Self-based ACT Exercise. </w:t>
       </w:r>
       <w:r>
         <w:rPr>
@@ -11422,14 +12042,14 @@
           <w:iCs/>
           <w:lang w:eastAsia="en-US"/>
         </w:rPr>
-        <w:t>Statistical Modeling, Causal Inference, and Social Science</w:t>
-      </w:r>
-      <w:r>
-        <w:rPr>
-          <w:rFonts w:eastAsiaTheme="minorHAnsi"/>
-          <w:lang w:eastAsia="en-US"/>
-        </w:rPr>
-        <w:t>. http://andrewgelman.com/2016/09/21/what-has-happened-down-here-is-the-winds-have-changed/</w:t>
+        <w:t>International Journal of Psychology</w:t>
+      </w:r>
+      <w:r>
+        <w:rPr>
+          <w:rFonts w:eastAsiaTheme="minorHAnsi"/>
+          <w:lang w:eastAsia="en-US"/>
+        </w:rPr>
+        <w:t>.</w:t>
       </w:r>
     </w:p>
     <w:p>
@@ -11445,7 +12065,7 @@
           <w:rFonts w:eastAsiaTheme="minorHAnsi"/>
           <w:lang w:eastAsia="en-US"/>
         </w:rPr>
-        <w:t xml:space="preserve">Godbee, M., &amp; Kangas, M. (2022). Focusing on the self in context as an emotion regulatory strategy: An evaluation of the “self-as-context” component of ACT compared to cognitive reappraisal in managing stress. </w:t>
+        <w:t xml:space="preserve">Foody, M., Barnes-Holmes, Y., Barnes-Holmes, D., Rai, L., &amp; Luciano, C. (2015). An Empirical Investigation of the Role of Self, Hierarchy, and Distinction in a Common Act Exercise. </w:t>
       </w:r>
       <w:r>
         <w:rPr>
@@ -11454,7 +12074,7 @@
           <w:iCs/>
           <w:lang w:eastAsia="en-US"/>
         </w:rPr>
-        <w:t>Anxiety, Stress, &amp; Coping</w:t>
+        <w:t>The Psychological Record</w:t>
       </w:r>
       <w:r>
         <w:rPr>
@@ -11470,14 +12090,14 @@
           <w:iCs/>
           <w:lang w:eastAsia="en-US"/>
         </w:rPr>
-        <w:t>35</w:t>
-      </w:r>
-      <w:r>
-        <w:rPr>
-          <w:rFonts w:eastAsiaTheme="minorHAnsi"/>
-          <w:lang w:eastAsia="en-US"/>
-        </w:rPr>
-        <w:t>(5), 557–573. https://doi.org/10.1080/10615806.2021.1985472</w:t>
+        <w:t>65</w:t>
+      </w:r>
+      <w:r>
+        <w:rPr>
+          <w:rFonts w:eastAsiaTheme="minorHAnsi"/>
+          <w:lang w:eastAsia="en-US"/>
+        </w:rPr>
+        <w:t>(2), Article 2. https://doi.org/10.1007/s40732-014-0103-2</w:t>
       </w:r>
     </w:p>
     <w:p>
@@ -11493,7 +12113,7 @@
           <w:rFonts w:eastAsiaTheme="minorHAnsi"/>
           <w:lang w:eastAsia="en-US"/>
         </w:rPr>
-        <w:t xml:space="preserve">Gomide, C. P., Perez, W. F., &amp; Pessôa, C. V. B. B. (2024). Perspective taking reduces the correspondence bias: A systematically replication of Hooper et al. (2015). </w:t>
+        <w:t xml:space="preserve">Gelman, A. (2016, September 21). What has happened down here is the winds have changed. </w:t>
       </w:r>
       <w:r>
         <w:rPr>
@@ -11502,15 +12122,9 @@
           <w:iCs/>
           <w:lang w:eastAsia="en-US"/>
         </w:rPr>
-        <w:t>Journal of Contextual Behavioral Science</w:t>
-      </w:r>
-      <w:r>
-        <w:rPr>
-          <w:rFonts w:eastAsiaTheme="minorHAnsi"/>
-          <w:lang w:eastAsia="en-US"/>
-        </w:rPr>
-        <w:t xml:space="preserve">, </w:t>
-      </w:r>
+        <w:t xml:space="preserve">Statistical </w:t>
+      </w:r>
+      <w:proofErr w:type="spellStart"/>
       <w:r>
         <w:rPr>
           <w:rFonts w:eastAsiaTheme="minorHAnsi"/>
@@ -11518,31 +12132,9 @@
           <w:iCs/>
           <w:lang w:eastAsia="en-US"/>
         </w:rPr>
-        <w:t>32</w:t>
-      </w:r>
-      <w:r>
-        <w:rPr>
-          <w:rFonts w:eastAsiaTheme="minorHAnsi"/>
-          <w:lang w:eastAsia="en-US"/>
-        </w:rPr>
-        <w:t>, 100735. https://doi.org/10.1016/j.jcbs.2024.100735</w:t>
-      </w:r>
-    </w:p>
-    <w:p>
-      <w:pPr>
-        <w:pStyle w:val="Bibliography"/>
-        <w:rPr>
-          <w:rFonts w:eastAsiaTheme="minorHAnsi"/>
-          <w:lang w:eastAsia="en-US"/>
-        </w:rPr>
-      </w:pPr>
-      <w:r>
-        <w:rPr>
-          <w:rFonts w:eastAsiaTheme="minorHAnsi"/>
-          <w:lang w:eastAsia="en-US"/>
-        </w:rPr>
-        <w:t xml:space="preserve">Hantula, D. A. (2019). Editorial: Replication and Reliability in Behavior Science and Behavior Analysis: A Call for a Conversation. </w:t>
-      </w:r>
+        <w:t>Modeling</w:t>
+      </w:r>
+      <w:proofErr w:type="spellEnd"/>
       <w:r>
         <w:rPr>
           <w:rFonts w:eastAsiaTheme="minorHAnsi"/>
@@ -11550,14 +12142,30 @@
           <w:iCs/>
           <w:lang w:eastAsia="en-US"/>
         </w:rPr>
-        <w:t>Perspectives on Behavior Science</w:t>
-      </w:r>
-      <w:r>
-        <w:rPr>
-          <w:rFonts w:eastAsiaTheme="minorHAnsi"/>
-          <w:lang w:eastAsia="en-US"/>
-        </w:rPr>
-        <w:t xml:space="preserve">, </w:t>
+        <w:t>, Causal Inference, and Social Science</w:t>
+      </w:r>
+      <w:r>
+        <w:rPr>
+          <w:rFonts w:eastAsiaTheme="minorHAnsi"/>
+          <w:lang w:eastAsia="en-US"/>
+        </w:rPr>
+        <w:t>. http://andrewgelman.com/2016/09/21/what-has-happened-down-here-is-the-winds-have-changed/</w:t>
+      </w:r>
+    </w:p>
+    <w:p>
+      <w:pPr>
+        <w:pStyle w:val="Bibliography"/>
+        <w:rPr>
+          <w:rFonts w:eastAsiaTheme="minorHAnsi"/>
+          <w:lang w:eastAsia="en-US"/>
+        </w:rPr>
+      </w:pPr>
+      <w:r>
+        <w:rPr>
+          <w:rFonts w:eastAsiaTheme="minorHAnsi"/>
+          <w:lang w:eastAsia="en-US"/>
+        </w:rPr>
+        <w:t xml:space="preserve">Gelman, A., &amp; King, A. (2025, February 25). Social Science Is Broken. Here’s How to Fix It. </w:t>
       </w:r>
       <w:r>
         <w:rPr>
@@ -11566,14 +12174,14 @@
           <w:iCs/>
           <w:lang w:eastAsia="en-US"/>
         </w:rPr>
-        <w:t>42</w:t>
-      </w:r>
-      <w:r>
-        <w:rPr>
-          <w:rFonts w:eastAsiaTheme="minorHAnsi"/>
-          <w:lang w:eastAsia="en-US"/>
-        </w:rPr>
-        <w:t>(1), 1–11. https://doi.org/10.1007/s40614-019-00194-2</w:t>
+        <w:t>The Chronicle of Higher Education</w:t>
+      </w:r>
+      <w:r>
+        <w:rPr>
+          <w:rFonts w:eastAsiaTheme="minorHAnsi"/>
+          <w:lang w:eastAsia="en-US"/>
+        </w:rPr>
+        <w:t>. https://www.chronicle.com/article/social-science-is-broken-heres-how-to-fix-it</w:t>
       </w:r>
     </w:p>
     <w:p>
@@ -11589,7 +12197,7 @@
           <w:rFonts w:eastAsiaTheme="minorHAnsi"/>
           <w:lang w:eastAsia="en-US"/>
         </w:rPr>
-        <w:t xml:space="preserve">Harte, C., &amp; Barnes-Holmes, D. (2023). A primer on relational frame theory (RFT). In M. P. Twohig, M. E. Levin, &amp; J. M. Petersen (Eds.), </w:t>
+        <w:t xml:space="preserve">Godbee, M., &amp; Kangas, M. (2022). Focusing on the self in context as an emotion regulatory strategy: An evaluation of the “self-as-context” component of ACT compared to cognitive reappraisal in managing stress. </w:t>
       </w:r>
       <w:r>
         <w:rPr>
@@ -11598,31 +12206,14 @@
           <w:iCs/>
           <w:lang w:eastAsia="en-US"/>
         </w:rPr>
-        <w:t>The Oxford Handbook of Acceptance and Commitment Therapy</w:t>
-      </w:r>
-      <w:r>
-        <w:rPr>
-          <w:rFonts w:eastAsiaTheme="minorHAnsi"/>
-          <w:lang w:eastAsia="en-US"/>
-        </w:rPr>
-        <w:t xml:space="preserve"> (1st ed.). Oxford University Press. https://doi.org/10.1093/oxfordhb/9780197550076.001.0001</w:t>
-      </w:r>
-    </w:p>
-    <w:p>
-      <w:pPr>
-        <w:pStyle w:val="Bibliography"/>
-        <w:rPr>
-          <w:rFonts w:eastAsiaTheme="minorHAnsi"/>
-          <w:lang w:eastAsia="en-US"/>
-        </w:rPr>
-      </w:pPr>
-      <w:r>
-        <w:rPr>
-          <w:rFonts w:eastAsiaTheme="minorHAnsi"/>
-          <w:lang w:eastAsia="en-US"/>
-        </w:rPr>
-        <w:lastRenderedPageBreak/>
-        <w:t xml:space="preserve">Hayes, S. C., Barnes-Holmes, D., &amp; Roche, B. (2001). </w:t>
+        <w:t>Anxiety, Stress, &amp; Coping</w:t>
+      </w:r>
+      <w:r>
+        <w:rPr>
+          <w:rFonts w:eastAsiaTheme="minorHAnsi"/>
+          <w:lang w:eastAsia="en-US"/>
+        </w:rPr>
+        <w:t xml:space="preserve">, </w:t>
       </w:r>
       <w:r>
         <w:rPr>
@@ -11631,14 +12222,14 @@
           <w:iCs/>
           <w:lang w:eastAsia="en-US"/>
         </w:rPr>
-        <w:t>Relational frame theory: A post-Skinnerian account of human language and cognition</w:t>
-      </w:r>
-      <w:r>
-        <w:rPr>
-          <w:rFonts w:eastAsiaTheme="minorHAnsi"/>
-          <w:lang w:eastAsia="en-US"/>
-        </w:rPr>
-        <w:t>. Kluwer Academic/Plenum Press.</w:t>
+        <w:t>35</w:t>
+      </w:r>
+      <w:r>
+        <w:rPr>
+          <w:rFonts w:eastAsiaTheme="minorHAnsi"/>
+          <w:lang w:eastAsia="en-US"/>
+        </w:rPr>
+        <w:t>(5), 557–573. https://doi.org/10.1080/10615806.2021.1985472</w:t>
       </w:r>
     </w:p>
     <w:p>
@@ -11654,7 +12245,23 @@
           <w:rFonts w:eastAsiaTheme="minorHAnsi"/>
           <w:lang w:eastAsia="en-US"/>
         </w:rPr>
-        <w:t xml:space="preserve">Hayes, S. C., Strosahl, K., &amp; Wilson, K. G. (1999). </w:t>
+        <w:t xml:space="preserve">Gomide, C. P., Perez, W. F., &amp; </w:t>
+      </w:r>
+      <w:proofErr w:type="spellStart"/>
+      <w:r>
+        <w:rPr>
+          <w:rFonts w:eastAsiaTheme="minorHAnsi"/>
+          <w:lang w:eastAsia="en-US"/>
+        </w:rPr>
+        <w:t>Pessôa</w:t>
+      </w:r>
+      <w:proofErr w:type="spellEnd"/>
+      <w:r>
+        <w:rPr>
+          <w:rFonts w:eastAsiaTheme="minorHAnsi"/>
+          <w:lang w:eastAsia="en-US"/>
+        </w:rPr>
+        <w:t xml:space="preserve">, C. V. B. B. (2024). Perspective taking reduces the correspondence bias: A systematically replication of Hooper et al. (2015). </w:t>
       </w:r>
       <w:r>
         <w:rPr>
@@ -11663,31 +12270,9 @@
           <w:iCs/>
           <w:lang w:eastAsia="en-US"/>
         </w:rPr>
-        <w:t>Acceptance and Commitment Therapy: An experiential approach to behavior change</w:t>
-      </w:r>
-      <w:r>
-        <w:rPr>
-          <w:rFonts w:eastAsiaTheme="minorHAnsi"/>
-          <w:lang w:eastAsia="en-US"/>
-        </w:rPr>
-        <w:t>. Guilford Press.</w:t>
-      </w:r>
-    </w:p>
-    <w:p>
-      <w:pPr>
-        <w:pStyle w:val="Bibliography"/>
-        <w:rPr>
-          <w:rFonts w:eastAsiaTheme="minorHAnsi"/>
-          <w:lang w:eastAsia="en-US"/>
-        </w:rPr>
-      </w:pPr>
-      <w:r>
-        <w:rPr>
-          <w:rFonts w:eastAsiaTheme="minorHAnsi"/>
-          <w:lang w:eastAsia="en-US"/>
-        </w:rPr>
-        <w:t xml:space="preserve">Hulbert-Williams, L., Pendrous, R., Hochard, K. D., &amp; Hulbert-Williams, N. J. (2020). In search of scope: A response to Ruiz et al. (2020). </w:t>
-      </w:r>
+        <w:t xml:space="preserve">Journal of Contextual </w:t>
+      </w:r>
+      <w:proofErr w:type="spellStart"/>
       <w:r>
         <w:rPr>
           <w:rFonts w:eastAsiaTheme="minorHAnsi"/>
@@ -11695,31 +12280,9 @@
           <w:iCs/>
           <w:lang w:eastAsia="en-US"/>
         </w:rPr>
-        <w:t>Journal of Contextual Behavioral Science</w:t>
-      </w:r>
-      <w:r>
-        <w:rPr>
-          <w:rFonts w:eastAsiaTheme="minorHAnsi"/>
-          <w:lang w:eastAsia="en-US"/>
-        </w:rPr>
-        <w:t>. https://doi.org/10.1016/j.jcbs.2020.10.008</w:t>
-      </w:r>
-    </w:p>
-    <w:p>
-      <w:pPr>
-        <w:pStyle w:val="Bibliography"/>
-        <w:rPr>
-          <w:rFonts w:eastAsiaTheme="minorHAnsi"/>
-          <w:lang w:eastAsia="en-US"/>
-        </w:rPr>
-      </w:pPr>
-      <w:r>
-        <w:rPr>
-          <w:rFonts w:eastAsiaTheme="minorHAnsi"/>
-          <w:lang w:eastAsia="en-US"/>
-        </w:rPr>
-        <w:t xml:space="preserve">Hussey, I. (2020). </w:t>
-      </w:r>
+        <w:t>Behavioral</w:t>
+      </w:r>
+      <w:proofErr w:type="spellEnd"/>
       <w:r>
         <w:rPr>
           <w:rFonts w:eastAsiaTheme="minorHAnsi"/>
@@ -11727,30 +12290,14 @@
           <w:iCs/>
           <w:lang w:eastAsia="en-US"/>
         </w:rPr>
-        <w:t>General claims require generalized effects: A reply to Ruiz et al.’s (2020) ‘A systematic and critical response to Pendrous et al. (2020) replication study.’</w:t>
-      </w:r>
-      <w:r>
-        <w:rPr>
-          <w:rFonts w:eastAsiaTheme="minorHAnsi"/>
-          <w:lang w:eastAsia="en-US"/>
-        </w:rPr>
-        <w:t xml:space="preserve"> PsyArXiv. https://doi.org/10.31234/osf.io/83z2y</w:t>
-      </w:r>
-    </w:p>
-    <w:p>
-      <w:pPr>
-        <w:pStyle w:val="Bibliography"/>
-        <w:rPr>
-          <w:rFonts w:eastAsiaTheme="minorHAnsi"/>
-          <w:lang w:eastAsia="en-US"/>
-        </w:rPr>
-      </w:pPr>
-      <w:r>
-        <w:rPr>
-          <w:rFonts w:eastAsiaTheme="minorHAnsi"/>
-          <w:lang w:eastAsia="en-US"/>
-        </w:rPr>
-        <w:t xml:space="preserve">Hussey, I., &amp; Cummins, J. (2025, August 11). Post-publication peer-review should focus on highly influential articles. </w:t>
+        <w:t xml:space="preserve"> Science</w:t>
+      </w:r>
+      <w:r>
+        <w:rPr>
+          <w:rFonts w:eastAsiaTheme="minorHAnsi"/>
+          <w:lang w:eastAsia="en-US"/>
+        </w:rPr>
+        <w:t xml:space="preserve">, </w:t>
       </w:r>
       <w:r>
         <w:rPr>
@@ -11759,14 +12306,14 @@
           <w:iCs/>
           <w:lang w:eastAsia="en-US"/>
         </w:rPr>
-        <w:t>Mmmdata.Io</w:t>
-      </w:r>
-      <w:r>
-        <w:rPr>
-          <w:rFonts w:eastAsiaTheme="minorHAnsi"/>
-          <w:lang w:eastAsia="en-US"/>
-        </w:rPr>
-        <w:t>. https://mmmdata.io/posts/2025/08/post-publication-peer-review-should-focus-on-highly-influential-articles/</w:t>
+        <w:t>32</w:t>
+      </w:r>
+      <w:r>
+        <w:rPr>
+          <w:rFonts w:eastAsiaTheme="minorHAnsi"/>
+          <w:lang w:eastAsia="en-US"/>
+        </w:rPr>
+        <w:t>, 100735. https://doi.org/10.1016/j.jcbs.2024.100735</w:t>
       </w:r>
     </w:p>
     <w:p>
@@ -11782,7 +12329,39 @@
           <w:rFonts w:eastAsiaTheme="minorHAnsi"/>
           <w:lang w:eastAsia="en-US"/>
         </w:rPr>
-        <w:t xml:space="preserve">Kelly, A. D., &amp; Kelly, M. E. (2021). Acceptance and Commitment Training in Applied Behavior Analysis: Where Have You Been All My Life? </w:t>
+        <w:t xml:space="preserve">Hantula, D. A. (2019). Editorial: Replication and Reliability in </w:t>
+      </w:r>
+      <w:proofErr w:type="spellStart"/>
+      <w:r>
+        <w:rPr>
+          <w:rFonts w:eastAsiaTheme="minorHAnsi"/>
+          <w:lang w:eastAsia="en-US"/>
+        </w:rPr>
+        <w:t>Behavior</w:t>
+      </w:r>
+      <w:proofErr w:type="spellEnd"/>
+      <w:r>
+        <w:rPr>
+          <w:rFonts w:eastAsiaTheme="minorHAnsi"/>
+          <w:lang w:eastAsia="en-US"/>
+        </w:rPr>
+        <w:t xml:space="preserve"> Science and </w:t>
+      </w:r>
+      <w:proofErr w:type="spellStart"/>
+      <w:r>
+        <w:rPr>
+          <w:rFonts w:eastAsiaTheme="minorHAnsi"/>
+          <w:lang w:eastAsia="en-US"/>
+        </w:rPr>
+        <w:t>Behavior</w:t>
+      </w:r>
+      <w:proofErr w:type="spellEnd"/>
+      <w:r>
+        <w:rPr>
+          <w:rFonts w:eastAsiaTheme="minorHAnsi"/>
+          <w:lang w:eastAsia="en-US"/>
+        </w:rPr>
+        <w:t xml:space="preserve"> Analysis: A Call for a Conversation. </w:t>
       </w:r>
       <w:r>
         <w:rPr>
@@ -11791,15 +12370,9 @@
           <w:iCs/>
           <w:lang w:eastAsia="en-US"/>
         </w:rPr>
-        <w:t>Behavior Analysis in Practice</w:t>
-      </w:r>
-      <w:r>
-        <w:rPr>
-          <w:rFonts w:eastAsiaTheme="minorHAnsi"/>
-          <w:lang w:eastAsia="en-US"/>
-        </w:rPr>
-        <w:t xml:space="preserve">, </w:t>
-      </w:r>
+        <w:t xml:space="preserve">Perspectives on </w:t>
+      </w:r>
+      <w:proofErr w:type="spellStart"/>
       <w:r>
         <w:rPr>
           <w:rFonts w:eastAsiaTheme="minorHAnsi"/>
@@ -11807,31 +12380,9 @@
           <w:iCs/>
           <w:lang w:eastAsia="en-US"/>
         </w:rPr>
-        <w:t>15</w:t>
-      </w:r>
-      <w:r>
-        <w:rPr>
-          <w:rFonts w:eastAsiaTheme="minorHAnsi"/>
-          <w:lang w:eastAsia="en-US"/>
-        </w:rPr>
-        <w:t>(1), Article 1. https://doi.org/10.1007/s40617-021-00587-3</w:t>
-      </w:r>
-    </w:p>
-    <w:p>
-      <w:pPr>
-        <w:pStyle w:val="Bibliography"/>
-        <w:rPr>
-          <w:rFonts w:eastAsiaTheme="minorHAnsi"/>
-          <w:lang w:eastAsia="en-US"/>
-        </w:rPr>
-      </w:pPr>
-      <w:r>
-        <w:rPr>
-          <w:rFonts w:eastAsiaTheme="minorHAnsi"/>
-          <w:lang w:eastAsia="en-US"/>
-        </w:rPr>
-        <w:t xml:space="preserve">Law, S., &amp; Hayes, S. C. (2021). Murray Sidman: Fostering progress through foundational choices. </w:t>
-      </w:r>
+        <w:t>Behavior</w:t>
+      </w:r>
+      <w:proofErr w:type="spellEnd"/>
       <w:r>
         <w:rPr>
           <w:rFonts w:eastAsiaTheme="minorHAnsi"/>
@@ -11839,7 +12390,7 @@
           <w:iCs/>
           <w:lang w:eastAsia="en-US"/>
         </w:rPr>
-        <w:t>Journal of the Experimental Analysis of Behavior</w:t>
+        <w:t xml:space="preserve"> Science</w:t>
       </w:r>
       <w:r>
         <w:rPr>
@@ -11855,14 +12406,14 @@
           <w:iCs/>
           <w:lang w:eastAsia="en-US"/>
         </w:rPr>
-        <w:t>115</w:t>
-      </w:r>
-      <w:r>
-        <w:rPr>
-          <w:rFonts w:eastAsiaTheme="minorHAnsi"/>
-          <w:lang w:eastAsia="en-US"/>
-        </w:rPr>
-        <w:t>(1), 21–30. https://doi.org/10.1002/jeab.640</w:t>
+        <w:t>42</w:t>
+      </w:r>
+      <w:r>
+        <w:rPr>
+          <w:rFonts w:eastAsiaTheme="minorHAnsi"/>
+          <w:lang w:eastAsia="en-US"/>
+        </w:rPr>
+        <w:t>(1), 1–11. https://doi.org/10.1007/s40614-019-00194-2</w:t>
       </w:r>
     </w:p>
     <w:p>
@@ -11878,7 +12429,7 @@
           <w:rFonts w:eastAsiaTheme="minorHAnsi"/>
           <w:lang w:eastAsia="en-US"/>
         </w:rPr>
-        <w:t xml:space="preserve">Leichsenring, F., Abbass, A., Hilsenroth, M. J., Leweke, F., Luyten, P., Keefe, J. R., Midgley, N., Rabung, S., Salzer, S., &amp; Steinert, C. (2017). Biases in research: Risk factors for non-replicability in psychotherapy and pharmacotherapy research. </w:t>
+        <w:t xml:space="preserve">Harte, C., &amp; Barnes-Holmes, D. (2023). A primer on relational frame theory (RFT). In M. P. Twohig, M. E. Levin, &amp; J. M. Petersen (Eds.), </w:t>
       </w:r>
       <w:r>
         <w:rPr>
@@ -11887,14 +12438,37 @@
           <w:iCs/>
           <w:lang w:eastAsia="en-US"/>
         </w:rPr>
-        <w:t>Psychological Medicine</w:t>
-      </w:r>
-      <w:r>
-        <w:rPr>
-          <w:rFonts w:eastAsiaTheme="minorHAnsi"/>
-          <w:lang w:eastAsia="en-US"/>
-        </w:rPr>
-        <w:t xml:space="preserve">, </w:t>
+        <w:t>The Oxford Handbook of Acceptance and Commitment Therapy</w:t>
+      </w:r>
+      <w:r>
+        <w:rPr>
+          <w:rFonts w:eastAsiaTheme="minorHAnsi"/>
+          <w:lang w:eastAsia="en-US"/>
+        </w:rPr>
+        <w:t xml:space="preserve"> (1st ed.). Oxford University Press. </w:t>
+      </w:r>
+      <w:r>
+        <w:rPr>
+          <w:rFonts w:eastAsiaTheme="minorHAnsi"/>
+          <w:lang w:eastAsia="en-US"/>
+        </w:rPr>
+        <w:t>https://doi.org/10.1093/oxfordhb/9780197550076.001.0001</w:t>
+      </w:r>
+    </w:p>
+    <w:p>
+      <w:pPr>
+        <w:pStyle w:val="Bibliography"/>
+        <w:rPr>
+          <w:rFonts w:eastAsiaTheme="minorHAnsi"/>
+          <w:lang w:eastAsia="en-US"/>
+        </w:rPr>
+      </w:pPr>
+      <w:r>
+        <w:rPr>
+          <w:rFonts w:eastAsiaTheme="minorHAnsi"/>
+          <w:lang w:eastAsia="en-US"/>
+        </w:rPr>
+        <w:t xml:space="preserve">Hayes, S. C., Barnes-Holmes, D., &amp; Roche, B. (2001). </w:t>
       </w:r>
       <w:r>
         <w:rPr>
@@ -11903,14 +12477,14 @@
           <w:iCs/>
           <w:lang w:eastAsia="en-US"/>
         </w:rPr>
-        <w:t>47</w:t>
-      </w:r>
-      <w:r>
-        <w:rPr>
-          <w:rFonts w:eastAsiaTheme="minorHAnsi"/>
-          <w:lang w:eastAsia="en-US"/>
-        </w:rPr>
-        <w:t>(6), 1000–1011. https://doi.org/10.1017/S003329171600324X</w:t>
+        <w:t>Relational frame theory: A post-Skinnerian account of human language and cognition</w:t>
+      </w:r>
+      <w:r>
+        <w:rPr>
+          <w:rFonts w:eastAsiaTheme="minorHAnsi"/>
+          <w:lang w:eastAsia="en-US"/>
+        </w:rPr>
+        <w:t>. Kluwer Academic/Plenum Press.</w:t>
       </w:r>
     </w:p>
     <w:p>
@@ -11926,7 +12500,7 @@
           <w:rFonts w:eastAsiaTheme="minorHAnsi"/>
           <w:lang w:eastAsia="en-US"/>
         </w:rPr>
-        <w:t xml:space="preserve">Luciano, C., Ruiz, F. J., Torres, R. M. V., &amp; Mar, V. S. (2011). A Relational Frame Analysis of Defusion Interactions in Acceptance and Commitment Therapy. A Preliminary and Quasi-Experimental Study with At-Risk Adolescents. </w:t>
+        <w:t xml:space="preserve">Hayes, S. C., Strosahl, K., &amp; Wilson, K. G. (1999). </w:t>
       </w:r>
       <w:r>
         <w:rPr>
@@ -11935,31 +12509,9 @@
           <w:iCs/>
           <w:lang w:eastAsia="en-US"/>
         </w:rPr>
-        <w:t>International Journal of Psychology</w:t>
-      </w:r>
-      <w:r>
-        <w:rPr>
-          <w:rFonts w:eastAsiaTheme="minorHAnsi"/>
-          <w:lang w:eastAsia="en-US"/>
-        </w:rPr>
-        <w:t>.</w:t>
-      </w:r>
-    </w:p>
-    <w:p>
-      <w:pPr>
-        <w:pStyle w:val="Bibliography"/>
-        <w:rPr>
-          <w:rFonts w:eastAsiaTheme="minorHAnsi"/>
-          <w:lang w:eastAsia="en-US"/>
-        </w:rPr>
-      </w:pPr>
-      <w:r>
-        <w:rPr>
-          <w:rFonts w:eastAsiaTheme="minorHAnsi"/>
-          <w:lang w:eastAsia="en-US"/>
-        </w:rPr>
-        <w:t xml:space="preserve">Luciano, C., Törneke, N., &amp; Ruiz, F. J. (2023). Clinical Behavior Analysis and RFT: Conceptualizing Psychopathology and Its Treatment. In M. P. Twohig, M. E. Levin, &amp; J. M. Petersen (Eds.), </w:t>
-      </w:r>
+        <w:t xml:space="preserve">Acceptance and Commitment Therapy: An experiential approach to </w:t>
+      </w:r>
+      <w:proofErr w:type="spellStart"/>
       <w:r>
         <w:rPr>
           <w:rFonts w:eastAsiaTheme="minorHAnsi"/>
@@ -11967,31 +12519,9 @@
           <w:iCs/>
           <w:lang w:eastAsia="en-US"/>
         </w:rPr>
-        <w:t>The Oxford Handbook of Acceptance and Commitment Therapy</w:t>
-      </w:r>
-      <w:r>
-        <w:rPr>
-          <w:rFonts w:eastAsiaTheme="minorHAnsi"/>
-          <w:lang w:eastAsia="en-US"/>
-        </w:rPr>
-        <w:t xml:space="preserve"> (1st ed., pp. 109–142). Oxford University Press. https://doi.org/10.1093/oxfordhb/9780197550076.013.5</w:t>
-      </w:r>
-    </w:p>
-    <w:p>
-      <w:pPr>
-        <w:pStyle w:val="Bibliography"/>
-        <w:rPr>
-          <w:rFonts w:eastAsiaTheme="minorHAnsi"/>
-          <w:lang w:eastAsia="en-US"/>
-        </w:rPr>
-      </w:pPr>
-      <w:r>
-        <w:rPr>
-          <w:rFonts w:eastAsiaTheme="minorHAnsi"/>
-          <w:lang w:eastAsia="en-US"/>
-        </w:rPr>
-        <w:t xml:space="preserve">Marin, F., Rohatgi, A., &amp; Charlot, S. (2017). </w:t>
-      </w:r>
+        <w:t>behavior</w:t>
+      </w:r>
+      <w:proofErr w:type="spellEnd"/>
       <w:r>
         <w:rPr>
           <w:rFonts w:eastAsiaTheme="minorHAnsi"/>
@@ -11999,7 +12529,46 @@
           <w:iCs/>
           <w:lang w:eastAsia="en-US"/>
         </w:rPr>
-        <w:t xml:space="preserve">WebPlotDigitizer, a polyvalent and free software to extract spectra from old astronomical </w:t>
+        <w:t xml:space="preserve"> change</w:t>
+      </w:r>
+      <w:r>
+        <w:rPr>
+          <w:rFonts w:eastAsiaTheme="minorHAnsi"/>
+          <w:lang w:eastAsia="en-US"/>
+        </w:rPr>
+        <w:t>. Guilford Press.</w:t>
+      </w:r>
+    </w:p>
+    <w:p>
+      <w:pPr>
+        <w:pStyle w:val="Bibliography"/>
+        <w:rPr>
+          <w:rFonts w:eastAsiaTheme="minorHAnsi"/>
+          <w:lang w:eastAsia="en-US"/>
+        </w:rPr>
+      </w:pPr>
+      <w:r>
+        <w:rPr>
+          <w:rFonts w:eastAsiaTheme="minorHAnsi"/>
+          <w:lang w:eastAsia="en-US"/>
+        </w:rPr>
+        <w:t xml:space="preserve">Hulbert-Williams, L., </w:t>
+      </w:r>
+      <w:proofErr w:type="spellStart"/>
+      <w:r>
+        <w:rPr>
+          <w:rFonts w:eastAsiaTheme="minorHAnsi"/>
+          <w:lang w:eastAsia="en-US"/>
+        </w:rPr>
+        <w:t>Pendrous</w:t>
+      </w:r>
+      <w:proofErr w:type="spellEnd"/>
+      <w:r>
+        <w:rPr>
+          <w:rFonts w:eastAsiaTheme="minorHAnsi"/>
+          <w:lang w:eastAsia="en-US"/>
+        </w:rPr>
+        <w:t xml:space="preserve">, R., Hochard, K. D., &amp; Hulbert-Williams, N. J. (2020). In search of scope: A response to Ruiz et al. (2020). </w:t>
       </w:r>
       <w:r>
         <w:rPr>
@@ -12008,31 +12577,9 @@
           <w:iCs/>
           <w:lang w:eastAsia="en-US"/>
         </w:rPr>
-        <w:t>publications: Application to ultraviolet spectropolarimetry</w:t>
-      </w:r>
-      <w:r>
-        <w:rPr>
-          <w:rFonts w:eastAsiaTheme="minorHAnsi"/>
-          <w:lang w:eastAsia="en-US"/>
-        </w:rPr>
-        <w:t xml:space="preserve"> (No. arXiv:1708.02025). arXiv. http://arxiv.org/abs/1708.02025</w:t>
-      </w:r>
-    </w:p>
-    <w:p>
-      <w:pPr>
-        <w:pStyle w:val="Bibliography"/>
-        <w:rPr>
-          <w:rFonts w:eastAsiaTheme="minorHAnsi"/>
-          <w:lang w:eastAsia="en-US"/>
-        </w:rPr>
-      </w:pPr>
-      <w:r>
-        <w:rPr>
-          <w:rFonts w:eastAsiaTheme="minorHAnsi"/>
-          <w:lang w:eastAsia="en-US"/>
-        </w:rPr>
-        <w:t xml:space="preserve">McLoughlin, S., &amp; Roche, B. T. (2022). ACT: A Process-Based Therapy in search of a process. </w:t>
-      </w:r>
+        <w:t xml:space="preserve">Journal of Contextual </w:t>
+      </w:r>
+      <w:proofErr w:type="spellStart"/>
       <w:r>
         <w:rPr>
           <w:rFonts w:eastAsiaTheme="minorHAnsi"/>
@@ -12040,31 +12587,9 @@
           <w:iCs/>
           <w:lang w:eastAsia="en-US"/>
         </w:rPr>
-        <w:t>Behavior Therapy</w:t>
-      </w:r>
-      <w:r>
-        <w:rPr>
-          <w:rFonts w:eastAsiaTheme="minorHAnsi"/>
-          <w:lang w:eastAsia="en-US"/>
-        </w:rPr>
-        <w:t>, S0005789422001022. https://doi.org/10.1016/j.beth.2022.07.010</w:t>
-      </w:r>
-    </w:p>
-    <w:p>
-      <w:pPr>
-        <w:pStyle w:val="Bibliography"/>
-        <w:rPr>
-          <w:rFonts w:eastAsiaTheme="minorHAnsi"/>
-          <w:lang w:eastAsia="en-US"/>
-        </w:rPr>
-      </w:pPr>
-      <w:r>
-        <w:rPr>
-          <w:rFonts w:eastAsiaTheme="minorHAnsi"/>
-          <w:lang w:eastAsia="en-US"/>
-        </w:rPr>
-        <w:t xml:space="preserve">Morris, S. B. (2008). Estimating Effect Sizes From Pretest-Posttest-Control Group Designs. </w:t>
-      </w:r>
+        <w:t>Behavioral</w:t>
+      </w:r>
+      <w:proofErr w:type="spellEnd"/>
       <w:r>
         <w:rPr>
           <w:rFonts w:eastAsiaTheme="minorHAnsi"/>
@@ -12072,14 +12597,30 @@
           <w:iCs/>
           <w:lang w:eastAsia="en-US"/>
         </w:rPr>
-        <w:t>Organizational Research Methods</w:t>
-      </w:r>
-      <w:r>
-        <w:rPr>
-          <w:rFonts w:eastAsiaTheme="minorHAnsi"/>
-          <w:lang w:eastAsia="en-US"/>
-        </w:rPr>
-        <w:t xml:space="preserve">, </w:t>
+        <w:t xml:space="preserve"> Science</w:t>
+      </w:r>
+      <w:r>
+        <w:rPr>
+          <w:rFonts w:eastAsiaTheme="minorHAnsi"/>
+          <w:lang w:eastAsia="en-US"/>
+        </w:rPr>
+        <w:t>. https://doi.org/10.1016/j.jcbs.2020.10.008</w:t>
+      </w:r>
+    </w:p>
+    <w:p>
+      <w:pPr>
+        <w:pStyle w:val="Bibliography"/>
+        <w:rPr>
+          <w:rFonts w:eastAsiaTheme="minorHAnsi"/>
+          <w:lang w:eastAsia="en-US"/>
+        </w:rPr>
+      </w:pPr>
+      <w:r>
+        <w:rPr>
+          <w:rFonts w:eastAsiaTheme="minorHAnsi"/>
+          <w:lang w:eastAsia="en-US"/>
+        </w:rPr>
+        <w:t xml:space="preserve">Hussey, I. (2020). </w:t>
       </w:r>
       <w:r>
         <w:rPr>
@@ -12088,31 +12629,9 @@
           <w:iCs/>
           <w:lang w:eastAsia="en-US"/>
         </w:rPr>
-        <w:t>11</w:t>
-      </w:r>
-      <w:r>
-        <w:rPr>
-          <w:rFonts w:eastAsiaTheme="minorHAnsi"/>
-          <w:lang w:eastAsia="en-US"/>
-        </w:rPr>
-        <w:t>(2), 364–386. https://doi.org/10.1177/1094428106291059</w:t>
-      </w:r>
-    </w:p>
-    <w:p>
-      <w:pPr>
-        <w:pStyle w:val="Bibliography"/>
-        <w:rPr>
-          <w:rFonts w:eastAsiaTheme="minorHAnsi"/>
-          <w:lang w:eastAsia="en-US"/>
-        </w:rPr>
-      </w:pPr>
-      <w:r>
-        <w:rPr>
-          <w:rFonts w:eastAsiaTheme="minorHAnsi"/>
-          <w:lang w:eastAsia="en-US"/>
-        </w:rPr>
-        <w:t xml:space="preserve">O’Donohue, W., &amp; Masuda, A. (Eds.). (2022). </w:t>
-      </w:r>
+        <w:t xml:space="preserve">General claims require generalized effects: A reply to Ruiz et al.’s (2020) ‘A systematic and critical response to </w:t>
+      </w:r>
+      <w:proofErr w:type="spellStart"/>
       <w:r>
         <w:rPr>
           <w:rFonts w:eastAsiaTheme="minorHAnsi"/>
@@ -12120,31 +12639,9 @@
           <w:iCs/>
           <w:lang w:eastAsia="en-US"/>
         </w:rPr>
-        <w:t>Behavior therapy: First, second, and third waves.</w:t>
-      </w:r>
-      <w:r>
-        <w:rPr>
-          <w:rFonts w:eastAsiaTheme="minorHAnsi"/>
-          <w:lang w:eastAsia="en-US"/>
-        </w:rPr>
-        <w:t xml:space="preserve"> Springer Nature. https://doi.org/10.1007/978-3-031-11677-3</w:t>
-      </w:r>
-    </w:p>
-    <w:p>
-      <w:pPr>
-        <w:pStyle w:val="Bibliography"/>
-        <w:rPr>
-          <w:rFonts w:eastAsiaTheme="minorHAnsi"/>
-          <w:lang w:eastAsia="en-US"/>
-        </w:rPr>
-      </w:pPr>
-      <w:r>
-        <w:rPr>
-          <w:rFonts w:eastAsiaTheme="minorHAnsi"/>
-          <w:lang w:eastAsia="en-US"/>
-        </w:rPr>
-        <w:t xml:space="preserve">Pendrous, R., Hulbert-Williams, L., Hochard, K. D., &amp; Hulbert-Williams, N. J. (2020). Appetitive augmental functions and common physical properties in a pain-tolerance metaphor: An extended replication. </w:t>
-      </w:r>
+        <w:t>Pendrous</w:t>
+      </w:r>
+      <w:proofErr w:type="spellEnd"/>
       <w:r>
         <w:rPr>
           <w:rFonts w:eastAsiaTheme="minorHAnsi"/>
@@ -12152,15 +12649,48 @@
           <w:iCs/>
           <w:lang w:eastAsia="en-US"/>
         </w:rPr>
-        <w:t>Journal of Contextual Behavioral Science</w:t>
-      </w:r>
-      <w:r>
-        <w:rPr>
-          <w:rFonts w:eastAsiaTheme="minorHAnsi"/>
-          <w:lang w:eastAsia="en-US"/>
-        </w:rPr>
-        <w:t xml:space="preserve">, </w:t>
-      </w:r>
+        <w:t xml:space="preserve"> et al. (2020) replication study.’</w:t>
+      </w:r>
+      <w:r>
+        <w:rPr>
+          <w:rFonts w:eastAsiaTheme="minorHAnsi"/>
+          <w:lang w:eastAsia="en-US"/>
+        </w:rPr>
+        <w:t xml:space="preserve"> </w:t>
+      </w:r>
+      <w:proofErr w:type="spellStart"/>
+      <w:r>
+        <w:rPr>
+          <w:rFonts w:eastAsiaTheme="minorHAnsi"/>
+          <w:lang w:eastAsia="en-US"/>
+        </w:rPr>
+        <w:t>PsyArXiv</w:t>
+      </w:r>
+      <w:proofErr w:type="spellEnd"/>
+      <w:r>
+        <w:rPr>
+          <w:rFonts w:eastAsiaTheme="minorHAnsi"/>
+          <w:lang w:eastAsia="en-US"/>
+        </w:rPr>
+        <w:t>. https://doi.org/10.31234/osf.io/83z2y</w:t>
+      </w:r>
+    </w:p>
+    <w:p>
+      <w:pPr>
+        <w:pStyle w:val="Bibliography"/>
+        <w:rPr>
+          <w:rFonts w:eastAsiaTheme="minorHAnsi"/>
+          <w:lang w:eastAsia="en-US"/>
+        </w:rPr>
+      </w:pPr>
+      <w:r>
+        <w:rPr>
+          <w:rFonts w:eastAsiaTheme="minorHAnsi"/>
+          <w:lang w:eastAsia="en-US"/>
+        </w:rPr>
+        <w:t xml:space="preserve">Hussey, I., &amp; Cummins, J. (2025, August 11). Post-publication peer-review should focus on highly influential articles. </w:t>
+      </w:r>
+      <w:proofErr w:type="spellStart"/>
       <w:r>
         <w:rPr>
           <w:rFonts w:eastAsiaTheme="minorHAnsi"/>
@@ -12168,14 +12698,15 @@
           <w:iCs/>
           <w:lang w:eastAsia="en-US"/>
         </w:rPr>
-        <w:t>16</w:t>
-      </w:r>
-      <w:r>
-        <w:rPr>
-          <w:rFonts w:eastAsiaTheme="minorHAnsi"/>
-          <w:lang w:eastAsia="en-US"/>
-        </w:rPr>
-        <w:t>, 17–24. https://doi.org/10.1016/j.jcbs.2020.02.003</w:t>
+        <w:t>Mmmdata.Io</w:t>
+      </w:r>
+      <w:proofErr w:type="spellEnd"/>
+      <w:r>
+        <w:rPr>
+          <w:rFonts w:eastAsiaTheme="minorHAnsi"/>
+          <w:lang w:eastAsia="en-US"/>
+        </w:rPr>
+        <w:t>. https://mmmdata.io/posts/2025/08/post-publication-peer-review-should-focus-on-highly-influential-articles/</w:t>
       </w:r>
     </w:p>
     <w:p>
@@ -12191,8 +12722,25 @@
           <w:rFonts w:eastAsiaTheme="minorHAnsi"/>
           <w:lang w:eastAsia="en-US"/>
         </w:rPr>
-        <w:t xml:space="preserve">Rachman, S., Shafran, R., Mitchell, D., Trant, J., &amp; Teachman, B. (1996). How to remain neutral: An experimental analysis of neutralization. </w:t>
-      </w:r>
+        <w:t xml:space="preserve">Kelly, A. D., &amp; Kelly, M. E. (2021). Acceptance and Commitment Training in Applied </w:t>
+      </w:r>
+      <w:proofErr w:type="spellStart"/>
+      <w:r>
+        <w:rPr>
+          <w:rFonts w:eastAsiaTheme="minorHAnsi"/>
+          <w:lang w:eastAsia="en-US"/>
+        </w:rPr>
+        <w:t>Behavior</w:t>
+      </w:r>
+      <w:proofErr w:type="spellEnd"/>
+      <w:r>
+        <w:rPr>
+          <w:rFonts w:eastAsiaTheme="minorHAnsi"/>
+          <w:lang w:eastAsia="en-US"/>
+        </w:rPr>
+        <w:t xml:space="preserve"> Analysis: Where Have You Been All My Life? </w:t>
+      </w:r>
+      <w:proofErr w:type="spellStart"/>
       <w:r>
         <w:rPr>
           <w:rFonts w:eastAsiaTheme="minorHAnsi"/>
@@ -12200,15 +12748,9 @@
           <w:iCs/>
           <w:lang w:eastAsia="en-US"/>
         </w:rPr>
-        <w:t>Behaviour Research and Therapy</w:t>
-      </w:r>
-      <w:r>
-        <w:rPr>
-          <w:rFonts w:eastAsiaTheme="minorHAnsi"/>
-          <w:lang w:eastAsia="en-US"/>
-        </w:rPr>
-        <w:t xml:space="preserve">, </w:t>
-      </w:r>
+        <w:t>Behavior</w:t>
+      </w:r>
+      <w:proofErr w:type="spellEnd"/>
       <w:r>
         <w:rPr>
           <w:rFonts w:eastAsiaTheme="minorHAnsi"/>
@@ -12216,30 +12758,14 @@
           <w:iCs/>
           <w:lang w:eastAsia="en-US"/>
         </w:rPr>
-        <w:t>34</w:t>
-      </w:r>
-      <w:r>
-        <w:rPr>
-          <w:rFonts w:eastAsiaTheme="minorHAnsi"/>
-          <w:lang w:eastAsia="en-US"/>
-        </w:rPr>
-        <w:t>(11–12), 889–898. https://doi.org/10.1016/S0005-7967(96)00051-4</w:t>
-      </w:r>
-    </w:p>
-    <w:p>
-      <w:pPr>
-        <w:pStyle w:val="Bibliography"/>
-        <w:rPr>
-          <w:rFonts w:eastAsiaTheme="minorHAnsi"/>
-          <w:lang w:eastAsia="en-US"/>
-        </w:rPr>
-      </w:pPr>
-      <w:r>
-        <w:rPr>
-          <w:rFonts w:eastAsiaTheme="minorHAnsi"/>
-          <w:lang w:eastAsia="en-US"/>
-        </w:rPr>
-        <w:t xml:space="preserve">Ruiz, F. J., Gil-Luciano, B., &amp; Segura-Vargas, M. A. (2023). Cognitive defusion. In M. P. Twohig, M. E. Levin, &amp; J. M. Petersen (Eds.), </w:t>
+        <w:t xml:space="preserve"> Analysis in Practice</w:t>
+      </w:r>
+      <w:r>
+        <w:rPr>
+          <w:rFonts w:eastAsiaTheme="minorHAnsi"/>
+          <w:lang w:eastAsia="en-US"/>
+        </w:rPr>
+        <w:t xml:space="preserve">, </w:t>
       </w:r>
       <w:r>
         <w:rPr>
@@ -12248,14 +12774,14 @@
           <w:iCs/>
           <w:lang w:eastAsia="en-US"/>
         </w:rPr>
-        <w:t>The Oxford Handbook of Acceptance and Commitment Therapy</w:t>
-      </w:r>
-      <w:r>
-        <w:rPr>
-          <w:rFonts w:eastAsiaTheme="minorHAnsi"/>
-          <w:lang w:eastAsia="en-US"/>
-        </w:rPr>
-        <w:t>. Oxford University Press. https://doi.org/10.1093/oxfordhb/9780197550076.001.0001</w:t>
+        <w:t>15</w:t>
+      </w:r>
+      <w:r>
+        <w:rPr>
+          <w:rFonts w:eastAsiaTheme="minorHAnsi"/>
+          <w:lang w:eastAsia="en-US"/>
+        </w:rPr>
+        <w:t>(1), Article 1. https://doi.org/10.1007/s40617-021-00587-3</w:t>
       </w:r>
     </w:p>
     <w:p>
@@ -12271,7 +12797,7 @@
           <w:rFonts w:eastAsiaTheme="minorHAnsi"/>
           <w:lang w:eastAsia="en-US"/>
         </w:rPr>
-        <w:t xml:space="preserve">Ruiz, F. J., Luciano, C., &amp; Sierra, M. A. (2020). A systematic and critical response to Pendrous et al. (2020) replication study. </w:t>
+        <w:t xml:space="preserve">Law, S., &amp; Hayes, S. C. (2021). Murray Sidman: Fostering progress through foundational choices. </w:t>
       </w:r>
       <w:r>
         <w:rPr>
@@ -12280,31 +12806,9 @@
           <w:iCs/>
           <w:lang w:eastAsia="en-US"/>
         </w:rPr>
-        <w:t>Journal of Contextual Behavioral Science</w:t>
-      </w:r>
-      <w:r>
-        <w:rPr>
-          <w:rFonts w:eastAsiaTheme="minorHAnsi"/>
-          <w:lang w:eastAsia="en-US"/>
-        </w:rPr>
-        <w:t>. https://doi.org/10.1016/j.jcbs.2020.04.011</w:t>
-      </w:r>
-    </w:p>
-    <w:p>
-      <w:pPr>
-        <w:pStyle w:val="Bibliography"/>
-        <w:rPr>
-          <w:rFonts w:eastAsiaTheme="minorHAnsi"/>
-          <w:lang w:eastAsia="en-US"/>
-        </w:rPr>
-      </w:pPr>
-      <w:r>
-        <w:rPr>
-          <w:rFonts w:eastAsiaTheme="minorHAnsi"/>
-          <w:lang w:eastAsia="en-US"/>
-        </w:rPr>
-        <w:t xml:space="preserve">Sierra, M. A., Ruiz, F. J., Flórez, C. L., Hernández, D. R., &amp; Luciano, C. (2016). The Role of Common Physical Properties and Augmental Functions in Metaphor Effect. </w:t>
-      </w:r>
+        <w:t xml:space="preserve">Journal of the Experimental Analysis of </w:t>
+      </w:r>
+      <w:proofErr w:type="spellStart"/>
       <w:r>
         <w:rPr>
           <w:rFonts w:eastAsiaTheme="minorHAnsi"/>
@@ -12312,30 +12816,15 @@
           <w:iCs/>
           <w:lang w:eastAsia="en-US"/>
         </w:rPr>
-        <w:t>International Journal of Psychology</w:t>
-      </w:r>
-      <w:r>
-        <w:rPr>
-          <w:rFonts w:eastAsiaTheme="minorHAnsi"/>
-          <w:lang w:eastAsia="en-US"/>
-        </w:rPr>
-        <w:t>, 15.</w:t>
-      </w:r>
-    </w:p>
-    <w:p>
-      <w:pPr>
-        <w:pStyle w:val="Bibliography"/>
-        <w:rPr>
-          <w:rFonts w:eastAsiaTheme="minorHAnsi"/>
-          <w:lang w:eastAsia="en-US"/>
-        </w:rPr>
-      </w:pPr>
-      <w:r>
-        <w:rPr>
-          <w:rFonts w:eastAsiaTheme="minorHAnsi"/>
-          <w:lang w:eastAsia="en-US"/>
-        </w:rPr>
-        <w:t xml:space="preserve">Simonsohn, U., Simmons, J. P., &amp; Nelson, L. D. (2015). </w:t>
+        <w:t>Behavior</w:t>
+      </w:r>
+      <w:proofErr w:type="spellEnd"/>
+      <w:r>
+        <w:rPr>
+          <w:rFonts w:eastAsiaTheme="minorHAnsi"/>
+          <w:lang w:eastAsia="en-US"/>
+        </w:rPr>
+        <w:t xml:space="preserve">, </w:t>
       </w:r>
       <w:r>
         <w:rPr>
@@ -12344,14 +12833,14 @@
           <w:iCs/>
           <w:lang w:eastAsia="en-US"/>
         </w:rPr>
-        <w:t>Specification Curve: Descriptive and Inferential Statistics on All Reasonable Specifications</w:t>
-      </w:r>
-      <w:r>
-        <w:rPr>
-          <w:rFonts w:eastAsiaTheme="minorHAnsi"/>
-          <w:lang w:eastAsia="en-US"/>
-        </w:rPr>
-        <w:t>. https://papers.ssrn.com/sol3/papers.cfm?abstract_id=2694998</w:t>
+        <w:t>115</w:t>
+      </w:r>
+      <w:r>
+        <w:rPr>
+          <w:rFonts w:eastAsiaTheme="minorHAnsi"/>
+          <w:lang w:eastAsia="en-US"/>
+        </w:rPr>
+        <w:t>(1), 21–30. https://doi.org/10.1002/jeab.640</w:t>
       </w:r>
     </w:p>
     <w:p>
@@ -12367,7 +12856,55 @@
           <w:rFonts w:eastAsiaTheme="minorHAnsi"/>
           <w:lang w:eastAsia="en-US"/>
         </w:rPr>
-        <w:t xml:space="preserve">Spellman, B. A. (2015). A short (personal) future history of revolution 2.0. </w:t>
+        <w:t xml:space="preserve">Leichsenring, F., Abbass, A., </w:t>
+      </w:r>
+      <w:proofErr w:type="spellStart"/>
+      <w:r>
+        <w:rPr>
+          <w:rFonts w:eastAsiaTheme="minorHAnsi"/>
+          <w:lang w:eastAsia="en-US"/>
+        </w:rPr>
+        <w:t>Hilsenroth</w:t>
+      </w:r>
+      <w:proofErr w:type="spellEnd"/>
+      <w:r>
+        <w:rPr>
+          <w:rFonts w:eastAsiaTheme="minorHAnsi"/>
+          <w:lang w:eastAsia="en-US"/>
+        </w:rPr>
+        <w:t xml:space="preserve">, M. J., </w:t>
+      </w:r>
+      <w:proofErr w:type="spellStart"/>
+      <w:r>
+        <w:rPr>
+          <w:rFonts w:eastAsiaTheme="minorHAnsi"/>
+          <w:lang w:eastAsia="en-US"/>
+        </w:rPr>
+        <w:t>Leweke</w:t>
+      </w:r>
+      <w:proofErr w:type="spellEnd"/>
+      <w:r>
+        <w:rPr>
+          <w:rFonts w:eastAsiaTheme="minorHAnsi"/>
+          <w:lang w:eastAsia="en-US"/>
+        </w:rPr>
+        <w:t xml:space="preserve">, F., Luyten, P., Keefe, J. R., Midgley, N., </w:t>
+      </w:r>
+      <w:proofErr w:type="spellStart"/>
+      <w:r>
+        <w:rPr>
+          <w:rFonts w:eastAsiaTheme="minorHAnsi"/>
+          <w:lang w:eastAsia="en-US"/>
+        </w:rPr>
+        <w:t>Rabung</w:t>
+      </w:r>
+      <w:proofErr w:type="spellEnd"/>
+      <w:r>
+        <w:rPr>
+          <w:rFonts w:eastAsiaTheme="minorHAnsi"/>
+          <w:lang w:eastAsia="en-US"/>
+        </w:rPr>
+        <w:t xml:space="preserve">, S., Salzer, S., &amp; Steinert, C. (2017). Biases in research: Risk factors for non-replicability in psychotherapy and pharmacotherapy research. </w:t>
       </w:r>
       <w:r>
         <w:rPr>
@@ -12376,7 +12913,7 @@
           <w:iCs/>
           <w:lang w:eastAsia="en-US"/>
         </w:rPr>
-        <w:t>Perspectives on Psychological Science</w:t>
+        <w:t>Psychological Medicine</w:t>
       </w:r>
       <w:r>
         <w:rPr>
@@ -12392,14 +12929,14 @@
           <w:iCs/>
           <w:lang w:eastAsia="en-US"/>
         </w:rPr>
-        <w:t>10</w:t>
-      </w:r>
-      <w:r>
-        <w:rPr>
-          <w:rFonts w:eastAsiaTheme="minorHAnsi"/>
-          <w:lang w:eastAsia="en-US"/>
-        </w:rPr>
-        <w:t>(6), 886–899. https://doi.org/10.1177/1745691615609918</w:t>
+        <w:t>47</w:t>
+      </w:r>
+      <w:r>
+        <w:rPr>
+          <w:rFonts w:eastAsiaTheme="minorHAnsi"/>
+          <w:lang w:eastAsia="en-US"/>
+        </w:rPr>
+        <w:t>(6), 1000–1011. https://doi.org/10.1017/S003329171600324X</w:t>
       </w:r>
     </w:p>
     <w:p>
@@ -12415,7 +12952,7 @@
           <w:rFonts w:eastAsiaTheme="minorHAnsi"/>
           <w:lang w:eastAsia="en-US"/>
         </w:rPr>
-        <w:t xml:space="preserve">Steegen, S., Tuerlinckx, F., Gelman, A., &amp; Vanpaemel, W. (2016). Increasing transparency through a multiverse analysis. </w:t>
+        <w:t xml:space="preserve">Luciano, C., Ruiz, F. J., Torres, R. M. V., &amp; Mar, V. S. (2011). A Relational Frame Analysis of Defusion Interactions in Acceptance and Commitment Therapy. A Preliminary and Quasi-Experimental Study with At-Risk Adolescents. </w:t>
       </w:r>
       <w:r>
         <w:rPr>
@@ -12424,14 +12961,62 @@
           <w:iCs/>
           <w:lang w:eastAsia="en-US"/>
         </w:rPr>
-        <w:t>Perspectives on Psychological Science</w:t>
-      </w:r>
-      <w:r>
-        <w:rPr>
-          <w:rFonts w:eastAsiaTheme="minorHAnsi"/>
-          <w:lang w:eastAsia="en-US"/>
-        </w:rPr>
-        <w:t xml:space="preserve">, </w:t>
+        <w:t>International Journal of Psychology</w:t>
+      </w:r>
+      <w:r>
+        <w:rPr>
+          <w:rFonts w:eastAsiaTheme="minorHAnsi"/>
+          <w:lang w:eastAsia="en-US"/>
+        </w:rPr>
+        <w:t>.</w:t>
+      </w:r>
+    </w:p>
+    <w:p>
+      <w:pPr>
+        <w:pStyle w:val="Bibliography"/>
+        <w:rPr>
+          <w:rFonts w:eastAsiaTheme="minorHAnsi"/>
+          <w:lang w:eastAsia="en-US"/>
+        </w:rPr>
+      </w:pPr>
+      <w:r>
+        <w:rPr>
+          <w:rFonts w:eastAsiaTheme="minorHAnsi"/>
+          <w:lang w:eastAsia="en-US"/>
+        </w:rPr>
+        <w:t xml:space="preserve">Luciano, C., </w:t>
+      </w:r>
+      <w:proofErr w:type="spellStart"/>
+      <w:r>
+        <w:rPr>
+          <w:rFonts w:eastAsiaTheme="minorHAnsi"/>
+          <w:lang w:eastAsia="en-US"/>
+        </w:rPr>
+        <w:t>Törneke</w:t>
+      </w:r>
+      <w:proofErr w:type="spellEnd"/>
+      <w:r>
+        <w:rPr>
+          <w:rFonts w:eastAsiaTheme="minorHAnsi"/>
+          <w:lang w:eastAsia="en-US"/>
+        </w:rPr>
+        <w:t xml:space="preserve">, N., &amp; Ruiz, F. J. (2023). Clinical </w:t>
+      </w:r>
+      <w:proofErr w:type="spellStart"/>
+      <w:r>
+        <w:rPr>
+          <w:rFonts w:eastAsiaTheme="minorHAnsi"/>
+          <w:lang w:eastAsia="en-US"/>
+        </w:rPr>
+        <w:t>Behavior</w:t>
+      </w:r>
+      <w:proofErr w:type="spellEnd"/>
+      <w:r>
+        <w:rPr>
+          <w:rFonts w:eastAsiaTheme="minorHAnsi"/>
+          <w:lang w:eastAsia="en-US"/>
+        </w:rPr>
+        <w:t xml:space="preserve"> Analysis and RFT: Conceptualizing Psychopathology and Its Treatment. In M. P. Twohig, M. E. Levin, &amp; J. M. Petersen (Eds.), </w:t>
       </w:r>
       <w:r>
         <w:rPr>
@@ -12440,14 +13025,14 @@
           <w:iCs/>
           <w:lang w:eastAsia="en-US"/>
         </w:rPr>
-        <w:t>11</w:t>
-      </w:r>
-      <w:r>
-        <w:rPr>
-          <w:rFonts w:eastAsiaTheme="minorHAnsi"/>
-          <w:lang w:eastAsia="en-US"/>
-        </w:rPr>
-        <w:t>(5), 702–712.</w:t>
+        <w:t>The Oxford Handbook of Acceptance and Commitment Therapy</w:t>
+      </w:r>
+      <w:r>
+        <w:rPr>
+          <w:rFonts w:eastAsiaTheme="minorHAnsi"/>
+          <w:lang w:eastAsia="en-US"/>
+        </w:rPr>
+        <w:t xml:space="preserve"> (1st ed., pp. 109–142). Oxford University Press. https://doi.org/10.1093/oxfordhb/9780197550076.013.5</w:t>
       </w:r>
     </w:p>
     <w:p>
@@ -12464,8 +13049,9 @@
           <w:lang w:eastAsia="en-US"/>
         </w:rPr>
         <w:lastRenderedPageBreak/>
-        <w:t xml:space="preserve">Tackett, J. L., Brandes, C. M., King, K. M., &amp; Markon, K. E. (2019). Psychology’s Replication Crisis and Clinical Psychological Science. </w:t>
-      </w:r>
+        <w:t xml:space="preserve">Marin, F., Rohatgi, A., &amp; Charlot, S. (2017). </w:t>
+      </w:r>
+      <w:proofErr w:type="spellStart"/>
       <w:r>
         <w:rPr>
           <w:rFonts w:eastAsiaTheme="minorHAnsi"/>
@@ -12473,15 +13059,9 @@
           <w:iCs/>
           <w:lang w:eastAsia="en-US"/>
         </w:rPr>
-        <w:t>Annual Review of Clinical Psychology</w:t>
-      </w:r>
-      <w:r>
-        <w:rPr>
-          <w:rFonts w:eastAsiaTheme="minorHAnsi"/>
-          <w:lang w:eastAsia="en-US"/>
-        </w:rPr>
-        <w:t xml:space="preserve">, </w:t>
-      </w:r>
+        <w:t>WebPlotDigitizer</w:t>
+      </w:r>
+      <w:proofErr w:type="spellEnd"/>
       <w:r>
         <w:rPr>
           <w:rFonts w:eastAsiaTheme="minorHAnsi"/>
@@ -12489,31 +13069,9 @@
           <w:iCs/>
           <w:lang w:eastAsia="en-US"/>
         </w:rPr>
-        <w:t>15</w:t>
-      </w:r>
-      <w:r>
-        <w:rPr>
-          <w:rFonts w:eastAsiaTheme="minorHAnsi"/>
-          <w:lang w:eastAsia="en-US"/>
-        </w:rPr>
-        <w:t>(1), 579–604. https://doi.org/10.1146/annurev-clinpsy-050718-095710</w:t>
-      </w:r>
-    </w:p>
-    <w:p>
-      <w:pPr>
-        <w:pStyle w:val="Bibliography"/>
-        <w:rPr>
-          <w:rFonts w:eastAsiaTheme="minorHAnsi"/>
-          <w:lang w:eastAsia="en-US"/>
-        </w:rPr>
-      </w:pPr>
-      <w:r>
-        <w:rPr>
-          <w:rFonts w:eastAsiaTheme="minorHAnsi"/>
-          <w:lang w:eastAsia="en-US"/>
-        </w:rPr>
-        <w:t xml:space="preserve">Task Force on the Strategies and Tactics of Contextual Behavioral Science Research. (2021). </w:t>
-      </w:r>
+        <w:t xml:space="preserve">, a polyvalent and free software to extract spectra from old astronomical publications: Application to ultraviolet </w:t>
+      </w:r>
+      <w:proofErr w:type="spellStart"/>
       <w:r>
         <w:rPr>
           <w:rFonts w:eastAsiaTheme="minorHAnsi"/>
@@ -12521,14 +13079,31 @@
           <w:iCs/>
           <w:lang w:eastAsia="en-US"/>
         </w:rPr>
-        <w:t>Adoption of Open Science Recommendations | Association for Contextual Behavioral Science</w:t>
-      </w:r>
-      <w:r>
-        <w:rPr>
-          <w:rFonts w:eastAsiaTheme="minorHAnsi"/>
-          <w:lang w:eastAsia="en-US"/>
-        </w:rPr>
-        <w:t>. https://contextualscience.org/news/adoption_of_open_science_recommendations</w:t>
+        <w:t>spectropolarimetry</w:t>
+      </w:r>
+      <w:proofErr w:type="spellEnd"/>
+      <w:r>
+        <w:rPr>
+          <w:rFonts w:eastAsiaTheme="minorHAnsi"/>
+          <w:lang w:eastAsia="en-US"/>
+        </w:rPr>
+        <w:t xml:space="preserve"> (No. arXiv:1708.02025). </w:t>
+      </w:r>
+      <w:proofErr w:type="spellStart"/>
+      <w:r>
+        <w:rPr>
+          <w:rFonts w:eastAsiaTheme="minorHAnsi"/>
+          <w:lang w:eastAsia="en-US"/>
+        </w:rPr>
+        <w:t>arXiv</w:t>
+      </w:r>
+      <w:proofErr w:type="spellEnd"/>
+      <w:r>
+        <w:rPr>
+          <w:rFonts w:eastAsiaTheme="minorHAnsi"/>
+          <w:lang w:eastAsia="en-US"/>
+        </w:rPr>
+        <w:t>. http://arxiv.org/abs/1708.02025</w:t>
       </w:r>
     </w:p>
     <w:p>
@@ -12544,8 +13119,9 @@
           <w:rFonts w:eastAsiaTheme="minorHAnsi"/>
           <w:lang w:eastAsia="en-US"/>
         </w:rPr>
-        <w:t xml:space="preserve">Twohig, M. P., Levin, M. E., &amp; Petersen, J. M. (Eds.). (2023). </w:t>
-      </w:r>
+        <w:t xml:space="preserve">McLoughlin, S., &amp; Roche, B. T. (2022). ACT: A Process-Based Therapy in search of a process. </w:t>
+      </w:r>
+      <w:proofErr w:type="spellStart"/>
       <w:r>
         <w:rPr>
           <w:rFonts w:eastAsiaTheme="minorHAnsi"/>
@@ -12553,38 +13129,9 @@
           <w:iCs/>
           <w:lang w:eastAsia="en-US"/>
         </w:rPr>
-        <w:t>The Oxford Handbook of Acceptance and Commitment Therapy</w:t>
-      </w:r>
-      <w:r>
-        <w:rPr>
-          <w:rFonts w:eastAsiaTheme="minorHAnsi"/>
-          <w:lang w:eastAsia="en-US"/>
-        </w:rPr>
-        <w:t xml:space="preserve"> (1st ed.). </w:t>
-      </w:r>
-      <w:r>
-        <w:rPr>
-          <w:rFonts w:eastAsiaTheme="minorHAnsi"/>
-          <w:lang w:eastAsia="en-US"/>
-        </w:rPr>
-        <w:t>Oxford University Press. https://doi.org/10.1093/oxfordhb/9780197550076.001.0001</w:t>
-      </w:r>
-    </w:p>
-    <w:p>
-      <w:pPr>
-        <w:pStyle w:val="Bibliography"/>
-        <w:rPr>
-          <w:rFonts w:eastAsiaTheme="minorHAnsi"/>
-          <w:lang w:eastAsia="en-US"/>
-        </w:rPr>
-      </w:pPr>
-      <w:r>
-        <w:rPr>
-          <w:rFonts w:eastAsiaTheme="minorHAnsi"/>
-          <w:lang w:eastAsia="en-US"/>
-        </w:rPr>
-        <w:t xml:space="preserve">van den Hout, M., Kindt, M., Weiland, T., &amp; Peters, M. (2002). Instructed neutralization, spontaneous neutralization and prevented neutralization after an obsession-like thought. </w:t>
-      </w:r>
+        <w:t>Behavior</w:t>
+      </w:r>
+      <w:proofErr w:type="spellEnd"/>
       <w:r>
         <w:rPr>
           <w:rFonts w:eastAsiaTheme="minorHAnsi"/>
@@ -12592,14 +13139,62 @@
           <w:iCs/>
           <w:lang w:eastAsia="en-US"/>
         </w:rPr>
-        <w:t>Journal of Behavior Therapy and Experimental Psychiatry</w:t>
-      </w:r>
-      <w:r>
-        <w:rPr>
-          <w:rFonts w:eastAsiaTheme="minorHAnsi"/>
-          <w:lang w:eastAsia="en-US"/>
-        </w:rPr>
-        <w:t xml:space="preserve">, </w:t>
+        <w:t xml:space="preserve"> Therapy</w:t>
+      </w:r>
+      <w:r>
+        <w:rPr>
+          <w:rFonts w:eastAsiaTheme="minorHAnsi"/>
+          <w:lang w:eastAsia="en-US"/>
+        </w:rPr>
+        <w:t>, S0005789422001022. https://doi.org/10.1016/j.beth.2022.07.010</w:t>
+      </w:r>
+    </w:p>
+    <w:p>
+      <w:pPr>
+        <w:pStyle w:val="Bibliography"/>
+        <w:rPr>
+          <w:rFonts w:eastAsiaTheme="minorHAnsi"/>
+          <w:lang w:eastAsia="en-US"/>
+        </w:rPr>
+      </w:pPr>
+      <w:r>
+        <w:rPr>
+          <w:rFonts w:eastAsiaTheme="minorHAnsi"/>
+          <w:lang w:eastAsia="en-US"/>
+        </w:rPr>
+        <w:t xml:space="preserve">Morris, S. B. (2008). Estimating Effect Sizes </w:t>
+      </w:r>
+      <w:proofErr w:type="gramStart"/>
+      <w:r>
+        <w:rPr>
+          <w:rFonts w:eastAsiaTheme="minorHAnsi"/>
+          <w:lang w:eastAsia="en-US"/>
+        </w:rPr>
+        <w:t>From</w:t>
+      </w:r>
+      <w:proofErr w:type="gramEnd"/>
+      <w:r>
+        <w:rPr>
+          <w:rFonts w:eastAsiaTheme="minorHAnsi"/>
+          <w:lang w:eastAsia="en-US"/>
+        </w:rPr>
+        <w:t xml:space="preserve"> Pretest-</w:t>
+      </w:r>
+      <w:proofErr w:type="spellStart"/>
+      <w:r>
+        <w:rPr>
+          <w:rFonts w:eastAsiaTheme="minorHAnsi"/>
+          <w:lang w:eastAsia="en-US"/>
+        </w:rPr>
+        <w:t>Posttest</w:t>
+      </w:r>
+      <w:proofErr w:type="spellEnd"/>
+      <w:r>
+        <w:rPr>
+          <w:rFonts w:eastAsiaTheme="minorHAnsi"/>
+          <w:lang w:eastAsia="en-US"/>
+        </w:rPr>
+        <w:t xml:space="preserve">-Control Group Designs. </w:t>
       </w:r>
       <w:r>
         <w:rPr>
@@ -12608,30 +13203,14 @@
           <w:iCs/>
           <w:lang w:eastAsia="en-US"/>
         </w:rPr>
-        <w:t>33</w:t>
-      </w:r>
-      <w:r>
-        <w:rPr>
-          <w:rFonts w:eastAsiaTheme="minorHAnsi"/>
-          <w:lang w:eastAsia="en-US"/>
-        </w:rPr>
-        <w:t>(3–4), 177–189. https://doi.org/10.1016/S0005-7916(02)00048-4</w:t>
-      </w:r>
-    </w:p>
-    <w:p>
-      <w:pPr>
-        <w:pStyle w:val="Bibliography"/>
-        <w:rPr>
-          <w:rFonts w:eastAsiaTheme="minorHAnsi"/>
-          <w:lang w:eastAsia="en-US"/>
-        </w:rPr>
-      </w:pPr>
-      <w:r>
-        <w:rPr>
-          <w:rFonts w:eastAsiaTheme="minorHAnsi"/>
-          <w:lang w:eastAsia="en-US"/>
-        </w:rPr>
-        <w:t xml:space="preserve">Zettle, R. D., &amp; Masuda, A. (2022). The Future of Third Wave Cognitive Behavior Therapies. In W. O’Donohue &amp; A. Masdua (Eds.), </w:t>
+        <w:t>Organizational Research Methods</w:t>
+      </w:r>
+      <w:r>
+        <w:rPr>
+          <w:rFonts w:eastAsiaTheme="minorHAnsi"/>
+          <w:lang w:eastAsia="en-US"/>
+        </w:rPr>
+        <w:t xml:space="preserve">, </w:t>
       </w:r>
       <w:r>
         <w:rPr>
@@ -12640,7 +13219,877 @@
           <w:iCs/>
           <w:lang w:eastAsia="en-US"/>
         </w:rPr>
-        <w:t>Behavior Therapy</w:t>
+        <w:t>11</w:t>
+      </w:r>
+      <w:r>
+        <w:rPr>
+          <w:rFonts w:eastAsiaTheme="minorHAnsi"/>
+          <w:lang w:eastAsia="en-US"/>
+        </w:rPr>
+        <w:t>(2), 364–386. https://doi.org/10.1177/1094428106291059</w:t>
+      </w:r>
+    </w:p>
+    <w:p>
+      <w:pPr>
+        <w:pStyle w:val="Bibliography"/>
+        <w:rPr>
+          <w:rFonts w:eastAsiaTheme="minorHAnsi"/>
+          <w:lang w:eastAsia="en-US"/>
+        </w:rPr>
+      </w:pPr>
+      <w:r>
+        <w:rPr>
+          <w:rFonts w:eastAsiaTheme="minorHAnsi"/>
+          <w:lang w:eastAsia="en-US"/>
+        </w:rPr>
+        <w:t xml:space="preserve">O’Donohue, W., &amp; Masuda, A. (Eds.). (2022). </w:t>
+      </w:r>
+      <w:proofErr w:type="spellStart"/>
+      <w:r>
+        <w:rPr>
+          <w:rFonts w:eastAsiaTheme="minorHAnsi"/>
+          <w:i/>
+          <w:iCs/>
+          <w:lang w:eastAsia="en-US"/>
+        </w:rPr>
+        <w:t>Behavior</w:t>
+      </w:r>
+      <w:proofErr w:type="spellEnd"/>
+      <w:r>
+        <w:rPr>
+          <w:rFonts w:eastAsiaTheme="minorHAnsi"/>
+          <w:i/>
+          <w:iCs/>
+          <w:lang w:eastAsia="en-US"/>
+        </w:rPr>
+        <w:t xml:space="preserve"> therapy: First, second, and third waves.</w:t>
+      </w:r>
+      <w:r>
+        <w:rPr>
+          <w:rFonts w:eastAsiaTheme="minorHAnsi"/>
+          <w:lang w:eastAsia="en-US"/>
+        </w:rPr>
+        <w:t xml:space="preserve"> Springer Nature. https://doi.org/10.1007/978-3-031-11677-3</w:t>
+      </w:r>
+    </w:p>
+    <w:p>
+      <w:pPr>
+        <w:pStyle w:val="Bibliography"/>
+        <w:rPr>
+          <w:rFonts w:eastAsiaTheme="minorHAnsi"/>
+          <w:lang w:eastAsia="en-US"/>
+        </w:rPr>
+      </w:pPr>
+      <w:proofErr w:type="spellStart"/>
+      <w:r>
+        <w:rPr>
+          <w:rFonts w:eastAsiaTheme="minorHAnsi"/>
+          <w:lang w:eastAsia="en-US"/>
+        </w:rPr>
+        <w:t>Pendrous</w:t>
+      </w:r>
+      <w:proofErr w:type="spellEnd"/>
+      <w:r>
+        <w:rPr>
+          <w:rFonts w:eastAsiaTheme="minorHAnsi"/>
+          <w:lang w:eastAsia="en-US"/>
+        </w:rPr>
+        <w:t xml:space="preserve">, R., Hulbert-Williams, L., Hochard, K. D., &amp; Hulbert-Williams, N. J. (2020). Appetitive </w:t>
+      </w:r>
+      <w:proofErr w:type="spellStart"/>
+      <w:r>
+        <w:rPr>
+          <w:rFonts w:eastAsiaTheme="minorHAnsi"/>
+          <w:lang w:eastAsia="en-US"/>
+        </w:rPr>
+        <w:t>augmental</w:t>
+      </w:r>
+      <w:proofErr w:type="spellEnd"/>
+      <w:r>
+        <w:rPr>
+          <w:rFonts w:eastAsiaTheme="minorHAnsi"/>
+          <w:lang w:eastAsia="en-US"/>
+        </w:rPr>
+        <w:t xml:space="preserve"> functions and common physical properties in a pain-tolerance metaphor: An extended replication. </w:t>
+      </w:r>
+      <w:r>
+        <w:rPr>
+          <w:rFonts w:eastAsiaTheme="minorHAnsi"/>
+          <w:i/>
+          <w:iCs/>
+          <w:lang w:eastAsia="en-US"/>
+        </w:rPr>
+        <w:t xml:space="preserve">Journal of Contextual </w:t>
+      </w:r>
+      <w:proofErr w:type="spellStart"/>
+      <w:r>
+        <w:rPr>
+          <w:rFonts w:eastAsiaTheme="minorHAnsi"/>
+          <w:i/>
+          <w:iCs/>
+          <w:lang w:eastAsia="en-US"/>
+        </w:rPr>
+        <w:t>Behavioral</w:t>
+      </w:r>
+      <w:proofErr w:type="spellEnd"/>
+      <w:r>
+        <w:rPr>
+          <w:rFonts w:eastAsiaTheme="minorHAnsi"/>
+          <w:i/>
+          <w:iCs/>
+          <w:lang w:eastAsia="en-US"/>
+        </w:rPr>
+        <w:t xml:space="preserve"> Science</w:t>
+      </w:r>
+      <w:r>
+        <w:rPr>
+          <w:rFonts w:eastAsiaTheme="minorHAnsi"/>
+          <w:lang w:eastAsia="en-US"/>
+        </w:rPr>
+        <w:t xml:space="preserve">, </w:t>
+      </w:r>
+      <w:r>
+        <w:rPr>
+          <w:rFonts w:eastAsiaTheme="minorHAnsi"/>
+          <w:i/>
+          <w:iCs/>
+          <w:lang w:eastAsia="en-US"/>
+        </w:rPr>
+        <w:t>16</w:t>
+      </w:r>
+      <w:r>
+        <w:rPr>
+          <w:rFonts w:eastAsiaTheme="minorHAnsi"/>
+          <w:lang w:eastAsia="en-US"/>
+        </w:rPr>
+        <w:t>, 17–24. https://doi.org/10.1016/j.jcbs.2020.02.003</w:t>
+      </w:r>
+    </w:p>
+    <w:p>
+      <w:pPr>
+        <w:pStyle w:val="Bibliography"/>
+        <w:rPr>
+          <w:rFonts w:eastAsiaTheme="minorHAnsi"/>
+          <w:lang w:eastAsia="en-US"/>
+        </w:rPr>
+      </w:pPr>
+      <w:r>
+        <w:rPr>
+          <w:rFonts w:eastAsiaTheme="minorHAnsi"/>
+          <w:lang w:eastAsia="en-US"/>
+        </w:rPr>
+        <w:t xml:space="preserve">Rachman, S., Shafran, R., Mitchell, D., Trant, J., &amp; Teachman, B. (1996). How to remain neutral: An experimental analysis of neutralization. </w:t>
+      </w:r>
+      <w:r>
+        <w:rPr>
+          <w:rFonts w:eastAsiaTheme="minorHAnsi"/>
+          <w:i/>
+          <w:iCs/>
+          <w:lang w:eastAsia="en-US"/>
+        </w:rPr>
+        <w:t>Behaviour Research and Therapy</w:t>
+      </w:r>
+      <w:r>
+        <w:rPr>
+          <w:rFonts w:eastAsiaTheme="minorHAnsi"/>
+          <w:lang w:eastAsia="en-US"/>
+        </w:rPr>
+        <w:t xml:space="preserve">, </w:t>
+      </w:r>
+      <w:r>
+        <w:rPr>
+          <w:rFonts w:eastAsiaTheme="minorHAnsi"/>
+          <w:i/>
+          <w:iCs/>
+          <w:lang w:eastAsia="en-US"/>
+        </w:rPr>
+        <w:t>34</w:t>
+      </w:r>
+      <w:r>
+        <w:rPr>
+          <w:rFonts w:eastAsiaTheme="minorHAnsi"/>
+          <w:lang w:eastAsia="en-US"/>
+        </w:rPr>
+        <w:t>(11–12), 889–898. https://doi.org/10.1016/S0005-7967(96)00051-4</w:t>
+      </w:r>
+    </w:p>
+    <w:p>
+      <w:pPr>
+        <w:pStyle w:val="Bibliography"/>
+        <w:rPr>
+          <w:rFonts w:eastAsiaTheme="minorHAnsi"/>
+          <w:lang w:eastAsia="en-US"/>
+        </w:rPr>
+      </w:pPr>
+      <w:r>
+        <w:rPr>
+          <w:rFonts w:eastAsiaTheme="minorHAnsi"/>
+          <w:lang w:eastAsia="en-US"/>
+        </w:rPr>
+        <w:t xml:space="preserve">Ruiz, F. J., Gil-Luciano, B., &amp; Segura-Vargas, M. A. (2023). Cognitive defusion. In M. P. Twohig, M. E. Levin, &amp; J. M. Petersen (Eds.), </w:t>
+      </w:r>
+      <w:r>
+        <w:rPr>
+          <w:rFonts w:eastAsiaTheme="minorHAnsi"/>
+          <w:i/>
+          <w:iCs/>
+          <w:lang w:eastAsia="en-US"/>
+        </w:rPr>
+        <w:t>The Oxford Handbook of Acceptance and Commitment Therapy</w:t>
+      </w:r>
+      <w:r>
+        <w:rPr>
+          <w:rFonts w:eastAsiaTheme="minorHAnsi"/>
+          <w:lang w:eastAsia="en-US"/>
+        </w:rPr>
+        <w:t>. Oxford University Press. https://doi.org/10.1093/oxfordhb/9780197550076.001.0001</w:t>
+      </w:r>
+    </w:p>
+    <w:p>
+      <w:pPr>
+        <w:pStyle w:val="Bibliography"/>
+        <w:rPr>
+          <w:rFonts w:eastAsiaTheme="minorHAnsi"/>
+          <w:lang w:eastAsia="en-US"/>
+        </w:rPr>
+      </w:pPr>
+      <w:r>
+        <w:rPr>
+          <w:rFonts w:eastAsiaTheme="minorHAnsi"/>
+          <w:lang w:eastAsia="en-US"/>
+        </w:rPr>
+        <w:t xml:space="preserve">Ruiz, F. J., Luciano, C., &amp; Sierra, M. A. (2020). A systematic and critical response to </w:t>
+      </w:r>
+      <w:proofErr w:type="spellStart"/>
+      <w:r>
+        <w:rPr>
+          <w:rFonts w:eastAsiaTheme="minorHAnsi"/>
+          <w:lang w:eastAsia="en-US"/>
+        </w:rPr>
+        <w:t>Pendrous</w:t>
+      </w:r>
+      <w:proofErr w:type="spellEnd"/>
+      <w:r>
+        <w:rPr>
+          <w:rFonts w:eastAsiaTheme="minorHAnsi"/>
+          <w:lang w:eastAsia="en-US"/>
+        </w:rPr>
+        <w:t xml:space="preserve"> et al. (2020) replication study. </w:t>
+      </w:r>
+      <w:r>
+        <w:rPr>
+          <w:rFonts w:eastAsiaTheme="minorHAnsi"/>
+          <w:i/>
+          <w:iCs/>
+          <w:lang w:eastAsia="en-US"/>
+        </w:rPr>
+        <w:t xml:space="preserve">Journal of Contextual </w:t>
+      </w:r>
+      <w:proofErr w:type="spellStart"/>
+      <w:r>
+        <w:rPr>
+          <w:rFonts w:eastAsiaTheme="minorHAnsi"/>
+          <w:i/>
+          <w:iCs/>
+          <w:lang w:eastAsia="en-US"/>
+        </w:rPr>
+        <w:t>Behavioral</w:t>
+      </w:r>
+      <w:proofErr w:type="spellEnd"/>
+      <w:r>
+        <w:rPr>
+          <w:rFonts w:eastAsiaTheme="minorHAnsi"/>
+          <w:i/>
+          <w:iCs/>
+          <w:lang w:eastAsia="en-US"/>
+        </w:rPr>
+        <w:t xml:space="preserve"> Science</w:t>
+      </w:r>
+      <w:r>
+        <w:rPr>
+          <w:rFonts w:eastAsiaTheme="minorHAnsi"/>
+          <w:lang w:eastAsia="en-US"/>
+        </w:rPr>
+        <w:t>. https://doi.org/10.1016/j.jcbs.2020.04.011</w:t>
+      </w:r>
+    </w:p>
+    <w:p>
+      <w:pPr>
+        <w:pStyle w:val="Bibliography"/>
+        <w:rPr>
+          <w:rFonts w:eastAsiaTheme="minorHAnsi"/>
+          <w:lang w:eastAsia="en-US"/>
+        </w:rPr>
+      </w:pPr>
+      <w:r>
+        <w:rPr>
+          <w:rFonts w:eastAsiaTheme="minorHAnsi"/>
+          <w:lang w:eastAsia="en-US"/>
+        </w:rPr>
+        <w:t xml:space="preserve">Sierra, M. A., Ruiz, F. J., Flórez, C. L., Hernández, D. R., &amp; Luciano, C. (2016). The Role of Common Physical Properties and </w:t>
+      </w:r>
+      <w:proofErr w:type="spellStart"/>
+      <w:r>
+        <w:rPr>
+          <w:rFonts w:eastAsiaTheme="minorHAnsi"/>
+          <w:lang w:eastAsia="en-US"/>
+        </w:rPr>
+        <w:t>Augmental</w:t>
+      </w:r>
+      <w:proofErr w:type="spellEnd"/>
+      <w:r>
+        <w:rPr>
+          <w:rFonts w:eastAsiaTheme="minorHAnsi"/>
+          <w:lang w:eastAsia="en-US"/>
+        </w:rPr>
+        <w:t xml:space="preserve"> Functions in Metaphor Effect. </w:t>
+      </w:r>
+      <w:r>
+        <w:rPr>
+          <w:rFonts w:eastAsiaTheme="minorHAnsi"/>
+          <w:i/>
+          <w:iCs/>
+          <w:lang w:eastAsia="en-US"/>
+        </w:rPr>
+        <w:t>International Journal of Psychology</w:t>
+      </w:r>
+      <w:r>
+        <w:rPr>
+          <w:rFonts w:eastAsiaTheme="minorHAnsi"/>
+          <w:lang w:eastAsia="en-US"/>
+        </w:rPr>
+        <w:t>, 15.</w:t>
+      </w:r>
+    </w:p>
+    <w:p>
+      <w:pPr>
+        <w:pStyle w:val="Bibliography"/>
+        <w:rPr>
+          <w:rFonts w:eastAsiaTheme="minorHAnsi"/>
+          <w:lang w:eastAsia="en-US"/>
+        </w:rPr>
+      </w:pPr>
+      <w:r>
+        <w:rPr>
+          <w:rFonts w:eastAsiaTheme="minorHAnsi"/>
+          <w:lang w:eastAsia="en-US"/>
+        </w:rPr>
+        <w:t xml:space="preserve">Simonsohn, U., Simmons, J. P., &amp; Nelson, L. D. (2015). </w:t>
+      </w:r>
+      <w:r>
+        <w:rPr>
+          <w:rFonts w:eastAsiaTheme="minorHAnsi"/>
+          <w:i/>
+          <w:iCs/>
+          <w:lang w:eastAsia="en-US"/>
+        </w:rPr>
+        <w:t>Specification Curve: Descriptive and Inferential Statistics on All Reasonable Specifications</w:t>
+      </w:r>
+      <w:r>
+        <w:rPr>
+          <w:rFonts w:eastAsiaTheme="minorHAnsi"/>
+          <w:lang w:eastAsia="en-US"/>
+        </w:rPr>
+        <w:t xml:space="preserve">. </w:t>
+      </w:r>
+      <w:r>
+        <w:rPr>
+          <w:rFonts w:eastAsiaTheme="minorHAnsi"/>
+          <w:lang w:eastAsia="en-US"/>
+        </w:rPr>
+        <w:t>https://papers.ssrn.com/sol3/papers.cfm?abstract_id=2694998</w:t>
+      </w:r>
+    </w:p>
+    <w:p>
+      <w:pPr>
+        <w:pStyle w:val="Bibliography"/>
+        <w:rPr>
+          <w:rFonts w:eastAsiaTheme="minorHAnsi"/>
+          <w:lang w:eastAsia="en-US"/>
+        </w:rPr>
+      </w:pPr>
+      <w:r>
+        <w:rPr>
+          <w:rFonts w:eastAsiaTheme="minorHAnsi"/>
+          <w:lang w:eastAsia="en-US"/>
+        </w:rPr>
+        <w:t xml:space="preserve">Spellman, B. A. (2015). A short (personal) future history of revolution 2.0. </w:t>
+      </w:r>
+      <w:r>
+        <w:rPr>
+          <w:rFonts w:eastAsiaTheme="minorHAnsi"/>
+          <w:i/>
+          <w:iCs/>
+          <w:lang w:eastAsia="en-US"/>
+        </w:rPr>
+        <w:t>Perspectives on Psychological Science</w:t>
+      </w:r>
+      <w:r>
+        <w:rPr>
+          <w:rFonts w:eastAsiaTheme="minorHAnsi"/>
+          <w:lang w:eastAsia="en-US"/>
+        </w:rPr>
+        <w:t xml:space="preserve">, </w:t>
+      </w:r>
+      <w:r>
+        <w:rPr>
+          <w:rFonts w:eastAsiaTheme="minorHAnsi"/>
+          <w:i/>
+          <w:iCs/>
+          <w:lang w:eastAsia="en-US"/>
+        </w:rPr>
+        <w:t>10</w:t>
+      </w:r>
+      <w:r>
+        <w:rPr>
+          <w:rFonts w:eastAsiaTheme="minorHAnsi"/>
+          <w:lang w:eastAsia="en-US"/>
+        </w:rPr>
+        <w:t>(6), 886–899. https://doi.org/10.1177/1745691615609918</w:t>
+      </w:r>
+    </w:p>
+    <w:p>
+      <w:pPr>
+        <w:pStyle w:val="Bibliography"/>
+        <w:rPr>
+          <w:rFonts w:eastAsiaTheme="minorHAnsi"/>
+          <w:lang w:eastAsia="en-US"/>
+        </w:rPr>
+      </w:pPr>
+      <w:r>
+        <w:rPr>
+          <w:rFonts w:eastAsiaTheme="minorHAnsi"/>
+          <w:lang w:eastAsia="en-US"/>
+        </w:rPr>
+        <w:t xml:space="preserve">Steegen, S., </w:t>
+      </w:r>
+      <w:proofErr w:type="spellStart"/>
+      <w:r>
+        <w:rPr>
+          <w:rFonts w:eastAsiaTheme="minorHAnsi"/>
+          <w:lang w:eastAsia="en-US"/>
+        </w:rPr>
+        <w:t>Tuerlinckx</w:t>
+      </w:r>
+      <w:proofErr w:type="spellEnd"/>
+      <w:r>
+        <w:rPr>
+          <w:rFonts w:eastAsiaTheme="minorHAnsi"/>
+          <w:lang w:eastAsia="en-US"/>
+        </w:rPr>
+        <w:t xml:space="preserve">, F., Gelman, A., &amp; </w:t>
+      </w:r>
+      <w:proofErr w:type="spellStart"/>
+      <w:r>
+        <w:rPr>
+          <w:rFonts w:eastAsiaTheme="minorHAnsi"/>
+          <w:lang w:eastAsia="en-US"/>
+        </w:rPr>
+        <w:t>Vanpaemel</w:t>
+      </w:r>
+      <w:proofErr w:type="spellEnd"/>
+      <w:r>
+        <w:rPr>
+          <w:rFonts w:eastAsiaTheme="minorHAnsi"/>
+          <w:lang w:eastAsia="en-US"/>
+        </w:rPr>
+        <w:t xml:space="preserve">, W. (2016). Increasing transparency through a multiverse analysis. </w:t>
+      </w:r>
+      <w:r>
+        <w:rPr>
+          <w:rFonts w:eastAsiaTheme="minorHAnsi"/>
+          <w:i/>
+          <w:iCs/>
+          <w:lang w:eastAsia="en-US"/>
+        </w:rPr>
+        <w:t>Perspectives on Psychological Science</w:t>
+      </w:r>
+      <w:r>
+        <w:rPr>
+          <w:rFonts w:eastAsiaTheme="minorHAnsi"/>
+          <w:lang w:eastAsia="en-US"/>
+        </w:rPr>
+        <w:t xml:space="preserve">, </w:t>
+      </w:r>
+      <w:r>
+        <w:rPr>
+          <w:rFonts w:eastAsiaTheme="minorHAnsi"/>
+          <w:i/>
+          <w:iCs/>
+          <w:lang w:eastAsia="en-US"/>
+        </w:rPr>
+        <w:t>11</w:t>
+      </w:r>
+      <w:r>
+        <w:rPr>
+          <w:rFonts w:eastAsiaTheme="minorHAnsi"/>
+          <w:lang w:eastAsia="en-US"/>
+        </w:rPr>
+        <w:t>(5), 702–712.</w:t>
+      </w:r>
+    </w:p>
+    <w:p>
+      <w:pPr>
+        <w:pStyle w:val="Bibliography"/>
+        <w:rPr>
+          <w:rFonts w:eastAsiaTheme="minorHAnsi"/>
+          <w:lang w:eastAsia="en-US"/>
+        </w:rPr>
+      </w:pPr>
+      <w:r>
+        <w:rPr>
+          <w:rFonts w:eastAsiaTheme="minorHAnsi"/>
+          <w:lang w:eastAsia="en-US"/>
+        </w:rPr>
+        <w:t xml:space="preserve">Tackett, J. L., Brandes, C. M., King, K. M., &amp; Markon, K. E. (2019). Psychology’s Replication Crisis and Clinical Psychological Science. </w:t>
+      </w:r>
+      <w:r>
+        <w:rPr>
+          <w:rFonts w:eastAsiaTheme="minorHAnsi"/>
+          <w:i/>
+          <w:iCs/>
+          <w:lang w:eastAsia="en-US"/>
+        </w:rPr>
+        <w:t>Annual Review of Clinical Psychology</w:t>
+      </w:r>
+      <w:r>
+        <w:rPr>
+          <w:rFonts w:eastAsiaTheme="minorHAnsi"/>
+          <w:lang w:eastAsia="en-US"/>
+        </w:rPr>
+        <w:t xml:space="preserve">, </w:t>
+      </w:r>
+      <w:r>
+        <w:rPr>
+          <w:rFonts w:eastAsiaTheme="minorHAnsi"/>
+          <w:i/>
+          <w:iCs/>
+          <w:lang w:eastAsia="en-US"/>
+        </w:rPr>
+        <w:t>15</w:t>
+      </w:r>
+      <w:r>
+        <w:rPr>
+          <w:rFonts w:eastAsiaTheme="minorHAnsi"/>
+          <w:lang w:eastAsia="en-US"/>
+        </w:rPr>
+        <w:t>(1), 579–604. https://doi.org/10.1146/annurev-clinpsy-050718-095710</w:t>
+      </w:r>
+    </w:p>
+    <w:p>
+      <w:pPr>
+        <w:pStyle w:val="Bibliography"/>
+        <w:rPr>
+          <w:rFonts w:eastAsiaTheme="minorHAnsi"/>
+          <w:lang w:eastAsia="en-US"/>
+        </w:rPr>
+      </w:pPr>
+      <w:r>
+        <w:rPr>
+          <w:rFonts w:eastAsiaTheme="minorHAnsi"/>
+          <w:lang w:eastAsia="en-US"/>
+        </w:rPr>
+        <w:t xml:space="preserve">Task Force on the Strategies and Tactics of Contextual </w:t>
+      </w:r>
+      <w:proofErr w:type="spellStart"/>
+      <w:r>
+        <w:rPr>
+          <w:rFonts w:eastAsiaTheme="minorHAnsi"/>
+          <w:lang w:eastAsia="en-US"/>
+        </w:rPr>
+        <w:t>Behavioral</w:t>
+      </w:r>
+      <w:proofErr w:type="spellEnd"/>
+      <w:r>
+        <w:rPr>
+          <w:rFonts w:eastAsiaTheme="minorHAnsi"/>
+          <w:lang w:eastAsia="en-US"/>
+        </w:rPr>
+        <w:t xml:space="preserve"> Science Research. (2021). </w:t>
+      </w:r>
+      <w:r>
+        <w:rPr>
+          <w:rFonts w:eastAsiaTheme="minorHAnsi"/>
+          <w:i/>
+          <w:iCs/>
+          <w:lang w:eastAsia="en-US"/>
+        </w:rPr>
+        <w:t xml:space="preserve">Adoption of Open Science Recommendations | Association for Contextual </w:t>
+      </w:r>
+      <w:proofErr w:type="spellStart"/>
+      <w:r>
+        <w:rPr>
+          <w:rFonts w:eastAsiaTheme="minorHAnsi"/>
+          <w:i/>
+          <w:iCs/>
+          <w:lang w:eastAsia="en-US"/>
+        </w:rPr>
+        <w:t>Behavioral</w:t>
+      </w:r>
+      <w:proofErr w:type="spellEnd"/>
+      <w:r>
+        <w:rPr>
+          <w:rFonts w:eastAsiaTheme="minorHAnsi"/>
+          <w:i/>
+          <w:iCs/>
+          <w:lang w:eastAsia="en-US"/>
+        </w:rPr>
+        <w:t xml:space="preserve"> Science</w:t>
+      </w:r>
+      <w:r>
+        <w:rPr>
+          <w:rFonts w:eastAsiaTheme="minorHAnsi"/>
+          <w:lang w:eastAsia="en-US"/>
+        </w:rPr>
+        <w:t>. https://contextualscience.org/news/adoption_of_open_science_recommendations</w:t>
+      </w:r>
+    </w:p>
+    <w:p>
+      <w:pPr>
+        <w:pStyle w:val="Bibliography"/>
+        <w:rPr>
+          <w:rFonts w:eastAsiaTheme="minorHAnsi"/>
+          <w:lang w:eastAsia="en-US"/>
+        </w:rPr>
+      </w:pPr>
+      <w:r>
+        <w:rPr>
+          <w:rFonts w:eastAsiaTheme="minorHAnsi"/>
+          <w:lang w:eastAsia="en-US"/>
+        </w:rPr>
+        <w:t xml:space="preserve">Twohig, M. P., Levin, M. E., &amp; Petersen, J. M. (Eds.). (2023). </w:t>
+      </w:r>
+      <w:r>
+        <w:rPr>
+          <w:rFonts w:eastAsiaTheme="minorHAnsi"/>
+          <w:i/>
+          <w:iCs/>
+          <w:lang w:eastAsia="en-US"/>
+        </w:rPr>
+        <w:t>The Oxford Handbook of Acceptance and Commitment Therapy</w:t>
+      </w:r>
+      <w:r>
+        <w:rPr>
+          <w:rFonts w:eastAsiaTheme="minorHAnsi"/>
+          <w:lang w:eastAsia="en-US"/>
+        </w:rPr>
+        <w:t xml:space="preserve"> (1st ed.). Oxford University Press. https://doi.org/10.1093/oxfordhb/9780197550076.001.0001</w:t>
+      </w:r>
+    </w:p>
+    <w:p>
+      <w:pPr>
+        <w:pStyle w:val="Bibliography"/>
+        <w:rPr>
+          <w:rFonts w:eastAsiaTheme="minorHAnsi"/>
+          <w:lang w:eastAsia="en-US"/>
+        </w:rPr>
+      </w:pPr>
+      <w:r>
+        <w:rPr>
+          <w:rFonts w:eastAsiaTheme="minorHAnsi"/>
+          <w:lang w:eastAsia="en-US"/>
+        </w:rPr>
+        <w:t xml:space="preserve">van den Hout, M., Kindt, M., Weiland, T., &amp; Peters, M. (2002). Instructed neutralization, spontaneous neutralization and prevented neutralization after an obsession-like thought. </w:t>
+      </w:r>
+      <w:r>
+        <w:rPr>
+          <w:rFonts w:eastAsiaTheme="minorHAnsi"/>
+          <w:i/>
+          <w:iCs/>
+          <w:lang w:eastAsia="en-US"/>
+        </w:rPr>
+        <w:t xml:space="preserve">Journal of </w:t>
+      </w:r>
+      <w:proofErr w:type="spellStart"/>
+      <w:r>
+        <w:rPr>
+          <w:rFonts w:eastAsiaTheme="minorHAnsi"/>
+          <w:i/>
+          <w:iCs/>
+          <w:lang w:eastAsia="en-US"/>
+        </w:rPr>
+        <w:t>Behavior</w:t>
+      </w:r>
+      <w:proofErr w:type="spellEnd"/>
+      <w:r>
+        <w:rPr>
+          <w:rFonts w:eastAsiaTheme="minorHAnsi"/>
+          <w:i/>
+          <w:iCs/>
+          <w:lang w:eastAsia="en-US"/>
+        </w:rPr>
+        <w:t xml:space="preserve"> Therapy and Experimental Psychiatry</w:t>
+      </w:r>
+      <w:r>
+        <w:rPr>
+          <w:rFonts w:eastAsiaTheme="minorHAnsi"/>
+          <w:lang w:eastAsia="en-US"/>
+        </w:rPr>
+        <w:t xml:space="preserve">, </w:t>
+      </w:r>
+      <w:r>
+        <w:rPr>
+          <w:rFonts w:eastAsiaTheme="minorHAnsi"/>
+          <w:i/>
+          <w:iCs/>
+          <w:lang w:eastAsia="en-US"/>
+        </w:rPr>
+        <w:t>33</w:t>
+      </w:r>
+      <w:r>
+        <w:rPr>
+          <w:rFonts w:eastAsiaTheme="minorHAnsi"/>
+          <w:lang w:eastAsia="en-US"/>
+        </w:rPr>
+        <w:t>(3–4), 177–189. https://doi.org/10.1016/S0005-7916(02)00048-4</w:t>
+      </w:r>
+    </w:p>
+    <w:p>
+      <w:pPr>
+        <w:pStyle w:val="Bibliography"/>
+        <w:rPr>
+          <w:rFonts w:eastAsiaTheme="minorHAnsi"/>
+          <w:lang w:eastAsia="en-US"/>
+        </w:rPr>
+      </w:pPr>
+      <w:r>
+        <w:rPr>
+          <w:rFonts w:eastAsiaTheme="minorHAnsi"/>
+          <w:lang w:eastAsia="en-US"/>
+        </w:rPr>
+        <w:t xml:space="preserve">Wilkinson, J., Heal, C., Antoniou, G. A., Flemyng, E., </w:t>
+      </w:r>
+      <w:proofErr w:type="spellStart"/>
+      <w:r>
+        <w:rPr>
+          <w:rFonts w:eastAsiaTheme="minorHAnsi"/>
+          <w:lang w:eastAsia="en-US"/>
+        </w:rPr>
+        <w:t>Ahnström</w:t>
+      </w:r>
+      <w:proofErr w:type="spellEnd"/>
+      <w:r>
+        <w:rPr>
+          <w:rFonts w:eastAsiaTheme="minorHAnsi"/>
+          <w:lang w:eastAsia="en-US"/>
+        </w:rPr>
+        <w:t xml:space="preserve">, L., Alteri, A., Avenell, A., Barker, T. H., Borg, D. N., Brown, N. J., Buhmann, R., Calvache, J. A., Carlsson, R., Carter, L.-A., Cashin, A. G., Cotterill, S., </w:t>
+      </w:r>
+      <w:proofErr w:type="spellStart"/>
+      <w:r>
+        <w:rPr>
+          <w:rFonts w:eastAsiaTheme="minorHAnsi"/>
+          <w:lang w:eastAsia="en-US"/>
+        </w:rPr>
+        <w:t>Färnqvist</w:t>
+      </w:r>
+      <w:proofErr w:type="spellEnd"/>
+      <w:r>
+        <w:rPr>
+          <w:rFonts w:eastAsiaTheme="minorHAnsi"/>
+          <w:lang w:eastAsia="en-US"/>
+        </w:rPr>
+        <w:t xml:space="preserve">, K., Ferraro, M. C., Grohmann, S., … Kirkham, J. J. (2025). </w:t>
+      </w:r>
+      <w:r>
+        <w:rPr>
+          <w:rFonts w:eastAsiaTheme="minorHAnsi"/>
+          <w:i/>
+          <w:iCs/>
+          <w:lang w:eastAsia="en-US"/>
+        </w:rPr>
+        <w:t>Assessing the feasibility and impact of clinical trial trustworthiness checks via an application to Cochrane Reviews: Stage 2 of the INSPECT-SR project</w:t>
+      </w:r>
+      <w:r>
+        <w:rPr>
+          <w:rFonts w:eastAsiaTheme="minorHAnsi"/>
+          <w:lang w:eastAsia="en-US"/>
+        </w:rPr>
+        <w:t xml:space="preserve"> (p. 2024.11.25.24316905). </w:t>
+      </w:r>
+      <w:proofErr w:type="spellStart"/>
+      <w:r>
+        <w:rPr>
+          <w:rFonts w:eastAsiaTheme="minorHAnsi"/>
+          <w:lang w:eastAsia="en-US"/>
+        </w:rPr>
+        <w:t>medRxiv</w:t>
+      </w:r>
+      <w:proofErr w:type="spellEnd"/>
+      <w:r>
+        <w:rPr>
+          <w:rFonts w:eastAsiaTheme="minorHAnsi"/>
+          <w:lang w:eastAsia="en-US"/>
+        </w:rPr>
+        <w:t>. https://doi.org/10.1101/2024.11.25.24316905</w:t>
+      </w:r>
+    </w:p>
+    <w:p>
+      <w:pPr>
+        <w:pStyle w:val="Bibliography"/>
+        <w:rPr>
+          <w:rFonts w:eastAsiaTheme="minorHAnsi"/>
+          <w:lang w:eastAsia="en-US"/>
+        </w:rPr>
+      </w:pPr>
+      <w:r>
+        <w:rPr>
+          <w:rFonts w:eastAsiaTheme="minorHAnsi"/>
+          <w:lang w:eastAsia="en-US"/>
+        </w:rPr>
+        <w:t xml:space="preserve">Zettle, R. D., &amp; Masuda, A. (2022). The Future of Third Wave Cognitive </w:t>
+      </w:r>
+      <w:proofErr w:type="spellStart"/>
+      <w:r>
+        <w:rPr>
+          <w:rFonts w:eastAsiaTheme="minorHAnsi"/>
+          <w:lang w:eastAsia="en-US"/>
+        </w:rPr>
+        <w:t>Behavior</w:t>
+      </w:r>
+      <w:proofErr w:type="spellEnd"/>
+      <w:r>
+        <w:rPr>
+          <w:rFonts w:eastAsiaTheme="minorHAnsi"/>
+          <w:lang w:eastAsia="en-US"/>
+        </w:rPr>
+        <w:t xml:space="preserve"> Therapies. In W. O’Donohue &amp; A. </w:t>
+      </w:r>
+      <w:proofErr w:type="spellStart"/>
+      <w:r>
+        <w:rPr>
+          <w:rFonts w:eastAsiaTheme="minorHAnsi"/>
+          <w:lang w:eastAsia="en-US"/>
+        </w:rPr>
+        <w:t>Masdua</w:t>
+      </w:r>
+      <w:proofErr w:type="spellEnd"/>
+      <w:r>
+        <w:rPr>
+          <w:rFonts w:eastAsiaTheme="minorHAnsi"/>
+          <w:lang w:eastAsia="en-US"/>
+        </w:rPr>
+        <w:t xml:space="preserve"> (Eds.), </w:t>
+      </w:r>
+      <w:proofErr w:type="spellStart"/>
+      <w:r>
+        <w:rPr>
+          <w:rFonts w:eastAsiaTheme="minorHAnsi"/>
+          <w:i/>
+          <w:iCs/>
+          <w:lang w:eastAsia="en-US"/>
+        </w:rPr>
+        <w:t>Behavior</w:t>
+      </w:r>
+      <w:proofErr w:type="spellEnd"/>
+      <w:r>
+        <w:rPr>
+          <w:rFonts w:eastAsiaTheme="minorHAnsi"/>
+          <w:i/>
+          <w:iCs/>
+          <w:lang w:eastAsia="en-US"/>
+        </w:rPr>
+        <w:t xml:space="preserve"> Therapy</w:t>
       </w:r>
       <w:r>
         <w:rPr>
@@ -12710,6 +14159,135 @@
     <w:p/>
   </w:endnote>
 </w:endnotes>
+</file>
+
+<file path=word/footer1.xml><?xml version="1.0" encoding="utf-8"?>
+<w:ftr xmlns:wpc="http://schemas.microsoft.com/office/word/2010/wordprocessingCanvas" xmlns:cx="http://schemas.microsoft.com/office/drawing/2014/chartex" xmlns:cx1="http://schemas.microsoft.com/office/drawing/2015/9/8/chartex" xmlns:cx2="http://schemas.microsoft.com/office/drawing/2015/10/21/chartex" xmlns:cx3="http://schemas.microsoft.com/office/drawing/2016/5/9/chartex" xmlns:cx4="http://schemas.microsoft.com/office/drawing/2016/5/10/chartex" xmlns:cx5="http://schemas.microsoft.com/office/drawing/2016/5/11/chartex" xmlns:cx6="http://schemas.microsoft.com/office/drawing/2016/5/12/chartex" xmlns:cx7="http://schemas.microsoft.com/office/drawing/2016/5/13/chartex" xmlns:cx8="http://schemas.microsoft.com/office/drawing/2016/5/14/chartex" xmlns:mc="http://schemas.openxmlformats.org/markup-compatibility/2006" xmlns:aink="http://schemas.microsoft.com/office/drawing/2016/ink" xmlns:am3d="http://schemas.microsoft.com/office/drawing/2017/model3d" xmlns:o="urn:schemas-microsoft-com:office:office" xmlns:oel="http://schemas.microsoft.com/office/2019/extlst" xmlns:r="http://schemas.openxmlformats.org/officeDocument/2006/relationships" xmlns:m="http://schemas.openxmlformats.org/officeDocument/2006/math" xmlns:v="urn:schemas-microsoft-com:vml" xmlns:wp14="http://schemas.microsoft.com/office/word/2010/wordprocessingDrawing" xmlns:wp="http://schemas.openxmlformats.org/drawingml/2006/wordprocessingDrawing" xmlns:w10="urn:schemas-microsoft-com:office:word" xmlns:w="http://schemas.openxmlformats.org/wordprocessingml/2006/main" xmlns:w14="http://schemas.microsoft.com/office/word/2010/wordml" xmlns:w15="http://schemas.microsoft.com/office/word/2012/wordml" xmlns:w16cex="http://schemas.microsoft.com/office/word/2018/wordml/cex" xmlns:w16cid="http://schemas.microsoft.com/office/word/2016/wordml/cid" xmlns:w16="http://schemas.microsoft.com/office/word/2018/wordml" xmlns:w16du="http://schemas.microsoft.com/office/word/2023/wordml/word16du" xmlns:w16sdtdh="http://schemas.microsoft.com/office/word/2020/wordml/sdtdatahash" xmlns:w16sdtfl="http://schemas.microsoft.com/office/word/2024/wordml/sdtformatlock" xmlns:w16se="http://schemas.microsoft.com/office/word/2015/wordml/symex" xmlns:wpg="http://schemas.microsoft.com/office/word/2010/wordprocessingGroup" xmlns:wpi="http://schemas.microsoft.com/office/word/2010/wordprocessingInk" xmlns:wne="http://schemas.microsoft.com/office/word/2006/wordml" xmlns:wps="http://schemas.microsoft.com/office/word/2010/wordprocessingShape" mc:Ignorable="w14 w15 w16se w16cid w16 w16cex w16sdtdh w16sdtfl w16du wp14">
+  <w:sdt>
+    <w:sdtPr>
+      <w:rPr>
+        <w:rStyle w:val="PageNumber"/>
+      </w:rPr>
+      <w:id w:val="-789668376"/>
+      <w:docPartObj>
+        <w:docPartGallery w:val="Page Numbers (Bottom of Page)"/>
+        <w:docPartUnique/>
+      </w:docPartObj>
+    </w:sdtPr>
+    <w:sdtContent>
+      <w:p>
+        <w:pPr>
+          <w:pStyle w:val="Footer"/>
+          <w:framePr w:wrap="none" w:vAnchor="text" w:hAnchor="margin" w:xAlign="center" w:y="1"/>
+          <w:rPr>
+            <w:rStyle w:val="PageNumber"/>
+          </w:rPr>
+        </w:pPr>
+        <w:r>
+          <w:rPr>
+            <w:rStyle w:val="PageNumber"/>
+          </w:rPr>
+          <w:fldChar w:fldCharType="begin"/>
+        </w:r>
+        <w:r>
+          <w:rPr>
+            <w:rStyle w:val="PageNumber"/>
+          </w:rPr>
+          <w:instrText xml:space="preserve"> PAGE </w:instrText>
+        </w:r>
+        <w:r>
+          <w:rPr>
+            <w:rStyle w:val="PageNumber"/>
+          </w:rPr>
+          <w:fldChar w:fldCharType="separate"/>
+        </w:r>
+        <w:r>
+          <w:rPr>
+            <w:rStyle w:val="PageNumber"/>
+          </w:rPr>
+          <w:fldChar w:fldCharType="end"/>
+        </w:r>
+      </w:p>
+    </w:sdtContent>
+  </w:sdt>
+  <w:p>
+    <w:pPr>
+      <w:pStyle w:val="Footer"/>
+    </w:pPr>
+  </w:p>
+</w:ftr>
+</file>
+
+<file path=word/footer2.xml><?xml version="1.0" encoding="utf-8"?>
+<w:ftr xmlns:wpc="http://schemas.microsoft.com/office/word/2010/wordprocessingCanvas" xmlns:cx="http://schemas.microsoft.com/office/drawing/2014/chartex" xmlns:cx1="http://schemas.microsoft.com/office/drawing/2015/9/8/chartex" xmlns:cx2="http://schemas.microsoft.com/office/drawing/2015/10/21/chartex" xmlns:cx3="http://schemas.microsoft.com/office/drawing/2016/5/9/chartex" xmlns:cx4="http://schemas.microsoft.com/office/drawing/2016/5/10/chartex" xmlns:cx5="http://schemas.microsoft.com/office/drawing/2016/5/11/chartex" xmlns:cx6="http://schemas.microsoft.com/office/drawing/2016/5/12/chartex" xmlns:cx7="http://schemas.microsoft.com/office/drawing/2016/5/13/chartex" xmlns:cx8="http://schemas.microsoft.com/office/drawing/2016/5/14/chartex" xmlns:mc="http://schemas.openxmlformats.org/markup-compatibility/2006" xmlns:aink="http://schemas.microsoft.com/office/drawing/2016/ink" xmlns:am3d="http://schemas.microsoft.com/office/drawing/2017/model3d" xmlns:o="urn:schemas-microsoft-com:office:office" xmlns:oel="http://schemas.microsoft.com/office/2019/extlst" xmlns:r="http://schemas.openxmlformats.org/officeDocument/2006/relationships" xmlns:m="http://schemas.openxmlformats.org/officeDocument/2006/math" xmlns:v="urn:schemas-microsoft-com:vml" xmlns:wp14="http://schemas.microsoft.com/office/word/2010/wordprocessingDrawing" xmlns:wp="http://schemas.openxmlformats.org/drawingml/2006/wordprocessingDrawing" xmlns:w10="urn:schemas-microsoft-com:office:word" xmlns:w="http://schemas.openxmlformats.org/wordprocessingml/2006/main" xmlns:w14="http://schemas.microsoft.com/office/word/2010/wordml" xmlns:w15="http://schemas.microsoft.com/office/word/2012/wordml" xmlns:w16cex="http://schemas.microsoft.com/office/word/2018/wordml/cex" xmlns:w16cid="http://schemas.microsoft.com/office/word/2016/wordml/cid" xmlns:w16="http://schemas.microsoft.com/office/word/2018/wordml" xmlns:w16du="http://schemas.microsoft.com/office/word/2023/wordml/word16du" xmlns:w16sdtdh="http://schemas.microsoft.com/office/word/2020/wordml/sdtdatahash" xmlns:w16sdtfl="http://schemas.microsoft.com/office/word/2024/wordml/sdtformatlock" xmlns:w16se="http://schemas.microsoft.com/office/word/2015/wordml/symex" xmlns:wpg="http://schemas.microsoft.com/office/word/2010/wordprocessingGroup" xmlns:wpi="http://schemas.microsoft.com/office/word/2010/wordprocessingInk" xmlns:wne="http://schemas.microsoft.com/office/word/2006/wordml" xmlns:wps="http://schemas.microsoft.com/office/word/2010/wordprocessingShape" mc:Ignorable="w14 w15 w16se w16cid w16 w16cex w16sdtdh w16sdtfl w16du wp14">
+  <w:sdt>
+    <w:sdtPr>
+      <w:rPr>
+        <w:rStyle w:val="PageNumber"/>
+      </w:rPr>
+      <w:id w:val="1995604598"/>
+      <w:docPartObj>
+        <w:docPartGallery w:val="Page Numbers (Bottom of Page)"/>
+        <w:docPartUnique/>
+      </w:docPartObj>
+    </w:sdtPr>
+    <w:sdtContent>
+      <w:p>
+        <w:pPr>
+          <w:pStyle w:val="Footer"/>
+          <w:framePr w:wrap="none" w:vAnchor="text" w:hAnchor="margin" w:xAlign="center" w:y="1"/>
+          <w:ind w:right="-645" w:firstLine="0"/>
+          <w:rPr>
+            <w:rStyle w:val="PageNumber"/>
+          </w:rPr>
+        </w:pPr>
+        <w:r>
+          <w:rPr>
+            <w:rStyle w:val="PageNumber"/>
+          </w:rPr>
+          <w:fldChar w:fldCharType="begin"/>
+        </w:r>
+        <w:r>
+          <w:rPr>
+            <w:rStyle w:val="PageNumber"/>
+          </w:rPr>
+          <w:instrText xml:space="preserve"> PAGE </w:instrText>
+        </w:r>
+        <w:r>
+          <w:rPr>
+            <w:rStyle w:val="PageNumber"/>
+          </w:rPr>
+          <w:fldChar w:fldCharType="separate"/>
+        </w:r>
+        <w:r>
+          <w:rPr>
+            <w:rStyle w:val="PageNumber"/>
+            <w:noProof/>
+          </w:rPr>
+          <w:t>1</w:t>
+        </w:r>
+        <w:r>
+          <w:rPr>
+            <w:rStyle w:val="PageNumber"/>
+            <w:noProof/>
+          </w:rPr>
+          <w:t>1</w:t>
+        </w:r>
+        <w:r>
+          <w:rPr>
+            <w:rStyle w:val="PageNumber"/>
+          </w:rPr>
+          <w:fldChar w:fldCharType="end"/>
+        </w:r>
+      </w:p>
+    </w:sdtContent>
+  </w:sdt>
+  <w:p>
+    <w:pPr>
+      <w:pStyle w:val="Footer"/>
+    </w:pPr>
+  </w:p>
+</w:ftr>
 </file>
 
 <file path=word/footnotes.xml><?xml version="1.0" encoding="utf-8"?>
@@ -13661,7 +15239,6 @@
   <w:style w:type="character" w:default="1" w:styleId="DefaultParagraphFont">
     <w:name w:val="Default Paragraph Font"/>
     <w:uiPriority w:val="1"/>
-    <w:semiHidden/>
     <w:unhideWhenUsed/>
   </w:style>
   <w:style w:type="table" w:default="1" w:styleId="TableNormal">
@@ -14138,6 +15715,14 @@
       <w:lang w:eastAsia="en-GB"/>
     </w:rPr>
   </w:style>
+  <w:style w:type="character" w:styleId="PageNumber">
+    <w:name w:val="page number"/>
+    <w:basedOn w:val="DefaultParagraphFont"/>
+    <w:uiPriority w:val="99"/>
+    <w:semiHidden/>
+    <w:unhideWhenUsed/>
+    <w:rsid w:val="005742A9"/>
+  </w:style>
 </w:styles>
 </file>
 

--- a/communication/preprint/Hussey - 2026 - a critical reanalysis of Foody et al. 2013.docx
+++ b/communication/preprint/Hussey - 2026 - a critical reanalysis of Foody et al. 2013.docx
@@ -711,7 +711,7 @@
         <w:rPr>
           <w:lang w:val="en-US"/>
         </w:rPr>
-        <w:t xml:space="preserve">A long-standing debate within the literature on Acceptance and Commitment Therapy </w:t>
+        <w:t xml:space="preserve">This article presents a critical reanalysis of a study published in the field of psychology, specifically clinical psychology and more specifically Acceptance and Commitment Therapy </w:t>
       </w:r>
       <w:r>
         <w:rPr>
@@ -748,6 +748,24 @@
         <w:rPr>
           <w:lang w:val="en-US"/>
         </w:rPr>
+        <w:t xml:space="preserve">. (ACT). </w:t>
+      </w:r>
+      <w:r>
+        <w:rPr>
+          <w:lang w:val="en-US"/>
+        </w:rPr>
+        <w:t xml:space="preserve">A long-standing debate within </w:t>
+      </w:r>
+      <w:r>
+        <w:rPr>
+          <w:lang w:val="en-US"/>
+        </w:rPr>
+        <w:t>this literature</w:t>
+      </w:r>
+      <w:r>
+        <w:rPr>
+          <w:lang w:val="en-US"/>
+        </w:rPr>
         <w:t xml:space="preserve"> is whether or not ACT’s model of therapeutic change is or is not linked to the more basic science of learning and behavioral processes, specifically relational responding, described by Relational Frame Theory </w:t>
       </w:r>
       <w:r>
@@ -760,7 +778,7 @@
         <w:rPr>
           <w:lang w:val="en-US"/>
         </w:rPr>
-        <w:instrText xml:space="preserve"> ADDIN ZOTERO_ITEM CSL_CITATION {"citationID":"HslUZC8K","properties":{"formattedCitation":"(Hayes et al., 2001)","plainCitation":"(Hayes et al., 2001)","noteIndex":0},"citationItems":[{"id":1834,"uris":["http://zotero.org/users/1687755/items/97BA6F6P"],"itemData":{"id":1834,"type":"book","event-place":"New York","publisher":"Kluwer Academic/Plenum Press","publisher-place":"New York","title":"Relational frame theory: A post-Skinnerian account of human language and cognition","title-short":"Relational frame theory","author":[{"family":"Hayes","given":"Steven C."},{"family":"Barnes-Holmes","given":"Dermot"},{"family":"Roche","given":"Bryan"}],"issued":{"date-parts":[["2001"]]}}}],"schema":"https://github.com/citation-style-language/schema/raw/master/csl-citation.json"} </w:instrText>
+        <w:instrText xml:space="preserve"> ADDIN ZOTERO_ITEM CSL_CITATION {"citationID":"KVKyC7JF","properties":{"unsorted":false,"formattedCitation":"(RFT: Hayes et al., 2001)","plainCitation":"(RFT: Hayes et al., 2001)","noteIndex":0},"citationItems":[{"id":1834,"uris":["http://zotero.org/users/1687755/items/97BA6F6P"],"itemData":{"id":1834,"type":"book","publisher":"Kluwer Academic/Plenum Press","publisher-place":"New York","title":"Relational frame theory: A post-Skinnerian account of human language and cognition","title-short":"Relational frame theory","author":[{"family":"Hayes","given":"Steven C."},{"family":"Barnes-Holmes","given":"Dermot"},{"family":"Roche","given":"Bryan"}],"issued":{"date-parts":[["2001"]]}},"prefix":"RFT: "}],"schema":"https://github.com/citation-style-language/schema/raw/master/csl-citation.json"} </w:instrText>
       </w:r>
       <w:r>
         <w:rPr>
@@ -773,7 +791,7 @@
           <w:noProof/>
           <w:lang w:val="en-US"/>
         </w:rPr>
-        <w:t>(Hayes et al., 2001)</w:t>
+        <w:t>(RFT: Hayes et al., 2001)</w:t>
       </w:r>
       <w:r>
         <w:rPr>
@@ -785,12 +803,134 @@
         <w:rPr>
           <w:lang w:val="en-US"/>
         </w:rPr>
+        <w:t>. RFT is a modern behaviorist account of language and higher cognition in terms of human</w:t>
+      </w:r>
+      <w:r>
+        <w:rPr>
+          <w:lang w:val="en-US"/>
+        </w:rPr>
+        <w:t xml:space="preserve">s’ </w:t>
+      </w:r>
+      <w:r>
+        <w:rPr>
+          <w:lang w:val="en-US"/>
+        </w:rPr>
+        <w:t xml:space="preserve">ability to relate stimuli in complex ways. An introduction to </w:t>
+      </w:r>
+      <w:r>
+        <w:rPr>
+          <w:lang w:val="en-US"/>
+        </w:rPr>
+        <w:t xml:space="preserve">ACT and </w:t>
+      </w:r>
+      <w:r>
+        <w:rPr>
+          <w:lang w:val="en-US"/>
+        </w:rPr>
+        <w:t>RFT</w:t>
+      </w:r>
+      <w:r>
+        <w:rPr>
+          <w:lang w:val="en-US"/>
+        </w:rPr>
+        <w:t xml:space="preserve">, and the long-debated link between the two, </w:t>
+      </w:r>
+      <w:r>
+        <w:rPr>
+          <w:lang w:val="en-US"/>
+        </w:rPr>
+        <w:t xml:space="preserve">is beyond the scope of this article, but readers </w:t>
+      </w:r>
+      <w:r>
+        <w:rPr>
+          <w:lang w:val="en-US"/>
+        </w:rPr>
+        <w:t xml:space="preserve">can find longer treatments of these issues in Barnes-Holmes et al., </w:t>
+      </w:r>
+      <w:r>
+        <w:rPr>
+          <w:lang w:val="en-US"/>
+        </w:rPr>
+        <w:fldChar w:fldCharType="begin"/>
+      </w:r>
+      <w:r>
+        <w:rPr>
+          <w:lang w:val="en-US"/>
+        </w:rPr>
+        <w:instrText xml:space="preserve"> ADDIN ZOTERO_ITEM CSL_CITATION {"citationID":"RElOtTei","properties":{"unsorted":false,"formattedCitation":"(2015)","plainCitation":"(2015)","noteIndex":0},"citationItems":[{"id":2711,"uris":["http://zotero.org/users/1687755/items/P3KU2EWX"],"itemData":{"id":2711,"type":"chapter","container-title":"The Wiley Handbook of Contextual Behavioral Science","page":"365–382","publisher":"Blackwell-Wiley","publisher-place":"New York, NY","title":"Scientific ambition: The relationship between Relational Frame Theory and middle-level terms in acceptance and commitment therapy","URL":"http://onlinelibrary.wiley.com/doi/10.1002/9781118489857.ch18/","author":[{"family":"Barnes-Holmes","given":"Yvonne"},{"family":"Hussey","given":"Ian"},{"family":"McEnteggart","given":"Ciara"},{"family":"Barnes-Holmes","given":"Dermot"},{"family":"Foody","given":"Mairéad"}],"editor":[{"family":"Zettle","given":"Robert D"},{"family":"Hayes","given":"Steven C."},{"family":"Barnes-Holmes","given":"Dermot"},{"family":"Biglan","given":"Anthony"}],"issued":{"date-parts":[["2015"]]}},"suppress-author":true}],"schema":"https://github.com/citation-style-language/schema/raw/master/csl-citation.json"} </w:instrText>
+      </w:r>
+      <w:r>
+        <w:rPr>
+          <w:lang w:val="en-US"/>
+        </w:rPr>
+        <w:fldChar w:fldCharType="separate"/>
+      </w:r>
+      <w:r>
+        <w:rPr>
+          <w:noProof/>
+          <w:lang w:val="en-US"/>
+        </w:rPr>
+        <w:t>(2015)</w:t>
+      </w:r>
+      <w:r>
+        <w:rPr>
+          <w:lang w:val="en-US"/>
+        </w:rPr>
+        <w:fldChar w:fldCharType="end"/>
+      </w:r>
+      <w:r>
+        <w:rPr>
+          <w:lang w:val="en-US"/>
+        </w:rPr>
+        <w:t xml:space="preserve"> and McLoughlin and Roche </w:t>
+      </w:r>
+      <w:r>
+        <w:rPr>
+          <w:lang w:val="en-US"/>
+        </w:rPr>
+        <w:fldChar w:fldCharType="begin"/>
+      </w:r>
+      <w:r>
+        <w:rPr>
+          <w:lang w:val="en-US"/>
+        </w:rPr>
+        <w:instrText xml:space="preserve"> ADDIN ZOTERO_ITEM CSL_CITATION {"citationID":"tCSqi0pB","properties":{"unsorted":false,"formattedCitation":"(2022)","plainCitation":"(2022)","noteIndex":0},"citationItems":[{"id":4834,"uris":["http://zotero.org/users/1687755/items/HYYUSMSB"],"itemData":{"id":4834,"type":"article-journal","abstract":"A large array of randomized controlled trials and meta-analyses have determined the efficacy of Acceptance and Commitment Therapy (ACT). However, determining that ACT works does not tell us how it works. This is especially important to understand given the current emphasis on Process-Based Therapy, the promise of which is to identify manipulable causal mediators of change in psychotherapy, and how their effectiveness is moderated by individual contexts. This paper outlines four key areas of concern regarding ACT’s status as a Process-Based Therapy. First, the relationship between ACT and Relational Frame Theory has been widely asserted but not yet properly substantiated. Second, most of the studies on ACT’s core process of change, psychological flexibility, have used invalid measures. Third, while lots of research indicates means by which individuals can be helped to behave consistently with their values, there is virtually no research on how to help people effectively clarify their values in the first instance, or indeed, on an iterative basis. Finally, the philosophy underlying ACT permits a-moral instrumentalism, presenting several ethical challenges. We end by making several recommendations for coherent methodological, conceptual, and practical progress within ACT research and therapy.","container-title":"Behavior Therapy","DOI":"10.1016/j.beth.2022.07.010","ISSN":"00057894","issue":"6","journalAbbreviation":"Behavior Therapy","language":"en","page":"939-955","source":"DOI.org (Crossref)","title":"ACT: A Process-Based Therapy in search of a process","title-short":"ACT","volume":"54","author":[{"family":"McLoughlin","given":"Shane"},{"family":"Roche","given":"Bryan T."}],"issued":{"date-parts":[["2022",8]]}},"suppress-author":true}],"schema":"https://github.com/citation-style-language/schema/raw/master/csl-citation.json"} </w:instrText>
+      </w:r>
+      <w:r>
+        <w:rPr>
+          <w:lang w:val="en-US"/>
+        </w:rPr>
+        <w:fldChar w:fldCharType="separate"/>
+      </w:r>
+      <w:r>
+        <w:rPr>
+          <w:noProof/>
+          <w:lang w:val="en-US"/>
+        </w:rPr>
+        <w:t>(2022)</w:t>
+      </w:r>
+      <w:r>
+        <w:rPr>
+          <w:lang w:val="en-US"/>
+        </w:rPr>
+        <w:fldChar w:fldCharType="end"/>
+      </w:r>
+      <w:r>
+        <w:rPr>
+          <w:lang w:val="en-US"/>
+        </w:rPr>
         <w:t xml:space="preserve">. </w:t>
       </w:r>
       <w:r>
         <w:rPr>
           <w:lang w:val="en-US"/>
         </w:rPr>
+        <w:t xml:space="preserve">For the purposes of the current article, it is suffice to say that </w:t>
+      </w:r>
+      <w:r>
+        <w:rPr>
+          <w:lang w:val="en-US"/>
+        </w:rPr>
         <w:t xml:space="preserve">Foody et al. (2013) </w:t>
       </w:r>
       <w:r>
@@ -815,7 +955,7 @@
         <w:rPr>
           <w:lang w:val="en-US"/>
         </w:rPr>
-        <w:instrText xml:space="preserve"> ADDIN ZOTERO_ITEM CSL_CITATION {"citationID":"4Ck0Vfdj","properties":{"formattedCitation":"(2013)","plainCitation":"(2013)","noteIndex":0},"citationItems":[{"id":118,"uris":["http://zotero.org/users/1687755/items/5QWUIWEF"],"itemData":{"id":118,"type":"article-journal","abstract":"Since its inception, ACT has placed a significant emphasis on the use of self-based techniques, and the self was defined initially through the three selves (i.e., self as content, self as process, and self as context). In addition, RFT provided a more technical account of self in terms of the deictic relational frames. However, the overlap between ACT’s mid-level terms (e.g., self as context) and RFT’s derived relations has been the subject of limited empirical scrutiny. The current study investigated the relative utility of manipulating distinction deictic versus hierarchical deictic relations in a self as context exercise designed to reduce experimentally induced emotional distress. The findings demonstrated superiority of the intervention that focused on hierarchical, rather than distinction, deictic relations in terms of reducing distress. The implications of the data for the potential overlap between ACT and RFT are discussed.","container-title":"International Journal of Psychology","language":"en","source":"Zotero","title":"An Empirical Investigation of Hierarchical versus Distinction Relations in a Self-based ACT Exercise","author":[{"family":"Foody","given":"Mairéad"},{"family":"Barnes-Holmes","given":"Yvonne"},{"family":"Barnes-Holmes","given":"Dermot"},{"family":"Luciano","given":"Carmen"}],"issued":{"date-parts":[["2013"]]}},"label":"page","suppress-author":true}],"schema":"https://github.com/citation-style-language/schema/raw/master/csl-citation.json"} </w:instrText>
+        <w:instrText xml:space="preserve"> ADDIN ZOTERO_ITEM CSL_CITATION {"citationID":"4Ck0Vfdj","properties":{"formattedCitation":"(2013)","plainCitation":"(2013)","noteIndex":0},"citationItems":[{"id":118,"uris":["http://zotero.org/users/1687755/items/5QWUIWEF"],"itemData":{"id":118,"type":"article-journal","abstract":"Since its inception, ACT has placed a significant emphasis on the use of self-based techniques, and the self was defined initially through the three selves (i.e., self as content, self as process, and self as context). In addition, RFT provided a more technical account of self in terms of the deictic relational frames. However, the overlap between ACT’s mid-level terms (e.g., self as context) and RFT’s derived relations has been the subject of limited empirical scrutiny. The current study investigated the relative utility of manipulating distinction deictic versus hierarchical deictic relations in a self as context exercise designed to reduce experimentally induced emotional distress. The findings demonstrated superiority of the intervention that focused on hierarchical, rather than distinction, deictic relations in terms of reducing distress. The implications of the data for the potential overlap between ACT and RFT are discussed.","container-title":"International Journal of Psychology","issue":"3","language":"en","page":"373-388","source":"Zotero","title":"An Empirical Investigation of Hierarchical versus Distinction Relations in a Self-based ACT Exercise","volume":"13","author":[{"family":"Foody","given":"Mairéad"},{"family":"Barnes-Holmes","given":"Yvonne"},{"family":"Barnes-Holmes","given":"Dermot"},{"family":"Luciano","given":"Carmen"}],"issued":{"date-parts":[["2013"]]}},"label":"page","suppress-author":true}],"schema":"https://github.com/citation-style-language/schema/raw/master/csl-citation.json"} </w:instrText>
       </w:r>
       <w:r>
         <w:rPr>
@@ -839,7 +979,13 @@
         <w:rPr>
           <w:lang w:val="en-US"/>
         </w:rPr>
-        <w:t xml:space="preserve"> adapted two different ultra-brief therapeutic interventions designed to decrease distress from Luciano et al. (2011). Briefly, these defined the distinction condition, in which participants were instructed to attempt to see their thoughts and feelings as distinct from their sense of self (i.e., you are not your thoughts), versus the hierarchy condition, in which participants were instructed to attempt to see their thoughts and feelings as contained by an overarching </w:t>
+        <w:t xml:space="preserve"> </w:t>
+      </w:r>
+      <w:r>
+        <w:rPr>
+          <w:lang w:val="en-US"/>
+        </w:rPr>
+        <w:t xml:space="preserve">adapted two different ultra-brief therapeutic interventions designed to decrease distress from Luciano et al. (2011). Briefly, these defined the distinction condition, in which participants were instructed to attempt to see their thoughts and feelings as distinct from their sense of self (i.e., you are not your thoughts), versus the hierarchy condition, in which participants were instructed to attempt to see their thoughts and feelings as contained by an overarching </w:t>
       </w:r>
       <w:r>
         <w:rPr>
@@ -912,7 +1058,7 @@
         <w:rPr>
           <w:lang w:val="en-US"/>
         </w:rPr>
-        <w:instrText xml:space="preserve"> ADDIN ZOTERO_ITEM CSL_CITATION {"citationID":"pFEUvGWt","properties":{"formattedCitation":"(Leichsenring et al., 2017; Tackett et al., 2019)","plainCitation":"(Leichsenring et al., 2017; Tackett et al., 2019)","noteIndex":0},"citationItems":[{"id":115,"uris":["http://zotero.org/users/1687755/items/FMXYR4SE"],"itemData":{"id":115,"type":"article-journal","abstract":"Replicability of findings is an essential prerequisite of research. For both basic and clinical research, however, low replicability of findings has recently been reported. Replicability may be affected by research biases not sufficiently controlled for by the existing research standards. Several biases such as researcher allegiance or selective reporting are well-known for affecting results. For psychotherapy and pharmacotherapy research, specific additional biases may affect outcome (e.g. therapist allegiance, therapist effects or impairments in treatment implementation). For meta-analyses further specific biases are relevant. In psychotherapy and pharmacotherapy research these biases have not yet been systematically discussed in the context of replicability. Using a list of 13 biases as a starting point, we discuss each bias's impact on replicability. We illustrate each bias by selective findings of recent research, showing that (1) several biases are not yet sufficiently controlled for by the presently applied research standards, (2) these biases have a pernicious effect on replicability of findings. For the sake of research credibility, it is critical to avoid these biases in future research. To control for biases and to improve replicability, we propose to systematically implement several measures in psychotherapy and pharmacotherapy research, such as adversarial collaboration (inviting academic rivals to collaborate), reviewing study design prior to knowing the results, triple-blind data analysis (including subjects, investigators and data managers/statisticians), data analysis by other research teams (crowdsourcing), and, last not least, updating reporting standards such as CONSORT or the Template for Intervention Description and Replication (TIDieR).","container-title":"Psychological Medicine","DOI":"10.1017/S003329171600324X","ISSN":"1469-8978","issue":"6","journalAbbreviation":"Psychol Med","language":"eng","note":"PMID: 27955715","page":"1000-1011","source":"PubMed","title":"Biases in research: risk factors for non-replicability in psychotherapy and pharmacotherapy research","title-short":"Biases in research","volume":"47","author":[{"family":"Leichsenring","given":"F."},{"family":"Abbass","given":"A."},{"family":"Hilsenroth","given":"M. J."},{"family":"Leweke","given":"F."},{"family":"Luyten","given":"P."},{"family":"Keefe","given":"J. R."},{"family":"Midgley","given":"N."},{"family":"Rabung","given":"S."},{"family":"Salzer","given":"S."},{"family":"Steinert","given":"C."}],"issued":{"date-parts":[["2017",4]]}}},{"id":4529,"uris":["http://zotero.org/users/1687755/items/CIEGLMSQ"],"itemData":{"id":4529,"type":"article-journal","abstract":"Despite psychological scientists’ increasing interest in replicability, open science, research transparency, and the improvement of methods and practices, the clinical psychology community has been slow to engage. This has been shifting more recently, and with this review, we hope to facilitate this emerging dialogue. We begin by examining some potential areas of weakness in clinical psychology in terms of methods, practices, and evidentiary base. We then discuss a select overview of solutions, tools, and current concerns of the reform movement from a clinical psychological science perspective. We examine areas of clinical science expertise (e.g., implementation science) that should be leveraged to inform open science and reform efforts. Finally, we reiterate the call to clinical psychologists to increase their efforts toward reform that can further improve the credibility of clinical psychological science.","container-title":"Annual Review of Clinical Psychology","DOI":"10.1146/annurev-clinpsy-050718-095710","issue":"1","note":"PMID: 30673512","page":"579-604","source":"Annual Reviews","title":"Psychology's Replication Crisis and Clinical Psychological Science","volume":"15","author":[{"family":"Tackett","given":"Jennifer L."},{"family":"Brandes","given":"Cassandra M."},{"family":"King","given":"Kevin M."},{"family":"Markon","given":"Kristian E."}],"issued":{"date-parts":[["2019"]]}}}],"schema":"https://github.com/citation-style-language/schema/raw/master/csl-citation.json"} </w:instrText>
+        <w:instrText xml:space="preserve"> ADDIN ZOTERO_ITEM CSL_CITATION {"citationID":"pFEUvGWt","properties":{"formattedCitation":"(Leichsenring et al., 2017; Tackett et al., 2019)","plainCitation":"(Leichsenring et al., 2017; Tackett et al., 2019)","noteIndex":0},"citationItems":[{"id":115,"uris":["http://zotero.org/users/1687755/items/FMXYR4SE"],"itemData":{"id":115,"type":"article-journal","abstract":"Replicability of findings is an essential prerequisite of research. For both basic and clinical research, however, low replicability of findings has recently been reported. Replicability may be affected by research biases not sufficiently controlled for by the existing research standards. Several biases such as researcher allegiance or selective reporting are well-known for affecting results. For psychotherapy and pharmacotherapy research, specific additional biases may affect outcome (e.g. therapist allegiance, therapist effects or impairments in treatment implementation). For meta-analyses further specific biases are relevant. In psychotherapy and pharmacotherapy research these biases have not yet been systematically discussed in the context of replicability. Using a list of 13 biases as a starting point, we discuss each bias's impact on replicability. We illustrate each bias by selective findings of recent research, showing that (1) several biases are not yet sufficiently controlled for by the presently applied research standards, (2) these biases have a pernicious effect on replicability of findings. For the sake of research credibility, it is critical to avoid these biases in future research. To control for biases and to improve replicability, we propose to systematically implement several measures in psychotherapy and pharmacotherapy research, such as adversarial collaboration (inviting academic rivals to collaborate), reviewing study design prior to knowing the results, triple-blind data analysis (including subjects, investigators and data managers/statisticians), data analysis by other research teams (crowdsourcing), and, last not least, updating reporting standards such as CONSORT or the Template for Intervention Description and Replication (TIDieR).","container-title":"Psychological Medicine","DOI":"10.1017/S003329171600324X","ISSN":"1469-8978","issue":"6","journalAbbreviation":"Psychol Med","language":"eng","page":"1000-1011","PMID":"27955715","source":"PubMed","title":"Biases in research: risk factors for non-replicability in psychotherapy and pharmacotherapy research","title-short":"Biases in research","volume":"47","author":[{"family":"Leichsenring","given":"F."},{"family":"Abbass","given":"A."},{"family":"Hilsenroth","given":"M. J."},{"family":"Leweke","given":"F."},{"family":"Luyten","given":"P."},{"family":"Keefe","given":"J. R."},{"family":"Midgley","given":"N."},{"family":"Rabung","given":"S."},{"family":"Salzer","given":"S."},{"family":"Steinert","given":"C."}],"issued":{"date-parts":[["2017",4]]}}},{"id":4529,"uris":["http://zotero.org/users/1687755/items/CIEGLMSQ"],"itemData":{"id":4529,"type":"article-journal","abstract":"Despite psychological scientists’ increasing interest in replicability, open science, research transparency, and the improvement of methods and practices, the clinical psychology community has been slow to engage. This has been shifting more recently, and with this review, we hope to facilitate this emerging dialogue. We begin by examining some potential areas of weakness in clinical psychology in terms of methods, practices, and evidentiary base. We then discuss a select overview of solutions, tools, and current concerns of the reform movement from a clinical psychological science perspective. We examine areas of clinical science expertise (e.g., implementation science) that should be leveraged to inform open science and reform efforts. Finally, we reiterate the call to clinical psychologists to increase their efforts toward reform that can further improve the credibility of clinical psychological science.","container-title":"Annual Review of Clinical Psychology","DOI":"10.1146/annurev-clinpsy-050718-095710","issue":"1","page":"579-604","PMID":"30673512","source":"Annual Reviews","title":"Psychology's Replication Crisis and Clinical Psychological Science","volume":"15","author":[{"family":"Tackett","given":"Jennifer L."},{"family":"Brandes","given":"Cassandra M."},{"family":"King","given":"Kevin M."},{"family":"Markon","given":"Kristian E."}],"issued":{"date-parts":[["2019"]]}}}],"schema":"https://github.com/citation-style-language/schema/raw/master/csl-citation.json"} </w:instrText>
       </w:r>
       <w:r>
         <w:rPr>
@@ -936,7 +1082,14 @@
         <w:rPr>
           <w:lang w:val="en-US"/>
         </w:rPr>
-        <w:t>. More recently, awareness of this issue has also spread to the behavioral research communities. In an editorial for Perspectives on Behavior Science, Hantula stated that “the ‘replication crisis’ in psychology could well be repeated in behavior science and behavior analysis. Even if it is not, it may hold some important lessons for both scientists and practitioners.”</w:t>
+        <w:t xml:space="preserve">. More recently, awareness of this issue has also spread to the behavioral research communities. In an editorial for Perspectives on Behavior Science, Hantula stated that “the ‘replication crisis’ in psychology could well be repeated in behavior science and behavior analysis. Even if it is not, it may hold some important </w:t>
+      </w:r>
+      <w:r>
+        <w:rPr>
+          <w:lang w:val="en-US"/>
+        </w:rPr>
+        <w:lastRenderedPageBreak/>
+        <w:t>lessons for both scientists and practitioners.”</w:t>
       </w:r>
       <w:r>
         <w:rPr>
@@ -1029,7 +1182,6 @@
         <w:rPr>
           <w:lang w:val="en-US"/>
         </w:rPr>
-        <w:lastRenderedPageBreak/>
         <w:t xml:space="preserve">To this end, a number of studies have examined the replicability and studies that </w:t>
       </w:r>
       <w:r>
@@ -1066,7 +1218,7 @@
         <w:rPr>
           <w:lang w:val="en-US"/>
         </w:rPr>
-        <w:instrText xml:space="preserve"> ADDIN ZOTERO_ITEM CSL_CITATION {"citationID":"6V04ZGMd","properties":{"formattedCitation":"(e.g., Sierra et al., 2016)","plainCitation":"(e.g., Sierra et al., 2016)","noteIndex":0},"citationItems":[{"id":1037,"uris":["http://zotero.org/users/1687755/items/FQDNWK95"],"itemData":{"id":1037,"type":"article-journal","abstract":"Metaphor is a tool frequently used in psychotherapy such as Acceptance and Commitment Therapy (ACT), a contextual behavioral model of psychological intervention rooted in an approach to human language and cognition known as Relational Frame Theory (RFT). This experimental analogue study aimed to analyze the effect of two variables in the metaphor effect on promoting psychological flexibility according to RFT: (a) the presence of common physical properties between the individual’s experience and the metaphor, and (b) the specification of appetitive augmental functions in the metaphor content. A 2x2 factorial design was implemented where the presence/absence of the above-mentioned variables was manipulated. Eighty-three participants first responded to measures of experiential avoidance, cognitive fusion, and generalized pliance. Subsequently, they were exposed to a cold-pressor task at pretest. Afterwards, participants were randomly assigned to four experimental protocols consisting of a metaphor that included: (a) common physical properties and augmental functions, (b) only common physical properties, (c) only augmental functions, and (d) none of these variables. Then, participants were re-exposed to the cold-pressor task (posttest). The results showed that both variables had a statistically significant effect on the pain tolerance induced by the cold-pressor task.","container-title":"International Journal of Psychology","language":"en","page":"15","source":"Zotero","title":"The Role of Common Physical Properties and Augmental Functions in Metaphor Effect","author":[{"family":"Sierra","given":"Marco A"},{"family":"Ruiz","given":"Francisco J"},{"family":"Flórez","given":"Cindy L"},{"family":"Hernández","given":"Diana Riaño"},{"family":"Luciano","given":"Carmen"}],"issued":{"date-parts":[["2016"]]}},"prefix":"e.g., "}],"schema":"https://github.com/citation-style-language/schema/raw/master/csl-citation.json"} </w:instrText>
+        <w:instrText xml:space="preserve"> ADDIN ZOTERO_ITEM CSL_CITATION {"citationID":"6V04ZGMd","properties":{"formattedCitation":"(e.g., Sierra et al., 2016)","plainCitation":"(e.g., Sierra et al., 2016)","noteIndex":0},"citationItems":[{"id":1037,"uris":["http://zotero.org/users/1687755/items/FQDNWK95"],"itemData":{"id":1037,"type":"article-journal","abstract":"Metaphor is a tool frequently used in psychotherapy such as Acceptance and Commitment Therapy (ACT), a contextual behavioral model of psychological intervention rooted in an approach to human language and cognition known as Relational Frame Theory (RFT). This experimental analogue study aimed to analyze the effect of two variables in the metaphor effect on promoting psychological flexibility according to RFT: (a) the presence of common physical properties between the individual’s experience and the metaphor, and (b) the specification of appetitive augmental functions in the metaphor content. A 2x2 factorial design was implemented where the presence/absence of the above-mentioned variables was manipulated. Eighty-three participants first responded to measures of experiential avoidance, cognitive fusion, and generalized pliance. Subsequently, they were exposed to a cold-pressor task at pretest. Afterwards, participants were randomly assigned to four experimental protocols consisting of a metaphor that included: (a) common physical properties and augmental functions, (b) only common physical properties, (c) only augmental functions, and (d) none of these variables. Then, participants were re-exposed to the cold-pressor task (posttest). The results showed that both variables had a statistically significant effect on the pain tolerance induced by the cold-pressor task.","container-title":"International Journal of Psychology","issue":"3","language":"en","page":"265-279","source":"Zotero","title":"The Role of Common Physical Properties and Augmental Functions in Metaphor Effect","volume":"16","author":[{"family":"Sierra","given":"Marco A"},{"family":"Ruiz","given":"Francisco J"},{"family":"Flórez","given":"Cindy L"},{"family":"Hernández","given":"Diana Riaño"},{"family":"Luciano","given":"Carmen"}],"issued":{"date-parts":[["2016"]]}},"prefix":"e.g., "}],"schema":"https://github.com/citation-style-language/schema/raw/master/csl-citation.json"} </w:instrText>
       </w:r>
       <w:r>
         <w:rPr>
@@ -1102,7 +1254,7 @@
         <w:rPr>
           <w:lang w:val="en-US"/>
         </w:rPr>
-        <w:instrText xml:space="preserve"> ADDIN ZOTERO_ITEM CSL_CITATION {"citationID":"RSCFH2N9","properties":{"unsorted":true,"formattedCitation":"(see Pendrous et al., 2020; for a series of replies, in order of publication, see: Hussey, 2020; Hulbert-Williams et al., 2020; Ruiz et al., 2020)","plainCitation":"(see Pendrous et al., 2020; for a series of replies, in order of publication, see: Hussey, 2020; Hulbert-Williams et al., 2020; Ruiz et al., 2020)","noteIndex":0},"citationItems":[{"id":468,"uris":["http://zotero.org/users/1687755/items/E5JLVVRD"],"itemData":{"id":468,"type":"article-journal","abstract":"Relational frame theory claims that the tacit understanding of metaphorical language rests upon our ability to derive relations based on relevant contextual cues; with metaphor aptness being a function of learning history and the number and nature of contextual cues presented. Recent experimental research has explored whether metaphor aptness plays a role in changing behaviour. Sierra, Ruiz, Flórez, Riaño Hernández, and Luciano (2016) demonstrated that the presence of common physical properties (herein common properties; “cold”) within a perseverance metaphor increased pain tolerance to the cold pressor task. When the metaphor also specified appetitive augmental functions (herein augmentals; “something important to you”), pain tolerance also increased. We tested the replicability of these findings under more stringent conditions, using a stratified (by sex) double-blind randomised-controlled experimental design. Eighty-nine participants completed baseline measures of psychological flexibility, cognitive fusion, generalised pliance, and analogical reasoning ability. Participants were then allocated to a pre-recorded audio-delivered metaphor exercise containing either: (i) common properties; (ii) augmentals; (iii) both; or (iv) neither (control condition). Participants completed the cold pressor task before and after intervention. We found no change in pain tolerance following intervention in any condition. Given potential implications for apt metaphor use for changing behaviour, further work is required to establish why the original study's findings were not replicated, to identify boundary conditions for the putative effect, and test metaphor use in ecologically valid settings.","container-title":"Journal of Contextual Behavioral Science","DOI":"10.1016/j.jcbs.2020.02.003","ISSN":"2212-1447","journalAbbreviation":"Journal of Contextual Behavioral Science","language":"en","page":"17-24","source":"ScienceDirect","title":"Appetitive augmental functions and common physical properties in a pain-tolerance metaphor: An extended replication","title-short":"Appetitive augmental functions and common physical properties in a pain-tolerance metaphor","volume":"16","author":[{"family":"Pendrous","given":"Rosina"},{"family":"Hulbert-Williams","given":"Lee"},{"family":"Hochard","given":"Kevin D."},{"family":"Hulbert-Williams","given":"Nicholas J."}],"issued":{"date-parts":[["2020",4,1]]}},"prefix":"see "},{"id":140,"uris":["http://zotero.org/users/1687755/items/BEYEEZDB"],"itemData":{"id":140,"type":"article","abstract":"Recent evidence suggests replications of psychology studies produce discrepant findings, and that original studies frequently report inflated estimates of effect size. Colloquially speaking, studies ‘fail to replicate’ at an alarming rate, at least in terms of congruence of finding significant p values. Replies are often then written by the authors of the original studies. This discourse often follows a predictable pattern: highly general claims are made in an original study, the replication produces null results, and the response by the original authors primarily focuses on reasons to disqualify the replication’s results from requiring consideration, rather than acknowledging that the original study’s finding may not, in fact, be replicable, or that the generality of the original claims may require revision or constraint. I illustrate these points using the example of a recently published trio of an original study, a failed replication, and a response by original authors. I argue that our scientific goals would be better served by efforts to avoid falling into these writing tropes and to instead move the discourse forward and reinforce the behaviours we want to see in our scientific community, such as the conduction of high-quality replication studies. All data and code at osf.io/du8xk.","DOI":"10.31234/osf.io/83z2y","language":"en-us","publisher":"PsyArXiv","source":"OSF Preprints","title":"General claims require generalized effects: A reply to Ruiz et al.’s (2020) ‘A systematic and critical response to Pendrous et al. (2020) replication study’","title-short":"General claims require generalized effects","URL":"https://psyarxiv.com/83z2y/","author":[{"family":"Hussey","given":"Ian"}],"accessed":{"date-parts":[["2023",2,24]]},"issued":{"date-parts":[["2020",5,7]]}},"prefix":"for a series of replies, in order of publication, see: "},{"id":4626,"uris":["http://zotero.org/users/1687755/items/YUWXE4HR"],"itemData":{"id":4626,"type":"article-journal","abstract":"Deliberate and explicit replication attempts are becoming more common across the behavioral sciences. Whilst replicability has been recognized as a core feature of science for decades (if not centuries), the directness of today’s replication work requires us to consider carefully how we communicate our research and how we conceptualize our theories in light of differing findings. This paper uses a concrete example to make a number of suggestions for how we, as a scientific community, ought to engage with replication attempts. Within Relational Frame Theory (RFT) there is a growing body of applied research on the effective use of metaphors to increase tolerance of aversive states. We conducted a replication of an earlier experimental analogue study (2020, this journal) and failed to find the specified effect. Ruiz et al. (2020, also this journal) have recently published a critical response in which they list a number of differences between our two studies which might account for the negative findings. We will use this series of three papers as our exemplum. We also take the opportunity to acknowledge some points of critique provided by Ruiz et al., and to set the record straight with respect to the differences between the original study and our replication attempt. We hope this discussion might help the CBS community to develop a coherent approach to the very current issue of replication.","container-title":"Journal of Contextual Behavioral Science","DOI":"10.1016/j.jcbs.2020.10.008","ISSN":"2212-1447","journalAbbreviation":"Journal of Contextual Behavioral Science","language":"en","source":"ScienceDirect","title":"In search of scope: A response to Ruiz et al. (2020)","title-short":"In search of scope","URL":"http://www.sciencedirect.com/science/article/pii/S2212144720302039","author":[{"family":"Hulbert-Williams","given":"L."},{"family":"Pendrous","given":"R."},{"family":"Hochard","given":"K. D."},{"family":"Hulbert-Williams","given":"N. J."}],"accessed":{"date-parts":[["2020",11,6]]},"issued":{"date-parts":[["2020",10,29]]}}},{"id":451,"uris":["http://zotero.org/users/1687755/items/SVCZDY7K"],"itemData":{"id":451,"type":"article-journal","abstract":"Conducting direct replication studies is crucial for the progress of science because they increase our confidence in the effect of the independent variables under the same or mostly the same experimental conditions. Pendrous et al. (2020) recently published an “extended direct replication” with negative results concerning the study by Sierra et al. (2016) and suggested the disparity in results was due to the supposed more stringent conditions of their study. However, a detailed comparison of the studies reveals that (a) they differed in many relevant aspects (e.g., participants' characteristics, experimental task, procedure, and experimental protocols): that preclude considering Pendrous et al.‘s study as a “direct replication; ” (b) the replication study did not specify some methodological strengths of the original study; and (c) the replication study had unnoticed methodological problems. In the replication study: (a) there was an overrepresentation of females, (b) there were notable differences across experimental conditions in the naïve status of the participants in terms of previous ACT/RFT knowledge and experience with the cold pressor task, (c) 21.4% of the participants were not native English speakers, (d) compensation was not the same for all participants, and (e) there were differences in the pauses prompting for relational elaboration across the experimental conditions. These methodological problems might limit the conclusions reached in the replication study. We call for greater precision in reporting and discussing replication studies by highlighting the commonalities and differences between the original and replication studies.","container-title":"Journal of Contextual Behavioral Science","DOI":"10.1016/j.jcbs.2020.04.011","ISSN":"2212-1447","journalAbbreviation":"Journal of Contextual Behavioral Science","language":"en","source":"ScienceDirect","title":"A systematic and critical response to Pendrous et al. (2020) replication study","URL":"http://www.sciencedirect.com/science/article/pii/S2212144720300983","author":[{"family":"Ruiz","given":"Francisco J."},{"family":"Luciano","given":"Carmen"},{"family":"Sierra","given":"Marco A."}],"accessed":{"date-parts":[["2020",5,2]]},"issued":{"date-parts":[["2020",4,30]]}}}],"schema":"https://github.com/citation-style-language/schema/raw/master/csl-citation.json"} </w:instrText>
+        <w:instrText xml:space="preserve"> ADDIN ZOTERO_ITEM CSL_CITATION {"citationID":"RSCFH2N9","properties":{"unsorted":true,"formattedCitation":"(see Pendrous et al., 2020; for a series of replies, in order of publication, see: Hussey, 2020; Hulbert-Williams et al., 2020; Ruiz et al., 2020)","plainCitation":"(see Pendrous et al., 2020; for a series of replies, in order of publication, see: Hussey, 2020; Hulbert-Williams et al., 2020; Ruiz et al., 2020)","noteIndex":0},"citationItems":[{"id":468,"uris":["http://zotero.org/users/1687755/items/E5JLVVRD"],"itemData":{"id":468,"type":"article-journal","abstract":"Relational frame theory claims that the tacit understanding of metaphorical language rests upon our ability to derive relations based on relevant contextual cues; with metaphor aptness being a function of learning history and the number and nature of contextual cues presented. Recent experimental research has explored whether metaphor aptness plays a role in changing behaviour. Sierra, Ruiz, Flórez, Riaño Hernández, and Luciano (2016) demonstrated that the presence of common physical properties (herein common properties; “cold”) within a perseverance metaphor increased pain tolerance to the cold pressor task. When the metaphor also specified appetitive augmental functions (herein augmentals; “something important to you”), pain tolerance also increased. We tested the replicability of these findings under more stringent conditions, using a stratified (by sex) double-blind randomised-controlled experimental design. Eighty-nine participants completed baseline measures of psychological flexibility, cognitive fusion, generalised pliance, and analogical reasoning ability. Participants were then allocated to a pre-recorded audio-delivered metaphor exercise containing either: (i) common properties; (ii) augmentals; (iii) both; or (iv) neither (control condition). Participants completed the cold pressor task before and after intervention. We found no change in pain tolerance following intervention in any condition. Given potential implications for apt metaphor use for changing behaviour, further work is required to establish why the original study's findings were not replicated, to identify boundary conditions for the putative effect, and test metaphor use in ecologically valid settings.","container-title":"Journal of Contextual Behavioral Science","DOI":"10.1016/j.jcbs.2020.02.003","ISSN":"2212-1447","journalAbbreviation":"Journal of Contextual Behavioral Science","language":"en","page":"17-24","source":"ScienceDirect","title":"Appetitive augmental functions and common physical properties in a pain-tolerance metaphor: An extended replication","title-short":"Appetitive augmental functions and common physical properties in a pain-tolerance metaphor","volume":"16","author":[{"family":"Pendrous","given":"Rosina"},{"family":"Hulbert-Williams","given":"Lee"},{"family":"Hochard","given":"Kevin D."},{"family":"Hulbert-Williams","given":"Nicholas J."}],"issued":{"date-parts":[["2020",4,1]]}},"prefix":"see "},{"id":140,"uris":["http://zotero.org/users/1687755/items/BEYEEZDB"],"itemData":{"id":140,"type":"article","abstract":"Recent evidence suggests replications of psychology studies produce discrepant findings, and that original studies frequently report inflated estimates of effect size. Colloquially speaking, studies ‘fail to replicate’ at an alarming rate, at least in terms of congruence of finding significant p values. Replies are often then written by the authors of the original studies. This discourse often follows a predictable pattern: highly general claims are made in an original study, the replication produces null results, and the response by the original authors primarily focuses on reasons to disqualify the replication’s results from requiring consideration, rather than acknowledging that the original study’s finding may not, in fact, be replicable, or that the generality of the original claims may require revision or constraint. I illustrate these points using the example of a recently published trio of an original study, a failed replication, and a response by original authors. I argue that our scientific goals would be better served by efforts to avoid falling into these writing tropes and to instead move the discourse forward and reinforce the behaviours we want to see in our scientific community, such as the conduction of high-quality replication studies. All data and code at osf.io/du8xk.","DOI":"10.31234/osf.io/83z2y","language":"en-us","publisher":"PsyArXiv","source":"OSF Preprints","title":"General claims require generalized effects: A reply to Ruiz et al.’s (2020) ‘A systematic and critical response to Pendrous et al. (2020) replication study’","title-short":"General claims require generalized effects","URL":"https://psyarxiv.com/83z2y/","author":[{"family":"Hussey","given":"Ian"}],"accessed":{"date-parts":[["2023",2,24]]},"issued":{"date-parts":[["2020",5,7]]}},"prefix":"for a series of replies, in order of publication, see: "},{"id":4626,"uris":["http://zotero.org/users/1687755/items/YUWXE4HR"],"itemData":{"id":4626,"type":"article-journal","abstract":"Deliberate and explicit replication attempts are becoming more common across the behavioral sciences. Whilst replicability has been recognized as a core feature of science for decades (if not centuries), the directness of today’s replication work requires us to consider carefully how we communicate our research and how we conceptualize our theories in light of differing findings. This paper uses a concrete example to make a number of suggestions for how we, as a scientific community, ought to engage with replication attempts. Within Relational Frame Theory (RFT) there is a growing body of applied research on the effective use of metaphors to increase tolerance of aversive states. We conducted a replication of an earlier experimental analogue study (2020, this journal) and failed to find the specified effect. Ruiz et al. (2020, also this journal) have recently published a critical response in which they list a number of differences between our two studies which might account for the negative findings. We will use this series of three papers as our exemplum. We also take the opportunity to acknowledge some points of critique provided by Ruiz et al., and to set the record straight with respect to the differences between the original study and our replication attempt. We hope this discussion might help the CBS community to develop a coherent approach to the very current issue of replication.","container-title":"Journal of Contextual Behavioral Science","DOI":"10.1016/j.jcbs.2020.10.008","ISSN":"2212-1447","journalAbbreviation":"Journal of Contextual Behavioral Science","language":"en","page":"306-311","source":"ScienceDirect","title":"In search of scope: A response to Ruiz et al. (2020)","title-short":"In search of scope","volume":"18","author":[{"family":"Hulbert-Williams","given":"L."},{"family":"Pendrous","given":"R."},{"family":"Hochard","given":"K. D."},{"family":"Hulbert-Williams","given":"N. J."}],"issued":{"date-parts":[["2020",10,29]]}}},{"id":451,"uris":["http://zotero.org/users/1687755/items/SVCZDY7K"],"itemData":{"id":451,"type":"article-journal","abstract":"Conducting direct replication studies is crucial for the progress of science because they increase our confidence in the effect of the independent variables under the same or mostly the same experimental conditions. Pendrous et al. (2020) recently published an “extended direct replication” with negative results concerning the study by Sierra et al. (2016) and suggested the disparity in results was due to the supposed more stringent conditions of their study. However, a detailed comparison of the studies reveals that (a) they differed in many relevant aspects (e.g., participants' characteristics, experimental task, procedure, and experimental protocols): that preclude considering Pendrous et al.‘s study as a “direct replication; ” (b) the replication study did not specify some methodological strengths of the original study; and (c) the replication study had unnoticed methodological problems. In the replication study: (a) there was an overrepresentation of females, (b) there were notable differences across experimental conditions in the naïve status of the participants in terms of previous ACT/RFT knowledge and experience with the cold pressor task, (c) 21.4% of the participants were not native English speakers, (d) compensation was not the same for all participants, and (e) there were differences in the pauses prompting for relational elaboration across the experimental conditions. These methodological problems might limit the conclusions reached in the replication study. We call for greater precision in reporting and discussing replication studies by highlighting the commonalities and differences between the original and replication studies.","container-title":"Journal of Contextual Behavioral Science","DOI":"10.1016/j.jcbs.2020.04.011","ISSN":"2212-1447","journalAbbreviation":"Journal of Contextual Behavioral Science","language":"en","page":"39-45","source":"ScienceDirect","title":"A systematic and critical response to Pendrous et al. (2020) replication study","volume":"17","author":[{"family":"Ruiz","given":"Francisco J."},{"family":"Luciano","given":"Carmen"},{"family":"Sierra","given":"Marco A."}],"issued":{"date-parts":[["2020",4,30]]}}}],"schema":"https://github.com/citation-style-language/schema/raw/master/csl-citation.json"} </w:instrText>
       </w:r>
       <w:r>
         <w:rPr>
@@ -1114,21 +1266,7 @@
         <w:rPr>
           <w:lang w:val="en-US"/>
         </w:rPr>
-        <w:t xml:space="preserve">(see </w:t>
-      </w:r>
-      <w:proofErr w:type="spellStart"/>
-      <w:r>
-        <w:rPr>
-          <w:lang w:val="en-US"/>
-        </w:rPr>
-        <w:t>Pendrous</w:t>
-      </w:r>
-      <w:proofErr w:type="spellEnd"/>
-      <w:r>
-        <w:rPr>
-          <w:lang w:val="en-US"/>
-        </w:rPr>
-        <w:t xml:space="preserve"> et al., 2020; for a series of replies, in order of publication, see: Hussey, 2020; Hulbert-Williams et al., 2020; Ruiz et al., 2020)</w:t>
+        <w:t>(see Pendrous et al., 2020; for a series of replies, in order of publication, see: Hussey, 2020; Hulbert-Williams et al., 2020; Ruiz et al., 2020)</w:t>
       </w:r>
       <w:r>
         <w:rPr>
@@ -1228,18 +1366,34 @@
         </w:rPr>
         <w:t>mpact of Foody et al. (2013</w:t>
       </w:r>
+      <w:proofErr w:type="gramStart"/>
       <w:r>
         <w:rPr>
           <w:rStyle w:val="citation"/>
           <w:lang w:val="en-US"/>
         </w:rPr>
-        <w:t>, 2015</w:t>
+        <w:t xml:space="preserve">, </w:t>
       </w:r>
       <w:r>
         <w:rPr>
           <w:rStyle w:val="citation"/>
           <w:lang w:val="en-US"/>
         </w:rPr>
+        <w:t>,</w:t>
+      </w:r>
+      <w:proofErr w:type="gramEnd"/>
+      <w:r>
+        <w:rPr>
+          <w:rStyle w:val="citation"/>
+          <w:lang w:val="en-US"/>
+        </w:rPr>
+        <w:t xml:space="preserve"> 2015</w:t>
+      </w:r>
+      <w:r>
+        <w:rPr>
+          <w:rStyle w:val="citation"/>
+          <w:lang w:val="en-US"/>
+        </w:rPr>
         <w:t>)</w:t>
       </w:r>
     </w:p>
@@ -1295,7 +1449,7 @@
         <w:rPr>
           <w:lang w:val="en-US"/>
         </w:rPr>
-        <w:instrText xml:space="preserve"> ADDIN ZOTERO_ITEM CSL_CITATION {"citationID":"bdpADlIv","properties":{"formattedCitation":"(see Barnes-Holmes et al., 2015; McLoughlin &amp; Roche, 2022)","plainCitation":"(see Barnes-Holmes et al., 2015; McLoughlin &amp; Roche, 2022)","noteIndex":0},"citationItems":[{"id":2711,"uris":["http://zotero.org/users/1687755/items/P3KU2EWX"],"itemData":{"id":2711,"type":"chapter","container-title":"The Wiley Handbook of Contextual Behavioral Science","event-place":"New York, NY","page":"365–382","publisher":"Blackwell-Wiley","publisher-place":"New York, NY","title":"Scientific ambition: The relationship between Relational Frame Theory and middle-level terms in acceptance and commitment therapy","URL":"http://onlinelibrary.wiley.com/doi/10.1002/9781118489857.ch18/","author":[{"family":"Barnes-Holmes","given":"Yvonne"},{"family":"Hussey","given":"Ian"},{"family":"McEnteggart","given":"Ciara"},{"family":"Barnes-Holmes","given":"Dermot"},{"family":"Foody","given":"Mairéad"}],"editor":[{"family":"Zettle","given":"Robert D"},{"family":"Hayes","given":"Steven C."},{"family":"Barnes-Holmes","given":"Dermot"},{"family":"Biglan","given":"Anthony"}],"issued":{"date-parts":[["2015"]]}},"label":"page","prefix":"see"},{"id":4834,"uris":["http://zotero.org/users/1687755/items/HYYUSMSB"],"itemData":{"id":4834,"type":"article-journal","abstract":"A large array of randomized controlled trials and meta-analyses have determined the efficacy of Acceptance and Commitment Therapy (ACT). However, determining that ACT works does not tell us how it works. This is especially important to understand given the current emphasis on Process-Based Therapy, the promise of which is to identify manipulable causal mediators of change in psychotherapy, and how their effectiveness is moderated by individual contexts. This paper outlines four key areas of concern regarding ACT’s status as a Process-Based Therapy. First, the relationship between ACT and Relational Frame Theory has been widely asserted but not yet properly substantiated. Second, most of the studies on ACT’s core process of change, psychological flexibility, have used invalid measures. Third, while lots of research indicates means by which individuals can be helped to behave consistently with their values, there is virtually no research on how to help people effectively clarify their values in the first instance, or indeed, on an iterative basis. Finally, the philosophy underlying ACT permits a-moral instrumentalism, presenting several ethical challenges. We end by making several recommendations for coherent methodological, conceptual, and practical progress within ACT research and therapy.","container-title":"Behavior Therapy","DOI":"10.1016/j.beth.2022.07.010","ISSN":"00057894","journalAbbreviation":"Behavior Therapy","language":"en","page":"S0005789422001022","source":"DOI.org (Crossref)","title":"ACT: A Process-Based Therapy in search of a process","title-short":"ACT","author":[{"family":"McLoughlin","given":"Shane"},{"family":"Roche","given":"Bryan T."}],"issued":{"date-parts":[["2022",8]]}}}],"schema":"https://github.com/citation-style-language/schema/raw/master/csl-citation.json"} </w:instrText>
+        <w:instrText xml:space="preserve"> ADDIN ZOTERO_ITEM CSL_CITATION {"citationID":"bdpADlIv","properties":{"formattedCitation":"(see Barnes-Holmes et al., 2015; McLoughlin &amp; Roche, 2022)","plainCitation":"(see Barnes-Holmes et al., 2015; McLoughlin &amp; Roche, 2022)","noteIndex":0},"citationItems":[{"id":2711,"uris":["http://zotero.org/users/1687755/items/P3KU2EWX"],"itemData":{"id":2711,"type":"chapter","container-title":"The Wiley Handbook of Contextual Behavioral Science","page":"365–382","publisher":"Blackwell-Wiley","publisher-place":"New York, NY","title":"Scientific ambition: The relationship between Relational Frame Theory and middle-level terms in acceptance and commitment therapy","URL":"http://onlinelibrary.wiley.com/doi/10.1002/9781118489857.ch18/","author":[{"family":"Barnes-Holmes","given":"Yvonne"},{"family":"Hussey","given":"Ian"},{"family":"McEnteggart","given":"Ciara"},{"family":"Barnes-Holmes","given":"Dermot"},{"family":"Foody","given":"Mairéad"}],"editor":[{"family":"Zettle","given":"Robert D"},{"family":"Hayes","given":"Steven C."},{"family":"Barnes-Holmes","given":"Dermot"},{"family":"Biglan","given":"Anthony"}],"issued":{"date-parts":[["2015"]]}},"label":"page","prefix":"see"},{"id":4834,"uris":["http://zotero.org/users/1687755/items/HYYUSMSB"],"itemData":{"id":4834,"type":"article-journal","abstract":"A large array of randomized controlled trials and meta-analyses have determined the efficacy of Acceptance and Commitment Therapy (ACT). However, determining that ACT works does not tell us how it works. This is especially important to understand given the current emphasis on Process-Based Therapy, the promise of which is to identify manipulable causal mediators of change in psychotherapy, and how their effectiveness is moderated by individual contexts. This paper outlines four key areas of concern regarding ACT’s status as a Process-Based Therapy. First, the relationship between ACT and Relational Frame Theory has been widely asserted but not yet properly substantiated. Second, most of the studies on ACT’s core process of change, psychological flexibility, have used invalid measures. Third, while lots of research indicates means by which individuals can be helped to behave consistently with their values, there is virtually no research on how to help people effectively clarify their values in the first instance, or indeed, on an iterative basis. Finally, the philosophy underlying ACT permits a-moral instrumentalism, presenting several ethical challenges. We end by making several recommendations for coherent methodological, conceptual, and practical progress within ACT research and therapy.","container-title":"Behavior Therapy","DOI":"10.1016/j.beth.2022.07.010","ISSN":"00057894","issue":"6","journalAbbreviation":"Behavior Therapy","language":"en","page":"939-955","source":"DOI.org (Crossref)","title":"ACT: A Process-Based Therapy in search of a process","title-short":"ACT","volume":"54","author":[{"family":"McLoughlin","given":"Shane"},{"family":"Roche","given":"Bryan T."}],"issued":{"date-parts":[["2022",8]]}}}],"schema":"https://github.com/citation-style-language/schema/raw/master/csl-citation.json"} </w:instrText>
       </w:r>
       <w:r>
         <w:rPr>
@@ -1629,6 +1783,60 @@
         </w:rPr>
         <w:t xml:space="preserve"> acknowledging that these results failed to replicate in Foody et al. (2015). </w:t>
       </w:r>
+      <w:r>
+        <w:rPr>
+          <w:lang w:val="en-US"/>
+        </w:rPr>
+        <w:t xml:space="preserve">The nature of this failed replication is obscured by the fact that Foody et al. (2015) state in their abstract that the results “somewhat support” </w:t>
+      </w:r>
+      <w:r>
+        <w:rPr>
+          <w:lang w:val="en-US"/>
+        </w:rPr>
+        <w:t xml:space="preserve">(Foody et al., 2015, p. 231) for </w:t>
+      </w:r>
+      <w:r>
+        <w:rPr>
+          <w:lang w:val="en-US"/>
+        </w:rPr>
+        <w:t xml:space="preserve">differential efficacy and elsewhere </w:t>
+      </w:r>
+      <w:r>
+        <w:rPr>
+          <w:lang w:val="en-US"/>
+        </w:rPr>
+        <w:t>in their discussion that the</w:t>
+      </w:r>
+      <w:r>
+        <w:rPr>
+          <w:lang w:val="en-US"/>
+        </w:rPr>
+        <w:t xml:space="preserve"> “</w:t>
+      </w:r>
+      <w:r>
+        <w:rPr>
+          <w:lang w:val="en-US"/>
+        </w:rPr>
+        <w:t>current data concord almost entirely with those outcomes</w:t>
+      </w:r>
+      <w:r>
+        <w:rPr>
+          <w:lang w:val="en-US"/>
+        </w:rPr>
+        <w:t xml:space="preserve"> [in Foody et al. (2013)]” (Foody et al., 2015, p. 241), when in fact the results of the RM-ANOVAs </w:t>
+      </w:r>
+      <w:r>
+        <w:rPr>
+          <w:lang w:val="en-US"/>
+        </w:rPr>
+        <w:t xml:space="preserve">in Foody et al. (2015) </w:t>
+      </w:r>
+      <w:r>
+        <w:rPr>
+          <w:lang w:val="en-US"/>
+        </w:rPr>
+        <w:t>are all non-significant. I return to this point later.</w:t>
+      </w:r>
     </w:p>
     <w:p>
       <w:pPr>
@@ -1653,7 +1861,7 @@
         <w:rPr>
           <w:lang w:val="en-US"/>
         </w:rPr>
-        <w:instrText xml:space="preserve"> ADDIN ZOTERO_ITEM CSL_CITATION {"citationID":"l0pnU1Vi","properties":{"formattedCitation":"(Twohig et al., 2023)","plainCitation":"(Twohig et al., 2023)","noteIndex":0},"citationItems":[{"id":36091,"uris":["http://zotero.org/users/1687755/items/2WMQEQU7"],"itemData":{"id":36091,"type":"book","abstract":"Abstract\n            Acceptance and commitment therapy (ACT) is an evidence-based therapy and a growing research area. This handbook begins with the theoretical and conceptual work that informs ACT, including theory and basic science. Several articles then cover the main treatment components and process of change for ACT, including psychological flexibility and the six ACT processes of change. Other, multiple articles cover the use of ACT with major disorders, problem areas, unique settings, and populations. Lastly, future directions for ACT, cognitive-behavioral therapy, and contextual behavioral science (CBS) are presented. The overall aim of this book is to provide an updated comprehensive overview of ACT and its CBS foundations.","edition":"1","ISBN":"978-0-19-755007-6","language":"en","note":"DOI: 10.1093/oxfordhb/9780197550076.001.0001","publisher":"Oxford University Press","source":"DOI.org (Crossref)","title":"The Oxford Handbook of Acceptance and Commitment Therapy","URL":"https://academic.oup.com/edited-volume/38851","editor":[{"family":"Twohig","given":"Michael P."},{"family":"Levin","given":"Michael E."},{"family":"Petersen","given":"Julie M."}],"accessed":{"date-parts":[["2026",1,23]]},"issued":{"date-parts":[["2023",7,20]]}}}],"schema":"https://github.com/citation-style-language/schema/raw/master/csl-citation.json"} </w:instrText>
+        <w:instrText xml:space="preserve"> ADDIN ZOTERO_ITEM CSL_CITATION {"citationID":"l0pnU1Vi","properties":{"formattedCitation":"(Twohig et al., 2023)","plainCitation":"(Twohig et al., 2023)","noteIndex":0},"citationItems":[{"id":36091,"uris":["http://zotero.org/users/1687755/items/2WMQEQU7"],"itemData":{"id":36091,"type":"book","abstract":"Abstract\n            Acceptance and commitment therapy (ACT) is an evidence-based therapy and a growing research area. This handbook begins with the theoretical and conceptual work that informs ACT, including theory and basic science. Several articles then cover the main treatment components and process of change for ACT, including psychological flexibility and the six ACT processes of change. Other, multiple articles cover the use of ACT with major disorders, problem areas, unique settings, and populations. Lastly, future directions for ACT, cognitive-behavioral therapy, and contextual behavioral science (CBS) are presented. The overall aim of this book is to provide an updated comprehensive overview of ACT and its CBS foundations.","DOI":"10.1093/oxfordhb/9780197550076.001.0001","edition":"1","ISBN":"978-0-19-755007-6","language":"en","publisher":"Oxford University Press","source":"DOI.org (Crossref)","title":"The Oxford Handbook of Acceptance and Commitment Therapy","URL":"https://academic.oup.com/edited-volume/38851","editor":[{"family":"Twohig","given":"Michael P."},{"family":"Levin","given":"Michael E."},{"family":"Petersen","given":"Julie M."}],"accessed":{"date-parts":[["2026",1,23]]},"issued":{"date-parts":[["2023",7,20]]}}}],"schema":"https://github.com/citation-style-language/schema/raw/master/csl-citation.json"} </w:instrText>
       </w:r>
       <w:r>
         <w:rPr>
@@ -1846,13 +2054,7 @@
         <w:rPr>
           <w:lang w:val="en-US"/>
         </w:rPr>
-        <w:t xml:space="preserve">In their chapter on “Clinical behavior analysis and RFT: Conceptualizing psychopathology and its </w:t>
-      </w:r>
-      <w:r>
-        <w:rPr>
-          <w:lang w:val="en-US"/>
-        </w:rPr>
-        <w:t xml:space="preserve">treatment”, Luciano et al. </w:t>
+        <w:t xml:space="preserve">In their chapter on “Clinical behavior analysis and RFT: Conceptualizing psychopathology and its treatment”, Luciano et al. </w:t>
       </w:r>
       <w:r>
         <w:rPr>
@@ -1864,7 +2066,7 @@
         <w:rPr>
           <w:lang w:val="en-US"/>
         </w:rPr>
-        <w:instrText xml:space="preserve"> ADDIN ZOTERO_ITEM CSL_CITATION {"citationID":"XM8xfJvF","properties":{"formattedCitation":"(2023)","plainCitation":"(2023)","noteIndex":0},"citationItems":[{"id":29197,"uris":["http://zotero.org/users/1687755/items/HCKERP8Y"],"itemData":{"id":29197,"type":"chapter","abstract":"Abstract\n            Private events can have a dominant function in human behavior, especially with regard to the experience of self and selfing behavior. This article presents the building of selfing behavior throughout the early interactions of responding to others’ behaviors and discusses the impact of learning to relate (i.e., learning human language). Special focus is on the significant impact of deictic and hierarchical framing in building self-contents, overaching abstract motivations, the abstraction of I, and the subsequent derivation of more self-contents. Also covered are the patterns of responding in coordination with one’s own behavior (psychological inflexibility) and responding hierarchically (psychological flexibility); and hierarchical responding as the final common pathway for the many faces of therapeutic processes towards building psychological flexibility. Finally, the experimental evidence that has been signaling this path for years is summarized.","container-title":"The Oxford Handbook of Acceptance and Commitment Therapy","edition":"1","ISBN":"978-0-19-755007-6","language":"en","note":"DOI: 10.1093/oxfordhb/9780197550076.013.5","page":"109-142","publisher":"Oxford University Press","source":"DOI.org (Crossref)","title":"Clinical Behavior Analysis and RFT: Conceptualizing Psychopathology and Its Treatment","title-short":"Clinical Behavior Analysis and RFT","URL":"https://doi.org/10.1093/oxfordhb/9780197550076.001.0001","editor":[{"family":"Twohig","given":"Michael P."},{"family":"Levin","given":"Michael E."},{"family":"Petersen","given":"Julie M."}],"author":[{"family":"Luciano","given":"Carmen"},{"family":"Törneke","given":"Niklas"},{"family":"Ruiz","given":"Francisco J."}],"accessed":{"date-parts":[["2024",8,5]]},"issued":{"date-parts":[["2023"]]}},"label":"page","suppress-author":true}],"schema":"https://github.com/citation-style-language/schema/raw/master/csl-citation.json"} </w:instrText>
+        <w:instrText xml:space="preserve"> ADDIN ZOTERO_ITEM CSL_CITATION {"citationID":"XM8xfJvF","properties":{"formattedCitation":"(2023)","plainCitation":"(2023)","noteIndex":0},"citationItems":[{"id":29197,"uris":["http://zotero.org/users/1687755/items/HCKERP8Y"],"itemData":{"id":29197,"type":"chapter","abstract":"Abstract\n            Private events can have a dominant function in human behavior, especially with regard to the experience of self and selfing behavior. This article presents the building of selfing behavior throughout the early interactions of responding to others’ behaviors and discusses the impact of learning to relate (i.e., learning human language). Special focus is on the significant impact of deictic and hierarchical framing in building self-contents, overaching abstract motivations, the abstraction of I, and the subsequent derivation of more self-contents. Also covered are the patterns of responding in coordination with one’s own behavior (psychological inflexibility) and responding hierarchically (psychological flexibility); and hierarchical responding as the final common pathway for the many faces of therapeutic processes towards building psychological flexibility. Finally, the experimental evidence that has been signaling this path for years is summarized.","container-title":"The Oxford Handbook of Acceptance and Commitment Therapy","DOI":"10.1093/oxfordhb/9780197550076.013.5","edition":"1","ISBN":"978-0-19-755007-6","language":"en","page":"109-142","publisher":"Oxford University Press","source":"DOI.org (Crossref)","title":"Clinical Behavior Analysis and RFT: Conceptualizing Psychopathology and Its Treatment","title-short":"Clinical Behavior Analysis and RFT","URL":"https://doi.org/10.1093/oxfordhb/9780197550076.001.0001","editor":[{"family":"Twohig","given":"Michael P."},{"family":"Levin","given":"Michael E."},{"family":"Petersen","given":"Julie M."}],"author":[{"family":"Luciano","given":"Carmen"},{"family":"Törneke","given":"Niklas"},{"family":"Ruiz","given":"Francisco J."}],"accessed":{"date-parts":[["2024",8,5]]},"issued":{"date-parts":[["2023"]]}},"label":"page","suppress-author":true}],"schema":"https://github.com/citation-style-language/schema/raw/master/csl-citation.json"} </w:instrText>
       </w:r>
       <w:r>
         <w:rPr>
@@ -2118,7 +2320,7 @@
           <w:rStyle w:val="citation"/>
           <w:lang w:val="en-US"/>
         </w:rPr>
-        <w:instrText xml:space="preserve"> ADDIN ZOTERO_ITEM CSL_CITATION {"citationID":"XcaixYzJ","properties":{"formattedCitation":"(Zettle &amp; Masuda, 2022)","plainCitation":"(Zettle &amp; Masuda, 2022)","noteIndex":0},"citationItems":[{"id":29177,"uris":["http://zotero.org/users/1687755/items/RIVXHTAA"],"itemData":{"id":29177,"type":"chapter","abstract":"A projection of where the third wave of cognitive behavior therapy (CBT) may be headed is offered using acceptance and commitment therapy (ACT) as an example. The increasing emergence of a process-based therapy (PBT) movement is cited as having the potential to be...","container-title":"Behavior Therapy","language":"en","note":"DOI: 10.1007/978-3-031-11677-3_34","source":"link.springer.com","title":"The Future of Third Wave Cognitive Behavior Therapies","URL":"https://doi.org/10.1007/978-3-031-11677-3_34","author":[{"family":"Zettle","given":"Robert D."},{"family":"Masuda","given":"Akihiko"}],"editor":[{"family":"O'Donohue","given":"William"},{"family":"Masdua","given":"A."}],"accessed":{"date-parts":[["2024",8,5]]},"issued":{"date-parts":[["2022",10,18]]}}}],"schema":"https://github.com/citation-style-language/schema/raw/master/csl-citation.json"} </w:instrText>
+        <w:instrText xml:space="preserve"> ADDIN ZOTERO_ITEM CSL_CITATION {"citationID":"XcaixYzJ","properties":{"formattedCitation":"(Zettle &amp; Masuda, 2022)","plainCitation":"(Zettle &amp; Masuda, 2022)","noteIndex":0},"citationItems":[{"id":29177,"uris":["http://zotero.org/users/1687755/items/RIVXHTAA"],"itemData":{"id":29177,"type":"chapter","abstract":"A projection of where the third wave of cognitive behavior therapy (CBT) may be headed is offered using acceptance and commitment therapy (ACT) as an example. The increasing emergence of a process-based therapy (PBT) movement is cited as having the potential to be...","container-title":"Behavior Therapy","DOI":"10.1007/978-3-031-11677-3_34","language":"en","source":"link.springer.com","title":"The Future of Third Wave Cognitive Behavior Therapies","URL":"https://doi.org/10.1007/978-3-031-11677-3_34","author":[{"family":"Zettle","given":"Robert D."},{"family":"Masuda","given":"Akihiko"}],"editor":[{"family":"O'Donohue","given":"William"},{"family":"Masdua","given":"A."}],"accessed":{"date-parts":[["2024",8,5]]},"issued":{"date-parts":[["2022",10,18]]}}}],"schema":"https://github.com/citation-style-language/schema/raw/master/csl-citation.json"} </w:instrText>
       </w:r>
       <w:r>
         <w:rPr>
@@ -2223,7 +2425,7 @@
           <w:rStyle w:val="citation"/>
           <w:lang w:val="en-US"/>
         </w:rPr>
-        <w:instrText xml:space="preserve"> ADDIN ZOTERO_ITEM CSL_CITATION {"citationID":"9CwQ1P0Z","properties":{"formattedCitation":"(2016)","plainCitation":"(2016)","noteIndex":0},"citationItems":[{"id":1037,"uris":["http://zotero.org/users/1687755/items/FQDNWK95"],"itemData":{"id":1037,"type":"article-journal","abstract":"Metaphor is a tool frequently used in psychotherapy such as Acceptance and Commitment Therapy (ACT), a contextual behavioral model of psychological intervention rooted in an approach to human language and cognition known as Relational Frame Theory (RFT). This experimental analogue study aimed to analyze the effect of two variables in the metaphor effect on promoting psychological flexibility according to RFT: (a) the presence of common physical properties between the individual’s experience and the metaphor, and (b) the specification of appetitive augmental functions in the metaphor content. A 2x2 factorial design was implemented where the presence/absence of the above-mentioned variables was manipulated. Eighty-three participants first responded to measures of experiential avoidance, cognitive fusion, and generalized pliance. Subsequently, they were exposed to a cold-pressor task at pretest. Afterwards, participants were randomly assigned to four experimental protocols consisting of a metaphor that included: (a) common physical properties and augmental functions, (b) only common physical properties, (c) only augmental functions, and (d) none of these variables. Then, participants were re-exposed to the cold-pressor task (posttest). The results showed that both variables had a statistically significant effect on the pain tolerance induced by the cold-pressor task.","container-title":"International Journal of Psychology","language":"en","page":"15","source":"Zotero","title":"The Role of Common Physical Properties and Augmental Functions in Metaphor Effect","author":[{"family":"Sierra","given":"Marco A"},{"family":"Ruiz","given":"Francisco J"},{"family":"Flórez","given":"Cindy L"},{"family":"Hernández","given":"Diana Riaño"},{"family":"Luciano","given":"Carmen"}],"issued":{"date-parts":[["2016"]]}},"label":"page","suppress-author":true}],"schema":"https://github.com/citation-style-language/schema/raw/master/csl-citation.json"} </w:instrText>
+        <w:instrText xml:space="preserve"> ADDIN ZOTERO_ITEM CSL_CITATION {"citationID":"9CwQ1P0Z","properties":{"formattedCitation":"(2016)","plainCitation":"(2016)","noteIndex":0},"citationItems":[{"id":1037,"uris":["http://zotero.org/users/1687755/items/FQDNWK95"],"itemData":{"id":1037,"type":"article-journal","abstract":"Metaphor is a tool frequently used in psychotherapy such as Acceptance and Commitment Therapy (ACT), a contextual behavioral model of psychological intervention rooted in an approach to human language and cognition known as Relational Frame Theory (RFT). This experimental analogue study aimed to analyze the effect of two variables in the metaphor effect on promoting psychological flexibility according to RFT: (a) the presence of common physical properties between the individual’s experience and the metaphor, and (b) the specification of appetitive augmental functions in the metaphor content. A 2x2 factorial design was implemented where the presence/absence of the above-mentioned variables was manipulated. Eighty-three participants first responded to measures of experiential avoidance, cognitive fusion, and generalized pliance. Subsequently, they were exposed to a cold-pressor task at pretest. Afterwards, participants were randomly assigned to four experimental protocols consisting of a metaphor that included: (a) common physical properties and augmental functions, (b) only common physical properties, (c) only augmental functions, and (d) none of these variables. Then, participants were re-exposed to the cold-pressor task (posttest). The results showed that both variables had a statistically significant effect on the pain tolerance induced by the cold-pressor task.","container-title":"International Journal of Psychology","issue":"3","language":"en","page":"265-279","source":"Zotero","title":"The Role of Common Physical Properties and Augmental Functions in Metaphor Effect","volume":"16","author":[{"family":"Sierra","given":"Marco A"},{"family":"Ruiz","given":"Francisco J"},{"family":"Flórez","given":"Cindy L"},{"family":"Hernández","given":"Diana Riaño"},{"family":"Luciano","given":"Carmen"}],"issued":{"date-parts":[["2016"]]}},"label":"page","suppress-author":true}],"schema":"https://github.com/citation-style-language/schema/raw/master/csl-citation.json"} </w:instrText>
       </w:r>
       <w:r>
         <w:rPr>
@@ -2352,7 +2554,7 @@
           <w:rStyle w:val="citation"/>
           <w:lang w:val="en-US"/>
         </w:rPr>
-        <w:instrText xml:space="preserve"> ADDIN ZOTERO_ITEM CSL_CITATION {"citationID":"6lsycGnH","properties":{"formattedCitation":"(2021)","plainCitation":"(2021)","noteIndex":0},"citationItems":[{"id":29190,"uris":["http://zotero.org/users/1687755/items/B67R2ZN6"],"itemData":{"id":29190,"type":"article-journal","abstract":"Examining behavior within the context of applied behavior analysis (ABA) from the perspective of acceptance and commitment training (ACTr), while understanding the role of relational framing and the transformation of stimulus function, can better equip behavior analysts to effectively address complex behavior that may be influenced by covert verbal behavior. This approach may lead to a more comprehensive analysis of behavior and result in more effective interventions for socially significant change. The aim of this article is to provide behavior analysts with information and guidance on using relational frame theory (RFT) and ACTr in behavior-analytic services. The article first provides a rationale for considering thoughts as behavior and outlines important components of RFT. Subsequently, the benefits of employing ACTr in ABA are highlighted, including brief descriptions and examples of the use of ACTr within ABA practice. The article highlights the importance of expanding the consideration of maintaining variables when attempting to address maladaptive covert verbal behavior and ultimately aims to encourage a greater number of behavior analysts to adopt RFT and ACTr practices in applied settings.","container-title":"Behavior Analysis in Practice","DOI":"10.1007/s40617-021-00587-3","ISSN":"2196-8934","issue":"1","language":"En","license":"2021 Association for Behavior Analysis International","note":"number: 1\npublisher: Springer","page":"43-54","source":"link.springer.com","title":"Acceptance and Commitment Training in Applied Behavior Analysis: Where Have You Been All My Life?","title-short":"Acceptance and Commitment Training in Applied Behavior Analysis","volume":"15","author":[{"family":"Kelly","given":"Amanda D."},{"family":"Kelly","given":"Michelle E."}],"issued":{"date-parts":[["2021",7,29]]}},"label":"page","suppress-author":true}],"schema":"https://github.com/citation-style-language/schema/raw/master/csl-citation.json"} </w:instrText>
+        <w:instrText xml:space="preserve"> ADDIN ZOTERO_ITEM CSL_CITATION {"citationID":"6lsycGnH","properties":{"formattedCitation":"(2021)","plainCitation":"(2021)","noteIndex":0},"citationItems":[{"id":29190,"uris":["http://zotero.org/users/1687755/items/B67R2ZN6"],"itemData":{"id":29190,"type":"article-journal","abstract":"Examining behavior within the context of applied behavior analysis (ABA) from the perspective of acceptance and commitment training (ACTr), while understanding the role of relational framing and the transformation of stimulus function, can better equip behavior analysts to effectively address complex behavior that may be influenced by covert verbal behavior. This approach may lead to a more comprehensive analysis of behavior and result in more effective interventions for socially significant change. The aim of this article is to provide behavior analysts with information and guidance on using relational frame theory (RFT) and ACTr in behavior-analytic services. The article first provides a rationale for considering thoughts as behavior and outlines important components of RFT. Subsequently, the benefits of employing ACTr in ABA are highlighted, including brief descriptions and examples of the use of ACTr within ABA practice. The article highlights the importance of expanding the consideration of maintaining variables when attempting to address maladaptive covert verbal behavior and ultimately aims to encourage a greater number of behavior analysts to adopt RFT and ACTr practices in applied settings.","container-title":"Behavior Analysis in Practice","DOI":"10.1007/s40617-021-00587-3","ISSN":"2196-8934","issue":"1","language":"En","license":"2021 Association for Behavior Analysis International","note":"number: 1","page":"43-54","publisher":"Springer","source":"link.springer.com","title":"Acceptance and Commitment Training in Applied Behavior Analysis: Where Have You Been All My Life?","title-short":"Acceptance and Commitment Training in Applied Behavior Analysis","volume":"15","author":[{"family":"Kelly","given":"Amanda D."},{"family":"Kelly","given":"Michelle E."}],"issued":{"date-parts":[["2021",7,29]]}},"label":"page","suppress-author":true}],"schema":"https://github.com/citation-style-language/schema/raw/master/csl-citation.json"} </w:instrText>
       </w:r>
       <w:r>
         <w:rPr>
@@ -2420,7 +2622,7 @@
         <w:rPr>
           <w:lang w:val="en-US"/>
         </w:rPr>
-        <w:instrText xml:space="preserve"> ADDIN ZOTERO_ITEM CSL_CITATION {"citationID":"iQinBEii","properties":{"formattedCitation":"(2022)","plainCitation":"(2022)","noteIndex":0},"citationItems":[{"id":29192,"uris":["http://zotero.org/users/1687755/items/MKPAGKJV"],"itemData":{"id":29192,"type":"article-journal","abstract":"ACT is entering its 40th year of development. Despite its undeniable historical origins in behavior analysis, extensive basis in behavior analytic research, and now enormous body of empirical research supporting its basic claims, some are still arguing that ACT is not legitimately part of behavior analysis. We agree with the target article that it is. We argue, however, that critics are right to feel that ACT will disrupt the field. It will do so not because of ACT per se, but because it brings relational frame theory (RFT) in with it and vice versa, and relational operants operate on other behavioral processes. This empirically established effect means that the vast literature on direct contingency control will need to be reexamined piece by piece while considering relational learning abilities. Such an agenda is exciting, but it is also daunting and disorienting. For behavior analysis to reject either ACT or RFT, both must be rejected. That appears to be the only way to avoid the coming disruption, but the cost would be in the distortion of the field itself that would result. Sometime the products of a scientific field require a fundamental rethinking of that field. In our view, that is the situation behavior analysis now faces. It is a kind of test, and we do not yet know if behavior analysis will pass it.","container-title":"Behavior Analysis in Practice","DOI":"10.1007/s40617-022-00742-4","ISSN":"2196-8934","language":"En","license":"2022 Association for Behavior Analysis International","note":"publisher: Springer","page":"1-7","source":"link.springer.com","title":"On the Disruptive Effects of Behavior Analysis on Behavior Analysis: The High Cost of Keeping Out Acceptance and Commitment Therapy and Training","title-short":"On the Disruptive Effects of Behavior Analysis on Behavior Analysis","author":[{"family":"Dixon","given":"Mark R."},{"family":"Hayes","given":"Steven C."}],"issued":{"date-parts":[["2022",9,26]]}},"label":"page","suppress-author":true}],"schema":"https://github.com/citation-style-language/schema/raw/master/csl-citation.json"} </w:instrText>
+        <w:instrText xml:space="preserve"> ADDIN ZOTERO_ITEM CSL_CITATION {"citationID":"iQinBEii","properties":{"formattedCitation":"(2022)","plainCitation":"(2022)","noteIndex":0},"citationItems":[{"id":29192,"uris":["http://zotero.org/users/1687755/items/MKPAGKJV"],"itemData":{"id":29192,"type":"article-journal","abstract":"ACT is entering its 40th year of development. Despite its undeniable historical origins in behavior analysis, extensive basis in behavior analytic research, and now enormous body of empirical research supporting its basic claims, some are still arguing that ACT is not legitimately part of behavior analysis. We agree with the target article that it is. We argue, however, that critics are right to feel that ACT will disrupt the field. It will do so not because of ACT per se, but because it brings relational frame theory (RFT) in with it and vice versa, and relational operants operate on other behavioral processes. This empirically established effect means that the vast literature on direct contingency control will need to be reexamined piece by piece while considering relational learning abilities. Such an agenda is exciting, but it is also daunting and disorienting. For behavior analysis to reject either ACT or RFT, both must be rejected. That appears to be the only way to avoid the coming disruption, but the cost would be in the distortion of the field itself that would result. Sometime the products of a scientific field require a fundamental rethinking of that field. In our view, that is the situation behavior analysis now faces. It is a kind of test, and we do not yet know if behavior analysis will pass it.","container-title":"Behavior Analysis in Practice","DOI":"10.1007/s40617-022-00742-4","ISSN":"2196-8934","language":"En","license":"2022 Association for Behavior Analysis International","page":"1-7","publisher":"Springer","source":"link.springer.com","title":"On the Disruptive Effects of Behavior Analysis on Behavior Analysis: The High Cost of Keeping Out Acceptance and Commitment Therapy and Training","title-short":"On the Disruptive Effects of Behavior Analysis on Behavior Analysis","volume":"18","author":[{"family":"Dixon","given":"Mark R."},{"family":"Hayes","given":"Steven C."}],"issued":{"date-parts":[["2022",9,26]]}},"label":"page","suppress-author":true}],"schema":"https://github.com/citation-style-language/schema/raw/master/csl-citation.json"} </w:instrText>
       </w:r>
       <w:r>
         <w:rPr>
@@ -2468,7 +2670,7 @@
         <w:rPr>
           <w:lang w:val="en-US"/>
         </w:rPr>
-        <w:instrText xml:space="preserve"> ADDIN ZOTERO_ITEM CSL_CITATION {"citationID":"KDRIARiQ","properties":{"formattedCitation":"(2021)","plainCitation":"(2021)","noteIndex":0},"citationItems":[{"id":"GRdElSMs/JlYACLAG","uris":["http://zotero.org/users/1687755/items/U3GURHZR"],"itemData":{"id":29229,"type":"article-journal","abstract":"The contributions of Murray Sidman to the field of behavior analysis have helped to put the field on a progressive path. In this paper we describe three areas as examples, drawn from the larger set of his notable contributions: the analysis of stimulus equivalence in a way that has fostered a behavior-analytic approach to derived stimulus relations and symbolic meaning; the observation and measurement of individual behavior through time; and his stance against punitive applied methods. In each of these areas Sidman was a dedicated behaviorist, avoiding appeals to mentalistic or transcendental forces, opposing hypothetical mediational accounts, and taking a functional and contextual approach. Clarity of assumptions was at the heart of Sidman's effective scientific practices and there is no reason to think that those same assumptions will not carry us further, as evidence mounts in support of these views on psychological research and practice.","container-title":"Journal of the Experimental Analysis of Behavior","DOI":"10.1002/jeab.640","ISSN":"1938-3711","issue":"1","language":"en","license":"© 2020 Society for the Experimental Analysis of Behavior","note":"_eprint: https://onlinelibrary.wiley.com/doi/pdf/10.1002/jeab.640","page":"21-30","source":"Wiley Online Library","title":"Murray Sidman: fostering progress through foundational choices","title-short":"Murray Sidman","volume":"115","author":[{"family":"Law","given":"Stu"},{"family":"Hayes","given":"Steven C."}],"issued":{"date-parts":[["2021"]]}},"label":"page","suppress-author":true}],"schema":"https://github.com/citation-style-language/schema/raw/master/csl-citation.json"} </w:instrText>
+        <w:instrText xml:space="preserve"> ADDIN ZOTERO_ITEM CSL_CITATION {"citationID":"KDRIARiQ","properties":{"formattedCitation":"(2021)","plainCitation":"(2021)","noteIndex":0},"citationItems":[{"id":"pAsreFDD/5Zx7PLlN","uris":["http://zotero.org/users/1687755/items/U3GURHZR"],"itemData":{"id":29229,"type":"article-journal","abstract":"The contributions of Murray Sidman to the field of behavior analysis have helped to put the field on a progressive path. In this paper we describe three areas as examples, drawn from the larger set of his notable contributions: the analysis of stimulus equivalence in a way that has fostered a behavior-analytic approach to derived stimulus relations and symbolic meaning; the observation and measurement of individual behavior through time; and his stance against punitive applied methods. In each of these areas Sidman was a dedicated behaviorist, avoiding appeals to mentalistic or transcendental forces, opposing hypothetical mediational accounts, and taking a functional and contextual approach. Clarity of assumptions was at the heart of Sidman's effective scientific practices and there is no reason to think that those same assumptions will not carry us further, as evidence mounts in support of these views on psychological research and practice.","container-title":"Journal of the Experimental Analysis of Behavior","DOI":"10.1002/jeab.640","ISSN":"1938-3711","issue":"1","language":"en","license":"© 2020 Society for the Experimental Analysis of Behavior","note":"_eprint: https://onlinelibrary.wiley.com/doi/pdf/10.1002/jeab.640","page":"21-30","source":"Wiley Online Library","title":"Murray Sidman: fostering progress through foundational choices","title-short":"Murray Sidman","volume":"115","author":[{"family":"Law","given":"Stu"},{"family":"Hayes","given":"Steven C."}],"issued":{"date-parts":[["2021"]]}},"label":"page","suppress-author":true}],"schema":"https://github.com/citation-style-language/schema/raw/master/csl-citation.json"} </w:instrText>
       </w:r>
       <w:r>
         <w:rPr>
@@ -2500,7 +2702,16 @@
           <w:iCs/>
           <w:lang w:val="en-US"/>
         </w:rPr>
-        <w:t>“understanding how to foster healthy perspective-taking seems central to establishing self-direction, independence, and values-based actions (Foody et al., 2015)”</w:t>
+        <w:t xml:space="preserve">“understanding how to foster </w:t>
+      </w:r>
+      <w:r>
+        <w:rPr>
+          <w:i/>
+          <w:iCs/>
+          <w:lang w:val="en-US"/>
+        </w:rPr>
+        <w:lastRenderedPageBreak/>
+        <w:t>healthy perspective-taking seems central to establishing self-direction, independence, and values-based actions (Foody et al., 2015)”</w:t>
       </w:r>
       <w:r>
         <w:rPr>
@@ -2536,7 +2747,7 @@
         <w:rPr>
           <w:lang w:val="en-US"/>
         </w:rPr>
-        <w:instrText xml:space="preserve"> ADDIN ZOTERO_ITEM CSL_CITATION {"citationID":"ECPDYpdq","properties":{"formattedCitation":"(Cobb et al., 2023)","plainCitation":"(Cobb et al., 2023)","noteIndex":0},"citationItems":[{"id":132,"uris":["http://zotero.org/users/1687755/items/Q7RGQKFV"],"itemData":{"id":132,"type":"article-journal","abstract":"Scholarly citation represents one of the most common and essential elements of psychological science, from publishing research, to writing grant proposals, to presenting research at academic conferences. However, when authors mischaracterize prior research findings in their studies, such instances of miscitation call into question the reliability and credibility of scholarship within psychological science and can harm theory development, evidence-based practices, knowledge growth, and public trust in psychology as a legitimate science. Despite these implications, almost no research has considered the prevalence of miscitation in the psychological literature. In the largest study to date, we compared the accuracy of 3,347 citing claims to original findings across 89 articles in eight of top psychology journals. Results indicated that, although most (81.2%) citations were accurate, roughly 19% of citing claims either failed to include important nuances of results (9.3%) or completely mischaracterized findings from prior research altogether (9.5%). Moreover, the degree of miscitation did not depend on the number of authors on an article or the seniority of the first authors. Overall, results indicate that approximately one in every 10 citations completely mischaracterizes prior research in leading psychology journals. We offer five recommendations to help authors ensure that they cite prior research accurately. (PsycInfo Database Record (c) 2023 APA, all rights reserved)","container-title":"American Psychologist","DOI":"10.1037/amp0001138","ISSN":"1935-990X","note":"publisher-place: US\npublisher: American Psychological Association","page":"No Pagination Specified-No Pagination Specified","source":"APA PsycNet","title":"The problem of miscitation in psychological science: Righting the ship","title-short":"The problem of miscitation in psychological science","author":[{"family":"Cobb","given":"Cory L."},{"family":"Crumly","given":"Brianna"},{"family":"Montero-Zamora","given":"Pablo"},{"family":"Schwartz","given":"Seth J."},{"family":"Martínez Jr.","given":"Charles R."}],"issued":{"date-parts":[["2023"]]}}}],"schema":"https://github.com/citation-style-language/schema/raw/master/csl-citation.json"} </w:instrText>
+        <w:instrText xml:space="preserve"> ADDIN ZOTERO_ITEM CSL_CITATION {"citationID":"ECPDYpdq","properties":{"formattedCitation":"(Cobb et al., 2023)","plainCitation":"(Cobb et al., 2023)","noteIndex":0},"citationItems":[{"id":132,"uris":["http://zotero.org/users/1687755/items/Q7RGQKFV"],"itemData":{"id":132,"type":"article-journal","abstract":"Scholarly citation represents one of the most common and essential elements of psychological science, from publishing research, to writing grant proposals, to presenting research at academic conferences. However, when authors mischaracterize prior research findings in their studies, such instances of miscitation call into question the reliability and credibility of scholarship within psychological science and can harm theory development, evidence-based practices, knowledge growth, and public trust in psychology as a legitimate science. Despite these implications, almost no research has considered the prevalence of miscitation in the psychological literature. In the largest study to date, we compared the accuracy of 3,347 citing claims to original findings across 89 articles in eight of top psychology journals. Results indicated that, although most (81.2%) citations were accurate, roughly 19% of citing claims either failed to include important nuances of results (9.3%) or completely mischaracterized findings from prior research altogether (9.5%). Moreover, the degree of miscitation did not depend on the number of authors on an article or the seniority of the first authors. Overall, results indicate that approximately one in every 10 citations completely mischaracterizes prior research in leading psychology journals. We offer five recommendations to help authors ensure that they cite prior research accurately. (PsycInfo Database Record (c) 2023 APA, all rights reserved)","container-title":"American Psychologist","DOI":"10.1037/amp0001138","ISSN":"1935-990X","issue":"2","note":"publisher-place: US","page":"299–311","publisher":"American Psychological Association","source":"APA PsycNet","title":"The problem of miscitation in psychological science: Righting the ship","title-short":"The problem of miscitation in psychological science","volume":"79","author":[{"family":"Cobb","given":"Cory L."},{"family":"Crumly","given":"Brianna"},{"family":"Montero-Zamora","given":"Pablo"},{"family":"Schwartz","given":"Seth J."},{"family":"Martínez Jr.","given":"Charles R."}],"issued":{"date-parts":[["2023"]]}}}],"schema":"https://github.com/citation-style-language/schema/raw/master/csl-citation.json"} </w:instrText>
       </w:r>
       <w:r>
         <w:rPr>
@@ -2639,7 +2850,6 @@
         <w:rPr>
           <w:lang w:val="en-US"/>
         </w:rPr>
-        <w:lastRenderedPageBreak/>
         <w:t xml:space="preserve">Of course, it is possible to find examples of more critical readings of Foody et al. (2013). Often, these come from researchers and journals that are not already strongly aligned with ACT and RFT. For example, Godbee &amp; Kangas </w:t>
       </w:r>
       <w:r>
@@ -2652,7 +2862,7 @@
         <w:rPr>
           <w:lang w:val="en-US"/>
         </w:rPr>
-        <w:instrText xml:space="preserve"> ADDIN ZOTERO_ITEM CSL_CITATION {"citationID":"va6wUvbr","properties":{"formattedCitation":"(2022)","plainCitation":"(2022)","noteIndex":0},"citationItems":[{"id":29181,"uris":["http://zotero.org/users/1687755/items/WHJXUVWA"],"itemData":{"id":29181,"type":"article-journal","container-title":"Anxiety, Stress, &amp; Coping","DOI":"10.1080/10615806.2021.1985472","ISSN":"1061-5806","issue":"5","note":"publisher: Routledge","page":"557-573","source":"tandfonline.com (Atypon)","title":"Focusing on the self in context as an emotion regulatory strategy: an evaluation of the “self-as-context” component of ACT compared to cognitive reappraisal in managing stress","title-short":"Focusing on the self in context as an emotion regulatory strategy","volume":"35","author":[{"family":"Godbee","given":"Megan"},{"family":"Kangas","given":"Maria"}],"issued":{"date-parts":[["2022",9,3]]}},"label":"page","suppress-author":true}],"schema":"https://github.com/citation-style-language/schema/raw/master/csl-citation.json"} </w:instrText>
+        <w:instrText xml:space="preserve"> ADDIN ZOTERO_ITEM CSL_CITATION {"citationID":"va6wUvbr","properties":{"formattedCitation":"(2022)","plainCitation":"(2022)","noteIndex":0},"citationItems":[{"id":29181,"uris":["http://zotero.org/users/1687755/items/WHJXUVWA"],"itemData":{"id":29181,"type":"article-journal","container-title":"Anxiety, Stress, &amp; Coping","DOI":"10.1080/10615806.2021.1985472","ISSN":"1061-5806","issue":"5","page":"557-573","publisher":"Routledge","source":"tandfonline.com (Atypon)","title":"Focusing on the self in context as an emotion regulatory strategy: an evaluation of the “self-as-context” component of ACT compared to cognitive reappraisal in managing stress","title-short":"Focusing on the self in context as an emotion regulatory strategy","volume":"35","author":[{"family":"Godbee","given":"Megan"},{"family":"Kangas","given":"Maria"}],"issued":{"date-parts":[["2022",9,3]]}},"label":"page","suppress-author":true}],"schema":"https://github.com/citation-style-language/schema/raw/master/csl-citation.json"} </w:instrText>
       </w:r>
       <w:r>
         <w:rPr>
@@ -2839,6 +3049,69 @@
       <w:pPr>
         <w:pStyle w:val="Heading2"/>
         <w:rPr>
+          <w:highlight w:val="yellow"/>
+        </w:rPr>
+      </w:pPr>
+    </w:p>
+    <w:p>
+      <w:pPr>
+        <w:pStyle w:val="Heading2"/>
+        <w:rPr>
+          <w:highlight w:val="yellow"/>
+        </w:rPr>
+      </w:pPr>
+      <w:r>
+        <w:t>Social Impact &amp; Responsibility</w:t>
+      </w:r>
+    </w:p>
+    <w:p>
+      <w:r>
+        <w:t>The studies reanalysed here inform clinical practice: Acceptance and Commitment Therapy is a widely disseminated psychotherapy, and the claim that hierarchical framing relieves distress better than distinction framing has shaped how clinicians are trained</w:t>
+      </w:r>
+      <w:r>
+        <w:t xml:space="preserve"> or how they practice</w:t>
+      </w:r>
+      <w:r>
+        <w:t xml:space="preserve">, with patients in distress as the indirectly affected and vulnerable party. </w:t>
+      </w:r>
+      <w:r>
+        <w:t xml:space="preserve">Insofar as the original studies being verified are relevant to </w:t>
+      </w:r>
+      <w:r>
+        <w:t xml:space="preserve">clinical practice </w:t>
+      </w:r>
+      <w:r>
+        <w:t>and</w:t>
+      </w:r>
+      <w:r>
+        <w:t xml:space="preserve"> psychotherapists, </w:t>
+      </w:r>
+      <w:r>
+        <w:t xml:space="preserve">and therefore </w:t>
+      </w:r>
+      <w:r>
+        <w:t xml:space="preserve">patients as indirectly affected group, </w:t>
+      </w:r>
+      <w:r>
+        <w:t xml:space="preserve">so too are the results of this reanalysis. </w:t>
+      </w:r>
+      <w:r>
+        <w:t>The social value of this reanalysis is in helping such training rest on credible evidence. It is equally important, however, to bound the claim: I do not show that ACT is ineffective, that self-as-context is invalid, or that those who report benefiting from these exercises are mistaken</w:t>
+      </w:r>
+      <w:r>
+        <w:t>,</w:t>
+      </w:r>
+      <w:r>
+        <w:t xml:space="preserve"> only that the specific data in Foody et al. (2013, 2015) do not support the specific claim examined</w:t>
+      </w:r>
+      <w:r>
+        <w:t xml:space="preserve">. These studies form only one line of inquiry into using RFT to inform ACT. </w:t>
+      </w:r>
+    </w:p>
+    <w:p>
+      <w:pPr>
+        <w:pStyle w:val="Heading2"/>
+        <w:rPr>
           <w:lang w:val="en-US"/>
         </w:rPr>
       </w:pPr>
@@ -3037,13 +3310,7 @@
         <w:rPr>
           <w:lang w:val="en-US"/>
         </w:rPr>
-        <w:t xml:space="preserve">completed a distress </w:t>
-      </w:r>
-      <w:r>
-        <w:rPr>
-          <w:lang w:val="en-US"/>
-        </w:rPr>
-        <w:t xml:space="preserve">induction task, then were assessed again (post </w:t>
+        <w:t xml:space="preserve">completed a distress induction task, then were assessed again (post </w:t>
       </w:r>
       <w:r>
         <w:rPr>
@@ -3098,6 +3365,136 @@
           <w:lang w:val="en-US"/>
         </w:rPr>
         <w:t xml:space="preserve"> </w:t>
+      </w:r>
+    </w:p>
+    <w:p>
+      <w:pPr>
+        <w:rPr>
+          <w:lang w:val="en-US"/>
+        </w:rPr>
+      </w:pPr>
+      <w:r>
+        <w:rPr>
+          <w:lang w:val="en-US"/>
+        </w:rPr>
+        <w:t>Foody et al. (2015) replicate and extend the original study</w:t>
+      </w:r>
+      <w:r>
+        <w:rPr>
+          <w:lang w:val="en-US"/>
+        </w:rPr>
+        <w:t xml:space="preserve">. In addition to the self-focused distinction and hierarchy conditions present in the first study, they add a variation of each that is other-focused to create four conditions </w:t>
+      </w:r>
+      <w:r>
+        <w:rPr>
+          <w:lang w:val="en-US"/>
+        </w:rPr>
+        <w:t>(self-distinction, self-hierarchy, object-distinction, and object-hierarchy)</w:t>
+      </w:r>
+      <w:r>
+        <w:rPr>
+          <w:lang w:val="en-US"/>
+        </w:rPr>
+        <w:t xml:space="preserve">. In addition to this, </w:t>
+      </w:r>
+      <w:r>
+        <w:rPr>
+          <w:lang w:val="en-US"/>
+        </w:rPr>
+        <w:t xml:space="preserve">participants each received two cycles of baseline measurement, distress induction, post induction measurement, intervention, and post intervention measurement. The study reports twelve participants per </w:t>
+      </w:r>
+      <w:r>
+        <w:rPr>
+          <w:lang w:val="en-US"/>
+        </w:rPr>
+        <w:t>condition</w:t>
+      </w:r>
+      <w:r>
+        <w:rPr>
+          <w:lang w:val="en-US"/>
+        </w:rPr>
+        <w:t xml:space="preserve"> after exclusions</w:t>
+      </w:r>
+      <w:r>
+        <w:rPr>
+          <w:lang w:val="en-US"/>
+        </w:rPr>
+        <w:t>.</w:t>
+      </w:r>
+      <w:r>
+        <w:rPr>
+          <w:lang w:val="en-US"/>
+        </w:rPr>
+        <w:t xml:space="preserve"> Data was analyzed both </w:t>
+      </w:r>
+      <w:r>
+        <w:rPr>
+          <w:lang w:val="en-US"/>
+        </w:rPr>
+        <w:t>between the</w:t>
+      </w:r>
+      <w:r>
+        <w:rPr>
+          <w:lang w:val="en-US"/>
+        </w:rPr>
+        <w:t xml:space="preserve"> four conditions, </w:t>
+      </w:r>
+      <w:proofErr w:type="gramStart"/>
+      <w:r>
+        <w:rPr>
+          <w:lang w:val="en-US"/>
+        </w:rPr>
+        <w:t xml:space="preserve">and </w:t>
+      </w:r>
+      <w:r>
+        <w:rPr>
+          <w:lang w:val="en-US"/>
+        </w:rPr>
+        <w:t>also</w:t>
+      </w:r>
+      <w:proofErr w:type="gramEnd"/>
+      <w:r>
+        <w:rPr>
+          <w:lang w:val="en-US"/>
+        </w:rPr>
+        <w:t xml:space="preserve"> </w:t>
+      </w:r>
+      <w:r>
+        <w:rPr>
+          <w:lang w:val="en-US"/>
+        </w:rPr>
+        <w:t xml:space="preserve">by collapsing the self </w:t>
+      </w:r>
+      <w:r>
+        <w:rPr>
+          <w:lang w:val="en-US"/>
+        </w:rPr>
+        <w:t xml:space="preserve">and other conditions </w:t>
+      </w:r>
+      <w:r>
+        <w:rPr>
+          <w:lang w:val="en-US"/>
+        </w:rPr>
+        <w:t xml:space="preserve">to make a </w:t>
+      </w:r>
+      <w:r>
+        <w:rPr>
+          <w:lang w:val="en-US"/>
+        </w:rPr>
+        <w:lastRenderedPageBreak/>
+        <w:t xml:space="preserve">general </w:t>
+      </w:r>
+      <w:r>
+        <w:rPr>
+          <w:lang w:val="en-US"/>
+        </w:rPr>
+        <w:t>distinction-hierarchy comparison.</w:t>
+      </w:r>
+      <w:r>
+        <w:rPr>
+          <w:lang w:val="en-US"/>
+        </w:rPr>
+        <w:t xml:space="preserve"> The direct replication of the first study would be comparison between self-distinction versus self-hierarchy conditions during the first induction and intervention cycle only, although this analysis is not reported.</w:t>
       </w:r>
     </w:p>
     <w:p>
@@ -3345,7 +3742,19 @@
         <w:rPr>
           <w:lang w:val="en-US"/>
         </w:rPr>
-        <w:t xml:space="preserve"> (p. 373)</w:t>
+        <w:t xml:space="preserve"> (</w:t>
+      </w:r>
+      <w:r>
+        <w:rPr>
+          <w:lang w:val="en-US"/>
+        </w:rPr>
+        <w:t xml:space="preserve">Foody et al., 2013, </w:t>
+      </w:r>
+      <w:r>
+        <w:rPr>
+          <w:lang w:val="en-US"/>
+        </w:rPr>
+        <w:t>p. 373)</w:t>
       </w:r>
       <w:r>
         <w:rPr>
@@ -3459,6 +3868,149 @@
           <w:lang w:val="en-US"/>
         </w:rPr>
       </w:pPr>
+      <w:r>
+        <w:rPr>
+          <w:rStyle w:val="citation"/>
+          <w:lang w:val="en-US"/>
+        </w:rPr>
+        <w:t xml:space="preserve">Foody et al. (2015) are inconsistent in their claims about successful replication and </w:t>
+      </w:r>
+      <w:proofErr w:type="gramStart"/>
+      <w:r>
+        <w:rPr>
+          <w:rStyle w:val="citation"/>
+          <w:lang w:val="en-US"/>
+        </w:rPr>
+        <w:t>extension, and</w:t>
+      </w:r>
+      <w:proofErr w:type="gramEnd"/>
+      <w:r>
+        <w:rPr>
+          <w:rStyle w:val="citation"/>
+          <w:lang w:val="en-US"/>
+        </w:rPr>
+        <w:t xml:space="preserve"> indeed do not use the phrase replication despite there being very strong overlaps with Foody et al. (2013) and arguably weak overlaps between Foody et al. (2013) and Luciano et al. (2011). I return to this status as a replication later.</w:t>
+      </w:r>
+      <w:r>
+        <w:rPr>
+          <w:rStyle w:val="citation"/>
+          <w:lang w:val="en-US"/>
+        </w:rPr>
+        <w:t xml:space="preserve"> </w:t>
+      </w:r>
+    </w:p>
+    <w:p>
+      <w:pPr>
+        <w:rPr>
+          <w:rStyle w:val="citation"/>
+          <w:lang w:val="en-US"/>
+        </w:rPr>
+      </w:pPr>
+      <w:r>
+        <w:rPr>
+          <w:rStyle w:val="citation"/>
+          <w:lang w:val="en-US"/>
+        </w:rPr>
+        <w:t>Foody et al. (2015) state in their discussion that their study “</w:t>
+      </w:r>
+      <w:r>
+        <w:rPr>
+          <w:rStyle w:val="citation"/>
+          <w:lang w:val="en-US"/>
+        </w:rPr>
+        <w:t xml:space="preserve">found little or no differences between the hierarchical and distinction interventions on discomfort and anxiety. However, the results suggest that the hierarchical interventions are of more benefit </w:t>
+      </w:r>
+      <w:proofErr w:type="gramStart"/>
+      <w:r>
+        <w:rPr>
+          <w:rStyle w:val="citation"/>
+          <w:lang w:val="en-US"/>
+        </w:rPr>
+        <w:t>with regard to</w:t>
+      </w:r>
+      <w:proofErr w:type="gramEnd"/>
+      <w:r>
+        <w:rPr>
+          <w:rStyle w:val="citation"/>
+          <w:lang w:val="en-US"/>
+        </w:rPr>
+        <w:t xml:space="preserve"> the stress measure.”</w:t>
+      </w:r>
+      <w:r>
+        <w:rPr>
+          <w:rStyle w:val="citation"/>
+          <w:lang w:val="en-US"/>
+        </w:rPr>
+        <w:t xml:space="preserve"> (Foody et al., 2015, p. 241). In this sense, the claim is the same as that stated in Foody et al. (2013), i.e., effects are only found on the stress outcome measure. </w:t>
+      </w:r>
+      <w:r>
+        <w:rPr>
+          <w:rStyle w:val="citation"/>
+          <w:lang w:val="en-US"/>
+        </w:rPr>
+        <w:t>However, as I discuss later, these claims are not compatible with the reported statistical results</w:t>
+      </w:r>
+      <w:r>
+        <w:rPr>
+          <w:rStyle w:val="citation"/>
+          <w:lang w:val="en-US"/>
+        </w:rPr>
+        <w:t xml:space="preserve"> from the RM-ANOVAs</w:t>
+      </w:r>
+      <w:r>
+        <w:rPr>
+          <w:rStyle w:val="citation"/>
+          <w:lang w:val="en-US"/>
+        </w:rPr>
+        <w:t>, which were all non-significant.</w:t>
+      </w:r>
+      <w:r>
+        <w:rPr>
+          <w:rStyle w:val="citation"/>
+          <w:lang w:val="en-US"/>
+        </w:rPr>
+        <w:t xml:space="preserve"> I return to this point later.</w:t>
+      </w:r>
+    </w:p>
+    <w:p>
+      <w:pPr>
+        <w:rPr>
+          <w:rStyle w:val="citation"/>
+          <w:lang w:val="en-US"/>
+        </w:rPr>
+      </w:pPr>
+    </w:p>
+    <w:p>
+      <w:pPr>
+        <w:pStyle w:val="Heading1"/>
+        <w:rPr>
+          <w:lang w:val="en-US"/>
+        </w:rPr>
+      </w:pPr>
+    </w:p>
+    <w:p>
+      <w:pPr>
+        <w:pStyle w:val="Heading1"/>
+        <w:rPr>
+          <w:lang w:val="en-US"/>
+        </w:rPr>
+      </w:pPr>
+    </w:p>
+    <w:p>
+      <w:pPr>
+        <w:pStyle w:val="Heading1"/>
+        <w:rPr>
+          <w:lang w:val="en-US"/>
+        </w:rPr>
+      </w:pPr>
+    </w:p>
+    <w:p>
+      <w:pPr>
+        <w:pStyle w:val="Heading1"/>
+        <w:rPr>
+          <w:lang w:val="en-US"/>
+        </w:rPr>
+      </w:pPr>
     </w:p>
     <w:p>
       <w:pPr>
@@ -3572,6 +4124,233 @@
         </w:rPr>
         <w:t xml:space="preserve">However, many other differences between the study exist but were not acknowledged in Foody et al. (2013), including the sample, design, number of follow up periods, outcome measures, and analytic strategy (see Table 1). </w:t>
       </w:r>
+    </w:p>
+    <w:p>
+      <w:pPr>
+        <w:rPr>
+          <w:lang w:val="en-US"/>
+        </w:rPr>
+      </w:pPr>
+      <w:r>
+        <w:rPr>
+          <w:lang w:val="en-US"/>
+        </w:rPr>
+        <w:t xml:space="preserve">There is no single universally accepted definition of a replication, and there is ongoing debate about what nomenclature and taxonomy is useful in distinguishing between subtypes such as conceptual versus direct replications </w:t>
+      </w:r>
+      <w:r>
+        <w:rPr>
+          <w:lang w:val="en-US"/>
+        </w:rPr>
+        <w:fldChar w:fldCharType="begin"/>
+      </w:r>
+      <w:r>
+        <w:rPr>
+          <w:lang w:val="en-US"/>
+        </w:rPr>
+        <w:instrText xml:space="preserve"> ADDIN ZOTERO_ITEM CSL_CITATION {"citationID":"4PBxnI8R","properties":{"formattedCitation":"(e.g., Derksen &amp; Morawski, 2022)","plainCitation":"(e.g., Derksen &amp; Morawski, 2022)","noteIndex":0},"citationItems":[{"id":36093,"uris":["http://zotero.org/users/1687755/items/4SUIU7L2"],"itemData":{"id":36093,"type":"article-journal","abstract":"Although psychology’s recent crisis has been attributed to various scientific practices, it has come to be called a “replication crisis,” prompting extensive appraisals of this putatively crucial scientific practice. These have yielded disagreements over what kind of replication is to be preferred and what phenomena are being explored, yet the proposals are all grounded in a conventional philosophy of science. This article proposes another avenue that invites moving beyond a discovery metaphor of science to rethink research as enabling realities and to consider how empirical findings enact or perform a reality. An enactment perspective appreciates multiple, dynamic realities and science as producing different entities, enactments that ever encounter differences, uncertainties, and precariousness. The axioms of an enactment perspective are described and employed to more fully understand the two kinds of replication that predominate in the crisis disputes. Although the enactment perspective described here is a relatively recent development in philosophy of science and science studies, some of its core axioms are not new to psychology, and the article concludes by revisiting psychologists’ previous calls to apprehend the dynamism of psychological reality to appreciate how scientific practices actively and unavoidably participate in performativity of reality.","container-title":"Perspectives on Psychological Science","DOI":"10.1177/17456916211041116","ISSN":"1745-6916","issue":"5","journalAbbreviation":"Perspect Psychol Sci","language":"EN","page":"1490-1505","publisher":"SAGE Publications Inc","source":"SAGE Journals","title":"Kinds of Replication: Examining the Meanings of “Conceptual Replication” and “Direct Replication”","title-short":"Kinds of Replication","volume":"17","author":[{"family":"Derksen","given":"Maarten"},{"family":"Morawski","given":"Jill"}],"issued":{"date-parts":[["2022",9,1]]}},"prefix":"e.g., "}],"schema":"https://github.com/citation-style-language/schema/raw/master/csl-citation.json"} </w:instrText>
+      </w:r>
+      <w:r>
+        <w:rPr>
+          <w:lang w:val="en-US"/>
+        </w:rPr>
+        <w:fldChar w:fldCharType="separate"/>
+      </w:r>
+      <w:r>
+        <w:rPr>
+          <w:lang w:val="en-US"/>
+        </w:rPr>
+        <w:t>(e.g., Derksen &amp; Morawski, 2022)</w:t>
+      </w:r>
+      <w:r>
+        <w:rPr>
+          <w:lang w:val="en-US"/>
+        </w:rPr>
+        <w:fldChar w:fldCharType="end"/>
+      </w:r>
+      <w:r>
+        <w:rPr>
+          <w:lang w:val="en-US"/>
+        </w:rPr>
+        <w:t xml:space="preserve">. Regardless of the specific framework used, the very low overlap in the details of the design, method and analyses of </w:t>
+      </w:r>
+      <w:r>
+        <w:rPr>
+          <w:lang w:val="en-US"/>
+        </w:rPr>
+        <w:t xml:space="preserve">Luciano et al. </w:t>
+      </w:r>
+      <w:r>
+        <w:rPr>
+          <w:lang w:val="en-US"/>
+        </w:rPr>
+        <w:fldChar w:fldCharType="begin"/>
+      </w:r>
+      <w:r>
+        <w:rPr>
+          <w:lang w:val="en-US"/>
+        </w:rPr>
+        <w:instrText xml:space="preserve"> ADDIN ZOTERO_ITEM CSL_CITATION {"citationID":"IiJwKVGQ","properties":{"formattedCitation":"(2011)","plainCitation":"(2011)","noteIndex":0},"citationItems":[{"id":117,"uris":["http://zotero.org/users/1687755/items/RWRCBYUM"],"itemData":{"id":117,"type":"article-journal","abstract":"The present study aims to analyze the interactions involved in some of the Defusion exercises that are typical of Acceptance and Commitment Therapy according to a Relational Frame Theory analysis. Two protocols were compared. Defusion I protocol was built with deictic framing trials while Defusion II protocol added hierarchical framing plus the function of regulating one’s own behavior. Fifteen adolescents (12-15 years old) with high scores in the impulsivity or in the emotional subscales of the Behavior Assessment System for Children (BASC) volunteered to participate during the three tutorial classes formally available. In a first session, after responding to questionnaires on psychological inflexibility (AFQ-S) and on problematic behaviors, the three classes followed a valuesoriented session. Two weeks later, 9 Low-risk participants (with less than 6 problematic behaviors) received either the Defusion I (n= 4) or the Defusion II (n= 5) protocols. Six High-risk participants (more than 6 problematic behaviors) received the Defusion II protocol. The comparison of both protocols with Low-risk participants showed that only Defusion II produced relevant changes that were improved at the 4-month follow-up. High-risk participants only received the Defusion II protocol and the results obtained replicated, in part, the effect obtained with Low-risk participants. The limitations of this preliminary study are indicated and further studies are emphasized.","container-title":"International Journal of Psychology","issue":"2","language":"en","page":"165-182","source":"Zotero","title":"A Relational Frame Analysis of Defusion Interactions in Acceptance and Commitment Therapy. A Preliminary and Quasi-Experimental Study with At-Risk Adolescents","volume":"11","author":[{"family":"Luciano","given":"Carmen"},{"family":"Ruiz","given":"Francisco J"},{"family":"Torres","given":"Rosa M Vizcaíno"},{"family":"Mar","given":"Vanessa Sánchez"}],"issued":{"date-parts":[["2011"]]}},"label":"page","suppress-author":true}],"schema":"https://github.com/citation-style-language/schema/raw/master/csl-citation.json"} </w:instrText>
+      </w:r>
+      <w:r>
+        <w:rPr>
+          <w:lang w:val="en-US"/>
+        </w:rPr>
+        <w:fldChar w:fldCharType="separate"/>
+      </w:r>
+      <w:r>
+        <w:rPr>
+          <w:lang w:val="en-US"/>
+        </w:rPr>
+        <w:t>(2011)</w:t>
+      </w:r>
+      <w:r>
+        <w:rPr>
+          <w:lang w:val="en-US"/>
+        </w:rPr>
+        <w:fldChar w:fldCharType="end"/>
+      </w:r>
+      <w:r>
+        <w:rPr>
+          <w:lang w:val="en-US"/>
+        </w:rPr>
+        <w:t xml:space="preserve"> and Foody et al. (2013)</w:t>
+      </w:r>
+      <w:r>
+        <w:rPr>
+          <w:lang w:val="en-US"/>
+        </w:rPr>
+        <w:t xml:space="preserve"> suggests that the latter cannot be confidently described as a replication of the same underlying claim.</w:t>
+      </w:r>
+    </w:p>
+    <w:p>
+      <w:pPr>
+        <w:pStyle w:val="Heading2"/>
+        <w:rPr>
+          <w:lang w:val="en-US"/>
+        </w:rPr>
+      </w:pPr>
+    </w:p>
+    <w:p>
+      <w:pPr>
+        <w:pStyle w:val="Heading2"/>
+        <w:rPr>
+          <w:lang w:val="en-US"/>
+        </w:rPr>
+      </w:pPr>
+      <w:r>
+        <w:rPr>
+          <w:lang w:val="en-US"/>
+        </w:rPr>
+        <w:t>Inconsistent descriptions of the methods</w:t>
+      </w:r>
+    </w:p>
+    <w:p>
+      <w:pPr>
+        <w:rPr>
+          <w:lang w:val="en-US"/>
+        </w:rPr>
+      </w:pPr>
+      <w:r>
+        <w:rPr>
+          <w:lang w:val="en-US"/>
+        </w:rPr>
+        <w:t xml:space="preserve">Both Foody et al. (2013) and Foody et al. (2015) report </w:t>
+      </w:r>
+      <w:proofErr w:type="gramStart"/>
+      <w:r>
+        <w:rPr>
+          <w:lang w:val="en-US"/>
+        </w:rPr>
+        <w:t>results</w:t>
+      </w:r>
+      <w:proofErr w:type="gramEnd"/>
+      <w:r>
+        <w:rPr>
+          <w:lang w:val="en-US"/>
+        </w:rPr>
+        <w:t xml:space="preserve"> from a Reactions Questionnaire that includes references to a car accident, e.g., “Please rate how vivid your thoughts and images were of the car accident” (</w:t>
+      </w:r>
+      <w:r>
+        <w:rPr>
+          <w:lang w:val="en-US"/>
+        </w:rPr>
+        <w:t>p. 383, p. 420, respectively</w:t>
+      </w:r>
+      <w:r>
+        <w:rPr>
+          <w:lang w:val="en-US"/>
+        </w:rPr>
+        <w:t>). However, neither study’s method section includes any reference to a car accident. The distress induction procedure in both is stated to be requiring the participant to write out a negative self-referential thought. One possibility is that text from a different study was erroneously cop</w:t>
+      </w:r>
+      <w:r>
+        <w:rPr>
+          <w:lang w:val="en-US"/>
+        </w:rPr>
+        <w:t>y-pasted</w:t>
+      </w:r>
+      <w:r>
+        <w:rPr>
+          <w:lang w:val="en-US"/>
+        </w:rPr>
+        <w:t xml:space="preserve"> into the wrong manuscripts. For example, a previous publication by Foody et al. (2012) compare</w:t>
+      </w:r>
+      <w:r>
+        <w:rPr>
+          <w:lang w:val="en-US"/>
+        </w:rPr>
+        <w:t>d</w:t>
+      </w:r>
+      <w:r>
+        <w:rPr>
+          <w:lang w:val="en-US"/>
+        </w:rPr>
+        <w:t xml:space="preserve"> two versions of a different distress induction procedure that involved having the participant write the sentence “I hope [participants’ loved one] is in a car accident” (</w:t>
+      </w:r>
+      <w:r>
+        <w:rPr>
+          <w:lang w:val="en-US"/>
+        </w:rPr>
+        <w:t>p. 128</w:t>
+      </w:r>
+      <w:r>
+        <w:rPr>
+          <w:lang w:val="en-US"/>
+        </w:rPr>
+        <w:t xml:space="preserve">). </w:t>
+      </w:r>
+      <w:r>
+        <w:rPr>
+          <w:lang w:val="en-US"/>
+        </w:rPr>
+        <w:t>Another possibility is that the induction did not occur as stated in the texts of Foody et al. (2013, 2015</w:t>
+      </w:r>
+      <w:proofErr w:type="gramStart"/>
+      <w:r>
+        <w:rPr>
+          <w:lang w:val="en-US"/>
+        </w:rPr>
+        <w:t>), and</w:t>
+      </w:r>
+      <w:proofErr w:type="gramEnd"/>
+      <w:r>
+        <w:rPr>
+          <w:lang w:val="en-US"/>
+        </w:rPr>
+        <w:t xml:space="preserve"> did in fact use the car crash induction from Foody et al. (2012). </w:t>
+      </w:r>
+      <w:r>
+        <w:rPr>
+          <w:lang w:val="en-US"/>
+        </w:rPr>
+        <w:t>It is unfortunate that these unexplained references to car accidents got through peer review at two different journals apparently without being detected or corrected.</w:t>
+      </w:r>
+    </w:p>
+    <w:p>
+      <w:pPr>
+        <w:rPr>
+          <w:lang w:val="en-US"/>
+        </w:rPr>
+      </w:pPr>
     </w:p>
     <w:p>
       <w:pPr>
@@ -3913,31 +4692,7 @@
               <w:rPr>
                 <w:lang w:val="en-US"/>
               </w:rPr>
-              <w:t>Distinction</w:t>
-            </w:r>
-            <w:r>
-              <w:rPr>
-                <w:lang w:val="en-US"/>
-              </w:rPr>
-              <w:t xml:space="preserve"> </w:t>
-            </w:r>
-            <w:r>
-              <w:rPr>
-                <w:lang w:val="en-US"/>
-              </w:rPr>
-              <w:t xml:space="preserve">(different from) </w:t>
-            </w:r>
-            <w:r>
-              <w:rPr>
-                <w:lang w:val="en-US"/>
-              </w:rPr>
-              <w:t>vs. hierarchical</w:t>
-            </w:r>
-            <w:r>
-              <w:rPr>
-                <w:lang w:val="en-US"/>
-              </w:rPr>
-              <w:t xml:space="preserve"> (containment)</w:t>
+              <w:t>Distinction (different from) vs. hierarchical (containment)</w:t>
             </w:r>
           </w:p>
         </w:tc>
@@ -4521,7 +5276,7 @@
               <w:rPr>
                 <w:lang w:val="en-US"/>
               </w:rPr>
-              <w:t>Impulsive Behavior Inventory (IBI)*</w:t>
+              <w:t>Impulsive Behavior Inventory (IBI)</w:t>
             </w:r>
           </w:p>
           <w:p>
@@ -4537,7 +5292,7 @@
               <w:rPr>
                 <w:lang w:val="en-US"/>
               </w:rPr>
-              <w:t>Emotional Behavior Inventory (EBI)*</w:t>
+              <w:t>Emotional Behavior Inventory (EBI)</w:t>
             </w:r>
           </w:p>
         </w:tc>
@@ -4697,15 +5452,154 @@
     </w:p>
     <w:p>
       <w:pPr>
-        <w:rPr>
-          <w:lang w:val="en-US"/>
-        </w:rPr>
-      </w:pPr>
-      <w:r>
-        <w:rPr>
-          <w:lang w:val="en-US"/>
-        </w:rPr>
-        <w:t xml:space="preserve">There is no single universally accepted definition of a replication, and there is ongoing debate about what nomenclature and taxonomy is useful in distinguishing between subtypes such as conceptual versus direct replications </w:t>
+        <w:pStyle w:val="Heading2"/>
+        <w:rPr>
+          <w:lang w:val="en-US"/>
+        </w:rPr>
+      </w:pPr>
+      <w:r>
+        <w:rPr>
+          <w:lang w:val="en-US"/>
+        </w:rPr>
+        <w:t>No control condition</w:t>
+      </w:r>
+    </w:p>
+    <w:p>
+      <w:pPr>
+        <w:rPr>
+          <w:lang w:val="en-US"/>
+        </w:rPr>
+      </w:pPr>
+      <w:r>
+        <w:rPr>
+          <w:lang w:val="en-US"/>
+        </w:rPr>
+        <w:t xml:space="preserve">Both </w:t>
+      </w:r>
+      <w:r>
+        <w:rPr>
+          <w:lang w:val="en-US"/>
+        </w:rPr>
+        <w:t xml:space="preserve">Foody et al. (2013) and Foody et al. (2015) </w:t>
+      </w:r>
+      <w:r>
+        <w:rPr>
+          <w:lang w:val="en-US"/>
+        </w:rPr>
+        <w:t>are seriously undermined by the lack of a control condition</w:t>
+      </w:r>
+      <w:r>
+        <w:rPr>
+          <w:lang w:val="en-US"/>
+        </w:rPr>
+        <w:t xml:space="preserve"> that did not receive an intervention</w:t>
+      </w:r>
+      <w:r>
+        <w:rPr>
+          <w:lang w:val="en-US"/>
+        </w:rPr>
+        <w:t xml:space="preserve">. </w:t>
+      </w:r>
+      <w:r>
+        <w:rPr>
+          <w:lang w:val="en-US"/>
+        </w:rPr>
+        <w:t xml:space="preserve">Control conditions are of course needed to determine </w:t>
+      </w:r>
+      <w:r>
+        <w:rPr>
+          <w:lang w:val="en-US"/>
+        </w:rPr>
+        <w:t>causality</w:t>
+      </w:r>
+      <w:r>
+        <w:rPr>
+          <w:lang w:val="en-US"/>
+        </w:rPr>
+        <w:t xml:space="preserve"> within an experimental approach. </w:t>
+      </w:r>
+      <w:r>
+        <w:rPr>
+          <w:lang w:val="en-US"/>
+        </w:rPr>
+        <w:t>Even more than usual, however, t</w:t>
+      </w:r>
+      <w:r>
+        <w:rPr>
+          <w:lang w:val="en-US"/>
+        </w:rPr>
+        <w:t>he need for a control condition becomes especially obvious when stud</w:t>
+      </w:r>
+      <w:r>
+        <w:rPr>
+          <w:lang w:val="en-US"/>
+        </w:rPr>
+        <w:t xml:space="preserve">ying effects that are due to short term manipulations of mood, as in Foody et al.’s work. Mood inductions tend to produce very </w:t>
+      </w:r>
+      <w:r>
+        <w:rPr>
+          <w:lang w:val="en-US"/>
+        </w:rPr>
+        <w:t>short-lasting</w:t>
+      </w:r>
+      <w:r>
+        <w:rPr>
+          <w:lang w:val="en-US"/>
+        </w:rPr>
+        <w:t xml:space="preserve"> effects, and mood tends to return to baseline levels within a very short </w:t>
+      </w:r>
+      <w:proofErr w:type="gramStart"/>
+      <w:r>
+        <w:rPr>
+          <w:lang w:val="en-US"/>
+        </w:rPr>
+        <w:t>period of time</w:t>
+      </w:r>
+      <w:proofErr w:type="gramEnd"/>
+      <w:r>
+        <w:rPr>
+          <w:lang w:val="en-US"/>
+        </w:rPr>
+        <w:t xml:space="preserve">. As such, </w:t>
+      </w:r>
+      <w:proofErr w:type="gramStart"/>
+      <w:r>
+        <w:rPr>
+          <w:lang w:val="en-US"/>
+        </w:rPr>
+        <w:t>in order to</w:t>
+      </w:r>
+      <w:proofErr w:type="gramEnd"/>
+      <w:r>
+        <w:rPr>
+          <w:lang w:val="en-US"/>
+        </w:rPr>
+        <w:t xml:space="preserve"> be able to differentiate between any change in mood due to the intervention vs. due to natural improvement over time, a negative control condition is needed (i.e., where participants are given no intervention). </w:t>
+      </w:r>
+    </w:p>
+    <w:p>
+      <w:pPr>
+        <w:rPr>
+          <w:lang w:val="en-US"/>
+        </w:rPr>
+      </w:pPr>
+      <w:r>
+        <w:rPr>
+          <w:lang w:val="en-US"/>
+        </w:rPr>
+        <w:t xml:space="preserve">This is not </w:t>
+      </w:r>
+      <w:r>
+        <w:rPr>
+          <w:lang w:val="en-US"/>
+        </w:rPr>
+        <w:t xml:space="preserve">a </w:t>
+      </w:r>
+      <w:r>
+        <w:rPr>
+          <w:lang w:val="en-US"/>
+        </w:rPr>
+        <w:t xml:space="preserve">case of “hindsight is 20/20” or a post hoc call for rigor: the authors of Foody et al. (2013, 2015) developed their distress induction procedure from work that demonstrated this natural return to baseline levels over a short period of time (e.g., 2 minutes). In an article they published the previous year which compared versions of distress induction procedures, Foody et al. (2012) cited work by Rachman et al. </w:t>
       </w:r>
       <w:r>
         <w:rPr>
@@ -4717,7 +5611,7 @@
         <w:rPr>
           <w:lang w:val="en-US"/>
         </w:rPr>
-        <w:instrText xml:space="preserve"> ADDIN ZOTERO_ITEM CSL_CITATION {"citationID":"4PBxnI8R","properties":{"formattedCitation":"(e.g., Derksen &amp; Morawski, 2022)","plainCitation":"(e.g., Derksen &amp; Morawski, 2022)","noteIndex":0},"citationItems":[{"id":36093,"uris":["http://zotero.org/users/1687755/items/4SUIU7L2"],"itemData":{"id":36093,"type":"article-journal","abstract":"Although psychology’s recent crisis has been attributed to various scientific practices, it has come to be called a “replication crisis,” prompting extensive appraisals of this putatively crucial scientific practice. These have yielded disagreements over what kind of replication is to be preferred and what phenomena are being explored, yet the proposals are all grounded in a conventional philosophy of science. This article proposes another avenue that invites moving beyond a discovery metaphor of science to rethink research as enabling realities and to consider how empirical findings enact or perform a reality. An enactment perspective appreciates multiple, dynamic realities and science as producing different entities, enactments that ever encounter differences, uncertainties, and precariousness. The axioms of an enactment perspective are described and employed to more fully understand the two kinds of replication that predominate in the crisis disputes. Although the enactment perspective described here is a relatively recent development in philosophy of science and science studies, some of its core axioms are not new to psychology, and the article concludes by revisiting psychologists’ previous calls to apprehend the dynamism of psychological reality to appreciate how scientific practices actively and unavoidably participate in performativity of reality.","container-title":"Perspectives on Psychological Science","DOI":"10.1177/17456916211041116","ISSN":"1745-6916","issue":"5","journalAbbreviation":"Perspect Psychol Sci","language":"EN","note":"publisher: SAGE Publications Inc","page":"1490-1505","source":"SAGE Journals","title":"Kinds of Replication: Examining the Meanings of “Conceptual Replication” and “Direct Replication”","title-short":"Kinds of Replication","volume":"17","author":[{"family":"Derksen","given":"Maarten"},{"family":"Morawski","given":"Jill"}],"issued":{"date-parts":[["2022",9,1]]}},"prefix":"e.g., "}],"schema":"https://github.com/citation-style-language/schema/raw/master/csl-citation.json"} </w:instrText>
+        <w:instrText xml:space="preserve"> ADDIN ZOTERO_ITEM CSL_CITATION {"citationID":"09xkaTvc","properties":{"formattedCitation":"(1996)","plainCitation":"(1996)","noteIndex":0},"citationItems":[{"id":124,"uris":["http://zotero.org/users/1687755/items/MBL7TQAV"],"itemData":{"id":124,"type":"article-journal","container-title":"Behaviour Research and Therapy","DOI":"10.1016/S0005-7967(96)00051-4","ISSN":"00057967","issue":"11-12","journalAbbreviation":"Behaviour Research and Therapy","language":"en","page":"889-898","source":"DOI.org (Crossref)","title":"How to remain neutral: An experimental analysis of neutralization","title-short":"How to remain neutral","volume":"34","author":[{"family":"Rachman","given":"S."},{"family":"Shafran","given":"R."},{"family":"Mitchell","given":"D."},{"family":"Trant","given":"J."},{"family":"Teachman","given":"B."}],"issued":{"date-parts":[["1996",11]]}},"label":"page","suppress-author":true}],"schema":"https://github.com/citation-style-language/schema/raw/master/csl-citation.json"} </w:instrText>
       </w:r>
       <w:r>
         <w:rPr>
@@ -4729,7 +5623,7 @@
         <w:rPr>
           <w:lang w:val="en-US"/>
         </w:rPr>
-        <w:t>(e.g., Derksen &amp; Morawski, 2022)</w:t>
+        <w:t>(1996)</w:t>
       </w:r>
       <w:r>
         <w:rPr>
@@ -4741,13 +5635,7 @@
         <w:rPr>
           <w:lang w:val="en-US"/>
         </w:rPr>
-        <w:t xml:space="preserve">. Regardless of the specific framework used, the very low overlap in the details of the design, method and analyses of </w:t>
-      </w:r>
-      <w:r>
-        <w:rPr>
-          <w:lang w:val="en-US"/>
-        </w:rPr>
-        <w:t xml:space="preserve">Luciano et al. </w:t>
+        <w:t xml:space="preserve"> and van den Hout et al. </w:t>
       </w:r>
       <w:r>
         <w:rPr>
@@ -4759,7 +5647,7 @@
         <w:rPr>
           <w:lang w:val="en-US"/>
         </w:rPr>
-        <w:instrText xml:space="preserve"> ADDIN ZOTERO_ITEM CSL_CITATION {"citationID":"IiJwKVGQ","properties":{"formattedCitation":"(2011)","plainCitation":"(2011)","noteIndex":0},"citationItems":[{"id":117,"uris":["http://zotero.org/users/1687755/items/RWRCBYUM"],"itemData":{"id":117,"type":"article-journal","abstract":"The present study aims to analyze the interactions involved in some of the Defusion exercises that are typical of Acceptance and Commitment Therapy according to a Relational Frame Theory analysis. Two protocols were compared. Defusion I protocol was built with deictic framing trials while Defusion II protocol added hierarchical framing plus the function of regulating one’s own behavior. Fifteen adolescents (12-15 years old) with high scores in the impulsivity or in the emotional subscales of the Behavior Assessment System for Children (BASC) volunteered to participate during the three tutorial classes formally available. In a first session, after responding to questionnaires on psychological inflexibility (AFQ-S) and on problematic behaviors, the three classes followed a valuesoriented session. Two weeks later, 9 Low-risk participants (with less than 6 problematic behaviors) received either the Defusion I (n= 4) or the Defusion II (n= 5) protocols. Six High-risk participants (more than 6 problematic behaviors) received the Defusion II protocol. The comparison of both protocols with Low-risk participants showed that only Defusion II produced relevant changes that were improved at the 4-month follow-up. High-risk participants only received the Defusion II protocol and the results obtained replicated, in part, the effect obtained with Low-risk participants. The limitations of this preliminary study are indicated and further studies are emphasized.","container-title":"International Journal of Psychology","language":"en","source":"Zotero","title":"A Relational Frame Analysis of Defusion Interactions in Acceptance and Commitment Therapy. A Preliminary and Quasi-Experimental Study with At-Risk Adolescents","author":[{"family":"Luciano","given":"Carmen"},{"family":"Ruiz","given":"Francisco J"},{"family":"Torres","given":"Rosa M Vizcaíno"},{"family":"Mar","given":"Vanessa Sánchez"}],"issued":{"date-parts":[["2011"]]}},"label":"page","suppress-author":true}],"schema":"https://github.com/citation-style-language/schema/raw/master/csl-citation.json"} </w:instrText>
+        <w:instrText xml:space="preserve"> ADDIN ZOTERO_ITEM CSL_CITATION {"citationID":"SRDcjNYt","properties":{"formattedCitation":"(2002)","plainCitation":"(2002)","noteIndex":0},"citationItems":[{"id":123,"uris":["http://zotero.org/users/1687755/items/X8W2IVGH"],"itemData":{"id":123,"type":"article-journal","abstract":"Building on two earlier experiments (Behav. Res. Ther. 34 (1996) 889; 39 (2001) 1439) the present study investigated the effects of neutralizing the consequences of an obsession-like thought in healthy participants. Just like in the earlier studies, writing out and thinking over such a thought generated anxiety. After this provocation, 40 of the 120 participants were instructed to neutralize the effects of the thought for 2 min, 40 participants did not receive a particular instruction, and the remaining 40 participants were instructed to do mental arithmetic aloud so as to prevent ‘‘spontaneous’’ attempts at neutralizing the thought. The no instruction group reported that they neutralized (spontaneously) to the same degree as the group that was instructed to neutralize. Within 2 min, anxiety decreased to near base line levels and there were no differences between the three conditions. When the groups were asked to bring the obsession-like thought back to consciousness again, anxiety increased slightly. Yet, contrary to expectation, this increase in anxiety did not discriminate the ‘‘neutralization prevention’’ group from the other two groups. Limitations of the paradigm as a model for clinical obsessions are discussed.","container-title":"Journal of Behavior Therapy and Experimental Psychiatry","DOI":"10.1016/S0005-7916(02)00048-4","ISSN":"00057916","issue":"3-4","journalAbbreviation":"Journal of Behavior Therapy and Experimental Psychiatry","language":"en","page":"177-189","source":"DOI.org (Crossref)","title":"Instructed neutralization, spontaneous neutralization and prevented neutralization after an obsession-like thought","volume":"33","author":[{"family":"Hout","given":"Marcel","non-dropping-particle":"van den"},{"family":"Kindt","given":"Merel"},{"family":"Weiland","given":"Titia"},{"family":"Peters","given":"Madelon"}],"issued":{"date-parts":[["2002",9]]}},"label":"page","suppress-author":true}],"schema":"https://github.com/citation-style-language/schema/raw/master/csl-citation.json"} </w:instrText>
       </w:r>
       <w:r>
         <w:rPr>
@@ -4771,7 +5659,7 @@
         <w:rPr>
           <w:lang w:val="en-US"/>
         </w:rPr>
-        <w:t>(2011)</w:t>
+        <w:t>(2002)</w:t>
       </w:r>
       <w:r>
         <w:rPr>
@@ -4783,278 +5671,127 @@
         <w:rPr>
           <w:lang w:val="en-US"/>
         </w:rPr>
-        <w:t xml:space="preserve"> and Foody et al. (2013)</w:t>
-      </w:r>
-      <w:r>
-        <w:rPr>
-          <w:lang w:val="en-US"/>
-        </w:rPr>
-        <w:t xml:space="preserve"> suggests that the latter cannot be confidently described as a replication of the same underlying claim.</w:t>
-      </w:r>
-    </w:p>
-    <w:p>
-      <w:pPr>
-        <w:pStyle w:val="Heading2"/>
-        <w:rPr>
-          <w:lang w:val="en-US"/>
-        </w:rPr>
-      </w:pPr>
-    </w:p>
-    <w:p>
-      <w:pPr>
-        <w:pStyle w:val="Heading2"/>
-        <w:rPr>
-          <w:lang w:val="en-US"/>
-        </w:rPr>
-      </w:pPr>
-      <w:r>
-        <w:rPr>
-          <w:lang w:val="en-US"/>
-        </w:rPr>
-        <w:t>Inconsistent descriptions of the methods</w:t>
-      </w:r>
-    </w:p>
-    <w:p>
-      <w:pPr>
-        <w:rPr>
-          <w:lang w:val="en-US"/>
-        </w:rPr>
-      </w:pPr>
-      <w:r>
-        <w:rPr>
-          <w:lang w:val="en-US"/>
-        </w:rPr>
-        <w:t>Both Foody et al. (2013) and Foody et al. (2015) report results from a Reactions Questionnaire that includes references to a car accident, e.g</w:t>
-      </w:r>
-      <w:r>
-        <w:rPr>
-          <w:lang w:val="en-US"/>
-        </w:rPr>
-        <w:t>.</w:t>
-      </w:r>
-      <w:r>
-        <w:rPr>
-          <w:lang w:val="en-US"/>
-        </w:rPr>
-        <w:t>, “Please rate how vivid your thoughts and images were of the car accident” (</w:t>
-      </w:r>
-      <w:r>
-        <w:rPr>
-          <w:lang w:val="en-US"/>
-        </w:rPr>
-        <w:t>p. 383, p. 420, respectively</w:t>
-      </w:r>
-      <w:r>
-        <w:rPr>
-          <w:lang w:val="en-US"/>
-        </w:rPr>
-        <w:t>). However, neither study’s method section includes any reference to a car accident. The distress induction procedure in both is stated to be requiring the participant to write out a negative self-referential thought. One possibility is that text from a different study was erroneously cop</w:t>
-      </w:r>
-      <w:r>
-        <w:rPr>
-          <w:lang w:val="en-US"/>
-        </w:rPr>
-        <w:t>y-pasted</w:t>
-      </w:r>
-      <w:r>
-        <w:rPr>
-          <w:lang w:val="en-US"/>
-        </w:rPr>
-        <w:t xml:space="preserve"> into the wrong manuscripts. For example, a previous publication by Foody et al. (2012) compare</w:t>
-      </w:r>
-      <w:r>
-        <w:rPr>
-          <w:lang w:val="en-US"/>
-        </w:rPr>
-        <w:t>d</w:t>
-      </w:r>
-      <w:r>
-        <w:rPr>
-          <w:lang w:val="en-US"/>
-        </w:rPr>
-        <w:t xml:space="preserve"> two versions of a different distress induction procedure that involved having the participant write the sentence “I hope [participants’ loved one] is in a car accident” (</w:t>
-      </w:r>
-      <w:r>
-        <w:rPr>
-          <w:lang w:val="en-US"/>
-        </w:rPr>
-        <w:t>p. 128</w:t>
-      </w:r>
-      <w:r>
-        <w:rPr>
-          <w:lang w:val="en-US"/>
-        </w:rPr>
-        <w:t xml:space="preserve">). </w:t>
-      </w:r>
-      <w:r>
-        <w:rPr>
-          <w:lang w:val="en-US"/>
-        </w:rPr>
-        <w:t>Another possibility is that the induction did not occur as stated in the texts</w:t>
-      </w:r>
-      <w:r>
-        <w:rPr>
-          <w:lang w:val="en-US"/>
-        </w:rPr>
-        <w:t xml:space="preserve"> of Foody et al. (2013, 2015</w:t>
-      </w:r>
-      <w:proofErr w:type="gramStart"/>
-      <w:r>
-        <w:rPr>
-          <w:lang w:val="en-US"/>
-        </w:rPr>
-        <w:t>), and</w:t>
-      </w:r>
-      <w:proofErr w:type="gramEnd"/>
-      <w:r>
-        <w:rPr>
-          <w:lang w:val="en-US"/>
-        </w:rPr>
-        <w:t xml:space="preserve"> did in fact use the car crash induction from Foody et al. (2012)</w:t>
-      </w:r>
-      <w:r>
-        <w:rPr>
-          <w:lang w:val="en-US"/>
-        </w:rPr>
-        <w:t xml:space="preserve">. </w:t>
-      </w:r>
-      <w:r>
-        <w:rPr>
-          <w:lang w:val="en-US"/>
-        </w:rPr>
-        <w:t>It is unfortunate that these unexplained references to car accidents got through peer review at two different journals apparently without being detected or corrected.</w:t>
-      </w:r>
-    </w:p>
-    <w:p>
-      <w:pPr>
-        <w:pStyle w:val="Heading2"/>
-        <w:rPr>
-          <w:lang w:val="en-US"/>
-        </w:rPr>
-      </w:pPr>
-      <w:r>
-        <w:rPr>
-          <w:lang w:val="en-US"/>
-        </w:rPr>
-        <w:t>No control condition</w:t>
-      </w:r>
-    </w:p>
-    <w:p>
-      <w:pPr>
-        <w:rPr>
-          <w:lang w:val="en-US"/>
-        </w:rPr>
-      </w:pPr>
-      <w:r>
-        <w:rPr>
-          <w:lang w:val="en-US"/>
-        </w:rPr>
-        <w:t xml:space="preserve">Both </w:t>
-      </w:r>
-      <w:r>
-        <w:rPr>
-          <w:lang w:val="en-US"/>
-        </w:rPr>
-        <w:t xml:space="preserve">Foody et al. (2013) and Foody et al. (2015) </w:t>
-      </w:r>
-      <w:r>
-        <w:rPr>
-          <w:lang w:val="en-US"/>
-        </w:rPr>
-        <w:t>are seriously undermined by the lack of a control condition</w:t>
-      </w:r>
-      <w:r>
-        <w:rPr>
-          <w:lang w:val="en-US"/>
-        </w:rPr>
-        <w:t xml:space="preserve"> that did not receive an intervention</w:t>
-      </w:r>
-      <w:r>
-        <w:rPr>
-          <w:lang w:val="en-US"/>
-        </w:rPr>
-        <w:t xml:space="preserve">. </w:t>
-      </w:r>
-      <w:r>
-        <w:rPr>
-          <w:lang w:val="en-US"/>
-        </w:rPr>
-        <w:t xml:space="preserve">Control conditions are of course needed to determine </w:t>
-      </w:r>
-      <w:r>
-        <w:rPr>
-          <w:lang w:val="en-US"/>
-        </w:rPr>
-        <w:t>causality</w:t>
-      </w:r>
-      <w:r>
-        <w:rPr>
-          <w:lang w:val="en-US"/>
-        </w:rPr>
-        <w:t xml:space="preserve"> within an experimental approach. </w:t>
-      </w:r>
-      <w:r>
-        <w:rPr>
-          <w:lang w:val="en-US"/>
-        </w:rPr>
-        <w:t>Even more than usual, however, t</w:t>
-      </w:r>
-      <w:r>
-        <w:rPr>
-          <w:lang w:val="en-US"/>
-        </w:rPr>
-        <w:t>he need for a control condition becomes especially obvious when stud</w:t>
-      </w:r>
-      <w:r>
-        <w:rPr>
-          <w:lang w:val="en-US"/>
-        </w:rPr>
-        <w:t xml:space="preserve">ying effects that are due to short term manipulations of mood, as in Foody et al.’s work. Mood inductions tend to produce very </w:t>
-      </w:r>
-      <w:r>
-        <w:rPr>
-          <w:lang w:val="en-US"/>
-        </w:rPr>
-        <w:t>short-lasting</w:t>
-      </w:r>
-      <w:r>
-        <w:rPr>
-          <w:lang w:val="en-US"/>
-        </w:rPr>
-        <w:t xml:space="preserve"> effects, and mood tends to return to baseline levels within a very short </w:t>
-      </w:r>
-      <w:proofErr w:type="gramStart"/>
-      <w:r>
-        <w:rPr>
-          <w:lang w:val="en-US"/>
-        </w:rPr>
-        <w:t>period of time</w:t>
-      </w:r>
-      <w:proofErr w:type="gramEnd"/>
-      <w:r>
-        <w:rPr>
-          <w:lang w:val="en-US"/>
-        </w:rPr>
-        <w:t xml:space="preserve">. As such, </w:t>
-      </w:r>
-      <w:proofErr w:type="gramStart"/>
-      <w:r>
-        <w:rPr>
-          <w:lang w:val="en-US"/>
-        </w:rPr>
-        <w:t>in order to</w:t>
-      </w:r>
-      <w:proofErr w:type="gramEnd"/>
-      <w:r>
-        <w:rPr>
-          <w:lang w:val="en-US"/>
-        </w:rPr>
-        <w:t xml:space="preserve"> be able to differentiate between any change in mood due to the intervention vs. due to natural improvement over time, a negative control condition is needed (i.e., where participants are given no intervention). </w:t>
-      </w:r>
-    </w:p>
-    <w:p>
-      <w:pPr>
-        <w:ind w:firstLine="0"/>
+        <w:t xml:space="preserve">. Like both Foody et al. (2013) and Foody et al. </w:t>
+      </w:r>
+      <w:r>
+        <w:rPr>
+          <w:lang w:val="en-US"/>
+        </w:rPr>
+        <w:fldChar w:fldCharType="begin"/>
+      </w:r>
+      <w:r>
+        <w:rPr>
+          <w:lang w:val="en-US"/>
+        </w:rPr>
+        <w:instrText xml:space="preserve"> ADDIN ZOTERO_ITEM CSL_CITATION {"citationID":"h7A28NLC","properties":{"formattedCitation":"(2015)","plainCitation":"(2015)","noteIndex":0},"citationItems":[{"id":29185,"uris":["http://zotero.org/users/1687755/items/9SN67C4H"],"itemData":{"id":29185,"type":"article-journal","abstract":"Recent empirical studies have emerged within the acceptance and commitment therapy (ACT) literature that demonstrate the utility for considering relational frame theory when designing and developing therapeutic interventions. The current study investigated distinction and hierarchical relations when targeted specifically in a self as context exercise. Participants were also exposed to a practice interval placed between two presentations of a distress-induction task, to determine potentially lasting impacts of the interventions. A second aspect of the research examined the extent to which a focus on the self (as opposed to focusing on a hypothetical object) played a role in the outcomes. We hypothesized that the self-based hierarchical relations intervention would be the most effective in terms of distress reduction (e.g., discomfort). This prediction was somewhat supported as statistical analysis demonstrated that both hierarchical conditions (self and object) showed superiority in terms of stress reduction compared to both distinction conditions. These results are discussed with regard to previous translational research between RFT and ACT.","container-title":"The Psychological Record","DOI":"10.1007/s40732-014-0103-2","ISSN":"2163-3452","issue":"2","language":"En","license":"2014 Association for Behavior Analysis International","page":"231-243","publisher":"Springer","source":"link.springer.com","title":"An Empirical Investigation of the Role of Self, Hierarchy, and Distinction in a Common Act Exercise","volume":"65","author":[{"family":"Foody","given":"Mairéad"},{"family":"Barnes-Holmes","given":"Yvonne"},{"family":"Barnes-Holmes","given":"Dermot"},{"family":"Rai","given":"Laura"},{"family":"Luciano","given":"Carmen"}],"issued":{"date-parts":[["2015"]]}},"label":"page","suppress-author":true}],"schema":"https://github.com/citation-style-language/schema/raw/master/csl-citation.json"} </w:instrText>
+      </w:r>
+      <w:r>
+        <w:rPr>
+          <w:lang w:val="en-US"/>
+        </w:rPr>
+        <w:fldChar w:fldCharType="separate"/>
+      </w:r>
+      <w:r>
+        <w:rPr>
+          <w:lang w:val="en-US"/>
+        </w:rPr>
+        <w:t>(2015)</w:t>
+      </w:r>
+      <w:r>
+        <w:rPr>
+          <w:lang w:val="en-US"/>
+        </w:rPr>
+        <w:fldChar w:fldCharType="end"/>
+      </w:r>
+      <w:r>
+        <w:rPr>
+          <w:lang w:val="en-US"/>
+        </w:rPr>
+        <w:t xml:space="preserve">, these studies recorded anxiety scores using a Visual Analogue Scale, and measured affect at baseline and after a distress induction procedure. However, they also included no-intervention conditions to study the natural recovery of baseline mood. Both studies demonstrated that mood returned to baseline after a short delay (two minutes) in the absence of any intervention (Rachman et al., </w:t>
+      </w:r>
+      <w:r>
+        <w:rPr>
+          <w:lang w:val="en-US"/>
+        </w:rPr>
+        <w:t xml:space="preserve">1996: Hedges’ </w:t>
+      </w:r>
+      <m:oMath>
+        <m:sSub>
+          <m:sSubPr>
+            <m:ctrlPr>
+              <w:rPr>
+                <w:rFonts w:ascii="Cambria Math" w:hAnsi="Cambria Math"/>
+                <w:i/>
+                <w:lang w:val="en-US"/>
+              </w:rPr>
+            </m:ctrlPr>
+          </m:sSubPr>
+          <m:e>
+            <m:r>
+              <w:rPr>
+                <w:rFonts w:ascii="Cambria Math" w:hAnsi="Cambria Math"/>
+                <w:lang w:val="en-US"/>
+              </w:rPr>
+              <m:t>g</m:t>
+            </m:r>
+          </m:e>
+          <m:sub>
+            <m:r>
+              <w:rPr>
+                <w:rFonts w:ascii="Cambria Math" w:hAnsi="Cambria Math"/>
+                <w:lang w:val="en-US"/>
+              </w:rPr>
+              <m:t>s</m:t>
+            </m:r>
+          </m:sub>
+        </m:sSub>
+      </m:oMath>
+      <w:r>
+        <w:rPr>
+          <w:lang w:val="en-US"/>
+        </w:rPr>
+        <w:t xml:space="preserve"> = 3.24, 95% CI [2.51, 3.97]; van den Hout et al., 2002: </w:t>
+      </w:r>
+      <m:oMath>
+        <m:sSub>
+          <m:sSubPr>
+            <m:ctrlPr>
+              <w:rPr>
+                <w:rFonts w:ascii="Cambria Math" w:hAnsi="Cambria Math"/>
+                <w:i/>
+                <w:lang w:val="en-US"/>
+              </w:rPr>
+            </m:ctrlPr>
+          </m:sSubPr>
+          <m:e>
+            <m:r>
+              <w:rPr>
+                <w:rFonts w:ascii="Cambria Math" w:hAnsi="Cambria Math"/>
+                <w:lang w:val="en-US"/>
+              </w:rPr>
+              <m:t>g</m:t>
+            </m:r>
+          </m:e>
+          <m:sub>
+            <m:r>
+              <w:rPr>
+                <w:rFonts w:ascii="Cambria Math" w:hAnsi="Cambria Math"/>
+                <w:lang w:val="en-US"/>
+              </w:rPr>
+              <m:t>s</m:t>
+            </m:r>
+          </m:sub>
+        </m:sSub>
+      </m:oMath>
+      <w:r>
+        <w:rPr>
+          <w:lang w:val="en-US"/>
+        </w:rPr>
+        <w:t xml:space="preserve"> = 1.17, 95% CI [0.69, 1.64]). I extracted the summary statistics from Rachman et al. (1996) and van den Hout et al. (2002) and present them in Figure 1. </w:t>
+      </w:r>
+    </w:p>
+    <w:p>
+      <w:pPr>
         <w:rPr>
           <w:lang w:val="en-US"/>
         </w:rPr>
@@ -5064,14 +5801,16 @@
       <w:pPr>
         <w:ind w:firstLine="0"/>
         <w:jc w:val="left"/>
+      </w:pPr>
+      <w:r>
         <w:rPr>
           <w:b/>
           <w:bCs/>
-          <w:lang w:val="en-US"/>
-        </w:rPr>
-      </w:pPr>
-      <w:r>
-        <w:br w:type="page"/>
+        </w:rPr>
+        <w:t>Figure 1.</w:t>
+      </w:r>
+      <w:r>
+        <w:t xml:space="preserve"> Results from no-intervention negative control conditions reported in previous distress induction studies. Points represent means, error bars represent 95% Confidence Intervals.</w:t>
       </w:r>
     </w:p>
     <w:p>
@@ -5079,30 +5818,14 @@
         <w:pStyle w:val="figureandtabletitle"/>
       </w:pPr>
       <w:r>
-        <w:lastRenderedPageBreak/>
-        <w:t xml:space="preserve">Figure 1. </w:t>
-      </w:r>
-      <w:r>
-        <w:rPr>
-          <w:b w:val="0"/>
-          <w:bCs w:val="0"/>
-        </w:rPr>
-        <w:t>Results from no-intervention negative control conditions reported in previous distress induction studies. Points represent means, error bars represent 95% Confidence Intervals.</w:t>
-      </w:r>
-    </w:p>
-    <w:p>
-      <w:pPr>
-        <w:pStyle w:val="figureandtabletitle"/>
-      </w:pPr>
-      <w:r>
         <w:rPr>
           <w:noProof/>
         </w:rPr>
         <w:drawing>
-          <wp:inline distT="0" distB="0" distL="0" distR="0" wp14:anchorId="3D47EC5A" wp14:editId="0B4314F0">
+          <wp:inline distT="0" distB="0" distL="0" distR="0" wp14:anchorId="4CA46B12" wp14:editId="5AAC7677">
             <wp:extent cx="2419109" cy="1926545"/>
             <wp:effectExtent l="0" t="0" r="0" b="4445"/>
-            <wp:docPr id="366375809" name="Picture 1"/>
+            <wp:docPr id="1300986538" name="Picture 1"/>
             <wp:cNvGraphicFramePr>
               <a:graphicFrameLocks xmlns:a="http://schemas.openxmlformats.org/drawingml/2006/main" noChangeAspect="1"/>
             </wp:cNvGraphicFramePr>
@@ -5153,32 +5876,30 @@
     <w:p>
       <w:pPr>
         <w:rPr>
-          <w:lang w:val="en-US"/>
-        </w:rPr>
-      </w:pPr>
-      <w:r>
-        <w:rPr>
-          <w:lang w:val="en-US"/>
-        </w:rPr>
-        <w:t xml:space="preserve">This is not </w:t>
-      </w:r>
-      <w:r>
-        <w:rPr>
-          <w:lang w:val="en-US"/>
-        </w:rPr>
-        <w:t xml:space="preserve">a </w:t>
-      </w:r>
-      <w:r>
-        <w:rPr>
-          <w:lang w:val="en-US"/>
-        </w:rPr>
-        <w:t xml:space="preserve">case of “hindsight is 20/20” or a post hoc call </w:t>
-      </w:r>
-      <w:r>
-        <w:rPr>
-          <w:lang w:val="en-US"/>
-        </w:rPr>
-        <w:t>for</w:t>
+          <w:b/>
+          <w:bCs/>
+          <w:lang w:val="en-US"/>
+        </w:rPr>
+      </w:pPr>
+      <w:r>
+        <w:rPr>
+          <w:lang w:val="en-US"/>
+        </w:rPr>
+        <w:t xml:space="preserve">Note the pattern of effect across timepoints can be </w:t>
+      </w:r>
+      <w:proofErr w:type="gramStart"/>
+      <w:r>
+        <w:rPr>
+          <w:lang w:val="en-US"/>
+        </w:rPr>
+        <w:t>seen:</w:t>
+      </w:r>
+      <w:proofErr w:type="gramEnd"/>
+      <w:r>
+        <w:rPr>
+          <w:lang w:val="en-US"/>
+        </w:rPr>
+        <w:t xml:space="preserve"> participants demonstrate low anxiety</w:t>
       </w:r>
       <w:r>
         <w:rPr>
@@ -5190,303 +5911,25 @@
         <w:rPr>
           <w:lang w:val="en-US"/>
         </w:rPr>
-        <w:t>rigor</w:t>
-      </w:r>
-      <w:r>
-        <w:rPr>
-          <w:lang w:val="en-US"/>
-        </w:rPr>
-        <w:t xml:space="preserve">: the authors of Foody et al. (2013, 2015) </w:t>
-      </w:r>
-      <w:r>
-        <w:rPr>
-          <w:lang w:val="en-US"/>
-        </w:rPr>
-        <w:t xml:space="preserve">developed their distress induction procedure from work that demonstrated this natural return to baseline levels over a short period of time (e.g., 2 minutes). In an article they published the previous year which compared versions of distress induction procedures, </w:t>
-      </w:r>
-      <w:r>
-        <w:rPr>
-          <w:lang w:val="en-US"/>
-        </w:rPr>
-        <w:t>Foody et al. (2012)</w:t>
-      </w:r>
-      <w:r>
-        <w:rPr>
-          <w:lang w:val="en-US"/>
-        </w:rPr>
-        <w:t xml:space="preserve"> cited work by </w:t>
-      </w:r>
-      <w:r>
-        <w:rPr>
-          <w:lang w:val="en-US"/>
-        </w:rPr>
-        <w:t xml:space="preserve">Rachman et al. </w:t>
-      </w:r>
-      <w:r>
-        <w:rPr>
-          <w:lang w:val="en-US"/>
-        </w:rPr>
-        <w:fldChar w:fldCharType="begin"/>
-      </w:r>
-      <w:r>
-        <w:rPr>
-          <w:lang w:val="en-US"/>
-        </w:rPr>
-        <w:instrText xml:space="preserve"> ADDIN ZOTERO_ITEM CSL_CITATION {"citationID":"09xkaTvc","properties":{"formattedCitation":"(1996)","plainCitation":"(1996)","noteIndex":0},"citationItems":[{"id":124,"uris":["http://zotero.org/users/1687755/items/MBL7TQAV"],"itemData":{"id":124,"type":"article-journal","container-title":"Behaviour Research and Therapy","DOI":"10.1016/S0005-7967(96)00051-4","ISSN":"00057967","issue":"11-12","journalAbbreviation":"Behaviour Research and Therapy","language":"en","page":"889-898","source":"DOI.org (Crossref)","title":"How to remain neutral: An experimental analysis of neutralization","title-short":"How to remain neutral","volume":"34","author":[{"family":"Rachman","given":"S."},{"family":"Shafran","given":"R."},{"family":"Mitchell","given":"D."},{"family":"Trant","given":"J."},{"family":"Teachman","given":"B."}],"issued":{"date-parts":[["1996",11]]}},"label":"page","suppress-author":true}],"schema":"https://github.com/citation-style-language/schema/raw/master/csl-citation.json"} </w:instrText>
-      </w:r>
-      <w:r>
-        <w:rPr>
-          <w:lang w:val="en-US"/>
-        </w:rPr>
-        <w:fldChar w:fldCharType="separate"/>
-      </w:r>
-      <w:r>
-        <w:rPr>
-          <w:lang w:val="en-US"/>
-        </w:rPr>
-        <w:t>(1996)</w:t>
-      </w:r>
-      <w:r>
-        <w:rPr>
-          <w:lang w:val="en-US"/>
-        </w:rPr>
-        <w:fldChar w:fldCharType="end"/>
-      </w:r>
-      <w:r>
-        <w:rPr>
-          <w:lang w:val="en-US"/>
-        </w:rPr>
-        <w:t xml:space="preserve"> and van den Hout et al. </w:t>
-      </w:r>
-      <w:r>
-        <w:rPr>
-          <w:lang w:val="en-US"/>
-        </w:rPr>
-        <w:fldChar w:fldCharType="begin"/>
-      </w:r>
-      <w:r>
-        <w:rPr>
-          <w:lang w:val="en-US"/>
-        </w:rPr>
-        <w:instrText xml:space="preserve"> ADDIN ZOTERO_ITEM CSL_CITATION {"citationID":"SRDcjNYt","properties":{"formattedCitation":"(2002)","plainCitation":"(2002)","noteIndex":0},"citationItems":[{"id":123,"uris":["http://zotero.org/users/1687755/items/X8W2IVGH"],"itemData":{"id":123,"type":"article-journal","abstract":"Building on two earlier experiments (Behav. Res. Ther. 34 (1996) 889; 39 (2001) 1439) the present study investigated the effects of neutralizing the consequences of an obsession-like thought in healthy participants. Just like in the earlier studies, writing out and thinking over such a thought generated anxiety. After this provocation, 40 of the 120 participants were instructed to neutralize the effects of the thought for 2 min, 40 participants did not receive a particular instruction, and the remaining 40 participants were instructed to do mental arithmetic aloud so as to prevent ‘‘spontaneous’’ attempts at neutralizing the thought. The no instruction group reported that they neutralized (spontaneously) to the same degree as the group that was instructed to neutralize. Within 2 min, anxiety decreased to near base line levels and there were no differences between the three conditions. When the groups were asked to bring the obsession-like thought back to consciousness again, anxiety increased slightly. Yet, contrary to expectation, this increase in anxiety did not discriminate the ‘‘neutralization prevention’’ group from the other two groups. Limitations of the paradigm as a model for clinical obsessions are discussed.","container-title":"Journal of Behavior Therapy and Experimental Psychiatry","DOI":"10.1016/S0005-7916(02)00048-4","ISSN":"00057916","issue":"3-4","journalAbbreviation":"Journal of Behavior Therapy and Experimental Psychiatry","language":"en","page":"177-189","source":"DOI.org (Crossref)","title":"Instructed neutralization, spontaneous neutralization and prevented neutralization after an obsession-like thought","volume":"33","author":[{"family":"Hout","given":"Marcel","non-dropping-particle":"van den"},{"family":"Kindt","given":"Merel"},{"family":"Weiland","given":"Titia"},{"family":"Peters","given":"Madelon"}],"issued":{"date-parts":[["2002",9]]}},"label":"page","suppress-author":true}],"schema":"https://github.com/citation-style-language/schema/raw/master/csl-citation.json"} </w:instrText>
-      </w:r>
-      <w:r>
-        <w:rPr>
-          <w:lang w:val="en-US"/>
-        </w:rPr>
-        <w:fldChar w:fldCharType="separate"/>
-      </w:r>
-      <w:r>
-        <w:rPr>
-          <w:lang w:val="en-US"/>
-        </w:rPr>
-        <w:t>(2002)</w:t>
-      </w:r>
-      <w:r>
-        <w:rPr>
-          <w:lang w:val="en-US"/>
-        </w:rPr>
-        <w:fldChar w:fldCharType="end"/>
-      </w:r>
-      <w:r>
-        <w:rPr>
-          <w:lang w:val="en-US"/>
-        </w:rPr>
-        <w:t xml:space="preserve">. Like both Foody et al. (2013) and Foody et al. </w:t>
-      </w:r>
-      <w:r>
-        <w:rPr>
-          <w:lang w:val="en-US"/>
-        </w:rPr>
-        <w:fldChar w:fldCharType="begin"/>
-      </w:r>
-      <w:r>
-        <w:rPr>
-          <w:lang w:val="en-US"/>
-        </w:rPr>
-        <w:instrText xml:space="preserve"> ADDIN ZOTERO_ITEM CSL_CITATION {"citationID":"h7A28NLC","properties":{"formattedCitation":"(2015)","plainCitation":"(2015)","noteIndex":0},"citationItems":[{"id":29185,"uris":["http://zotero.org/users/1687755/items/9SN67C4H"],"itemData":{"id":29185,"type":"article-journal","abstract":"Recent empirical studies have emerged within the acceptance and commitment therapy (ACT) literature that demonstrate the utility for considering relational frame theory when designing and developing therapeutic interventions. The current study investigated distinction and hierarchical relations when targeted specifically in a self as context exercise. Participants were also exposed to a practice interval placed between two presentations of a distress-induction task, to determine potentially lasting impacts of the interventions. A second aspect of the research examined the extent to which a focus on the self (as opposed to focusing on a hypothetical object) played a role in the outcomes. We hypothesized that the self-based hierarchical relations intervention would be the most effective in terms of distress reduction (e.g., discomfort). This prediction was somewhat supported as statistical analysis demonstrated that both hierarchical conditions (self and object) showed superiority in terms of stress reduction compared to both distinction conditions. These results are discussed with regard to previous translational research between RFT and ACT.","container-title":"The Psychological Record","DOI":"10.1007/s40732-014-0103-2","ISSN":"2163-3452","issue":"2","language":"En","license":"2014 Association for Behavior Analysis International","note":"number: 2\npublisher: Springer","page":"231-243","source":"link.springer.com","title":"An Empirical Investigation of the Role of Self, Hierarchy, and Distinction in a Common Act Exercise","volume":"65","author":[{"family":"Foody","given":"Mairéad"},{"family":"Barnes-Holmes","given":"Yvonne"},{"family":"Barnes-Holmes","given":"Dermot"},{"family":"Rai","given":"Laura"},{"family":"Luciano","given":"Carmen"}],"issued":{"date-parts":[["2015"]]}},"label":"page","suppress-author":true}],"schema":"https://github.com/citation-style-language/schema/raw/master/csl-citation.json"} </w:instrText>
-      </w:r>
-      <w:r>
-        <w:rPr>
-          <w:lang w:val="en-US"/>
-        </w:rPr>
-        <w:fldChar w:fldCharType="separate"/>
-      </w:r>
-      <w:r>
-        <w:rPr>
-          <w:lang w:val="en-US"/>
-        </w:rPr>
-        <w:t>(2015)</w:t>
-      </w:r>
-      <w:r>
-        <w:rPr>
-          <w:lang w:val="en-US"/>
-        </w:rPr>
-        <w:fldChar w:fldCharType="end"/>
-      </w:r>
-      <w:r>
-        <w:rPr>
-          <w:lang w:val="en-US"/>
-        </w:rPr>
-        <w:t xml:space="preserve">, these studies recorded </w:t>
-      </w:r>
-      <w:r>
-        <w:rPr>
-          <w:lang w:val="en-US"/>
-        </w:rPr>
-        <w:t xml:space="preserve">anxiety scores </w:t>
-      </w:r>
-      <w:r>
-        <w:rPr>
-          <w:lang w:val="en-US"/>
-        </w:rPr>
-        <w:t>using a V</w:t>
-      </w:r>
-      <w:r>
-        <w:rPr>
-          <w:lang w:val="en-US"/>
-        </w:rPr>
-        <w:t xml:space="preserve">isual </w:t>
-      </w:r>
-      <w:r>
-        <w:rPr>
-          <w:lang w:val="en-US"/>
-        </w:rPr>
-        <w:t>A</w:t>
-      </w:r>
-      <w:r>
-        <w:rPr>
-          <w:lang w:val="en-US"/>
-        </w:rPr>
-        <w:t xml:space="preserve">nalogue </w:t>
-      </w:r>
-      <w:r>
-        <w:rPr>
-          <w:lang w:val="en-US"/>
-        </w:rPr>
-        <w:t>S</w:t>
-      </w:r>
-      <w:r>
-        <w:rPr>
-          <w:lang w:val="en-US"/>
-        </w:rPr>
-        <w:t>cale</w:t>
-      </w:r>
-      <w:r>
-        <w:rPr>
-          <w:lang w:val="en-US"/>
-        </w:rPr>
-        <w:t xml:space="preserve">, and measured affect at baseline and after a distress induction procedure. However, they also included no-intervention conditions to study the natural recovery of baseline mood. Both studies demonstrated that mood returned to baseline after a short delay </w:t>
-      </w:r>
-      <w:r>
-        <w:rPr>
-          <w:lang w:val="en-US"/>
-        </w:rPr>
-        <w:t>(two minutes) in the absence of any intervention</w:t>
-      </w:r>
-      <w:r>
-        <w:rPr>
-          <w:lang w:val="en-US"/>
-        </w:rPr>
-        <w:t xml:space="preserve"> (Rachman et al., 1996: Hedges’ </w:t>
-      </w:r>
-      <m:oMath>
-        <m:sSub>
-          <m:sSubPr>
-            <m:ctrlPr>
-              <w:rPr>
-                <w:rFonts w:ascii="Cambria Math" w:hAnsi="Cambria Math"/>
-                <w:i/>
-                <w:lang w:val="en-US"/>
-              </w:rPr>
-            </m:ctrlPr>
-          </m:sSubPr>
-          <m:e>
-            <m:r>
-              <w:rPr>
-                <w:rFonts w:ascii="Cambria Math" w:hAnsi="Cambria Math"/>
-                <w:lang w:val="en-US"/>
-              </w:rPr>
-              <m:t>g</m:t>
-            </m:r>
-          </m:e>
-          <m:sub>
-            <m:r>
-              <w:rPr>
-                <w:rFonts w:ascii="Cambria Math" w:hAnsi="Cambria Math"/>
-                <w:lang w:val="en-US"/>
-              </w:rPr>
-              <m:t>s</m:t>
-            </m:r>
-          </m:sub>
-        </m:sSub>
-      </m:oMath>
-      <w:r>
-        <w:rPr>
-          <w:lang w:val="en-US"/>
-        </w:rPr>
-        <w:t xml:space="preserve"> = 3.24, 95% CI [2.51, 3.97]; van den Hout et al., 2002: </w:t>
-      </w:r>
-      <m:oMath>
-        <m:sSub>
-          <m:sSubPr>
-            <m:ctrlPr>
-              <w:rPr>
-                <w:rFonts w:ascii="Cambria Math" w:hAnsi="Cambria Math"/>
-                <w:i/>
-                <w:lang w:val="en-US"/>
-              </w:rPr>
-            </m:ctrlPr>
-          </m:sSubPr>
-          <m:e>
-            <m:r>
-              <w:rPr>
-                <w:rFonts w:ascii="Cambria Math" w:hAnsi="Cambria Math"/>
-                <w:lang w:val="en-US"/>
-              </w:rPr>
-              <m:t>g</m:t>
-            </m:r>
-          </m:e>
-          <m:sub>
-            <m:r>
-              <w:rPr>
-                <w:rFonts w:ascii="Cambria Math" w:hAnsi="Cambria Math"/>
-                <w:lang w:val="en-US"/>
-              </w:rPr>
-              <m:t>s</m:t>
-            </m:r>
-          </m:sub>
-        </m:sSub>
-      </m:oMath>
-      <w:r>
-        <w:rPr>
-          <w:lang w:val="en-US"/>
-        </w:rPr>
-        <w:t xml:space="preserve"> = 1.17, 95% CI [0.69, 1.64]). </w:t>
-      </w:r>
-      <w:r>
-        <w:rPr>
-          <w:lang w:val="en-US"/>
-        </w:rPr>
-        <w:t>I extracted the summary statistics from Rachman et al. (1996)</w:t>
-      </w:r>
-      <w:r>
-        <w:rPr>
-          <w:lang w:val="en-US"/>
-        </w:rPr>
-        <w:t xml:space="preserve"> and</w:t>
-      </w:r>
-      <w:r>
-        <w:rPr>
-          <w:lang w:val="en-US"/>
-        </w:rPr>
-        <w:t xml:space="preserve"> van den Hout et al. (2002)</w:t>
-      </w:r>
-      <w:r>
-        <w:rPr>
-          <w:lang w:val="en-US"/>
-        </w:rPr>
-        <w:t xml:space="preserve"> and present them in Figure 1.</w:t>
+        <w:t>a</w:t>
+      </w:r>
+      <w:r>
+        <w:rPr>
+          <w:lang w:val="en-US"/>
+        </w:rPr>
+        <w:t>t</w:t>
+      </w:r>
+      <w:r>
+        <w:rPr>
+          <w:lang w:val="en-US"/>
+        </w:rPr>
+        <w:t xml:space="preserve"> baseline</w:t>
+      </w:r>
+      <w:r>
+        <w:rPr>
+          <w:lang w:val="en-US"/>
+        </w:rPr>
+        <w:t>;</w:t>
       </w:r>
       <w:r>
         <w:rPr>
@@ -5498,222 +5941,67 @@
         <w:rPr>
           <w:lang w:val="en-US"/>
         </w:rPr>
-        <w:t xml:space="preserve">Note the pattern of effect </w:t>
-      </w:r>
-      <w:r>
-        <w:rPr>
-          <w:lang w:val="en-US"/>
-        </w:rPr>
-        <w:t xml:space="preserve">across timepoints can be </w:t>
+        <w:t>anxiety was</w:t>
+      </w:r>
+      <w:r>
+        <w:rPr>
+          <w:lang w:val="en-US"/>
+        </w:rPr>
+        <w:t xml:space="preserve"> higher</w:t>
+      </w:r>
+      <w:r>
+        <w:rPr>
+          <w:lang w:val="en-US"/>
+        </w:rPr>
+        <w:t xml:space="preserve"> </w:t>
+      </w:r>
+      <w:r>
+        <w:rPr>
+          <w:lang w:val="en-US"/>
+        </w:rPr>
+        <w:t>at postinduction, and at post</w:t>
+      </w:r>
+      <w:r>
+        <w:rPr>
+          <w:lang w:val="en-US"/>
+        </w:rPr>
+        <w:t>-</w:t>
+      </w:r>
+      <w:r>
+        <w:rPr>
+          <w:lang w:val="en-US"/>
+        </w:rPr>
+        <w:t xml:space="preserve">delay it returns nearly to baseline. However, these two studies involved no intervention: the reduction in distress after the delay was spontaneous. Foody et al. (2013) did not include any such control condition where no intervention was </w:t>
       </w:r>
       <w:proofErr w:type="gramStart"/>
       <w:r>
         <w:rPr>
           <w:lang w:val="en-US"/>
         </w:rPr>
-        <w:t>seen</w:t>
-      </w:r>
-      <w:r>
-        <w:rPr>
-          <w:lang w:val="en-US"/>
-        </w:rPr>
-        <w:t>:</w:t>
+        <w:t>provided, and</w:t>
       </w:r>
       <w:proofErr w:type="gramEnd"/>
       <w:r>
         <w:rPr>
           <w:lang w:val="en-US"/>
         </w:rPr>
-        <w:t xml:space="preserve"> participants demonstrate low anxiety</w:t>
-      </w:r>
-      <w:r>
-        <w:rPr>
-          <w:lang w:val="en-US"/>
-        </w:rPr>
-        <w:t xml:space="preserve"> </w:t>
-      </w:r>
-      <w:r>
-        <w:rPr>
-          <w:lang w:val="en-US"/>
-        </w:rPr>
-        <w:t>a</w:t>
-      </w:r>
-      <w:r>
-        <w:rPr>
-          <w:lang w:val="en-US"/>
-        </w:rPr>
-        <w:t>t</w:t>
-      </w:r>
-      <w:r>
-        <w:rPr>
-          <w:lang w:val="en-US"/>
-        </w:rPr>
-        <w:t xml:space="preserve"> baseline</w:t>
-      </w:r>
-      <w:r>
-        <w:rPr>
-          <w:lang w:val="en-US"/>
-        </w:rPr>
-        <w:t>;</w:t>
-      </w:r>
-      <w:r>
-        <w:rPr>
-          <w:lang w:val="en-US"/>
-        </w:rPr>
-        <w:t xml:space="preserve"> </w:t>
-      </w:r>
-      <w:r>
-        <w:rPr>
-          <w:lang w:val="en-US"/>
-        </w:rPr>
-        <w:t>anxiety was</w:t>
-      </w:r>
-      <w:r>
-        <w:rPr>
-          <w:lang w:val="en-US"/>
-        </w:rPr>
-        <w:t xml:space="preserve"> higher</w:t>
-      </w:r>
-      <w:r>
-        <w:rPr>
-          <w:lang w:val="en-US"/>
-        </w:rPr>
-        <w:t xml:space="preserve"> </w:t>
-      </w:r>
-      <w:r>
-        <w:rPr>
-          <w:lang w:val="en-US"/>
-        </w:rPr>
-        <w:t>at postinduction</w:t>
-      </w:r>
-      <w:r>
-        <w:rPr>
-          <w:lang w:val="en-US"/>
-        </w:rPr>
-        <w:t>, and at post</w:t>
-      </w:r>
-      <w:r>
-        <w:rPr>
-          <w:lang w:val="en-US"/>
-        </w:rPr>
-        <w:t>-</w:t>
-      </w:r>
-      <w:r>
-        <w:rPr>
-          <w:lang w:val="en-US"/>
-        </w:rPr>
-        <w:t xml:space="preserve">delay it returns nearly to baseline. </w:t>
-      </w:r>
-      <w:r>
-        <w:rPr>
-          <w:lang w:val="en-US"/>
-        </w:rPr>
-        <w:t xml:space="preserve">However, these two studies involved no intervention: the reduction in distress after the delay was spontaneous. </w:t>
-      </w:r>
-      <w:r>
-        <w:rPr>
-          <w:lang w:val="en-US"/>
-        </w:rPr>
-        <w:t xml:space="preserve">Foody et al. (2013) </w:t>
-      </w:r>
-      <w:r>
-        <w:rPr>
-          <w:lang w:val="en-US"/>
-        </w:rPr>
-        <w:t xml:space="preserve">did not include any such control condition where no intervention was </w:t>
-      </w:r>
-      <w:proofErr w:type="gramStart"/>
-      <w:r>
-        <w:rPr>
-          <w:lang w:val="en-US"/>
-        </w:rPr>
-        <w:t>provided, and</w:t>
-      </w:r>
-      <w:proofErr w:type="gramEnd"/>
-      <w:r>
-        <w:rPr>
-          <w:lang w:val="en-US"/>
-        </w:rPr>
-        <w:t xml:space="preserve"> did not discuss the highly plausible possibility that any reductions in distress after intervention were merely due to spontaneous recovery rather than due to their intervention. At the same time, it is plausible that Foody and colleagues were aware of this </w:t>
-      </w:r>
-      <w:r>
-        <w:rPr>
-          <w:lang w:val="en-US"/>
-        </w:rPr>
-        <w:t>possibility</w:t>
-      </w:r>
-      <w:r>
-        <w:rPr>
-          <w:lang w:val="en-US"/>
-        </w:rPr>
-        <w:t xml:space="preserve"> given that they cited both </w:t>
-      </w:r>
-      <w:r>
-        <w:rPr>
-          <w:lang w:val="en-US"/>
-        </w:rPr>
-        <w:t xml:space="preserve">Rachman et al. (1996) and van den Hout et al. (2002) </w:t>
-      </w:r>
-      <w:r>
-        <w:rPr>
-          <w:lang w:val="en-US"/>
-        </w:rPr>
-        <w:t>in their earlier publication (</w:t>
-      </w:r>
-      <w:r>
-        <w:rPr>
-          <w:lang w:val="en-US"/>
-        </w:rPr>
-        <w:t>Foody et al.</w:t>
-      </w:r>
-      <w:r>
-        <w:rPr>
-          <w:lang w:val="en-US"/>
-        </w:rPr>
-        <w:t xml:space="preserve">, </w:t>
-      </w:r>
-      <w:r>
-        <w:rPr>
-          <w:lang w:val="en-US"/>
-        </w:rPr>
-        <w:t>2012)</w:t>
-      </w:r>
-      <w:r>
-        <w:rPr>
-          <w:lang w:val="en-US"/>
-        </w:rPr>
-        <w:t xml:space="preserve">. </w:t>
-      </w:r>
-      <w:r>
-        <w:rPr>
-          <w:lang w:val="en-US"/>
-        </w:rPr>
-        <w:t xml:space="preserve">As such, </w:t>
-      </w:r>
-      <w:r>
-        <w:rPr>
-          <w:lang w:val="en-US"/>
-        </w:rPr>
-        <w:t xml:space="preserve">in the absence of a control condition, it </w:t>
-      </w:r>
-      <w:r>
-        <w:rPr>
-          <w:lang w:val="en-US"/>
-        </w:rPr>
-        <w:t>would be</w:t>
-      </w:r>
-      <w:r>
-        <w:rPr>
-          <w:lang w:val="en-US"/>
-        </w:rPr>
-        <w:t xml:space="preserve"> </w:t>
-      </w:r>
-      <w:r>
-        <w:rPr>
-          <w:lang w:val="en-US"/>
-        </w:rPr>
-        <w:t xml:space="preserve">erroneous to conclude from Foody et al.’s (2013, 2015) results that the interventions caused reductions in distress between timepoints. </w:t>
-      </w:r>
+        <w:t xml:space="preserve"> did not discuss the highly plausible possibility that any reductions in distress after intervention were merely due to </w:t>
+      </w:r>
+      <w:r>
+        <w:rPr>
+          <w:lang w:val="en-US"/>
+        </w:rPr>
+        <w:lastRenderedPageBreak/>
+        <w:t xml:space="preserve">spontaneous recovery rather than due to their intervention. At the same time, it is plausible that Foody and colleagues were aware of this possibility given that they cited both Rachman et al. (1996) and van den Hout et al. (2002) in their earlier publication (Foody et al., 2012). As such, in the absence of a control condition, it would be erroneous to conclude from Foody et al.’s (2013, 2015) results that the interventions caused reductions in distress between timepoints. </w:t>
+      </w:r>
+    </w:p>
+    <w:p>
+      <w:pPr>
+        <w:ind w:firstLine="0"/>
+        <w:rPr>
+          <w:lang w:val="en-US"/>
+        </w:rPr>
+      </w:pPr>
     </w:p>
     <w:p>
       <w:pPr>
@@ -5731,49 +6019,15 @@
     </w:p>
     <w:p>
       <w:pPr>
-        <w:pStyle w:val="Heading3"/>
-        <w:rPr>
-          <w:lang w:val="en-US"/>
-        </w:rPr>
-      </w:pPr>
-      <w:r>
-        <w:rPr>
-          <w:lang w:val="en-US"/>
-        </w:rPr>
-        <w:t>Original results represent weak support</w:t>
-      </w:r>
-    </w:p>
-    <w:p>
-      <w:pPr>
-        <w:rPr>
-          <w:lang w:val="en-US"/>
-        </w:rPr>
-      </w:pPr>
-      <w:r>
-        <w:rPr>
-          <w:rStyle w:val="highlight"/>
-          <w:lang w:val="en-US"/>
-        </w:rPr>
-        <w:t xml:space="preserve">We can reasonably assume that these claims were based on the statistical significance of the interaction effects in </w:t>
-      </w:r>
-      <w:r>
-        <w:rPr>
-          <w:lang w:val="en-US"/>
-        </w:rPr>
-        <w:t>three mixed within-between RM-ANOVAs that employed the outcome measures as dependent variables (in separate models), time point as within-subjects independent variable, and condition as between-groups independent variable (p. 381-382), as no other set of results in the article followed this pattern (i.e., of one significant result and two non-significant results between outcomes) or has the same degree of relevance to the claim. They reported that the interaction effects</w:t>
-      </w:r>
-      <w:r>
-        <w:rPr>
-          <w:rStyle w:val="highlight"/>
-          <w:lang w:val="en-US"/>
-        </w:rPr>
-        <w:t xml:space="preserve"> were significant for </w:t>
-      </w:r>
-      <w:r>
-        <w:rPr>
-          <w:lang w:val="en-US"/>
-        </w:rPr>
-        <w:t>stress (“</w:t>
+        <w:rPr>
+          <w:lang w:val="en-US"/>
+        </w:rPr>
+      </w:pPr>
+      <w:r>
+        <w:rPr>
+          <w:lang w:val="en-US"/>
+        </w:rPr>
+        <w:t xml:space="preserve">Note that, for brevity, I report only the original articles’ </w:t>
       </w:r>
       <w:r>
         <w:rPr>
@@ -5787,7 +6041,69 @@
         <w:rPr>
           <w:lang w:val="en-US"/>
         </w:rPr>
-        <w:t xml:space="preserve"> = .04”) but not discomfort (“</w:t>
+        <w:t xml:space="preserve"> values throughout the current article. Full test statistics extracted from the original articles are available in the Supplementary Materials (</w:t>
+      </w:r>
+      <w:hyperlink r:id="rId10" w:history="1">
+        <w:r>
+          <w:rPr>
+            <w:rStyle w:val="Hyperlink"/>
+            <w:lang w:val="en-US"/>
+          </w:rPr>
+          <w:t>osf.io/6wz3p</w:t>
+        </w:r>
+      </w:hyperlink>
+      <w:r>
+        <w:rPr>
+          <w:lang w:val="en-US"/>
+        </w:rPr>
+        <w:t>).</w:t>
+      </w:r>
+    </w:p>
+    <w:p>
+      <w:pPr>
+        <w:pStyle w:val="Heading3"/>
+        <w:rPr>
+          <w:lang w:val="en-US"/>
+        </w:rPr>
+      </w:pPr>
+      <w:r>
+        <w:rPr>
+          <w:lang w:val="en-US"/>
+        </w:rPr>
+        <w:t>Original results represent weak support</w:t>
+      </w:r>
+    </w:p>
+    <w:p>
+      <w:pPr>
+        <w:rPr>
+          <w:lang w:val="en-US"/>
+        </w:rPr>
+      </w:pPr>
+      <w:r>
+        <w:rPr>
+          <w:rStyle w:val="highlight"/>
+          <w:lang w:val="en-US"/>
+        </w:rPr>
+        <w:t xml:space="preserve">We can reasonably assume that these claims were based on the statistical significance of the interaction effects in </w:t>
+      </w:r>
+      <w:r>
+        <w:rPr>
+          <w:lang w:val="en-US"/>
+        </w:rPr>
+        <w:t>three mixed within-between RM-ANOVAs that employed the outcome measures as dependent variables (in separate models), time point as within-subjects independent variable, and condition as between-groups independent variable (p. 381-382), as no other set of results in the article followed this pattern (i.e., of one significant result and two non-significant results between outcomes) or has the same degree of relevance to the claim. They reported that the interaction effects</w:t>
+      </w:r>
+      <w:r>
+        <w:rPr>
+          <w:rStyle w:val="highlight"/>
+          <w:lang w:val="en-US"/>
+        </w:rPr>
+        <w:t xml:space="preserve"> were significant for </w:t>
+      </w:r>
+      <w:r>
+        <w:rPr>
+          <w:lang w:val="en-US"/>
+        </w:rPr>
+        <w:t>stress (“</w:t>
       </w:r>
       <w:r>
         <w:rPr>
@@ -5801,7 +6117,7 @@
         <w:rPr>
           <w:lang w:val="en-US"/>
         </w:rPr>
-        <w:t xml:space="preserve"> = .45”) or anxiety (“</w:t>
+        <w:t xml:space="preserve"> = .04”) but not discomfort (“</w:t>
       </w:r>
       <w:r>
         <w:rPr>
@@ -5815,43 +6131,7 @@
         <w:rPr>
           <w:lang w:val="en-US"/>
         </w:rPr>
-        <w:t xml:space="preserve"> = .33”; pp. 381-382). </w:t>
-      </w:r>
-      <w:r>
-        <w:rPr>
-          <w:lang w:val="en-US"/>
-        </w:rPr>
-        <w:t xml:space="preserve">Foody et al. (2015) reported </w:t>
-      </w:r>
-      <w:r>
-        <w:rPr>
-          <w:lang w:val="en-US"/>
-        </w:rPr>
-        <w:t xml:space="preserve">interaction effects for </w:t>
-      </w:r>
-      <w:r>
-        <w:rPr>
-          <w:lang w:val="en-US"/>
-        </w:rPr>
-        <w:t>6X2 RM-ANOVAs that included additional timepoints</w:t>
-      </w:r>
-      <w:r>
-        <w:rPr>
-          <w:lang w:val="en-US"/>
-        </w:rPr>
-        <w:t xml:space="preserve"> but are the closest analogue of the results presented in Foody et al. (2013), all of which were non-significant</w:t>
-      </w:r>
-      <w:r>
-        <w:rPr>
-          <w:lang w:val="en-US"/>
-        </w:rPr>
-        <w:t xml:space="preserve">: </w:t>
-      </w:r>
-      <w:r>
-        <w:rPr>
-          <w:lang w:val="en-US"/>
-        </w:rPr>
-        <w:t>discomfort (“</w:t>
+        <w:t xml:space="preserve"> = .45”) or anxiety (“</w:t>
       </w:r>
       <w:r>
         <w:rPr>
@@ -5865,31 +6145,50 @@
         <w:rPr>
           <w:lang w:val="en-US"/>
         </w:rPr>
-        <w:t xml:space="preserve"> = .</w:t>
-      </w:r>
-      <w:r>
-        <w:rPr>
-          <w:lang w:val="en-US"/>
-        </w:rPr>
-        <w:t>94</w:t>
-      </w:r>
-      <w:r>
-        <w:rPr>
-          <w:lang w:val="en-US"/>
-        </w:rPr>
-        <w:t>”)</w:t>
-      </w:r>
-      <w:r>
-        <w:rPr>
-          <w:lang w:val="en-US"/>
-        </w:rPr>
-        <w:t xml:space="preserve">, </w:t>
-      </w:r>
-      <w:r>
-        <w:rPr>
-          <w:lang w:val="en-US"/>
-        </w:rPr>
-        <w:t>anxiety (“</w:t>
+        <w:t xml:space="preserve"> = .33”; pp. 381-382). </w:t>
+      </w:r>
+    </w:p>
+    <w:p>
+      <w:pPr>
+        <w:rPr>
+          <w:lang w:val="en-US"/>
+        </w:rPr>
+      </w:pPr>
+      <w:r>
+        <w:rPr>
+          <w:lang w:val="en-US"/>
+        </w:rPr>
+        <w:t xml:space="preserve">Foody et al. (2015) reported </w:t>
+      </w:r>
+      <w:r>
+        <w:rPr>
+          <w:lang w:val="en-US"/>
+        </w:rPr>
+        <w:t xml:space="preserve">interaction effects for </w:t>
+      </w:r>
+      <w:r>
+        <w:rPr>
+          <w:lang w:val="en-US"/>
+        </w:rPr>
+        <w:t>6X2 RM-ANOVAs that included additional timepoints</w:t>
+      </w:r>
+      <w:r>
+        <w:rPr>
+          <w:lang w:val="en-US"/>
+        </w:rPr>
+        <w:t xml:space="preserve"> but are the closest analogue of the results presented in Foody et al. (2013), all of which were non-significant</w:t>
+      </w:r>
+      <w:r>
+        <w:rPr>
+          <w:lang w:val="en-US"/>
+        </w:rPr>
+        <w:t xml:space="preserve">: </w:t>
+      </w:r>
+      <w:r>
+        <w:rPr>
+          <w:lang w:val="en-US"/>
+        </w:rPr>
+        <w:t>discomfort (“</w:t>
       </w:r>
       <w:r>
         <w:rPr>
@@ -5909,25 +6208,25 @@
         <w:rPr>
           <w:lang w:val="en-US"/>
         </w:rPr>
-        <w:t>67</w:t>
-      </w:r>
-      <w:r>
-        <w:rPr>
-          <w:lang w:val="en-US"/>
-        </w:rPr>
-        <w:t>”</w:t>
-      </w:r>
-      <w:r>
-        <w:rPr>
-          <w:lang w:val="en-US"/>
-        </w:rPr>
-        <w:t>), and stress (</w:t>
-      </w:r>
-      <w:r>
-        <w:rPr>
-          <w:lang w:val="en-US"/>
-        </w:rPr>
-        <w:t>“</w:t>
+        <w:t>94</w:t>
+      </w:r>
+      <w:r>
+        <w:rPr>
+          <w:lang w:val="en-US"/>
+        </w:rPr>
+        <w:t>”)</w:t>
+      </w:r>
+      <w:r>
+        <w:rPr>
+          <w:lang w:val="en-US"/>
+        </w:rPr>
+        <w:t xml:space="preserve">, </w:t>
+      </w:r>
+      <w:r>
+        <w:rPr>
+          <w:lang w:val="en-US"/>
+        </w:rPr>
+        <w:t>anxiety (“</w:t>
       </w:r>
       <w:r>
         <w:rPr>
@@ -5941,89 +6240,31 @@
         <w:rPr>
           <w:lang w:val="en-US"/>
         </w:rPr>
-        <w:t xml:space="preserve"> = .4</w:t>
-      </w:r>
-      <w:r>
-        <w:rPr>
-          <w:lang w:val="en-US"/>
-        </w:rPr>
-        <w:t>7</w:t>
-      </w:r>
-      <w:r>
-        <w:rPr>
-          <w:lang w:val="en-US"/>
-        </w:rPr>
-        <w:t xml:space="preserve">”; pp. </w:t>
-      </w:r>
-      <w:r>
-        <w:rPr>
-          <w:lang w:val="en-US"/>
-        </w:rPr>
-        <w:t>236</w:t>
-      </w:r>
-      <w:r>
-        <w:rPr>
-          <w:lang w:val="en-US"/>
-        </w:rPr>
-        <w:t>-</w:t>
-      </w:r>
-      <w:r>
-        <w:rPr>
-          <w:lang w:val="en-US"/>
-        </w:rPr>
-        <w:t>238</w:t>
-      </w:r>
-      <w:r>
-        <w:rPr>
-          <w:lang w:val="en-US"/>
-        </w:rPr>
-        <w:t>)</w:t>
-      </w:r>
-      <w:r>
-        <w:rPr>
-          <w:lang w:val="en-US"/>
-        </w:rPr>
-        <w:t>.</w:t>
-      </w:r>
-    </w:p>
-    <w:p>
-      <w:pPr>
-        <w:pStyle w:val="Heading3"/>
-        <w:rPr>
-          <w:lang w:val="en-US"/>
-        </w:rPr>
-      </w:pPr>
-      <w:r>
-        <w:rPr>
-          <w:lang w:val="en-US"/>
-        </w:rPr>
-        <w:t xml:space="preserve">Applying </w:t>
-      </w:r>
-      <w:r>
-        <w:rPr>
-          <w:lang w:val="en-US"/>
-        </w:rPr>
-        <w:t xml:space="preserve">multiple </w:t>
-      </w:r>
-      <w:r>
-        <w:rPr>
-          <w:lang w:val="en-US"/>
-        </w:rPr>
-        <w:t>testing corrections produces null results</w:t>
-      </w:r>
-    </w:p>
-    <w:p>
-      <w:pPr>
-        <w:rPr>
-          <w:rStyle w:val="highlight"/>
-          <w:lang w:val="en-US"/>
-        </w:rPr>
-      </w:pPr>
-      <w:r>
-        <w:rPr>
-          <w:lang w:val="en-US"/>
-        </w:rPr>
-        <w:t xml:space="preserve">Foody et al. (2013) stated that their </w:t>
+        <w:t xml:space="preserve"> = .</w:t>
+      </w:r>
+      <w:r>
+        <w:rPr>
+          <w:lang w:val="en-US"/>
+        </w:rPr>
+        <w:t>67</w:t>
+      </w:r>
+      <w:r>
+        <w:rPr>
+          <w:lang w:val="en-US"/>
+        </w:rPr>
+        <w:t>”</w:t>
+      </w:r>
+      <w:r>
+        <w:rPr>
+          <w:lang w:val="en-US"/>
+        </w:rPr>
+        <w:t>), and stress (</w:t>
+      </w:r>
+      <w:r>
+        <w:rPr>
+          <w:lang w:val="en-US"/>
+        </w:rPr>
+        <w:t>“</w:t>
       </w:r>
       <w:r>
         <w:rPr>
@@ -6031,13 +6272,127 @@
           <w:iCs/>
           <w:lang w:val="en-US"/>
         </w:rPr>
+        <w:t>p</w:t>
+      </w:r>
+      <w:r>
+        <w:rPr>
+          <w:lang w:val="en-US"/>
+        </w:rPr>
+        <w:t xml:space="preserve"> = .4</w:t>
+      </w:r>
+      <w:r>
+        <w:rPr>
+          <w:lang w:val="en-US"/>
+        </w:rPr>
+        <w:t>7</w:t>
+      </w:r>
+      <w:r>
+        <w:rPr>
+          <w:lang w:val="en-US"/>
+        </w:rPr>
+        <w:t xml:space="preserve">”; pp. </w:t>
+      </w:r>
+      <w:r>
+        <w:rPr>
+          <w:lang w:val="en-US"/>
+        </w:rPr>
+        <w:t>236</w:t>
+      </w:r>
+      <w:r>
+        <w:rPr>
+          <w:lang w:val="en-US"/>
+        </w:rPr>
+        <w:t>-</w:t>
+      </w:r>
+      <w:r>
+        <w:rPr>
+          <w:lang w:val="en-US"/>
+        </w:rPr>
+        <w:t>238</w:t>
+      </w:r>
+      <w:r>
+        <w:rPr>
+          <w:lang w:val="en-US"/>
+        </w:rPr>
+        <w:t>)</w:t>
+      </w:r>
+      <w:r>
+        <w:rPr>
+          <w:lang w:val="en-US"/>
+        </w:rPr>
+        <w:t>.</w:t>
+      </w:r>
+      <w:r>
+        <w:rPr>
+          <w:lang w:val="en-US"/>
+        </w:rPr>
+        <w:t xml:space="preserve"> </w:t>
+      </w:r>
+    </w:p>
+    <w:p>
+      <w:pPr>
+        <w:pStyle w:val="Heading3"/>
+        <w:rPr>
+          <w:lang w:val="en-US"/>
+        </w:rPr>
+      </w:pPr>
+      <w:r>
+        <w:rPr>
+          <w:lang w:val="en-US"/>
+        </w:rPr>
+        <w:t xml:space="preserve">Applying </w:t>
+      </w:r>
+      <w:r>
+        <w:rPr>
+          <w:lang w:val="en-US"/>
+        </w:rPr>
+        <w:t xml:space="preserve">multiple </w:t>
+      </w:r>
+      <w:r>
+        <w:rPr>
+          <w:lang w:val="en-US"/>
+        </w:rPr>
+        <w:t>testing corrections produces null results</w:t>
+      </w:r>
+    </w:p>
+    <w:p>
+      <w:pPr>
+        <w:rPr>
+          <w:rStyle w:val="highlight"/>
+          <w:lang w:val="en-US"/>
+        </w:rPr>
+      </w:pPr>
+      <w:r>
+        <w:rPr>
+          <w:lang w:val="en-US"/>
+        </w:rPr>
+        <w:t xml:space="preserve">Foody et al. (2013) stated that their </w:t>
+      </w:r>
+      <w:r>
+        <w:rPr>
+          <w:i/>
+          <w:iCs/>
+          <w:lang w:val="en-US"/>
+        </w:rPr>
         <w:t>“findings demonstrated superiority of the intervention that focused on hierarchical, rather than distinction, deictic relations in terms of reducing distress.”</w:t>
       </w:r>
       <w:r>
         <w:rPr>
           <w:lang w:val="en-US"/>
         </w:rPr>
-        <w:t xml:space="preserve"> (p. 373). However, a few paragraphs later they stated that the effect </w:t>
+        <w:t xml:space="preserve"> (</w:t>
+      </w:r>
+      <w:r>
+        <w:rPr>
+          <w:lang w:val="en-US"/>
+        </w:rPr>
+        <w:t xml:space="preserve">Foody et al., 2013, </w:t>
+      </w:r>
+      <w:r>
+        <w:rPr>
+          <w:lang w:val="en-US"/>
+        </w:rPr>
+        <w:t xml:space="preserve">p. 373). However, a few paragraphs later they stated that the effect </w:t>
       </w:r>
       <w:r>
         <w:rPr>
@@ -6061,13 +6416,26 @@
           <w:rStyle w:val="highlight"/>
           <w:lang w:val="en-US"/>
         </w:rPr>
-        <w:t>(p. 385), that is, significant results were obtained for only one of the three outcome measures</w:t>
+        <w:t>(</w:t>
+      </w:r>
+      <w:r>
+        <w:rPr>
+          <w:lang w:val="en-US"/>
+        </w:rPr>
+        <w:t xml:space="preserve">Foody et al., 2013, </w:t>
       </w:r>
       <w:r>
         <w:rPr>
           <w:rStyle w:val="highlight"/>
           <w:lang w:val="en-US"/>
         </w:rPr>
+        <w:t>p. 385), that is, significant results were obtained for only one of the three outcome measures</w:t>
+      </w:r>
+      <w:r>
+        <w:rPr>
+          <w:rStyle w:val="highlight"/>
+          <w:lang w:val="en-US"/>
+        </w:rPr>
         <w:t>, without the use of any familywise error corrections</w:t>
       </w:r>
       <w:r>
@@ -6120,7 +6488,14 @@
           <w:rStyle w:val="highlight"/>
           <w:lang w:val="en-US"/>
         </w:rPr>
-        <w:t xml:space="preserve">For individual tests, the false positive rate is equal to the alpha value (e.g., 5%) when the test’s assumptions are met. However, disjoint claims suffer from increased false positive rates, because even a single false positive will cause an incorrect claim. </w:t>
+        <w:t xml:space="preserve">For individual tests, the false positive rate is equal to the alpha value (e.g., 5%) when the test’s assumptions are met. However, disjoint claims suffer from increased false positive rates, because even a single </w:t>
+      </w:r>
+      <w:r>
+        <w:rPr>
+          <w:rStyle w:val="highlight"/>
+          <w:lang w:val="en-US"/>
+        </w:rPr>
+        <w:t xml:space="preserve">false positive will cause an incorrect claim. </w:t>
       </w:r>
       <w:r>
         <w:rPr>
@@ -6279,23 +6654,7 @@
           <w:rStyle w:val="highlight"/>
           <w:lang w:val="en-US"/>
         </w:rPr>
-        <w:t xml:space="preserve">If one is willing to accept the alternative hypothesis </w:t>
-      </w:r>
-      <w:proofErr w:type="gramStart"/>
-      <w:r>
-        <w:rPr>
-          <w:rStyle w:val="highlight"/>
-          <w:lang w:val="en-US"/>
-        </w:rPr>
-        <w:t>on the basis of</w:t>
-      </w:r>
-      <w:proofErr w:type="gramEnd"/>
-      <w:r>
-        <w:rPr>
-          <w:rStyle w:val="highlight"/>
-          <w:lang w:val="en-US"/>
-        </w:rPr>
-        <w:t xml:space="preserve"> </w:t>
+        <w:t xml:space="preserve">If one is willing to accept the alternative hypothesis on the basis of </w:t>
       </w:r>
       <w:r>
         <w:rPr>
@@ -6361,7 +6720,6 @@
         <w:rPr>
           <w:lang w:val="en-US"/>
         </w:rPr>
-        <w:lastRenderedPageBreak/>
         <w:t xml:space="preserve">Applying even a relatively liberal correction method </w:t>
       </w:r>
       <w:r>
@@ -6605,7 +6963,14 @@
         <w:rPr>
           <w:lang w:val="en-US"/>
         </w:rPr>
-        <w:t xml:space="preserve">-test; or an ANCOVA could have been used to compare differences in means at the post-intervention time point while controlling for differences at baseline. However, Foody et al. (2013) do not report any such results. As such, in summary, Foody et al. (2013) suffers from an absence of appropriate analyses to test their stated claim that the hierarchical condition is superior to the distinction condition. </w:t>
+        <w:t xml:space="preserve">-test; or an ANCOVA could have been used to compare differences in means at the post-intervention time point while controlling for differences at baseline. However, Foody et al. (2013) do not report any such results. As such, in summary, Foody et al. (2013) suffers from an absence of appropriate analyses to test </w:t>
+      </w:r>
+      <w:r>
+        <w:rPr>
+          <w:lang w:val="en-US"/>
+        </w:rPr>
+        <w:lastRenderedPageBreak/>
+        <w:t xml:space="preserve">their stated claim that the hierarchical condition is superior to the distinction condition. </w:t>
       </w:r>
     </w:p>
     <w:p>
@@ -6695,7 +7060,19 @@
         <w:rPr>
           <w:lang w:val="en-US"/>
         </w:rPr>
-        <w:t xml:space="preserve">(p. 381). </w:t>
+        <w:t>(</w:t>
+      </w:r>
+      <w:r>
+        <w:rPr>
+          <w:lang w:val="en-US"/>
+        </w:rPr>
+        <w:t xml:space="preserve">Foody et al., 2013, </w:t>
+      </w:r>
+      <w:r>
+        <w:rPr>
+          <w:lang w:val="en-US"/>
+        </w:rPr>
+        <w:t xml:space="preserve">p. 381). </w:t>
       </w:r>
       <w:r>
         <w:rPr>
@@ -6816,13 +7193,7 @@
         <w:rPr>
           <w:lang w:val="en-US"/>
         </w:rPr>
-        <w:t xml:space="preserve">Of course, data analysis involves multiple decisions, each of which may have more than one </w:t>
-      </w:r>
-      <w:r>
-        <w:rPr>
-          <w:lang w:val="en-US"/>
-        </w:rPr>
-        <w:t xml:space="preserve">plausible and defendable choice. In order to understand the robustness of conclusions across multiple plausible choices, </w:t>
+        <w:t xml:space="preserve">Of course, data analysis involves multiple decisions, each of which may have more than one plausible and defendable choice. In order to understand the robustness of conclusions across multiple plausible choices, </w:t>
       </w:r>
       <w:r>
         <w:rPr>
@@ -6926,7 +7297,7 @@
         </w:rPr>
         <w:t>code for data processing and analyses are available (</w:t>
       </w:r>
-      <w:hyperlink r:id="rId10" w:history="1">
+      <w:hyperlink r:id="rId11" w:history="1">
         <w:r>
           <w:rPr>
             <w:rStyle w:val="Hyperlink"/>
@@ -6945,7 +7316,76 @@
         <w:rPr>
           <w:lang w:val="en-US"/>
         </w:rPr>
-        <w:t xml:space="preserve"> None of the analyses reported in this article were preregistered.</w:t>
+        <w:t xml:space="preserve"> </w:t>
+      </w:r>
+      <w:r>
+        <w:rPr>
+          <w:lang w:val="en-US"/>
+        </w:rPr>
+        <w:t xml:space="preserve">All analyses were conducted in R. </w:t>
+      </w:r>
+      <w:r>
+        <w:rPr>
+          <w:lang w:val="en-US"/>
+        </w:rPr>
+        <w:t>None of the analyses reported in this article were preregistered.</w:t>
+      </w:r>
+      <w:r>
+        <w:rPr>
+          <w:lang w:val="en-US"/>
+        </w:rPr>
+        <w:t xml:space="preserve"> </w:t>
+      </w:r>
+      <w:r>
+        <w:rPr>
+          <w:lang w:val="en-US"/>
+        </w:rPr>
+        <w:t>Supplementary Materials include full test statistics from the original studies’ RM-ANOVAs</w:t>
+      </w:r>
+      <w:r>
+        <w:rPr>
+          <w:lang w:val="en-US"/>
+        </w:rPr>
+        <w:t xml:space="preserve"> (see </w:t>
+      </w:r>
+      <w:hyperlink r:id="rId12" w:history="1">
+        <w:r>
+          <w:rPr>
+            <w:rStyle w:val="Hyperlink"/>
+            <w:lang w:val="en-US"/>
+          </w:rPr>
+          <w:t>osf.io/6wz3p</w:t>
+        </w:r>
+      </w:hyperlink>
+      <w:r>
+        <w:rPr>
+          <w:lang w:val="en-US"/>
+        </w:rPr>
+        <w:t>)</w:t>
+      </w:r>
+      <w:r>
+        <w:rPr>
+          <w:lang w:val="en-US"/>
+        </w:rPr>
+        <w:t xml:space="preserve">. </w:t>
+      </w:r>
+      <w:r>
+        <w:rPr>
+          <w:lang w:val="en-US"/>
+        </w:rPr>
+        <w:t>This research was not supported by funding.</w:t>
+      </w:r>
+      <w:r>
+        <w:rPr>
+          <w:lang w:val="en-US"/>
+        </w:rPr>
+        <w:t xml:space="preserve"> No AI was used in the writing of this article</w:t>
+      </w:r>
+      <w:r>
+        <w:rPr>
+          <w:lang w:val="en-US"/>
+        </w:rPr>
+        <w:t>.</w:t>
       </w:r>
     </w:p>
     <w:p>
@@ -7063,55 +7503,36 @@
     </w:p>
     <w:p>
       <w:pPr>
+        <w:rPr>
+          <w:lang w:val="en-US"/>
+        </w:rPr>
+      </w:pPr>
+    </w:p>
+    <w:p>
+      <w:pPr>
         <w:pStyle w:val="Heading2"/>
         <w:rPr>
           <w:lang w:val="en-US"/>
         </w:rPr>
       </w:pPr>
-    </w:p>
-    <w:p>
-      <w:pPr>
-        <w:pStyle w:val="Heading2"/>
-        <w:rPr>
-          <w:lang w:val="en-US"/>
-        </w:rPr>
-      </w:pPr>
-      <w:r>
-        <w:rPr>
-          <w:lang w:val="en-US"/>
-        </w:rPr>
-        <w:t xml:space="preserve">Extraction of summary statistics </w:t>
-      </w:r>
-    </w:p>
-    <w:p>
-      <w:pPr>
-        <w:rPr>
-          <w:lang w:val="en-US"/>
-        </w:rPr>
-      </w:pPr>
-      <w:r>
-        <w:rPr>
-          <w:lang w:val="en-US"/>
-        </w:rPr>
-        <w:t>I</w:t>
-      </w:r>
-      <w:r>
-        <w:rPr>
-          <w:lang w:val="en-US"/>
-        </w:rPr>
-        <w:t>ndependent</w:t>
-      </w:r>
-      <w:r>
-        <w:rPr>
-          <w:lang w:val="en-US"/>
-        </w:rPr>
-        <w:t xml:space="preserve"> Welch’s</w:t>
-      </w:r>
-      <w:r>
-        <w:rPr>
-          <w:lang w:val="en-US"/>
-        </w:rPr>
-        <w:t xml:space="preserve"> </w:t>
+      <w:r>
+        <w:rPr>
+          <w:lang w:val="en-US"/>
+        </w:rPr>
+        <w:t>Low statistical power</w:t>
+      </w:r>
+    </w:p>
+    <w:p>
+      <w:pPr>
+        <w:rPr>
+          <w:lang w:val="en-US"/>
+        </w:rPr>
+      </w:pPr>
+      <w:r>
+        <w:rPr>
+          <w:lang w:val="en-US"/>
+        </w:rPr>
+        <w:t>It is worth noting that the sample size employed (</w:t>
       </w:r>
       <w:r>
         <w:rPr>
@@ -7119,25 +7540,13 @@
           <w:iCs/>
           <w:lang w:val="en-US"/>
         </w:rPr>
-        <w:t>t</w:t>
-      </w:r>
-      <w:r>
-        <w:rPr>
-          <w:lang w:val="en-US"/>
-        </w:rPr>
-        <w:t>-tests</w:t>
-      </w:r>
-      <w:r>
-        <w:rPr>
-          <w:lang w:val="en-US"/>
-        </w:rPr>
-        <w:t xml:space="preserve"> </w:t>
-      </w:r>
-      <w:r>
-        <w:rPr>
-          <w:lang w:val="en-US"/>
-        </w:rPr>
-        <w:t xml:space="preserve">and Hedges’ </w:t>
+        <w:t>n</w:t>
+      </w:r>
+      <w:r>
+        <w:rPr>
+          <w:lang w:val="en-US"/>
+        </w:rPr>
+        <w:t xml:space="preserve"> = 18 in each of two groups) is very small, and the statistical power they provide to test the hypotheses is therefore likely low. If we followed the logic that the authors have powered the study to observe their smallest effect size of interest, 18 participants per group and a two-sided test would provide 80% power to detect Cohen’s </w:t>
       </w:r>
       <w:r>
         <w:rPr>
@@ -7145,37 +7554,13 @@
           <w:iCs/>
           <w:lang w:val="en-US"/>
         </w:rPr>
-        <w:t>g</w:t>
-      </w:r>
-      <w:r>
-        <w:rPr>
-          <w:lang w:val="en-US"/>
-        </w:rPr>
-        <w:t xml:space="preserve"> effect sizes </w:t>
-      </w:r>
-      <w:r>
-        <w:rPr>
-          <w:lang w:val="en-US"/>
-        </w:rPr>
-        <w:t>were</w:t>
-      </w:r>
-      <w:r>
-        <w:rPr>
-          <w:lang w:val="en-US"/>
-        </w:rPr>
-        <w:t xml:space="preserve"> </w:t>
-      </w:r>
-      <w:r>
-        <w:rPr>
-          <w:lang w:val="en-US"/>
-        </w:rPr>
-        <w:t xml:space="preserve">constructed from summary statistics without access to the raw data, specifically from </w:t>
-      </w:r>
-      <w:r>
-        <w:rPr>
-          <w:lang w:val="en-US"/>
-        </w:rPr>
-        <w:t>the sample size (</w:t>
+        <w:t>d</w:t>
+      </w:r>
+      <w:r>
+        <w:rPr>
+          <w:lang w:val="en-US"/>
+        </w:rPr>
+        <w:t xml:space="preserve"> = 0.96 between the groups at the post time point. Given that this comparison is a difference in efficacy between two active intervention conditions, there is good a priori reason to believe that differential efficacy is unlikely to reach nearly a Cohen’s </w:t>
       </w:r>
       <w:r>
         <w:rPr>
@@ -7183,13 +7568,92 @@
           <w:iCs/>
           <w:lang w:val="en-US"/>
         </w:rPr>
-        <w:t>n</w:t>
-      </w:r>
-      <w:r>
-        <w:rPr>
-          <w:lang w:val="en-US"/>
-        </w:rPr>
-        <w:t>), mean (</w:t>
+        <w:t>d</w:t>
+      </w:r>
+      <w:r>
+        <w:rPr>
+          <w:lang w:val="en-US"/>
+        </w:rPr>
+        <w:t xml:space="preserve"> of one</w:t>
+      </w:r>
+      <w:r>
+        <w:rPr>
+          <w:lang w:val="en-US"/>
+        </w:rPr>
+        <w:t xml:space="preserve">. In one sense, the informativeness of the study could be critiqued on </w:t>
+      </w:r>
+      <w:proofErr w:type="gramStart"/>
+      <w:r>
+        <w:rPr>
+          <w:lang w:val="en-US"/>
+        </w:rPr>
+        <w:t>this grounds</w:t>
+      </w:r>
+      <w:proofErr w:type="gramEnd"/>
+      <w:r>
+        <w:rPr>
+          <w:lang w:val="en-US"/>
+        </w:rPr>
+        <w:t xml:space="preserve"> alone.</w:t>
+      </w:r>
+      <w:r>
+        <w:rPr>
+          <w:lang w:val="en-US"/>
+        </w:rPr>
+        <w:t xml:space="preserve"> </w:t>
+      </w:r>
+    </w:p>
+    <w:p>
+      <w:pPr>
+        <w:pStyle w:val="Heading2"/>
+        <w:rPr>
+          <w:lang w:val="en-US"/>
+        </w:rPr>
+      </w:pPr>
+    </w:p>
+    <w:p>
+      <w:pPr>
+        <w:pStyle w:val="Heading2"/>
+        <w:rPr>
+          <w:lang w:val="en-US"/>
+        </w:rPr>
+      </w:pPr>
+      <w:r>
+        <w:rPr>
+          <w:lang w:val="en-US"/>
+        </w:rPr>
+        <w:t xml:space="preserve">Extraction of summary statistics </w:t>
+      </w:r>
+    </w:p>
+    <w:p>
+      <w:pPr>
+        <w:rPr>
+          <w:lang w:val="en-US"/>
+        </w:rPr>
+      </w:pPr>
+      <w:r>
+        <w:rPr>
+          <w:lang w:val="en-US"/>
+        </w:rPr>
+        <w:t>I</w:t>
+      </w:r>
+      <w:r>
+        <w:rPr>
+          <w:lang w:val="en-US"/>
+        </w:rPr>
+        <w:t>ndependent</w:t>
+      </w:r>
+      <w:r>
+        <w:rPr>
+          <w:lang w:val="en-US"/>
+        </w:rPr>
+        <w:t xml:space="preserve"> Welch’s</w:t>
+      </w:r>
+      <w:r>
+        <w:rPr>
+          <w:lang w:val="en-US"/>
+        </w:rPr>
+        <w:t xml:space="preserve"> </w:t>
       </w:r>
       <w:r>
         <w:rPr>
@@ -7197,13 +7661,25 @@
           <w:iCs/>
           <w:lang w:val="en-US"/>
         </w:rPr>
-        <w:t>M</w:t>
-      </w:r>
-      <w:r>
-        <w:rPr>
-          <w:lang w:val="en-US"/>
-        </w:rPr>
-        <w:t>) and standard deviation (</w:t>
+        <w:t>t</w:t>
+      </w:r>
+      <w:r>
+        <w:rPr>
+          <w:lang w:val="en-US"/>
+        </w:rPr>
+        <w:t>-tests</w:t>
+      </w:r>
+      <w:r>
+        <w:rPr>
+          <w:lang w:val="en-US"/>
+        </w:rPr>
+        <w:t xml:space="preserve"> </w:t>
+      </w:r>
+      <w:r>
+        <w:rPr>
+          <w:lang w:val="en-US"/>
+        </w:rPr>
+        <w:t xml:space="preserve">and Hedges’ </w:t>
       </w:r>
       <w:r>
         <w:rPr>
@@ -7211,6 +7687,72 @@
           <w:iCs/>
           <w:lang w:val="en-US"/>
         </w:rPr>
+        <w:t>g</w:t>
+      </w:r>
+      <w:r>
+        <w:rPr>
+          <w:lang w:val="en-US"/>
+        </w:rPr>
+        <w:t xml:space="preserve"> effect sizes </w:t>
+      </w:r>
+      <w:r>
+        <w:rPr>
+          <w:lang w:val="en-US"/>
+        </w:rPr>
+        <w:t>were</w:t>
+      </w:r>
+      <w:r>
+        <w:rPr>
+          <w:lang w:val="en-US"/>
+        </w:rPr>
+        <w:t xml:space="preserve"> </w:t>
+      </w:r>
+      <w:r>
+        <w:rPr>
+          <w:lang w:val="en-US"/>
+        </w:rPr>
+        <w:t xml:space="preserve">constructed from summary statistics without access to the raw data, specifically from </w:t>
+      </w:r>
+      <w:r>
+        <w:rPr>
+          <w:lang w:val="en-US"/>
+        </w:rPr>
+        <w:t>the sample size (</w:t>
+      </w:r>
+      <w:r>
+        <w:rPr>
+          <w:i/>
+          <w:iCs/>
+          <w:lang w:val="en-US"/>
+        </w:rPr>
+        <w:t>n</w:t>
+      </w:r>
+      <w:r>
+        <w:rPr>
+          <w:lang w:val="en-US"/>
+        </w:rPr>
+        <w:t>), mean (</w:t>
+      </w:r>
+      <w:r>
+        <w:rPr>
+          <w:i/>
+          <w:iCs/>
+          <w:lang w:val="en-US"/>
+        </w:rPr>
+        <w:t>M</w:t>
+      </w:r>
+      <w:r>
+        <w:rPr>
+          <w:lang w:val="en-US"/>
+        </w:rPr>
+        <w:t>) and standard deviation (</w:t>
+      </w:r>
+      <w:r>
+        <w:rPr>
+          <w:i/>
+          <w:iCs/>
+          <w:lang w:val="en-US"/>
+        </w:rPr>
         <w:t>SD</w:t>
       </w:r>
       <w:r>
@@ -7446,7 +7988,19 @@
         <w:rPr>
           <w:lang w:val="en-US"/>
         </w:rPr>
-        <w:t>(pp. 381-383)</w:t>
+        <w:t>(</w:t>
+      </w:r>
+      <w:r>
+        <w:rPr>
+          <w:lang w:val="en-US"/>
+        </w:rPr>
+        <w:t xml:space="preserve">Foody et al., 2013, </w:t>
+      </w:r>
+      <w:r>
+        <w:rPr>
+          <w:lang w:val="en-US"/>
+        </w:rPr>
+        <w:t>pp. 381-383)</w:t>
       </w:r>
       <w:r>
         <w:rPr>
@@ -7586,14 +8140,7 @@
         <w:rPr>
           <w:lang w:val="en-US"/>
         </w:rPr>
-        <w:t xml:space="preserve">s reported in text. Both </w:t>
-      </w:r>
-      <w:r>
-        <w:rPr>
-          <w:lang w:val="en-US"/>
-        </w:rPr>
-        <w:lastRenderedPageBreak/>
-        <w:t>results produced estimate</w:t>
+        <w:t>s reported in text. Both results produced estimate</w:t>
       </w:r>
       <w:r>
         <w:rPr>
@@ -7955,10 +8502,19 @@
           <w:lang w:val="en-US"/>
         </w:rPr>
       </w:pPr>
-      <w:r>
-        <w:rPr>
-          <w:lang w:val="en-US"/>
-        </w:rPr>
+    </w:p>
+    <w:p>
+      <w:pPr>
+        <w:pStyle w:val="Heading3"/>
+        <w:rPr>
+          <w:lang w:val="en-US"/>
+        </w:rPr>
+      </w:pPr>
+      <w:r>
+        <w:rPr>
+          <w:lang w:val="en-US"/>
+        </w:rPr>
+        <w:lastRenderedPageBreak/>
         <w:t>Hypothesis tests</w:t>
       </w:r>
       <w:r>
@@ -8125,6 +8681,12 @@
           <w:lang w:val="en-US"/>
         </w:rPr>
         <w:t xml:space="preserve"> 3-5</w:t>
+      </w:r>
+      <w:r>
+        <w:rPr>
+          <w:lang w:val="en-US"/>
+        </w:rPr>
+        <w:t xml:space="preserve"> (two-sided tests)</w:t>
       </w:r>
       <w:r>
         <w:rPr>
@@ -8915,7 +9477,19 @@
         <w:rPr>
           <w:lang w:val="en-US"/>
         </w:rPr>
-        <w:t xml:space="preserve">Hedge’s </w:t>
+        <w:t>Hedges</w:t>
+      </w:r>
+      <w:r>
+        <w:rPr>
+          <w:lang w:val="en-US"/>
+        </w:rPr>
+        <w:t>’</w:t>
+      </w:r>
+      <w:r>
+        <w:rPr>
+          <w:lang w:val="en-US"/>
+        </w:rPr>
+        <w:t xml:space="preserve"> </w:t>
       </w:r>
       <w:r>
         <w:rPr>
@@ -8968,6 +9542,12 @@
           <w:lang w:val="en-US"/>
         </w:rPr>
         <w:t>.</w:t>
+      </w:r>
+      <w:r>
+        <w:rPr>
+          <w:lang w:val="en-US"/>
+        </w:rPr>
+        <w:t xml:space="preserve"> Positive values represent greater reductions in distress in the hierarchical condition then the distinction condition.</w:t>
       </w:r>
     </w:p>
     <w:p>
@@ -9391,13 +9971,7 @@
         <w:rPr>
           <w:lang w:val="en-US"/>
         </w:rPr>
-        <w:t xml:space="preserve">When performing multiple tests of a more general hypothesis using multiple correlated outcome measures, as here where measures of anxiety, discomfort, and stress are used to make conclusions about distress more generally, researchers are typically advised to maintain the severity of their hypothesis test (i.e., their false </w:t>
-      </w:r>
-      <w:r>
-        <w:rPr>
-          <w:lang w:val="en-US"/>
-        </w:rPr>
-        <w:t xml:space="preserve">positive rate) using familywise error corrections. </w:t>
+        <w:t xml:space="preserve">When performing multiple tests of a more general hypothesis using multiple correlated outcome measures, as here where measures of anxiety, discomfort, and stress are used to make conclusions about distress more generally, researchers are typically advised to maintain the severity of their hypothesis test (i.e., their false positive rate) using familywise error corrections. </w:t>
       </w:r>
       <w:r>
         <w:rPr>
@@ -9485,7 +10059,13 @@
         <w:rPr>
           <w:lang w:val="en-US"/>
         </w:rPr>
-        <w:t xml:space="preserve">98.33% Confidence Intervals, which correspond to the correct Bonferroni </w:t>
+        <w:t xml:space="preserve">98.33% Confidence Intervals, which correspond to </w:t>
+      </w:r>
+      <w:r>
+        <w:rPr>
+          <w:lang w:val="en-US"/>
+        </w:rPr>
+        <w:t xml:space="preserve">the correct Bonferroni </w:t>
       </w:r>
       <w:r>
         <w:rPr>
@@ -10169,10 +10749,10 @@
           <w:lang w:val="en-US"/>
         </w:rPr>
         <w:drawing>
-          <wp:inline distT="0" distB="0" distL="0" distR="0" wp14:anchorId="2F63EB56" wp14:editId="52109D46">
-            <wp:extent cx="3397348" cy="3019864"/>
-            <wp:effectExtent l="0" t="0" r="0" b="3175"/>
-            <wp:docPr id="724834140" name="Picture 1"/>
+          <wp:inline distT="0" distB="0" distL="0" distR="0" wp14:anchorId="38F46C6A" wp14:editId="14142C7D">
+            <wp:extent cx="3608173" cy="3207265"/>
+            <wp:effectExtent l="0" t="0" r="0" b="6350"/>
+            <wp:docPr id="1042577042" name="Picture 2"/>
             <wp:cNvGraphicFramePr>
               <a:graphicFrameLocks xmlns:a="http://schemas.openxmlformats.org/drawingml/2006/main" noChangeAspect="1"/>
             </wp:cNvGraphicFramePr>
@@ -10180,11 +10760,11 @@
               <a:graphicData uri="http://schemas.openxmlformats.org/drawingml/2006/picture">
                 <pic:pic xmlns:pic="http://schemas.openxmlformats.org/drawingml/2006/picture">
                   <pic:nvPicPr>
-                    <pic:cNvPr id="724834140" name="Picture 724834140"/>
+                    <pic:cNvPr id="1042577042" name="Picture 1042577042"/>
                     <pic:cNvPicPr/>
                   </pic:nvPicPr>
                   <pic:blipFill>
-                    <a:blip r:embed="rId11"/>
+                    <a:blip r:embed="rId13"/>
                     <a:stretch>
                       <a:fillRect/>
                     </a:stretch>
@@ -10192,7 +10772,7 @@
                   <pic:spPr>
                     <a:xfrm>
                       <a:off x="0" y="0"/>
-                      <a:ext cx="3422958" cy="3042628"/>
+                      <a:ext cx="3651856" cy="3246094"/>
                     </a:xfrm>
                     <a:prstGeom prst="rect">
                       <a:avLst/>
@@ -10215,6 +10795,17 @@
     </w:p>
     <w:p>
       <w:pPr>
+        <w:ind w:firstLine="0"/>
+        <w:jc w:val="left"/>
+        <w:rPr>
+          <w:b/>
+          <w:bCs/>
+          <w:lang w:val="en-US"/>
+        </w:rPr>
+      </w:pPr>
+    </w:p>
+    <w:p>
+      <w:pPr>
         <w:pStyle w:val="figureandtabletitle"/>
       </w:pPr>
       <w:r>
@@ -10238,16 +10829,23 @@
           <w:b w:val="0"/>
           <w:bCs w:val="0"/>
         </w:rPr>
-        <w:t xml:space="preserve"> (Foody et al., 2015).</w:t>
-      </w:r>
-      <w:r>
-        <w:t xml:space="preserve"> </w:t>
+        <w:t xml:space="preserve">’s direct replication </w:t>
       </w:r>
       <w:r>
         <w:rPr>
           <w:b w:val="0"/>
           <w:bCs w:val="0"/>
         </w:rPr>
+        <w:t>(Foody et al., 2015).</w:t>
+      </w:r>
+      <w:r>
+        <w:t xml:space="preserve"> </w:t>
+      </w:r>
+      <w:r>
+        <w:rPr>
+          <w:b w:val="0"/>
+          <w:bCs w:val="0"/>
+        </w:rPr>
         <w:t>Error bars represent 95% Confidence Intervals.</w:t>
       </w:r>
     </w:p>
@@ -10259,16 +10857,25 @@
           <w:lang w:val="en-US"/>
         </w:rPr>
       </w:pPr>
+    </w:p>
+    <w:p>
+      <w:pPr>
+        <w:ind w:firstLine="0"/>
+        <w:jc w:val="center"/>
+        <w:rPr>
+          <w:lang w:val="en-US"/>
+        </w:rPr>
+      </w:pPr>
       <w:r>
         <w:rPr>
           <w:noProof/>
           <w:lang w:val="en-US"/>
         </w:rPr>
         <w:drawing>
-          <wp:inline distT="0" distB="0" distL="0" distR="0" wp14:anchorId="73B7176C" wp14:editId="16FC552C">
-            <wp:extent cx="3402623" cy="3024554"/>
-            <wp:effectExtent l="0" t="0" r="1270" b="0"/>
-            <wp:docPr id="961097080" name="Picture 2"/>
+          <wp:inline distT="0" distB="0" distL="0" distR="0" wp14:anchorId="0403CCD3" wp14:editId="65FC663C">
+            <wp:extent cx="3599935" cy="3199943"/>
+            <wp:effectExtent l="0" t="0" r="0" b="635"/>
+            <wp:docPr id="1730201742" name="Picture 3"/>
             <wp:cNvGraphicFramePr>
               <a:graphicFrameLocks xmlns:a="http://schemas.openxmlformats.org/drawingml/2006/main" noChangeAspect="1"/>
             </wp:cNvGraphicFramePr>
@@ -10276,11 +10883,11 @@
               <a:graphicData uri="http://schemas.openxmlformats.org/drawingml/2006/picture">
                 <pic:pic xmlns:pic="http://schemas.openxmlformats.org/drawingml/2006/picture">
                   <pic:nvPicPr>
-                    <pic:cNvPr id="961097080" name="Picture 961097080"/>
+                    <pic:cNvPr id="1730201742" name="Picture 1730201742"/>
                     <pic:cNvPicPr/>
                   </pic:nvPicPr>
                   <pic:blipFill>
-                    <a:blip r:embed="rId12"/>
+                    <a:blip r:embed="rId14"/>
                     <a:stretch>
                       <a:fillRect/>
                     </a:stretch>
@@ -10288,7 +10895,7 @@
                   <pic:spPr>
                     <a:xfrm>
                       <a:off x="0" y="0"/>
-                      <a:ext cx="3422327" cy="3042068"/>
+                      <a:ext cx="3658155" cy="3251694"/>
                     </a:xfrm>
                     <a:prstGeom prst="rect">
                       <a:avLst/>
@@ -10456,7 +11063,7 @@
                     <pic:cNvPicPr/>
                   </pic:nvPicPr>
                   <pic:blipFill>
-                    <a:blip r:embed="rId13" cstate="print">
+                    <a:blip r:embed="rId15" cstate="print">
                       <a:extLst>
                         <a:ext uri="{28A0092B-C50C-407E-A947-70E740481C1C}">
                           <a14:useLocalDpi xmlns:a14="http://schemas.microsoft.com/office/drawing/2010/main" val="0"/>
@@ -10551,7 +11158,7 @@
         <w:rPr>
           <w:lang w:val="en-US"/>
         </w:rPr>
-        <w:instrText xml:space="preserve"> ADDIN ZOTERO_ITEM CSL_CITATION {"citationID":"09DCUfTu","properties":{"formattedCitation":"(Morris, 2008)","plainCitation":"(Morris, 2008)","noteIndex":0},"citationItems":[{"id":141,"uris":["http://zotero.org/users/1687755/items/IMJZKXWQ"],"itemData":{"id":141,"type":"article-journal","abstract":"Previous research has recommended several measures of effect size for studies with repeated measurements in both treatment and control groups. Three alternate effect size estimates were compared in terms of bias, precision, and robustness to heterogeneity of variance. The results favored an effect size based on the mean pre-post change in the treatment group minus the mean pre-post change in the control group, divided by the pooled pretest standard deviation.","container-title":"Organizational Research Methods","DOI":"10.1177/1094428106291059","ISSN":"1094-4281","issue":"2","language":"en","note":"publisher: SAGE Publications Inc","page":"364-386","source":"SAGE Journals","title":"Estimating Effect Sizes From Pretest-Posttest-Control Group Designs","volume":"11","author":[{"family":"Morris","given":"Scott B."}],"issued":{"date-parts":[["2008",4,1]]}}}],"schema":"https://github.com/citation-style-language/schema/raw/master/csl-citation.json"} </w:instrText>
+        <w:instrText xml:space="preserve"> ADDIN ZOTERO_ITEM CSL_CITATION {"citationID":"09DCUfTu","properties":{"formattedCitation":"(Morris, 2008)","plainCitation":"(Morris, 2008)","noteIndex":0},"citationItems":[{"id":141,"uris":["http://zotero.org/users/1687755/items/IMJZKXWQ"],"itemData":{"id":141,"type":"article-journal","abstract":"Previous research has recommended several measures of effect size for studies with repeated measurements in both treatment and control groups. Three alternate effect size estimates were compared in terms of bias, precision, and robustness to heterogeneity of variance. The results favored an effect size based on the mean pre-post change in the treatment group minus the mean pre-post change in the control group, divided by the pooled pretest standard deviation.","container-title":"Organizational Research Methods","DOI":"10.1177/1094428106291059","ISSN":"1094-4281","issue":"2","language":"en","page":"364-386","publisher":"SAGE Publications Inc","source":"SAGE Journals","title":"Estimating Effect Sizes From Pretest-Posttest-Control Group Designs","volume":"11","author":[{"family":"Morris","given":"Scott B."}],"issued":{"date-parts":[["2008",4,1]]}}}],"schema":"https://github.com/citation-style-language/schema/raw/master/csl-citation.json"} </w:instrText>
       </w:r>
       <w:r>
         <w:rPr>
@@ -10588,7 +11195,7 @@
         <w:rPr>
           <w:lang w:val="en-US"/>
         </w:rPr>
-        <w:instrText xml:space="preserve"> ADDIN ZOTERO_ITEM CSL_CITATION {"citationID":"AKUX9qXk","properties":{"formattedCitation":"(Morris, 2008)","plainCitation":"(Morris, 2008)","noteIndex":0},"citationItems":[{"id":141,"uris":["http://zotero.org/users/1687755/items/IMJZKXWQ"],"itemData":{"id":141,"type":"article-journal","abstract":"Previous research has recommended several measures of effect size for studies with repeated measurements in both treatment and control groups. Three alternate effect size estimates were compared in terms of bias, precision, and robustness to heterogeneity of variance. The results favored an effect size based on the mean pre-post change in the treatment group minus the mean pre-post change in the control group, divided by the pooled pretest standard deviation.","container-title":"Organizational Research Methods","DOI":"10.1177/1094428106291059","ISSN":"1094-4281","issue":"2","language":"en","note":"publisher: SAGE Publications Inc","page":"364-386","source":"SAGE Journals","title":"Estimating Effect Sizes From Pretest-Posttest-Control Group Designs","volume":"11","author":[{"family":"Morris","given":"Scott B."}],"issued":{"date-parts":[["2008",4,1]]}}}],"schema":"https://github.com/citation-style-language/schema/raw/master/csl-citation.json"} </w:instrText>
+        <w:instrText xml:space="preserve"> ADDIN ZOTERO_ITEM CSL_CITATION {"citationID":"AKUX9qXk","properties":{"formattedCitation":"(Morris, 2008)","plainCitation":"(Morris, 2008)","noteIndex":0},"citationItems":[{"id":141,"uris":["http://zotero.org/users/1687755/items/IMJZKXWQ"],"itemData":{"id":141,"type":"article-journal","abstract":"Previous research has recommended several measures of effect size for studies with repeated measurements in both treatment and control groups. Three alternate effect size estimates were compared in terms of bias, precision, and robustness to heterogeneity of variance. The results favored an effect size based on the mean pre-post change in the treatment group minus the mean pre-post change in the control group, divided by the pooled pretest standard deviation.","container-title":"Organizational Research Methods","DOI":"10.1177/1094428106291059","ISSN":"1094-4281","issue":"2","language":"en","page":"364-386","publisher":"SAGE Publications Inc","source":"SAGE Journals","title":"Estimating Effect Sizes From Pretest-Posttest-Control Group Designs","volume":"11","author":[{"family":"Morris","given":"Scott B."}],"issued":{"date-parts":[["2008",4,1]]}}}],"schema":"https://github.com/citation-style-language/schema/raw/master/csl-citation.json"} </w:instrText>
       </w:r>
       <w:r>
         <w:rPr>
@@ -10740,7 +11347,13 @@
         <w:rPr>
           <w:lang w:val="en-US"/>
         </w:rPr>
-        <w:t xml:space="preserve">). Both Hedges </w:t>
+        <w:t xml:space="preserve">). Both </w:t>
+      </w:r>
+      <w:r>
+        <w:rPr>
+          <w:lang w:val="en-US"/>
+        </w:rPr>
+        <w:t xml:space="preserve">Hedges’ </w:t>
       </w:r>
       <w:r>
         <w:rPr>
@@ -10754,7 +11367,13 @@
         <w:rPr>
           <w:lang w:val="en-US"/>
         </w:rPr>
-        <w:t xml:space="preserve"> (not correcting for baseline scores) and Hedges </w:t>
+        <w:t xml:space="preserve"> (not correcting for baseline scores) and </w:t>
+      </w:r>
+      <w:r>
+        <w:rPr>
+          <w:lang w:val="en-US"/>
+        </w:rPr>
+        <w:t xml:space="preserve">Hedges’ </w:t>
       </w:r>
       <m:oMath>
         <m:sSub>
@@ -10844,7 +11463,13 @@
         <w:rPr>
           <w:lang w:val="en-US"/>
         </w:rPr>
-        <w:t xml:space="preserve">Multiverse analyses involve calculating a metric under all permutations of analytic choices using data from a given underlying dataset. In this case, the outcome metric was Hedges </w:t>
+        <w:t xml:space="preserve">Multiverse analyses involve calculating a metric under all permutations of analytic choices using data from a given underlying dataset. In this case, the outcome metric was </w:t>
+      </w:r>
+      <w:r>
+        <w:rPr>
+          <w:lang w:val="en-US"/>
+        </w:rPr>
+        <w:t xml:space="preserve">Hedges’ </w:t>
       </w:r>
       <w:r>
         <w:rPr>
@@ -10866,18 +11491,72 @@
         </w:rPr>
         <w:t xml:space="preserve">familywise error rate were used to choose the width of the Confidence Interval (95% vs. 98.33%, corresponding to a Bonferroni correction for the three correlated outcomes). </w:t>
       </w:r>
-    </w:p>
-    <w:p>
-      <w:pPr>
-        <w:rPr>
-          <w:lang w:val="en-US"/>
-        </w:rPr>
-      </w:pPr>
-      <w:r>
-        <w:rPr>
-          <w:lang w:val="en-US"/>
-        </w:rPr>
-        <w:t xml:space="preserve">Figure 2 presents the results of the first multiverse analysis for the data extracted from original study by Foody et al. (2013). The upper panel presents the distribution of Hedges </w:t>
+      <w:r>
+        <w:rPr>
+          <w:lang w:val="en-US"/>
+        </w:rPr>
+        <w:t>This produces 1</w:t>
+      </w:r>
+      <w:r>
+        <w:rPr>
+          <w:lang w:val="en-US"/>
+        </w:rPr>
+        <w:t>4</w:t>
+      </w:r>
+      <w:r>
+        <w:rPr>
+          <w:lang w:val="en-US"/>
+        </w:rPr>
+        <w:t xml:space="preserve"> different sets of analytic </w:t>
+      </w:r>
+      <w:r>
+        <w:rPr>
+          <w:lang w:val="en-US"/>
+        </w:rPr>
+        <w:t>choices</w:t>
+      </w:r>
+      <w:r>
+        <w:rPr>
+          <w:lang w:val="en-US"/>
+        </w:rPr>
+        <w:t>:</w:t>
+      </w:r>
+      <w:r>
+        <w:rPr>
+          <w:lang w:val="en-US"/>
+        </w:rPr>
+        <w:t xml:space="preserve"> 4 outcomes * 2 baseline control * 2 familywise error corrections</w:t>
+      </w:r>
+      <w:r>
+        <w:rPr>
+          <w:lang w:val="en-US"/>
+        </w:rPr>
+        <w:t>, where the familywise corrections are never applied to the pooled outcome given that a single pooled outcome involves only one test and does not need to be corrected</w:t>
+      </w:r>
+      <w:r>
+        <w:rPr>
+          <w:lang w:val="en-US"/>
+        </w:rPr>
+        <w:t>.</w:t>
+      </w:r>
+    </w:p>
+    <w:p>
+      <w:pPr>
+        <w:rPr>
+          <w:lang w:val="en-US"/>
+        </w:rPr>
+      </w:pPr>
+      <w:r>
+        <w:rPr>
+          <w:lang w:val="en-US"/>
+        </w:rPr>
+        <w:t xml:space="preserve">Figure 2 presents the results of the first multiverse analysis for the data extracted from original study by Foody et al. (2013). The upper panel presents the distribution of </w:t>
+      </w:r>
+      <w:r>
+        <w:rPr>
+          <w:lang w:val="en-US"/>
+        </w:rPr>
+        <w:t xml:space="preserve">Hedges’ </w:t>
       </w:r>
       <w:r>
         <w:rPr>
@@ -10891,19 +11570,25 @@
         <w:rPr>
           <w:lang w:val="en-US"/>
         </w:rPr>
-        <w:t xml:space="preserve"> effect sizes arranged from lowest to highest values. The lower panel presents the analytic choices that gave rise to each effect size (i.e., the one presented directly above it). Figure 3 presents the results of the same multiverse analysis applied to data extracted from the replication study by Foody et al. (2015). As can be seen from the figures, specifically the failure of all Confidence Intervals to exclude the zero point, no significant differences were found between the distinction and hierarchy conditions at the post-intervention time point under any set of analytic choice</w:t>
-      </w:r>
-      <w:r>
-        <w:rPr>
-          <w:lang w:val="en-US"/>
-        </w:rPr>
-        <w:t>s</w:t>
-      </w:r>
-      <w:r>
-        <w:rPr>
-          <w:lang w:val="en-US"/>
-        </w:rPr>
-        <w:t xml:space="preserve"> in either the original study or the replication. That is, the results very robustly fail to support the original conclusion that </w:t>
+        <w:t xml:space="preserve"> effect sizes arranged from lowest to highest values. </w:t>
+      </w:r>
+      <w:r>
+        <w:rPr>
+          <w:lang w:val="en-US"/>
+        </w:rPr>
+        <w:t>These plots should be interpreted as follows: each vertical column between the upper and lower panels provides the effect size and its confidence intervals (upper panel) and the analytic choices that produced this effect size (lower panel)</w:t>
+      </w:r>
+      <w:r>
+        <w:rPr>
+          <w:lang w:val="en-US"/>
+        </w:rPr>
+        <w:t>.</w:t>
+      </w:r>
+      <w:r>
+        <w:rPr>
+          <w:lang w:val="en-US"/>
+        </w:rPr>
+        <w:t xml:space="preserve"> For example, the first column on the left of Figure 2 presents a Hedges’ </w:t>
       </w:r>
       <w:r>
         <w:rPr>
@@ -10911,13 +11596,56 @@
           <w:iCs/>
           <w:lang w:val="en-US"/>
         </w:rPr>
-        <w:t>“The findings demonstrated superiority of the intervention that focused on hierarchical, rather than distinction, deictic relations in terms of reducing distress.”</w:t>
-      </w:r>
-      <w:r>
-        <w:rPr>
-          <w:lang w:val="en-US"/>
-        </w:rPr>
-        <w:t xml:space="preserve"> (p. 373</w:t>
+        <w:t>g</w:t>
+      </w:r>
+      <w:r>
+        <w:rPr>
+          <w:lang w:val="en-US"/>
+        </w:rPr>
+        <w:t xml:space="preserve"> = -0.22 under the analytic choices of the anxiety outcome, controlling for baseline scores, without Bonferroni corrections. Across the columns, the pattern of effect sizes </w:t>
+      </w:r>
+      <w:r>
+        <w:rPr>
+          <w:lang w:val="en-US"/>
+        </w:rPr>
+        <w:t xml:space="preserve">under different analytic choices </w:t>
+      </w:r>
+      <w:r>
+        <w:rPr>
+          <w:lang w:val="en-US"/>
+        </w:rPr>
+        <w:t xml:space="preserve">can be seen. </w:t>
+      </w:r>
+      <w:r>
+        <w:rPr>
+          <w:lang w:val="en-US"/>
+        </w:rPr>
+        <w:t xml:space="preserve">In this case, it demonstrates that statistically significant results (via the exclusion of the </w:t>
+      </w:r>
+      <w:r>
+        <w:rPr>
+          <w:lang w:val="en-US"/>
+        </w:rPr>
+        <w:lastRenderedPageBreak/>
+        <w:t>zero point from the confidence intervals) are not observed under any set of analytic choices.</w:t>
+      </w:r>
+      <w:r>
+        <w:rPr>
+          <w:lang w:val="en-US"/>
+        </w:rPr>
+        <w:t xml:space="preserve"> Figure 3 presents the results of the same multiverse analysis applied to data extracted from the replication study by Foody et al. (2015). As can be seen from the figures, specifically the failure of all Confidence Intervals to exclude the zero point, no significant differences were found between the distinction and hierarchy conditions at the post-intervention time point under any set of analytic choice</w:t>
+      </w:r>
+      <w:r>
+        <w:rPr>
+          <w:lang w:val="en-US"/>
+        </w:rPr>
+        <w:t>s</w:t>
+      </w:r>
+      <w:r>
+        <w:rPr>
+          <w:lang w:val="en-US"/>
+        </w:rPr>
+        <w:t xml:space="preserve"> in either the original study or the replication. That is, the results very robustly fail to support the original conclusion that </w:t>
       </w:r>
       <w:r>
         <w:rPr>
@@ -10925,20 +11653,57 @@
           <w:iCs/>
           <w:lang w:val="en-US"/>
         </w:rPr>
+        <w:t>“The findings demonstrated superiority of the intervention that focused on hierarchical, rather than distinction, deictic relations in terms of reducing distress.”</w:t>
+      </w:r>
+      <w:r>
+        <w:rPr>
+          <w:lang w:val="en-US"/>
+        </w:rPr>
+        <w:t xml:space="preserve"> (</w:t>
+      </w:r>
+      <w:r>
+        <w:rPr>
+          <w:lang w:val="en-US"/>
+        </w:rPr>
+        <w:t xml:space="preserve">Foody et al., 2013, </w:t>
+      </w:r>
+      <w:r>
+        <w:rPr>
+          <w:lang w:val="en-US"/>
+        </w:rPr>
+        <w:t>p. 373</w:t>
+      </w:r>
+      <w:r>
+        <w:rPr>
+          <w:i/>
+          <w:iCs/>
+          <w:lang w:val="en-US"/>
+        </w:rPr>
         <w:t>)</w:t>
       </w:r>
       <w:r>
         <w:rPr>
           <w:lang w:val="en-US"/>
         </w:rPr>
-        <w:t xml:space="preserve">. This result is </w:t>
-      </w:r>
-      <w:r>
-        <w:rPr>
-          <w:lang w:val="en-US"/>
-        </w:rPr>
-        <w:lastRenderedPageBreak/>
-        <w:t xml:space="preserve">in strong contrast with the conclusions of Foody et al. (2013). </w:t>
+        <w:t xml:space="preserve">. This result </w:t>
+      </w:r>
+      <w:r>
+        <w:rPr>
+          <w:lang w:val="en-US"/>
+        </w:rPr>
+        <w:t xml:space="preserve">of the reanalysis does not support the conclusion reached by </w:t>
+      </w:r>
+      <w:r>
+        <w:rPr>
+          <w:lang w:val="en-US"/>
+        </w:rPr>
+        <w:t>Foody et al. (2013).</w:t>
+      </w:r>
+      <w:r>
+        <w:rPr>
+          <w:lang w:val="en-US"/>
+        </w:rPr>
+        <w:t xml:space="preserve"> </w:t>
       </w:r>
     </w:p>
     <w:p>
@@ -11060,7 +11825,7 @@
         <w:rPr>
           <w:lang w:val="en-US"/>
         </w:rPr>
-        <w:instrText xml:space="preserve"> ADDIN ZOTERO_ITEM CSL_CITATION {"citationID":"Om8h7U6m","properties":{"formattedCitation":"(e.g., Harte &amp; Barnes-Holmes, 2023; Luciano et al., 2023; Ruiz et al., 2023; Zettle &amp; Masuda, 2022)","plainCitation":"(e.g., Harte &amp; Barnes-Holmes, 2023; Luciano et al., 2023; Ruiz et al., 2023; Zettle &amp; Masuda, 2022)","noteIndex":0},"citationItems":[{"id":29203,"uris":["http://zotero.org/users/1687755/items/DUQKD2G4"],"itemData":{"id":29203,"type":"chapter","container-title":"The Oxford Handbook of Acceptance and Commitment Therapy","edition":"1","language":"en","publisher":"Oxford University Press","source":"DOI.org (Crossref)","title":"A primer on relational frame theory (RFT)","URL":"https://doi.org/10.1093/oxfordhb/9780197550076.001.0001","editor":[{"family":"Twohig","given":"Michael P."},{"family":"Levin","given":"Michael E."},{"family":"Petersen","given":"Julie M."}],"author":[{"family":"Harte","given":"Colin"},{"family":"Barnes-Holmes","given":"Dermot"}],"accessed":{"date-parts":[["2024",8,5]]},"issued":{"date-parts":[["2023"]]}},"prefix":"e.g., "},{"id":29197,"uris":["http://zotero.org/users/1687755/items/HCKERP8Y"],"itemData":{"id":29197,"type":"chapter","abstract":"Abstract\n            Private events can have a dominant function in human behavior, especially with regard to the experience of self and selfing behavior. This article presents the building of selfing behavior throughout the early interactions of responding to others’ behaviors and discusses the impact of learning to relate (i.e., learning human language). Special focus is on the significant impact of deictic and hierarchical framing in building self-contents, overaching abstract motivations, the abstraction of I, and the subsequent derivation of more self-contents. Also covered are the patterns of responding in coordination with one’s own behavior (psychological inflexibility) and responding hierarchically (psychological flexibility); and hierarchical responding as the final common pathway for the many faces of therapeutic processes towards building psychological flexibility. Finally, the experimental evidence that has been signaling this path for years is summarized.","container-title":"The Oxford Handbook of Acceptance and Commitment Therapy","edition":"1","ISBN":"978-0-19-755007-6","language":"en","note":"DOI: 10.1093/oxfordhb/9780197550076.013.5","page":"109-142","publisher":"Oxford University Press","source":"DOI.org (Crossref)","title":"Clinical Behavior Analysis and RFT: Conceptualizing Psychopathology and Its Treatment","title-short":"Clinical Behavior Analysis and RFT","URL":"https://doi.org/10.1093/oxfordhb/9780197550076.001.0001","editor":[{"family":"Twohig","given":"Michael P."},{"family":"Levin","given":"Michael E."},{"family":"Petersen","given":"Julie M."}],"author":[{"family":"Luciano","given":"Carmen"},{"family":"Törneke","given":"Niklas"},{"family":"Ruiz","given":"Francisco J."}],"accessed":{"date-parts":[["2024",8,5]]},"issued":{"date-parts":[["2023"]]}}},{"id":29175,"uris":["http://zotero.org/users/1687755/items/674URAIG"],"itemData":{"id":29175,"type":"chapter","abstract":"There are now over 900 randomized controlled trials demonstrating the positive effects of Acceptance and Commitment Therapy (ACT) for a wide range of areas. ACT is listed as an empirically supported therapy for multiple clinical concerns and is being disseminated as an evidence-based treatment by organizations including the United States Veterans Health Administration and the World Health Organization. In The Oxford Handbook of Acceptance and Commitment Therapy, Michael P. Twohig, Michael E. Levin, and Julie M. Petersen bring together contributions from the world's leading scholars to create a comprehensive volume on established areas of ACT. The Handbook presents a scholarly review of the treatment as it has developed over the past two to three decades. Featuring 33 chapters on key aspects of the treatment, the contributors offer analysis on ACT's conceptual and theoretical underpinnings, applications to specific populations and problems, methods of implementation, and other special topics. They further cover theory, empirical support, and scholarly descriptions of treatment application. The volume is divided into four sections, with the first, on conceptual foundations, offering five chapters that comprise a primer on ACT. The second section presents chapters on ACT methods, such as acceptance, cognitive defusion, and values. The third section covers specific applications of ACT, including depression, eating disorders, and psychosis. The fourth and final section covers issues implementing ACT such as training, delivery in schools, technology, and cultural adaptation. The Handbook concludes with two chapters examining directions for future research and practice. Offering rich resources to further study each topic, the Handbook is an essential resource for scholars and students who wish to understand the important major aspects of this transdiagnostic form of cognitive behavior therapy.","container-title":"The Oxford Handbook of Acceptance and Commitment Therapy","ISBN":"978-0-19-755009-0","language":"en","note":"Google-Books-ID: 2V7DEAAAQBAJ","publisher":"Oxford University Press","source":"Google Books","title":"Cognitive defusion","URL":"https://doi.org/10.1093/oxfordhb/9780197550076.001.0001","author":[{"family":"Ruiz","given":"Francisco J."},{"family":"Gil-Luciano","given":"B."},{"family":"Segura-Vargas","given":"M. A."}],"editor":[{"family":"Twohig","given":"Michael P."},{"family":"Levin","given":"Michael E."},{"family":"Petersen","given":"J. M."}],"issued":{"date-parts":[["2023"]]}}},{"id":29177,"uris":["http://zotero.org/users/1687755/items/RIVXHTAA"],"itemData":{"id":29177,"type":"chapter","abstract":"A projection of where the third wave of cognitive behavior therapy (CBT) may be headed is offered using acceptance and commitment therapy (ACT) as an example. The increasing emergence of a process-based therapy (PBT) movement is cited as having the potential to be...","container-title":"Behavior Therapy","language":"en","note":"DOI: 10.1007/978-3-031-11677-3_34","source":"link.springer.com","title":"The Future of Third Wave Cognitive Behavior Therapies","URL":"https://doi.org/10.1007/978-3-031-11677-3_34","author":[{"family":"Zettle","given":"Robert D."},{"family":"Masuda","given":"Akihiko"}],"editor":[{"family":"O'Donohue","given":"William"},{"family":"Masdua","given":"A."}],"accessed":{"date-parts":[["2024",8,5]]},"issued":{"date-parts":[["2022",10,18]]}}}],"schema":"https://github.com/citation-style-language/schema/raw/master/csl-citation.json"} </w:instrText>
+        <w:instrText xml:space="preserve"> ADDIN ZOTERO_ITEM CSL_CITATION {"citationID":"Om8h7U6m","properties":{"formattedCitation":"(e.g., Harte &amp; Barnes-Holmes, 2023; Luciano et al., 2023; Ruiz et al., 2023; Zettle &amp; Masuda, 2022)","plainCitation":"(e.g., Harte &amp; Barnes-Holmes, 2023; Luciano et al., 2023; Ruiz et al., 2023; Zettle &amp; Masuda, 2022)","noteIndex":0},"citationItems":[{"id":29203,"uris":["http://zotero.org/users/1687755/items/DUQKD2G4"],"itemData":{"id":29203,"type":"chapter","container-title":"The Oxford Handbook of Acceptance and Commitment Therapy","edition":"1","language":"en","publisher":"Oxford University Press","source":"DOI.org (Crossref)","title":"A primer on relational frame theory (RFT)","URL":"https://doi.org/10.1093/oxfordhb/9780197550076.001.0001","editor":[{"family":"Twohig","given":"Michael P."},{"family":"Levin","given":"Michael E."},{"family":"Petersen","given":"Julie M."}],"author":[{"family":"Harte","given":"Colin"},{"family":"Barnes-Holmes","given":"Dermot"}],"accessed":{"date-parts":[["2024",8,5]]},"issued":{"date-parts":[["2023"]]}},"prefix":"e.g., "},{"id":29197,"uris":["http://zotero.org/users/1687755/items/HCKERP8Y"],"itemData":{"id":29197,"type":"chapter","abstract":"Abstract\n            Private events can have a dominant function in human behavior, especially with regard to the experience of self and selfing behavior. This article presents the building of selfing behavior throughout the early interactions of responding to others’ behaviors and discusses the impact of learning to relate (i.e., learning human language). Special focus is on the significant impact of deictic and hierarchical framing in building self-contents, overaching abstract motivations, the abstraction of I, and the subsequent derivation of more self-contents. Also covered are the patterns of responding in coordination with one’s own behavior (psychological inflexibility) and responding hierarchically (psychological flexibility); and hierarchical responding as the final common pathway for the many faces of therapeutic processes towards building psychological flexibility. Finally, the experimental evidence that has been signaling this path for years is summarized.","container-title":"The Oxford Handbook of Acceptance and Commitment Therapy","DOI":"10.1093/oxfordhb/9780197550076.013.5","edition":"1","ISBN":"978-0-19-755007-6","language":"en","page":"109-142","publisher":"Oxford University Press","source":"DOI.org (Crossref)","title":"Clinical Behavior Analysis and RFT: Conceptualizing Psychopathology and Its Treatment","title-short":"Clinical Behavior Analysis and RFT","URL":"https://doi.org/10.1093/oxfordhb/9780197550076.001.0001","editor":[{"family":"Twohig","given":"Michael P."},{"family":"Levin","given":"Michael E."},{"family":"Petersen","given":"Julie M."}],"author":[{"family":"Luciano","given":"Carmen"},{"family":"Törneke","given":"Niklas"},{"family":"Ruiz","given":"Francisco J."}],"accessed":{"date-parts":[["2024",8,5]]},"issued":{"date-parts":[["2023"]]}}},{"id":29175,"uris":["http://zotero.org/users/1687755/items/674URAIG"],"itemData":{"id":29175,"type":"chapter","abstract":"There are now over 900 randomized controlled trials demonstrating the positive effects of Acceptance and Commitment Therapy (ACT) for a wide range of areas. ACT is listed as an empirically supported therapy for multiple clinical concerns and is being disseminated as an evidence-based treatment by organizations including the United States Veterans Health Administration and the World Health Organization. In The Oxford Handbook of Acceptance and Commitment Therapy, Michael P. Twohig, Michael E. Levin, and Julie M. Petersen bring together contributions from the world's leading scholars to create a comprehensive volume on established areas of ACT. The Handbook presents a scholarly review of the treatment as it has developed over the past two to three decades. Featuring 33 chapters on key aspects of the treatment, the contributors offer analysis on ACT's conceptual and theoretical underpinnings, applications to specific populations and problems, methods of implementation, and other special topics. They further cover theory, empirical support, and scholarly descriptions of treatment application. The volume is divided into four sections, with the first, on conceptual foundations, offering five chapters that comprise a primer on ACT. The second section presents chapters on ACT methods, such as acceptance, cognitive defusion, and values. The third section covers specific applications of ACT, including depression, eating disorders, and psychosis. The fourth and final section covers issues implementing ACT such as training, delivery in schools, technology, and cultural adaptation. The Handbook concludes with two chapters examining directions for future research and practice. Offering rich resources to further study each topic, the Handbook is an essential resource for scholars and students who wish to understand the important major aspects of this transdiagnostic form of cognitive behavior therapy.","container-title":"The Oxford Handbook of Acceptance and Commitment Therapy","ISBN":"978-0-19-755009-0","language":"en","note":"Google-Books-ID: 2V7DEAAAQBAJ","publisher":"Oxford University Press","source":"Google Books","title":"Cognitive defusion","URL":"https://doi.org/10.1093/oxfordhb/9780197550076.001.0001","author":[{"family":"Ruiz","given":"Francisco J."},{"family":"Gil-Luciano","given":"B."},{"family":"Segura-Vargas","given":"M. A."}],"editor":[{"family":"Twohig","given":"Michael P."},{"family":"Levin","given":"Michael E."},{"family":"Petersen","given":"J. M."}],"issued":{"date-parts":[["2023"]]}}},{"id":29177,"uris":["http://zotero.org/users/1687755/items/RIVXHTAA"],"itemData":{"id":29177,"type":"chapter","abstract":"A projection of where the third wave of cognitive behavior therapy (CBT) may be headed is offered using acceptance and commitment therapy (ACT) as an example. The increasing emergence of a process-based therapy (PBT) movement is cited as having the potential to be...","container-title":"Behavior Therapy","DOI":"10.1007/978-3-031-11677-3_34","language":"en","source":"link.springer.com","title":"The Future of Third Wave Cognitive Behavior Therapies","URL":"https://doi.org/10.1007/978-3-031-11677-3_34","author":[{"family":"Zettle","given":"Robert D."},{"family":"Masuda","given":"Akihiko"}],"editor":[{"family":"O'Donohue","given":"William"},{"family":"Masdua","given":"A."}],"accessed":{"date-parts":[["2024",8,5]]},"issued":{"date-parts":[["2022",10,18]]}}}],"schema":"https://github.com/citation-style-language/schema/raw/master/csl-citation.json"} </w:instrText>
       </w:r>
       <w:r>
         <w:rPr>
@@ -11266,7 +12031,24 @@
         </w:rPr>
       </w:pPr>
       <w:r>
-        <w:t>The results of this reanalysis are agnostic to whether new, large, well-designed studies are likely to generate evidence for or against the claim that hierarchical relations produce better efficacy than distinction relations. These analyses consider only the credibility of the claim with regard to existing data in the paper cited for this claim: currently, there is no credible evidence for the claim based on the data presented by Foody et al. (2013) or Foody et al. (2015).</w:t>
+        <w:t xml:space="preserve">The results of this reanalysis are agnostic to whether new, large, well-designed studies are likely to generate evidence for or against the claim that hierarchical relations produce better efficacy than </w:t>
+      </w:r>
+      <w:r>
+        <w:t>distinction relations</w:t>
+      </w:r>
+      <w:r>
+        <w:t xml:space="preserve">, and whether either can </w:t>
+      </w:r>
+      <w:proofErr w:type="spellStart"/>
+      <w:r>
+        <w:t>out perform</w:t>
+      </w:r>
+      <w:proofErr w:type="spellEnd"/>
+      <w:r>
+        <w:t xml:space="preserve"> a control condition to account for regression to the mean (see Figure 1)</w:t>
+      </w:r>
+      <w:r>
+        <w:t>. These analyses consider only the credibility of the claim with regard to existing data in the paper cited for this claim: currently, there is no credible evidence for the claim based on the data presented by Foody et al. (2013) or Foody et al. (2015).</w:t>
       </w:r>
     </w:p>
     <w:p>
@@ -11297,7 +12079,7 @@
         <w:rPr>
           <w:lang w:val="en-US"/>
         </w:rPr>
-        <w:instrText xml:space="preserve"> ADDIN ZOTERO_ITEM CSL_CITATION {"citationID":"A1DrCwYX","properties":{"formattedCitation":"(Sierra et al., 2016)","plainCitation":"(Sierra et al., 2016)","noteIndex":0},"citationItems":[{"id":1037,"uris":["http://zotero.org/users/1687755/items/FQDNWK95"],"itemData":{"id":1037,"type":"article-journal","abstract":"Metaphor is a tool frequently used in psychotherapy such as Acceptance and Commitment Therapy (ACT), a contextual behavioral model of psychological intervention rooted in an approach to human language and cognition known as Relational Frame Theory (RFT). This experimental analogue study aimed to analyze the effect of two variables in the metaphor effect on promoting psychological flexibility according to RFT: (a) the presence of common physical properties between the individual’s experience and the metaphor, and (b) the specification of appetitive augmental functions in the metaphor content. A 2x2 factorial design was implemented where the presence/absence of the above-mentioned variables was manipulated. Eighty-three participants first responded to measures of experiential avoidance, cognitive fusion, and generalized pliance. Subsequently, they were exposed to a cold-pressor task at pretest. Afterwards, participants were randomly assigned to four experimental protocols consisting of a metaphor that included: (a) common physical properties and augmental functions, (b) only common physical properties, (c) only augmental functions, and (d) none of these variables. Then, participants were re-exposed to the cold-pressor task (posttest). The results showed that both variables had a statistically significant effect on the pain tolerance induced by the cold-pressor task.","container-title":"International Journal of Psychology","language":"en","page":"15","source":"Zotero","title":"The Role of Common Physical Properties and Augmental Functions in Metaphor Effect","author":[{"family":"Sierra","given":"Marco A"},{"family":"Ruiz","given":"Francisco J"},{"family":"Flórez","given":"Cindy L"},{"family":"Hernández","given":"Diana Riaño"},{"family":"Luciano","given":"Carmen"}],"issued":{"date-parts":[["2016"]]}}}],"schema":"https://github.com/citation-style-language/schema/raw/master/csl-citation.json"} </w:instrText>
+        <w:instrText xml:space="preserve"> ADDIN ZOTERO_ITEM CSL_CITATION {"citationID":"A1DrCwYX","properties":{"formattedCitation":"(Sierra et al., 2016)","plainCitation":"(Sierra et al., 2016)","noteIndex":0},"citationItems":[{"id":1037,"uris":["http://zotero.org/users/1687755/items/FQDNWK95"],"itemData":{"id":1037,"type":"article-journal","abstract":"Metaphor is a tool frequently used in psychotherapy such as Acceptance and Commitment Therapy (ACT), a contextual behavioral model of psychological intervention rooted in an approach to human language and cognition known as Relational Frame Theory (RFT). This experimental analogue study aimed to analyze the effect of two variables in the metaphor effect on promoting psychological flexibility according to RFT: (a) the presence of common physical properties between the individual’s experience and the metaphor, and (b) the specification of appetitive augmental functions in the metaphor content. A 2x2 factorial design was implemented where the presence/absence of the above-mentioned variables was manipulated. Eighty-three participants first responded to measures of experiential avoidance, cognitive fusion, and generalized pliance. Subsequently, they were exposed to a cold-pressor task at pretest. Afterwards, participants were randomly assigned to four experimental protocols consisting of a metaphor that included: (a) common physical properties and augmental functions, (b) only common physical properties, (c) only augmental functions, and (d) none of these variables. Then, participants were re-exposed to the cold-pressor task (posttest). The results showed that both variables had a statistically significant effect on the pain tolerance induced by the cold-pressor task.","container-title":"International Journal of Psychology","issue":"3","language":"en","page":"265-279","source":"Zotero","title":"The Role of Common Physical Properties and Augmental Functions in Metaphor Effect","volume":"16","author":[{"family":"Sierra","given":"Marco A"},{"family":"Ruiz","given":"Francisco J"},{"family":"Flórez","given":"Cindy L"},{"family":"Hernández","given":"Diana Riaño"},{"family":"Luciano","given":"Carmen"}],"issued":{"date-parts":[["2016"]]}}}],"schema":"https://github.com/citation-style-language/schema/raw/master/csl-citation.json"} </w:instrText>
       </w:r>
       <w:r>
         <w:rPr>
@@ -11333,7 +12115,7 @@
         <w:rPr>
           <w:lang w:val="en-US"/>
         </w:rPr>
-        <w:instrText xml:space="preserve"> ADDIN ZOTERO_ITEM CSL_CITATION {"citationID":"t4pgnuAp","properties":{"unsorted":true,"formattedCitation":"(Pendrous et al., 2020; for a series of replies, in order of publication, see: Hussey, 2020; Hulbert-Williams et al., 2020; Ruiz et al., 2020)","plainCitation":"(Pendrous et al., 2020; for a series of replies, in order of publication, see: Hussey, 2020; Hulbert-Williams et al., 2020; Ruiz et al., 2020)","noteIndex":0},"citationItems":[{"id":468,"uris":["http://zotero.org/users/1687755/items/E5JLVVRD"],"itemData":{"id":468,"type":"article-journal","abstract":"Relational frame theory claims that the tacit understanding of metaphorical language rests upon our ability to derive relations based on relevant contextual cues; with metaphor aptness being a function of learning history and the number and nature of contextual cues presented. Recent experimental research has explored whether metaphor aptness plays a role in changing behaviour. Sierra, Ruiz, Flórez, Riaño Hernández, and Luciano (2016) demonstrated that the presence of common physical properties (herein common properties; “cold”) within a perseverance metaphor increased pain tolerance to the cold pressor task. When the metaphor also specified appetitive augmental functions (herein augmentals; “something important to you”), pain tolerance also increased. We tested the replicability of these findings under more stringent conditions, using a stratified (by sex) double-blind randomised-controlled experimental design. Eighty-nine participants completed baseline measures of psychological flexibility, cognitive fusion, generalised pliance, and analogical reasoning ability. Participants were then allocated to a pre-recorded audio-delivered metaphor exercise containing either: (i) common properties; (ii) augmentals; (iii) both; or (iv) neither (control condition). Participants completed the cold pressor task before and after intervention. We found no change in pain tolerance following intervention in any condition. Given potential implications for apt metaphor use for changing behaviour, further work is required to establish why the original study's findings were not replicated, to identify boundary conditions for the putative effect, and test metaphor use in ecologically valid settings.","container-title":"Journal of Contextual Behavioral Science","DOI":"10.1016/j.jcbs.2020.02.003","ISSN":"2212-1447","journalAbbreviation":"Journal of Contextual Behavioral Science","language":"en","page":"17-24","source":"ScienceDirect","title":"Appetitive augmental functions and common physical properties in a pain-tolerance metaphor: An extended replication","title-short":"Appetitive augmental functions and common physical properties in a pain-tolerance metaphor","volume":"16","author":[{"family":"Pendrous","given":"Rosina"},{"family":"Hulbert-Williams","given":"Lee"},{"family":"Hochard","given":"Kevin D."},{"family":"Hulbert-Williams","given":"Nicholas J."}],"issued":{"date-parts":[["2020",4,1]]}}},{"id":140,"uris":["http://zotero.org/users/1687755/items/BEYEEZDB"],"itemData":{"id":140,"type":"article","abstract":"Recent evidence suggests replications of psychology studies produce discrepant findings, and that original studies frequently report inflated estimates of effect size. Colloquially speaking, studies ‘fail to replicate’ at an alarming rate, at least in terms of congruence of finding significant p values. Replies are often then written by the authors of the original studies. This discourse often follows a predictable pattern: highly general claims are made in an original study, the replication produces null results, and the response by the original authors primarily focuses on reasons to disqualify the replication’s results from requiring consideration, rather than acknowledging that the original study’s finding may not, in fact, be replicable, or that the generality of the original claims may require revision or constraint. I illustrate these points using the example of a recently published trio of an original study, a failed replication, and a response by original authors. I argue that our scientific goals would be better served by efforts to avoid falling into these writing tropes and to instead move the discourse forward and reinforce the behaviours we want to see in our scientific community, such as the conduction of high-quality replication studies. All data and code at osf.io/du8xk.","DOI":"10.31234/osf.io/83z2y","language":"en-us","publisher":"PsyArXiv","source":"OSF Preprints","title":"General claims require generalized effects: A reply to Ruiz et al.’s (2020) ‘A systematic and critical response to Pendrous et al. (2020) replication study’","title-short":"General claims require generalized effects","URL":"https://psyarxiv.com/83z2y/","author":[{"family":"Hussey","given":"Ian"}],"accessed":{"date-parts":[["2023",2,24]]},"issued":{"date-parts":[["2020",5,7]]}},"prefix":"for a series of replies, in order of publication, see: "},{"id":4626,"uris":["http://zotero.org/users/1687755/items/YUWXE4HR"],"itemData":{"id":4626,"type":"article-journal","abstract":"Deliberate and explicit replication attempts are becoming more common across the behavioral sciences. Whilst replicability has been recognized as a core feature of science for decades (if not centuries), the directness of today’s replication work requires us to consider carefully how we communicate our research and how we conceptualize our theories in light of differing findings. This paper uses a concrete example to make a number of suggestions for how we, as a scientific community, ought to engage with replication attempts. Within Relational Frame Theory (RFT) there is a growing body of applied research on the effective use of metaphors to increase tolerance of aversive states. We conducted a replication of an earlier experimental analogue study (2020, this journal) and failed to find the specified effect. Ruiz et al. (2020, also this journal) have recently published a critical response in which they list a number of differences between our two studies which might account for the negative findings. We will use this series of three papers as our exemplum. We also take the opportunity to acknowledge some points of critique provided by Ruiz et al., and to set the record straight with respect to the differences between the original study and our replication attempt. We hope this discussion might help the CBS community to develop a coherent approach to the very current issue of replication.","container-title":"Journal of Contextual Behavioral Science","DOI":"10.1016/j.jcbs.2020.10.008","ISSN":"2212-1447","journalAbbreviation":"Journal of Contextual Behavioral Science","language":"en","source":"ScienceDirect","title":"In search of scope: A response to Ruiz et al. (2020)","title-short":"In search of scope","URL":"http://www.sciencedirect.com/science/article/pii/S2212144720302039","author":[{"family":"Hulbert-Williams","given":"L."},{"family":"Pendrous","given":"R."},{"family":"Hochard","given":"K. D."},{"family":"Hulbert-Williams","given":"N. J."}],"accessed":{"date-parts":[["2020",11,6]]},"issued":{"date-parts":[["2020",10,29]]}}},{"id":451,"uris":["http://zotero.org/users/1687755/items/SVCZDY7K"],"itemData":{"id":451,"type":"article-journal","abstract":"Conducting direct replication studies is crucial for the progress of science because they increase our confidence in the effect of the independent variables under the same or mostly the same experimental conditions. Pendrous et al. (2020) recently published an “extended direct replication” with negative results concerning the study by Sierra et al. (2016) and suggested the disparity in results was due to the supposed more stringent conditions of their study. However, a detailed comparison of the studies reveals that (a) they differed in many relevant aspects (e.g., participants' characteristics, experimental task, procedure, and experimental protocols): that preclude considering Pendrous et al.‘s study as a “direct replication; ” (b) the replication study did not specify some methodological strengths of the original study; and (c) the replication study had unnoticed methodological problems. In the replication study: (a) there was an overrepresentation of females, (b) there were notable differences across experimental conditions in the naïve status of the participants in terms of previous ACT/RFT knowledge and experience with the cold pressor task, (c) 21.4% of the participants were not native English speakers, (d) compensation was not the same for all participants, and (e) there were differences in the pauses prompting for relational elaboration across the experimental conditions. These methodological problems might limit the conclusions reached in the replication study. We call for greater precision in reporting and discussing replication studies by highlighting the commonalities and differences between the original and replication studies.","container-title":"Journal of Contextual Behavioral Science","DOI":"10.1016/j.jcbs.2020.04.011","ISSN":"2212-1447","journalAbbreviation":"Journal of Contextual Behavioral Science","language":"en","source":"ScienceDirect","title":"A systematic and critical response to Pendrous et al. (2020) replication study","URL":"http://www.sciencedirect.com/science/article/pii/S2212144720300983","author":[{"family":"Ruiz","given":"Francisco J."},{"family":"Luciano","given":"Carmen"},{"family":"Sierra","given":"Marco A."}],"accessed":{"date-parts":[["2020",5,2]]},"issued":{"date-parts":[["2020",4,30]]}}}],"schema":"https://github.com/citation-style-language/schema/raw/master/csl-citation.json"} </w:instrText>
+        <w:instrText xml:space="preserve"> ADDIN ZOTERO_ITEM CSL_CITATION {"citationID":"t4pgnuAp","properties":{"unsorted":true,"formattedCitation":"(Pendrous et al., 2020; for a series of replies, in order of publication, see: Hussey, 2020; Hulbert-Williams et al., 2020; Ruiz et al., 2020)","plainCitation":"(Pendrous et al., 2020; for a series of replies, in order of publication, see: Hussey, 2020; Hulbert-Williams et al., 2020; Ruiz et al., 2020)","noteIndex":0},"citationItems":[{"id":468,"uris":["http://zotero.org/users/1687755/items/E5JLVVRD"],"itemData":{"id":468,"type":"article-journal","abstract":"Relational frame theory claims that the tacit understanding of metaphorical language rests upon our ability to derive relations based on relevant contextual cues; with metaphor aptness being a function of learning history and the number and nature of contextual cues presented. Recent experimental research has explored whether metaphor aptness plays a role in changing behaviour. Sierra, Ruiz, Flórez, Riaño Hernández, and Luciano (2016) demonstrated that the presence of common physical properties (herein common properties; “cold”) within a perseverance metaphor increased pain tolerance to the cold pressor task. When the metaphor also specified appetitive augmental functions (herein augmentals; “something important to you”), pain tolerance also increased. We tested the replicability of these findings under more stringent conditions, using a stratified (by sex) double-blind randomised-controlled experimental design. Eighty-nine participants completed baseline measures of psychological flexibility, cognitive fusion, generalised pliance, and analogical reasoning ability. Participants were then allocated to a pre-recorded audio-delivered metaphor exercise containing either: (i) common properties; (ii) augmentals; (iii) both; or (iv) neither (control condition). Participants completed the cold pressor task before and after intervention. We found no change in pain tolerance following intervention in any condition. Given potential implications for apt metaphor use for changing behaviour, further work is required to establish why the original study's findings were not replicated, to identify boundary conditions for the putative effect, and test metaphor use in ecologically valid settings.","container-title":"Journal of Contextual Behavioral Science","DOI":"10.1016/j.jcbs.2020.02.003","ISSN":"2212-1447","journalAbbreviation":"Journal of Contextual Behavioral Science","language":"en","page":"17-24","source":"ScienceDirect","title":"Appetitive augmental functions and common physical properties in a pain-tolerance metaphor: An extended replication","title-short":"Appetitive augmental functions and common physical properties in a pain-tolerance metaphor","volume":"16","author":[{"family":"Pendrous","given":"Rosina"},{"family":"Hulbert-Williams","given":"Lee"},{"family":"Hochard","given":"Kevin D."},{"family":"Hulbert-Williams","given":"Nicholas J."}],"issued":{"date-parts":[["2020",4,1]]}}},{"id":140,"uris":["http://zotero.org/users/1687755/items/BEYEEZDB"],"itemData":{"id":140,"type":"article","abstract":"Recent evidence suggests replications of psychology studies produce discrepant findings, and that original studies frequently report inflated estimates of effect size. Colloquially speaking, studies ‘fail to replicate’ at an alarming rate, at least in terms of congruence of finding significant p values. Replies are often then written by the authors of the original studies. This discourse often follows a predictable pattern: highly general claims are made in an original study, the replication produces null results, and the response by the original authors primarily focuses on reasons to disqualify the replication’s results from requiring consideration, rather than acknowledging that the original study’s finding may not, in fact, be replicable, or that the generality of the original claims may require revision or constraint. I illustrate these points using the example of a recently published trio of an original study, a failed replication, and a response by original authors. I argue that our scientific goals would be better served by efforts to avoid falling into these writing tropes and to instead move the discourse forward and reinforce the behaviours we want to see in our scientific community, such as the conduction of high-quality replication studies. All data and code at osf.io/du8xk.","DOI":"10.31234/osf.io/83z2y","language":"en-us","publisher":"PsyArXiv","source":"OSF Preprints","title":"General claims require generalized effects: A reply to Ruiz et al.’s (2020) ‘A systematic and critical response to Pendrous et al. (2020) replication study’","title-short":"General claims require generalized effects","URL":"https://psyarxiv.com/83z2y/","author":[{"family":"Hussey","given":"Ian"}],"accessed":{"date-parts":[["2023",2,24]]},"issued":{"date-parts":[["2020",5,7]]}},"prefix":"for a series of replies, in order of publication, see: "},{"id":4626,"uris":["http://zotero.org/users/1687755/items/YUWXE4HR"],"itemData":{"id":4626,"type":"article-journal","abstract":"Deliberate and explicit replication attempts are becoming more common across the behavioral sciences. Whilst replicability has been recognized as a core feature of science for decades (if not centuries), the directness of today’s replication work requires us to consider carefully how we communicate our research and how we conceptualize our theories in light of differing findings. This paper uses a concrete example to make a number of suggestions for how we, as a scientific community, ought to engage with replication attempts. Within Relational Frame Theory (RFT) there is a growing body of applied research on the effective use of metaphors to increase tolerance of aversive states. We conducted a replication of an earlier experimental analogue study (2020, this journal) and failed to find the specified effect. Ruiz et al. (2020, also this journal) have recently published a critical response in which they list a number of differences between our two studies which might account for the negative findings. We will use this series of three papers as our exemplum. We also take the opportunity to acknowledge some points of critique provided by Ruiz et al., and to set the record straight with respect to the differences between the original study and our replication attempt. We hope this discussion might help the CBS community to develop a coherent approach to the very current issue of replication.","container-title":"Journal of Contextual Behavioral Science","DOI":"10.1016/j.jcbs.2020.10.008","ISSN":"2212-1447","journalAbbreviation":"Journal of Contextual Behavioral Science","language":"en","page":"306-311","source":"ScienceDirect","title":"In search of scope: A response to Ruiz et al. (2020)","title-short":"In search of scope","volume":"18","author":[{"family":"Hulbert-Williams","given":"L."},{"family":"Pendrous","given":"R."},{"family":"Hochard","given":"K. D."},{"family":"Hulbert-Williams","given":"N. J."}],"issued":{"date-parts":[["2020",10,29]]}}},{"id":451,"uris":["http://zotero.org/users/1687755/items/SVCZDY7K"],"itemData":{"id":451,"type":"article-journal","abstract":"Conducting direct replication studies is crucial for the progress of science because they increase our confidence in the effect of the independent variables under the same or mostly the same experimental conditions. Pendrous et al. (2020) recently published an “extended direct replication” with negative results concerning the study by Sierra et al. (2016) and suggested the disparity in results was due to the supposed more stringent conditions of their study. However, a detailed comparison of the studies reveals that (a) they differed in many relevant aspects (e.g., participants' characteristics, experimental task, procedure, and experimental protocols): that preclude considering Pendrous et al.‘s study as a “direct replication; ” (b) the replication study did not specify some methodological strengths of the original study; and (c) the replication study had unnoticed methodological problems. In the replication study: (a) there was an overrepresentation of females, (b) there were notable differences across experimental conditions in the naïve status of the participants in terms of previous ACT/RFT knowledge and experience with the cold pressor task, (c) 21.4% of the participants were not native English speakers, (d) compensation was not the same for all participants, and (e) there were differences in the pauses prompting for relational elaboration across the experimental conditions. These methodological problems might limit the conclusions reached in the replication study. We call for greater precision in reporting and discussing replication studies by highlighting the commonalities and differences between the original and replication studies.","container-title":"Journal of Contextual Behavioral Science","DOI":"10.1016/j.jcbs.2020.04.011","ISSN":"2212-1447","journalAbbreviation":"Journal of Contextual Behavioral Science","language":"en","page":"39-45","source":"ScienceDirect","title":"A systematic and critical response to Pendrous et al. (2020) replication study","volume":"17","author":[{"family":"Ruiz","given":"Francisco J."},{"family":"Luciano","given":"Carmen"},{"family":"Sierra","given":"Marco A."}],"issued":{"date-parts":[["2020",4,30]]}}}],"schema":"https://github.com/citation-style-language/schema/raw/master/csl-citation.json"} </w:instrText>
       </w:r>
       <w:r>
         <w:rPr>
@@ -11345,21 +12127,373 @@
         <w:rPr>
           <w:lang w:val="en-US"/>
         </w:rPr>
+        <w:t>(Pendrous et al., 2020; for a series of replies, in order of publication, see: Hussey, 2020; Hulbert-Williams et al., 2020; Ruiz et al., 2020)</w:t>
+      </w:r>
+      <w:r>
+        <w:rPr>
+          <w:lang w:val="en-US"/>
+        </w:rPr>
+        <w:fldChar w:fldCharType="end"/>
+      </w:r>
+      <w:r>
+        <w:rPr>
+          <w:lang w:val="en-US"/>
+        </w:rPr>
+        <w:t>.</w:t>
+      </w:r>
+    </w:p>
+    <w:p>
+      <w:pPr>
+        <w:pStyle w:val="Heading2"/>
+        <w:rPr>
+          <w:lang w:val="en-US"/>
+        </w:rPr>
+      </w:pPr>
+    </w:p>
+    <w:p>
+      <w:pPr>
+        <w:pStyle w:val="Heading2"/>
+        <w:rPr>
+          <w:lang w:val="en-US"/>
+        </w:rPr>
+      </w:pPr>
+      <w:r>
+        <w:rPr>
+          <w:lang w:val="en-US"/>
+        </w:rPr>
+        <w:t>A</w:t>
+      </w:r>
+      <w:r>
+        <w:rPr>
+          <w:lang w:val="en-US"/>
+        </w:rPr>
+        <w:t>n isolated case</w:t>
+      </w:r>
+      <w:r>
+        <w:rPr>
+          <w:lang w:val="en-US"/>
+        </w:rPr>
+        <w:t>?</w:t>
+      </w:r>
+    </w:p>
+    <w:p>
+      <w:pPr>
+        <w:rPr>
+          <w:lang w:val="en-US"/>
+        </w:rPr>
+      </w:pPr>
+      <w:r>
+        <w:rPr>
+          <w:lang w:val="en-US"/>
+        </w:rPr>
+        <w:t xml:space="preserve">The collective rendering by the </w:t>
+      </w:r>
+      <w:r>
+        <w:rPr>
+          <w:lang w:val="en-US"/>
+        </w:rPr>
+        <w:t>ACT/RFT</w:t>
+      </w:r>
+      <w:r>
+        <w:rPr>
+          <w:lang w:val="en-US"/>
+        </w:rPr>
+        <w:t xml:space="preserve"> </w:t>
+      </w:r>
+      <w:r>
+        <w:rPr>
+          <w:lang w:val="en-US"/>
+        </w:rPr>
+        <w:t>literature</w:t>
+      </w:r>
+      <w:r>
+        <w:rPr>
+          <w:lang w:val="en-US"/>
+        </w:rPr>
+        <w:t xml:space="preserve"> of Foody et al.</w:t>
+      </w:r>
+      <w:r>
+        <w:rPr>
+          <w:lang w:val="en-US"/>
+        </w:rPr>
+        <w:t>’s</w:t>
+      </w:r>
+      <w:r>
+        <w:rPr>
+          <w:lang w:val="en-US"/>
+        </w:rPr>
+        <w:t xml:space="preserve"> (2013</w:t>
+      </w:r>
+      <w:r>
+        <w:rPr>
+          <w:lang w:val="en-US"/>
+        </w:rPr>
+        <w:t>, 2015</w:t>
+      </w:r>
+      <w:r>
+        <w:rPr>
+          <w:lang w:val="en-US"/>
+        </w:rPr>
+        <w:t xml:space="preserve">) </w:t>
+      </w:r>
+      <w:r>
+        <w:rPr>
+          <w:lang w:val="en-US"/>
+        </w:rPr>
+        <w:t xml:space="preserve">results </w:t>
+      </w:r>
+      <w:r>
+        <w:rPr>
+          <w:lang w:val="en-US"/>
+        </w:rPr>
+        <w:t xml:space="preserve">into an incorrect but widely believed scientific </w:t>
+      </w:r>
+      <w:r>
+        <w:rPr>
+          <w:lang w:val="en-US"/>
+        </w:rPr>
+        <w:t>claim</w:t>
+      </w:r>
+      <w:r>
+        <w:rPr>
+          <w:lang w:val="en-US"/>
+        </w:rPr>
+        <w:t xml:space="preserve"> should give us pause for thought. Some may be quick to suggest that this is a single unfortunate example. It may be worth recalling that similar appeals to exceptionalism were made early in the replication crisis, and yet the problems kept spreading to new areas of work people previously argued to be unaffected. We must be careful to avoid hubris here </w:t>
+      </w:r>
+      <w:proofErr w:type="gramStart"/>
+      <w:r>
+        <w:rPr>
+          <w:lang w:val="en-US"/>
+        </w:rPr>
+        <w:t>too, and</w:t>
+      </w:r>
+      <w:proofErr w:type="gramEnd"/>
+      <w:r>
+        <w:rPr>
+          <w:lang w:val="en-US"/>
+        </w:rPr>
+        <w:t xml:space="preserve"> instead be open to the possibility that many areas of our work are built on shaky foundations. </w:t>
+      </w:r>
+      <w:r>
+        <w:rPr>
+          <w:lang w:val="en-US"/>
+        </w:rPr>
+        <w:t xml:space="preserve">Only large scale assessment of the credibility and trustworthiness of highly cited or influential work can determine the prevalence of such cases </w:t>
+      </w:r>
+      <w:r>
+        <w:rPr>
+          <w:lang w:val="en-US"/>
+        </w:rPr>
+        <w:fldChar w:fldCharType="begin"/>
+      </w:r>
+      <w:r>
+        <w:rPr>
+          <w:lang w:val="en-US"/>
+        </w:rPr>
+        <w:instrText xml:space="preserve"> ADDIN ZOTERO_ITEM CSL_CITATION {"citationID":"Sb0pskxd","properties":{"unsorted":false,"formattedCitation":"(Gelman &amp; King, 2025; Hussey &amp; Cummins, 2025; Wilkinson, Heal, Antoniou, et al., 2025; Wilkinson, Heal, Flemyng, et al., 2025)","plainCitation":"(Gelman &amp; King, 2025; Hussey &amp; Cummins, 2025; Wilkinson, Heal, Antoniou, et al., 2025; Wilkinson, Heal, Flemyng, et al., 2025)","noteIndex":0},"citationItems":[{"id":31579,"uris":["http://zotero.org/users/1687755/items/VJZUPUWK"],"itemData":{"id":31579,"type":"article-magazine","abstract":"We need a post-publication, citation-triggered review process.","container-title":"The Chronicle of Higher Education","language":"en","note":"section: The Review","title":"Social Science Is Broken. Here’s How to Fix It.","URL":"https://www.chronicle.com/article/social-science-is-broken-heres-how-to-fix-it","author":[{"family":"Gelman","given":"Andrew"},{"family":"King","given":"Andrew"}],"accessed":{"date-parts":[["2025",3,4]]},"issued":{"date-parts":[["2025",2,25]]}}},{"id":36090,"uris":["http://zotero.org/users/1687755/items/7FEICJMS"],"itemData":{"id":36090,"type":"post-weblog","abstract":"Authors: Ian Hussey &amp; Jamie Cummins\ntl;dr: 9.2% of all citations go to just 0.32% of psychology articles. To have the most impact, post-publication peer-review should focus on these influential articles.\nIn their recent piece in the Chronicle of Higher Education “Social Science Is Broken. Here’s How to Fix It”, Gelman &amp; King (2025) argued that science needs “a post-publication, citation-triggered review process,” where highly cited and therefore influential articles are automatically given post-publication peer review at a certain citation threshold.","container-title":"mmmdata.io","language":"en","title":"Post-publication peer-review should focus on highly influential articles","URL":"https://mmmdata.io/posts/2025/08/post-publication-peer-review-should-focus-on-highly-influential-articles/","author":[{"family":"Hussey","given":"Ian"},{"family":"Cummins","given":"Jamie"}],"accessed":{"date-parts":[["2026",1,23]]},"issued":{"date-parts":[["2025",8,11]]}}},{"id":33468,"uris":["http://zotero.org/users/1687755/items/X3JDLCK4"],"itemData":{"id":33468,"type":"article","abstract":"Background The aim of the INSPECT-SR project is to develop a tool to identify problematic RCTs in systematic reviews. In Stage 1 of the project, a list of potential trustworthiness checks was created. The checks on this list must be evaluated to determine which should be included in the INSPECT-SR tool.\nMethods We attempted to apply 72 trustworthiness checks to RCTs in 50 Cochrane Reviews. For each, we recorded whether the check was passed, failed or possibly failed, or whether it was not feasible to complete the check. Following application of the checks, we recorded whether we had concerns about the authenticity of each RCT. We repeated each meta-analysis after removing RCTs flagged by each check, and again after removing RCTs where we had concerns about authenticity, to estimate the impact of trustworthiness assessment. Trustworthiness assessments were compared to Risk of Bias and GRADE assessments in the reviews.\nResults 95 RCTs were assessed. Following application of the checks, assessors had some or serious concerns about the authenticity of 25% and 6% of the RCTs, respectively. Removing RCTs with either some or serious concerns resulted in 22% of meta-analyses having no remaining RCTs. However, many checks proved difficult to understand or implement, which may have led to unwarranted scepticism in some instances. Furthermore, we restricted assessment to meta-analyses with no more than 5 RCTs, which will distort the impact on results. No relationship was identified between trustworthiness assessment and Risk of Bias or GRADE.\nConclusions This study supports the case for routine trustworthiness assessment in systematic reviews, as problematic studies do not appear to be flagged by Risk of Bias assessment. The study produced evidence on the feasibility and impact of trustworthiness checks. These results will be used, in conjunction with those from a subsequent Delphi process, to determine which checks should be included in the INSPECT-SR tool.\nPlain language summary Systematic reviews collate evidence from randomised controlled trials (RCTs) to find out whether health interventions are safe and effective. However, it is now recognised that the findings of some RCTs are not genuine, and some of these studies appear to have been fabricated. Various checks for these “problematic” RCTs have been proposed, but it is necessary to evaluate these checks to find out which are useful and which are feasible. We applied a comprehensive list of “trustworthiness checks” to 95 RCTs in 50 systematic reviews to learn more about them, and to see how often performing the checks would lead us to classify RCTs as being potentially inauthentic. We found that applying the checks led to concerns about the authenticity of around 1 in 3 RCTs. However, we found that many of the checks were difficult to perform and could have been misinterpreted. This might have led us to be overly sceptical in some cases. The findings from this study will be used, alongside other evidence, to decide which of these checks should be performed routinely to try to identify problematic RCTs, to stop them from being mistaken for genuine studies and potentially being used to inform healthcare decisions.\nWhat is newAn extensive list of potential checks for assessing study trustworthiness was assessed via an application to 95 randomised controlled trials (RCTs) in 50 Cochrane Reviews.Following application of the checks, assessors had concerns about the authenticity of 32% of the RCTs.If these RCTs were excluded, 22% of meta-analyses would have no remaining RCTs.However, the study showed that some checks were frequently infeasible, and others could be easily misunderstood or misinterpreted.The study restricted assessment to meta-analyses including five or fewer RCTs, which might distort the impact of applying the checks.","DOI":"10.1101/2024.11.25.24316905","language":"en","license":"© 2025, Posted by Cold Spring Harbor Laboratory. This pre-print is available under a Creative Commons License (Attribution 4.0 International), CC BY 4.0, as described at http://creativecommons.org/licenses/by/4.0/","publisher":"medRxiv","source":"medRxiv","title":"Assessing the feasibility and impact of clinical trial trustworthiness checks via an application to Cochrane Reviews: Stage 2 of the INSPECT-SR project","title-short":"Assessing the feasibility and impact of clinical trial trustworthiness checks via an application to Cochrane Reviews","URL":"https://www.medrxiv.org/content/10.1101/2024.11.25.24316905v3","author":[{"family":"Wilkinson","given":"Jack"},{"family":"Heal","given":"Calvin"},{"family":"Antoniou","given":"Georgios A."},{"family":"Flemyng","given":"Ella"},{"family":"Ahnström","given":"Love"},{"family":"Alteri","given":"Alessandra"},{"family":"Avenell","given":"Alison"},{"family":"Barker","given":"Timothy Hugh"},{"family":"Borg","given":"David N."},{"family":"Brown","given":"Nicholas JL"},{"family":"Buhmann","given":"Rob"},{"family":"Calvache","given":"Jose A."},{"family":"Carlsson","given":"Rickard"},{"family":"Carter","given":"Lesley-Anne"},{"family":"Cashin","given":"Aidan G."},{"family":"Cotterill","given":"Sarah"},{"family":"Färnqvist","given":"Kenneth"},{"family":"Ferraro","given":"Michael C."},{"family":"Grohmann","given":"Steph"},{"family":"Gurrin","given":"Lyle C."},{"family":"Hayden","given":"Jill A."},{"family":"Hunter","given":"Kylie E."},{"family":"Hyltse","given":"Natalie"},{"family":"Jung","given":"Lukas"},{"family":"Krishan","given":"Ashma"},{"family":"Laporte","given":"Silvy"},{"family":"Lasserson","given":"Toby J."},{"family":"Laursen","given":"David RT"},{"family":"Lensen","given":"Sarah"},{"family":"Li","given":"Wentao"},{"family":"Li","given":"Tianjing"},{"family":"Liu","given":"Jianping"},{"family":"Locher","given":"Clara"},{"family":"Lu","given":"Zewen"},{"family":"Lundh","given":"Andreas"},{"family":"Marsden","given":"Antonia"},{"family":"Meyerowitz-Katz","given":"Gideon"},{"family":"Mol","given":"Ben W."},{"family":"Munn","given":"Zachary"},{"family":"Naudet","given":"Florian"},{"family":"Nunan","given":"David"},{"family":"O’Connell","given":"Neil E."},{"family":"Olsson","given":"Natasha"},{"family":"Parker","given":"Lisa"},{"family":"Patetsini","given":"Eleftheria"},{"family":"Redman","given":"Barbara"},{"family":"Rhodes","given":"Sarah"},{"family":"Richardson","given":"Rachel"},{"family":"Ringsten","given":"Martin"},{"family":"Rogozińska","given":"Ewelina"},{"family":"Seidler","given":"Anna Lene"},{"family":"Sheldrick","given":"Kyle"},{"family":"Stocking","given":"Katie"},{"family":"Sydenham","given":"Emma"},{"family":"Thomas","given":"Hugh"},{"family":"Tsokani","given":"Sofia"},{"family":"Vinatier","given":"Constant"},{"family":"Vorland","given":"Colby J."},{"family":"Wang","given":"Rui"},{"family":"Wattar","given":"Bassel H. Al"},{"family":"Weber","given":"Florencia"},{"family":"Weibel","given":"Stephanie"},{"family":"Wely","given":"Madelon","dropping-particle":"van"},{"family":"Xu","given":"Chang"},{"family":"Bero","given":"Lisa"},{"family":"Kirkham","given":"Jamie J."}],"accessed":{"date-parts":[["2025",7,18]]},"issued":{"date-parts":[["2025",1,6]]}}},{"id":34313,"uris":["http://zotero.org/users/1687755/items/T3RIEZZ3"],"itemData":{"id":34313,"type":"article","abstract":"Precis The integrity of evidence synthesis is threatened by problematic randomised controlled trials (RCTs). These are RCTs where there are serious concerns about the trustworthiness of the data or findings. This could be due to research misconduct, including fraud, or due to honest critical errors. If these RCTs are not detected, they may be inadvertently included in systematic reviews and guidelines, potentially distorting their results. To address this problem, the INSPECT-SR (INveStigating ProblEmatic Clinical Trials in Systematic Reviews) tool has been developed to assess the trustworthiness of RCTs. This will allow problematic RCTs to be identified and excluded from systematic reviews. This paper describes the development of INSPECT-SR. The tool and an associated guidance document are presented.","DOI":"10.1101/2025.09.03.25334905","language":"en","license":"© 2025, Posted by Cold Spring Harbor Laboratory. This pre-print is available under a Creative Commons License (Attribution 4.0 International), CC BY 4.0, as described at http://creativecommons.org/licenses/by/4.0/","note":"ISSN: 3067-2007\npage: 2025.09.03.25334905","publisher":"medRxiv","source":"medRxiv","title":"INSPECT-SR: a tool for assessing trustworthiness of randomised controlled trials","title-short":"INSPECT-SR","URL":"https://www.medrxiv.org/content/10.1101/2025.09.03.25334905v2","author":[{"family":"Wilkinson","given":"Jack"},{"family":"Heal","given":"Calvin"},{"family":"Flemyng","given":"Ella"},{"family":"Antoniou","given":"Georgios A."},{"family":"Aburrow","given":"Tony"},{"family":"Alfirevic","given":"Zarko"},{"family":"Avenell","given":"Alison"},{"family":"Barbour","given":"Virginia"},{"family":"Berghella","given":"Vincenzo"},{"family":"Bishop","given":"Dorothy V. M."},{"family":"Bordewijk","given":"Esmée M."},{"family":"Brown","given":"Nicholas J. L."},{"family":"Christopher","given":"Jana"},{"family":"Clarke","given":"Mike"},{"family":"Dahly","given":"Darren"},{"family":"Dennis","given":"Jane"},{"family":"Dicker","given":"Patrick"},{"family":"Dumville","given":"Jo"},{"family":"Frankish","given":"Helen"},{"family":"Grey","given":"Andrew"},{"family":"Grohmann","given":"Steph"},{"family":"Gurrin","given":"Lyle C."},{"family":"Hayden","given":"Jill A."},{"family":"Heathers","given":"James A. J."},{"family":"Hunter","given":"Kylie E."},{"family":"Hussey","given":"Ian"},{"family":"Jung","given":"Lukas"},{"family":"Lam","given":"Emily"},{"family":"Lasserson","given":"Toby J."},{"family":"Lensen","given":"Sarah"},{"family":"Li","given":"Tianjing"},{"family":"Li","given":"Wentao"},{"family":"Liu","given":"Jianping"},{"family":"Loder","given":"Elizabeth"},{"family":"Lundh","given":"Andreas"},{"family":"Meyerowitz-Katz","given":"Gideon"},{"family":"Mol","given":"Ben W."},{"family":"Naudet","given":"Florian"},{"family":"Noel-Storr","given":"Anna"},{"family":"O’Connell","given":"Neil E."},{"family":"Parker","given":"Lisa"},{"family":"Redberg","given":"Rita F."},{"family":"Redman","given":"Barbara K."},{"family":"Richardson","given":"Rachel"},{"family":"Seidler","given":"Anna Lene"},{"family":"Sheldrick","given":"Kyle"},{"family":"Sydenham","given":"Emma"},{"family":"Wely","given":"Madelon","dropping-particle":"van"},{"family":"Vorland","given":"Colby J."},{"family":"Wang","given":"Rui"},{"family":"Weibel","given":"Stephanie"},{"family":"Wjst","given":"Matthias"},{"family":"Bero","given":"Lisa"},{"family":"Kirkham","given":"Jamie J."}],"accessed":{"date-parts":[["2025",9,16]]},"issued":{"date-parts":[["2025",9,11]]}}}],"schema":"https://github.com/citation-style-language/schema/raw/master/csl-citation.json"} </w:instrText>
+      </w:r>
+      <w:r>
+        <w:rPr>
+          <w:lang w:val="en-US"/>
+        </w:rPr>
+        <w:fldChar w:fldCharType="separate"/>
+      </w:r>
+      <w:r>
+        <w:rPr>
+          <w:noProof/>
+          <w:lang w:val="en-US"/>
+        </w:rPr>
+        <w:t>(Gelman &amp; King, 2025; Hussey &amp; Cummins, 2025; Wilkinson, Heal, Antoniou, et al., 2025; Wilkinson, Heal, Flemyng, et al., 2025)</w:t>
+      </w:r>
+      <w:r>
+        <w:rPr>
+          <w:lang w:val="en-US"/>
+        </w:rPr>
+        <w:fldChar w:fldCharType="end"/>
+      </w:r>
+      <w:r>
+        <w:rPr>
+          <w:lang w:val="en-US"/>
+        </w:rPr>
+        <w:t>.</w:t>
+      </w:r>
+    </w:p>
+    <w:p>
+      <w:pPr>
+        <w:rPr>
+          <w:lang w:val="en-US"/>
+        </w:rPr>
+      </w:pPr>
+    </w:p>
+    <w:p>
+      <w:pPr>
+        <w:pStyle w:val="Heading1"/>
+        <w:rPr>
+          <w:lang w:val="en-US"/>
+        </w:rPr>
+      </w:pPr>
+      <w:proofErr w:type="spellStart"/>
+      <w:r>
+        <w:t>CRediT</w:t>
+      </w:r>
+      <w:proofErr w:type="spellEnd"/>
+      <w:r>
+        <w:t xml:space="preserve"> </w:t>
+      </w:r>
+      <w:r>
+        <w:rPr>
+          <w:lang w:val="en-US"/>
+        </w:rPr>
+        <w:t>Contributorship</w:t>
+      </w:r>
+      <w:r>
+        <w:rPr>
+          <w:lang w:val="en-US"/>
+        </w:rPr>
+        <w:t xml:space="preserve"> Statement</w:t>
+      </w:r>
+    </w:p>
+    <w:p>
+      <w:pPr>
+        <w:rPr>
+          <w:lang w:val="en-US"/>
+        </w:rPr>
+      </w:pPr>
+      <w:r>
+        <w:rPr>
+          <w:lang w:val="en-US"/>
+        </w:rPr>
+        <w:t>IH was responsible for all aspects of this research.</w:t>
+      </w:r>
+    </w:p>
+    <w:p>
+      <w:pPr>
+        <w:pStyle w:val="Heading1"/>
+        <w:jc w:val="both"/>
+        <w:rPr>
+          <w:lang w:val="en-US"/>
+        </w:rPr>
+      </w:pPr>
+    </w:p>
+    <w:p>
+      <w:pPr>
+        <w:pStyle w:val="Heading1"/>
+        <w:rPr>
+          <w:lang w:val="en-US"/>
+        </w:rPr>
+      </w:pPr>
+      <w:r>
+        <w:rPr>
+          <w:lang w:val="en-US"/>
+        </w:rPr>
+        <w:t>Conflict of Interest</w:t>
+      </w:r>
+    </w:p>
+    <w:p>
+      <w:pPr>
+        <w:rPr>
+          <w:lang w:val="en-US"/>
+        </w:rPr>
+      </w:pPr>
+      <w:r>
+        <w:rPr>
+          <w:lang w:val="en-US"/>
+        </w:rPr>
+        <w:t xml:space="preserve">Prof Dermot Barnes-Holmes, one of the authors of </w:t>
+      </w:r>
+      <w:r>
+        <w:rPr>
+          <w:lang w:val="en-US"/>
+        </w:rPr>
+        <w:t>Foody</w:t>
+      </w:r>
+      <w:r>
+        <w:rPr>
+          <w:lang w:val="en-US"/>
+        </w:rPr>
+        <w:t xml:space="preserve"> et al. (201</w:t>
+      </w:r>
+      <w:r>
+        <w:rPr>
+          <w:lang w:val="en-US"/>
+        </w:rPr>
+        <w:t>3</w:t>
+      </w:r>
+      <w:r>
+        <w:rPr>
+          <w:lang w:val="en-US"/>
+        </w:rPr>
+        <w:t>), was my PhD supervisor between 2010 and 2015. I have not actively collaborated with Prof Barnes-Holmes since 2015. Articles led by third parties of which we were both co-authors were published up to 2018. I declare that I have no other conflicts of interest associated with the publication of this manuscript.</w:t>
+      </w:r>
+      <w:r>
+        <w:rPr>
+          <w:lang w:val="en-US"/>
+        </w:rPr>
+        <w:t xml:space="preserve"> I declare that the I share a </w:t>
+      </w:r>
+      <w:proofErr w:type="spellStart"/>
+      <w:r>
+        <w:rPr>
+          <w:lang w:val="en-US"/>
+        </w:rPr>
+        <w:t>coauthorship</w:t>
+      </w:r>
+      <w:proofErr w:type="spellEnd"/>
+      <w:r>
+        <w:rPr>
+          <w:lang w:val="en-US"/>
+        </w:rPr>
+        <w:t xml:space="preserve"> of the Replication Database</w:t>
+      </w:r>
+      <w:r>
+        <w:rPr>
+          <w:lang w:val="en-US"/>
+        </w:rPr>
+        <w:t xml:space="preserve"> </w:t>
+      </w:r>
+      <w:r>
+        <w:rPr>
+          <w:lang w:val="en-US"/>
+        </w:rPr>
+        <w:fldChar w:fldCharType="begin"/>
+      </w:r>
+      <w:r>
+        <w:rPr>
+          <w:lang w:val="en-US"/>
+        </w:rPr>
+        <w:instrText xml:space="preserve"> ADDIN ZOTERO_ITEM CSL_CITATION {"citationID":"kAUGji2g","properties":{"unsorted":false,"formattedCitation":"(R\\uc0\\u246{}seler et al., 2024)","plainCitation":"(Röseler et al., 2024)","noteIndex":0},"citationItems":[{"id":38008,"uris":["http://zotero.org/users/1687755/items/85IJGAYT"],"itemData":{"id":38008,"type":"article-journal","abstract":"In psychological science, replicability—repeating a study with a new sample achieving consistent results ()—is critical for affirming the validity of scientific findings. Despite its importance, replication efforts are few and far between in psychological science with many attempts failing to corroborate past findings. This scarcity, compounded by the difficulty in accessing replication data, jeopardizes the efficient allocation of research resources and impedes scientific advancement. Addressing this crucial gap, we present the Replication Database (https://forrt-replications.shinyapps.io/fred_explorer), a novel platform hosting 1,239 original findings paired with replication findings. The infrastructure of this database allows researchers to submit, access, and engage with replication findings. The database makes replications visible, easily findable via a graphical user interface, and tracks replication rates across various factors, such as publication year or journal. This will facilitate future efforts to evaluate the robustness of psychological research.","container-title":"Journal of Open Psychology Data","DOI":"10.5334/jopd.101","ISSN":"2050-9863","issue":"1","journalAbbreviation":"J Open Psychol Data","page":"8","PMID":"40687679","PMCID":"PMC12270267","source":"PubMed Central","title":"The Replication Database: Documenting the Replicability of Psychological Science","title-short":"The Replication Database","volume":"12","author":[{"family":"Röseler","given":"Lukas"},{"family":"Kaiser","given":"Leonard"},{"family":"Doetsch","given":"Christopher"},{"family":"Klett","given":"Noah"},{"family":"Seida","given":"Christian"},{"family":"Schütz","given":"Astrid"},{"family":"Aczel","given":"Balazs"},{"family":"Adelina","given":"Nadia"},{"family":"Agostini","given":"Valeria"},{"family":"Alarie","given":"Samuel"},{"family":"Albayrak-Aydemir","given":"Nihan"},{"family":"Aldoh","given":"Alaa"},{"family":"Al-Hoorie","given":"Ali H."},{"family":"Azevedo","given":"Flavio"},{"family":"Baker","given":"Bradley J."},{"family":"Barth","given":"Charlotte Lilian"},{"family":"Beitner","given":"Julia"},{"family":"Brick","given":"Cameron"},{"family":"Brohmer","given":"Hilmar"},{"family":"Chandrashekar","given":"Subramanya Prasad"},{"family":"Chung","given":"Kai Li"},{"family":"Cockcroft","given":"Jamie P."},{"family":"Cummins","given":"Jamie"},{"family":"Diveica","given":"Veronica"},{"family":"Dumbalska","given":"Tsvetomira"},{"family":"Efendic","given":"Emir"},{"family":"Elsherif","given":"Mahmoud"},{"family":"Evans","given":"Thomas"},{"family":"Feldman","given":"Gilad"},{"family":"Fillon","given":"Adrien"},{"family":"Förster","given":"Nico"},{"family":"Frese","given":"Joris"},{"family":"Genschow","given":"Oliver"},{"family":"Giannouli","given":"Vaitsa"},{"family":"Gjoneska","given":"Biljana"},{"family":"Gnambs","given":"Timo"},{"family":"Gourdon-Kanhukamwe","given":"Amélie"},{"family":"Graham","given":"Christopher J."},{"family":"Hartmann","given":"Helena"},{"family":"Haviva","given":"Clove"},{"family":"Herderich","given":"Alina"},{"family":"Hilbert","given":"Leon P."},{"family":"Holgado","given":"Darías"},{"family":"Hussey","given":"Ian"},{"family":"Ilchovska","given":"Zlatomira G."},{"family":"Kalandadze","given":"Tamara"},{"family":"Karhulahti","given":"Veli-Matti"},{"family":"Kasseckert","given":"Leon"},{"family":"Klingelhöfer-Jens","given":"Maren"},{"family":"Koppold","given":"Alina"},{"family":"Korbmacher","given":"Max"},{"family":"Kulke","given":"Louisa"},{"family":"Kuper","given":"Niclas"},{"family":"LaPlume","given":"Annalise"},{"family":"Leech","given":"Gavin"},{"family":"Lohkamp","given":"Feline"},{"family":"Lou","given":"Nigel Mantou"},{"family":"Lynott","given":"Dermot"},{"family":"Maier","given":"Maximilian"},{"family":"Meier","given":"Maria"},{"family":"Montefinese","given":"Maria"},{"family":"Moreau","given":"David"},{"family":"Mrkva","given":"Kellen"},{"family":"Nemcova","given":"Monika"},{"family":"Oomen","given":"Danna"},{"family":"Packheiser","given":"Julian"},{"family":"Pandey","given":"Shubham"},{"family":"Papenmeier","given":"Frank"},{"family":"Paruzel-Czachura","given":"Mariola"},{"family":"Pavlov","given":"Yuri G."},{"family":"Pavlović","given":"Zoran"},{"family":"Pennington","given":"Charlotte R."},{"family":"Pittelkow","given":"Merle-Marie"},{"family":"Plomp","given":"Willemijn"},{"family":"Plonski","given":"Paul E."},{"family":"Pronizius","given":"Ekaterina"},{"family":"Pua","given":"Andrew Adrian"},{"family":"Pypno-Blajda","given":"Katarzyna"},{"family":"Rausch","given":"Manuel"},{"family":"Rebholz","given":"Tobias R."},{"family":"Richert","given":"Elena"},{"family":"Röer","given":"Jan Philipp"},{"family":"Ross","given":"Robert"},{"family":"Schmidt","given":"Kathleen"},{"family":"Skvortsova","given":"Aleksandrina"},{"family":"Sperl","given":"Matthias F. J."},{"family":"Tan","given":"Alvin W. M."},{"family":"Thürmer","given":"J. Lukas"},{"family":"Tołopiło","given":"Aleksandra"},{"family":"Vanpaemel","given":"Wolf"},{"family":"Vaughn","given":"Leigh Ann"},{"family":"Verheyen","given":"Steven"},{"family":"Wallrich","given":"Lukas"},{"family":"Weber","given":"Lucia"},{"family":"Wolska","given":"Julia K."},{"family":"Zaneva","given":"Mirela"},{"family":"Zhang","given":"Yikang"}],"issued":{"date-parts":[["2024"]]}}}],"schema":"https://github.com/citation-style-language/schema/raw/master/csl-citation.json"} </w:instrText>
+      </w:r>
+      <w:r>
+        <w:rPr>
+          <w:lang w:val="en-US"/>
+        </w:rPr>
+        <w:fldChar w:fldCharType="separate"/>
+      </w:r>
+      <w:r>
+        <w:rPr>
+          <w:rFonts w:eastAsiaTheme="minorHAnsi"/>
+          <w:szCs w:val="24"/>
+          <w:lang w:val="en-GB" w:eastAsia="en-US"/>
+        </w:rPr>
         <w:t>(</w:t>
       </w:r>
       <w:proofErr w:type="spellStart"/>
       <w:r>
         <w:rPr>
-          <w:lang w:val="en-US"/>
-        </w:rPr>
-        <w:t>Pendrous</w:t>
+          <w:rFonts w:eastAsiaTheme="minorHAnsi"/>
+          <w:szCs w:val="24"/>
+          <w:lang w:val="en-GB" w:eastAsia="en-US"/>
+        </w:rPr>
+        <w:t>Röseler</w:t>
       </w:r>
       <w:proofErr w:type="spellEnd"/>
       <w:r>
         <w:rPr>
-          <w:lang w:val="en-US"/>
-        </w:rPr>
-        <w:t xml:space="preserve"> et al., 2020; for a series of replies, in order of publication, see: Hussey, 2020; Hulbert-Williams et al., 2020; Ruiz et al., 2020)</w:t>
+          <w:rFonts w:eastAsiaTheme="minorHAnsi"/>
+          <w:szCs w:val="24"/>
+          <w:lang w:val="en-GB" w:eastAsia="en-US"/>
+        </w:rPr>
+        <w:t xml:space="preserve"> et al., 2024)</w:t>
       </w:r>
       <w:r>
         <w:rPr>
@@ -11371,153 +12505,45 @@
         <w:rPr>
           <w:lang w:val="en-US"/>
         </w:rPr>
-        <w:t>.</w:t>
-      </w:r>
-    </w:p>
-    <w:p>
-      <w:pPr>
-        <w:pStyle w:val="Heading2"/>
-        <w:rPr>
-          <w:lang w:val="en-US"/>
-        </w:rPr>
-      </w:pPr>
-    </w:p>
-    <w:p>
-      <w:pPr>
-        <w:pStyle w:val="Heading2"/>
-        <w:rPr>
-          <w:lang w:val="en-US"/>
-        </w:rPr>
-      </w:pPr>
-      <w:r>
-        <w:rPr>
-          <w:lang w:val="en-US"/>
-        </w:rPr>
-        <w:t>A</w:t>
-      </w:r>
-      <w:r>
-        <w:rPr>
-          <w:lang w:val="en-US"/>
-        </w:rPr>
-        <w:t>n isolated case</w:t>
-      </w:r>
-      <w:r>
-        <w:rPr>
-          <w:lang w:val="en-US"/>
-        </w:rPr>
-        <w:t>?</w:t>
-      </w:r>
-    </w:p>
-    <w:p>
-      <w:pPr>
-        <w:rPr>
-          <w:lang w:val="en-US"/>
-        </w:rPr>
-      </w:pPr>
-      <w:r>
-        <w:rPr>
-          <w:lang w:val="en-US"/>
-        </w:rPr>
-        <w:t xml:space="preserve">The collective rendering by the </w:t>
-      </w:r>
-      <w:r>
-        <w:rPr>
-          <w:lang w:val="en-US"/>
-        </w:rPr>
-        <w:t>ACT/RFT</w:t>
-      </w:r>
-      <w:r>
-        <w:rPr>
-          <w:lang w:val="en-US"/>
-        </w:rPr>
-        <w:t xml:space="preserve"> </w:t>
-      </w:r>
-      <w:r>
-        <w:rPr>
-          <w:lang w:val="en-US"/>
-        </w:rPr>
-        <w:t>literature</w:t>
-      </w:r>
-      <w:r>
-        <w:rPr>
-          <w:lang w:val="en-US"/>
-        </w:rPr>
-        <w:t xml:space="preserve"> of Foody et al.</w:t>
-      </w:r>
-      <w:r>
-        <w:rPr>
-          <w:lang w:val="en-US"/>
-        </w:rPr>
-        <w:t>’s</w:t>
-      </w:r>
-      <w:r>
-        <w:rPr>
-          <w:lang w:val="en-US"/>
-        </w:rPr>
-        <w:t xml:space="preserve"> (2013</w:t>
-      </w:r>
-      <w:r>
-        <w:rPr>
-          <w:lang w:val="en-US"/>
-        </w:rPr>
-        <w:t>, 2015</w:t>
-      </w:r>
-      <w:r>
-        <w:rPr>
-          <w:lang w:val="en-US"/>
-        </w:rPr>
-        <w:t xml:space="preserve">) </w:t>
-      </w:r>
-      <w:r>
-        <w:rPr>
-          <w:lang w:val="en-US"/>
-        </w:rPr>
-        <w:t xml:space="preserve">results </w:t>
-      </w:r>
-      <w:r>
-        <w:rPr>
-          <w:lang w:val="en-US"/>
-        </w:rPr>
-        <w:t xml:space="preserve">into an </w:t>
-      </w:r>
-      <w:r>
-        <w:rPr>
-          <w:lang w:val="en-US"/>
-        </w:rPr>
-        <w:t xml:space="preserve">incorrect but widely believed scientific </w:t>
-      </w:r>
-      <w:r>
-        <w:rPr>
-          <w:lang w:val="en-US"/>
-        </w:rPr>
-        <w:t>claim</w:t>
-      </w:r>
-      <w:r>
-        <w:rPr>
-          <w:lang w:val="en-US"/>
-        </w:rPr>
-        <w:t xml:space="preserve"> should give us pause for thought. Some may be quick to suggest that this is a single unfortunate example. It may be worth recalling that similar appeals to exceptionalism were made early in the replication crisis, and yet the problems kept spreading to new areas of work people previously argued to be unaffected. We must be careful to avoid hubris here </w:t>
-      </w:r>
-      <w:proofErr w:type="gramStart"/>
-      <w:r>
-        <w:rPr>
-          <w:lang w:val="en-US"/>
-        </w:rPr>
-        <w:t>too, and</w:t>
-      </w:r>
-      <w:proofErr w:type="gramEnd"/>
-      <w:r>
-        <w:rPr>
-          <w:lang w:val="en-US"/>
-        </w:rPr>
-        <w:t xml:space="preserve"> instead be open to the possibility that many areas of our work are built on shaky foundations. </w:t>
-      </w:r>
-      <w:r>
-        <w:rPr>
-          <w:lang w:val="en-US"/>
-        </w:rPr>
-        <w:t xml:space="preserve">Only large scale assessment of the credibility and trustworthiness of highly cited or influential work can determine the prevalence of such cases </w:t>
-      </w:r>
+        <w:t>,</w:t>
+      </w:r>
+      <w:r>
+        <w:rPr>
+          <w:lang w:val="en-US"/>
+        </w:rPr>
+        <w:t xml:space="preserve"> a Big Team Science project with over 100 authors, with editor of the Journal of Replication Research. </w:t>
+      </w:r>
+    </w:p>
+    <w:p>
+      <w:pPr>
+        <w:ind w:firstLine="0"/>
+        <w:rPr>
+          <w:lang w:val="en-US"/>
+        </w:rPr>
+      </w:pPr>
+    </w:p>
+    <w:p>
+      <w:pPr>
+        <w:pStyle w:val="Heading1"/>
+        <w:rPr>
+          <w:lang w:val="en-US"/>
+        </w:rPr>
+      </w:pPr>
+      <w:r>
+        <w:rPr>
+          <w:lang w:val="en-US"/>
+        </w:rPr>
+        <w:t>References</w:t>
+      </w:r>
+    </w:p>
+    <w:p>
+      <w:pPr>
+        <w:pStyle w:val="Bibliography"/>
+        <w:rPr>
+          <w:rFonts w:eastAsiaTheme="minorHAnsi"/>
+          <w:lang w:eastAsia="en-US"/>
+        </w:rPr>
+      </w:pPr>
       <w:r>
         <w:rPr>
           <w:lang w:val="en-US"/>
@@ -11528,7 +12554,7 @@
         <w:rPr>
           <w:lang w:val="en-US"/>
         </w:rPr>
-        <w:instrText xml:space="preserve"> ADDIN ZOTERO_ITEM CSL_CITATION {"citationID":"Vv3TeLWG","properties":{"formattedCitation":"(Gelman &amp; King, 2025; Hussey &amp; Cummins, 2025; Wilkinson et al., 2025)","plainCitation":"(Gelman &amp; King, 2025; Hussey &amp; Cummins, 2025; Wilkinson et al., 2025)","noteIndex":0},"citationItems":[{"id":31579,"uris":["http://zotero.org/users/1687755/items/VJZUPUWK"],"itemData":{"id":31579,"type":"article-magazine","abstract":"We need a post-publication, citation-triggered review process.","container-title":"The Chronicle of Higher Education","language":"en","note":"section: The Review","title":"Social Science Is Broken. Here’s How to Fix It.","URL":"https://www.chronicle.com/article/social-science-is-broken-heres-how-to-fix-it","author":[{"family":"Gelman","given":"Andrew"},{"family":"King","given":"Andrew"}],"accessed":{"date-parts":[["2025",3,4]]},"issued":{"date-parts":[["2025",2,25]]}}},{"id":36090,"uris":["http://zotero.org/users/1687755/items/7FEICJMS"],"itemData":{"id":36090,"type":"post-weblog","abstract":"Authors: Ian Hussey &amp; Jamie Cummins\ntl;dr: 9.2% of all citations go to just 0.32% of psychology articles. To have the most impact, post-publication peer-review should focus on these influential articles.\nIn their recent piece in the Chronicle of Higher Education “Social Science Is Broken. Here’s How to Fix It”, Gelman &amp; King (2025) argued that science needs “a post-publication, citation-triggered review process,” where highly cited and therefore influential articles are automatically given post-publication peer review at a certain citation threshold.","container-title":"mmmdata.io","language":"en","title":"Post-publication peer-review should focus on highly influential articles","URL":"https://mmmdata.io/posts/2025/08/post-publication-peer-review-should-focus-on-highly-influential-articles/","author":[{"family":"Hussey","given":"Ian"},{"family":"Cummins","given":"Jamie"}],"accessed":{"date-parts":[["2026",1,23]]},"issued":{"date-parts":[["2025",8,11]]}}},{"id":33468,"uris":["http://zotero.org/users/1687755/items/X3JDLCK4"],"itemData":{"id":33468,"type":"article","abstract":"Background The aim of the INSPECT-SR project is to develop a tool to identify problematic RCTs in systematic reviews. In Stage 1 of the project, a list of potential trustworthiness checks was created. The checks on this list must be evaluated to determine which should be included in the INSPECT-SR tool.\nMethods We attempted to apply 72 trustworthiness checks to RCTs in 50 Cochrane Reviews. For each, we recorded whether the check was passed, failed or possibly failed, or whether it was not feasible to complete the check. Following application of the checks, we recorded whether we had concerns about the authenticity of each RCT. We repeated each meta-analysis after removing RCTs flagged by each check, and again after removing RCTs where we had concerns about authenticity, to estimate the impact of trustworthiness assessment. Trustworthiness assessments were compared to Risk of Bias and GRADE assessments in the reviews.\nResults 95 RCTs were assessed. Following application of the checks, assessors had some or serious concerns about the authenticity of 25% and 6% of the RCTs, respectively. Removing RCTs with either some or serious concerns resulted in 22% of meta-analyses having no remaining RCTs. However, many checks proved difficult to understand or implement, which may have led to unwarranted scepticism in some instances. Furthermore, we restricted assessment to meta-analyses with no more than 5 RCTs, which will distort the impact on results. No relationship was identified between trustworthiness assessment and Risk of Bias or GRADE.\nConclusions This study supports the case for routine trustworthiness assessment in systematic reviews, as problematic studies do not appear to be flagged by Risk of Bias assessment. The study produced evidence on the feasibility and impact of trustworthiness checks. These results will be used, in conjunction with those from a subsequent Delphi process, to determine which checks should be included in the INSPECT-SR tool.\nPlain language summary Systematic reviews collate evidence from randomised controlled trials (RCTs) to find out whether health interventions are safe and effective. However, it is now recognised that the findings of some RCTs are not genuine, and some of these studies appear to have been fabricated. Various checks for these “problematic” RCTs have been proposed, but it is necessary to evaluate these checks to find out which are useful and which are feasible. We applied a comprehensive list of “trustworthiness checks” to 95 RCTs in 50 systematic reviews to learn more about them, and to see how often performing the checks would lead us to classify RCTs as being potentially inauthentic. We found that applying the checks led to concerns about the authenticity of around 1 in 3 RCTs. However, we found that many of the checks were difficult to perform and could have been misinterpreted. This might have led us to be overly sceptical in some cases. The findings from this study will be used, alongside other evidence, to decide which of these checks should be performed routinely to try to identify problematic RCTs, to stop them from being mistaken for genuine studies and potentially being used to inform healthcare decisions.\nWhat is newAn extensive list of potential checks for assessing study trustworthiness was assessed via an application to 95 randomised controlled trials (RCTs) in 50 Cochrane Reviews.Following application of the checks, assessors had concerns about the authenticity of 32% of the RCTs.If these RCTs were excluded, 22% of meta-analyses would have no remaining RCTs.However, the study showed that some checks were frequently infeasible, and others could be easily misunderstood or misinterpreted.The study restricted assessment to meta-analyses including five or fewer RCTs, which might distort the impact of applying the checks.","DOI":"10.1101/2024.11.25.24316905","language":"en","license":"© 2025, Posted by Cold Spring Harbor Laboratory. This pre-print is available under a Creative Commons License (Attribution 4.0 International), CC BY 4.0, as described at http://creativecommons.org/licenses/by/4.0/","note":"page: 2024.11.25.24316905","publisher":"medRxiv","source":"medRxiv","title":"Assessing the feasibility and impact of clinical trial trustworthiness checks via an application to Cochrane Reviews: Stage 2 of the INSPECT-SR project","title-short":"Assessing the feasibility and impact of clinical trial trustworthiness checks via an application to Cochrane Reviews","URL":"https://www.medrxiv.org/content/10.1101/2024.11.25.24316905v3","author":[{"family":"Wilkinson","given":"Jack"},{"family":"Heal","given":"Calvin"},{"family":"Antoniou","given":"Georgios A."},{"family":"Flemyng","given":"Ella"},{"family":"Ahnström","given":"Love"},{"family":"Alteri","given":"Alessandra"},{"family":"Avenell","given":"Alison"},{"family":"Barker","given":"Timothy Hugh"},{"family":"Borg","given":"David N."},{"family":"Brown","given":"Nicholas JL"},{"family":"Buhmann","given":"Rob"},{"family":"Calvache","given":"Jose A."},{"family":"Carlsson","given":"Rickard"},{"family":"Carter","given":"Lesley-Anne"},{"family":"Cashin","given":"Aidan G."},{"family":"Cotterill","given":"Sarah"},{"family":"Färnqvist","given":"Kenneth"},{"family":"Ferraro","given":"Michael C."},{"family":"Grohmann","given":"Steph"},{"family":"Gurrin","given":"Lyle C."},{"family":"Hayden","given":"Jill A."},{"family":"Hunter","given":"Kylie E."},{"family":"Hyltse","given":"Natalie"},{"family":"Jung","given":"Lukas"},{"family":"Krishan","given":"Ashma"},{"family":"Laporte","given":"Silvy"},{"family":"Lasserson","given":"Toby J."},{"family":"Laursen","given":"David RT"},{"family":"Lensen","given":"Sarah"},{"family":"Li","given":"Wentao"},{"family":"Li","given":"Tianjing"},{"family":"Liu","given":"Jianping"},{"family":"Locher","given":"Clara"},{"family":"Lu","given":"Zewen"},{"family":"Lundh","given":"Andreas"},{"family":"Marsden","given":"Antonia"},{"family":"Meyerowitz-Katz","given":"Gideon"},{"family":"Mol","given":"Ben W."},{"family":"Munn","given":"Zachary"},{"family":"Naudet","given":"Florian"},{"family":"Nunan","given":"David"},{"family":"O’Connell","given":"Neil E."},{"family":"Olsson","given":"Natasha"},{"family":"Parker","given":"Lisa"},{"family":"Patetsini","given":"Eleftheria"},{"family":"Redman","given":"Barbara"},{"family":"Rhodes","given":"Sarah"},{"family":"Richardson","given":"Rachel"},{"family":"Ringsten","given":"Martin"},{"family":"Rogozińska","given":"Ewelina"},{"family":"Seidler","given":"Anna Lene"},{"family":"Sheldrick","given":"Kyle"},{"family":"Stocking","given":"Katie"},{"family":"Sydenham","given":"Emma"},{"family":"Thomas","given":"Hugh"},{"family":"Tsokani","given":"Sofia"},{"family":"Vinatier","given":"Constant"},{"family":"Vorland","given":"Colby J."},{"family":"Wang","given":"Rui"},{"family":"Wattar","given":"Bassel H. Al"},{"family":"Weber","given":"Florencia"},{"family":"Weibel","given":"Stephanie"},{"family":"Wely","given":"Madelon","dropping-particle":"van"},{"family":"Xu","given":"Chang"},{"family":"Bero","given":"Lisa"},{"family":"Kirkham","given":"Jamie J."}],"accessed":{"date-parts":[["2025",7,18]]},"issued":{"date-parts":[["2025",1,6]]}}}],"schema":"https://github.com/citation-style-language/schema/raw/master/csl-citation.json"} </w:instrText>
+        <w:instrText xml:space="preserve"> ADDIN ZOTERO_BIBL {"uncited":[],"omitted":[],"custom":[]} CSL_BIBLIOGRAPHY </w:instrText>
       </w:r>
       <w:r>
         <w:rPr>
@@ -11538,271 +12564,10 @@
       </w:r>
       <w:r>
         <w:rPr>
-          <w:noProof/>
-          <w:lang w:val="en-US"/>
-        </w:rPr>
-        <w:t>(Gelman &amp; King, 2025; Hussey &amp; Cummins, 2025; Wilkinson et al., 2025)</w:t>
-      </w:r>
-      <w:r>
-        <w:rPr>
-          <w:lang w:val="en-US"/>
-        </w:rPr>
-        <w:fldChar w:fldCharType="end"/>
-      </w:r>
-      <w:r>
-        <w:rPr>
-          <w:lang w:val="en-US"/>
-        </w:rPr>
-        <w:t>.</w:t>
-      </w:r>
-    </w:p>
-    <w:p>
-      <w:pPr>
-        <w:rPr>
-          <w:lang w:val="en-US"/>
-        </w:rPr>
-      </w:pPr>
-    </w:p>
-    <w:p>
-      <w:pPr>
-        <w:pStyle w:val="Heading1"/>
-        <w:rPr>
-          <w:lang w:val="en-US"/>
-        </w:rPr>
-      </w:pPr>
-      <w:proofErr w:type="spellStart"/>
-      <w:r>
-        <w:t>CRediT</w:t>
-      </w:r>
-      <w:proofErr w:type="spellEnd"/>
-      <w:r>
-        <w:t xml:space="preserve"> </w:t>
-      </w:r>
-      <w:r>
-        <w:rPr>
-          <w:lang w:val="en-US"/>
-        </w:rPr>
-        <w:t>Contributorship</w:t>
-      </w:r>
-      <w:r>
-        <w:rPr>
-          <w:lang w:val="en-US"/>
-        </w:rPr>
-        <w:t xml:space="preserve"> Statement</w:t>
-      </w:r>
-    </w:p>
-    <w:p>
-      <w:pPr>
-        <w:rPr>
-          <w:lang w:val="en-US"/>
-        </w:rPr>
-      </w:pPr>
-      <w:r>
-        <w:rPr>
-          <w:lang w:val="en-US"/>
-        </w:rPr>
-        <w:t>IH was responsible for all aspects of this research.</w:t>
-      </w:r>
-    </w:p>
-    <w:p>
-      <w:pPr>
-        <w:rPr>
-          <w:lang w:val="en-US"/>
-        </w:rPr>
-      </w:pPr>
-    </w:p>
-    <w:p>
-      <w:pPr>
-        <w:pStyle w:val="Heading1"/>
-      </w:pPr>
-      <w:r>
-        <w:t>Social Impact &amp; Responsibility</w:t>
-      </w:r>
-    </w:p>
-    <w:p>
-      <w:r>
-        <w:t xml:space="preserve">This reanalysis highlights and challenges the power structures inherent in citation practices, where </w:t>
-      </w:r>
-      <w:r>
-        <w:t>supportive</w:t>
-      </w:r>
-      <w:r>
-        <w:t xml:space="preserve"> </w:t>
-      </w:r>
-      <w:r>
-        <w:t xml:space="preserve">claims </w:t>
-      </w:r>
-      <w:r>
-        <w:t>are often cited uncritically, while failed replications are ignored. This creates a distorted evidential chain that privileges narrative coherence</w:t>
-      </w:r>
-      <w:r>
-        <w:t xml:space="preserve">, or serving </w:t>
-      </w:r>
-      <w:proofErr w:type="spellStart"/>
-      <w:r>
-        <w:t>a</w:t>
-      </w:r>
-      <w:proofErr w:type="spellEnd"/>
-      <w:r>
-        <w:t xml:space="preserve"> the dominant or hegemonic account, </w:t>
-      </w:r>
-      <w:r>
-        <w:t xml:space="preserve">over empirical robustness. By interrogating </w:t>
-      </w:r>
-      <w:r>
-        <w:t>one such highly cited article</w:t>
-      </w:r>
-      <w:r>
-        <w:t>, this manuscript advocates for a form of epistemic justice where the validity of scientific claims</w:t>
-      </w:r>
-      <w:r>
-        <w:t xml:space="preserve"> </w:t>
-      </w:r>
-      <w:r>
-        <w:t xml:space="preserve">is determined by the </w:t>
-      </w:r>
-      <w:r>
-        <w:t xml:space="preserve">credibility of the scientific claims </w:t>
-      </w:r>
-      <w:r>
-        <w:t xml:space="preserve">over </w:t>
-      </w:r>
-      <w:r>
-        <w:t>other factors</w:t>
-      </w:r>
-      <w:r>
-        <w:t>.</w:t>
-      </w:r>
-    </w:p>
-    <w:p>
-      <w:pPr>
-        <w:pStyle w:val="Heading1"/>
-        <w:rPr>
-          <w:lang w:val="en-US"/>
-        </w:rPr>
-      </w:pPr>
-    </w:p>
-    <w:p>
-      <w:pPr>
-        <w:pStyle w:val="Heading1"/>
-        <w:rPr>
-          <w:lang w:val="en-US"/>
-        </w:rPr>
-      </w:pPr>
-      <w:r>
-        <w:rPr>
-          <w:lang w:val="en-US"/>
-        </w:rPr>
-        <w:t>Conflict of Interest</w:t>
-      </w:r>
-    </w:p>
-    <w:p>
-      <w:pPr>
-        <w:rPr>
-          <w:lang w:val="en-US"/>
-        </w:rPr>
-      </w:pPr>
-      <w:r>
-        <w:rPr>
-          <w:lang w:val="en-US"/>
-        </w:rPr>
-        <w:t xml:space="preserve">Prof Dermot Barnes-Holmes, one of the authors of </w:t>
-      </w:r>
-      <w:r>
-        <w:rPr>
-          <w:lang w:val="en-US"/>
-        </w:rPr>
-        <w:t>Foody</w:t>
-      </w:r>
-      <w:r>
-        <w:rPr>
-          <w:lang w:val="en-US"/>
-        </w:rPr>
-        <w:t xml:space="preserve"> et al. (201</w:t>
-      </w:r>
-      <w:r>
-        <w:rPr>
-          <w:lang w:val="en-US"/>
-        </w:rPr>
-        <w:t>3</w:t>
-      </w:r>
-      <w:r>
-        <w:rPr>
-          <w:lang w:val="en-US"/>
-        </w:rPr>
-        <w:t>), was my PhD supervisor between 2010 and 2015. I have not actively collaborated with Prof Barnes-Holmes since 2015. Articles led by third parties of which we were both co-authors were published up to 2018. I declare that I have no other conflicts of interest associated with the publication of this manuscript.</w:t>
-      </w:r>
-    </w:p>
-    <w:p>
-      <w:pPr>
-        <w:ind w:firstLine="0"/>
-        <w:rPr>
-          <w:lang w:val="en-US"/>
-        </w:rPr>
-      </w:pPr>
-    </w:p>
-    <w:p>
-      <w:pPr>
-        <w:pStyle w:val="Heading1"/>
-        <w:rPr>
-          <w:lang w:val="en-US"/>
-        </w:rPr>
-      </w:pPr>
-      <w:r>
-        <w:rPr>
-          <w:lang w:val="en-US"/>
-        </w:rPr>
-        <w:t>References</w:t>
-      </w:r>
-    </w:p>
-    <w:p>
-      <w:pPr>
-        <w:pStyle w:val="Bibliography"/>
-        <w:rPr>
-          <w:rFonts w:eastAsiaTheme="minorHAnsi"/>
-          <w:lang w:eastAsia="en-US"/>
-        </w:rPr>
-      </w:pPr>
-      <w:r>
-        <w:rPr>
-          <w:lang w:val="en-US"/>
-        </w:rPr>
-        <w:fldChar w:fldCharType="begin"/>
-      </w:r>
-      <w:r>
-        <w:rPr>
-          <w:lang w:val="en-US"/>
-        </w:rPr>
-        <w:instrText xml:space="preserve"> ADDIN ZOTERO_BIBL {"uncited":[],"omitted":[],"custom":[]} CSL_BIBLIOGRAPHY </w:instrText>
-      </w:r>
-      <w:r>
-        <w:rPr>
-          <w:lang w:val="en-US"/>
-        </w:rPr>
-        <w:fldChar w:fldCharType="separate"/>
-      </w:r>
-      <w:r>
-        <w:rPr>
-          <w:rFonts w:eastAsiaTheme="minorHAnsi"/>
-          <w:lang w:eastAsia="en-US"/>
-        </w:rPr>
-        <w:t xml:space="preserve">Barnes-Holmes, Y., Hussey, I., McEnteggart, C., Barnes-Holmes, D., &amp; Foody, M. (2015). Scientific ambition: The relationship between Relational Frame Theory and middle-level terms in acceptance and commitment therapy. In R. D. Zettle, S. C. Hayes, D. Barnes-Holmes, &amp; A. </w:t>
-      </w:r>
-      <w:proofErr w:type="spellStart"/>
-      <w:r>
-        <w:rPr>
-          <w:rFonts w:eastAsiaTheme="minorHAnsi"/>
-          <w:lang w:eastAsia="en-US"/>
-        </w:rPr>
-        <w:t>Biglan</w:t>
-      </w:r>
-      <w:proofErr w:type="spellEnd"/>
-      <w:r>
-        <w:rPr>
-          <w:rFonts w:eastAsiaTheme="minorHAnsi"/>
-          <w:lang w:eastAsia="en-US"/>
-        </w:rPr>
-        <w:t xml:space="preserve"> (Eds.), </w:t>
+          <w:rFonts w:eastAsiaTheme="minorHAnsi"/>
+          <w:lang w:eastAsia="en-US"/>
+        </w:rPr>
+        <w:t xml:space="preserve">Barnes-Holmes, Y., Hussey, I., McEnteggart, C., Barnes-Holmes, D., &amp; Foody, M. (2015). Scientific ambition: The relationship between Relational Frame Theory and middle-level terms in acceptance and commitment therapy. In R. D. Zettle, S. C. Hayes, D. Barnes-Holmes, &amp; A. Biglan (Eds.), </w:t>
       </w:r>
       <w:r>
         <w:rPr>
@@ -11811,9 +12576,39 @@
           <w:iCs/>
           <w:lang w:eastAsia="en-US"/>
         </w:rPr>
-        <w:t xml:space="preserve">The Wiley Handbook of Contextual </w:t>
-      </w:r>
-      <w:proofErr w:type="spellStart"/>
+        <w:t>The Wiley Handbook of Contextual Behavioral Science</w:t>
+      </w:r>
+      <w:r>
+        <w:rPr>
+          <w:rFonts w:eastAsiaTheme="minorHAnsi"/>
+          <w:lang w:eastAsia="en-US"/>
+        </w:rPr>
+        <w:t xml:space="preserve"> (pp. 365–382). Blackwell-</w:t>
+      </w:r>
+      <w:r>
+        <w:rPr>
+          <w:rFonts w:eastAsiaTheme="minorHAnsi"/>
+          <w:lang w:eastAsia="en-US"/>
+        </w:rPr>
+        <w:lastRenderedPageBreak/>
+        <w:t>Wiley. http://onlinelibrary.wiley.com/doi/10.1002/9781118489857.ch18/</w:t>
+      </w:r>
+    </w:p>
+    <w:p>
+      <w:pPr>
+        <w:pStyle w:val="Bibliography"/>
+        <w:rPr>
+          <w:rFonts w:eastAsiaTheme="minorHAnsi"/>
+          <w:lang w:eastAsia="en-US"/>
+        </w:rPr>
+      </w:pPr>
+      <w:r>
+        <w:rPr>
+          <w:rFonts w:eastAsiaTheme="minorHAnsi"/>
+          <w:lang w:eastAsia="en-US"/>
+        </w:rPr>
+        <w:t xml:space="preserve">Cobb, C. L., Crumly, B., Montero-Zamora, P., Schwartz, S. J., &amp; Martínez Jr., C. R. (2023). The problem of miscitation in psychological science: Righting the ship. </w:t>
+      </w:r>
       <w:r>
         <w:rPr>
           <w:rFonts w:eastAsiaTheme="minorHAnsi"/>
@@ -11821,9 +12616,15 @@
           <w:iCs/>
           <w:lang w:eastAsia="en-US"/>
         </w:rPr>
-        <w:t>Behavioral</w:t>
-      </w:r>
-      <w:proofErr w:type="spellEnd"/>
+        <w:t>American Psychologist</w:t>
+      </w:r>
+      <w:r>
+        <w:rPr>
+          <w:rFonts w:eastAsiaTheme="minorHAnsi"/>
+          <w:lang w:eastAsia="en-US"/>
+        </w:rPr>
+        <w:t xml:space="preserve">, </w:t>
+      </w:r>
       <w:r>
         <w:rPr>
           <w:rFonts w:eastAsiaTheme="minorHAnsi"/>
@@ -11831,14 +12632,14 @@
           <w:iCs/>
           <w:lang w:eastAsia="en-US"/>
         </w:rPr>
-        <w:t xml:space="preserve"> Science</w:t>
-      </w:r>
-      <w:r>
-        <w:rPr>
-          <w:rFonts w:eastAsiaTheme="minorHAnsi"/>
-          <w:lang w:eastAsia="en-US"/>
-        </w:rPr>
-        <w:t xml:space="preserve"> (pp. 365–382). Blackwell-Wiley. http://onlinelibrary.wiley.com/doi/10.1002/9781118489857.ch18/</w:t>
+        <w:t>79</w:t>
+      </w:r>
+      <w:r>
+        <w:rPr>
+          <w:rFonts w:eastAsiaTheme="minorHAnsi"/>
+          <w:lang w:eastAsia="en-US"/>
+        </w:rPr>
+        <w:t>(2), 299–311. https://doi.org/10.1037/amp0001138</w:t>
       </w:r>
     </w:p>
     <w:p>
@@ -11854,23 +12655,7 @@
           <w:rFonts w:eastAsiaTheme="minorHAnsi"/>
           <w:lang w:eastAsia="en-US"/>
         </w:rPr>
-        <w:t xml:space="preserve">Cobb, C. L., Crumly, B., Montero-Zamora, P., Schwartz, S. J., &amp; Martínez Jr., C. R. (2023). The problem of </w:t>
-      </w:r>
-      <w:proofErr w:type="spellStart"/>
-      <w:r>
-        <w:rPr>
-          <w:rFonts w:eastAsiaTheme="minorHAnsi"/>
-          <w:lang w:eastAsia="en-US"/>
-        </w:rPr>
-        <w:t>miscitation</w:t>
-      </w:r>
-      <w:proofErr w:type="spellEnd"/>
-      <w:r>
-        <w:rPr>
-          <w:rFonts w:eastAsiaTheme="minorHAnsi"/>
-          <w:lang w:eastAsia="en-US"/>
-        </w:rPr>
-        <w:t xml:space="preserve"> in psychological science: Righting the ship. </w:t>
+        <w:t xml:space="preserve">Derksen, M., &amp; Morawski, J. (2022). Kinds of Replication: Examining the Meanings of “Conceptual Replication” and “Direct Replication.” </w:t>
       </w:r>
       <w:r>
         <w:rPr>
@@ -11879,38 +12664,14 @@
           <w:iCs/>
           <w:lang w:eastAsia="en-US"/>
         </w:rPr>
-        <w:t>American Psychologist</w:t>
-      </w:r>
-      <w:r>
-        <w:rPr>
-          <w:rFonts w:eastAsiaTheme="minorHAnsi"/>
-          <w:lang w:eastAsia="en-US"/>
-        </w:rPr>
-        <w:t xml:space="preserve">, No Pagination Specified-No </w:t>
-      </w:r>
-      <w:r>
-        <w:rPr>
-          <w:rFonts w:eastAsiaTheme="minorHAnsi"/>
-          <w:lang w:eastAsia="en-US"/>
-        </w:rPr>
-        <w:lastRenderedPageBreak/>
-        <w:t>Pagination Specified. https://doi.org/10.1037/amp0001138</w:t>
-      </w:r>
-    </w:p>
-    <w:p>
-      <w:pPr>
-        <w:pStyle w:val="Bibliography"/>
-        <w:rPr>
-          <w:rFonts w:eastAsiaTheme="minorHAnsi"/>
-          <w:lang w:eastAsia="en-US"/>
-        </w:rPr>
-      </w:pPr>
-      <w:r>
-        <w:rPr>
-          <w:rFonts w:eastAsiaTheme="minorHAnsi"/>
-          <w:lang w:eastAsia="en-US"/>
-        </w:rPr>
-        <w:t xml:space="preserve">Derksen, M., &amp; Morawski, J. (2022). Kinds of Replication: Examining the Meanings of “Conceptual Replication” and “Direct Replication.” </w:t>
+        <w:t>Perspectives on Psychological Science</w:t>
+      </w:r>
+      <w:r>
+        <w:rPr>
+          <w:rFonts w:eastAsiaTheme="minorHAnsi"/>
+          <w:lang w:eastAsia="en-US"/>
+        </w:rPr>
+        <w:t xml:space="preserve">, </w:t>
       </w:r>
       <w:r>
         <w:rPr>
@@ -11919,14 +12680,30 @@
           <w:iCs/>
           <w:lang w:eastAsia="en-US"/>
         </w:rPr>
-        <w:t>Perspectives on Psychological Science</w:t>
-      </w:r>
-      <w:r>
-        <w:rPr>
-          <w:rFonts w:eastAsiaTheme="minorHAnsi"/>
-          <w:lang w:eastAsia="en-US"/>
-        </w:rPr>
-        <w:t xml:space="preserve">, </w:t>
+        <w:t>17</w:t>
+      </w:r>
+      <w:r>
+        <w:rPr>
+          <w:rFonts w:eastAsiaTheme="minorHAnsi"/>
+          <w:lang w:eastAsia="en-US"/>
+        </w:rPr>
+        <w:t>(5), 1490–1505. https://doi.org/10.1177/17456916211041116</w:t>
+      </w:r>
+    </w:p>
+    <w:p>
+      <w:pPr>
+        <w:pStyle w:val="Bibliography"/>
+        <w:rPr>
+          <w:rFonts w:eastAsiaTheme="minorHAnsi"/>
+          <w:lang w:eastAsia="en-US"/>
+        </w:rPr>
+      </w:pPr>
+      <w:r>
+        <w:rPr>
+          <w:rFonts w:eastAsiaTheme="minorHAnsi"/>
+          <w:lang w:eastAsia="en-US"/>
+        </w:rPr>
+        <w:t xml:space="preserve">Dixon, M. R., &amp; Hayes, S. C. (2022). On the Disruptive Effects of Behavior Analysis on Behavior Analysis: The High Cost of Keeping Out Acceptance and Commitment Therapy and Training. </w:t>
       </w:r>
       <w:r>
         <w:rPr>
@@ -11935,64 +12712,15 @@
           <w:iCs/>
           <w:lang w:eastAsia="en-US"/>
         </w:rPr>
-        <w:t>17</w:t>
-      </w:r>
-      <w:r>
-        <w:rPr>
-          <w:rFonts w:eastAsiaTheme="minorHAnsi"/>
-          <w:lang w:eastAsia="en-US"/>
-        </w:rPr>
-        <w:t>(5), 1490–1505. https://doi.org/10.1177/17456916211041116</w:t>
-      </w:r>
-    </w:p>
-    <w:p>
-      <w:pPr>
-        <w:pStyle w:val="Bibliography"/>
-        <w:rPr>
-          <w:rFonts w:eastAsiaTheme="minorHAnsi"/>
-          <w:lang w:eastAsia="en-US"/>
-        </w:rPr>
-      </w:pPr>
-      <w:r>
-        <w:rPr>
-          <w:rFonts w:eastAsiaTheme="minorHAnsi"/>
-          <w:lang w:eastAsia="en-US"/>
-        </w:rPr>
-        <w:t xml:space="preserve">Dixon, M. R., &amp; Hayes, S. C. (2022). On the Disruptive Effects of </w:t>
-      </w:r>
-      <w:proofErr w:type="spellStart"/>
-      <w:r>
-        <w:rPr>
-          <w:rFonts w:eastAsiaTheme="minorHAnsi"/>
-          <w:lang w:eastAsia="en-US"/>
-        </w:rPr>
-        <w:t>Behavior</w:t>
-      </w:r>
-      <w:proofErr w:type="spellEnd"/>
-      <w:r>
-        <w:rPr>
-          <w:rFonts w:eastAsiaTheme="minorHAnsi"/>
-          <w:lang w:eastAsia="en-US"/>
-        </w:rPr>
-        <w:t xml:space="preserve"> Analysis on </w:t>
-      </w:r>
-      <w:proofErr w:type="spellStart"/>
-      <w:r>
-        <w:rPr>
-          <w:rFonts w:eastAsiaTheme="minorHAnsi"/>
-          <w:lang w:eastAsia="en-US"/>
-        </w:rPr>
-        <w:t>Behavior</w:t>
-      </w:r>
-      <w:proofErr w:type="spellEnd"/>
-      <w:r>
-        <w:rPr>
-          <w:rFonts w:eastAsiaTheme="minorHAnsi"/>
-          <w:lang w:eastAsia="en-US"/>
-        </w:rPr>
-        <w:t xml:space="preserve"> Analysis: The High Cost of Keeping Out Acceptance and Commitment Therapy and Training. </w:t>
-      </w:r>
-      <w:proofErr w:type="spellStart"/>
+        <w:t>Behavior Analysis in Practice</w:t>
+      </w:r>
+      <w:r>
+        <w:rPr>
+          <w:rFonts w:eastAsiaTheme="minorHAnsi"/>
+          <w:lang w:eastAsia="en-US"/>
+        </w:rPr>
+        <w:t xml:space="preserve">, </w:t>
+      </w:r>
       <w:r>
         <w:rPr>
           <w:rFonts w:eastAsiaTheme="minorHAnsi"/>
@@ -12000,9 +12728,31 @@
           <w:iCs/>
           <w:lang w:eastAsia="en-US"/>
         </w:rPr>
-        <w:t>Behavior</w:t>
-      </w:r>
-      <w:proofErr w:type="spellEnd"/>
+        <w:t>18</w:t>
+      </w:r>
+      <w:r>
+        <w:rPr>
+          <w:rFonts w:eastAsiaTheme="minorHAnsi"/>
+          <w:lang w:eastAsia="en-US"/>
+        </w:rPr>
+        <w:t>, 1–7. https://doi.org/10.1007/s40617-022-00742-4</w:t>
+      </w:r>
+    </w:p>
+    <w:p>
+      <w:pPr>
+        <w:pStyle w:val="Bibliography"/>
+        <w:rPr>
+          <w:rFonts w:eastAsiaTheme="minorHAnsi"/>
+          <w:lang w:eastAsia="en-US"/>
+        </w:rPr>
+      </w:pPr>
+      <w:r>
+        <w:rPr>
+          <w:rFonts w:eastAsiaTheme="minorHAnsi"/>
+          <w:lang w:eastAsia="en-US"/>
+        </w:rPr>
+        <w:t xml:space="preserve">Foody, M., Barnes-Holmes, Y., Barnes-Holmes, D., &amp; Luciano, C. (2013). An Empirical Investigation of Hierarchical versus Distinction Relations in a Self-based ACT Exercise. </w:t>
+      </w:r>
       <w:r>
         <w:rPr>
           <w:rFonts w:eastAsiaTheme="minorHAnsi"/>
@@ -12010,30 +12760,14 @@
           <w:iCs/>
           <w:lang w:eastAsia="en-US"/>
         </w:rPr>
-        <w:t xml:space="preserve"> Analysis in Practice</w:t>
-      </w:r>
-      <w:r>
-        <w:rPr>
-          <w:rFonts w:eastAsiaTheme="minorHAnsi"/>
-          <w:lang w:eastAsia="en-US"/>
-        </w:rPr>
-        <w:t>, 1–7. https://doi.org/10.1007/s40617-022-00742-4</w:t>
-      </w:r>
-    </w:p>
-    <w:p>
-      <w:pPr>
-        <w:pStyle w:val="Bibliography"/>
-        <w:rPr>
-          <w:rFonts w:eastAsiaTheme="minorHAnsi"/>
-          <w:lang w:eastAsia="en-US"/>
-        </w:rPr>
-      </w:pPr>
-      <w:r>
-        <w:rPr>
-          <w:rFonts w:eastAsiaTheme="minorHAnsi"/>
-          <w:lang w:eastAsia="en-US"/>
-        </w:rPr>
-        <w:t xml:space="preserve">Foody, M., Barnes-Holmes, Y., Barnes-Holmes, D., &amp; Luciano, C. (2013). An Empirical Investigation of Hierarchical versus Distinction Relations in a Self-based ACT Exercise. </w:t>
+        <w:t>International Journal of Psychology</w:t>
+      </w:r>
+      <w:r>
+        <w:rPr>
+          <w:rFonts w:eastAsiaTheme="minorHAnsi"/>
+          <w:lang w:eastAsia="en-US"/>
+        </w:rPr>
+        <w:t xml:space="preserve">, </w:t>
       </w:r>
       <w:r>
         <w:rPr>
@@ -12042,14 +12776,14 @@
           <w:iCs/>
           <w:lang w:eastAsia="en-US"/>
         </w:rPr>
-        <w:t>International Journal of Psychology</w:t>
-      </w:r>
-      <w:r>
-        <w:rPr>
-          <w:rFonts w:eastAsiaTheme="minorHAnsi"/>
-          <w:lang w:eastAsia="en-US"/>
-        </w:rPr>
-        <w:t>.</w:t>
+        <w:t>13</w:t>
+      </w:r>
+      <w:r>
+        <w:rPr>
+          <w:rFonts w:eastAsiaTheme="minorHAnsi"/>
+          <w:lang w:eastAsia="en-US"/>
+        </w:rPr>
+        <w:t>(3), 373–388.</w:t>
       </w:r>
     </w:p>
     <w:p>
@@ -12097,7 +12831,7 @@
           <w:rFonts w:eastAsiaTheme="minorHAnsi"/>
           <w:lang w:eastAsia="en-US"/>
         </w:rPr>
-        <w:t>(2), Article 2. https://doi.org/10.1007/s40732-014-0103-2</w:t>
+        <w:t>(2), 231–243. https://doi.org/10.1007/s40732-014-0103-2</w:t>
       </w:r>
     </w:p>
     <w:p>
@@ -12122,9 +12856,31 @@
           <w:iCs/>
           <w:lang w:eastAsia="en-US"/>
         </w:rPr>
-        <w:t xml:space="preserve">Statistical </w:t>
-      </w:r>
-      <w:proofErr w:type="spellStart"/>
+        <w:t>Statistical Modeling, Causal Inference, and Social Science</w:t>
+      </w:r>
+      <w:r>
+        <w:rPr>
+          <w:rFonts w:eastAsiaTheme="minorHAnsi"/>
+          <w:lang w:eastAsia="en-US"/>
+        </w:rPr>
+        <w:t>. http://andrewgelman.com/2016/09/21/what-has-happened-down-here-is-the-winds-have-changed/</w:t>
+      </w:r>
+    </w:p>
+    <w:p>
+      <w:pPr>
+        <w:pStyle w:val="Bibliography"/>
+        <w:rPr>
+          <w:rFonts w:eastAsiaTheme="minorHAnsi"/>
+          <w:lang w:eastAsia="en-US"/>
+        </w:rPr>
+      </w:pPr>
+      <w:r>
+        <w:rPr>
+          <w:rFonts w:eastAsiaTheme="minorHAnsi"/>
+          <w:lang w:eastAsia="en-US"/>
+        </w:rPr>
+        <w:t xml:space="preserve">Gelman, A., &amp; King, A. (2025, February 25). Social Science Is Broken. Here’s How to Fix It. </w:t>
+      </w:r>
       <w:r>
         <w:rPr>
           <w:rFonts w:eastAsiaTheme="minorHAnsi"/>
@@ -12132,9 +12888,31 @@
           <w:iCs/>
           <w:lang w:eastAsia="en-US"/>
         </w:rPr>
-        <w:t>Modeling</w:t>
-      </w:r>
-      <w:proofErr w:type="spellEnd"/>
+        <w:t>The Chronicle of Higher Education</w:t>
+      </w:r>
+      <w:r>
+        <w:rPr>
+          <w:rFonts w:eastAsiaTheme="minorHAnsi"/>
+          <w:lang w:eastAsia="en-US"/>
+        </w:rPr>
+        <w:t>. https://www.chronicle.com/article/social-science-is-broken-heres-how-to-fix-it</w:t>
+      </w:r>
+    </w:p>
+    <w:p>
+      <w:pPr>
+        <w:pStyle w:val="Bibliography"/>
+        <w:rPr>
+          <w:rFonts w:eastAsiaTheme="minorHAnsi"/>
+          <w:lang w:eastAsia="en-US"/>
+        </w:rPr>
+      </w:pPr>
+      <w:r>
+        <w:rPr>
+          <w:rFonts w:eastAsiaTheme="minorHAnsi"/>
+          <w:lang w:eastAsia="en-US"/>
+        </w:rPr>
+        <w:t xml:space="preserve">Godbee, M., &amp; Kangas, M. (2022). Focusing on the self in context as an emotion regulatory strategy: An evaluation of the “self-as-context” component of ACT compared to cognitive reappraisal in managing stress. </w:t>
+      </w:r>
       <w:r>
         <w:rPr>
           <w:rFonts w:eastAsiaTheme="minorHAnsi"/>
@@ -12142,30 +12920,14 @@
           <w:iCs/>
           <w:lang w:eastAsia="en-US"/>
         </w:rPr>
-        <w:t>, Causal Inference, and Social Science</w:t>
-      </w:r>
-      <w:r>
-        <w:rPr>
-          <w:rFonts w:eastAsiaTheme="minorHAnsi"/>
-          <w:lang w:eastAsia="en-US"/>
-        </w:rPr>
-        <w:t>. http://andrewgelman.com/2016/09/21/what-has-happened-down-here-is-the-winds-have-changed/</w:t>
-      </w:r>
-    </w:p>
-    <w:p>
-      <w:pPr>
-        <w:pStyle w:val="Bibliography"/>
-        <w:rPr>
-          <w:rFonts w:eastAsiaTheme="minorHAnsi"/>
-          <w:lang w:eastAsia="en-US"/>
-        </w:rPr>
-      </w:pPr>
-      <w:r>
-        <w:rPr>
-          <w:rFonts w:eastAsiaTheme="minorHAnsi"/>
-          <w:lang w:eastAsia="en-US"/>
-        </w:rPr>
-        <w:t xml:space="preserve">Gelman, A., &amp; King, A. (2025, February 25). Social Science Is Broken. Here’s How to Fix It. </w:t>
+        <w:t>Anxiety, Stress, &amp; Coping</w:t>
+      </w:r>
+      <w:r>
+        <w:rPr>
+          <w:rFonts w:eastAsiaTheme="minorHAnsi"/>
+          <w:lang w:eastAsia="en-US"/>
+        </w:rPr>
+        <w:t xml:space="preserve">, </w:t>
       </w:r>
       <w:r>
         <w:rPr>
@@ -12174,14 +12936,14 @@
           <w:iCs/>
           <w:lang w:eastAsia="en-US"/>
         </w:rPr>
-        <w:t>The Chronicle of Higher Education</w:t>
-      </w:r>
-      <w:r>
-        <w:rPr>
-          <w:rFonts w:eastAsiaTheme="minorHAnsi"/>
-          <w:lang w:eastAsia="en-US"/>
-        </w:rPr>
-        <w:t>. https://www.chronicle.com/article/social-science-is-broken-heres-how-to-fix-it</w:t>
+        <w:t>35</w:t>
+      </w:r>
+      <w:r>
+        <w:rPr>
+          <w:rFonts w:eastAsiaTheme="minorHAnsi"/>
+          <w:lang w:eastAsia="en-US"/>
+        </w:rPr>
+        <w:t>(5), 557–573. https://doi.org/10.1080/10615806.2021.1985472</w:t>
       </w:r>
     </w:p>
     <w:p>
@@ -12197,7 +12959,7 @@
           <w:rFonts w:eastAsiaTheme="minorHAnsi"/>
           <w:lang w:eastAsia="en-US"/>
         </w:rPr>
-        <w:t xml:space="preserve">Godbee, M., &amp; Kangas, M. (2022). Focusing on the self in context as an emotion regulatory strategy: An evaluation of the “self-as-context” component of ACT compared to cognitive reappraisal in managing stress. </w:t>
+        <w:t xml:space="preserve">Gomide, C. P., Perez, W. F., &amp; Pessôa, C. V. B. B. (2024). Perspective taking reduces the correspondence bias: A systematically replication of Hooper et al. (2015). </w:t>
       </w:r>
       <w:r>
         <w:rPr>
@@ -12206,7 +12968,7 @@
           <w:iCs/>
           <w:lang w:eastAsia="en-US"/>
         </w:rPr>
-        <w:t>Anxiety, Stress, &amp; Coping</w:t>
+        <w:t>Journal of Contextual Behavioral Science</w:t>
       </w:r>
       <w:r>
         <w:rPr>
@@ -12222,14 +12984,14 @@
           <w:iCs/>
           <w:lang w:eastAsia="en-US"/>
         </w:rPr>
-        <w:t>35</w:t>
-      </w:r>
-      <w:r>
-        <w:rPr>
-          <w:rFonts w:eastAsiaTheme="minorHAnsi"/>
-          <w:lang w:eastAsia="en-US"/>
-        </w:rPr>
-        <w:t>(5), 557–573. https://doi.org/10.1080/10615806.2021.1985472</w:t>
+        <w:t>32</w:t>
+      </w:r>
+      <w:r>
+        <w:rPr>
+          <w:rFonts w:eastAsiaTheme="minorHAnsi"/>
+          <w:lang w:eastAsia="en-US"/>
+        </w:rPr>
+        <w:t>, 100735. https://doi.org/10.1016/j.jcbs.2024.100735</w:t>
       </w:r>
     </w:p>
     <w:p>
@@ -12245,23 +13007,7 @@
           <w:rFonts w:eastAsiaTheme="minorHAnsi"/>
           <w:lang w:eastAsia="en-US"/>
         </w:rPr>
-        <w:t xml:space="preserve">Gomide, C. P., Perez, W. F., &amp; </w:t>
-      </w:r>
-      <w:proofErr w:type="spellStart"/>
-      <w:r>
-        <w:rPr>
-          <w:rFonts w:eastAsiaTheme="minorHAnsi"/>
-          <w:lang w:eastAsia="en-US"/>
-        </w:rPr>
-        <w:t>Pessôa</w:t>
-      </w:r>
-      <w:proofErr w:type="spellEnd"/>
-      <w:r>
-        <w:rPr>
-          <w:rFonts w:eastAsiaTheme="minorHAnsi"/>
-          <w:lang w:eastAsia="en-US"/>
-        </w:rPr>
-        <w:t xml:space="preserve">, C. V. B. B. (2024). Perspective taking reduces the correspondence bias: A systematically replication of Hooper et al. (2015). </w:t>
+        <w:t xml:space="preserve">Hantula, D. A. (2019). Editorial: Replication and Reliability in Behavior Science and Behavior Analysis: A Call for a Conversation. </w:t>
       </w:r>
       <w:r>
         <w:rPr>
@@ -12270,9 +13016,8 @@
           <w:iCs/>
           <w:lang w:eastAsia="en-US"/>
         </w:rPr>
-        <w:t xml:space="preserve">Journal of Contextual </w:t>
-      </w:r>
-      <w:proofErr w:type="spellStart"/>
+        <w:t xml:space="preserve">Perspectives </w:t>
+      </w:r>
       <w:r>
         <w:rPr>
           <w:rFonts w:eastAsiaTheme="minorHAnsi"/>
@@ -12280,9 +13025,15 @@
           <w:iCs/>
           <w:lang w:eastAsia="en-US"/>
         </w:rPr>
-        <w:t>Behavioral</w:t>
-      </w:r>
-      <w:proofErr w:type="spellEnd"/>
+        <w:t>on Behavior Science</w:t>
+      </w:r>
+      <w:r>
+        <w:rPr>
+          <w:rFonts w:eastAsiaTheme="minorHAnsi"/>
+          <w:lang w:eastAsia="en-US"/>
+        </w:rPr>
+        <w:t xml:space="preserve">, </w:t>
+      </w:r>
       <w:r>
         <w:rPr>
           <w:rFonts w:eastAsiaTheme="minorHAnsi"/>
@@ -12290,14 +13041,30 @@
           <w:iCs/>
           <w:lang w:eastAsia="en-US"/>
         </w:rPr>
-        <w:t xml:space="preserve"> Science</w:t>
-      </w:r>
-      <w:r>
-        <w:rPr>
-          <w:rFonts w:eastAsiaTheme="minorHAnsi"/>
-          <w:lang w:eastAsia="en-US"/>
-        </w:rPr>
-        <w:t xml:space="preserve">, </w:t>
+        <w:t>42</w:t>
+      </w:r>
+      <w:r>
+        <w:rPr>
+          <w:rFonts w:eastAsiaTheme="minorHAnsi"/>
+          <w:lang w:eastAsia="en-US"/>
+        </w:rPr>
+        <w:t>(1), 1–11. https://doi.org/10.1007/s40614-019-00194-2</w:t>
+      </w:r>
+    </w:p>
+    <w:p>
+      <w:pPr>
+        <w:pStyle w:val="Bibliography"/>
+        <w:rPr>
+          <w:rFonts w:eastAsiaTheme="minorHAnsi"/>
+          <w:lang w:eastAsia="en-US"/>
+        </w:rPr>
+      </w:pPr>
+      <w:r>
+        <w:rPr>
+          <w:rFonts w:eastAsiaTheme="minorHAnsi"/>
+          <w:lang w:eastAsia="en-US"/>
+        </w:rPr>
+        <w:t xml:space="preserve">Harte, C., &amp; Barnes-Holmes, D. (2023). A primer on relational frame theory (RFT). In M. P. Twohig, M. E. Levin, &amp; J. M. Petersen (Eds.), </w:t>
       </w:r>
       <w:r>
         <w:rPr>
@@ -12306,14 +13073,14 @@
           <w:iCs/>
           <w:lang w:eastAsia="en-US"/>
         </w:rPr>
-        <w:t>32</w:t>
-      </w:r>
-      <w:r>
-        <w:rPr>
-          <w:rFonts w:eastAsiaTheme="minorHAnsi"/>
-          <w:lang w:eastAsia="en-US"/>
-        </w:rPr>
-        <w:t>, 100735. https://doi.org/10.1016/j.jcbs.2024.100735</w:t>
+        <w:t>The Oxford Handbook of Acceptance and Commitment Therapy</w:t>
+      </w:r>
+      <w:r>
+        <w:rPr>
+          <w:rFonts w:eastAsiaTheme="minorHAnsi"/>
+          <w:lang w:eastAsia="en-US"/>
+        </w:rPr>
+        <w:t xml:space="preserve"> (1st ed.). Oxford University Press. https://doi.org/10.1093/oxfordhb/9780197550076.001.0001</w:t>
       </w:r>
     </w:p>
     <w:p>
@@ -12329,39 +13096,7 @@
           <w:rFonts w:eastAsiaTheme="minorHAnsi"/>
           <w:lang w:eastAsia="en-US"/>
         </w:rPr>
-        <w:t xml:space="preserve">Hantula, D. A. (2019). Editorial: Replication and Reliability in </w:t>
-      </w:r>
-      <w:proofErr w:type="spellStart"/>
-      <w:r>
-        <w:rPr>
-          <w:rFonts w:eastAsiaTheme="minorHAnsi"/>
-          <w:lang w:eastAsia="en-US"/>
-        </w:rPr>
-        <w:t>Behavior</w:t>
-      </w:r>
-      <w:proofErr w:type="spellEnd"/>
-      <w:r>
-        <w:rPr>
-          <w:rFonts w:eastAsiaTheme="minorHAnsi"/>
-          <w:lang w:eastAsia="en-US"/>
-        </w:rPr>
-        <w:t xml:space="preserve"> Science and </w:t>
-      </w:r>
-      <w:proofErr w:type="spellStart"/>
-      <w:r>
-        <w:rPr>
-          <w:rFonts w:eastAsiaTheme="minorHAnsi"/>
-          <w:lang w:eastAsia="en-US"/>
-        </w:rPr>
-        <w:t>Behavior</w:t>
-      </w:r>
-      <w:proofErr w:type="spellEnd"/>
-      <w:r>
-        <w:rPr>
-          <w:rFonts w:eastAsiaTheme="minorHAnsi"/>
-          <w:lang w:eastAsia="en-US"/>
-        </w:rPr>
-        <w:t xml:space="preserve"> Analysis: A Call for a Conversation. </w:t>
+        <w:t xml:space="preserve">Hayes, S. C., Barnes-Holmes, D., &amp; Roche, B. (2001). </w:t>
       </w:r>
       <w:r>
         <w:rPr>
@@ -12370,9 +13105,31 @@
           <w:iCs/>
           <w:lang w:eastAsia="en-US"/>
         </w:rPr>
-        <w:t xml:space="preserve">Perspectives on </w:t>
-      </w:r>
-      <w:proofErr w:type="spellStart"/>
+        <w:t>Relational frame theory: A post-Skinnerian account of human language and cognition</w:t>
+      </w:r>
+      <w:r>
+        <w:rPr>
+          <w:rFonts w:eastAsiaTheme="minorHAnsi"/>
+          <w:lang w:eastAsia="en-US"/>
+        </w:rPr>
+        <w:t>. Kluwer Academic/Plenum Press.</w:t>
+      </w:r>
+    </w:p>
+    <w:p>
+      <w:pPr>
+        <w:pStyle w:val="Bibliography"/>
+        <w:rPr>
+          <w:rFonts w:eastAsiaTheme="minorHAnsi"/>
+          <w:lang w:eastAsia="en-US"/>
+        </w:rPr>
+      </w:pPr>
+      <w:r>
+        <w:rPr>
+          <w:rFonts w:eastAsiaTheme="minorHAnsi"/>
+          <w:lang w:eastAsia="en-US"/>
+        </w:rPr>
+        <w:t xml:space="preserve">Hayes, S. C., Strosahl, K., &amp; Wilson, K. G. (1999). </w:t>
+      </w:r>
       <w:r>
         <w:rPr>
           <w:rFonts w:eastAsiaTheme="minorHAnsi"/>
@@ -12380,9 +13137,31 @@
           <w:iCs/>
           <w:lang w:eastAsia="en-US"/>
         </w:rPr>
-        <w:t>Behavior</w:t>
-      </w:r>
-      <w:proofErr w:type="spellEnd"/>
+        <w:t>Acceptance and Commitment Therapy: An experiential approach to behavior change</w:t>
+      </w:r>
+      <w:r>
+        <w:rPr>
+          <w:rFonts w:eastAsiaTheme="minorHAnsi"/>
+          <w:lang w:eastAsia="en-US"/>
+        </w:rPr>
+        <w:t>. Guilford Press.</w:t>
+      </w:r>
+    </w:p>
+    <w:p>
+      <w:pPr>
+        <w:pStyle w:val="Bibliography"/>
+        <w:rPr>
+          <w:rFonts w:eastAsiaTheme="minorHAnsi"/>
+          <w:lang w:eastAsia="en-US"/>
+        </w:rPr>
+      </w:pPr>
+      <w:r>
+        <w:rPr>
+          <w:rFonts w:eastAsiaTheme="minorHAnsi"/>
+          <w:lang w:eastAsia="en-US"/>
+        </w:rPr>
+        <w:t xml:space="preserve">Hulbert-Williams, L., Pendrous, R., Hochard, K. D., &amp; Hulbert-Williams, N. J. (2020). In search of scope: A response to Ruiz et al. (2020). </w:t>
+      </w:r>
       <w:r>
         <w:rPr>
           <w:rFonts w:eastAsiaTheme="minorHAnsi"/>
@@ -12390,7 +13169,7 @@
           <w:iCs/>
           <w:lang w:eastAsia="en-US"/>
         </w:rPr>
-        <w:t xml:space="preserve"> Science</w:t>
+        <w:t>Journal of Contextual Behavioral Science</w:t>
       </w:r>
       <w:r>
         <w:rPr>
@@ -12406,14 +13185,14 @@
           <w:iCs/>
           <w:lang w:eastAsia="en-US"/>
         </w:rPr>
-        <w:t>42</w:t>
-      </w:r>
-      <w:r>
-        <w:rPr>
-          <w:rFonts w:eastAsiaTheme="minorHAnsi"/>
-          <w:lang w:eastAsia="en-US"/>
-        </w:rPr>
-        <w:t>(1), 1–11. https://doi.org/10.1007/s40614-019-00194-2</w:t>
+        <w:t>18</w:t>
+      </w:r>
+      <w:r>
+        <w:rPr>
+          <w:rFonts w:eastAsiaTheme="minorHAnsi"/>
+          <w:lang w:eastAsia="en-US"/>
+        </w:rPr>
+        <w:t>, 306–311. https://doi.org/10.1016/j.jcbs.2020.10.008</w:t>
       </w:r>
     </w:p>
     <w:p>
@@ -12429,7 +13208,7 @@
           <w:rFonts w:eastAsiaTheme="minorHAnsi"/>
           <w:lang w:eastAsia="en-US"/>
         </w:rPr>
-        <w:t xml:space="preserve">Harte, C., &amp; Barnes-Holmes, D. (2023). A primer on relational frame theory (RFT). In M. P. Twohig, M. E. Levin, &amp; J. M. Petersen (Eds.), </w:t>
+        <w:t xml:space="preserve">Hussey, I. (2020). </w:t>
       </w:r>
       <w:r>
         <w:rPr>
@@ -12438,21 +13217,14 @@
           <w:iCs/>
           <w:lang w:eastAsia="en-US"/>
         </w:rPr>
-        <w:t>The Oxford Handbook of Acceptance and Commitment Therapy</w:t>
-      </w:r>
-      <w:r>
-        <w:rPr>
-          <w:rFonts w:eastAsiaTheme="minorHAnsi"/>
-          <w:lang w:eastAsia="en-US"/>
-        </w:rPr>
-        <w:t xml:space="preserve"> (1st ed.). Oxford University Press. </w:t>
-      </w:r>
-      <w:r>
-        <w:rPr>
-          <w:rFonts w:eastAsiaTheme="minorHAnsi"/>
-          <w:lang w:eastAsia="en-US"/>
-        </w:rPr>
-        <w:t>https://doi.org/10.1093/oxfordhb/9780197550076.001.0001</w:t>
+        <w:t>General claims require generalized effects: A reply to Ruiz et al.’s (2020) ‘A systematic and critical response to Pendrous et al. (2020) replication study.’</w:t>
+      </w:r>
+      <w:r>
+        <w:rPr>
+          <w:rFonts w:eastAsiaTheme="minorHAnsi"/>
+          <w:lang w:eastAsia="en-US"/>
+        </w:rPr>
+        <w:t xml:space="preserve"> PsyArXiv. https://doi.org/10.31234/osf.io/83z2y</w:t>
       </w:r>
     </w:p>
     <w:p>
@@ -12468,7 +13240,7 @@
           <w:rFonts w:eastAsiaTheme="minorHAnsi"/>
           <w:lang w:eastAsia="en-US"/>
         </w:rPr>
-        <w:t xml:space="preserve">Hayes, S. C., Barnes-Holmes, D., &amp; Roche, B. (2001). </w:t>
+        <w:t xml:space="preserve">Hussey, I., &amp; Cummins, J. (2025, August 11). Post-publication peer-review should focus on highly influential articles. </w:t>
       </w:r>
       <w:r>
         <w:rPr>
@@ -12477,14 +13249,14 @@
           <w:iCs/>
           <w:lang w:eastAsia="en-US"/>
         </w:rPr>
-        <w:t>Relational frame theory: A post-Skinnerian account of human language and cognition</w:t>
-      </w:r>
-      <w:r>
-        <w:rPr>
-          <w:rFonts w:eastAsiaTheme="minorHAnsi"/>
-          <w:lang w:eastAsia="en-US"/>
-        </w:rPr>
-        <w:t>. Kluwer Academic/Plenum Press.</w:t>
+        <w:t>Mmmdata.Io</w:t>
+      </w:r>
+      <w:r>
+        <w:rPr>
+          <w:rFonts w:eastAsiaTheme="minorHAnsi"/>
+          <w:lang w:eastAsia="en-US"/>
+        </w:rPr>
+        <w:t>. https://mmmdata.io/posts/2025/08/post-publication-peer-review-should-focus-on-highly-influential-articles/</w:t>
       </w:r>
     </w:p>
     <w:p>
@@ -12500,7 +13272,7 @@
           <w:rFonts w:eastAsiaTheme="minorHAnsi"/>
           <w:lang w:eastAsia="en-US"/>
         </w:rPr>
-        <w:t xml:space="preserve">Hayes, S. C., Strosahl, K., &amp; Wilson, K. G. (1999). </w:t>
+        <w:t xml:space="preserve">Kelly, A. D., &amp; Kelly, M. E. (2021). Acceptance and Commitment Training in Applied Behavior Analysis: Where Have You Been All My Life? </w:t>
       </w:r>
       <w:r>
         <w:rPr>
@@ -12509,9 +13281,15 @@
           <w:iCs/>
           <w:lang w:eastAsia="en-US"/>
         </w:rPr>
-        <w:t xml:space="preserve">Acceptance and Commitment Therapy: An experiential approach to </w:t>
-      </w:r>
-      <w:proofErr w:type="spellStart"/>
+        <w:t>Behavior Analysis in Practice</w:t>
+      </w:r>
+      <w:r>
+        <w:rPr>
+          <w:rFonts w:eastAsiaTheme="minorHAnsi"/>
+          <w:lang w:eastAsia="en-US"/>
+        </w:rPr>
+        <w:t xml:space="preserve">, </w:t>
+      </w:r>
       <w:r>
         <w:rPr>
           <w:rFonts w:eastAsiaTheme="minorHAnsi"/>
@@ -12519,9 +13297,31 @@
           <w:iCs/>
           <w:lang w:eastAsia="en-US"/>
         </w:rPr>
-        <w:t>behavior</w:t>
-      </w:r>
-      <w:proofErr w:type="spellEnd"/>
+        <w:t>15</w:t>
+      </w:r>
+      <w:r>
+        <w:rPr>
+          <w:rFonts w:eastAsiaTheme="minorHAnsi"/>
+          <w:lang w:eastAsia="en-US"/>
+        </w:rPr>
+        <w:t>(1), Article 1. https://doi.org/10.1007/s40617-021-00587-3</w:t>
+      </w:r>
+    </w:p>
+    <w:p>
+      <w:pPr>
+        <w:pStyle w:val="Bibliography"/>
+        <w:rPr>
+          <w:rFonts w:eastAsiaTheme="minorHAnsi"/>
+          <w:lang w:eastAsia="en-US"/>
+        </w:rPr>
+      </w:pPr>
+      <w:r>
+        <w:rPr>
+          <w:rFonts w:eastAsiaTheme="minorHAnsi"/>
+          <w:lang w:eastAsia="en-US"/>
+        </w:rPr>
+        <w:t xml:space="preserve">Law, S., &amp; Hayes, S. C. (2021). Murray Sidman: Fostering progress through foundational choices. </w:t>
+      </w:r>
       <w:r>
         <w:rPr>
           <w:rFonts w:eastAsiaTheme="minorHAnsi"/>
@@ -12529,46 +13329,14 @@
           <w:iCs/>
           <w:lang w:eastAsia="en-US"/>
         </w:rPr>
-        <w:t xml:space="preserve"> change</w:t>
-      </w:r>
-      <w:r>
-        <w:rPr>
-          <w:rFonts w:eastAsiaTheme="minorHAnsi"/>
-          <w:lang w:eastAsia="en-US"/>
-        </w:rPr>
-        <w:t>. Guilford Press.</w:t>
-      </w:r>
-    </w:p>
-    <w:p>
-      <w:pPr>
-        <w:pStyle w:val="Bibliography"/>
-        <w:rPr>
-          <w:rFonts w:eastAsiaTheme="minorHAnsi"/>
-          <w:lang w:eastAsia="en-US"/>
-        </w:rPr>
-      </w:pPr>
-      <w:r>
-        <w:rPr>
-          <w:rFonts w:eastAsiaTheme="minorHAnsi"/>
-          <w:lang w:eastAsia="en-US"/>
-        </w:rPr>
-        <w:t xml:space="preserve">Hulbert-Williams, L., </w:t>
-      </w:r>
-      <w:proofErr w:type="spellStart"/>
-      <w:r>
-        <w:rPr>
-          <w:rFonts w:eastAsiaTheme="minorHAnsi"/>
-          <w:lang w:eastAsia="en-US"/>
-        </w:rPr>
-        <w:t>Pendrous</w:t>
-      </w:r>
-      <w:proofErr w:type="spellEnd"/>
-      <w:r>
-        <w:rPr>
-          <w:rFonts w:eastAsiaTheme="minorHAnsi"/>
-          <w:lang w:eastAsia="en-US"/>
-        </w:rPr>
-        <w:t xml:space="preserve">, R., Hochard, K. D., &amp; Hulbert-Williams, N. J. (2020). In search of scope: A response to Ruiz et al. (2020). </w:t>
+        <w:t>Journal of the Experimental Analysis of Behavior</w:t>
+      </w:r>
+      <w:r>
+        <w:rPr>
+          <w:rFonts w:eastAsiaTheme="minorHAnsi"/>
+          <w:lang w:eastAsia="en-US"/>
+        </w:rPr>
+        <w:t xml:space="preserve">, </w:t>
       </w:r>
       <w:r>
         <w:rPr>
@@ -12577,9 +13345,31 @@
           <w:iCs/>
           <w:lang w:eastAsia="en-US"/>
         </w:rPr>
-        <w:t xml:space="preserve">Journal of Contextual </w:t>
-      </w:r>
-      <w:proofErr w:type="spellStart"/>
+        <w:t>115</w:t>
+      </w:r>
+      <w:r>
+        <w:rPr>
+          <w:rFonts w:eastAsiaTheme="minorHAnsi"/>
+          <w:lang w:eastAsia="en-US"/>
+        </w:rPr>
+        <w:t>(1), 21–30. https://doi.org/10.1002/jeab.640</w:t>
+      </w:r>
+    </w:p>
+    <w:p>
+      <w:pPr>
+        <w:pStyle w:val="Bibliography"/>
+        <w:rPr>
+          <w:rFonts w:eastAsiaTheme="minorHAnsi"/>
+          <w:lang w:eastAsia="en-US"/>
+        </w:rPr>
+      </w:pPr>
+      <w:r>
+        <w:rPr>
+          <w:rFonts w:eastAsiaTheme="minorHAnsi"/>
+          <w:lang w:eastAsia="en-US"/>
+        </w:rPr>
+        <w:t xml:space="preserve">Leichsenring, F., Abbass, A., Hilsenroth, M. J., Leweke, F., Luyten, P., Keefe, J. R., Midgley, N., Rabung, S., Salzer, S., &amp; Steinert, C. (2017). Biases in research: Risk factors for non-replicability in psychotherapy and pharmacotherapy research. </w:t>
+      </w:r>
       <w:r>
         <w:rPr>
           <w:rFonts w:eastAsiaTheme="minorHAnsi"/>
@@ -12587,9 +13377,15 @@
           <w:iCs/>
           <w:lang w:eastAsia="en-US"/>
         </w:rPr>
-        <w:t>Behavioral</w:t>
-      </w:r>
-      <w:proofErr w:type="spellEnd"/>
+        <w:t>Psychological Medicine</w:t>
+      </w:r>
+      <w:r>
+        <w:rPr>
+          <w:rFonts w:eastAsiaTheme="minorHAnsi"/>
+          <w:lang w:eastAsia="en-US"/>
+        </w:rPr>
+        <w:t xml:space="preserve">, </w:t>
+      </w:r>
       <w:r>
         <w:rPr>
           <w:rFonts w:eastAsiaTheme="minorHAnsi"/>
@@ -12597,14 +13393,14 @@
           <w:iCs/>
           <w:lang w:eastAsia="en-US"/>
         </w:rPr>
-        <w:t xml:space="preserve"> Science</w:t>
-      </w:r>
-      <w:r>
-        <w:rPr>
-          <w:rFonts w:eastAsiaTheme="minorHAnsi"/>
-          <w:lang w:eastAsia="en-US"/>
-        </w:rPr>
-        <w:t>. https://doi.org/10.1016/j.jcbs.2020.10.008</w:t>
+        <w:t>47</w:t>
+      </w:r>
+      <w:r>
+        <w:rPr>
+          <w:rFonts w:eastAsiaTheme="minorHAnsi"/>
+          <w:lang w:eastAsia="en-US"/>
+        </w:rPr>
+        <w:t>(6), 1000–1011. https://doi.org/10.1017/S003329171600324X</w:t>
       </w:r>
     </w:p>
     <w:p>
@@ -12620,7 +13416,7 @@
           <w:rFonts w:eastAsiaTheme="minorHAnsi"/>
           <w:lang w:eastAsia="en-US"/>
         </w:rPr>
-        <w:t xml:space="preserve">Hussey, I. (2020). </w:t>
+        <w:t xml:space="preserve">Luciano, C., Ruiz, F. J., Torres, R. M. V., &amp; Mar, V. S. (2011). A Relational Frame Analysis of Defusion Interactions in Acceptance and Commitment Therapy. A Preliminary and Quasi-Experimental Study with At-Risk Adolescents. </w:t>
       </w:r>
       <w:r>
         <w:rPr>
@@ -12629,9 +13425,15 @@
           <w:iCs/>
           <w:lang w:eastAsia="en-US"/>
         </w:rPr>
-        <w:t xml:space="preserve">General claims require generalized effects: A reply to Ruiz et al.’s (2020) ‘A systematic and critical response to </w:t>
-      </w:r>
-      <w:proofErr w:type="spellStart"/>
+        <w:t>International Journal of Psychology</w:t>
+      </w:r>
+      <w:r>
+        <w:rPr>
+          <w:rFonts w:eastAsiaTheme="minorHAnsi"/>
+          <w:lang w:eastAsia="en-US"/>
+        </w:rPr>
+        <w:t xml:space="preserve">, </w:t>
+      </w:r>
       <w:r>
         <w:rPr>
           <w:rFonts w:eastAsiaTheme="minorHAnsi"/>
@@ -12639,9 +13441,39 @@
           <w:iCs/>
           <w:lang w:eastAsia="en-US"/>
         </w:rPr>
-        <w:t>Pendrous</w:t>
-      </w:r>
-      <w:proofErr w:type="spellEnd"/>
+        <w:t>11</w:t>
+      </w:r>
+      <w:r>
+        <w:rPr>
+          <w:rFonts w:eastAsiaTheme="minorHAnsi"/>
+          <w:lang w:eastAsia="en-US"/>
+        </w:rPr>
+        <w:t>(2), 165–182.</w:t>
+      </w:r>
+    </w:p>
+    <w:p>
+      <w:pPr>
+        <w:pStyle w:val="Bibliography"/>
+        <w:rPr>
+          <w:rFonts w:eastAsiaTheme="minorHAnsi"/>
+          <w:lang w:eastAsia="en-US"/>
+        </w:rPr>
+      </w:pPr>
+      <w:r>
+        <w:rPr>
+          <w:rFonts w:eastAsiaTheme="minorHAnsi"/>
+          <w:lang w:eastAsia="en-US"/>
+        </w:rPr>
+        <w:t xml:space="preserve">Luciano, C., Törneke, N., &amp; Ruiz, F. J. (2023). Clinical Behavior Analysis and RFT: </w:t>
+      </w:r>
+      <w:r>
+        <w:rPr>
+          <w:rFonts w:eastAsiaTheme="minorHAnsi"/>
+          <w:lang w:eastAsia="en-US"/>
+        </w:rPr>
+        <w:lastRenderedPageBreak/>
+        <w:t xml:space="preserve">Conceptualizing Psychopathology and Its Treatment. In M. P. Twohig, M. E. Levin, &amp; J. M. Petersen (Eds.), </w:t>
+      </w:r>
       <w:r>
         <w:rPr>
           <w:rFonts w:eastAsiaTheme="minorHAnsi"/>
@@ -12649,30 +13481,14 @@
           <w:iCs/>
           <w:lang w:eastAsia="en-US"/>
         </w:rPr>
-        <w:t xml:space="preserve"> et al. (2020) replication study.’</w:t>
-      </w:r>
-      <w:r>
-        <w:rPr>
-          <w:rFonts w:eastAsiaTheme="minorHAnsi"/>
-          <w:lang w:eastAsia="en-US"/>
-        </w:rPr>
-        <w:t xml:space="preserve"> </w:t>
-      </w:r>
-      <w:proofErr w:type="spellStart"/>
-      <w:r>
-        <w:rPr>
-          <w:rFonts w:eastAsiaTheme="minorHAnsi"/>
-          <w:lang w:eastAsia="en-US"/>
-        </w:rPr>
-        <w:t>PsyArXiv</w:t>
-      </w:r>
-      <w:proofErr w:type="spellEnd"/>
-      <w:r>
-        <w:rPr>
-          <w:rFonts w:eastAsiaTheme="minorHAnsi"/>
-          <w:lang w:eastAsia="en-US"/>
-        </w:rPr>
-        <w:t>. https://doi.org/10.31234/osf.io/83z2y</w:t>
+        <w:t>The Oxford Handbook of Acceptance and Commitment Therapy</w:t>
+      </w:r>
+      <w:r>
+        <w:rPr>
+          <w:rFonts w:eastAsiaTheme="minorHAnsi"/>
+          <w:lang w:eastAsia="en-US"/>
+        </w:rPr>
+        <w:t xml:space="preserve"> (1st ed., pp. 109–142). Oxford University Press. https://doi.org/10.1093/oxfordhb/9780197550076.013.5</w:t>
       </w:r>
     </w:p>
     <w:p>
@@ -12688,9 +13504,8 @@
           <w:rFonts w:eastAsiaTheme="minorHAnsi"/>
           <w:lang w:eastAsia="en-US"/>
         </w:rPr>
-        <w:t xml:space="preserve">Hussey, I., &amp; Cummins, J. (2025, August 11). Post-publication peer-review should focus on highly influential articles. </w:t>
-      </w:r>
-      <w:proofErr w:type="spellStart"/>
+        <w:t xml:space="preserve">Marin, F., Rohatgi, A., &amp; Charlot, S. (2017). </w:t>
+      </w:r>
       <w:r>
         <w:rPr>
           <w:rFonts w:eastAsiaTheme="minorHAnsi"/>
@@ -12698,15 +13513,14 @@
           <w:iCs/>
           <w:lang w:eastAsia="en-US"/>
         </w:rPr>
-        <w:t>Mmmdata.Io</w:t>
-      </w:r>
-      <w:proofErr w:type="spellEnd"/>
-      <w:r>
-        <w:rPr>
-          <w:rFonts w:eastAsiaTheme="minorHAnsi"/>
-          <w:lang w:eastAsia="en-US"/>
-        </w:rPr>
-        <w:t>. https://mmmdata.io/posts/2025/08/post-publication-peer-review-should-focus-on-highly-influential-articles/</w:t>
+        <w:t>WebPlotDigitizer, a polyvalent and free software to extract spectra from old astronomical publications: Application to ultraviolet spectropolarimetry</w:t>
+      </w:r>
+      <w:r>
+        <w:rPr>
+          <w:rFonts w:eastAsiaTheme="minorHAnsi"/>
+          <w:lang w:eastAsia="en-US"/>
+        </w:rPr>
+        <w:t xml:space="preserve"> (arXiv:1708.02025). arXiv. http://arxiv.org/abs/1708.02025</w:t>
       </w:r>
     </w:p>
     <w:p>
@@ -12722,25 +13536,8 @@
           <w:rFonts w:eastAsiaTheme="minorHAnsi"/>
           <w:lang w:eastAsia="en-US"/>
         </w:rPr>
-        <w:t xml:space="preserve">Kelly, A. D., &amp; Kelly, M. E. (2021). Acceptance and Commitment Training in Applied </w:t>
-      </w:r>
-      <w:proofErr w:type="spellStart"/>
-      <w:r>
-        <w:rPr>
-          <w:rFonts w:eastAsiaTheme="minorHAnsi"/>
-          <w:lang w:eastAsia="en-US"/>
-        </w:rPr>
-        <w:t>Behavior</w:t>
-      </w:r>
-      <w:proofErr w:type="spellEnd"/>
-      <w:r>
-        <w:rPr>
-          <w:rFonts w:eastAsiaTheme="minorHAnsi"/>
-          <w:lang w:eastAsia="en-US"/>
-        </w:rPr>
-        <w:t xml:space="preserve"> Analysis: Where Have You Been All My Life? </w:t>
-      </w:r>
-      <w:proofErr w:type="spellStart"/>
+        <w:t xml:space="preserve">McLoughlin, S., &amp; Roche, B. T. (2022). ACT: A Process-Based Therapy in search of a process. </w:t>
+      </w:r>
       <w:r>
         <w:rPr>
           <w:rFonts w:eastAsiaTheme="minorHAnsi"/>
@@ -12748,9 +13545,15 @@
           <w:iCs/>
           <w:lang w:eastAsia="en-US"/>
         </w:rPr>
-        <w:t>Behavior</w:t>
-      </w:r>
-      <w:proofErr w:type="spellEnd"/>
+        <w:t>Behavior Therapy</w:t>
+      </w:r>
+      <w:r>
+        <w:rPr>
+          <w:rFonts w:eastAsiaTheme="minorHAnsi"/>
+          <w:lang w:eastAsia="en-US"/>
+        </w:rPr>
+        <w:t xml:space="preserve">, </w:t>
+      </w:r>
       <w:r>
         <w:rPr>
           <w:rFonts w:eastAsiaTheme="minorHAnsi"/>
@@ -12758,14 +13561,30 @@
           <w:iCs/>
           <w:lang w:eastAsia="en-US"/>
         </w:rPr>
-        <w:t xml:space="preserve"> Analysis in Practice</w:t>
-      </w:r>
-      <w:r>
-        <w:rPr>
-          <w:rFonts w:eastAsiaTheme="minorHAnsi"/>
-          <w:lang w:eastAsia="en-US"/>
-        </w:rPr>
-        <w:t xml:space="preserve">, </w:t>
+        <w:t>54</w:t>
+      </w:r>
+      <w:r>
+        <w:rPr>
+          <w:rFonts w:eastAsiaTheme="minorHAnsi"/>
+          <w:lang w:eastAsia="en-US"/>
+        </w:rPr>
+        <w:t>(6), 939–955. https://doi.org/10.1016/j.beth.2022.07.010</w:t>
+      </w:r>
+    </w:p>
+    <w:p>
+      <w:pPr>
+        <w:pStyle w:val="Bibliography"/>
+        <w:rPr>
+          <w:rFonts w:eastAsiaTheme="minorHAnsi"/>
+          <w:lang w:eastAsia="en-US"/>
+        </w:rPr>
+      </w:pPr>
+      <w:r>
+        <w:rPr>
+          <w:rFonts w:eastAsiaTheme="minorHAnsi"/>
+          <w:lang w:eastAsia="en-US"/>
+        </w:rPr>
+        <w:t xml:space="preserve">Morris, S. B. (2008). Estimating Effect Sizes From Pretest-Posttest-Control Group Designs. </w:t>
       </w:r>
       <w:r>
         <w:rPr>
@@ -12774,30 +13593,14 @@
           <w:iCs/>
           <w:lang w:eastAsia="en-US"/>
         </w:rPr>
-        <w:t>15</w:t>
-      </w:r>
-      <w:r>
-        <w:rPr>
-          <w:rFonts w:eastAsiaTheme="minorHAnsi"/>
-          <w:lang w:eastAsia="en-US"/>
-        </w:rPr>
-        <w:t>(1), Article 1. https://doi.org/10.1007/s40617-021-00587-3</w:t>
-      </w:r>
-    </w:p>
-    <w:p>
-      <w:pPr>
-        <w:pStyle w:val="Bibliography"/>
-        <w:rPr>
-          <w:rFonts w:eastAsiaTheme="minorHAnsi"/>
-          <w:lang w:eastAsia="en-US"/>
-        </w:rPr>
-      </w:pPr>
-      <w:r>
-        <w:rPr>
-          <w:rFonts w:eastAsiaTheme="minorHAnsi"/>
-          <w:lang w:eastAsia="en-US"/>
-        </w:rPr>
-        <w:t xml:space="preserve">Law, S., &amp; Hayes, S. C. (2021). Murray Sidman: Fostering progress through foundational choices. </w:t>
+        <w:t>Organizational Research Methods</w:t>
+      </w:r>
+      <w:r>
+        <w:rPr>
+          <w:rFonts w:eastAsiaTheme="minorHAnsi"/>
+          <w:lang w:eastAsia="en-US"/>
+        </w:rPr>
+        <w:t xml:space="preserve">, </w:t>
       </w:r>
       <w:r>
         <w:rPr>
@@ -12806,9 +13609,31 @@
           <w:iCs/>
           <w:lang w:eastAsia="en-US"/>
         </w:rPr>
-        <w:t xml:space="preserve">Journal of the Experimental Analysis of </w:t>
-      </w:r>
-      <w:proofErr w:type="spellStart"/>
+        <w:t>11</w:t>
+      </w:r>
+      <w:r>
+        <w:rPr>
+          <w:rFonts w:eastAsiaTheme="minorHAnsi"/>
+          <w:lang w:eastAsia="en-US"/>
+        </w:rPr>
+        <w:t>(2), 364–386. https://doi.org/10.1177/1094428106291059</w:t>
+      </w:r>
+    </w:p>
+    <w:p>
+      <w:pPr>
+        <w:pStyle w:val="Bibliography"/>
+        <w:rPr>
+          <w:rFonts w:eastAsiaTheme="minorHAnsi"/>
+          <w:lang w:eastAsia="en-US"/>
+        </w:rPr>
+      </w:pPr>
+      <w:r>
+        <w:rPr>
+          <w:rFonts w:eastAsiaTheme="minorHAnsi"/>
+          <w:lang w:eastAsia="en-US"/>
+        </w:rPr>
+        <w:t xml:space="preserve">O’Donohue, W., &amp; Masuda, A. (Eds.). (2022). </w:t>
+      </w:r>
       <w:r>
         <w:rPr>
           <w:rFonts w:eastAsiaTheme="minorHAnsi"/>
@@ -12816,15 +13641,30 @@
           <w:iCs/>
           <w:lang w:eastAsia="en-US"/>
         </w:rPr>
-        <w:t>Behavior</w:t>
-      </w:r>
-      <w:proofErr w:type="spellEnd"/>
-      <w:r>
-        <w:rPr>
-          <w:rFonts w:eastAsiaTheme="minorHAnsi"/>
-          <w:lang w:eastAsia="en-US"/>
-        </w:rPr>
-        <w:t xml:space="preserve">, </w:t>
+        <w:t>Behavior therapy: First, second, and third waves.</w:t>
+      </w:r>
+      <w:r>
+        <w:rPr>
+          <w:rFonts w:eastAsiaTheme="minorHAnsi"/>
+          <w:lang w:eastAsia="en-US"/>
+        </w:rPr>
+        <w:t xml:space="preserve"> Springer Nature. https://doi.org/10.1007/978-3-031-11677-3</w:t>
+      </w:r>
+    </w:p>
+    <w:p>
+      <w:pPr>
+        <w:pStyle w:val="Bibliography"/>
+        <w:rPr>
+          <w:rFonts w:eastAsiaTheme="minorHAnsi"/>
+          <w:lang w:eastAsia="en-US"/>
+        </w:rPr>
+      </w:pPr>
+      <w:r>
+        <w:rPr>
+          <w:rFonts w:eastAsiaTheme="minorHAnsi"/>
+          <w:lang w:eastAsia="en-US"/>
+        </w:rPr>
+        <w:t xml:space="preserve">Pendrous, R., Hulbert-Williams, L., Hochard, K. D., &amp; Hulbert-Williams, N. J. (2020). Appetitive augmental functions and common physical properties in a pain-tolerance metaphor: An extended replication. </w:t>
       </w:r>
       <w:r>
         <w:rPr>
@@ -12833,78 +13673,14 @@
           <w:iCs/>
           <w:lang w:eastAsia="en-US"/>
         </w:rPr>
-        <w:t>115</w:t>
-      </w:r>
-      <w:r>
-        <w:rPr>
-          <w:rFonts w:eastAsiaTheme="minorHAnsi"/>
-          <w:lang w:eastAsia="en-US"/>
-        </w:rPr>
-        <w:t>(1), 21–30. https://doi.org/10.1002/jeab.640</w:t>
-      </w:r>
-    </w:p>
-    <w:p>
-      <w:pPr>
-        <w:pStyle w:val="Bibliography"/>
-        <w:rPr>
-          <w:rFonts w:eastAsiaTheme="minorHAnsi"/>
-          <w:lang w:eastAsia="en-US"/>
-        </w:rPr>
-      </w:pPr>
-      <w:r>
-        <w:rPr>
-          <w:rFonts w:eastAsiaTheme="minorHAnsi"/>
-          <w:lang w:eastAsia="en-US"/>
-        </w:rPr>
-        <w:t xml:space="preserve">Leichsenring, F., Abbass, A., </w:t>
-      </w:r>
-      <w:proofErr w:type="spellStart"/>
-      <w:r>
-        <w:rPr>
-          <w:rFonts w:eastAsiaTheme="minorHAnsi"/>
-          <w:lang w:eastAsia="en-US"/>
-        </w:rPr>
-        <w:t>Hilsenroth</w:t>
-      </w:r>
-      <w:proofErr w:type="spellEnd"/>
-      <w:r>
-        <w:rPr>
-          <w:rFonts w:eastAsiaTheme="minorHAnsi"/>
-          <w:lang w:eastAsia="en-US"/>
-        </w:rPr>
-        <w:t xml:space="preserve">, M. J., </w:t>
-      </w:r>
-      <w:proofErr w:type="spellStart"/>
-      <w:r>
-        <w:rPr>
-          <w:rFonts w:eastAsiaTheme="minorHAnsi"/>
-          <w:lang w:eastAsia="en-US"/>
-        </w:rPr>
-        <w:t>Leweke</w:t>
-      </w:r>
-      <w:proofErr w:type="spellEnd"/>
-      <w:r>
-        <w:rPr>
-          <w:rFonts w:eastAsiaTheme="minorHAnsi"/>
-          <w:lang w:eastAsia="en-US"/>
-        </w:rPr>
-        <w:t xml:space="preserve">, F., Luyten, P., Keefe, J. R., Midgley, N., </w:t>
-      </w:r>
-      <w:proofErr w:type="spellStart"/>
-      <w:r>
-        <w:rPr>
-          <w:rFonts w:eastAsiaTheme="minorHAnsi"/>
-          <w:lang w:eastAsia="en-US"/>
-        </w:rPr>
-        <w:t>Rabung</w:t>
-      </w:r>
-      <w:proofErr w:type="spellEnd"/>
-      <w:r>
-        <w:rPr>
-          <w:rFonts w:eastAsiaTheme="minorHAnsi"/>
-          <w:lang w:eastAsia="en-US"/>
-        </w:rPr>
-        <w:t xml:space="preserve">, S., Salzer, S., &amp; Steinert, C. (2017). Biases in research: Risk factors for non-replicability in psychotherapy and pharmacotherapy research. </w:t>
+        <w:t>Journal of Contextual Behavioral Science</w:t>
+      </w:r>
+      <w:r>
+        <w:rPr>
+          <w:rFonts w:eastAsiaTheme="minorHAnsi"/>
+          <w:lang w:eastAsia="en-US"/>
+        </w:rPr>
+        <w:t xml:space="preserve">, </w:t>
       </w:r>
       <w:r>
         <w:rPr>
@@ -12913,14 +13689,30 @@
           <w:iCs/>
           <w:lang w:eastAsia="en-US"/>
         </w:rPr>
-        <w:t>Psychological Medicine</w:t>
-      </w:r>
-      <w:r>
-        <w:rPr>
-          <w:rFonts w:eastAsiaTheme="minorHAnsi"/>
-          <w:lang w:eastAsia="en-US"/>
-        </w:rPr>
-        <w:t xml:space="preserve">, </w:t>
+        <w:t>16</w:t>
+      </w:r>
+      <w:r>
+        <w:rPr>
+          <w:rFonts w:eastAsiaTheme="minorHAnsi"/>
+          <w:lang w:eastAsia="en-US"/>
+        </w:rPr>
+        <w:t>, 17–24. https://doi.org/10.1016/j.jcbs.2020.02.003</w:t>
+      </w:r>
+    </w:p>
+    <w:p>
+      <w:pPr>
+        <w:pStyle w:val="Bibliography"/>
+        <w:rPr>
+          <w:rFonts w:eastAsiaTheme="minorHAnsi"/>
+          <w:lang w:eastAsia="en-US"/>
+        </w:rPr>
+      </w:pPr>
+      <w:r>
+        <w:rPr>
+          <w:rFonts w:eastAsiaTheme="minorHAnsi"/>
+          <w:lang w:eastAsia="en-US"/>
+        </w:rPr>
+        <w:t xml:space="preserve">Rachman, S., Shafran, R., Mitchell, D., Trant, J., &amp; Teachman, B. (1996). How to remain neutral: An experimental analysis of neutralization. </w:t>
       </w:r>
       <w:r>
         <w:rPr>
@@ -12929,30 +13721,14 @@
           <w:iCs/>
           <w:lang w:eastAsia="en-US"/>
         </w:rPr>
-        <w:t>47</w:t>
-      </w:r>
-      <w:r>
-        <w:rPr>
-          <w:rFonts w:eastAsiaTheme="minorHAnsi"/>
-          <w:lang w:eastAsia="en-US"/>
-        </w:rPr>
-        <w:t>(6), 1000–1011. https://doi.org/10.1017/S003329171600324X</w:t>
-      </w:r>
-    </w:p>
-    <w:p>
-      <w:pPr>
-        <w:pStyle w:val="Bibliography"/>
-        <w:rPr>
-          <w:rFonts w:eastAsiaTheme="minorHAnsi"/>
-          <w:lang w:eastAsia="en-US"/>
-        </w:rPr>
-      </w:pPr>
-      <w:r>
-        <w:rPr>
-          <w:rFonts w:eastAsiaTheme="minorHAnsi"/>
-          <w:lang w:eastAsia="en-US"/>
-        </w:rPr>
-        <w:t xml:space="preserve">Luciano, C., Ruiz, F. J., Torres, R. M. V., &amp; Mar, V. S. (2011). A Relational Frame Analysis of Defusion Interactions in Acceptance and Commitment Therapy. A Preliminary and Quasi-Experimental Study with At-Risk Adolescents. </w:t>
+        <w:t>Behaviour Research and Therapy</w:t>
+      </w:r>
+      <w:r>
+        <w:rPr>
+          <w:rFonts w:eastAsiaTheme="minorHAnsi"/>
+          <w:lang w:eastAsia="en-US"/>
+        </w:rPr>
+        <w:t xml:space="preserve">, </w:t>
       </w:r>
       <w:r>
         <w:rPr>
@@ -12961,14 +13737,14 @@
           <w:iCs/>
           <w:lang w:eastAsia="en-US"/>
         </w:rPr>
-        <w:t>International Journal of Psychology</w:t>
-      </w:r>
-      <w:r>
-        <w:rPr>
-          <w:rFonts w:eastAsiaTheme="minorHAnsi"/>
-          <w:lang w:eastAsia="en-US"/>
-        </w:rPr>
-        <w:t>.</w:t>
+        <w:t>34</w:t>
+      </w:r>
+      <w:r>
+        <w:rPr>
+          <w:rFonts w:eastAsiaTheme="minorHAnsi"/>
+          <w:lang w:eastAsia="en-US"/>
+        </w:rPr>
+        <w:t>(11–12), 889–898. https://doi.org/10.1016/S0005-7967(96)00051-4</w:t>
       </w:r>
     </w:p>
     <w:p>
@@ -12984,39 +13760,7 @@
           <w:rFonts w:eastAsiaTheme="minorHAnsi"/>
           <w:lang w:eastAsia="en-US"/>
         </w:rPr>
-        <w:t xml:space="preserve">Luciano, C., </w:t>
-      </w:r>
-      <w:proofErr w:type="spellStart"/>
-      <w:r>
-        <w:rPr>
-          <w:rFonts w:eastAsiaTheme="minorHAnsi"/>
-          <w:lang w:eastAsia="en-US"/>
-        </w:rPr>
-        <w:t>Törneke</w:t>
-      </w:r>
-      <w:proofErr w:type="spellEnd"/>
-      <w:r>
-        <w:rPr>
-          <w:rFonts w:eastAsiaTheme="minorHAnsi"/>
-          <w:lang w:eastAsia="en-US"/>
-        </w:rPr>
-        <w:t xml:space="preserve">, N., &amp; Ruiz, F. J. (2023). Clinical </w:t>
-      </w:r>
-      <w:proofErr w:type="spellStart"/>
-      <w:r>
-        <w:rPr>
-          <w:rFonts w:eastAsiaTheme="minorHAnsi"/>
-          <w:lang w:eastAsia="en-US"/>
-        </w:rPr>
-        <w:t>Behavior</w:t>
-      </w:r>
-      <w:proofErr w:type="spellEnd"/>
-      <w:r>
-        <w:rPr>
-          <w:rFonts w:eastAsiaTheme="minorHAnsi"/>
-          <w:lang w:eastAsia="en-US"/>
-        </w:rPr>
-        <w:t xml:space="preserve"> Analysis and RFT: Conceptualizing Psychopathology and Its Treatment. In M. P. Twohig, M. E. Levin, &amp; J. M. Petersen (Eds.), </w:t>
+        <w:t xml:space="preserve">Röseler, L., Kaiser, L., Doetsch, C., Klett, N., Seida, C., Schütz, A., Aczel, B., Adelina, N., Agostini, V., Alarie, S., Albayrak-Aydemir, N., Aldoh, A., Al-Hoorie, A. H., Azevedo, F., Baker, B. J., Barth, C. L., Beitner, J., Brick, C., Brohmer, H., … Zhang, Y. (2024). The Replication Database: Documenting the Replicability of Psychological Science. </w:t>
       </w:r>
       <w:r>
         <w:rPr>
@@ -13025,33 +13769,15 @@
           <w:iCs/>
           <w:lang w:eastAsia="en-US"/>
         </w:rPr>
-        <w:t>The Oxford Handbook of Acceptance and Commitment Therapy</w:t>
-      </w:r>
-      <w:r>
-        <w:rPr>
-          <w:rFonts w:eastAsiaTheme="minorHAnsi"/>
-          <w:lang w:eastAsia="en-US"/>
-        </w:rPr>
-        <w:t xml:space="preserve"> (1st ed., pp. 109–142). Oxford University Press. https://doi.org/10.1093/oxfordhb/9780197550076.013.5</w:t>
-      </w:r>
-    </w:p>
-    <w:p>
-      <w:pPr>
-        <w:pStyle w:val="Bibliography"/>
-        <w:rPr>
-          <w:rFonts w:eastAsiaTheme="minorHAnsi"/>
-          <w:lang w:eastAsia="en-US"/>
-        </w:rPr>
-      </w:pPr>
-      <w:r>
-        <w:rPr>
-          <w:rFonts w:eastAsiaTheme="minorHAnsi"/>
-          <w:lang w:eastAsia="en-US"/>
-        </w:rPr>
-        <w:lastRenderedPageBreak/>
-        <w:t xml:space="preserve">Marin, F., Rohatgi, A., &amp; Charlot, S. (2017). </w:t>
-      </w:r>
-      <w:proofErr w:type="spellStart"/>
+        <w:t>Journal of Open Psychology Data</w:t>
+      </w:r>
+      <w:r>
+        <w:rPr>
+          <w:rFonts w:eastAsiaTheme="minorHAnsi"/>
+          <w:lang w:eastAsia="en-US"/>
+        </w:rPr>
+        <w:t xml:space="preserve">, </w:t>
+      </w:r>
       <w:r>
         <w:rPr>
           <w:rFonts w:eastAsiaTheme="minorHAnsi"/>
@@ -13059,9 +13785,31 @@
           <w:iCs/>
           <w:lang w:eastAsia="en-US"/>
         </w:rPr>
-        <w:t>WebPlotDigitizer</w:t>
-      </w:r>
-      <w:proofErr w:type="spellEnd"/>
+        <w:t>12</w:t>
+      </w:r>
+      <w:r>
+        <w:rPr>
+          <w:rFonts w:eastAsiaTheme="minorHAnsi"/>
+          <w:lang w:eastAsia="en-US"/>
+        </w:rPr>
+        <w:t>(1), 8. https://doi.org/10.5334/jopd.101</w:t>
+      </w:r>
+    </w:p>
+    <w:p>
+      <w:pPr>
+        <w:pStyle w:val="Bibliography"/>
+        <w:rPr>
+          <w:rFonts w:eastAsiaTheme="minorHAnsi"/>
+          <w:lang w:eastAsia="en-US"/>
+        </w:rPr>
+      </w:pPr>
+      <w:r>
+        <w:rPr>
+          <w:rFonts w:eastAsiaTheme="minorHAnsi"/>
+          <w:lang w:eastAsia="en-US"/>
+        </w:rPr>
+        <w:t xml:space="preserve">Ruiz, F. J., Gil-Luciano, B., &amp; Segura-Vargas, M. A. (2023). Cognitive defusion. In M. P. Twohig, M. E. Levin, &amp; J. M. Petersen (Eds.), </w:t>
+      </w:r>
       <w:r>
         <w:rPr>
           <w:rFonts w:eastAsiaTheme="minorHAnsi"/>
@@ -13069,9 +13817,31 @@
           <w:iCs/>
           <w:lang w:eastAsia="en-US"/>
         </w:rPr>
-        <w:t xml:space="preserve">, a polyvalent and free software to extract spectra from old astronomical publications: Application to ultraviolet </w:t>
-      </w:r>
-      <w:proofErr w:type="spellStart"/>
+        <w:t>The Oxford Handbook of Acceptance and Commitment Therapy</w:t>
+      </w:r>
+      <w:r>
+        <w:rPr>
+          <w:rFonts w:eastAsiaTheme="minorHAnsi"/>
+          <w:lang w:eastAsia="en-US"/>
+        </w:rPr>
+        <w:t>. Oxford University Press. https://doi.org/10.1093/oxfordhb/9780197550076.001.0001</w:t>
+      </w:r>
+    </w:p>
+    <w:p>
+      <w:pPr>
+        <w:pStyle w:val="Bibliography"/>
+        <w:rPr>
+          <w:rFonts w:eastAsiaTheme="minorHAnsi"/>
+          <w:lang w:eastAsia="en-US"/>
+        </w:rPr>
+      </w:pPr>
+      <w:r>
+        <w:rPr>
+          <w:rFonts w:eastAsiaTheme="minorHAnsi"/>
+          <w:lang w:eastAsia="en-US"/>
+        </w:rPr>
+        <w:t xml:space="preserve">Ruiz, F. J., Luciano, C., &amp; Sierra, M. A. (2020). A systematic and critical response to Pendrous et al. (2020) replication study. </w:t>
+      </w:r>
       <w:r>
         <w:rPr>
           <w:rFonts w:eastAsiaTheme="minorHAnsi"/>
@@ -13079,49 +13849,15 @@
           <w:iCs/>
           <w:lang w:eastAsia="en-US"/>
         </w:rPr>
-        <w:t>spectropolarimetry</w:t>
-      </w:r>
-      <w:proofErr w:type="spellEnd"/>
-      <w:r>
-        <w:rPr>
-          <w:rFonts w:eastAsiaTheme="minorHAnsi"/>
-          <w:lang w:eastAsia="en-US"/>
-        </w:rPr>
-        <w:t xml:space="preserve"> (No. arXiv:1708.02025). </w:t>
-      </w:r>
-      <w:proofErr w:type="spellStart"/>
-      <w:r>
-        <w:rPr>
-          <w:rFonts w:eastAsiaTheme="minorHAnsi"/>
-          <w:lang w:eastAsia="en-US"/>
-        </w:rPr>
-        <w:t>arXiv</w:t>
-      </w:r>
-      <w:proofErr w:type="spellEnd"/>
-      <w:r>
-        <w:rPr>
-          <w:rFonts w:eastAsiaTheme="minorHAnsi"/>
-          <w:lang w:eastAsia="en-US"/>
-        </w:rPr>
-        <w:t>. http://arxiv.org/abs/1708.02025</w:t>
-      </w:r>
-    </w:p>
-    <w:p>
-      <w:pPr>
-        <w:pStyle w:val="Bibliography"/>
-        <w:rPr>
-          <w:rFonts w:eastAsiaTheme="minorHAnsi"/>
-          <w:lang w:eastAsia="en-US"/>
-        </w:rPr>
-      </w:pPr>
-      <w:r>
-        <w:rPr>
-          <w:rFonts w:eastAsiaTheme="minorHAnsi"/>
-          <w:lang w:eastAsia="en-US"/>
-        </w:rPr>
-        <w:t xml:space="preserve">McLoughlin, S., &amp; Roche, B. T. (2022). ACT: A Process-Based Therapy in search of a process. </w:t>
-      </w:r>
-      <w:proofErr w:type="spellStart"/>
+        <w:t>Journal of Contextual Behavioral Science</w:t>
+      </w:r>
+      <w:r>
+        <w:rPr>
+          <w:rFonts w:eastAsiaTheme="minorHAnsi"/>
+          <w:lang w:eastAsia="en-US"/>
+        </w:rPr>
+        <w:t xml:space="preserve">, </w:t>
+      </w:r>
       <w:r>
         <w:rPr>
           <w:rFonts w:eastAsiaTheme="minorHAnsi"/>
@@ -13129,9 +13865,31 @@
           <w:iCs/>
           <w:lang w:eastAsia="en-US"/>
         </w:rPr>
-        <w:t>Behavior</w:t>
-      </w:r>
-      <w:proofErr w:type="spellEnd"/>
+        <w:t>17</w:t>
+      </w:r>
+      <w:r>
+        <w:rPr>
+          <w:rFonts w:eastAsiaTheme="minorHAnsi"/>
+          <w:lang w:eastAsia="en-US"/>
+        </w:rPr>
+        <w:t>, 39–45. https://doi.org/10.1016/j.jcbs.2020.04.011</w:t>
+      </w:r>
+    </w:p>
+    <w:p>
+      <w:pPr>
+        <w:pStyle w:val="Bibliography"/>
+        <w:rPr>
+          <w:rFonts w:eastAsiaTheme="minorHAnsi"/>
+          <w:lang w:eastAsia="en-US"/>
+        </w:rPr>
+      </w:pPr>
+      <w:r>
+        <w:rPr>
+          <w:rFonts w:eastAsiaTheme="minorHAnsi"/>
+          <w:lang w:eastAsia="en-US"/>
+        </w:rPr>
+        <w:t xml:space="preserve">Sierra, M. A., Ruiz, F. J., Flórez, C. L., Hernández, D. R., &amp; Luciano, C. (2016). The Role of Common Physical Properties and Augmental Functions in Metaphor Effect. </w:t>
+      </w:r>
       <w:r>
         <w:rPr>
           <w:rFonts w:eastAsiaTheme="minorHAnsi"/>
@@ -13139,62 +13897,14 @@
           <w:iCs/>
           <w:lang w:eastAsia="en-US"/>
         </w:rPr>
-        <w:t xml:space="preserve"> Therapy</w:t>
-      </w:r>
-      <w:r>
-        <w:rPr>
-          <w:rFonts w:eastAsiaTheme="minorHAnsi"/>
-          <w:lang w:eastAsia="en-US"/>
-        </w:rPr>
-        <w:t>, S0005789422001022. https://doi.org/10.1016/j.beth.2022.07.010</w:t>
-      </w:r>
-    </w:p>
-    <w:p>
-      <w:pPr>
-        <w:pStyle w:val="Bibliography"/>
-        <w:rPr>
-          <w:rFonts w:eastAsiaTheme="minorHAnsi"/>
-          <w:lang w:eastAsia="en-US"/>
-        </w:rPr>
-      </w:pPr>
-      <w:r>
-        <w:rPr>
-          <w:rFonts w:eastAsiaTheme="minorHAnsi"/>
-          <w:lang w:eastAsia="en-US"/>
-        </w:rPr>
-        <w:t xml:space="preserve">Morris, S. B. (2008). Estimating Effect Sizes </w:t>
-      </w:r>
-      <w:proofErr w:type="gramStart"/>
-      <w:r>
-        <w:rPr>
-          <w:rFonts w:eastAsiaTheme="minorHAnsi"/>
-          <w:lang w:eastAsia="en-US"/>
-        </w:rPr>
-        <w:t>From</w:t>
-      </w:r>
-      <w:proofErr w:type="gramEnd"/>
-      <w:r>
-        <w:rPr>
-          <w:rFonts w:eastAsiaTheme="minorHAnsi"/>
-          <w:lang w:eastAsia="en-US"/>
-        </w:rPr>
-        <w:t xml:space="preserve"> Pretest-</w:t>
-      </w:r>
-      <w:proofErr w:type="spellStart"/>
-      <w:r>
-        <w:rPr>
-          <w:rFonts w:eastAsiaTheme="minorHAnsi"/>
-          <w:lang w:eastAsia="en-US"/>
-        </w:rPr>
-        <w:t>Posttest</w:t>
-      </w:r>
-      <w:proofErr w:type="spellEnd"/>
-      <w:r>
-        <w:rPr>
-          <w:rFonts w:eastAsiaTheme="minorHAnsi"/>
-          <w:lang w:eastAsia="en-US"/>
-        </w:rPr>
-        <w:t xml:space="preserve">-Control Group Designs. </w:t>
+        <w:t>International Journal of Psychology</w:t>
+      </w:r>
+      <w:r>
+        <w:rPr>
+          <w:rFonts w:eastAsiaTheme="minorHAnsi"/>
+          <w:lang w:eastAsia="en-US"/>
+        </w:rPr>
+        <w:t xml:space="preserve">, </w:t>
       </w:r>
       <w:r>
         <w:rPr>
@@ -13203,14 +13913,30 @@
           <w:iCs/>
           <w:lang w:eastAsia="en-US"/>
         </w:rPr>
-        <w:t>Organizational Research Methods</w:t>
-      </w:r>
-      <w:r>
-        <w:rPr>
-          <w:rFonts w:eastAsiaTheme="minorHAnsi"/>
-          <w:lang w:eastAsia="en-US"/>
-        </w:rPr>
-        <w:t xml:space="preserve">, </w:t>
+        <w:t>16</w:t>
+      </w:r>
+      <w:r>
+        <w:rPr>
+          <w:rFonts w:eastAsiaTheme="minorHAnsi"/>
+          <w:lang w:eastAsia="en-US"/>
+        </w:rPr>
+        <w:t>(3), 265–279.</w:t>
+      </w:r>
+    </w:p>
+    <w:p>
+      <w:pPr>
+        <w:pStyle w:val="Bibliography"/>
+        <w:rPr>
+          <w:rFonts w:eastAsiaTheme="minorHAnsi"/>
+          <w:lang w:eastAsia="en-US"/>
+        </w:rPr>
+      </w:pPr>
+      <w:r>
+        <w:rPr>
+          <w:rFonts w:eastAsiaTheme="minorHAnsi"/>
+          <w:lang w:eastAsia="en-US"/>
+        </w:rPr>
+        <w:t xml:space="preserve">Simonsohn, U., Simmons, J. P., &amp; Nelson, L. D. (2015). </w:t>
       </w:r>
       <w:r>
         <w:rPr>
@@ -13219,14 +13945,14 @@
           <w:iCs/>
           <w:lang w:eastAsia="en-US"/>
         </w:rPr>
-        <w:t>11</w:t>
-      </w:r>
-      <w:r>
-        <w:rPr>
-          <w:rFonts w:eastAsiaTheme="minorHAnsi"/>
-          <w:lang w:eastAsia="en-US"/>
-        </w:rPr>
-        <w:t>(2), 364–386. https://doi.org/10.1177/1094428106291059</w:t>
+        <w:t>Specification Curve: Descriptive and Inferential Statistics on All Reasonable Specifications</w:t>
+      </w:r>
+      <w:r>
+        <w:rPr>
+          <w:rFonts w:eastAsiaTheme="minorHAnsi"/>
+          <w:lang w:eastAsia="en-US"/>
+        </w:rPr>
+        <w:t>. https://papers.ssrn.com/sol3/papers.cfm?abstract_id=2694998</w:t>
       </w:r>
     </w:p>
     <w:p>
@@ -13242,9 +13968,8 @@
           <w:rFonts w:eastAsiaTheme="minorHAnsi"/>
           <w:lang w:eastAsia="en-US"/>
         </w:rPr>
-        <w:t xml:space="preserve">O’Donohue, W., &amp; Masuda, A. (Eds.). (2022). </w:t>
-      </w:r>
-      <w:proofErr w:type="spellStart"/>
+        <w:t xml:space="preserve">Spellman, B. A. (2015). A short (personal) future history of revolution 2.0. </w:t>
+      </w:r>
       <w:r>
         <w:rPr>
           <w:rFonts w:eastAsiaTheme="minorHAnsi"/>
@@ -13252,9 +13977,15 @@
           <w:iCs/>
           <w:lang w:eastAsia="en-US"/>
         </w:rPr>
-        <w:t>Behavior</w:t>
-      </w:r>
-      <w:proofErr w:type="spellEnd"/>
+        <w:t>Perspectives on Psychological Science</w:t>
+      </w:r>
+      <w:r>
+        <w:rPr>
+          <w:rFonts w:eastAsiaTheme="minorHAnsi"/>
+          <w:lang w:eastAsia="en-US"/>
+        </w:rPr>
+        <w:t xml:space="preserve">, </w:t>
+      </w:r>
       <w:r>
         <w:rPr>
           <w:rFonts w:eastAsiaTheme="minorHAnsi"/>
@@ -13262,14 +13993,14 @@
           <w:iCs/>
           <w:lang w:eastAsia="en-US"/>
         </w:rPr>
-        <w:t xml:space="preserve"> therapy: First, second, and third waves.</w:t>
-      </w:r>
-      <w:r>
-        <w:rPr>
-          <w:rFonts w:eastAsiaTheme="minorHAnsi"/>
-          <w:lang w:eastAsia="en-US"/>
-        </w:rPr>
-        <w:t xml:space="preserve"> Springer Nature. https://doi.org/10.1007/978-3-031-11677-3</w:t>
+        <w:t>10</w:t>
+      </w:r>
+      <w:r>
+        <w:rPr>
+          <w:rFonts w:eastAsiaTheme="minorHAnsi"/>
+          <w:lang w:eastAsia="en-US"/>
+        </w:rPr>
+        <w:t>(6), 886–899. https://doi.org/10.1177/1745691615609918</w:t>
       </w:r>
     </w:p>
     <w:p>
@@ -13280,37 +14011,12 @@
           <w:lang w:eastAsia="en-US"/>
         </w:rPr>
       </w:pPr>
-      <w:proofErr w:type="spellStart"/>
-      <w:r>
-        <w:rPr>
-          <w:rFonts w:eastAsiaTheme="minorHAnsi"/>
-          <w:lang w:eastAsia="en-US"/>
-        </w:rPr>
-        <w:t>Pendrous</w:t>
-      </w:r>
-      <w:proofErr w:type="spellEnd"/>
-      <w:r>
-        <w:rPr>
-          <w:rFonts w:eastAsiaTheme="minorHAnsi"/>
-          <w:lang w:eastAsia="en-US"/>
-        </w:rPr>
-        <w:t xml:space="preserve">, R., Hulbert-Williams, L., Hochard, K. D., &amp; Hulbert-Williams, N. J. (2020). Appetitive </w:t>
-      </w:r>
-      <w:proofErr w:type="spellStart"/>
-      <w:r>
-        <w:rPr>
-          <w:rFonts w:eastAsiaTheme="minorHAnsi"/>
-          <w:lang w:eastAsia="en-US"/>
-        </w:rPr>
-        <w:t>augmental</w:t>
-      </w:r>
-      <w:proofErr w:type="spellEnd"/>
-      <w:r>
-        <w:rPr>
-          <w:rFonts w:eastAsiaTheme="minorHAnsi"/>
-          <w:lang w:eastAsia="en-US"/>
-        </w:rPr>
-        <w:t xml:space="preserve"> functions and common physical properties in a pain-tolerance metaphor: An extended replication. </w:t>
+      <w:r>
+        <w:rPr>
+          <w:rFonts w:eastAsiaTheme="minorHAnsi"/>
+          <w:lang w:eastAsia="en-US"/>
+        </w:rPr>
+        <w:t xml:space="preserve">Steegen, S., Tuerlinckx, F., Gelman, A., &amp; Vanpaemel, W. (2016). Increasing transparency through a multiverse analysis. </w:t>
       </w:r>
       <w:r>
         <w:rPr>
@@ -13319,9 +14025,15 @@
           <w:iCs/>
           <w:lang w:eastAsia="en-US"/>
         </w:rPr>
-        <w:t xml:space="preserve">Journal of Contextual </w:t>
-      </w:r>
-      <w:proofErr w:type="spellStart"/>
+        <w:t>Perspectives on Psychological Science</w:t>
+      </w:r>
+      <w:r>
+        <w:rPr>
+          <w:rFonts w:eastAsiaTheme="minorHAnsi"/>
+          <w:lang w:eastAsia="en-US"/>
+        </w:rPr>
+        <w:t xml:space="preserve">, </w:t>
+      </w:r>
       <w:r>
         <w:rPr>
           <w:rFonts w:eastAsiaTheme="minorHAnsi"/>
@@ -13329,9 +14041,31 @@
           <w:iCs/>
           <w:lang w:eastAsia="en-US"/>
         </w:rPr>
-        <w:t>Behavioral</w:t>
-      </w:r>
-      <w:proofErr w:type="spellEnd"/>
+        <w:t>11</w:t>
+      </w:r>
+      <w:r>
+        <w:rPr>
+          <w:rFonts w:eastAsiaTheme="minorHAnsi"/>
+          <w:lang w:eastAsia="en-US"/>
+        </w:rPr>
+        <w:t>(5), 702–712.</w:t>
+      </w:r>
+    </w:p>
+    <w:p>
+      <w:pPr>
+        <w:pStyle w:val="Bibliography"/>
+        <w:rPr>
+          <w:rFonts w:eastAsiaTheme="minorHAnsi"/>
+          <w:lang w:eastAsia="en-US"/>
+        </w:rPr>
+      </w:pPr>
+      <w:r>
+        <w:rPr>
+          <w:rFonts w:eastAsiaTheme="minorHAnsi"/>
+          <w:lang w:eastAsia="en-US"/>
+        </w:rPr>
+        <w:t xml:space="preserve">Tackett, J. L., Brandes, C. M., King, K. M., &amp; Markon, K. E. (2019). Psychology’s Replication Crisis and Clinical Psychological Science. </w:t>
+      </w:r>
       <w:r>
         <w:rPr>
           <w:rFonts w:eastAsiaTheme="minorHAnsi"/>
@@ -13339,7 +14073,7 @@
           <w:iCs/>
           <w:lang w:eastAsia="en-US"/>
         </w:rPr>
-        <w:t xml:space="preserve"> Science</w:t>
+        <w:t>Annual Review of Clinical Psychology</w:t>
       </w:r>
       <w:r>
         <w:rPr>
@@ -13355,14 +14089,14 @@
           <w:iCs/>
           <w:lang w:eastAsia="en-US"/>
         </w:rPr>
-        <w:t>16</w:t>
-      </w:r>
-      <w:r>
-        <w:rPr>
-          <w:rFonts w:eastAsiaTheme="minorHAnsi"/>
-          <w:lang w:eastAsia="en-US"/>
-        </w:rPr>
-        <w:t>, 17–24. https://doi.org/10.1016/j.jcbs.2020.02.003</w:t>
+        <w:t>15</w:t>
+      </w:r>
+      <w:r>
+        <w:rPr>
+          <w:rFonts w:eastAsiaTheme="minorHAnsi"/>
+          <w:lang w:eastAsia="en-US"/>
+        </w:rPr>
+        <w:t>(1), 579–604. https://doi.org/10.1146/annurev-clinpsy-050718-095710</w:t>
       </w:r>
     </w:p>
     <w:p>
@@ -13378,7 +14112,7 @@
           <w:rFonts w:eastAsiaTheme="minorHAnsi"/>
           <w:lang w:eastAsia="en-US"/>
         </w:rPr>
-        <w:t xml:space="preserve">Rachman, S., Shafran, R., Mitchell, D., Trant, J., &amp; Teachman, B. (1996). How to remain neutral: An experimental analysis of neutralization. </w:t>
+        <w:t xml:space="preserve">Task Force on the Strategies and Tactics of Contextual Behavioral Science Research. (2021). </w:t>
       </w:r>
       <w:r>
         <w:rPr>
@@ -13387,14 +14121,30 @@
           <w:iCs/>
           <w:lang w:eastAsia="en-US"/>
         </w:rPr>
-        <w:t>Behaviour Research and Therapy</w:t>
-      </w:r>
-      <w:r>
-        <w:rPr>
-          <w:rFonts w:eastAsiaTheme="minorHAnsi"/>
-          <w:lang w:eastAsia="en-US"/>
-        </w:rPr>
-        <w:t xml:space="preserve">, </w:t>
+        <w:t>Adoption of Open Science Recommendations | Association for Contextual Behavioral Science</w:t>
+      </w:r>
+      <w:r>
+        <w:rPr>
+          <w:rFonts w:eastAsiaTheme="minorHAnsi"/>
+          <w:lang w:eastAsia="en-US"/>
+        </w:rPr>
+        <w:t>. https://contextualscience.org/news/adoption_of_open_science_recommendations</w:t>
+      </w:r>
+    </w:p>
+    <w:p>
+      <w:pPr>
+        <w:pStyle w:val="Bibliography"/>
+        <w:rPr>
+          <w:rFonts w:eastAsiaTheme="minorHAnsi"/>
+          <w:lang w:eastAsia="en-US"/>
+        </w:rPr>
+      </w:pPr>
+      <w:r>
+        <w:rPr>
+          <w:rFonts w:eastAsiaTheme="minorHAnsi"/>
+          <w:lang w:eastAsia="en-US"/>
+        </w:rPr>
+        <w:t xml:space="preserve">Twohig, M. P., Levin, M. E., &amp; Petersen, J. M. (Eds.). (2023). </w:t>
       </w:r>
       <w:r>
         <w:rPr>
@@ -13403,14 +14153,14 @@
           <w:iCs/>
           <w:lang w:eastAsia="en-US"/>
         </w:rPr>
-        <w:t>34</w:t>
-      </w:r>
-      <w:r>
-        <w:rPr>
-          <w:rFonts w:eastAsiaTheme="minorHAnsi"/>
-          <w:lang w:eastAsia="en-US"/>
-        </w:rPr>
-        <w:t>(11–12), 889–898. https://doi.org/10.1016/S0005-7967(96)00051-4</w:t>
+        <w:t>The Oxford Handbook of Acceptance and Commitment Therapy</w:t>
+      </w:r>
+      <w:r>
+        <w:rPr>
+          <w:rFonts w:eastAsiaTheme="minorHAnsi"/>
+          <w:lang w:eastAsia="en-US"/>
+        </w:rPr>
+        <w:t xml:space="preserve"> (1st ed.). Oxford University Press. https://doi.org/10.1093/oxfordhb/9780197550076.001.0001</w:t>
       </w:r>
     </w:p>
     <w:p>
@@ -13426,7 +14176,7 @@
           <w:rFonts w:eastAsiaTheme="minorHAnsi"/>
           <w:lang w:eastAsia="en-US"/>
         </w:rPr>
-        <w:t xml:space="preserve">Ruiz, F. J., Gil-Luciano, B., &amp; Segura-Vargas, M. A. (2023). Cognitive defusion. In M. P. Twohig, M. E. Levin, &amp; J. M. Petersen (Eds.), </w:t>
+        <w:t xml:space="preserve">van den Hout, M., Kindt, M., Weiland, T., &amp; Peters, M. (2002). Instructed neutralization, spontaneous neutralization and prevented neutralization after an obsession-like thought. </w:t>
       </w:r>
       <w:r>
         <w:rPr>
@@ -13435,46 +14185,14 @@
           <w:iCs/>
           <w:lang w:eastAsia="en-US"/>
         </w:rPr>
-        <w:t>The Oxford Handbook of Acceptance and Commitment Therapy</w:t>
-      </w:r>
-      <w:r>
-        <w:rPr>
-          <w:rFonts w:eastAsiaTheme="minorHAnsi"/>
-          <w:lang w:eastAsia="en-US"/>
-        </w:rPr>
-        <w:t>. Oxford University Press. https://doi.org/10.1093/oxfordhb/9780197550076.001.0001</w:t>
-      </w:r>
-    </w:p>
-    <w:p>
-      <w:pPr>
-        <w:pStyle w:val="Bibliography"/>
-        <w:rPr>
-          <w:rFonts w:eastAsiaTheme="minorHAnsi"/>
-          <w:lang w:eastAsia="en-US"/>
-        </w:rPr>
-      </w:pPr>
-      <w:r>
-        <w:rPr>
-          <w:rFonts w:eastAsiaTheme="minorHAnsi"/>
-          <w:lang w:eastAsia="en-US"/>
-        </w:rPr>
-        <w:t xml:space="preserve">Ruiz, F. J., Luciano, C., &amp; Sierra, M. A. (2020). A systematic and critical response to </w:t>
-      </w:r>
-      <w:proofErr w:type="spellStart"/>
-      <w:r>
-        <w:rPr>
-          <w:rFonts w:eastAsiaTheme="minorHAnsi"/>
-          <w:lang w:eastAsia="en-US"/>
-        </w:rPr>
-        <w:t>Pendrous</w:t>
-      </w:r>
-      <w:proofErr w:type="spellEnd"/>
-      <w:r>
-        <w:rPr>
-          <w:rFonts w:eastAsiaTheme="minorHAnsi"/>
-          <w:lang w:eastAsia="en-US"/>
-        </w:rPr>
-        <w:t xml:space="preserve"> et al. (2020) replication study. </w:t>
+        <w:t>Journal of Behavior Therapy and Experimental Psychiatry</w:t>
+      </w:r>
+      <w:r>
+        <w:rPr>
+          <w:rFonts w:eastAsiaTheme="minorHAnsi"/>
+          <w:lang w:eastAsia="en-US"/>
+        </w:rPr>
+        <w:t xml:space="preserve">, </w:t>
       </w:r>
       <w:r>
         <w:rPr>
@@ -13483,9 +14201,31 @@
           <w:iCs/>
           <w:lang w:eastAsia="en-US"/>
         </w:rPr>
-        <w:t xml:space="preserve">Journal of Contextual </w:t>
-      </w:r>
-      <w:proofErr w:type="spellStart"/>
+        <w:t>33</w:t>
+      </w:r>
+      <w:r>
+        <w:rPr>
+          <w:rFonts w:eastAsiaTheme="minorHAnsi"/>
+          <w:lang w:eastAsia="en-US"/>
+        </w:rPr>
+        <w:t>(3–4), 177–189. https://doi.org/10.1016/S0005-7916(02)00048-4</w:t>
+      </w:r>
+    </w:p>
+    <w:p>
+      <w:pPr>
+        <w:pStyle w:val="Bibliography"/>
+        <w:rPr>
+          <w:rFonts w:eastAsiaTheme="minorHAnsi"/>
+          <w:lang w:eastAsia="en-US"/>
+        </w:rPr>
+      </w:pPr>
+      <w:r>
+        <w:rPr>
+          <w:rFonts w:eastAsiaTheme="minorHAnsi"/>
+          <w:lang w:eastAsia="en-US"/>
+        </w:rPr>
+        <w:t xml:space="preserve">Wilkinson, J., Heal, C., Antoniou, G. A., Flemyng, E., Ahnström, L., Alteri, A., Avenell, A., Barker, T. H., Borg, D. N., Brown, N. J., Buhmann, R., Calvache, J. A., Carlsson, R., Carter, L.-A., Cashin, A. G., Cotterill, S., Färnqvist, K., Ferraro, M. C., Grohmann, S., … Kirkham, J. J. (2025). </w:t>
+      </w:r>
       <w:r>
         <w:rPr>
           <w:rFonts w:eastAsiaTheme="minorHAnsi"/>
@@ -13493,9 +14233,39 @@
           <w:iCs/>
           <w:lang w:eastAsia="en-US"/>
         </w:rPr>
-        <w:t>Behavioral</w:t>
-      </w:r>
-      <w:proofErr w:type="spellEnd"/>
+        <w:t>Assessing the feasibility and impact of clinical trial trustworthiness checks via an application to Cochrane Reviews: Stage 2 of the INSPECT-SR project</w:t>
+      </w:r>
+      <w:r>
+        <w:rPr>
+          <w:rFonts w:eastAsiaTheme="minorHAnsi"/>
+          <w:lang w:eastAsia="en-US"/>
+        </w:rPr>
+        <w:t>. medRxiv. https://doi.org/10.1101/2024.11.25.24316905</w:t>
+      </w:r>
+    </w:p>
+    <w:p>
+      <w:pPr>
+        <w:pStyle w:val="Bibliography"/>
+        <w:rPr>
+          <w:rFonts w:eastAsiaTheme="minorHAnsi"/>
+          <w:lang w:eastAsia="en-US"/>
+        </w:rPr>
+      </w:pPr>
+      <w:r>
+        <w:rPr>
+          <w:rFonts w:eastAsiaTheme="minorHAnsi"/>
+          <w:lang w:eastAsia="en-US"/>
+        </w:rPr>
+        <w:t xml:space="preserve">Wilkinson, J., Heal, C., Flemyng, E., Antoniou, G. A., Aburrow, T., Alfirevic, Z., Avenell, A., Barbour, V., Berghella, V., Bishop, D. V. M., Bordewijk, E. M., Brown, N. J. L., Christopher, J., Clarke, </w:t>
+      </w:r>
+      <w:r>
+        <w:rPr>
+          <w:rFonts w:eastAsiaTheme="minorHAnsi"/>
+          <w:lang w:eastAsia="en-US"/>
+        </w:rPr>
+        <w:lastRenderedPageBreak/>
+        <w:t xml:space="preserve">M., Dahly, D., Dennis, J., Dicker, P., Dumville, J., Frankish, H., … Kirkham, J. J. (2025). </w:t>
+      </w:r>
       <w:r>
         <w:rPr>
           <w:rFonts w:eastAsiaTheme="minorHAnsi"/>
@@ -13503,14 +14273,14 @@
           <w:iCs/>
           <w:lang w:eastAsia="en-US"/>
         </w:rPr>
-        <w:t xml:space="preserve"> Science</w:t>
-      </w:r>
-      <w:r>
-        <w:rPr>
-          <w:rFonts w:eastAsiaTheme="minorHAnsi"/>
-          <w:lang w:eastAsia="en-US"/>
-        </w:rPr>
-        <w:t>. https://doi.org/10.1016/j.jcbs.2020.04.011</w:t>
+        <w:t>INSPECT-SR: A tool for assessing trustworthiness of randomised controlled trials</w:t>
+      </w:r>
+      <w:r>
+        <w:rPr>
+          <w:rFonts w:eastAsiaTheme="minorHAnsi"/>
+          <w:lang w:eastAsia="en-US"/>
+        </w:rPr>
+        <w:t xml:space="preserve"> (p. 2025.09.03.25334905). medRxiv. https://doi.org/10.1101/2025.09.03.25334905</w:t>
       </w:r>
     </w:p>
     <w:p>
@@ -13526,23 +14296,7 @@
           <w:rFonts w:eastAsiaTheme="minorHAnsi"/>
           <w:lang w:eastAsia="en-US"/>
         </w:rPr>
-        <w:t xml:space="preserve">Sierra, M. A., Ruiz, F. J., Flórez, C. L., Hernández, D. R., &amp; Luciano, C. (2016). The Role of Common Physical Properties and </w:t>
-      </w:r>
-      <w:proofErr w:type="spellStart"/>
-      <w:r>
-        <w:rPr>
-          <w:rFonts w:eastAsiaTheme="minorHAnsi"/>
-          <w:lang w:eastAsia="en-US"/>
-        </w:rPr>
-        <w:t>Augmental</w:t>
-      </w:r>
-      <w:proofErr w:type="spellEnd"/>
-      <w:r>
-        <w:rPr>
-          <w:rFonts w:eastAsiaTheme="minorHAnsi"/>
-          <w:lang w:eastAsia="en-US"/>
-        </w:rPr>
-        <w:t xml:space="preserve"> Functions in Metaphor Effect. </w:t>
+        <w:t xml:space="preserve">Zettle, R. D., &amp; Masuda, A. (2022). The Future of Third Wave Cognitive Behavior Therapies. In W. O’Donohue &amp; A. Masdua (Eds.), </w:t>
       </w:r>
       <w:r>
         <w:rPr>
@@ -13551,545 +14305,7 @@
           <w:iCs/>
           <w:lang w:eastAsia="en-US"/>
         </w:rPr>
-        <w:t>International Journal of Psychology</w:t>
-      </w:r>
-      <w:r>
-        <w:rPr>
-          <w:rFonts w:eastAsiaTheme="minorHAnsi"/>
-          <w:lang w:eastAsia="en-US"/>
-        </w:rPr>
-        <w:t>, 15.</w:t>
-      </w:r>
-    </w:p>
-    <w:p>
-      <w:pPr>
-        <w:pStyle w:val="Bibliography"/>
-        <w:rPr>
-          <w:rFonts w:eastAsiaTheme="minorHAnsi"/>
-          <w:lang w:eastAsia="en-US"/>
-        </w:rPr>
-      </w:pPr>
-      <w:r>
-        <w:rPr>
-          <w:rFonts w:eastAsiaTheme="minorHAnsi"/>
-          <w:lang w:eastAsia="en-US"/>
-        </w:rPr>
-        <w:t xml:space="preserve">Simonsohn, U., Simmons, J. P., &amp; Nelson, L. D. (2015). </w:t>
-      </w:r>
-      <w:r>
-        <w:rPr>
-          <w:rFonts w:eastAsiaTheme="minorHAnsi"/>
-          <w:i/>
-          <w:iCs/>
-          <w:lang w:eastAsia="en-US"/>
-        </w:rPr>
-        <w:t>Specification Curve: Descriptive and Inferential Statistics on All Reasonable Specifications</w:t>
-      </w:r>
-      <w:r>
-        <w:rPr>
-          <w:rFonts w:eastAsiaTheme="minorHAnsi"/>
-          <w:lang w:eastAsia="en-US"/>
-        </w:rPr>
-        <w:t xml:space="preserve">. </w:t>
-      </w:r>
-      <w:r>
-        <w:rPr>
-          <w:rFonts w:eastAsiaTheme="minorHAnsi"/>
-          <w:lang w:eastAsia="en-US"/>
-        </w:rPr>
-        <w:t>https://papers.ssrn.com/sol3/papers.cfm?abstract_id=2694998</w:t>
-      </w:r>
-    </w:p>
-    <w:p>
-      <w:pPr>
-        <w:pStyle w:val="Bibliography"/>
-        <w:rPr>
-          <w:rFonts w:eastAsiaTheme="minorHAnsi"/>
-          <w:lang w:eastAsia="en-US"/>
-        </w:rPr>
-      </w:pPr>
-      <w:r>
-        <w:rPr>
-          <w:rFonts w:eastAsiaTheme="minorHAnsi"/>
-          <w:lang w:eastAsia="en-US"/>
-        </w:rPr>
-        <w:t xml:space="preserve">Spellman, B. A. (2015). A short (personal) future history of revolution 2.0. </w:t>
-      </w:r>
-      <w:r>
-        <w:rPr>
-          <w:rFonts w:eastAsiaTheme="minorHAnsi"/>
-          <w:i/>
-          <w:iCs/>
-          <w:lang w:eastAsia="en-US"/>
-        </w:rPr>
-        <w:t>Perspectives on Psychological Science</w:t>
-      </w:r>
-      <w:r>
-        <w:rPr>
-          <w:rFonts w:eastAsiaTheme="minorHAnsi"/>
-          <w:lang w:eastAsia="en-US"/>
-        </w:rPr>
-        <w:t xml:space="preserve">, </w:t>
-      </w:r>
-      <w:r>
-        <w:rPr>
-          <w:rFonts w:eastAsiaTheme="minorHAnsi"/>
-          <w:i/>
-          <w:iCs/>
-          <w:lang w:eastAsia="en-US"/>
-        </w:rPr>
-        <w:t>10</w:t>
-      </w:r>
-      <w:r>
-        <w:rPr>
-          <w:rFonts w:eastAsiaTheme="minorHAnsi"/>
-          <w:lang w:eastAsia="en-US"/>
-        </w:rPr>
-        <w:t>(6), 886–899. https://doi.org/10.1177/1745691615609918</w:t>
-      </w:r>
-    </w:p>
-    <w:p>
-      <w:pPr>
-        <w:pStyle w:val="Bibliography"/>
-        <w:rPr>
-          <w:rFonts w:eastAsiaTheme="minorHAnsi"/>
-          <w:lang w:eastAsia="en-US"/>
-        </w:rPr>
-      </w:pPr>
-      <w:r>
-        <w:rPr>
-          <w:rFonts w:eastAsiaTheme="minorHAnsi"/>
-          <w:lang w:eastAsia="en-US"/>
-        </w:rPr>
-        <w:t xml:space="preserve">Steegen, S., </w:t>
-      </w:r>
-      <w:proofErr w:type="spellStart"/>
-      <w:r>
-        <w:rPr>
-          <w:rFonts w:eastAsiaTheme="minorHAnsi"/>
-          <w:lang w:eastAsia="en-US"/>
-        </w:rPr>
-        <w:t>Tuerlinckx</w:t>
-      </w:r>
-      <w:proofErr w:type="spellEnd"/>
-      <w:r>
-        <w:rPr>
-          <w:rFonts w:eastAsiaTheme="minorHAnsi"/>
-          <w:lang w:eastAsia="en-US"/>
-        </w:rPr>
-        <w:t xml:space="preserve">, F., Gelman, A., &amp; </w:t>
-      </w:r>
-      <w:proofErr w:type="spellStart"/>
-      <w:r>
-        <w:rPr>
-          <w:rFonts w:eastAsiaTheme="minorHAnsi"/>
-          <w:lang w:eastAsia="en-US"/>
-        </w:rPr>
-        <w:t>Vanpaemel</w:t>
-      </w:r>
-      <w:proofErr w:type="spellEnd"/>
-      <w:r>
-        <w:rPr>
-          <w:rFonts w:eastAsiaTheme="minorHAnsi"/>
-          <w:lang w:eastAsia="en-US"/>
-        </w:rPr>
-        <w:t xml:space="preserve">, W. (2016). Increasing transparency through a multiverse analysis. </w:t>
-      </w:r>
-      <w:r>
-        <w:rPr>
-          <w:rFonts w:eastAsiaTheme="minorHAnsi"/>
-          <w:i/>
-          <w:iCs/>
-          <w:lang w:eastAsia="en-US"/>
-        </w:rPr>
-        <w:t>Perspectives on Psychological Science</w:t>
-      </w:r>
-      <w:r>
-        <w:rPr>
-          <w:rFonts w:eastAsiaTheme="minorHAnsi"/>
-          <w:lang w:eastAsia="en-US"/>
-        </w:rPr>
-        <w:t xml:space="preserve">, </w:t>
-      </w:r>
-      <w:r>
-        <w:rPr>
-          <w:rFonts w:eastAsiaTheme="minorHAnsi"/>
-          <w:i/>
-          <w:iCs/>
-          <w:lang w:eastAsia="en-US"/>
-        </w:rPr>
-        <w:t>11</w:t>
-      </w:r>
-      <w:r>
-        <w:rPr>
-          <w:rFonts w:eastAsiaTheme="minorHAnsi"/>
-          <w:lang w:eastAsia="en-US"/>
-        </w:rPr>
-        <w:t>(5), 702–712.</w:t>
-      </w:r>
-    </w:p>
-    <w:p>
-      <w:pPr>
-        <w:pStyle w:val="Bibliography"/>
-        <w:rPr>
-          <w:rFonts w:eastAsiaTheme="minorHAnsi"/>
-          <w:lang w:eastAsia="en-US"/>
-        </w:rPr>
-      </w:pPr>
-      <w:r>
-        <w:rPr>
-          <w:rFonts w:eastAsiaTheme="minorHAnsi"/>
-          <w:lang w:eastAsia="en-US"/>
-        </w:rPr>
-        <w:t xml:space="preserve">Tackett, J. L., Brandes, C. M., King, K. M., &amp; Markon, K. E. (2019). Psychology’s Replication Crisis and Clinical Psychological Science. </w:t>
-      </w:r>
-      <w:r>
-        <w:rPr>
-          <w:rFonts w:eastAsiaTheme="minorHAnsi"/>
-          <w:i/>
-          <w:iCs/>
-          <w:lang w:eastAsia="en-US"/>
-        </w:rPr>
-        <w:t>Annual Review of Clinical Psychology</w:t>
-      </w:r>
-      <w:r>
-        <w:rPr>
-          <w:rFonts w:eastAsiaTheme="minorHAnsi"/>
-          <w:lang w:eastAsia="en-US"/>
-        </w:rPr>
-        <w:t xml:space="preserve">, </w:t>
-      </w:r>
-      <w:r>
-        <w:rPr>
-          <w:rFonts w:eastAsiaTheme="minorHAnsi"/>
-          <w:i/>
-          <w:iCs/>
-          <w:lang w:eastAsia="en-US"/>
-        </w:rPr>
-        <w:t>15</w:t>
-      </w:r>
-      <w:r>
-        <w:rPr>
-          <w:rFonts w:eastAsiaTheme="minorHAnsi"/>
-          <w:lang w:eastAsia="en-US"/>
-        </w:rPr>
-        <w:t>(1), 579–604. https://doi.org/10.1146/annurev-clinpsy-050718-095710</w:t>
-      </w:r>
-    </w:p>
-    <w:p>
-      <w:pPr>
-        <w:pStyle w:val="Bibliography"/>
-        <w:rPr>
-          <w:rFonts w:eastAsiaTheme="minorHAnsi"/>
-          <w:lang w:eastAsia="en-US"/>
-        </w:rPr>
-      </w:pPr>
-      <w:r>
-        <w:rPr>
-          <w:rFonts w:eastAsiaTheme="minorHAnsi"/>
-          <w:lang w:eastAsia="en-US"/>
-        </w:rPr>
-        <w:t xml:space="preserve">Task Force on the Strategies and Tactics of Contextual </w:t>
-      </w:r>
-      <w:proofErr w:type="spellStart"/>
-      <w:r>
-        <w:rPr>
-          <w:rFonts w:eastAsiaTheme="minorHAnsi"/>
-          <w:lang w:eastAsia="en-US"/>
-        </w:rPr>
-        <w:t>Behavioral</w:t>
-      </w:r>
-      <w:proofErr w:type="spellEnd"/>
-      <w:r>
-        <w:rPr>
-          <w:rFonts w:eastAsiaTheme="minorHAnsi"/>
-          <w:lang w:eastAsia="en-US"/>
-        </w:rPr>
-        <w:t xml:space="preserve"> Science Research. (2021). </w:t>
-      </w:r>
-      <w:r>
-        <w:rPr>
-          <w:rFonts w:eastAsiaTheme="minorHAnsi"/>
-          <w:i/>
-          <w:iCs/>
-          <w:lang w:eastAsia="en-US"/>
-        </w:rPr>
-        <w:t xml:space="preserve">Adoption of Open Science Recommendations | Association for Contextual </w:t>
-      </w:r>
-      <w:proofErr w:type="spellStart"/>
-      <w:r>
-        <w:rPr>
-          <w:rFonts w:eastAsiaTheme="minorHAnsi"/>
-          <w:i/>
-          <w:iCs/>
-          <w:lang w:eastAsia="en-US"/>
-        </w:rPr>
-        <w:t>Behavioral</w:t>
-      </w:r>
-      <w:proofErr w:type="spellEnd"/>
-      <w:r>
-        <w:rPr>
-          <w:rFonts w:eastAsiaTheme="minorHAnsi"/>
-          <w:i/>
-          <w:iCs/>
-          <w:lang w:eastAsia="en-US"/>
-        </w:rPr>
-        <w:t xml:space="preserve"> Science</w:t>
-      </w:r>
-      <w:r>
-        <w:rPr>
-          <w:rFonts w:eastAsiaTheme="minorHAnsi"/>
-          <w:lang w:eastAsia="en-US"/>
-        </w:rPr>
-        <w:t>. https://contextualscience.org/news/adoption_of_open_science_recommendations</w:t>
-      </w:r>
-    </w:p>
-    <w:p>
-      <w:pPr>
-        <w:pStyle w:val="Bibliography"/>
-        <w:rPr>
-          <w:rFonts w:eastAsiaTheme="minorHAnsi"/>
-          <w:lang w:eastAsia="en-US"/>
-        </w:rPr>
-      </w:pPr>
-      <w:r>
-        <w:rPr>
-          <w:rFonts w:eastAsiaTheme="minorHAnsi"/>
-          <w:lang w:eastAsia="en-US"/>
-        </w:rPr>
-        <w:t xml:space="preserve">Twohig, M. P., Levin, M. E., &amp; Petersen, J. M. (Eds.). (2023). </w:t>
-      </w:r>
-      <w:r>
-        <w:rPr>
-          <w:rFonts w:eastAsiaTheme="minorHAnsi"/>
-          <w:i/>
-          <w:iCs/>
-          <w:lang w:eastAsia="en-US"/>
-        </w:rPr>
-        <w:t>The Oxford Handbook of Acceptance and Commitment Therapy</w:t>
-      </w:r>
-      <w:r>
-        <w:rPr>
-          <w:rFonts w:eastAsiaTheme="minorHAnsi"/>
-          <w:lang w:eastAsia="en-US"/>
-        </w:rPr>
-        <w:t xml:space="preserve"> (1st ed.). Oxford University Press. https://doi.org/10.1093/oxfordhb/9780197550076.001.0001</w:t>
-      </w:r>
-    </w:p>
-    <w:p>
-      <w:pPr>
-        <w:pStyle w:val="Bibliography"/>
-        <w:rPr>
-          <w:rFonts w:eastAsiaTheme="minorHAnsi"/>
-          <w:lang w:eastAsia="en-US"/>
-        </w:rPr>
-      </w:pPr>
-      <w:r>
-        <w:rPr>
-          <w:rFonts w:eastAsiaTheme="minorHAnsi"/>
-          <w:lang w:eastAsia="en-US"/>
-        </w:rPr>
-        <w:t xml:space="preserve">van den Hout, M., Kindt, M., Weiland, T., &amp; Peters, M. (2002). Instructed neutralization, spontaneous neutralization and prevented neutralization after an obsession-like thought. </w:t>
-      </w:r>
-      <w:r>
-        <w:rPr>
-          <w:rFonts w:eastAsiaTheme="minorHAnsi"/>
-          <w:i/>
-          <w:iCs/>
-          <w:lang w:eastAsia="en-US"/>
-        </w:rPr>
-        <w:t xml:space="preserve">Journal of </w:t>
-      </w:r>
-      <w:proofErr w:type="spellStart"/>
-      <w:r>
-        <w:rPr>
-          <w:rFonts w:eastAsiaTheme="minorHAnsi"/>
-          <w:i/>
-          <w:iCs/>
-          <w:lang w:eastAsia="en-US"/>
-        </w:rPr>
-        <w:t>Behavior</w:t>
-      </w:r>
-      <w:proofErr w:type="spellEnd"/>
-      <w:r>
-        <w:rPr>
-          <w:rFonts w:eastAsiaTheme="minorHAnsi"/>
-          <w:i/>
-          <w:iCs/>
-          <w:lang w:eastAsia="en-US"/>
-        </w:rPr>
-        <w:t xml:space="preserve"> Therapy and Experimental Psychiatry</w:t>
-      </w:r>
-      <w:r>
-        <w:rPr>
-          <w:rFonts w:eastAsiaTheme="minorHAnsi"/>
-          <w:lang w:eastAsia="en-US"/>
-        </w:rPr>
-        <w:t xml:space="preserve">, </w:t>
-      </w:r>
-      <w:r>
-        <w:rPr>
-          <w:rFonts w:eastAsiaTheme="minorHAnsi"/>
-          <w:i/>
-          <w:iCs/>
-          <w:lang w:eastAsia="en-US"/>
-        </w:rPr>
-        <w:t>33</w:t>
-      </w:r>
-      <w:r>
-        <w:rPr>
-          <w:rFonts w:eastAsiaTheme="minorHAnsi"/>
-          <w:lang w:eastAsia="en-US"/>
-        </w:rPr>
-        <w:t>(3–4), 177–189. https://doi.org/10.1016/S0005-7916(02)00048-4</w:t>
-      </w:r>
-    </w:p>
-    <w:p>
-      <w:pPr>
-        <w:pStyle w:val="Bibliography"/>
-        <w:rPr>
-          <w:rFonts w:eastAsiaTheme="minorHAnsi"/>
-          <w:lang w:eastAsia="en-US"/>
-        </w:rPr>
-      </w:pPr>
-      <w:r>
-        <w:rPr>
-          <w:rFonts w:eastAsiaTheme="minorHAnsi"/>
-          <w:lang w:eastAsia="en-US"/>
-        </w:rPr>
-        <w:t xml:space="preserve">Wilkinson, J., Heal, C., Antoniou, G. A., Flemyng, E., </w:t>
-      </w:r>
-      <w:proofErr w:type="spellStart"/>
-      <w:r>
-        <w:rPr>
-          <w:rFonts w:eastAsiaTheme="minorHAnsi"/>
-          <w:lang w:eastAsia="en-US"/>
-        </w:rPr>
-        <w:t>Ahnström</w:t>
-      </w:r>
-      <w:proofErr w:type="spellEnd"/>
-      <w:r>
-        <w:rPr>
-          <w:rFonts w:eastAsiaTheme="minorHAnsi"/>
-          <w:lang w:eastAsia="en-US"/>
-        </w:rPr>
-        <w:t xml:space="preserve">, L., Alteri, A., Avenell, A., Barker, T. H., Borg, D. N., Brown, N. J., Buhmann, R., Calvache, J. A., Carlsson, R., Carter, L.-A., Cashin, A. G., Cotterill, S., </w:t>
-      </w:r>
-      <w:proofErr w:type="spellStart"/>
-      <w:r>
-        <w:rPr>
-          <w:rFonts w:eastAsiaTheme="minorHAnsi"/>
-          <w:lang w:eastAsia="en-US"/>
-        </w:rPr>
-        <w:t>Färnqvist</w:t>
-      </w:r>
-      <w:proofErr w:type="spellEnd"/>
-      <w:r>
-        <w:rPr>
-          <w:rFonts w:eastAsiaTheme="minorHAnsi"/>
-          <w:lang w:eastAsia="en-US"/>
-        </w:rPr>
-        <w:t xml:space="preserve">, K., Ferraro, M. C., Grohmann, S., … Kirkham, J. J. (2025). </w:t>
-      </w:r>
-      <w:r>
-        <w:rPr>
-          <w:rFonts w:eastAsiaTheme="minorHAnsi"/>
-          <w:i/>
-          <w:iCs/>
-          <w:lang w:eastAsia="en-US"/>
-        </w:rPr>
-        <w:t>Assessing the feasibility and impact of clinical trial trustworthiness checks via an application to Cochrane Reviews: Stage 2 of the INSPECT-SR project</w:t>
-      </w:r>
-      <w:r>
-        <w:rPr>
-          <w:rFonts w:eastAsiaTheme="minorHAnsi"/>
-          <w:lang w:eastAsia="en-US"/>
-        </w:rPr>
-        <w:t xml:space="preserve"> (p. 2024.11.25.24316905). </w:t>
-      </w:r>
-      <w:proofErr w:type="spellStart"/>
-      <w:r>
-        <w:rPr>
-          <w:rFonts w:eastAsiaTheme="minorHAnsi"/>
-          <w:lang w:eastAsia="en-US"/>
-        </w:rPr>
-        <w:t>medRxiv</w:t>
-      </w:r>
-      <w:proofErr w:type="spellEnd"/>
-      <w:r>
-        <w:rPr>
-          <w:rFonts w:eastAsiaTheme="minorHAnsi"/>
-          <w:lang w:eastAsia="en-US"/>
-        </w:rPr>
-        <w:t>. https://doi.org/10.1101/2024.11.25.24316905</w:t>
-      </w:r>
-    </w:p>
-    <w:p>
-      <w:pPr>
-        <w:pStyle w:val="Bibliography"/>
-        <w:rPr>
-          <w:rFonts w:eastAsiaTheme="minorHAnsi"/>
-          <w:lang w:eastAsia="en-US"/>
-        </w:rPr>
-      </w:pPr>
-      <w:r>
-        <w:rPr>
-          <w:rFonts w:eastAsiaTheme="minorHAnsi"/>
-          <w:lang w:eastAsia="en-US"/>
-        </w:rPr>
-        <w:t xml:space="preserve">Zettle, R. D., &amp; Masuda, A. (2022). The Future of Third Wave Cognitive </w:t>
-      </w:r>
-      <w:proofErr w:type="spellStart"/>
-      <w:r>
-        <w:rPr>
-          <w:rFonts w:eastAsiaTheme="minorHAnsi"/>
-          <w:lang w:eastAsia="en-US"/>
-        </w:rPr>
-        <w:t>Behavior</w:t>
-      </w:r>
-      <w:proofErr w:type="spellEnd"/>
-      <w:r>
-        <w:rPr>
-          <w:rFonts w:eastAsiaTheme="minorHAnsi"/>
-          <w:lang w:eastAsia="en-US"/>
-        </w:rPr>
-        <w:t xml:space="preserve"> Therapies. In W. O’Donohue &amp; A. </w:t>
-      </w:r>
-      <w:proofErr w:type="spellStart"/>
-      <w:r>
-        <w:rPr>
-          <w:rFonts w:eastAsiaTheme="minorHAnsi"/>
-          <w:lang w:eastAsia="en-US"/>
-        </w:rPr>
-        <w:t>Masdua</w:t>
-      </w:r>
-      <w:proofErr w:type="spellEnd"/>
-      <w:r>
-        <w:rPr>
-          <w:rFonts w:eastAsiaTheme="minorHAnsi"/>
-          <w:lang w:eastAsia="en-US"/>
-        </w:rPr>
-        <w:t xml:space="preserve"> (Eds.), </w:t>
-      </w:r>
-      <w:proofErr w:type="spellStart"/>
-      <w:r>
-        <w:rPr>
-          <w:rFonts w:eastAsiaTheme="minorHAnsi"/>
-          <w:i/>
-          <w:iCs/>
-          <w:lang w:eastAsia="en-US"/>
-        </w:rPr>
-        <w:t>Behavior</w:t>
-      </w:r>
-      <w:proofErr w:type="spellEnd"/>
-      <w:r>
-        <w:rPr>
-          <w:rFonts w:eastAsiaTheme="minorHAnsi"/>
-          <w:i/>
-          <w:iCs/>
-          <w:lang w:eastAsia="en-US"/>
-        </w:rPr>
-        <w:t xml:space="preserve"> Therapy</w:t>
+        <w:t>Behavior Therapy</w:t>
       </w:r>
       <w:r>
         <w:rPr>
@@ -15239,6 +15455,7 @@
   <w:style w:type="character" w:default="1" w:styleId="DefaultParagraphFont">
     <w:name w:val="Default Paragraph Font"/>
     <w:uiPriority w:val="1"/>
+    <w:semiHidden/>
     <w:unhideWhenUsed/>
   </w:style>
   <w:style w:type="table" w:default="1" w:styleId="TableNormal">
@@ -15723,6 +15940,31 @@
     <w:unhideWhenUsed/>
     <w:rsid w:val="005742A9"/>
   </w:style>
+  <w:style w:type="paragraph" w:styleId="Revision">
+    <w:name w:val="Revision"/>
+    <w:hidden/>
+    <w:uiPriority w:val="99"/>
+    <w:semiHidden/>
+    <w:rsid w:val="009033EF"/>
+    <w:rPr>
+      <w:rFonts w:ascii="CMU Serif Roman" w:eastAsia="Times New Roman" w:hAnsi="CMU Serif Roman" w:cs="CMU Serif Roman"/>
+      <w:sz w:val="18"/>
+      <w:szCs w:val="18"/>
+      <w:lang w:eastAsia="en-GB"/>
+    </w:rPr>
+  </w:style>
+  <w:style w:type="character" w:styleId="FollowedHyperlink">
+    <w:name w:val="FollowedHyperlink"/>
+    <w:basedOn w:val="DefaultParagraphFont"/>
+    <w:uiPriority w:val="99"/>
+    <w:semiHidden/>
+    <w:unhideWhenUsed/>
+    <w:rsid w:val="00211352"/>
+    <w:rPr>
+      <w:color w:val="954F72" w:themeColor="followedHyperlink"/>
+      <w:u w:val="single"/>
+    </w:rPr>
+  </w:style>
 </w:styles>
 </file>
 

--- a/communication/preprint/Hussey - 2026 - a critical reanalysis of Foody et al. 2013.docx
+++ b/communication/preprint/Hussey - 2026 - a critical reanalysis of Foody et al. 2013.docx
@@ -723,7 +723,7 @@
         <w:rPr>
           <w:lang w:val="en-US"/>
         </w:rPr>
-        <w:instrText xml:space="preserve"> ADDIN ZOTERO_ITEM CSL_CITATION {"citationID":"2dGs8WzI","properties":{"formattedCitation":"(Hayes et al., 1999)","plainCitation":"(Hayes et al., 1999)","noteIndex":0},"citationItems":[{"id":1816,"uris":["http://zotero.org/users/1687755/items/RW6HQ5RW"],"itemData":{"id":1816,"type":"book","abstract":"The prevailing view among therapists as well as clients is that a more vital life can be attained by overcoming negative thoughts and feelings. Yet despite efforts to achieve this goal, many individuals continue to suffer with behavior disorders, adjustment difficulties, and low life satisfaction. Acceptance and Commitment Therapy (ACT) is a unique psychotherapeutic approach that addresses this issue by altering the very ground on which rational change strategies rest. Within a coherent theoretical and philosophical framework, ACT illuminates the ways clients understand and perpetuate their difficulties through language. The book shows how interventions based on metaphor, paradox, and experiential exercises can enable clients to break free of language traps and make contact with thoughts, feelings, memories, and physical sensations that have been feared and avoided. Detailed guidelines are presented for helping clients recontextualize and accept these private events, develop greater clarity about personal values, and commit to needed behavior change. Providing in one volume a scientifically sound theory of psychopathology and a practical treatment model, and illustrated by a wealth of clinical examples, this is an important resource for practitioners and students in the full range of behavioral health care fields.","ISBN":"978-1-57230-481-9","language":"en","number-of-pages":"324","publisher":"Guilford Press","source":"Google Books","title":"Acceptance and Commitment Therapy: An experiential approach to behavior change","title-short":"Acceptance and Commitment Therapy","author":[{"family":"Hayes","given":"Steven C."},{"family":"Strosahl","given":"Kirk"},{"family":"Wilson","given":"Kelly G."}],"issued":{"date-parts":[["1999"]]}}}],"schema":"https://github.com/citation-style-language/schema/raw/master/csl-citation.json"} </w:instrText>
+        <w:instrText xml:space="preserve"> ADDIN ZOTERO_ITEM CSL_CITATION {"citationID":"Gl1ZT7ih","properties":{"unsorted":false,"formattedCitation":"(ACT: Hayes et al., 1999)","plainCitation":"(ACT: Hayes et al., 1999)","noteIndex":0},"citationItems":[{"id":1816,"uris":["http://zotero.org/users/1687755/items/RW6HQ5RW"],"itemData":{"id":1816,"type":"book","abstract":"The prevailing view among therapists as well as clients is that a more vital life can be attained by overcoming negative thoughts and feelings. Yet despite efforts to achieve this goal, many individuals continue to suffer with behavior disorders, adjustment difficulties, and low life satisfaction. Acceptance and Commitment Therapy (ACT) is a unique psychotherapeutic approach that addresses this issue by altering the very ground on which rational change strategies rest. Within a coherent theoretical and philosophical framework, ACT illuminates the ways clients understand and perpetuate their difficulties through language. The book shows how interventions based on metaphor, paradox, and experiential exercises can enable clients to break free of language traps and make contact with thoughts, feelings, memories, and physical sensations that have been feared and avoided. Detailed guidelines are presented for helping clients recontextualize and accept these private events, develop greater clarity about personal values, and commit to needed behavior change. Providing in one volume a scientifically sound theory of psychopathology and a practical treatment model, and illustrated by a wealth of clinical examples, this is an important resource for practitioners and students in the full range of behavioral health care fields.","ISBN":"978-1-57230-481-9","language":"en","number-of-pages":"324","publisher":"Guilford Press","source":"Google Books","title":"Acceptance and Commitment Therapy: An experiential approach to behavior change","title-short":"Acceptance and Commitment Therapy","author":[{"family":"Hayes","given":"Steven C."},{"family":"Strosahl","given":"Kirk"},{"family":"Wilson","given":"Kelly G."}],"issued":{"date-parts":[["1999"]]}},"prefix":"ACT: "}],"schema":"https://github.com/citation-style-language/schema/raw/master/csl-citation.json"} </w:instrText>
       </w:r>
       <w:r>
         <w:rPr>
@@ -736,7 +736,7 @@
           <w:noProof/>
           <w:lang w:val="en-US"/>
         </w:rPr>
-        <w:t>(Hayes et al., 1999)</w:t>
+        <w:t>(ACT: Hayes et al., 1999)</w:t>
       </w:r>
       <w:r>
         <w:rPr>
@@ -748,7 +748,7 @@
         <w:rPr>
           <w:lang w:val="en-US"/>
         </w:rPr>
-        <w:t xml:space="preserve">. (ACT). </w:t>
+        <w:t xml:space="preserve">. </w:t>
       </w:r>
       <w:r>
         <w:rPr>
@@ -1326,6 +1326,32 @@
         <w:rPr>
           <w:lang w:val="en-US"/>
         </w:rPr>
+        <w:t>, such as Foody et al. (2013, 2015)</w:t>
+      </w:r>
+      <w:r>
+        <w:rPr>
+          <w:lang w:val="en-US"/>
+        </w:rPr>
+        <w:t xml:space="preserve"> </w:t>
+      </w:r>
+      <w:r>
+        <w:rPr>
+          <w:lang w:val="en-US"/>
+        </w:rPr>
+        <w:t xml:space="preserve">This paper evaluates only whether these two studies support this specific claim; it is not an assessment of the ACT–RFT </w:t>
+      </w:r>
+      <w:proofErr w:type="gramStart"/>
+      <w:r>
+        <w:rPr>
+          <w:lang w:val="en-US"/>
+        </w:rPr>
+        <w:t>literature as a whole</w:t>
+      </w:r>
+      <w:proofErr w:type="gramEnd"/>
+      <w:r>
+        <w:rPr>
+          <w:lang w:val="en-US"/>
+        </w:rPr>
         <w:t>.</w:t>
       </w:r>
     </w:p>
@@ -1823,7 +1849,13 @@
         <w:rPr>
           <w:lang w:val="en-US"/>
         </w:rPr>
-        <w:t xml:space="preserve"> [in Foody et al. (2013)]” (Foody et al., 2015, p. 241), when in fact the results of the RM-ANOVAs </w:t>
+        <w:t xml:space="preserve"> [in Foody et al. (2013)]” (Foody et al., 2015, p. 241), when in fact </w:t>
+      </w:r>
+      <w:r>
+        <w:rPr>
+          <w:lang w:val="en-US"/>
+        </w:rPr>
+        <w:t xml:space="preserve">the results of the RM-ANOVAs </w:t>
       </w:r>
       <w:r>
         <w:rPr>
@@ -2034,14 +2066,21 @@
           <w:rStyle w:val="highlight"/>
           <w:lang w:val="en-US"/>
         </w:rPr>
-        <w:t>mischaracterizes</w:t>
+        <w:t xml:space="preserve">inaccurately </w:t>
       </w:r>
       <w:r>
         <w:rPr>
           <w:rStyle w:val="highlight"/>
           <w:lang w:val="en-US"/>
         </w:rPr>
-        <w:t xml:space="preserve"> the null results found by Foody et al. (2015) as if they support the claim.</w:t>
+        <w:t xml:space="preserve">characterizes </w:t>
+      </w:r>
+      <w:r>
+        <w:rPr>
+          <w:rStyle w:val="highlight"/>
+          <w:lang w:val="en-US"/>
+        </w:rPr>
+        <w:t>the null results found by Foody et al. (2015) as if they support the claim.</w:t>
       </w:r>
     </w:p>
     <w:p>
@@ -2219,24 +2258,6 @@
         </w:rPr>
         <w:t xml:space="preserve">do not cite the failed replication by Foody et al. (2015). </w:t>
       </w:r>
-      <w:r>
-        <w:rPr>
-          <w:lang w:val="en-US"/>
-        </w:rPr>
-        <w:t xml:space="preserve">It is important to </w:t>
-      </w:r>
-      <w:r>
-        <w:rPr>
-          <w:lang w:val="en-US"/>
-        </w:rPr>
-        <w:t>recognize</w:t>
-      </w:r>
-      <w:r>
-        <w:rPr>
-          <w:lang w:val="en-US"/>
-        </w:rPr>
-        <w:t xml:space="preserve"> that there is significant overlap in authorship between these publications, so mere unawareness of the failed replication is implausible.</w:t>
-      </w:r>
     </w:p>
     <w:p>
       <w:pPr>
@@ -2658,7 +2679,14 @@
         <w:rPr>
           <w:lang w:val="en-US"/>
         </w:rPr>
-        <w:t xml:space="preserve">In their article celebrating the contributions of Murray Sidman, Law &amp; Hayes </w:t>
+        <w:t xml:space="preserve">In their article </w:t>
+      </w:r>
+      <w:r>
+        <w:rPr>
+          <w:lang w:val="en-US"/>
+        </w:rPr>
+        <w:lastRenderedPageBreak/>
+        <w:t xml:space="preserve">celebrating the contributions of Murray Sidman, Law &amp; Hayes </w:t>
       </w:r>
       <w:r>
         <w:rPr>
@@ -2702,34 +2730,55 @@
           <w:iCs/>
           <w:lang w:val="en-US"/>
         </w:rPr>
-        <w:t xml:space="preserve">“understanding how to foster </w:t>
-      </w:r>
-      <w:r>
-        <w:rPr>
-          <w:i/>
-          <w:iCs/>
-          <w:lang w:val="en-US"/>
-        </w:rPr>
-        <w:lastRenderedPageBreak/>
-        <w:t>healthy perspective-taking seems central to establishing self-direction, independence, and values-based actions (Foody et al., 2015)”</w:t>
-      </w:r>
-      <w:r>
-        <w:rPr>
-          <w:lang w:val="en-US"/>
-        </w:rPr>
-        <w:t xml:space="preserve">, which not only </w:t>
-      </w:r>
-      <w:r>
-        <w:rPr>
-          <w:lang w:val="en-US"/>
-        </w:rPr>
-        <w:t>mischaracterizes</w:t>
-      </w:r>
-      <w:r>
-        <w:rPr>
-          <w:lang w:val="en-US"/>
-        </w:rPr>
-        <w:t xml:space="preserve"> the nature of this failed replication but also the general nature of the study and its possible conclusions, which were not related to self-direction, independence, or values-based action.</w:t>
+        <w:t>“understanding how to foster healthy perspective-taking seems central to establishing self-direction, independence, and values-based actions (Foody et al., 2015)”</w:t>
+      </w:r>
+      <w:r>
+        <w:rPr>
+          <w:lang w:val="en-US"/>
+        </w:rPr>
+        <w:t xml:space="preserve">, which </w:t>
+      </w:r>
+      <w:r>
+        <w:rPr>
+          <w:lang w:val="en-US"/>
+        </w:rPr>
+        <w:t xml:space="preserve">inaccurately </w:t>
+      </w:r>
+      <w:r>
+        <w:rPr>
+          <w:lang w:val="en-US"/>
+        </w:rPr>
+        <w:t>characterizes</w:t>
+      </w:r>
+      <w:r>
+        <w:rPr>
+          <w:lang w:val="en-US"/>
+        </w:rPr>
+        <w:t xml:space="preserve"> the nature of th</w:t>
+      </w:r>
+      <w:r>
+        <w:rPr>
+          <w:lang w:val="en-US"/>
+        </w:rPr>
+        <w:t xml:space="preserve">e </w:t>
+      </w:r>
+      <w:r>
+        <w:rPr>
+          <w:lang w:val="en-US"/>
+        </w:rPr>
+        <w:t xml:space="preserve">failed replication </w:t>
+      </w:r>
+      <w:r>
+        <w:rPr>
+          <w:lang w:val="en-US"/>
+        </w:rPr>
+        <w:t xml:space="preserve">and </w:t>
+      </w:r>
+      <w:r>
+        <w:rPr>
+          <w:lang w:val="en-US"/>
+        </w:rPr>
+        <w:t>the general nature of the study and its possible conclusions, which were not related to self-direction, independence, or values-based action.</w:t>
       </w:r>
       <w:r>
         <w:rPr>
@@ -2850,7 +2899,7 @@
         <w:rPr>
           <w:lang w:val="en-US"/>
         </w:rPr>
-        <w:t xml:space="preserve">Of course, it is possible to find examples of more critical readings of Foody et al. (2013). Often, these come from researchers and journals that are not already strongly aligned with ACT and RFT. For example, Godbee &amp; Kangas </w:t>
+        <w:t xml:space="preserve">Of course, it is possible to find examples of more critical readings of Foody et al. (2013). For example, Godbee &amp; Kangas </w:t>
       </w:r>
       <w:r>
         <w:rPr>
@@ -3066,46 +3115,19 @@
     </w:p>
     <w:p>
       <w:r>
-        <w:t>The studies reanalysed here inform clinical practice: Acceptance and Commitment Therapy is a widely disseminated psychotherapy, and the claim that hierarchical framing relieves distress better than distinction framing has shaped how clinicians are trained</w:t>
-      </w:r>
-      <w:r>
-        <w:t xml:space="preserve"> or how they practice</w:t>
-      </w:r>
-      <w:r>
-        <w:t xml:space="preserve">, with patients in distress as the indirectly affected and vulnerable party. </w:t>
-      </w:r>
-      <w:r>
-        <w:t xml:space="preserve">Insofar as the original studies being verified are relevant to </w:t>
-      </w:r>
-      <w:r>
-        <w:t xml:space="preserve">clinical practice </w:t>
-      </w:r>
-      <w:r>
-        <w:t>and</w:t>
-      </w:r>
-      <w:r>
-        <w:t xml:space="preserve"> psychotherapists, </w:t>
-      </w:r>
-      <w:r>
-        <w:t xml:space="preserve">and therefore </w:t>
-      </w:r>
-      <w:r>
-        <w:t xml:space="preserve">patients as indirectly affected group, </w:t>
-      </w:r>
-      <w:r>
-        <w:t xml:space="preserve">so too are the results of this reanalysis. </w:t>
-      </w:r>
-      <w:r>
-        <w:t>The social value of this reanalysis is in helping such training rest on credible evidence. It is equally important, however, to bound the claim: I do not show that ACT is ineffective, that self-as-context is invalid, or that those who report benefiting from these exercises are mistaken</w:t>
+        <w:t>The studies reanalysed here inform clinical practice: Acceptance and Commitment Therapy is a widely disseminated psychotherapy, and the claim that hierarchical framing relieves distress better than distinction framing has influenced clinical training and practice, with patients in distress as the indirectly affected and vulnerable party. The social value of this reanalysis lies in helping such training and practice rest on credible evidence. These findings concern the credibility of a specific empirical claim, not clinical guidance</w:t>
+      </w:r>
+      <w:r>
+        <w:t>;</w:t>
+      </w:r>
+      <w:r>
+        <w:t xml:space="preserve"> decisions about practice rest on the broader evidence base and clinical judgement. It is equally important to bound the claim. I do not show that ACT is ineffective, that self-as-context is invalid, or that those who report benefiting from these exercises are mistaken</w:t>
       </w:r>
       <w:r>
         <w:t>,</w:t>
       </w:r>
       <w:r>
-        <w:t xml:space="preserve"> only that the specific data in Foody et al. (2013, 2015) do not support the specific claim examined</w:t>
-      </w:r>
-      <w:r>
-        <w:t xml:space="preserve">. These studies form only one line of inquiry into using RFT to inform ACT. </w:t>
+        <w:t xml:space="preserve"> only that the specific data in Foody et al. (2013, 2015) do not support the specific claim examined. These studies form just one line of inquiry into using RFT to inform ACT. </w:t>
       </w:r>
     </w:p>
     <w:p>
@@ -3971,38 +3993,6 @@
         </w:rPr>
         <w:t xml:space="preserve"> I return to this point later.</w:t>
       </w:r>
-    </w:p>
-    <w:p>
-      <w:pPr>
-        <w:rPr>
-          <w:rStyle w:val="citation"/>
-          <w:lang w:val="en-US"/>
-        </w:rPr>
-      </w:pPr>
-    </w:p>
-    <w:p>
-      <w:pPr>
-        <w:pStyle w:val="Heading1"/>
-        <w:rPr>
-          <w:lang w:val="en-US"/>
-        </w:rPr>
-      </w:pPr>
-    </w:p>
-    <w:p>
-      <w:pPr>
-        <w:pStyle w:val="Heading1"/>
-        <w:rPr>
-          <w:lang w:val="en-US"/>
-        </w:rPr>
-      </w:pPr>
-    </w:p>
-    <w:p>
-      <w:pPr>
-        <w:pStyle w:val="Heading1"/>
-        <w:rPr>
-          <w:lang w:val="en-US"/>
-        </w:rPr>
-      </w:pPr>
     </w:p>
     <w:p>
       <w:pPr>
@@ -6746,7 +6736,6 @@
         </w:rPr>
         <w:t xml:space="preserve">implemented using R’s </w:t>
       </w:r>
-      <w:proofErr w:type="spellStart"/>
       <w:proofErr w:type="gramStart"/>
       <w:r>
         <w:rPr>
@@ -6754,7 +6743,6 @@
         </w:rPr>
         <w:t>p.adjust</w:t>
       </w:r>
-      <w:proofErr w:type="spellEnd"/>
       <w:proofErr w:type="gramEnd"/>
       <w:r>
         <w:rPr>
@@ -8648,21 +8636,7 @@
         <w:rPr>
           <w:lang w:val="en-US"/>
         </w:rPr>
-        <w:t>), and degrees of freedom (</w:t>
-      </w:r>
-      <w:proofErr w:type="spellStart"/>
-      <w:r>
-        <w:rPr>
-          <w:lang w:val="en-US"/>
-        </w:rPr>
-        <w:t>df</w:t>
-      </w:r>
-      <w:proofErr w:type="spellEnd"/>
-      <w:r>
-        <w:rPr>
-          <w:lang w:val="en-US"/>
-        </w:rPr>
-        <w:t xml:space="preserve">) using </w:t>
+        <w:t xml:space="preserve">), and degrees of freedom (df) using </w:t>
       </w:r>
       <w:r>
         <w:rPr>
@@ -10013,7 +9987,6 @@
         </w:rPr>
         <w:t xml:space="preserve"> and </w:t>
       </w:r>
-      <w:proofErr w:type="spellStart"/>
       <w:r>
         <w:rPr>
           <w:i/>
@@ -10022,7 +9995,6 @@
         </w:rPr>
         <w:t>df</w:t>
       </w:r>
-      <w:proofErr w:type="spellEnd"/>
       <w:r>
         <w:rPr>
           <w:lang w:val="en-US"/>
@@ -11807,7 +11779,31 @@
         <w:rPr>
           <w:lang w:val="en-US"/>
         </w:rPr>
-        <w:t>. Starting from the top left, the reader can make one analytic decision at a time: starting with whether the results of Foody et al.’s (2013) RM-ANOVAs should simply be accepted on face value; if not, followed by whether merely correcting their results for multiple testing is sufficient; and if not, followed by which form of between groups effect size should be calculated. In summary, no set of analytic choices for Foody et al. (2013) followed by applying the same choice to the replication study in Foody et al. (2015) produce (a) a replicable result, and (b) all choices other than accepting Foody et al.’s (2013) RM-ANOVA results provide null results for all tests in both studies. Even for that exception, support for the hypothesis is limited to one out of three outcome measures, undermining Foody et al.’s (2013) general claim. This is remarkable given the way that the results of Foody et al. (2013) are referred to in other work – i.e., as evidence for the utility of RFT to ACT, and support for the ACT model of psychotherapy</w:t>
+        <w:t>. Starting from the top left, the reader can make one analytic decision at a time: starting with whether the results of Foody et al.’s (2013) RM-ANOVAs should simply be accepted on face value; if not, followed by whether merely correcting their results for multiple testing is sufficient; and if not, followed by which form of between groups effect size should be calculated. In summary, no set of analytic choices for Foody et al. (2013) followed by applying the same choice to the replication study in Foody et al. (2015) produce (a) a replicable result, and (b) all choices other than accepting Foody et al.’s (2013) RM-ANOVA results provide null results for all tests in both studies. Even for that exception, support for the hypothesis is limited to one out of three outcome measures, undermining Foody et al.’s (2013) general claim. This is remarkable given the way that the results of Foody et al. (2013) are referred to in other work</w:t>
+      </w:r>
+      <w:r>
+        <w:rPr>
+          <w:lang w:val="en-US"/>
+        </w:rPr>
+        <w:t>,</w:t>
+      </w:r>
+      <w:r>
+        <w:rPr>
+          <w:lang w:val="en-US"/>
+        </w:rPr>
+        <w:t xml:space="preserve"> </w:t>
+      </w:r>
+      <w:r>
+        <w:rPr>
+          <w:lang w:val="en-US"/>
+        </w:rPr>
+        <w:t>that is,</w:t>
+      </w:r>
+      <w:r>
+        <w:rPr>
+          <w:lang w:val="en-US"/>
+        </w:rPr>
+        <w:t xml:space="preserve"> as evidence for the utility of RFT to ACT, and support for the ACT model of psychotherapy</w:t>
       </w:r>
       <w:r>
         <w:rPr>
@@ -12391,6 +12387,7 @@
     </w:p>
     <w:p>
       <w:pPr>
+        <w:ind w:firstLine="0"/>
         <w:rPr>
           <w:lang w:val="en-US"/>
         </w:rPr>
@@ -12429,39 +12426,25 @@
         <w:rPr>
           <w:lang w:val="en-US"/>
         </w:rPr>
-        <w:t xml:space="preserve"> I declare that the I share a </w:t>
-      </w:r>
-      <w:proofErr w:type="spellStart"/>
-      <w:r>
-        <w:rPr>
-          <w:lang w:val="en-US"/>
-        </w:rPr>
-        <w:t>coauthorship</w:t>
-      </w:r>
-      <w:proofErr w:type="spellEnd"/>
-      <w:r>
-        <w:rPr>
-          <w:lang w:val="en-US"/>
-        </w:rPr>
-        <w:t xml:space="preserve"> of the Replication Database</w:t>
-      </w:r>
-      <w:r>
-        <w:rPr>
-          <w:lang w:val="en-US"/>
-        </w:rPr>
         <w:t xml:space="preserve"> </w:t>
       </w:r>
       <w:r>
         <w:rPr>
           <w:lang w:val="en-US"/>
         </w:rPr>
+        <w:t xml:space="preserve">I declare that I share a coauthorship with editor of the Journal of Replication Research: the Replication Database, a Big Team Science project with over 100 authors </w:t>
+      </w:r>
+      <w:r>
+        <w:rPr>
+          <w:lang w:val="en-US"/>
+        </w:rPr>
         <w:fldChar w:fldCharType="begin"/>
       </w:r>
       <w:r>
         <w:rPr>
           <w:lang w:val="en-US"/>
         </w:rPr>
-        <w:instrText xml:space="preserve"> ADDIN ZOTERO_ITEM CSL_CITATION {"citationID":"kAUGji2g","properties":{"unsorted":false,"formattedCitation":"(R\\uc0\\u246{}seler et al., 2024)","plainCitation":"(Röseler et al., 2024)","noteIndex":0},"citationItems":[{"id":38008,"uris":["http://zotero.org/users/1687755/items/85IJGAYT"],"itemData":{"id":38008,"type":"article-journal","abstract":"In psychological science, replicability—repeating a study with a new sample achieving consistent results ()—is critical for affirming the validity of scientific findings. Despite its importance, replication efforts are few and far between in psychological science with many attempts failing to corroborate past findings. This scarcity, compounded by the difficulty in accessing replication data, jeopardizes the efficient allocation of research resources and impedes scientific advancement. Addressing this crucial gap, we present the Replication Database (https://forrt-replications.shinyapps.io/fred_explorer), a novel platform hosting 1,239 original findings paired with replication findings. The infrastructure of this database allows researchers to submit, access, and engage with replication findings. The database makes replications visible, easily findable via a graphical user interface, and tracks replication rates across various factors, such as publication year or journal. This will facilitate future efforts to evaluate the robustness of psychological research.","container-title":"Journal of Open Psychology Data","DOI":"10.5334/jopd.101","ISSN":"2050-9863","issue":"1","journalAbbreviation":"J Open Psychol Data","page":"8","PMID":"40687679","PMCID":"PMC12270267","source":"PubMed Central","title":"The Replication Database: Documenting the Replicability of Psychological Science","title-short":"The Replication Database","volume":"12","author":[{"family":"Röseler","given":"Lukas"},{"family":"Kaiser","given":"Leonard"},{"family":"Doetsch","given":"Christopher"},{"family":"Klett","given":"Noah"},{"family":"Seida","given":"Christian"},{"family":"Schütz","given":"Astrid"},{"family":"Aczel","given":"Balazs"},{"family":"Adelina","given":"Nadia"},{"family":"Agostini","given":"Valeria"},{"family":"Alarie","given":"Samuel"},{"family":"Albayrak-Aydemir","given":"Nihan"},{"family":"Aldoh","given":"Alaa"},{"family":"Al-Hoorie","given":"Ali H."},{"family":"Azevedo","given":"Flavio"},{"family":"Baker","given":"Bradley J."},{"family":"Barth","given":"Charlotte Lilian"},{"family":"Beitner","given":"Julia"},{"family":"Brick","given":"Cameron"},{"family":"Brohmer","given":"Hilmar"},{"family":"Chandrashekar","given":"Subramanya Prasad"},{"family":"Chung","given":"Kai Li"},{"family":"Cockcroft","given":"Jamie P."},{"family":"Cummins","given":"Jamie"},{"family":"Diveica","given":"Veronica"},{"family":"Dumbalska","given":"Tsvetomira"},{"family":"Efendic","given":"Emir"},{"family":"Elsherif","given":"Mahmoud"},{"family":"Evans","given":"Thomas"},{"family":"Feldman","given":"Gilad"},{"family":"Fillon","given":"Adrien"},{"family":"Förster","given":"Nico"},{"family":"Frese","given":"Joris"},{"family":"Genschow","given":"Oliver"},{"family":"Giannouli","given":"Vaitsa"},{"family":"Gjoneska","given":"Biljana"},{"family":"Gnambs","given":"Timo"},{"family":"Gourdon-Kanhukamwe","given":"Amélie"},{"family":"Graham","given":"Christopher J."},{"family":"Hartmann","given":"Helena"},{"family":"Haviva","given":"Clove"},{"family":"Herderich","given":"Alina"},{"family":"Hilbert","given":"Leon P."},{"family":"Holgado","given":"Darías"},{"family":"Hussey","given":"Ian"},{"family":"Ilchovska","given":"Zlatomira G."},{"family":"Kalandadze","given":"Tamara"},{"family":"Karhulahti","given":"Veli-Matti"},{"family":"Kasseckert","given":"Leon"},{"family":"Klingelhöfer-Jens","given":"Maren"},{"family":"Koppold","given":"Alina"},{"family":"Korbmacher","given":"Max"},{"family":"Kulke","given":"Louisa"},{"family":"Kuper","given":"Niclas"},{"family":"LaPlume","given":"Annalise"},{"family":"Leech","given":"Gavin"},{"family":"Lohkamp","given":"Feline"},{"family":"Lou","given":"Nigel Mantou"},{"family":"Lynott","given":"Dermot"},{"family":"Maier","given":"Maximilian"},{"family":"Meier","given":"Maria"},{"family":"Montefinese","given":"Maria"},{"family":"Moreau","given":"David"},{"family":"Mrkva","given":"Kellen"},{"family":"Nemcova","given":"Monika"},{"family":"Oomen","given":"Danna"},{"family":"Packheiser","given":"Julian"},{"family":"Pandey","given":"Shubham"},{"family":"Papenmeier","given":"Frank"},{"family":"Paruzel-Czachura","given":"Mariola"},{"family":"Pavlov","given":"Yuri G."},{"family":"Pavlović","given":"Zoran"},{"family":"Pennington","given":"Charlotte R."},{"family":"Pittelkow","given":"Merle-Marie"},{"family":"Plomp","given":"Willemijn"},{"family":"Plonski","given":"Paul E."},{"family":"Pronizius","given":"Ekaterina"},{"family":"Pua","given":"Andrew Adrian"},{"family":"Pypno-Blajda","given":"Katarzyna"},{"family":"Rausch","given":"Manuel"},{"family":"Rebholz","given":"Tobias R."},{"family":"Richert","given":"Elena"},{"family":"Röer","given":"Jan Philipp"},{"family":"Ross","given":"Robert"},{"family":"Schmidt","given":"Kathleen"},{"family":"Skvortsova","given":"Aleksandrina"},{"family":"Sperl","given":"Matthias F. J."},{"family":"Tan","given":"Alvin W. M."},{"family":"Thürmer","given":"J. Lukas"},{"family":"Tołopiło","given":"Aleksandra"},{"family":"Vanpaemel","given":"Wolf"},{"family":"Vaughn","given":"Leigh Ann"},{"family":"Verheyen","given":"Steven"},{"family":"Wallrich","given":"Lukas"},{"family":"Weber","given":"Lucia"},{"family":"Wolska","given":"Julia K."},{"family":"Zaneva","given":"Mirela"},{"family":"Zhang","given":"Yikang"}],"issued":{"date-parts":[["2024"]]}}}],"schema":"https://github.com/citation-style-language/schema/raw/master/csl-citation.json"} </w:instrText>
+        <w:instrText xml:space="preserve"> ADDIN ZOTERO_ITEM CSL_CITATION {"citationID":"0VX4Wijp","properties":{"unsorted":false,"formattedCitation":"(R\\uc0\\u246{}seler et al., 2024)","plainCitation":"(Röseler et al., 2024)","noteIndex":0},"citationItems":[{"id":38008,"uris":["http://zotero.org/users/1687755/items/85IJGAYT"],"itemData":{"id":38008,"type":"article-journal","abstract":"In psychological science, replicability—repeating a study with a new sample achieving consistent results ()—is critical for affirming the validity of scientific findings. Despite its importance, replication efforts are few and far between in psychological science with many attempts failing to corroborate past findings. This scarcity, compounded by the difficulty in accessing replication data, jeopardizes the efficient allocation of research resources and impedes scientific advancement. Addressing this crucial gap, we present the Replication Database (https://forrt-replications.shinyapps.io/fred_explorer), a novel platform hosting 1,239 original findings paired with replication findings. The infrastructure of this database allows researchers to submit, access, and engage with replication findings. The database makes replications visible, easily findable via a graphical user interface, and tracks replication rates across various factors, such as publication year or journal. This will facilitate future efforts to evaluate the robustness of psychological research.","container-title":"Journal of Open Psychology Data","DOI":"10.5334/jopd.101","ISSN":"2050-9863","issue":"1","journalAbbreviation":"J Open Psychol Data","page":"8","PMID":"40687679","PMCID":"PMC12270267","source":"PubMed Central","title":"The Replication Database: Documenting the Replicability of Psychological Science","title-short":"The Replication Database","volume":"12","author":[{"family":"Röseler","given":"Lukas"},{"family":"Kaiser","given":"Leonard"},{"family":"Doetsch","given":"Christopher"},{"family":"Klett","given":"Noah"},{"family":"Seida","given":"Christian"},{"family":"Schütz","given":"Astrid"},{"family":"Aczel","given":"Balazs"},{"family":"Adelina","given":"Nadia"},{"family":"Agostini","given":"Valeria"},{"family":"Alarie","given":"Samuel"},{"family":"Albayrak-Aydemir","given":"Nihan"},{"family":"Aldoh","given":"Alaa"},{"family":"Al-Hoorie","given":"Ali H."},{"family":"Azevedo","given":"Flavio"},{"family":"Baker","given":"Bradley J."},{"family":"Barth","given":"Charlotte Lilian"},{"family":"Beitner","given":"Julia"},{"family":"Brick","given":"Cameron"},{"family":"Brohmer","given":"Hilmar"},{"family":"Chandrashekar","given":"Subramanya Prasad"},{"family":"Chung","given":"Kai Li"},{"family":"Cockcroft","given":"Jamie P."},{"family":"Cummins","given":"Jamie"},{"family":"Diveica","given":"Veronica"},{"family":"Dumbalska","given":"Tsvetomira"},{"family":"Efendic","given":"Emir"},{"family":"Elsherif","given":"Mahmoud"},{"family":"Evans","given":"Thomas"},{"family":"Feldman","given":"Gilad"},{"family":"Fillon","given":"Adrien"},{"family":"Förster","given":"Nico"},{"family":"Frese","given":"Joris"},{"family":"Genschow","given":"Oliver"},{"family":"Giannouli","given":"Vaitsa"},{"family":"Gjoneska","given":"Biljana"},{"family":"Gnambs","given":"Timo"},{"family":"Gourdon-Kanhukamwe","given":"Amélie"},{"family":"Graham","given":"Christopher J."},{"family":"Hartmann","given":"Helena"},{"family":"Haviva","given":"Clove"},{"family":"Herderich","given":"Alina"},{"family":"Hilbert","given":"Leon P."},{"family":"Holgado","given":"Darías"},{"family":"Hussey","given":"Ian"},{"family":"Ilchovska","given":"Zlatomira G."},{"family":"Kalandadze","given":"Tamara"},{"family":"Karhulahti","given":"Veli-Matti"},{"family":"Kasseckert","given":"Leon"},{"family":"Klingelhöfer-Jens","given":"Maren"},{"family":"Koppold","given":"Alina"},{"family":"Korbmacher","given":"Max"},{"family":"Kulke","given":"Louisa"},{"family":"Kuper","given":"Niclas"},{"family":"LaPlume","given":"Annalise"},{"family":"Leech","given":"Gavin"},{"family":"Lohkamp","given":"Feline"},{"family":"Lou","given":"Nigel Mantou"},{"family":"Lynott","given":"Dermot"},{"family":"Maier","given":"Maximilian"},{"family":"Meier","given":"Maria"},{"family":"Montefinese","given":"Maria"},{"family":"Moreau","given":"David"},{"family":"Mrkva","given":"Kellen"},{"family":"Nemcova","given":"Monika"},{"family":"Oomen","given":"Danna"},{"family":"Packheiser","given":"Julian"},{"family":"Pandey","given":"Shubham"},{"family":"Papenmeier","given":"Frank"},{"family":"Paruzel-Czachura","given":"Mariola"},{"family":"Pavlov","given":"Yuri G."},{"family":"Pavlović","given":"Zoran"},{"family":"Pennington","given":"Charlotte R."},{"family":"Pittelkow","given":"Merle-Marie"},{"family":"Plomp","given":"Willemijn"},{"family":"Plonski","given":"Paul E."},{"family":"Pronizius","given":"Ekaterina"},{"family":"Pua","given":"Andrew Adrian"},{"family":"Pypno-Blajda","given":"Katarzyna"},{"family":"Rausch","given":"Manuel"},{"family":"Rebholz","given":"Tobias R."},{"family":"Richert","given":"Elena"},{"family":"Röer","given":"Jan Philipp"},{"family":"Ross","given":"Robert"},{"family":"Schmidt","given":"Kathleen"},{"family":"Skvortsova","given":"Aleksandrina"},{"family":"Sperl","given":"Matthias F. J."},{"family":"Tan","given":"Alvin W. M."},{"family":"Thürmer","given":"J. Lukas"},{"family":"Tołopiło","given":"Aleksandra"},{"family":"Vanpaemel","given":"Wolf"},{"family":"Vaughn","given":"Leigh Ann"},{"family":"Verheyen","given":"Steven"},{"family":"Wallrich","given":"Lukas"},{"family":"Weber","given":"Lucia"},{"family":"Wolska","given":"Julia K."},{"family":"Zaneva","given":"Mirela"},{"family":"Zhang","given":"Yikang"}],"issued":{"date-parts":[["2024"]]}}}],"schema":"https://github.com/citation-style-language/schema/raw/master/csl-citation.json"} </w:instrText>
       </w:r>
       <w:r>
         <w:rPr>
@@ -12475,25 +12458,7 @@
           <w:szCs w:val="24"/>
           <w:lang w:val="en-GB" w:eastAsia="en-US"/>
         </w:rPr>
-        <w:t>(</w:t>
-      </w:r>
-      <w:proofErr w:type="spellStart"/>
-      <w:r>
-        <w:rPr>
-          <w:rFonts w:eastAsiaTheme="minorHAnsi"/>
-          <w:szCs w:val="24"/>
-          <w:lang w:val="en-GB" w:eastAsia="en-US"/>
-        </w:rPr>
-        <w:t>Röseler</w:t>
-      </w:r>
-      <w:proofErr w:type="spellEnd"/>
-      <w:r>
-        <w:rPr>
-          <w:rFonts w:eastAsiaTheme="minorHAnsi"/>
-          <w:szCs w:val="24"/>
-          <w:lang w:val="en-GB" w:eastAsia="en-US"/>
-        </w:rPr>
-        <w:t xml:space="preserve"> et al., 2024)</w:t>
+        <w:t>(Röseler et al., 2024)</w:t>
       </w:r>
       <w:r>
         <w:rPr>
@@ -12505,22 +12470,8 @@
         <w:rPr>
           <w:lang w:val="en-US"/>
         </w:rPr>
-        <w:t>,</w:t>
-      </w:r>
-      <w:r>
-        <w:rPr>
-          <w:lang w:val="en-US"/>
-        </w:rPr>
-        <w:t xml:space="preserve"> a Big Team Science project with over 100 authors, with editor of the Journal of Replication Research. </w:t>
-      </w:r>
-    </w:p>
-    <w:p>
-      <w:pPr>
-        <w:ind w:firstLine="0"/>
-        <w:rPr>
-          <w:lang w:val="en-US"/>
-        </w:rPr>
-      </w:pPr>
+        <w:t>.”</w:t>
+      </w:r>
     </w:p>
     <w:p>
       <w:pPr>
@@ -12583,7 +12534,7 @@
           <w:rFonts w:eastAsiaTheme="minorHAnsi"/>
           <w:lang w:eastAsia="en-US"/>
         </w:rPr>
-        <w:t xml:space="preserve"> (pp. 365–382). Blackwell-</w:t>
+        <w:t xml:space="preserve"> (pp. 365–382). Blackwell-Wiley. </w:t>
       </w:r>
       <w:r>
         <w:rPr>
@@ -12591,7 +12542,7 @@
           <w:lang w:eastAsia="en-US"/>
         </w:rPr>
         <w:lastRenderedPageBreak/>
-        <w:t>Wiley. http://onlinelibrary.wiley.com/doi/10.1002/9781118489857.ch18/</w:t>
+        <w:t>http://onlinelibrary.wiley.com/doi/10.1002/9781118489857.ch18/</w:t>
       </w:r>
     </w:p>
     <w:p>

--- a/communication/preprint/Hussey - 2026 - a critical reanalysis of Foody et al. 2013.docx
+++ b/communication/preprint/Hussey - 2026 - a critical reanalysis of Foody et al. 2013.docx
@@ -3993,6 +3993,14 @@
         </w:rPr>
         <w:t xml:space="preserve"> I return to this point later.</w:t>
       </w:r>
+    </w:p>
+    <w:p>
+      <w:pPr>
+        <w:pStyle w:val="Heading1"/>
+        <w:rPr>
+          <w:lang w:val="en-US"/>
+        </w:rPr>
+      </w:pPr>
     </w:p>
     <w:p>
       <w:pPr>
@@ -5709,11 +5717,13 @@
         <m:sSub>
           <m:sSubPr>
             <m:ctrlPr>
-              <w:rPr>
-                <w:rFonts w:ascii="Cambria Math" w:hAnsi="Cambria Math"/>
-                <w:i/>
-                <w:lang w:val="en-US"/>
-              </w:rPr>
+              <w:ins w:id="1" w:author="ian hussey" w:date="2026-06-16T11:43:00Z" w16du:dateUtc="2026-06-16T09:43:00Z">
+                <w:rPr>
+                  <w:rFonts w:ascii="Cambria Math" w:hAnsi="Cambria Math"/>
+                  <w:i/>
+                  <w:lang w:val="en-US"/>
+                </w:rPr>
+              </w:ins>
             </m:ctrlPr>
           </m:sSubPr>
           <m:e>
@@ -5746,11 +5756,13 @@
         <m:sSub>
           <m:sSubPr>
             <m:ctrlPr>
-              <w:rPr>
-                <w:rFonts w:ascii="Cambria Math" w:hAnsi="Cambria Math"/>
-                <w:i/>
-                <w:lang w:val="en-US"/>
-              </w:rPr>
+              <w:ins w:id="2" w:author="ian hussey" w:date="2026-06-16T11:43:00Z" w16du:dateUtc="2026-06-16T09:43:00Z">
+                <w:rPr>
+                  <w:rFonts w:ascii="Cambria Math" w:hAnsi="Cambria Math"/>
+                  <w:i/>
+                  <w:lang w:val="en-US"/>
+                </w:rPr>
+              </w:ins>
             </m:ctrlPr>
           </m:sSubPr>
           <m:e>
@@ -6525,12 +6537,14 @@
             <m:eqArrPr>
               <m:maxDist m:val="1"/>
               <m:ctrlPr>
-                <w:rPr>
-                  <w:rStyle w:val="highlight"/>
-                  <w:rFonts w:ascii="Cambria Math" w:hAnsi="Cambria Math"/>
-                  <w:i/>
-                  <w:lang w:val="en-US"/>
-                </w:rPr>
+                <w:ins w:id="3" w:author="ian hussey" w:date="2026-06-16T11:43:00Z" w16du:dateUtc="2026-06-16T09:43:00Z">
+                  <w:rPr>
+                    <w:rStyle w:val="highlight"/>
+                    <w:rFonts w:ascii="Cambria Math" w:hAnsi="Cambria Math"/>
+                    <w:i/>
+                    <w:lang w:val="en-US"/>
+                  </w:rPr>
+                </w:ins>
               </m:ctrlPr>
             </m:eqArrPr>
             <m:e>
@@ -6545,24 +6559,28 @@
               <m:sSup>
                 <m:sSupPr>
                   <m:ctrlPr>
-                    <w:rPr>
-                      <w:rStyle w:val="highlight"/>
-                      <w:rFonts w:ascii="Cambria Math" w:hAnsi="Cambria Math"/>
-                      <w:i/>
-                      <w:lang w:val="en-US"/>
-                    </w:rPr>
+                    <w:ins w:id="4" w:author="ian hussey" w:date="2026-06-16T11:43:00Z" w16du:dateUtc="2026-06-16T09:43:00Z">
+                      <w:rPr>
+                        <w:rStyle w:val="highlight"/>
+                        <w:rFonts w:ascii="Cambria Math" w:hAnsi="Cambria Math"/>
+                        <w:i/>
+                        <w:lang w:val="en-US"/>
+                      </w:rPr>
+                    </w:ins>
                   </m:ctrlPr>
                 </m:sSupPr>
                 <m:e>
                   <m:d>
                     <m:dPr>
                       <m:ctrlPr>
-                        <w:rPr>
-                          <w:rStyle w:val="highlight"/>
-                          <w:rFonts w:ascii="Cambria Math" w:hAnsi="Cambria Math"/>
-                          <w:i/>
-                          <w:lang w:val="en-US"/>
-                        </w:rPr>
+                        <w:ins w:id="5" w:author="ian hussey" w:date="2026-06-16T11:43:00Z" w16du:dateUtc="2026-06-16T09:43:00Z">
+                          <w:rPr>
+                            <w:rStyle w:val="highlight"/>
+                            <w:rFonts w:ascii="Cambria Math" w:hAnsi="Cambria Math"/>
+                            <w:i/>
+                            <w:lang w:val="en-US"/>
+                          </w:rPr>
+                        </w:ins>
                       </m:ctrlPr>
                     </m:dPr>
                     <m:e>
@@ -6599,12 +6617,14 @@
               <m:d>
                 <m:dPr>
                   <m:ctrlPr>
-                    <w:rPr>
-                      <w:rStyle w:val="highlight"/>
-                      <w:rFonts w:ascii="Cambria Math" w:hAnsi="Cambria Math"/>
-                      <w:i/>
-                      <w:lang w:val="en-US"/>
-                    </w:rPr>
+                    <w:ins w:id="6" w:author="ian hussey" w:date="2026-06-16T11:43:00Z" w16du:dateUtc="2026-06-16T09:43:00Z">
+                      <w:rPr>
+                        <w:rStyle w:val="highlight"/>
+                        <w:rFonts w:ascii="Cambria Math" w:hAnsi="Cambria Math"/>
+                        <w:i/>
+                        <w:lang w:val="en-US"/>
+                      </w:rPr>
+                    </w:ins>
                   </m:ctrlPr>
                 </m:dPr>
                 <m:e>
@@ -7887,7 +7907,7 @@
           <w:lang w:val="en-US"/>
         </w:rPr>
       </w:pPr>
-      <w:bookmarkStart w:id="1" w:name="_Hlk220069634"/>
+      <w:bookmarkStart w:id="7" w:name="_Hlk220069634"/>
       <w:r>
         <w:rPr>
           <w:lang w:val="en-US"/>
@@ -8247,7 +8267,7 @@
         <w:t xml:space="preserve">. </w:t>
       </w:r>
     </w:p>
-    <w:bookmarkEnd w:id="1"/>
+    <w:bookmarkEnd w:id="7"/>
     <w:p>
       <w:pPr>
         <w:spacing w:line="276" w:lineRule="auto"/>
@@ -8376,18 +8396,22 @@
             <m:eqArrPr>
               <m:maxDist m:val="1"/>
               <m:ctrlPr>
-                <w:rPr>
-                  <w:lang w:val="en-US"/>
-                </w:rPr>
+                <w:ins w:id="8" w:author="ian hussey" w:date="2026-06-16T11:43:00Z" w16du:dateUtc="2026-06-16T09:43:00Z">
+                  <w:rPr>
+                    <w:lang w:val="en-US"/>
+                  </w:rPr>
+                </w:ins>
               </m:ctrlPr>
             </m:eqArrPr>
             <m:e>
               <m:sSub>
                 <m:sSubPr>
                   <m:ctrlPr>
-                    <w:rPr>
-                      <w:lang w:val="en-US"/>
-                    </w:rPr>
+                    <w:ins w:id="9" w:author="ian hussey" w:date="2026-06-16T11:43:00Z" w16du:dateUtc="2026-06-16T09:43:00Z">
+                      <w:rPr>
+                        <w:lang w:val="en-US"/>
+                      </w:rPr>
+                    </w:ins>
                   </m:ctrlPr>
                 </m:sSubPr>
                 <m:e>
@@ -8416,9 +8440,11 @@
               <m:f>
                 <m:fPr>
                   <m:ctrlPr>
-                    <w:rPr>
-                      <w:lang w:val="en-US"/>
-                    </w:rPr>
+                    <w:ins w:id="10" w:author="ian hussey" w:date="2026-06-16T11:43:00Z" w16du:dateUtc="2026-06-16T09:43:00Z">
+                      <w:rPr>
+                        <w:lang w:val="en-US"/>
+                      </w:rPr>
+                    </w:ins>
                   </m:ctrlPr>
                 </m:fPr>
                 <m:num>
@@ -8448,9 +8474,11 @@
                 <m:radPr>
                   <m:degHide m:val="1"/>
                   <m:ctrlPr>
-                    <w:rPr>
-                      <w:lang w:val="en-US"/>
-                    </w:rPr>
+                    <w:ins w:id="11" w:author="ian hussey" w:date="2026-06-16T11:43:00Z" w16du:dateUtc="2026-06-16T09:43:00Z">
+                      <w:rPr>
+                        <w:lang w:val="en-US"/>
+                      </w:rPr>
+                    </w:ins>
                   </m:ctrlPr>
                 </m:radPr>
                 <m:deg/>
@@ -8691,9 +8719,11 @@
             <m:eqArrPr>
               <m:maxDist m:val="1"/>
               <m:ctrlPr>
-                <w:rPr>
-                  <w:lang w:val="en-US"/>
-                </w:rPr>
+                <w:ins w:id="12" w:author="ian hussey" w:date="2026-06-16T11:43:00Z" w16du:dateUtc="2026-06-16T09:43:00Z">
+                  <w:rPr>
+                    <w:lang w:val="en-US"/>
+                  </w:rPr>
+                </w:ins>
               </m:ctrlPr>
             </m:eqArrPr>
             <m:e>
@@ -8707,9 +8737,11 @@
                 <m:radPr>
                   <m:degHide m:val="1"/>
                   <m:ctrlPr>
-                    <w:rPr>
-                      <w:lang w:val="en-US"/>
-                    </w:rPr>
+                    <w:ins w:id="13" w:author="ian hussey" w:date="2026-06-16T11:43:00Z" w16du:dateUtc="2026-06-16T09:43:00Z">
+                      <w:rPr>
+                        <w:lang w:val="en-US"/>
+                      </w:rPr>
+                    </w:ins>
                   </m:ctrlPr>
                 </m:radPr>
                 <m:deg/>
@@ -8717,18 +8749,22 @@
                   <m:f>
                     <m:fPr>
                       <m:ctrlPr>
-                        <w:rPr>
-                          <w:lang w:val="en-US"/>
-                        </w:rPr>
+                        <w:ins w:id="14" w:author="ian hussey" w:date="2026-06-16T11:43:00Z" w16du:dateUtc="2026-06-16T09:43:00Z">
+                          <w:rPr>
+                            <w:lang w:val="en-US"/>
+                          </w:rPr>
+                        </w:ins>
                       </m:ctrlPr>
                     </m:fPr>
                     <m:num>
                       <m:sSubSup>
                         <m:sSubSupPr>
                           <m:ctrlPr>
-                            <w:rPr>
-                              <w:lang w:val="en-US"/>
-                            </w:rPr>
+                            <w:ins w:id="15" w:author="ian hussey" w:date="2026-06-16T11:43:00Z" w16du:dateUtc="2026-06-16T09:43:00Z">
+                              <w:rPr>
+                                <w:lang w:val="en-US"/>
+                              </w:rPr>
+                            </w:ins>
                           </m:ctrlPr>
                         </m:sSubSupPr>
                         <m:e>
@@ -8761,9 +8797,11 @@
                       <m:sSub>
                         <m:sSubPr>
                           <m:ctrlPr>
-                            <w:rPr>
-                              <w:lang w:val="en-US"/>
-                            </w:rPr>
+                            <w:ins w:id="16" w:author="ian hussey" w:date="2026-06-16T11:43:00Z" w16du:dateUtc="2026-06-16T09:43:00Z">
+                              <w:rPr>
+                                <w:lang w:val="en-US"/>
+                              </w:rPr>
+                            </w:ins>
                           </m:ctrlPr>
                         </m:sSubPr>
                         <m:e>
@@ -8794,18 +8832,22 @@
                   <m:f>
                     <m:fPr>
                       <m:ctrlPr>
-                        <w:rPr>
-                          <w:lang w:val="en-US"/>
-                        </w:rPr>
+                        <w:ins w:id="17" w:author="ian hussey" w:date="2026-06-16T11:43:00Z" w16du:dateUtc="2026-06-16T09:43:00Z">
+                          <w:rPr>
+                            <w:lang w:val="en-US"/>
+                          </w:rPr>
+                        </w:ins>
                       </m:ctrlPr>
                     </m:fPr>
                     <m:num>
                       <m:sSubSup>
                         <m:sSubSupPr>
                           <m:ctrlPr>
-                            <w:rPr>
-                              <w:lang w:val="en-US"/>
-                            </w:rPr>
+                            <w:ins w:id="18" w:author="ian hussey" w:date="2026-06-16T11:43:00Z" w16du:dateUtc="2026-06-16T09:43:00Z">
+                              <w:rPr>
+                                <w:lang w:val="en-US"/>
+                              </w:rPr>
+                            </w:ins>
                           </m:ctrlPr>
                         </m:sSubSupPr>
                         <m:e>
@@ -8838,9 +8880,11 @@
                       <m:sSub>
                         <m:sSubPr>
                           <m:ctrlPr>
-                            <w:rPr>
-                              <w:lang w:val="en-US"/>
-                            </w:rPr>
+                            <w:ins w:id="19" w:author="ian hussey" w:date="2026-06-16T11:43:00Z" w16du:dateUtc="2026-06-16T09:43:00Z">
+                              <w:rPr>
+                                <w:lang w:val="en-US"/>
+                              </w:rPr>
+                            </w:ins>
                           </m:ctrlPr>
                         </m:sSubPr>
                         <m:e>
@@ -8906,9 +8950,11 @@
             <m:eqArrPr>
               <m:maxDist m:val="1"/>
               <m:ctrlPr>
-                <w:rPr>
-                  <w:lang w:val="en-US"/>
-                </w:rPr>
+                <w:ins w:id="20" w:author="ian hussey" w:date="2026-06-16T11:43:00Z" w16du:dateUtc="2026-06-16T09:43:00Z">
+                  <w:rPr>
+                    <w:lang w:val="en-US"/>
+                  </w:rPr>
+                </w:ins>
               </m:ctrlPr>
             </m:eqArrPr>
             <m:e>
@@ -8921,18 +8967,22 @@
               <m:f>
                 <m:fPr>
                   <m:ctrlPr>
-                    <w:rPr>
-                      <w:lang w:val="en-US"/>
-                    </w:rPr>
+                    <w:ins w:id="21" w:author="ian hussey" w:date="2026-06-16T11:43:00Z" w16du:dateUtc="2026-06-16T09:43:00Z">
+                      <w:rPr>
+                        <w:lang w:val="en-US"/>
+                      </w:rPr>
+                    </w:ins>
                   </m:ctrlPr>
                 </m:fPr>
                 <m:num>
                   <m:sSub>
                     <m:sSubPr>
                       <m:ctrlPr>
-                        <w:rPr>
-                          <w:lang w:val="en-US"/>
-                        </w:rPr>
+                        <w:ins w:id="22" w:author="ian hussey" w:date="2026-06-16T11:43:00Z" w16du:dateUtc="2026-06-16T09:43:00Z">
+                          <w:rPr>
+                            <w:lang w:val="en-US"/>
+                          </w:rPr>
+                        </w:ins>
                       </m:ctrlPr>
                     </m:sSubPr>
                     <m:e>
@@ -8961,9 +9011,11 @@
                   <m:sSub>
                     <m:sSubPr>
                       <m:ctrlPr>
-                        <w:rPr>
-                          <w:lang w:val="en-US"/>
-                        </w:rPr>
+                        <w:ins w:id="23" w:author="ian hussey" w:date="2026-06-16T11:43:00Z" w16du:dateUtc="2026-06-16T09:43:00Z">
+                          <w:rPr>
+                            <w:lang w:val="en-US"/>
+                          </w:rPr>
+                        </w:ins>
                       </m:ctrlPr>
                     </m:sSubPr>
                     <m:e>
@@ -9002,9 +9054,11 @@
               <m:d>
                 <m:dPr>
                   <m:ctrlPr>
-                    <w:rPr>
-                      <w:lang w:val="en-US"/>
-                    </w:rPr>
+                    <w:ins w:id="24" w:author="ian hussey" w:date="2026-06-16T11:43:00Z" w16du:dateUtc="2026-06-16T09:43:00Z">
+                      <w:rPr>
+                        <w:lang w:val="en-US"/>
+                      </w:rPr>
+                    </w:ins>
                   </m:ctrlPr>
                 </m:dPr>
                 <m:e>
@@ -9043,9 +9097,11 @@
             <m:eqArrPr>
               <m:maxDist m:val="1"/>
               <m:ctrlPr>
-                <w:rPr>
-                  <w:lang w:val="en-US"/>
-                </w:rPr>
+                <w:ins w:id="25" w:author="ian hussey" w:date="2026-06-16T11:43:00Z" w16du:dateUtc="2026-06-16T09:43:00Z">
+                  <w:rPr>
+                    <w:lang w:val="en-US"/>
+                  </w:rPr>
+                </w:ins>
               </m:ctrlPr>
             </m:eqArrPr>
             <m:e>
@@ -9058,45 +9114,55 @@
               <m:f>
                 <m:fPr>
                   <m:ctrlPr>
-                    <w:rPr>
-                      <w:lang w:val="en-US"/>
-                    </w:rPr>
+                    <w:ins w:id="26" w:author="ian hussey" w:date="2026-06-16T11:43:00Z" w16du:dateUtc="2026-06-16T09:43:00Z">
+                      <w:rPr>
+                        <w:lang w:val="en-US"/>
+                      </w:rPr>
+                    </w:ins>
                   </m:ctrlPr>
                 </m:fPr>
                 <m:num>
                   <m:sSup>
                     <m:sSupPr>
                       <m:ctrlPr>
-                        <w:rPr>
-                          <w:lang w:val="en-US"/>
-                        </w:rPr>
+                        <w:ins w:id="27" w:author="ian hussey" w:date="2026-06-16T11:43:00Z" w16du:dateUtc="2026-06-16T09:43:00Z">
+                          <w:rPr>
+                            <w:lang w:val="en-US"/>
+                          </w:rPr>
+                        </w:ins>
                       </m:ctrlPr>
                     </m:sSupPr>
                     <m:e>
                       <m:d>
                         <m:dPr>
                           <m:ctrlPr>
-                            <w:rPr>
-                              <w:lang w:val="en-US"/>
-                            </w:rPr>
+                            <w:ins w:id="28" w:author="ian hussey" w:date="2026-06-16T11:43:00Z" w16du:dateUtc="2026-06-16T09:43:00Z">
+                              <w:rPr>
+                                <w:lang w:val="en-US"/>
+                              </w:rPr>
+                            </w:ins>
                           </m:ctrlPr>
                         </m:dPr>
                         <m:e>
                           <m:f>
                             <m:fPr>
                               <m:ctrlPr>
-                                <w:rPr>
-                                  <w:lang w:val="en-US"/>
-                                </w:rPr>
+                                <w:ins w:id="29" w:author="ian hussey" w:date="2026-06-16T11:43:00Z" w16du:dateUtc="2026-06-16T09:43:00Z">
+                                  <w:rPr>
+                                    <w:lang w:val="en-US"/>
+                                  </w:rPr>
+                                </w:ins>
                               </m:ctrlPr>
                             </m:fPr>
                             <m:num>
                               <m:sSubSup>
                                 <m:sSubSupPr>
                                   <m:ctrlPr>
-                                    <w:rPr>
-                                      <w:lang w:val="en-US"/>
-                                    </w:rPr>
+                                    <w:ins w:id="30" w:author="ian hussey" w:date="2026-06-16T11:43:00Z" w16du:dateUtc="2026-06-16T09:43:00Z">
+                                      <w:rPr>
+                                        <w:lang w:val="en-US"/>
+                                      </w:rPr>
+                                    </w:ins>
                                   </m:ctrlPr>
                                 </m:sSubSupPr>
                                 <m:e>
@@ -9129,9 +9195,11 @@
                               <m:sSub>
                                 <m:sSubPr>
                                   <m:ctrlPr>
-                                    <w:rPr>
-                                      <w:lang w:val="en-US"/>
-                                    </w:rPr>
+                                    <w:ins w:id="31" w:author="ian hussey" w:date="2026-06-16T11:43:00Z" w16du:dateUtc="2026-06-16T09:43:00Z">
+                                      <w:rPr>
+                                        <w:lang w:val="en-US"/>
+                                      </w:rPr>
+                                    </w:ins>
                                   </m:ctrlPr>
                                 </m:sSubPr>
                                 <m:e>
@@ -9162,18 +9230,22 @@
                           <m:f>
                             <m:fPr>
                               <m:ctrlPr>
-                                <w:rPr>
-                                  <w:lang w:val="en-US"/>
-                                </w:rPr>
+                                <w:ins w:id="32" w:author="ian hussey" w:date="2026-06-16T11:43:00Z" w16du:dateUtc="2026-06-16T09:43:00Z">
+                                  <w:rPr>
+                                    <w:lang w:val="en-US"/>
+                                  </w:rPr>
+                                </w:ins>
                               </m:ctrlPr>
                             </m:fPr>
                             <m:num>
                               <m:sSubSup>
                                 <m:sSubSupPr>
                                   <m:ctrlPr>
-                                    <w:rPr>
-                                      <w:lang w:val="en-US"/>
-                                    </w:rPr>
+                                    <w:ins w:id="33" w:author="ian hussey" w:date="2026-06-16T11:43:00Z" w16du:dateUtc="2026-06-16T09:43:00Z">
+                                      <w:rPr>
+                                        <w:lang w:val="en-US"/>
+                                      </w:rPr>
+                                    </w:ins>
                                   </m:ctrlPr>
                                 </m:sSubSupPr>
                                 <m:e>
@@ -9206,9 +9278,11 @@
                               <m:sSub>
                                 <m:sSubPr>
                                   <m:ctrlPr>
-                                    <w:rPr>
-                                      <w:lang w:val="en-US"/>
-                                    </w:rPr>
+                                    <w:ins w:id="34" w:author="ian hussey" w:date="2026-06-16T11:43:00Z" w16du:dateUtc="2026-06-16T09:43:00Z">
+                                      <w:rPr>
+                                        <w:lang w:val="en-US"/>
+                                      </w:rPr>
+                                    </w:ins>
                                   </m:ctrlPr>
                                 </m:sSubPr>
                                 <m:e>
@@ -9247,18 +9321,22 @@
                   <m:f>
                     <m:fPr>
                       <m:ctrlPr>
-                        <w:rPr>
-                          <w:lang w:val="en-US"/>
-                        </w:rPr>
+                        <w:ins w:id="35" w:author="ian hussey" w:date="2026-06-16T11:43:00Z" w16du:dateUtc="2026-06-16T09:43:00Z">
+                          <w:rPr>
+                            <w:lang w:val="en-US"/>
+                          </w:rPr>
+                        </w:ins>
                       </m:ctrlPr>
                     </m:fPr>
                     <m:num>
                       <m:sSubSup>
                         <m:sSubSupPr>
                           <m:ctrlPr>
-                            <w:rPr>
-                              <w:lang w:val="en-US"/>
-                            </w:rPr>
+                            <w:ins w:id="36" w:author="ian hussey" w:date="2026-06-16T11:43:00Z" w16du:dateUtc="2026-06-16T09:43:00Z">
+                              <w:rPr>
+                                <w:lang w:val="en-US"/>
+                              </w:rPr>
+                            </w:ins>
                           </m:ctrlPr>
                         </m:sSubSupPr>
                         <m:e>
@@ -9291,9 +9369,11 @@
                       <m:sSub>
                         <m:sSubPr>
                           <m:ctrlPr>
-                            <w:rPr>
-                              <w:lang w:val="en-US"/>
-                            </w:rPr>
+                            <w:ins w:id="37" w:author="ian hussey" w:date="2026-06-16T11:43:00Z" w16du:dateUtc="2026-06-16T09:43:00Z">
+                              <w:rPr>
+                                <w:lang w:val="en-US"/>
+                              </w:rPr>
+                            </w:ins>
                           </m:ctrlPr>
                         </m:sSubPr>
                         <m:e>
@@ -9330,18 +9410,22 @@
                   <m:f>
                     <m:fPr>
                       <m:ctrlPr>
-                        <w:rPr>
-                          <w:lang w:val="en-US"/>
-                        </w:rPr>
+                        <w:ins w:id="38" w:author="ian hussey" w:date="2026-06-16T11:43:00Z" w16du:dateUtc="2026-06-16T09:43:00Z">
+                          <w:rPr>
+                            <w:lang w:val="en-US"/>
+                          </w:rPr>
+                        </w:ins>
                       </m:ctrlPr>
                     </m:fPr>
                     <m:num>
                       <m:sSubSup>
                         <m:sSubSupPr>
                           <m:ctrlPr>
-                            <w:rPr>
-                              <w:lang w:val="en-US"/>
-                            </w:rPr>
+                            <w:ins w:id="39" w:author="ian hussey" w:date="2026-06-16T11:43:00Z" w16du:dateUtc="2026-06-16T09:43:00Z">
+                              <w:rPr>
+                                <w:lang w:val="en-US"/>
+                              </w:rPr>
+                            </w:ins>
                           </m:ctrlPr>
                         </m:sSubSupPr>
                         <m:e>
@@ -9374,9 +9458,11 @@
                       <m:sSub>
                         <m:sSubPr>
                           <m:ctrlPr>
-                            <w:rPr>
-                              <w:lang w:val="en-US"/>
-                            </w:rPr>
+                            <w:ins w:id="40" w:author="ian hussey" w:date="2026-06-16T11:43:00Z" w16du:dateUtc="2026-06-16T09:43:00Z">
+                              <w:rPr>
+                                <w:lang w:val="en-US"/>
+                              </w:rPr>
+                            </w:ins>
                           </m:ctrlPr>
                         </m:sSubPr>
                         <m:e>
@@ -9415,9 +9501,11 @@
               <m:d>
                 <m:dPr>
                   <m:ctrlPr>
-                    <w:rPr>
-                      <w:lang w:val="en-US"/>
-                    </w:rPr>
+                    <w:ins w:id="41" w:author="ian hussey" w:date="2026-06-16T11:43:00Z" w16du:dateUtc="2026-06-16T09:43:00Z">
+                      <w:rPr>
+                        <w:lang w:val="en-US"/>
+                      </w:rPr>
+                    </w:ins>
                   </m:ctrlPr>
                 </m:dPr>
                 <m:e>
@@ -9546,9 +9634,11 @@
             <m:eqArrPr>
               <m:maxDist m:val="1"/>
               <m:ctrlPr>
-                <w:rPr>
-                  <w:lang w:val="en-US"/>
-                </w:rPr>
+                <w:ins w:id="42" w:author="ian hussey" w:date="2026-06-16T11:43:00Z" w16du:dateUtc="2026-06-16T09:43:00Z">
+                  <w:rPr>
+                    <w:lang w:val="en-US"/>
+                  </w:rPr>
+                </w:ins>
               </m:ctrlPr>
             </m:eqArrPr>
             <m:e>
@@ -9561,18 +9651,22 @@
               <m:f>
                 <m:fPr>
                   <m:ctrlPr>
-                    <w:rPr>
-                      <w:lang w:val="en-US"/>
-                    </w:rPr>
+                    <w:ins w:id="43" w:author="ian hussey" w:date="2026-06-16T11:43:00Z" w16du:dateUtc="2026-06-16T09:43:00Z">
+                      <w:rPr>
+                        <w:lang w:val="en-US"/>
+                      </w:rPr>
+                    </w:ins>
                   </m:ctrlPr>
                 </m:fPr>
                 <m:num>
                   <m:sSub>
                     <m:sSubPr>
                       <m:ctrlPr>
-                        <w:rPr>
-                          <w:lang w:val="en-US"/>
-                        </w:rPr>
+                        <w:ins w:id="44" w:author="ian hussey" w:date="2026-06-16T11:43:00Z" w16du:dateUtc="2026-06-16T09:43:00Z">
+                          <w:rPr>
+                            <w:lang w:val="en-US"/>
+                          </w:rPr>
+                        </w:ins>
                       </m:ctrlPr>
                     </m:sSubPr>
                     <m:e>
@@ -9601,9 +9695,11 @@
                   <m:sSub>
                     <m:sSubPr>
                       <m:ctrlPr>
-                        <w:rPr>
-                          <w:lang w:val="en-US"/>
-                        </w:rPr>
+                        <w:ins w:id="45" w:author="ian hussey" w:date="2026-06-16T11:43:00Z" w16du:dateUtc="2026-06-16T09:43:00Z">
+                          <w:rPr>
+                            <w:lang w:val="en-US"/>
+                          </w:rPr>
+                        </w:ins>
                       </m:ctrlPr>
                     </m:sSubPr>
                     <m:e>
@@ -9629,9 +9725,11 @@
                     <m:radPr>
                       <m:degHide m:val="1"/>
                       <m:ctrlPr>
-                        <w:rPr>
-                          <w:lang w:val="en-US"/>
-                        </w:rPr>
+                        <w:ins w:id="46" w:author="ian hussey" w:date="2026-06-16T11:43:00Z" w16du:dateUtc="2026-06-16T09:43:00Z">
+                          <w:rPr>
+                            <w:lang w:val="en-US"/>
+                          </w:rPr>
+                        </w:ins>
                       </m:ctrlPr>
                     </m:radPr>
                     <m:deg/>
@@ -9639,18 +9737,22 @@
                       <m:f>
                         <m:fPr>
                           <m:ctrlPr>
-                            <w:rPr>
-                              <w:lang w:val="en-US"/>
-                            </w:rPr>
+                            <w:ins w:id="47" w:author="ian hussey" w:date="2026-06-16T11:43:00Z" w16du:dateUtc="2026-06-16T09:43:00Z">
+                              <w:rPr>
+                                <w:lang w:val="en-US"/>
+                              </w:rPr>
+                            </w:ins>
                           </m:ctrlPr>
                         </m:fPr>
                         <m:num>
                           <m:sSubSup>
                             <m:sSubSupPr>
                               <m:ctrlPr>
-                                <w:rPr>
-                                  <w:lang w:val="en-US"/>
-                                </w:rPr>
+                                <w:ins w:id="48" w:author="ian hussey" w:date="2026-06-16T11:43:00Z" w16du:dateUtc="2026-06-16T09:43:00Z">
+                                  <w:rPr>
+                                    <w:lang w:val="en-US"/>
+                                  </w:rPr>
+                                </w:ins>
                               </m:ctrlPr>
                             </m:sSubSupPr>
                             <m:e>
@@ -9687,9 +9789,11 @@
                           <m:sSubSup>
                             <m:sSubSupPr>
                               <m:ctrlPr>
-                                <w:rPr>
-                                  <w:lang w:val="en-US"/>
-                                </w:rPr>
+                                <w:ins w:id="49" w:author="ian hussey" w:date="2026-06-16T11:43:00Z" w16du:dateUtc="2026-06-16T09:43:00Z">
+                                  <w:rPr>
+                                    <w:lang w:val="en-US"/>
+                                  </w:rPr>
+                                </w:ins>
                               </m:ctrlPr>
                             </m:sSubSupPr>
                             <m:e>
@@ -9740,9 +9844,11 @@
               <m:d>
                 <m:dPr>
                   <m:ctrlPr>
-                    <w:rPr>
-                      <w:lang w:val="en-US"/>
-                    </w:rPr>
+                    <w:ins w:id="50" w:author="ian hussey" w:date="2026-06-16T11:43:00Z" w16du:dateUtc="2026-06-16T09:43:00Z">
+                      <w:rPr>
+                        <w:lang w:val="en-US"/>
+                      </w:rPr>
+                    </w:ins>
                   </m:ctrlPr>
                 </m:dPr>
                 <m:e>
@@ -9755,18 +9861,22 @@
                   <m:d>
                     <m:dPr>
                       <m:ctrlPr>
-                        <w:rPr>
-                          <w:lang w:val="en-US"/>
-                        </w:rPr>
+                        <w:ins w:id="51" w:author="ian hussey" w:date="2026-06-16T11:43:00Z" w16du:dateUtc="2026-06-16T09:43:00Z">
+                          <w:rPr>
+                            <w:lang w:val="en-US"/>
+                          </w:rPr>
+                        </w:ins>
                       </m:ctrlPr>
                     </m:dPr>
                     <m:e>
                       <m:f>
                         <m:fPr>
                           <m:ctrlPr>
-                            <w:rPr>
-                              <w:lang w:val="en-US"/>
-                            </w:rPr>
+                            <w:ins w:id="52" w:author="ian hussey" w:date="2026-06-16T11:43:00Z" w16du:dateUtc="2026-06-16T09:43:00Z">
+                              <w:rPr>
+                                <w:lang w:val="en-US"/>
+                              </w:rPr>
+                            </w:ins>
                           </m:ctrlPr>
                         </m:fPr>
                         <m:num>
@@ -9787,18 +9897,22 @@
                           <m:d>
                             <m:dPr>
                               <m:ctrlPr>
-                                <w:rPr>
-                                  <w:lang w:val="en-US"/>
-                                </w:rPr>
+                                <w:ins w:id="53" w:author="ian hussey" w:date="2026-06-16T11:43:00Z" w16du:dateUtc="2026-06-16T09:43:00Z">
+                                  <w:rPr>
+                                    <w:lang w:val="en-US"/>
+                                  </w:rPr>
+                                </w:ins>
                               </m:ctrlPr>
                             </m:dPr>
                             <m:e>
                               <m:sSub>
                                 <m:sSubPr>
                                   <m:ctrlPr>
-                                    <w:rPr>
-                                      <w:lang w:val="en-US"/>
-                                    </w:rPr>
+                                    <w:ins w:id="54" w:author="ian hussey" w:date="2026-06-16T11:43:00Z" w16du:dateUtc="2026-06-16T09:43:00Z">
+                                      <w:rPr>
+                                        <w:lang w:val="en-US"/>
+                                      </w:rPr>
+                                    </w:ins>
                                   </m:ctrlPr>
                                 </m:sSubPr>
                                 <m:e>
@@ -9827,9 +9941,11 @@
                               <m:sSub>
                                 <m:sSubPr>
                                   <m:ctrlPr>
-                                    <w:rPr>
-                                      <w:lang w:val="en-US"/>
-                                    </w:rPr>
+                                    <w:ins w:id="55" w:author="ian hussey" w:date="2026-06-16T11:43:00Z" w16du:dateUtc="2026-06-16T09:43:00Z">
+                                      <w:rPr>
+                                        <w:lang w:val="en-US"/>
+                                      </w:rPr>
+                                    </w:ins>
                                   </m:ctrlPr>
                                 </m:sSubPr>
                                 <m:e>
@@ -9878,9 +9994,11 @@
               <m:d>
                 <m:dPr>
                   <m:ctrlPr>
-                    <w:rPr>
-                      <w:lang w:val="en-US"/>
-                    </w:rPr>
+                    <w:ins w:id="56" w:author="ian hussey" w:date="2026-06-16T11:43:00Z" w16du:dateUtc="2026-06-16T09:43:00Z">
+                      <w:rPr>
+                        <w:lang w:val="en-US"/>
+                      </w:rPr>
+                    </w:ins>
                   </m:ctrlPr>
                 </m:dPr>
                 <m:e>
@@ -10369,18 +10487,22 @@
             <m:eqArrPr>
               <m:maxDist m:val="1"/>
               <m:ctrlPr>
-                <w:rPr>
-                  <w:lang w:val="en-US"/>
-                </w:rPr>
+                <w:ins w:id="57" w:author="ian hussey" w:date="2026-06-16T11:43:00Z" w16du:dateUtc="2026-06-16T09:43:00Z">
+                  <w:rPr>
+                    <w:lang w:val="en-US"/>
+                  </w:rPr>
+                </w:ins>
               </m:ctrlPr>
             </m:eqArrPr>
             <m:e>
               <m:sSub>
                 <m:sSubPr>
                   <m:ctrlPr>
-                    <w:rPr>
-                      <w:lang w:val="en-US"/>
-                    </w:rPr>
+                    <w:ins w:id="58" w:author="ian hussey" w:date="2026-06-16T11:43:00Z" w16du:dateUtc="2026-06-16T09:43:00Z">
+                      <w:rPr>
+                        <w:lang w:val="en-US"/>
+                      </w:rPr>
+                    </w:ins>
                   </m:ctrlPr>
                 </m:sSubPr>
                 <m:e>
@@ -10410,9 +10532,11 @@
                 <m:radPr>
                   <m:degHide m:val="1"/>
                   <m:ctrlPr>
-                    <w:rPr>
-                      <w:lang w:val="en-US"/>
-                    </w:rPr>
+                    <w:ins w:id="59" w:author="ian hussey" w:date="2026-06-16T11:43:00Z" w16du:dateUtc="2026-06-16T09:43:00Z">
+                      <w:rPr>
+                        <w:lang w:val="en-US"/>
+                      </w:rPr>
+                    </w:ins>
                   </m:ctrlPr>
                 </m:radPr>
                 <m:deg/>
@@ -10420,18 +10544,22 @@
                   <m:f>
                     <m:fPr>
                       <m:ctrlPr>
-                        <w:rPr>
-                          <w:lang w:val="en-US"/>
-                        </w:rPr>
+                        <w:ins w:id="60" w:author="ian hussey" w:date="2026-06-16T11:43:00Z" w16du:dateUtc="2026-06-16T09:43:00Z">
+                          <w:rPr>
+                            <w:lang w:val="en-US"/>
+                          </w:rPr>
+                        </w:ins>
                       </m:ctrlPr>
                     </m:fPr>
                     <m:num>
                       <m:sSubSup>
                         <m:sSubSupPr>
                           <m:ctrlPr>
-                            <w:rPr>
-                              <w:lang w:val="en-US"/>
-                            </w:rPr>
+                            <w:ins w:id="61" w:author="ian hussey" w:date="2026-06-16T11:43:00Z" w16du:dateUtc="2026-06-16T09:43:00Z">
+                              <w:rPr>
+                                <w:lang w:val="en-US"/>
+                              </w:rPr>
+                            </w:ins>
                           </m:ctrlPr>
                         </m:sSubSupPr>
                         <m:e>
@@ -10468,9 +10596,11 @@
                       <m:sSubSup>
                         <m:sSubSupPr>
                           <m:ctrlPr>
-                            <w:rPr>
-                              <w:lang w:val="en-US"/>
-                            </w:rPr>
+                            <w:ins w:id="62" w:author="ian hussey" w:date="2026-06-16T11:43:00Z" w16du:dateUtc="2026-06-16T09:43:00Z">
+                              <w:rPr>
+                                <w:lang w:val="en-US"/>
+                              </w:rPr>
+                            </w:ins>
                           </m:ctrlPr>
                         </m:sSubSupPr>
                         <m:e>
@@ -10507,9 +10637,11 @@
                       <m:sSubSup>
                         <m:sSubSupPr>
                           <m:ctrlPr>
-                            <w:rPr>
-                              <w:lang w:val="en-US"/>
-                            </w:rPr>
+                            <w:ins w:id="63" w:author="ian hussey" w:date="2026-06-16T11:43:00Z" w16du:dateUtc="2026-06-16T09:43:00Z">
+                              <w:rPr>
+                                <w:lang w:val="en-US"/>
+                              </w:rPr>
+                            </w:ins>
                           </m:ctrlPr>
                         </m:sSubSupPr>
                         <m:e>
@@ -10558,9 +10690,11 @@
               <m:d>
                 <m:dPr>
                   <m:ctrlPr>
-                    <w:rPr>
-                      <w:lang w:val="en-US"/>
-                    </w:rPr>
+                    <w:ins w:id="64" w:author="ian hussey" w:date="2026-06-16T11:43:00Z" w16du:dateUtc="2026-06-16T09:43:00Z">
+                      <w:rPr>
+                        <w:lang w:val="en-US"/>
+                      </w:rPr>
+                    </w:ins>
                   </m:ctrlPr>
                 </m:dPr>
                 <m:e>
@@ -11204,12 +11338,14 @@
         <m:sSub>
           <m:sSubPr>
             <m:ctrlPr>
-              <w:rPr>
-                <w:rFonts w:ascii="Cambria Math" w:hAnsi="Cambria Math"/>
-                <w:i/>
-                <w:iCs/>
-                <w:lang w:val="en-US"/>
-              </w:rPr>
+              <w:ins w:id="65" w:author="ian hussey" w:date="2026-06-16T11:43:00Z" w16du:dateUtc="2026-06-16T09:43:00Z">
+                <w:rPr>
+                  <w:rFonts w:ascii="Cambria Math" w:hAnsi="Cambria Math"/>
+                  <w:i/>
+                  <w:iCs/>
+                  <w:lang w:val="en-US"/>
+                </w:rPr>
+              </w:ins>
             </m:ctrlPr>
           </m:sSubPr>
           <m:e>
@@ -11242,12 +11378,14 @@
         <m:sSub>
           <m:sSubPr>
             <m:ctrlPr>
-              <w:rPr>
-                <w:rFonts w:ascii="Cambria Math" w:hAnsi="Cambria Math"/>
-                <w:i/>
-                <w:iCs/>
-                <w:lang w:val="en-US"/>
-              </w:rPr>
+              <w:ins w:id="66" w:author="ian hussey" w:date="2026-06-16T11:43:00Z" w16du:dateUtc="2026-06-16T09:43:00Z">
+                <w:rPr>
+                  <w:rFonts w:ascii="Cambria Math" w:hAnsi="Cambria Math"/>
+                  <w:i/>
+                  <w:iCs/>
+                  <w:lang w:val="en-US"/>
+                </w:rPr>
+              </w:ins>
             </m:ctrlPr>
           </m:sSubPr>
           <m:e>
@@ -11287,12 +11425,14 @@
         <m:sSub>
           <m:sSubPr>
             <m:ctrlPr>
-              <w:rPr>
-                <w:rFonts w:ascii="Cambria Math" w:hAnsi="Cambria Math"/>
-                <w:i/>
-                <w:iCs/>
-                <w:lang w:val="en-US"/>
-              </w:rPr>
+              <w:ins w:id="67" w:author="ian hussey" w:date="2026-06-16T11:43:00Z" w16du:dateUtc="2026-06-16T09:43:00Z">
+                <w:rPr>
+                  <w:rFonts w:ascii="Cambria Math" w:hAnsi="Cambria Math"/>
+                  <w:i/>
+                  <w:iCs/>
+                  <w:lang w:val="en-US"/>
+                </w:rPr>
+              </w:ins>
             </m:ctrlPr>
           </m:sSubPr>
           <m:e>
@@ -11351,12 +11491,14 @@
         <m:sSub>
           <m:sSubPr>
             <m:ctrlPr>
-              <w:rPr>
-                <w:rFonts w:ascii="Cambria Math" w:hAnsi="Cambria Math"/>
-                <w:i/>
-                <w:iCs/>
-                <w:lang w:val="en-US"/>
-              </w:rPr>
+              <w:ins w:id="68" w:author="ian hussey" w:date="2026-06-16T11:43:00Z" w16du:dateUtc="2026-06-16T09:43:00Z">
+                <w:rPr>
+                  <w:rFonts w:ascii="Cambria Math" w:hAnsi="Cambria Math"/>
+                  <w:i/>
+                  <w:iCs/>
+                  <w:lang w:val="en-US"/>
+                </w:rPr>
+              </w:ins>
             </m:ctrlPr>
           </m:sSubPr>
           <m:e>
@@ -12472,6 +12614,14 @@
         </w:rPr>
         <w:t>.”</w:t>
       </w:r>
+    </w:p>
+    <w:p>
+      <w:pPr>
+        <w:pStyle w:val="Heading1"/>
+        <w:rPr>
+          <w:lang w:val="en-US"/>
+        </w:rPr>
+      </w:pPr>
     </w:p>
     <w:p>
       <w:pPr>
@@ -14914,6 +15064,14 @@
   </w:num>
   <w:numIdMacAtCleanup w:val="1"/>
 </w:numbering>
+</file>
+
+<file path=word/people.xml><?xml version="1.0" encoding="utf-8"?>
+<w15:people xmlns:wpc="http://schemas.microsoft.com/office/word/2010/wordprocessingCanvas" xmlns:cx="http://schemas.microsoft.com/office/drawing/2014/chartex" xmlns:cx1="http://schemas.microsoft.com/office/drawing/2015/9/8/chartex" xmlns:cx2="http://schemas.microsoft.com/office/drawing/2015/10/21/chartex" xmlns:cx3="http://schemas.microsoft.com/office/drawing/2016/5/9/chartex" xmlns:cx4="http://schemas.microsoft.com/office/drawing/2016/5/10/chartex" xmlns:cx5="http://schemas.microsoft.com/office/drawing/2016/5/11/chartex" xmlns:cx6="http://schemas.microsoft.com/office/drawing/2016/5/12/chartex" xmlns:cx7="http://schemas.microsoft.com/office/drawing/2016/5/13/chartex" xmlns:cx8="http://schemas.microsoft.com/office/drawing/2016/5/14/chartex" xmlns:mc="http://schemas.openxmlformats.org/markup-compatibility/2006" xmlns:aink="http://schemas.microsoft.com/office/drawing/2016/ink" xmlns:am3d="http://schemas.microsoft.com/office/drawing/2017/model3d" xmlns:o="urn:schemas-microsoft-com:office:office" xmlns:oel="http://schemas.microsoft.com/office/2019/extlst" xmlns:r="http://schemas.openxmlformats.org/officeDocument/2006/relationships" xmlns:m="http://schemas.openxmlformats.org/officeDocument/2006/math" xmlns:v="urn:schemas-microsoft-com:vml" xmlns:wp14="http://schemas.microsoft.com/office/word/2010/wordprocessingDrawing" xmlns:wp="http://schemas.openxmlformats.org/drawingml/2006/wordprocessingDrawing" xmlns:w10="urn:schemas-microsoft-com:office:word" xmlns:w="http://schemas.openxmlformats.org/wordprocessingml/2006/main" xmlns:w14="http://schemas.microsoft.com/office/word/2010/wordml" xmlns:w15="http://schemas.microsoft.com/office/word/2012/wordml" xmlns:w16cex="http://schemas.microsoft.com/office/word/2018/wordml/cex" xmlns:w16cid="http://schemas.microsoft.com/office/word/2016/wordml/cid" xmlns:w16="http://schemas.microsoft.com/office/word/2018/wordml" xmlns:w16du="http://schemas.microsoft.com/office/word/2023/wordml/word16du" xmlns:w16sdtdh="http://schemas.microsoft.com/office/word/2020/wordml/sdtdatahash" xmlns:w16sdtfl="http://schemas.microsoft.com/office/word/2024/wordml/sdtformatlock" xmlns:w16se="http://schemas.microsoft.com/office/word/2015/wordml/symex" xmlns:wpg="http://schemas.microsoft.com/office/word/2010/wordprocessingGroup" xmlns:wpi="http://schemas.microsoft.com/office/word/2010/wordprocessingInk" xmlns:wne="http://schemas.microsoft.com/office/word/2006/wordml" xmlns:wps="http://schemas.microsoft.com/office/word/2010/wordprocessingShape" mc:Ignorable="w14 w15 w16se w16cid w16 w16cex w16sdtdh w16sdtfl w16du wp14">
+  <w15:person w15:author="ian hussey">
+    <w15:presenceInfo w15:providerId="Windows Live" w15:userId="5929f70901a49c81"/>
+  </w15:person>
+</w15:people>
 </file>
 
 <file path=word/styles.xml><?xml version="1.0" encoding="utf-8"?>

--- a/communication/preprint/Hussey - 2026 - a critical reanalysis of Foody et al. 2013.docx
+++ b/communication/preprint/Hussey - 2026 - a critical reanalysis of Foody et al. 2013.docx
@@ -10838,7 +10838,35 @@
           <w:b w:val="0"/>
           <w:bCs w:val="0"/>
         </w:rPr>
-        <w:t xml:space="preserve"> Error bars represent 95% Confidence Intervals.</w:t>
+        <w:t xml:space="preserve"> Error bars represent 95% </w:t>
+      </w:r>
+      <w:r>
+        <w:rPr>
+          <w:b w:val="0"/>
+          <w:bCs w:val="0"/>
+        </w:rPr>
+        <w:t xml:space="preserve">or 98.33% </w:t>
+      </w:r>
+      <w:r>
+        <w:rPr>
+          <w:b w:val="0"/>
+          <w:bCs w:val="0"/>
+        </w:rPr>
+        <w:t>Confidence Intervals</w:t>
+      </w:r>
+      <w:r>
+        <w:rPr>
+          <w:b w:val="0"/>
+          <w:bCs w:val="0"/>
+        </w:rPr>
+        <w:t xml:space="preserve"> depending on the use of Bonferroni corrections</w:t>
+      </w:r>
+      <w:r>
+        <w:rPr>
+          <w:b w:val="0"/>
+          <w:bCs w:val="0"/>
+        </w:rPr>
+        <w:t>.</w:t>
       </w:r>
     </w:p>
     <w:p>
@@ -10952,7 +10980,35 @@
           <w:b w:val="0"/>
           <w:bCs w:val="0"/>
         </w:rPr>
-        <w:t>Error bars represent 95% Confidence Intervals.</w:t>
+        <w:t xml:space="preserve">Error bars represent 95% </w:t>
+      </w:r>
+      <w:r>
+        <w:rPr>
+          <w:b w:val="0"/>
+          <w:bCs w:val="0"/>
+        </w:rPr>
+        <w:t xml:space="preserve">or 98.33% </w:t>
+      </w:r>
+      <w:r>
+        <w:rPr>
+          <w:b w:val="0"/>
+          <w:bCs w:val="0"/>
+        </w:rPr>
+        <w:t>Confidence Intervals</w:t>
+      </w:r>
+      <w:r>
+        <w:rPr>
+          <w:b w:val="0"/>
+          <w:bCs w:val="0"/>
+        </w:rPr>
+        <w:t xml:space="preserve"> depending on the use of Bonferroni corrections</w:t>
+      </w:r>
+      <w:r>
+        <w:rPr>
+          <w:b w:val="0"/>
+          <w:bCs w:val="0"/>
+        </w:rPr>
+        <w:t>.</w:t>
       </w:r>
     </w:p>
     <w:p>
